--- a/documentation/03 Backend/Backend Server.docx
+++ b/documentation/03 Backend/Backend Server.docx
@@ -80,7 +80,7 @@
           <w:left w:w="10" w:type="dxa"/>
           <w:right w:w="10" w:type="dxa"/>
         </w:tblCellMar>
-        <w:tblLook w:val="0000" w:firstRow="0" w:lastRow="0" w:firstColumn="0" w:lastColumn="0" w:noHBand="0" w:noVBand="0"/>
+        <w:tblLook w:val="04A0" w:firstRow="1" w:lastRow="0" w:firstColumn="1" w:lastColumn="0" w:noHBand="0" w:noVBand="1"/>
       </w:tblPr>
       <w:tblGrid>
         <w:gridCol w:w="2600"/>
@@ -289,7 +289,7 @@
                 <w:sz w:val="20"/>
                 <w:szCs w:val="20"/>
               </w:rPr>
-              <w:t>20 October 2026</w:t>
+              <w:t>23 October 2026</w:t>
             </w:r>
           </w:p>
         </w:tc>
@@ -421,7 +421,7 @@
           <w:sz w:val="20"/>
           <w:szCs w:val="20"/>
         </w:rPr>
-        <w:t>ll list of its 169 endpoints.</w:t>
+        <w:t>ll list of its 172 endpoints.</w:t>
       </w:r>
     </w:p>
     <w:p>
@@ -461,7 +461,7 @@
           <w:left w:w="10" w:type="dxa"/>
           <w:right w:w="10" w:type="dxa"/>
         </w:tblCellMar>
-        <w:tblLook w:val="0000" w:firstRow="0" w:lastRow="0" w:firstColumn="0" w:lastColumn="0" w:noHBand="0" w:noVBand="0"/>
+        <w:tblLook w:val="04A0" w:firstRow="1" w:lastRow="0" w:firstColumn="1" w:lastColumn="0" w:noHBand="0" w:noVBand="1"/>
       </w:tblPr>
       <w:tblGrid>
         <w:gridCol w:w="1300"/>
@@ -1251,14 +1251,7 @@
                 <w:sz w:val="19"/>
                 <w:szCs w:val="19"/>
               </w:rPr>
-              <w:t>Website payments list with M-Pesa receipts (GET /api/</w:t>
-            </w:r>
-            <w:r>
-              <w:rPr>
-                <w:sz w:val="19"/>
-                <w:szCs w:val="19"/>
-              </w:rPr>
-              <w:t>orders/payments, admin); receipts stored in PRODUCT_PAYMENTS.Mpesa_Receipt.</w:t>
+              <w:t>Website payments list with M-Pesa receipts (GET /api/orders/payments, admin); receipts stored in PRODUCT_PAYMENTS.Mpesa_Receipt.</w:t>
             </w:r>
           </w:p>
         </w:tc>
@@ -1326,14 +1319,14 @@
                 <w:sz w:val="19"/>
                 <w:szCs w:val="19"/>
               </w:rPr>
-              <w:t>Phone numbers confirmed by an SMS code: PhoneVerificationService, SmsSender, four /api/auth phone endpoints, Africa's Talking (Airtel numbers for now); an unconfirmed customer's first order waits for it; the admin user list shows when a number was confirme</w:t>
-            </w:r>
-            <w:r>
-              <w:rPr>
-                <w:sz w:val="19"/>
-                <w:szCs w:val="19"/>
-              </w:rPr>
-              <w:t>d.</w:t>
+              <w:t>Phone numbers confirmed by an SMS code: PhoneVerificationService, SmsSender, four /api/auth phone endpoint</w:t>
+            </w:r>
+            <w:r>
+              <w:rPr>
+                <w:sz w:val="19"/>
+                <w:szCs w:val="19"/>
+              </w:rPr>
+              <w:t>s, Africa's Talking (Airtel numbers for now); an unconfirmed customer's first order waits for it; the admin user list shows when a number was confirmed.</w:t>
             </w:r>
           </w:p>
         </w:tc>
@@ -1401,7 +1394,14 @@
                 <w:sz w:val="19"/>
                 <w:szCs w:val="19"/>
               </w:rPr>
-              <w:t>Sign-in tokens issued before the clean-up of 18 October 2026 are refused (app.auth.tokens-valid-from); error answers carry no stack traces (server.error.*).</w:t>
+              <w:t>Sign-in tokens issued before the clean-up of 18 October 2026 are refused (app.auth</w:t>
+            </w:r>
+            <w:r>
+              <w:rPr>
+                <w:sz w:val="19"/>
+                <w:szCs w:val="19"/>
+              </w:rPr>
+              <w:t>.tokens-valid-from); error answers carry no stack traces (server.error.*).</w:t>
             </w:r>
           </w:p>
         </w:tc>
@@ -1469,14 +1469,75 @@
                 <w:sz w:val="19"/>
                 <w:szCs w:val="19"/>
               </w:rPr>
-              <w:t>Colour theme per account: USERS.Theme (migration 037),</w:t>
-            </w:r>
-            <w:r>
-              <w:rPr>
-                <w:sz w:val="19"/>
-                <w:szCs w:val="19"/>
-              </w:rPr>
-              <w:t xml:space="preserve"> returned at sign-in and by /api/auth/me, saved with PUT /api/auth/me/theme.</w:t>
+              <w:t>Colour theme per account: USERS.Theme (migration 037), returned at sign-in and by /api/auth/me, saved with PUT /api/auth/me/theme.</w:t>
+            </w:r>
+          </w:p>
+        </w:tc>
+      </w:tr>
+      <w:tr>
+        <w:tblPrEx>
+          <w:tblCellMar>
+            <w:top w:w="0" w:type="dxa"/>
+            <w:bottom w:w="0" w:type="dxa"/>
+          </w:tblCellMar>
+        </w:tblPrEx>
+        <w:tc>
+          <w:tcPr>
+            <w:tcW w:w="1300" w:type="dxa"/>
+            <w:tcMar>
+              <w:top w:w="50" w:type="dxa"/>
+              <w:left w:w="90" w:type="dxa"/>
+              <w:bottom w:w="50" w:type="dxa"/>
+              <w:right w:w="90" w:type="dxa"/>
+            </w:tcMar>
+          </w:tcPr>
+          <w:p>
+            <w:r>
+              <w:rPr>
+                <w:sz w:val="19"/>
+                <w:szCs w:val="19"/>
+              </w:rPr>
+              <w:t>1.1</w:t>
+            </w:r>
+          </w:p>
+        </w:tc>
+        <w:tc>
+          <w:tcPr>
+            <w:tcW w:w="1900" w:type="dxa"/>
+            <w:tcMar>
+              <w:top w:w="50" w:type="dxa"/>
+              <w:left w:w="90" w:type="dxa"/>
+              <w:bottom w:w="50" w:type="dxa"/>
+              <w:right w:w="90" w:type="dxa"/>
+            </w:tcMar>
+          </w:tcPr>
+          <w:p>
+            <w:r>
+              <w:rPr>
+                <w:sz w:val="19"/>
+                <w:szCs w:val="19"/>
+              </w:rPr>
+              <w:t>23 October 2026</w:t>
+            </w:r>
+          </w:p>
+        </w:tc>
+        <w:tc>
+          <w:tcPr>
+            <w:tcW w:w="6438" w:type="dxa"/>
+            <w:tcMar>
+              <w:top w:w="50" w:type="dxa"/>
+              <w:left w:w="90" w:type="dxa"/>
+              <w:bottom w:w="50" w:type="dxa"/>
+              <w:right w:w="90" w:type="dxa"/>
+            </w:tcMar>
+          </w:tcPr>
+          <w:p>
+            <w:r>
+              <w:rPr>
+                <w:sz w:val="19"/>
+                <w:szCs w:val="19"/>
+              </w:rPr>
+              <w:t>Order tickets (OrderTickets, migration 038), Track my order (GET /api/orders/track, open, with limits on wrong tries) and Share driver (PATCH /api/deliveries/light/{id}/share-driver); the endpoint list now also shows PUT /api/auth/me/theme.</w:t>
             </w:r>
           </w:p>
         </w:tc>
@@ -1492,7 +1553,15 @@
           <w:sz w:val="20"/>
           <w:szCs w:val="20"/>
         </w:rPr>
-        <w:t>Keep this document up to date: when a feature, setting or server changes, edit the matching section here and add a line to the table above.</w:t>
+        <w:t>Keep this docu</w:t>
+      </w:r>
+      <w:r>
+        <w:rPr>
+          <w:color w:val="5F6B66"/>
+          <w:sz w:val="20"/>
+          <w:szCs w:val="20"/>
+        </w:rPr>
+        <w:t>ment up to date: when a feature, setting or server changes, edit the matching section here and add a line to the table above.</w:t>
       </w:r>
     </w:p>
     <w:p>
@@ -1513,7 +1582,7 @@
     <w:sdt>
       <w:sdtPr>
         <w:alias w:val="Contents"/>
-        <w:id w:val="1305898653"/>
+        <w:id w:val="-253742017"/>
       </w:sdtPr>
       <w:sdtEndPr/>
       <w:sdtContent>
@@ -1540,7 +1609,7 @@
           <w:r>
             <w:fldChar w:fldCharType="separate"/>
           </w:r>
-          <w:hyperlink w:anchor="_Toc243418220" w:history="1">
+          <w:hyperlink w:anchor="_Toc243679822" w:history="1">
             <w:r>
               <w:rPr>
                 <w:rStyle w:val="Hyperlink"/>
@@ -1564,7 +1633,7 @@
               <w:rPr>
                 <w:noProof/>
               </w:rPr>
-              <w:instrText xml:space="preserve"> PAGEREF _Toc243418220 \h </w:instrText>
+              <w:instrText xml:space="preserve"> PAGEREF _Toc243679822 \h </w:instrText>
             </w:r>
             <w:r>
               <w:rPr>
@@ -1605,7 +1674,7 @@
               <w:szCs w:val="22"/>
             </w:rPr>
           </w:pPr>
-          <w:hyperlink w:anchor="_Toc243418221" w:history="1">
+          <w:hyperlink w:anchor="_Toc243679823" w:history="1">
             <w:r>
               <w:rPr>
                 <w:rStyle w:val="Hyperlink"/>
@@ -1629,7 +1698,7 @@
               <w:rPr>
                 <w:noProof/>
               </w:rPr>
-              <w:instrText xml:space="preserve"> PAGEREF _Toc243418221 \h </w:instrText>
+              <w:instrText xml:space="preserve"> PAGEREF _Toc243679823 \h </w:instrText>
             </w:r>
             <w:r>
               <w:rPr>
@@ -1670,7 +1739,7 @@
               <w:szCs w:val="22"/>
             </w:rPr>
           </w:pPr>
-          <w:hyperlink w:anchor="_Toc243418222" w:history="1">
+          <w:hyperlink w:anchor="_Toc243679824" w:history="1">
             <w:r>
               <w:rPr>
                 <w:rStyle w:val="Hyperlink"/>
@@ -1694,7 +1763,7 @@
               <w:rPr>
                 <w:noProof/>
               </w:rPr>
-              <w:instrText xml:space="preserve"> PAGEREF _Toc243418222 \h </w:instrText>
+              <w:instrText xml:space="preserve"> PAGEREF _Toc243679824 \h </w:instrText>
             </w:r>
             <w:r>
               <w:rPr>
@@ -1735,7 +1804,7 @@
               <w:szCs w:val="22"/>
             </w:rPr>
           </w:pPr>
-          <w:hyperlink w:anchor="_Toc243418223" w:history="1">
+          <w:hyperlink w:anchor="_Toc243679825" w:history="1">
             <w:r>
               <w:rPr>
                 <w:rStyle w:val="Hyperlink"/>
@@ -1759,7 +1828,7 @@
               <w:rPr>
                 <w:noProof/>
               </w:rPr>
-              <w:instrText xml:space="preserve"> PAGEREF _Toc243418223 \h </w:instrText>
+              <w:instrText xml:space="preserve"> PAGEREF _Toc243679825 \h </w:instrText>
             </w:r>
             <w:r>
               <w:rPr>
@@ -1800,7 +1869,7 @@
               <w:szCs w:val="22"/>
             </w:rPr>
           </w:pPr>
-          <w:hyperlink w:anchor="_Toc243418224" w:history="1">
+          <w:hyperlink w:anchor="_Toc243679826" w:history="1">
             <w:r>
               <w:rPr>
                 <w:rStyle w:val="Hyperlink"/>
@@ -1824,7 +1893,7 @@
               <w:rPr>
                 <w:noProof/>
               </w:rPr>
-              <w:instrText xml:space="preserve"> PAGEREF _Toc243418224 \h </w:instrText>
+              <w:instrText xml:space="preserve"> PAGEREF _Toc243679826 \h </w:instrText>
             </w:r>
             <w:r>
               <w:rPr>
@@ -1865,7 +1934,7 @@
               <w:szCs w:val="22"/>
             </w:rPr>
           </w:pPr>
-          <w:hyperlink w:anchor="_Toc243418225" w:history="1">
+          <w:hyperlink w:anchor="_Toc243679827" w:history="1">
             <w:r>
               <w:rPr>
                 <w:rStyle w:val="Hyperlink"/>
@@ -1889,7 +1958,7 @@
               <w:rPr>
                 <w:noProof/>
               </w:rPr>
-              <w:instrText xml:space="preserve"> PAGEREF _Toc243418225 \h </w:instrText>
+              <w:instrText xml:space="preserve"> PAGEREF _Toc243679827 \h </w:instrText>
             </w:r>
             <w:r>
               <w:rPr>
@@ -1930,7 +1999,7 @@
               <w:szCs w:val="22"/>
             </w:rPr>
           </w:pPr>
-          <w:hyperlink w:anchor="_Toc243418226" w:history="1">
+          <w:hyperlink w:anchor="_Toc243679828" w:history="1">
             <w:r>
               <w:rPr>
                 <w:rStyle w:val="Hyperlink"/>
@@ -1954,7 +2023,7 @@
               <w:rPr>
                 <w:noProof/>
               </w:rPr>
-              <w:instrText xml:space="preserve"> PAGEREF _Toc243418226 \h </w:instrText>
+              <w:instrText xml:space="preserve"> PAGEREF _Toc243679828 \h </w:instrText>
             </w:r>
             <w:r>
               <w:rPr>
@@ -1995,7 +2064,7 @@
               <w:szCs w:val="22"/>
             </w:rPr>
           </w:pPr>
-          <w:hyperlink w:anchor="_Toc243418227" w:history="1">
+          <w:hyperlink w:anchor="_Toc243679829" w:history="1">
             <w:r>
               <w:rPr>
                 <w:rStyle w:val="Hyperlink"/>
@@ -2019,7 +2088,7 @@
               <w:rPr>
                 <w:noProof/>
               </w:rPr>
-              <w:instrText xml:space="preserve"> PAGEREF _Toc243418227 \h </w:instrText>
+              <w:instrText xml:space="preserve"> PAGEREF _Toc243679829 \h </w:instrText>
             </w:r>
             <w:r>
               <w:rPr>
@@ -2060,7 +2129,7 @@
               <w:szCs w:val="22"/>
             </w:rPr>
           </w:pPr>
-          <w:hyperlink w:anchor="_Toc243418228" w:history="1">
+          <w:hyperlink w:anchor="_Toc243679830" w:history="1">
             <w:r>
               <w:rPr>
                 <w:rStyle w:val="Hyperlink"/>
@@ -2084,7 +2153,7 @@
               <w:rPr>
                 <w:noProof/>
               </w:rPr>
-              <w:instrText xml:space="preserve"> PAGEREF _Toc243418228 \h </w:instrText>
+              <w:instrText xml:space="preserve"> PAGEREF _Toc243679830 \h </w:instrText>
             </w:r>
             <w:r>
               <w:rPr>
@@ -2125,7 +2194,7 @@
               <w:szCs w:val="22"/>
             </w:rPr>
           </w:pPr>
-          <w:hyperlink w:anchor="_Toc243418229" w:history="1">
+          <w:hyperlink w:anchor="_Toc243679831" w:history="1">
             <w:r>
               <w:rPr>
                 <w:rStyle w:val="Hyperlink"/>
@@ -2149,7 +2218,7 @@
               <w:rPr>
                 <w:noProof/>
               </w:rPr>
-              <w:instrText xml:space="preserve"> PAGEREF _Toc243418229 \h </w:instrText>
+              <w:instrText xml:space="preserve"> PAGEREF _Toc243679831 \h </w:instrText>
             </w:r>
             <w:r>
               <w:rPr>
@@ -2190,7 +2259,7 @@
               <w:szCs w:val="22"/>
             </w:rPr>
           </w:pPr>
-          <w:hyperlink w:anchor="_Toc243418230" w:history="1">
+          <w:hyperlink w:anchor="_Toc243679832" w:history="1">
             <w:r>
               <w:rPr>
                 <w:rStyle w:val="Hyperlink"/>
@@ -2214,7 +2283,7 @@
               <w:rPr>
                 <w:noProof/>
               </w:rPr>
-              <w:instrText xml:space="preserve"> PAGEREF _Toc243418230 \h </w:instrText>
+              <w:instrText xml:space="preserve"> PAGEREF _Toc243679832 \h </w:instrText>
             </w:r>
             <w:r>
               <w:rPr>
@@ -2255,7 +2324,7 @@
               <w:szCs w:val="22"/>
             </w:rPr>
           </w:pPr>
-          <w:hyperlink w:anchor="_Toc243418231" w:history="1">
+          <w:hyperlink w:anchor="_Toc243679833" w:history="1">
             <w:r>
               <w:rPr>
                 <w:rStyle w:val="Hyperlink"/>
@@ -2279,7 +2348,7 @@
               <w:rPr>
                 <w:noProof/>
               </w:rPr>
-              <w:instrText xml:space="preserve"> PAGEREF _Toc243418231 \h </w:instrText>
+              <w:instrText xml:space="preserve"> PAGEREF _Toc243679833 \h </w:instrText>
             </w:r>
             <w:r>
               <w:rPr>
@@ -2320,7 +2389,7 @@
               <w:szCs w:val="22"/>
             </w:rPr>
           </w:pPr>
-          <w:hyperlink w:anchor="_Toc243418232" w:history="1">
+          <w:hyperlink w:anchor="_Toc243679834" w:history="1">
             <w:r>
               <w:rPr>
                 <w:rStyle w:val="Hyperlink"/>
@@ -2344,7 +2413,7 @@
               <w:rPr>
                 <w:noProof/>
               </w:rPr>
-              <w:instrText xml:space="preserve"> PAGEREF _Toc243418232 \h </w:instrText>
+              <w:instrText xml:space="preserve"> PAGEREF _Toc243679834 \h </w:instrText>
             </w:r>
             <w:r>
               <w:rPr>
@@ -2385,7 +2454,7 @@
               <w:szCs w:val="22"/>
             </w:rPr>
           </w:pPr>
-          <w:hyperlink w:anchor="_Toc243418233" w:history="1">
+          <w:hyperlink w:anchor="_Toc243679835" w:history="1">
             <w:r>
               <w:rPr>
                 <w:rStyle w:val="Hyperlink"/>
@@ -2409,7 +2478,7 @@
               <w:rPr>
                 <w:noProof/>
               </w:rPr>
-              <w:instrText xml:space="preserve"> PAGEREF _Toc243418233 \h </w:instrText>
+              <w:instrText xml:space="preserve"> PAGEREF _Toc243679835 \h </w:instrText>
             </w:r>
             <w:r>
               <w:rPr>
@@ -2450,7 +2519,7 @@
               <w:szCs w:val="22"/>
             </w:rPr>
           </w:pPr>
-          <w:hyperlink w:anchor="_Toc243418234" w:history="1">
+          <w:hyperlink w:anchor="_Toc243679836" w:history="1">
             <w:r>
               <w:rPr>
                 <w:rStyle w:val="Hyperlink"/>
@@ -2474,7 +2543,7 @@
               <w:rPr>
                 <w:noProof/>
               </w:rPr>
-              <w:instrText xml:space="preserve"> PAGEREF _Toc243418234 \h </w:instrText>
+              <w:instrText xml:space="preserve"> PAGEREF _Toc243679836 \h </w:instrText>
             </w:r>
             <w:r>
               <w:rPr>
@@ -2515,7 +2584,7 @@
               <w:szCs w:val="22"/>
             </w:rPr>
           </w:pPr>
-          <w:hyperlink w:anchor="_Toc243418235" w:history="1">
+          <w:hyperlink w:anchor="_Toc243679837" w:history="1">
             <w:r>
               <w:rPr>
                 <w:rStyle w:val="Hyperlink"/>
@@ -2539,7 +2608,7 @@
               <w:rPr>
                 <w:noProof/>
               </w:rPr>
-              <w:instrText xml:space="preserve"> PAGEREF _Toc243418235 \h </w:instrText>
+              <w:instrText xml:space="preserve"> PAGEREF _Toc243679837 \h </w:instrText>
             </w:r>
             <w:r>
               <w:rPr>
@@ -2580,7 +2649,7 @@
               <w:szCs w:val="22"/>
             </w:rPr>
           </w:pPr>
-          <w:hyperlink w:anchor="_Toc243418236" w:history="1">
+          <w:hyperlink w:anchor="_Toc243679838" w:history="1">
             <w:r>
               <w:rPr>
                 <w:rStyle w:val="Hyperlink"/>
@@ -2604,7 +2673,7 @@
               <w:rPr>
                 <w:noProof/>
               </w:rPr>
-              <w:instrText xml:space="preserve"> PAGEREF _Toc243418236 \h </w:instrText>
+              <w:instrText xml:space="preserve"> PAGEREF _Toc243679838 \h </w:instrText>
             </w:r>
             <w:r>
               <w:rPr>
@@ -2645,7 +2714,7 @@
               <w:szCs w:val="22"/>
             </w:rPr>
           </w:pPr>
-          <w:hyperlink w:anchor="_Toc243418237" w:history="1">
+          <w:hyperlink w:anchor="_Toc243679839" w:history="1">
             <w:r>
               <w:rPr>
                 <w:rStyle w:val="Hyperlink"/>
@@ -2669,7 +2738,7 @@
               <w:rPr>
                 <w:noProof/>
               </w:rPr>
-              <w:instrText xml:space="preserve"> PAGEREF _Toc243418237 \h </w:instrText>
+              <w:instrText xml:space="preserve"> PAGEREF _Toc243679839 \h </w:instrText>
             </w:r>
             <w:r>
               <w:rPr>
@@ -2710,7 +2779,7 @@
               <w:szCs w:val="22"/>
             </w:rPr>
           </w:pPr>
-          <w:hyperlink w:anchor="_Toc243418238" w:history="1">
+          <w:hyperlink w:anchor="_Toc243679840" w:history="1">
             <w:r>
               <w:rPr>
                 <w:rStyle w:val="Hyperlink"/>
@@ -2734,7 +2803,7 @@
               <w:rPr>
                 <w:noProof/>
               </w:rPr>
-              <w:instrText xml:space="preserve"> PAGEREF _Toc243418238 \h </w:instrText>
+              <w:instrText xml:space="preserve"> PAGEREF _Toc243679840 \h </w:instrText>
             </w:r>
             <w:r>
               <w:rPr>
@@ -2775,7 +2844,7 @@
               <w:szCs w:val="22"/>
             </w:rPr>
           </w:pPr>
-          <w:hyperlink w:anchor="_Toc243418239" w:history="1">
+          <w:hyperlink w:anchor="_Toc243679841" w:history="1">
             <w:r>
               <w:rPr>
                 <w:rStyle w:val="Hyperlink"/>
@@ -2799,7 +2868,7 @@
               <w:rPr>
                 <w:noProof/>
               </w:rPr>
-              <w:instrText xml:space="preserve"> PAGEREF _Toc243418239 \h </w:instrText>
+              <w:instrText xml:space="preserve"> PAGEREF _Toc243679841 \h </w:instrText>
             </w:r>
             <w:r>
               <w:rPr>
@@ -2840,7 +2909,7 @@
               <w:szCs w:val="22"/>
             </w:rPr>
           </w:pPr>
-          <w:hyperlink w:anchor="_Toc243418240" w:history="1">
+          <w:hyperlink w:anchor="_Toc243679842" w:history="1">
             <w:r>
               <w:rPr>
                 <w:rStyle w:val="Hyperlink"/>
@@ -2864,7 +2933,7 @@
               <w:rPr>
                 <w:noProof/>
               </w:rPr>
-              <w:instrText xml:space="preserve"> PAGEREF _Toc243418240 \h </w:instrText>
+              <w:instrText xml:space="preserve"> PAGEREF _Toc243679842 \h </w:instrText>
             </w:r>
             <w:r>
               <w:rPr>
@@ -2905,7 +2974,7 @@
               <w:szCs w:val="22"/>
             </w:rPr>
           </w:pPr>
-          <w:hyperlink w:anchor="_Toc243418241" w:history="1">
+          <w:hyperlink w:anchor="_Toc243679843" w:history="1">
             <w:r>
               <w:rPr>
                 <w:rStyle w:val="Hyperlink"/>
@@ -2929,7 +2998,7 @@
               <w:rPr>
                 <w:noProof/>
               </w:rPr>
-              <w:instrText xml:space="preserve"> PAGEREF _Toc243418241 \h </w:instrText>
+              <w:instrText xml:space="preserve"> PAGEREF _Toc243679843 \h </w:instrText>
             </w:r>
             <w:r>
               <w:rPr>
@@ -2970,7 +3039,7 @@
               <w:szCs w:val="22"/>
             </w:rPr>
           </w:pPr>
-          <w:hyperlink w:anchor="_Toc243418242" w:history="1">
+          <w:hyperlink w:anchor="_Toc243679844" w:history="1">
             <w:r>
               <w:rPr>
                 <w:rStyle w:val="Hyperlink"/>
@@ -2994,7 +3063,7 @@
               <w:rPr>
                 <w:noProof/>
               </w:rPr>
-              <w:instrText xml:space="preserve"> PAGEREF _Toc243418242 \h </w:instrText>
+              <w:instrText xml:space="preserve"> PAGEREF _Toc243679844 \h </w:instrText>
             </w:r>
             <w:r>
               <w:rPr>
@@ -3035,7 +3104,7 @@
               <w:szCs w:val="22"/>
             </w:rPr>
           </w:pPr>
-          <w:hyperlink w:anchor="_Toc243418243" w:history="1">
+          <w:hyperlink w:anchor="_Toc243679845" w:history="1">
             <w:r>
               <w:rPr>
                 <w:rStyle w:val="Hyperlink"/>
@@ -3059,7 +3128,7 @@
               <w:rPr>
                 <w:noProof/>
               </w:rPr>
-              <w:instrText xml:space="preserve"> PAGEREF _Toc243418243 \h </w:instrText>
+              <w:instrText xml:space="preserve"> PAGEREF _Toc243679845 \h </w:instrText>
             </w:r>
             <w:r>
               <w:rPr>
@@ -3100,7 +3169,7 @@
               <w:szCs w:val="22"/>
             </w:rPr>
           </w:pPr>
-          <w:hyperlink w:anchor="_Toc243418244" w:history="1">
+          <w:hyperlink w:anchor="_Toc243679846" w:history="1">
             <w:r>
               <w:rPr>
                 <w:rStyle w:val="Hyperlink"/>
@@ -3124,7 +3193,7 @@
               <w:rPr>
                 <w:noProof/>
               </w:rPr>
-              <w:instrText xml:space="preserve"> PAGEREF _Toc243418244 \h </w:instrText>
+              <w:instrText xml:space="preserve"> PAGEREF _Toc243679846 \h </w:instrText>
             </w:r>
             <w:r>
               <w:rPr>
@@ -3165,7 +3234,7 @@
               <w:szCs w:val="22"/>
             </w:rPr>
           </w:pPr>
-          <w:hyperlink w:anchor="_Toc243418245" w:history="1">
+          <w:hyperlink w:anchor="_Toc243679847" w:history="1">
             <w:r>
               <w:rPr>
                 <w:rStyle w:val="Hyperlink"/>
@@ -3189,7 +3258,7 @@
               <w:rPr>
                 <w:noProof/>
               </w:rPr>
-              <w:instrText xml:space="preserve"> PAGEREF _Toc243418245 \h </w:instrText>
+              <w:instrText xml:space="preserve"> PAGEREF _Toc243679847 \h </w:instrText>
             </w:r>
             <w:r>
               <w:rPr>
@@ -3230,7 +3299,7 @@
               <w:szCs w:val="22"/>
             </w:rPr>
           </w:pPr>
-          <w:hyperlink w:anchor="_Toc243418246" w:history="1">
+          <w:hyperlink w:anchor="_Toc243679848" w:history="1">
             <w:r>
               <w:rPr>
                 <w:rStyle w:val="Hyperlink"/>
@@ -3254,7 +3323,7 @@
               <w:rPr>
                 <w:noProof/>
               </w:rPr>
-              <w:instrText xml:space="preserve"> PAGEREF _Toc243418246 \h </w:instrText>
+              <w:instrText xml:space="preserve"> PAGEREF _Toc243679848 \h </w:instrText>
             </w:r>
             <w:r>
               <w:rPr>
@@ -3295,7 +3364,7 @@
               <w:szCs w:val="22"/>
             </w:rPr>
           </w:pPr>
-          <w:hyperlink w:anchor="_Toc243418247" w:history="1">
+          <w:hyperlink w:anchor="_Toc243679849" w:history="1">
             <w:r>
               <w:rPr>
                 <w:rStyle w:val="Hyperlink"/>
@@ -3319,7 +3388,7 @@
               <w:rPr>
                 <w:noProof/>
               </w:rPr>
-              <w:instrText xml:space="preserve"> PAGEREF _Toc243418247 \h </w:instrText>
+              <w:instrText xml:space="preserve"> PAGEREF _Toc243679849 \h </w:instrText>
             </w:r>
             <w:r>
               <w:rPr>
@@ -3360,7 +3429,7 @@
               <w:szCs w:val="22"/>
             </w:rPr>
           </w:pPr>
-          <w:hyperlink w:anchor="_Toc243418248" w:history="1">
+          <w:hyperlink w:anchor="_Toc243679850" w:history="1">
             <w:r>
               <w:rPr>
                 <w:rStyle w:val="Hyperlink"/>
@@ -3384,7 +3453,7 @@
               <w:rPr>
                 <w:noProof/>
               </w:rPr>
-              <w:instrText xml:space="preserve"> PAGEREF _Toc243418248 \h </w:instrText>
+              <w:instrText xml:space="preserve"> PAGEREF _Toc243679850 \h </w:instrText>
             </w:r>
             <w:r>
               <w:rPr>
@@ -3425,7 +3494,7 @@
               <w:szCs w:val="22"/>
             </w:rPr>
           </w:pPr>
-          <w:hyperlink w:anchor="_Toc243418249" w:history="1">
+          <w:hyperlink w:anchor="_Toc243679851" w:history="1">
             <w:r>
               <w:rPr>
                 <w:rStyle w:val="Hyperlink"/>
@@ -3449,7 +3518,7 @@
               <w:rPr>
                 <w:noProof/>
               </w:rPr>
-              <w:instrText xml:space="preserve"> PAGEREF _Toc243418249 \h </w:instrText>
+              <w:instrText xml:space="preserve"> PAGEREF _Toc243679851 \h </w:instrText>
             </w:r>
             <w:r>
               <w:rPr>
@@ -3490,7 +3559,7 @@
               <w:szCs w:val="22"/>
             </w:rPr>
           </w:pPr>
-          <w:hyperlink w:anchor="_Toc243418250" w:history="1">
+          <w:hyperlink w:anchor="_Toc243679852" w:history="1">
             <w:r>
               <w:rPr>
                 <w:rStyle w:val="Hyperlink"/>
@@ -3514,7 +3583,7 @@
               <w:rPr>
                 <w:noProof/>
               </w:rPr>
-              <w:instrText xml:space="preserve"> PAGEREF _Toc243418250 \h </w:instrText>
+              <w:instrText xml:space="preserve"> PAGEREF _Toc243679852 \h </w:instrText>
             </w:r>
             <w:r>
               <w:rPr>
@@ -3555,7 +3624,7 @@
               <w:szCs w:val="22"/>
             </w:rPr>
           </w:pPr>
-          <w:hyperlink w:anchor="_Toc243418251" w:history="1">
+          <w:hyperlink w:anchor="_Toc243679853" w:history="1">
             <w:r>
               <w:rPr>
                 <w:rStyle w:val="Hyperlink"/>
@@ -3579,7 +3648,7 @@
               <w:rPr>
                 <w:noProof/>
               </w:rPr>
-              <w:instrText xml:space="preserve"> PAGEREF _Toc243418251 \h </w:instrText>
+              <w:instrText xml:space="preserve"> PAGEREF _Toc243679853 \h </w:instrText>
             </w:r>
             <w:r>
               <w:rPr>
@@ -3620,7 +3689,7 @@
               <w:szCs w:val="22"/>
             </w:rPr>
           </w:pPr>
-          <w:hyperlink w:anchor="_Toc243418252" w:history="1">
+          <w:hyperlink w:anchor="_Toc243679854" w:history="1">
             <w:r>
               <w:rPr>
                 <w:rStyle w:val="Hyperlink"/>
@@ -3644,7 +3713,7 @@
               <w:rPr>
                 <w:noProof/>
               </w:rPr>
-              <w:instrText xml:space="preserve"> PAGEREF _Toc243418252 \h </w:instrText>
+              <w:instrText xml:space="preserve"> PAGEREF _Toc243679854 \h </w:instrText>
             </w:r>
             <w:r>
               <w:rPr>
@@ -3685,7 +3754,7 @@
               <w:szCs w:val="22"/>
             </w:rPr>
           </w:pPr>
-          <w:hyperlink w:anchor="_Toc243418253" w:history="1">
+          <w:hyperlink w:anchor="_Toc243679855" w:history="1">
             <w:r>
               <w:rPr>
                 <w:rStyle w:val="Hyperlink"/>
@@ -3709,7 +3778,7 @@
               <w:rPr>
                 <w:noProof/>
               </w:rPr>
-              <w:instrText xml:space="preserve"> PAGEREF _Toc243418253 \h </w:instrText>
+              <w:instrText xml:space="preserve"> PAGEREF _Toc243679855 \h </w:instrText>
             </w:r>
             <w:r>
               <w:rPr>
@@ -3750,7 +3819,7 @@
               <w:szCs w:val="22"/>
             </w:rPr>
           </w:pPr>
-          <w:hyperlink w:anchor="_Toc243418254" w:history="1">
+          <w:hyperlink w:anchor="_Toc243679856" w:history="1">
             <w:r>
               <w:rPr>
                 <w:rStyle w:val="Hyperlink"/>
@@ -3774,7 +3843,7 @@
               <w:rPr>
                 <w:noProof/>
               </w:rPr>
-              <w:instrText xml:space="preserve"> PAGEREF _Toc243418254 \h </w:instrText>
+              <w:instrText xml:space="preserve"> PAGEREF _Toc243679856 \h </w:instrText>
             </w:r>
             <w:r>
               <w:rPr>
@@ -3815,7 +3884,7 @@
               <w:szCs w:val="22"/>
             </w:rPr>
           </w:pPr>
-          <w:hyperlink w:anchor="_Toc243418255" w:history="1">
+          <w:hyperlink w:anchor="_Toc243679857" w:history="1">
             <w:r>
               <w:rPr>
                 <w:rStyle w:val="Hyperlink"/>
@@ -3839,7 +3908,7 @@
               <w:rPr>
                 <w:noProof/>
               </w:rPr>
-              <w:instrText xml:space="preserve"> PAGEREF _Toc243418255 \h </w:instrText>
+              <w:instrText xml:space="preserve"> PAGEREF _Toc243679857 \h </w:instrText>
             </w:r>
             <w:r>
               <w:rPr>
@@ -3880,7 +3949,7 @@
               <w:szCs w:val="22"/>
             </w:rPr>
           </w:pPr>
-          <w:hyperlink w:anchor="_Toc243418256" w:history="1">
+          <w:hyperlink w:anchor="_Toc243679858" w:history="1">
             <w:r>
               <w:rPr>
                 <w:rStyle w:val="Hyperlink"/>
@@ -3904,7 +3973,7 @@
               <w:rPr>
                 <w:noProof/>
               </w:rPr>
-              <w:instrText xml:space="preserve"> PAGEREF _Toc243418256 \h </w:instrText>
+              <w:instrText xml:space="preserve"> PAGEREF _Toc243679858 \h </w:instrText>
             </w:r>
             <w:r>
               <w:rPr>
@@ -3945,7 +4014,7 @@
               <w:szCs w:val="22"/>
             </w:rPr>
           </w:pPr>
-          <w:hyperlink w:anchor="_Toc243418257" w:history="1">
+          <w:hyperlink w:anchor="_Toc243679859" w:history="1">
             <w:r>
               <w:rPr>
                 <w:rStyle w:val="Hyperlink"/>
@@ -3969,7 +4038,7 @@
               <w:rPr>
                 <w:noProof/>
               </w:rPr>
-              <w:instrText xml:space="preserve"> PAGEREF _Toc243418257 \h </w:instrText>
+              <w:instrText xml:space="preserve"> PAGEREF _Toc243679859 \h </w:instrText>
             </w:r>
             <w:r>
               <w:rPr>
@@ -4010,7 +4079,7 @@
               <w:szCs w:val="22"/>
             </w:rPr>
           </w:pPr>
-          <w:hyperlink w:anchor="_Toc243418258" w:history="1">
+          <w:hyperlink w:anchor="_Toc243679860" w:history="1">
             <w:r>
               <w:rPr>
                 <w:rStyle w:val="Hyperlink"/>
@@ -4034,7 +4103,7 @@
               <w:rPr>
                 <w:noProof/>
               </w:rPr>
-              <w:instrText xml:space="preserve"> PAGEREF _Toc243418258 \h </w:instrText>
+              <w:instrText xml:space="preserve"> PAGEREF _Toc243679860 \h </w:instrText>
             </w:r>
             <w:r>
               <w:rPr>
@@ -4075,7 +4144,7 @@
               <w:szCs w:val="22"/>
             </w:rPr>
           </w:pPr>
-          <w:hyperlink w:anchor="_Toc243418259" w:history="1">
+          <w:hyperlink w:anchor="_Toc243679861" w:history="1">
             <w:r>
               <w:rPr>
                 <w:rStyle w:val="Hyperlink"/>
@@ -4099,7 +4168,7 @@
               <w:rPr>
                 <w:noProof/>
               </w:rPr>
-              <w:instrText xml:space="preserve"> PAGEREF _Toc243418259 \h </w:instrText>
+              <w:instrText xml:space="preserve"> PAGEREF _Toc243679861 \h </w:instrText>
             </w:r>
             <w:r>
               <w:rPr>
@@ -4140,7 +4209,7 @@
               <w:szCs w:val="22"/>
             </w:rPr>
           </w:pPr>
-          <w:hyperlink w:anchor="_Toc243418260" w:history="1">
+          <w:hyperlink w:anchor="_Toc243679862" w:history="1">
             <w:r>
               <w:rPr>
                 <w:rStyle w:val="Hyperlink"/>
@@ -4164,7 +4233,7 @@
               <w:rPr>
                 <w:noProof/>
               </w:rPr>
-              <w:instrText xml:space="preserve"> PAGEREF _Toc243418260 \h </w:instrText>
+              <w:instrText xml:space="preserve"> PAGEREF _Toc243679862 \h </w:instrText>
             </w:r>
             <w:r>
               <w:rPr>
@@ -4205,7 +4274,7 @@
               <w:szCs w:val="22"/>
             </w:rPr>
           </w:pPr>
-          <w:hyperlink w:anchor="_Toc243418261" w:history="1">
+          <w:hyperlink w:anchor="_Toc243679863" w:history="1">
             <w:r>
               <w:rPr>
                 <w:rStyle w:val="Hyperlink"/>
@@ -4229,7 +4298,7 @@
               <w:rPr>
                 <w:noProof/>
               </w:rPr>
-              <w:instrText xml:space="preserve"> PAGEREF _Toc243418261 \h </w:instrText>
+              <w:instrText xml:space="preserve"> PAGEREF _Toc243679863 \h </w:instrText>
             </w:r>
             <w:r>
               <w:rPr>
@@ -4270,7 +4339,7 @@
               <w:szCs w:val="22"/>
             </w:rPr>
           </w:pPr>
-          <w:hyperlink w:anchor="_Toc243418262" w:history="1">
+          <w:hyperlink w:anchor="_Toc243679864" w:history="1">
             <w:r>
               <w:rPr>
                 <w:rStyle w:val="Hyperlink"/>
@@ -4294,7 +4363,7 @@
               <w:rPr>
                 <w:noProof/>
               </w:rPr>
-              <w:instrText xml:space="preserve"> PAGEREF _Toc243418262 \h </w:instrText>
+              <w:instrText xml:space="preserve"> PAGEREF _Toc243679864 \h </w:instrText>
             </w:r>
             <w:r>
               <w:rPr>
@@ -4335,7 +4404,7 @@
               <w:szCs w:val="22"/>
             </w:rPr>
           </w:pPr>
-          <w:hyperlink w:anchor="_Toc243418263" w:history="1">
+          <w:hyperlink w:anchor="_Toc243679865" w:history="1">
             <w:r>
               <w:rPr>
                 <w:rStyle w:val="Hyperlink"/>
@@ -4359,7 +4428,7 @@
               <w:rPr>
                 <w:noProof/>
               </w:rPr>
-              <w:instrText xml:space="preserve"> PAGEREF _Toc243418263 \h </w:instrText>
+              <w:instrText xml:space="preserve"> PAGEREF _Toc243679865 \h </w:instrText>
             </w:r>
             <w:r>
               <w:rPr>
@@ -4400,7 +4469,7 @@
               <w:szCs w:val="22"/>
             </w:rPr>
           </w:pPr>
-          <w:hyperlink w:anchor="_Toc243418264" w:history="1">
+          <w:hyperlink w:anchor="_Toc243679866" w:history="1">
             <w:r>
               <w:rPr>
                 <w:rStyle w:val="Hyperlink"/>
@@ -4424,7 +4493,7 @@
               <w:rPr>
                 <w:noProof/>
               </w:rPr>
-              <w:instrText xml:space="preserve"> PAGEREF _Toc243418264 \h </w:instrText>
+              <w:instrText xml:space="preserve"> PAGEREF _Toc243679866 \h </w:instrText>
             </w:r>
             <w:r>
               <w:rPr>
@@ -4465,7 +4534,7 @@
               <w:szCs w:val="22"/>
             </w:rPr>
           </w:pPr>
-          <w:hyperlink w:anchor="_Toc243418265" w:history="1">
+          <w:hyperlink w:anchor="_Toc243679867" w:history="1">
             <w:r>
               <w:rPr>
                 <w:rStyle w:val="Hyperlink"/>
@@ -4489,7 +4558,7 @@
               <w:rPr>
                 <w:noProof/>
               </w:rPr>
-              <w:instrText xml:space="preserve"> PAGEREF _Toc243418265 \h </w:instrText>
+              <w:instrText xml:space="preserve"> PAGEREF _Toc243679867 \h </w:instrText>
             </w:r>
             <w:r>
               <w:rPr>
@@ -4530,7 +4599,7 @@
               <w:szCs w:val="22"/>
             </w:rPr>
           </w:pPr>
-          <w:hyperlink w:anchor="_Toc243418266" w:history="1">
+          <w:hyperlink w:anchor="_Toc243679868" w:history="1">
             <w:r>
               <w:rPr>
                 <w:rStyle w:val="Hyperlink"/>
@@ -4554,7 +4623,7 @@
               <w:rPr>
                 <w:noProof/>
               </w:rPr>
-              <w:instrText xml:space="preserve"> PAGEREF _Toc243418266 \h </w:instrText>
+              <w:instrText xml:space="preserve"> PAGEREF _Toc243679868 \h </w:instrText>
             </w:r>
             <w:r>
               <w:rPr>
@@ -4595,7 +4664,7 @@
               <w:szCs w:val="22"/>
             </w:rPr>
           </w:pPr>
-          <w:hyperlink w:anchor="_Toc243418267" w:history="1">
+          <w:hyperlink w:anchor="_Toc243679869" w:history="1">
             <w:r>
               <w:rPr>
                 <w:rStyle w:val="Hyperlink"/>
@@ -4619,7 +4688,7 @@
               <w:rPr>
                 <w:noProof/>
               </w:rPr>
-              <w:instrText xml:space="preserve"> PAGEREF _Toc243418267 \h </w:instrText>
+              <w:instrText xml:space="preserve"> PAGEREF _Toc243679869 \h </w:instrText>
             </w:r>
             <w:r>
               <w:rPr>
@@ -4660,7 +4729,7 @@
               <w:szCs w:val="22"/>
             </w:rPr>
           </w:pPr>
-          <w:hyperlink w:anchor="_Toc243418268" w:history="1">
+          <w:hyperlink w:anchor="_Toc243679870" w:history="1">
             <w:r>
               <w:rPr>
                 <w:rStyle w:val="Hyperlink"/>
@@ -4684,7 +4753,7 @@
               <w:rPr>
                 <w:noProof/>
               </w:rPr>
-              <w:instrText xml:space="preserve"> PAGEREF _Toc243418268 \h </w:instrText>
+              <w:instrText xml:space="preserve"> PAGEREF _Toc243679870 \h </w:instrText>
             </w:r>
             <w:r>
               <w:rPr>
@@ -4725,7 +4794,7 @@
               <w:szCs w:val="22"/>
             </w:rPr>
           </w:pPr>
-          <w:hyperlink w:anchor="_Toc243418269" w:history="1">
+          <w:hyperlink w:anchor="_Toc243679871" w:history="1">
             <w:r>
               <w:rPr>
                 <w:rStyle w:val="Hyperlink"/>
@@ -4749,7 +4818,7 @@
               <w:rPr>
                 <w:noProof/>
               </w:rPr>
-              <w:instrText xml:space="preserve"> PAGEREF _Toc243418269 \h </w:instrText>
+              <w:instrText xml:space="preserve"> PAGEREF _Toc243679871 \h </w:instrText>
             </w:r>
             <w:r>
               <w:rPr>
@@ -4790,7 +4859,7 @@
               <w:szCs w:val="22"/>
             </w:rPr>
           </w:pPr>
-          <w:hyperlink w:anchor="_Toc243418270" w:history="1">
+          <w:hyperlink w:anchor="_Toc243679872" w:history="1">
             <w:r>
               <w:rPr>
                 <w:rStyle w:val="Hyperlink"/>
@@ -4814,7 +4883,7 @@
               <w:rPr>
                 <w:noProof/>
               </w:rPr>
-              <w:instrText xml:space="preserve"> PAGEREF _Toc243418270 \h </w:instrText>
+              <w:instrText xml:space="preserve"> PAGEREF _Toc243679872 \h </w:instrText>
             </w:r>
             <w:r>
               <w:rPr>
@@ -4855,7 +4924,7 @@
               <w:szCs w:val="22"/>
             </w:rPr>
           </w:pPr>
-          <w:hyperlink w:anchor="_Toc243418271" w:history="1">
+          <w:hyperlink w:anchor="_Toc243679873" w:history="1">
             <w:r>
               <w:rPr>
                 <w:rStyle w:val="Hyperlink"/>
@@ -4879,7 +4948,7 @@
               <w:rPr>
                 <w:noProof/>
               </w:rPr>
-              <w:instrText xml:space="preserve"> PAGEREF _Toc243418271 \h </w:instrText>
+              <w:instrText xml:space="preserve"> PAGEREF _Toc243679873 \h </w:instrText>
             </w:r>
             <w:r>
               <w:rPr>
@@ -4920,7 +4989,7 @@
               <w:szCs w:val="22"/>
             </w:rPr>
           </w:pPr>
-          <w:hyperlink w:anchor="_Toc243418272" w:history="1">
+          <w:hyperlink w:anchor="_Toc243679874" w:history="1">
             <w:r>
               <w:rPr>
                 <w:rStyle w:val="Hyperlink"/>
@@ -4944,7 +5013,7 @@
               <w:rPr>
                 <w:noProof/>
               </w:rPr>
-              <w:instrText xml:space="preserve"> PAGEREF _Toc243418272 \h </w:instrText>
+              <w:instrText xml:space="preserve"> PAGEREF _Toc243679874 \h </w:instrText>
             </w:r>
             <w:r>
               <w:rPr>
@@ -4961,7 +5030,7 @@
               <w:rPr>
                 <w:noProof/>
               </w:rPr>
-              <w:t>40</w:t>
+              <w:t>41</w:t>
             </w:r>
             <w:r>
               <w:rPr>
@@ -4985,7 +5054,7 @@
               <w:szCs w:val="22"/>
             </w:rPr>
           </w:pPr>
-          <w:hyperlink w:anchor="_Toc243418273" w:history="1">
+          <w:hyperlink w:anchor="_Toc243679875" w:history="1">
             <w:r>
               <w:rPr>
                 <w:rStyle w:val="Hyperlink"/>
@@ -5009,7 +5078,7 @@
               <w:rPr>
                 <w:noProof/>
               </w:rPr>
-              <w:instrText xml:space="preserve"> PAGEREF _Toc243418273 \h </w:instrText>
+              <w:instrText xml:space="preserve"> PAGEREF _Toc243679875 \h </w:instrText>
             </w:r>
             <w:r>
               <w:rPr>
@@ -5050,7 +5119,7 @@
               <w:szCs w:val="22"/>
             </w:rPr>
           </w:pPr>
-          <w:hyperlink w:anchor="_Toc243418274" w:history="1">
+          <w:hyperlink w:anchor="_Toc243679876" w:history="1">
             <w:r>
               <w:rPr>
                 <w:rStyle w:val="Hyperlink"/>
@@ -5074,7 +5143,7 @@
               <w:rPr>
                 <w:noProof/>
               </w:rPr>
-              <w:instrText xml:space="preserve"> PAGEREF _Toc243418274 \h </w:instrText>
+              <w:instrText xml:space="preserve"> PAGEREF _Toc243679876 \h </w:instrText>
             </w:r>
             <w:r>
               <w:rPr>
@@ -5115,7 +5184,7 @@
               <w:szCs w:val="22"/>
             </w:rPr>
           </w:pPr>
-          <w:hyperlink w:anchor="_Toc243418275" w:history="1">
+          <w:hyperlink w:anchor="_Toc243679877" w:history="1">
             <w:r>
               <w:rPr>
                 <w:rStyle w:val="Hyperlink"/>
@@ -5139,7 +5208,7 @@
               <w:rPr>
                 <w:noProof/>
               </w:rPr>
-              <w:instrText xml:space="preserve"> PAGEREF _Toc243418275 \h </w:instrText>
+              <w:instrText xml:space="preserve"> PAGEREF _Toc243679877 \h </w:instrText>
             </w:r>
             <w:r>
               <w:rPr>
@@ -5180,7 +5249,7 @@
               <w:szCs w:val="22"/>
             </w:rPr>
           </w:pPr>
-          <w:hyperlink w:anchor="_Toc243418276" w:history="1">
+          <w:hyperlink w:anchor="_Toc243679878" w:history="1">
             <w:r>
               <w:rPr>
                 <w:rStyle w:val="Hyperlink"/>
@@ -5204,7 +5273,7 @@
               <w:rPr>
                 <w:noProof/>
               </w:rPr>
-              <w:instrText xml:space="preserve"> PAGEREF _Toc243418276 \h </w:instrText>
+              <w:instrText xml:space="preserve"> PAGEREF _Toc243679878 \h </w:instrText>
             </w:r>
             <w:r>
               <w:rPr>
@@ -5245,7 +5314,7 @@
               <w:szCs w:val="22"/>
             </w:rPr>
           </w:pPr>
-          <w:hyperlink w:anchor="_Toc243418277" w:history="1">
+          <w:hyperlink w:anchor="_Toc243679879" w:history="1">
             <w:r>
               <w:rPr>
                 <w:rStyle w:val="Hyperlink"/>
@@ -5269,7 +5338,7 @@
               <w:rPr>
                 <w:noProof/>
               </w:rPr>
-              <w:instrText xml:space="preserve"> PAGEREF _Toc243418277 \h </w:instrText>
+              <w:instrText xml:space="preserve"> PAGEREF _Toc243679879 \h </w:instrText>
             </w:r>
             <w:r>
               <w:rPr>
@@ -5310,7 +5379,7 @@
               <w:szCs w:val="22"/>
             </w:rPr>
           </w:pPr>
-          <w:hyperlink w:anchor="_Toc243418278" w:history="1">
+          <w:hyperlink w:anchor="_Toc243679880" w:history="1">
             <w:r>
               <w:rPr>
                 <w:rStyle w:val="Hyperlink"/>
@@ -5334,7 +5403,7 @@
               <w:rPr>
                 <w:noProof/>
               </w:rPr>
-              <w:instrText xml:space="preserve"> PAGEREF _Toc243418278 \h </w:instrText>
+              <w:instrText xml:space="preserve"> PAGEREF _Toc243679880 \h </w:instrText>
             </w:r>
             <w:r>
               <w:rPr>
@@ -5351,7 +5420,7 @@
               <w:rPr>
                 <w:noProof/>
               </w:rPr>
-              <w:t>42</w:t>
+              <w:t>43</w:t>
             </w:r>
             <w:r>
               <w:rPr>
@@ -5375,7 +5444,7 @@
               <w:szCs w:val="22"/>
             </w:rPr>
           </w:pPr>
-          <w:hyperlink w:anchor="_Toc243418279" w:history="1">
+          <w:hyperlink w:anchor="_Toc243679881" w:history="1">
             <w:r>
               <w:rPr>
                 <w:rStyle w:val="Hyperlink"/>
@@ -5399,7 +5468,7 @@
               <w:rPr>
                 <w:noProof/>
               </w:rPr>
-              <w:instrText xml:space="preserve"> PAGEREF _Toc243418279 \h </w:instrText>
+              <w:instrText xml:space="preserve"> PAGEREF _Toc243679881 \h </w:instrText>
             </w:r>
             <w:r>
               <w:rPr>
@@ -5440,7 +5509,7 @@
               <w:szCs w:val="22"/>
             </w:rPr>
           </w:pPr>
-          <w:hyperlink w:anchor="_Toc243418280" w:history="1">
+          <w:hyperlink w:anchor="_Toc243679882" w:history="1">
             <w:r>
               <w:rPr>
                 <w:rStyle w:val="Hyperlink"/>
@@ -5464,7 +5533,7 @@
               <w:rPr>
                 <w:noProof/>
               </w:rPr>
-              <w:instrText xml:space="preserve"> PAGEREF _Toc243418280 \h </w:instrText>
+              <w:instrText xml:space="preserve"> PAGEREF _Toc243679882 \h </w:instrText>
             </w:r>
             <w:r>
               <w:rPr>
@@ -5505,7 +5574,7 @@
               <w:szCs w:val="22"/>
             </w:rPr>
           </w:pPr>
-          <w:hyperlink w:anchor="_Toc243418281" w:history="1">
+          <w:hyperlink w:anchor="_Toc243679883" w:history="1">
             <w:r>
               <w:rPr>
                 <w:rStyle w:val="Hyperlink"/>
@@ -5529,7 +5598,7 @@
               <w:rPr>
                 <w:noProof/>
               </w:rPr>
-              <w:instrText xml:space="preserve"> PAGEREF _Toc243418281 \h </w:instrText>
+              <w:instrText xml:space="preserve"> PAGEREF _Toc243679883 \h </w:instrText>
             </w:r>
             <w:r>
               <w:rPr>
@@ -5546,7 +5615,7 @@
               <w:rPr>
                 <w:noProof/>
               </w:rPr>
-              <w:t>43</w:t>
+              <w:t>44</w:t>
             </w:r>
             <w:r>
               <w:rPr>
@@ -5570,7 +5639,7 @@
               <w:szCs w:val="22"/>
             </w:rPr>
           </w:pPr>
-          <w:hyperlink w:anchor="_Toc243418282" w:history="1">
+          <w:hyperlink w:anchor="_Toc243679884" w:history="1">
             <w:r>
               <w:rPr>
                 <w:rStyle w:val="Hyperlink"/>
@@ -5594,7 +5663,7 @@
               <w:rPr>
                 <w:noProof/>
               </w:rPr>
-              <w:instrText xml:space="preserve"> PAGEREF _Toc243418282 \h </w:instrText>
+              <w:instrText xml:space="preserve"> PAGEREF _Toc243679884 \h </w:instrText>
             </w:r>
             <w:r>
               <w:rPr>
@@ -5611,7 +5680,7 @@
               <w:rPr>
                 <w:noProof/>
               </w:rPr>
-              <w:t>43</w:t>
+              <w:t>44</w:t>
             </w:r>
             <w:r>
               <w:rPr>
@@ -5635,7 +5704,7 @@
               <w:szCs w:val="22"/>
             </w:rPr>
           </w:pPr>
-          <w:hyperlink w:anchor="_Toc243418283" w:history="1">
+          <w:hyperlink w:anchor="_Toc243679885" w:history="1">
             <w:r>
               <w:rPr>
                 <w:rStyle w:val="Hyperlink"/>
@@ -5659,7 +5728,7 @@
               <w:rPr>
                 <w:noProof/>
               </w:rPr>
-              <w:instrText xml:space="preserve"> PAGEREF _Toc243418283 \h </w:instrText>
+              <w:instrText xml:space="preserve"> PAGEREF _Toc243679885 \h </w:instrText>
             </w:r>
             <w:r>
               <w:rPr>
@@ -5700,7 +5769,7 @@
               <w:szCs w:val="22"/>
             </w:rPr>
           </w:pPr>
-          <w:hyperlink w:anchor="_Toc243418284" w:history="1">
+          <w:hyperlink w:anchor="_Toc243679886" w:history="1">
             <w:r>
               <w:rPr>
                 <w:rStyle w:val="Hyperlink"/>
@@ -5724,7 +5793,7 @@
               <w:rPr>
                 <w:noProof/>
               </w:rPr>
-              <w:instrText xml:space="preserve"> PAGEREF _Toc243418284 \h </w:instrText>
+              <w:instrText xml:space="preserve"> PAGEREF _Toc243679886 \h </w:instrText>
             </w:r>
             <w:r>
               <w:rPr>
@@ -5765,7 +5834,7 @@
               <w:szCs w:val="22"/>
             </w:rPr>
           </w:pPr>
-          <w:hyperlink w:anchor="_Toc243418285" w:history="1">
+          <w:hyperlink w:anchor="_Toc243679887" w:history="1">
             <w:r>
               <w:rPr>
                 <w:rStyle w:val="Hyperlink"/>
@@ -5789,7 +5858,7 @@
               <w:rPr>
                 <w:noProof/>
               </w:rPr>
-              <w:instrText xml:space="preserve"> PAGEREF _Toc243418285 \h </w:instrText>
+              <w:instrText xml:space="preserve"> PAGEREF _Toc243679887 \h </w:instrText>
             </w:r>
             <w:r>
               <w:rPr>
@@ -5830,7 +5899,7 @@
               <w:szCs w:val="22"/>
             </w:rPr>
           </w:pPr>
-          <w:hyperlink w:anchor="_Toc243418286" w:history="1">
+          <w:hyperlink w:anchor="_Toc243679888" w:history="1">
             <w:r>
               <w:rPr>
                 <w:rStyle w:val="Hyperlink"/>
@@ -5854,7 +5923,7 @@
               <w:rPr>
                 <w:noProof/>
               </w:rPr>
-              <w:instrText xml:space="preserve"> PAGEREF _Toc243418286 \h </w:instrText>
+              <w:instrText xml:space="preserve"> PAGEREF _Toc243679888 \h </w:instrText>
             </w:r>
             <w:r>
               <w:rPr>
@@ -5895,7 +5964,7 @@
               <w:szCs w:val="22"/>
             </w:rPr>
           </w:pPr>
-          <w:hyperlink w:anchor="_Toc243418287" w:history="1">
+          <w:hyperlink w:anchor="_Toc243679889" w:history="1">
             <w:r>
               <w:rPr>
                 <w:rStyle w:val="Hyperlink"/>
@@ -5919,7 +5988,7 @@
               <w:rPr>
                 <w:noProof/>
               </w:rPr>
-              <w:instrText xml:space="preserve"> PAGEREF _Toc243418287 \h </w:instrText>
+              <w:instrText xml:space="preserve"> PAGEREF _Toc243679889 \h </w:instrText>
             </w:r>
             <w:r>
               <w:rPr>
@@ -5960,7 +6029,7 @@
               <w:szCs w:val="22"/>
             </w:rPr>
           </w:pPr>
-          <w:hyperlink w:anchor="_Toc243418288" w:history="1">
+          <w:hyperlink w:anchor="_Toc243679890" w:history="1">
             <w:r>
               <w:rPr>
                 <w:rStyle w:val="Hyperlink"/>
@@ -5984,7 +6053,7 @@
               <w:rPr>
                 <w:noProof/>
               </w:rPr>
-              <w:instrText xml:space="preserve"> PAGEREF _Toc243418288 \h </w:instrText>
+              <w:instrText xml:space="preserve"> PAGEREF _Toc243679890 \h </w:instrText>
             </w:r>
             <w:r>
               <w:rPr>
@@ -6025,7 +6094,7 @@
               <w:szCs w:val="22"/>
             </w:rPr>
           </w:pPr>
-          <w:hyperlink w:anchor="_Toc243418289" w:history="1">
+          <w:hyperlink w:anchor="_Toc243679891" w:history="1">
             <w:r>
               <w:rPr>
                 <w:rStyle w:val="Hyperlink"/>
@@ -6049,7 +6118,7 @@
               <w:rPr>
                 <w:noProof/>
               </w:rPr>
-              <w:instrText xml:space="preserve"> PAGEREF _Toc243418289 \h </w:instrText>
+              <w:instrText xml:space="preserve"> PAGEREF _Toc243679891 \h </w:instrText>
             </w:r>
             <w:r>
               <w:rPr>
@@ -6092,7 +6161,7 @@
       <w:pPr>
         <w:pStyle w:val="Heading1"/>
       </w:pPr>
-      <w:bookmarkStart w:id="1" w:name="_Toc243418220"/>
+      <w:bookmarkStart w:id="1" w:name="_Toc243679822"/>
       <w:r>
         <w:lastRenderedPageBreak/>
         <w:t>1  Introduction</w:t>
@@ -6103,7 +6172,7 @@
       <w:pPr>
         <w:pStyle w:val="Heading2"/>
       </w:pPr>
-      <w:bookmarkStart w:id="2" w:name="_Toc243418221"/>
+      <w:bookmarkStart w:id="2" w:name="_Toc243679823"/>
       <w:r>
         <w:t>1.1  Purpose of this document</w:t>
       </w:r>
@@ -6114,17 +6183,17 @@
         <w:spacing w:after="120" w:line="276" w:lineRule="auto"/>
       </w:pPr>
       <w:r>
-        <w:t xml:space="preserve">The backend is the centre of the Dateroem system. Every website order, mobile-app action and desktop administration task ends up here, and this is the only part of the system that reads and writes the database </w:t>
-      </w:r>
-      <w:r>
-        <w:t>or talks to M-Pesa and the AI providers. This document explains how it is built, where each feature lives in the code, and what to change when the business needs something different.</w:t>
+        <w:t xml:space="preserve">The backend is the centre of the Dateroem system. Every website order, mobile-app action and desktop administration task ends up here, and this is the only part of the system that reads and writes the database or talks to M-Pesa and the AI providers. This </w:t>
+      </w:r>
+      <w:r>
+        <w:t>document explains how it is built, where each feature lives in the code, and what to change when the business needs something different.</w:t>
       </w:r>
     </w:p>
     <w:p>
       <w:pPr>
         <w:pStyle w:val="Heading2"/>
       </w:pPr>
-      <w:bookmarkStart w:id="3" w:name="_Toc243418222"/>
+      <w:bookmarkStart w:id="3" w:name="_Toc243679824"/>
       <w:r>
         <w:t>1.2  Related documents</w:t>
       </w:r>
@@ -6167,7 +6236,10 @@
         <w:t>M-Pesa Payments</w:t>
       </w:r>
       <w:r>
-        <w:t xml:space="preserve"> (DWS-BE-03) - STK push, Send Money (B2C), callbacks and the switch to production.</w:t>
+        <w:t xml:space="preserve"> (DWS-B</w:t>
+      </w:r>
+      <w:r>
+        <w:t>E-03) - STK push, Send Money (B2C), callbacks and the switch to production.</w:t>
       </w:r>
     </w:p>
     <w:p>
@@ -6204,14 +6276,7 @@
           <w:b/>
           <w:bCs/>
         </w:rPr>
-        <w:t xml:space="preserve">Configuration </w:t>
-      </w:r>
-      <w:r>
-        <w:rPr>
-          <w:b/>
-          <w:bCs/>
-        </w:rPr>
-        <w:t>and Secrets Reference</w:t>
+        <w:t>Configuration and Secrets Reference</w:t>
       </w:r>
       <w:r>
         <w:t xml:space="preserve"> (DWS-CFG-01) - every setting in every part of the system.</w:t>
@@ -6251,7 +6316,7 @@
       <w:pPr>
         <w:pStyle w:val="Heading1"/>
       </w:pPr>
-      <w:bookmarkStart w:id="4" w:name="_Toc243418223"/>
+      <w:bookmarkStart w:id="4" w:name="_Toc243679825"/>
       <w:r>
         <w:lastRenderedPageBreak/>
         <w:t>2  Overview</w:t>
@@ -6262,7 +6327,7 @@
       <w:pPr>
         <w:pStyle w:val="Heading2"/>
       </w:pPr>
-      <w:bookmarkStart w:id="5" w:name="_Toc243418224"/>
+      <w:bookmarkStart w:id="5" w:name="_Toc243679826"/>
       <w:r>
         <w:t>2.1  Role in the system</w:t>
       </w:r>
@@ -6273,13 +6338,13 @@
         <w:spacing w:after="120" w:line="276" w:lineRule="auto"/>
       </w:pPr>
       <w:r>
-        <w:t>The backend is a single Java service on port</w:t>
-      </w:r>
-      <w:r>
-        <w:t xml:space="preserve"> 8080. It is never called directly by a customer's browser or a phone. Three small Python servers sit in front of it, one per kind of client (the website server on 8000, the mobile server on 8001 and the admin server on 8002); they forward requests here. T</w:t>
-      </w:r>
-      <w:r>
-        <w:t>he only path that reaches the backend from the internet is the M-Pesa result callback, which the Caddy router passes through.</w:t>
+        <w:t>The backend is a single Java service on port 8080. It is never called directly by a customer's browser or a phone. Three sma</w:t>
+      </w:r>
+      <w:r>
+        <w:t>ll Python servers sit in front of it, one per kind of client (the website server on 8000, the mobile server on 8001 and the admin server on 8002); they forward requests here. The only path that reaches the backend from the internet is the M-Pesa result cal</w:t>
+      </w:r>
+      <w:r>
+        <w:t>lback, which the Caddy router passes through.</w:t>
       </w:r>
     </w:p>
     <w:p>
@@ -6352,7 +6417,7 @@
       <w:pPr>
         <w:pStyle w:val="Heading2"/>
       </w:pPr>
-      <w:bookmarkStart w:id="6" w:name="_Toc243418225"/>
+      <w:bookmarkStart w:id="6" w:name="_Toc243679827"/>
       <w:r>
         <w:lastRenderedPageBreak/>
         <w:t>2.2  Technology</w:t>
@@ -6375,7 +6440,7 @@
           <w:left w:w="10" w:type="dxa"/>
           <w:right w:w="10" w:type="dxa"/>
         </w:tblCellMar>
-        <w:tblLook w:val="0000" w:firstRow="0" w:lastRow="0" w:firstColumn="0" w:lastColumn="0" w:noHBand="0" w:noVBand="0"/>
+        <w:tblLook w:val="04A0" w:firstRow="1" w:lastRow="0" w:firstColumn="1" w:lastColumn="0" w:noHBand="0" w:noVBand="1"/>
       </w:tblPr>
       <w:tblGrid>
         <w:gridCol w:w="3066"/>
@@ -6947,7 +7012,7 @@
       <w:pPr>
         <w:pStyle w:val="Heading2"/>
       </w:pPr>
-      <w:bookmarkStart w:id="7" w:name="_Toc243418226"/>
+      <w:bookmarkStart w:id="7" w:name="_Toc243679828"/>
       <w:r>
         <w:t>2.3  Design conventions</w:t>
       </w:r>
@@ -7038,7 +7103,10 @@
         <w:t>Deleted_At</w:t>
       </w:r>
       <w:r>
-        <w:t>; deleted products, campaigns and trees can be restored from a "bin".</w:t>
+        <w:t>; d</w:t>
+      </w:r>
+      <w:r>
+        <w:t>eleted products, campaigns and trees can be restored from a "bin".</w:t>
       </w:r>
     </w:p>
     <w:p>
@@ -7102,10 +7170,10 @@
         <w:t>limit</w:t>
       </w:r>
       <w:r>
-        <w:t xml:space="preserve"> parameter of nu</w:t>
-      </w:r>
-      <w:r>
-        <w:t>ll means "all", used by the desktop app.</w:t>
+        <w:t xml:space="preserve"> parameter of null </w:t>
+      </w:r>
+      <w:r>
+        <w:t>means "all", used by the desktop app.</w:t>
       </w:r>
     </w:p>
     <w:p>
@@ -7157,10 +7225,10 @@
         <w:t>Money-safe external calls.</w:t>
       </w:r>
       <w:r>
-        <w:t xml:space="preserve"> Network ret</w:t>
-      </w:r>
-      <w:r>
-        <w:t>ries never resend a payment that may already have reached Safaricom (see External services and network resilience).</w:t>
+        <w:t xml:space="preserve"> Network retrie</w:t>
+      </w:r>
+      <w:r>
+        <w:t>s never resend a payment that may already have reached Safaricom (see External services and network resilience).</w:t>
       </w:r>
     </w:p>
     <w:p>
@@ -7177,7 +7245,7 @@
       <w:pPr>
         <w:pStyle w:val="Heading1"/>
       </w:pPr>
-      <w:bookmarkStart w:id="8" w:name="_Toc243418227"/>
+      <w:bookmarkStart w:id="8" w:name="_Toc243679829"/>
       <w:r>
         <w:lastRenderedPageBreak/>
         <w:t>3  Source code layout</w:t>
@@ -7210,7 +7278,7 @@
           <w:sz w:val="19"/>
           <w:szCs w:val="19"/>
         </w:rPr>
-        <w:t>backend/src/main/resources/</w:t>
+        <w:t>backend/src/main/resources/app</w:t>
       </w:r>
       <w:r>
         <w:rPr>
@@ -7219,7 +7287,7 @@
           <w:sz w:val="19"/>
           <w:szCs w:val="19"/>
         </w:rPr>
-        <w:t>application.properties</w:t>
+        <w:t>lication.properties</w:t>
       </w:r>
       <w:r>
         <w:t>.</w:t>
@@ -7241,7 +7309,7 @@
           <w:left w:w="10" w:type="dxa"/>
           <w:right w:w="10" w:type="dxa"/>
         </w:tblCellMar>
-        <w:tblLook w:val="0000" w:firstRow="0" w:lastRow="0" w:firstColumn="0" w:lastColumn="0" w:noHBand="0" w:noVBand="0"/>
+        <w:tblLook w:val="04A0" w:firstRow="1" w:lastRow="0" w:firstColumn="1" w:lastColumn="0" w:noHBand="0" w:noVBand="1"/>
       </w:tblPr>
       <w:tblGrid>
         <w:gridCol w:w="2753"/>
@@ -7884,7 +7952,7 @@
       <w:pPr>
         <w:pStyle w:val="Heading1"/>
       </w:pPr>
-      <w:bookmarkStart w:id="9" w:name="_Toc243418228"/>
+      <w:bookmarkStart w:id="9" w:name="_Toc243679830"/>
       <w:r>
         <w:lastRenderedPageBreak/>
         <w:t>4  Security model</w:t>
@@ -7895,7 +7963,7 @@
       <w:pPr>
         <w:pStyle w:val="Heading2"/>
       </w:pPr>
-      <w:bookmarkStart w:id="10" w:name="_Toc243418229"/>
+      <w:bookmarkStart w:id="10" w:name="_Toc243679831"/>
       <w:r>
         <w:t>4.1  Accounts and roles</w:t>
       </w:r>
@@ -7952,7 +8020,7 @@
       <w:pPr>
         <w:pStyle w:val="Heading2"/>
       </w:pPr>
-      <w:bookmarkStart w:id="11" w:name="_Toc243418230"/>
+      <w:bookmarkStart w:id="11" w:name="_Toc243679832"/>
       <w:r>
         <w:t>4.2  Sign-in tokens</w:t>
       </w:r>
@@ -8121,7 +8189,7 @@
       <w:pPr>
         <w:pStyle w:val="Heading2"/>
       </w:pPr>
-      <w:bookmarkStart w:id="12" w:name="_Toc243418231"/>
+      <w:bookmarkStart w:id="12" w:name="_Toc243679833"/>
       <w:r>
         <w:t>4.3  Approved phones (mobile app)</w:t>
       </w:r>
@@ -8132,10 +8200,10 @@
         <w:spacing w:after="120" w:line="276" w:lineRule="auto"/>
       </w:pPr>
       <w:r>
-        <w:t>Since 3 October 2026 an account can use the mobile app on one approved phone at a time, in the way a streaming service knows your devices. Copying the app to a second phone, or giving a password to someone else, i</w:t>
-      </w:r>
-      <w:r>
-        <w:t>s no longer enough to use the account from another phone: that phone waits until the SuperAdmin approves it.</w:t>
+        <w:t xml:space="preserve">Since 3 October 2026 an account can use the mobile app on one approved phone at a time, in the way a streaming service knows your devices. Copying the app to a second phone, or giving a password to someone else, is no longer enough to use the account from </w:t>
+      </w:r>
+      <w:r>
+        <w:t>another phone: that phone waits until the SuperAdmin approves it.</w:t>
       </w:r>
     </w:p>
     <w:p>
@@ -8155,10 +8223,10 @@
         <w:t>The phone's identity.</w:t>
       </w:r>
       <w:r>
-        <w:t xml:space="preserve"> On first sign-in the app creates a private key inside the phone's secure hardware (the Android Keystore, using the StrongBox </w:t>
-      </w:r>
-      <w:r>
-        <w:t xml:space="preserve">chip when the phone has one). The key cannot be copied out of the phone. The backend stores only the matching public key and its SHA-256 fingerprint in </w:t>
+        <w:t xml:space="preserve"> On first sign-in the app creates a private key inside the phone's secure hardware (the Android Keystore, using the StrongBox chip when the phone has one). The key canno</w:t>
+      </w:r>
+      <w:r>
+        <w:t xml:space="preserve">t be copied out of the phone. The backend stores only the matching public key and its SHA-256 fingerprint in </w:t>
       </w:r>
       <w:r>
         <w:rPr>
@@ -8202,10 +8270,10 @@
         <w:t>GET /api/auth/device/challenge</w:t>
       </w:r>
       <w:r>
-        <w:t>,</w:t>
-      </w:r>
-      <w:r>
-        <w:t xml:space="preserve"> valid 2 minutes, usable once), signs it with the key (ECDSA P-256 with SHA-256) and sends the signature with the username and password. </w:t>
+        <w:t>, valid 2 minutes, usable once), signs it wi</w:t>
+      </w:r>
+      <w:r>
+        <w:t xml:space="preserve">th the key (ECDSA P-256 with SHA-256) and sends the signature with the username and password. </w:t>
       </w:r>
       <w:r>
         <w:rPr>
@@ -8237,10 +8305,10 @@
         <w:t>Who is approved.</w:t>
       </w:r>
       <w:r>
-        <w:t xml:space="preserve"> An account that has never had an approved pho</w:t>
-      </w:r>
-      <w:r>
-        <w:t>ne gets its first phone approved automatically, so nobody already using the app is locked out. Any later phone is saved as waiting (</w:t>
+        <w:t xml:space="preserve"> An account that has never had an approved phone gets its first phone approved automatica</w:t>
+      </w:r>
+      <w:r>
+        <w:t>lly, so nobody already using the app is locked out. Any later phone is saved as waiting (</w:t>
       </w:r>
       <w:r>
         <w:rPr>
@@ -8268,10 +8336,10 @@
       </w:r>
       <w:r>
         <w:lastRenderedPageBreak/>
-        <w:t>desktop app (Users &gt; Phones;</w:t>
-      </w:r>
-      <w:r>
-        <w:t xml:space="preserve"> any admin could until 5 October 2026). Approving a second phone for the same account requires "replace", which blocks the old one in the same step.</w:t>
+        <w:t>desktop app (Users &gt; Phones; any admin could until 5 October 2026). App</w:t>
+      </w:r>
+      <w:r>
+        <w:t>roving a second phone for the same account requires "replace", which blocks the old one in the same step.</w:t>
       </w:r>
     </w:p>
     <w:p>
@@ -8315,10 +8383,10 @@
         <w:t>USER_DEVICES.Device_ID</w:t>
       </w:r>
       <w:r>
-        <w:t>). Webs</w:t>
-      </w:r>
-      <w:r>
-        <w:t>ite tokens have no such claim and are unaffected; desktop tokens name a computer instead (see Approved computers).</w:t>
+        <w:t>). Website tokens have no such claim and are unaff</w:t>
+      </w:r>
+      <w:r>
+        <w:t>ected; desktop tokens name a computer instead (see Approved computers).</w:t>
       </w:r>
     </w:p>
     <w:p>
@@ -8362,10 +8430,10 @@
         <w:t>security/MobileDeviceFilter.java</w:t>
       </w:r>
       <w:r>
-        <w:t xml:space="preserve"> runs before any</w:t>
-      </w:r>
-      <w:r>
-        <w:t xml:space="preserve"> controller for those calls and refuses (401) a token that names no phone, a phone that is no longer approved, or a disabled account. Blocking a phone therefore cuts it off on its very next request, not when its token expires.</w:t>
+        <w:t xml:space="preserve"> runs before any controller for those calls and refuses (40</w:t>
+      </w:r>
+      <w:r>
+        <w:t>1) a token that names no phone, a phone that is no longer approved, or a disabled account. Blocking a phone therefore cuts it off on its very next request, not when its token expires.</w:t>
       </w:r>
     </w:p>
     <w:p>
@@ -8382,17 +8450,13 @@
           <w:b/>
           <w:bCs/>
         </w:rPr>
-        <w:t>The acting user comes from th</w:t>
-      </w:r>
-      <w:r>
-        <w:rPr>
-          <w:b/>
-          <w:bCs/>
-        </w:rPr>
-        <w:t>e token.</w:t>
-      </w:r>
-      <w:r>
-        <w:t xml:space="preserve"> For mobile calls the filter replaces </w:t>
+        <w:t>The acting user comes from the token.</w:t>
+      </w:r>
+      <w:r>
+        <w:t xml:space="preserve"> For mobile calls the filter replac</w:t>
+      </w:r>
+      <w:r>
+        <w:t xml:space="preserve">es </w:t>
       </w:r>
       <w:r>
         <w:rPr>
@@ -8475,17 +8539,7 @@
           <w:sz w:val="18"/>
           <w:szCs w:val="18"/>
         </w:rPr>
-        <w:t>Figure 3: Signing in on a phone, including a phone that waits for app</w:t>
-      </w:r>
-      <w:r>
-        <w:rPr>
-          <w:i/>
-          <w:iCs/>
-          <w:color w:val="5F6B66"/>
-          <w:sz w:val="18"/>
-          <w:szCs w:val="18"/>
-        </w:rPr>
-        <w:t>roval</w:t>
+        <w:t>Figure 3: Signing in on a phone, including a phone that waits for approval</w:t>
       </w:r>
     </w:p>
     <w:p>
@@ -8541,7 +8595,10 @@
         <w:t>AdminGuard.requireSuperAdmin</w:t>
       </w:r>
       <w:r>
-        <w:t xml:space="preserve">). Each approval, rejection, block and automatic first-phone approval is written to </w:t>
+        <w:t>). Each approval, rejection, block and automatic fir</w:t>
+      </w:r>
+      <w:r>
+        <w:t xml:space="preserve">st-phone approval is written to </w:t>
       </w:r>
       <w:r>
         <w:rPr>
@@ -8587,7 +8644,10 @@
         <w:t xml:space="preserve">Where to adjust: </w:t>
       </w:r>
       <w:r>
-        <w:t xml:space="preserve">The 2-minute life of the one-time value is </w:t>
+        <w:t>The 2-minute life of the one-time value is</w:t>
+      </w:r>
+      <w:r>
+        <w:t xml:space="preserve"> </w:t>
       </w:r>
       <w:r>
         <w:rPr>
@@ -8635,10 +8695,7 @@
         <w:t>security/MobileDeviceFilter.java</w:t>
       </w:r>
       <w:r>
-        <w:t>. Turn</w:t>
-      </w:r>
-      <w:r>
-        <w:t xml:space="preserve">ing the whole check off is not a setting: remove the </w:t>
+        <w:t xml:space="preserve">. Turning the whole check off is not a setting: remove the </w:t>
       </w:r>
       <w:r>
         <w:rPr>
@@ -8647,7 +8704,16 @@
           <w:sz w:val="19"/>
           <w:szCs w:val="19"/>
         </w:rPr>
-        <w:t>X-Client</w:t>
+        <w:t>X-Clie</w:t>
+      </w:r>
+      <w:r>
+        <w:rPr>
+          <w:rFonts w:ascii="Consolas" w:eastAsia="Consolas" w:hAnsi="Consolas" w:cs="Consolas"/>
+          <w:color w:val="3B3F3D"/>
+          <w:sz w:val="19"/>
+          <w:szCs w:val="19"/>
+        </w:rPr>
+        <w:t>nt</w:t>
       </w:r>
       <w:r>
         <w:t xml:space="preserve"> header in the mobile server's </w:t>
@@ -8669,7 +8735,7 @@
       <w:pPr>
         <w:pStyle w:val="Heading2"/>
       </w:pPr>
-      <w:bookmarkStart w:id="13" w:name="_Toc243418232"/>
+      <w:bookmarkStart w:id="13" w:name="_Toc243679834"/>
       <w:r>
         <w:t>4.4  Approved computers (desktop app)</w:t>
       </w:r>
@@ -8680,10 +8746,10 @@
         <w:spacing w:after="120" w:line="276" w:lineRule="auto"/>
       </w:pPr>
       <w:r>
-        <w:t xml:space="preserve">Since 5 October 2026 the desktop app no longer has to run </w:t>
-      </w:r>
-      <w:r>
-        <w:t>on the computer the servers run on: "a standalone application that has higher privilege that can work even if the backend is not in the same machine". The same idea as approved phones keeps that safe.</w:t>
+        <w:t>Since 5 October 2026 the desktop app no longer has to run on the computer the servers run on: "a standalone applicati</w:t>
+      </w:r>
+      <w:r>
+        <w:t>on that has higher privilege that can work even if the backend is not in the same machine". The same idea as approved phones keeps that safe.</w:t>
       </w:r>
     </w:p>
     <w:p>
@@ -8703,10 +8769,10 @@
         <w:t>The computer's identity.</w:t>
       </w:r>
       <w:r>
-        <w:t xml:space="preserve"> On first sign-in the desktop a</w:t>
-      </w:r>
-      <w:r>
-        <w:t xml:space="preserve">pp has Windows create a P-256 key in its key store - in the TPM security chip when the computer has one - that can never be exported. The backend keeps only the public key and its SHA-256 fingerprint in </w:t>
+        <w:t xml:space="preserve"> On first sign-in the desktop app has Windows create a P-256 key in its key store - in the</w:t>
+      </w:r>
+      <w:r>
+        <w:t xml:space="preserve"> TPM security chip when the computer has one - that can never be exported. The backend keeps only the public key and its SHA-256 fingerprint in </w:t>
       </w:r>
       <w:r>
         <w:rPr>
@@ -8738,10 +8804,7 @@
         <w:t>Proof at sign-in.</w:t>
       </w:r>
       <w:r>
-        <w:t xml:space="preserve"> The</w:t>
-      </w:r>
-      <w:r>
-        <w:t xml:space="preserve"> app asks for a one-time value (</w:t>
+        <w:t xml:space="preserve"> The app asks for a one-time value (</w:t>
       </w:r>
       <w:r>
         <w:rPr>
@@ -8750,7 +8813,16 @@
           <w:sz w:val="19"/>
           <w:szCs w:val="19"/>
         </w:rPr>
-        <w:t>GET /api/auth/computer/challenge</w:t>
+        <w:t>GET /api/auth/computer/chal</w:t>
+      </w:r>
+      <w:r>
+        <w:rPr>
+          <w:rFonts w:ascii="Consolas" w:eastAsia="Consolas" w:hAnsi="Consolas" w:cs="Consolas"/>
+          <w:color w:val="3B3F3D"/>
+          <w:sz w:val="19"/>
+          <w:szCs w:val="19"/>
+        </w:rPr>
+        <w:t>lenge</w:t>
       </w:r>
       <w:r>
         <w:t xml:space="preserve">, 2 minutes, usable once), signs it and sends the signature with the username and password. The admin server marks the call </w:t>
@@ -8786,19 +8858,13 @@
           <w:sz w:val="19"/>
           <w:szCs w:val="19"/>
         </w:rPr>
-        <w:t>AuthService.de</w:t>
-      </w:r>
-      <w:r>
-        <w:rPr>
-          <w:rFonts w:ascii="Consolas" w:eastAsia="Consolas" w:hAnsi="Consolas" w:cs="Consolas"/>
-          <w:color w:val="3B3F3D"/>
-          <w:sz w:val="19"/>
-          <w:szCs w:val="19"/>
-        </w:rPr>
-        <w:t>sktopLogin</w:t>
-      </w:r>
-      <w:r>
-        <w:t xml:space="preserve">: the password is checked, the account must be enabled and Admin or SuperAdmin (any other role is refused before its computer is recorded), then </w:t>
+        <w:t>AuthService.desktopLogin</w:t>
+      </w:r>
+      <w:r>
+        <w:t>: the password is checked, the account must be en</w:t>
+      </w:r>
+      <w:r>
+        <w:t xml:space="preserve">abled and Admin or SuperAdmin (any other role is refused before its computer is recorded), then </w:t>
       </w:r>
       <w:r>
         <w:rPr>
@@ -8830,10 +8896,10 @@
         <w:t>Who is approved.</w:t>
       </w:r>
       <w:r>
-        <w:t xml:space="preserve"> One approved computer per account (the databas</w:t>
-      </w:r>
-      <w:r>
-        <w:t xml:space="preserve">e refuses a second). The SuperAdmin's own first computer is approved automatically, since nobody else could approve it; every other computer - an Admin's first one included - is saved as waiting and refused with </w:t>
+        <w:t xml:space="preserve"> One approved computer per account (the database refuses a second). The SuperAdmin's own first computer is</w:t>
+      </w:r>
+      <w:r>
+        <w:t xml:space="preserve"> approved automatically, since nobody else could approve it; every other computer - an Admin's first one included - is saved as waiting and refused with </w:t>
       </w:r>
       <w:r>
         <w:rPr>
@@ -8845,10 +8911,10 @@
         <w:t>COMPUTER_PENDING</w:t>
       </w:r>
       <w:r>
-        <w:t xml:space="preserve"> until the SuperAdmin approv</w:t>
-      </w:r>
-      <w:r>
-        <w:t>es it in the desktop app (Users &gt; Computers). Approving another computer for the same account needs "replace", which blocks the old one.</w:t>
+        <w:t xml:space="preserve"> until the SuperAdmin approves it in the desktop app (Users &gt; Computers). Approving ano</w:t>
+      </w:r>
+      <w:r>
+        <w:t>ther computer for the same account needs "replace", which blocks the old one.</w:t>
       </w:r>
     </w:p>
     <w:p>
@@ -8909,14 +8975,7 @@
           <w:b/>
           <w:bCs/>
         </w:rPr>
-        <w:t>Check</w:t>
-      </w:r>
-      <w:r>
-        <w:rPr>
-          <w:b/>
-          <w:bCs/>
-        </w:rPr>
-        <w:t>ed on every request.</w:t>
+        <w:t>Checked on every request.</w:t>
       </w:r>
       <w:r>
         <w:t xml:space="preserve"> </w:t>
@@ -8931,7 +8990,10 @@
         <w:t>security/DesktopClientFilter.java</w:t>
       </w:r>
       <w:r>
-        <w:t xml:space="preserve"> runs before any controller for </w:t>
+        <w:t xml:space="preserve"> runs</w:t>
+      </w:r>
+      <w:r>
+        <w:t xml:space="preserve"> before any controller for </w:t>
       </w:r>
       <w:r>
         <w:rPr>
@@ -8955,10 +9017,7 @@
         <w:t>SESSION_EXPIRED</w:t>
       </w:r>
       <w:r>
-        <w:t>), a computer that is no longer approved, a disabled account or one that is no lo</w:t>
-      </w:r>
-      <w:r>
-        <w:t>nger Admin or SuperAdmin (</w:t>
+        <w:t>), a computer that is no longer approved, a disabled account or one that is no longer Admin or SuperAdmin (</w:t>
       </w:r>
       <w:r>
         <w:rPr>
@@ -8970,7 +9029,10 @@
         <w:t>COMPUTER_REVOKED</w:t>
       </w:r>
       <w:r>
-        <w:t>). Blocking a computer cuts it off on its very next request.</w:t>
+        <w:t>). Blocking a com</w:t>
+      </w:r>
+      <w:r>
+        <w:t>puter cuts it off on its very next request.</w:t>
       </w:r>
     </w:p>
     <w:p>
@@ -9002,10 +9064,7 @@
         <w:t>X-Actor-User-Id</w:t>
       </w:r>
       <w:r>
-        <w:t xml:space="preserve"> with the user in the verified token. Before this, the desktop pat</w:t>
-      </w:r>
-      <w:r>
-        <w:t>h took whatever acting user the app sent - "Send Money" included.</w:t>
+        <w:t xml:space="preserve"> with the user in the verified token. Before this, the desktop path took whatever acting user the app sent - "Send Money" included.</w:t>
       </w:r>
     </w:p>
     <w:p>
@@ -9054,10 +9113,7 @@
         <w:t>POST /api/computers/{computerId}/revoke</w:t>
       </w:r>
       <w:r>
-        <w:t xml:space="preserve">. They answer only requests that came </w:t>
-      </w:r>
-      <w:r>
-        <w:t xml:space="preserve">through the desktop filter; admins may list, and only the SuperAdmin may approve, reject or block. Each step is written to </w:t>
+        <w:t xml:space="preserve">. They answer only requests that came through the desktop filter; admins may list, and only the SuperAdmin may approve, reject or block. Each step is written to </w:t>
       </w:r>
       <w:r>
         <w:rPr>
@@ -9099,7 +9155,15 @@
           <w:bCs/>
           <w:color w:val="8A5A2B"/>
         </w:rPr>
-        <w:t xml:space="preserve">Where to adjust: </w:t>
+        <w:t>Where to adjus</w:t>
+      </w:r>
+      <w:r>
+        <w:rPr>
+          <w:b/>
+          <w:bCs/>
+          <w:color w:val="8A5A2B"/>
+        </w:rPr>
+        <w:t xml:space="preserve">t: </w:t>
       </w:r>
       <w:r>
         <w:t xml:space="preserve">Desktop sign-in length: </w:t>
@@ -9171,20 +9235,26 @@
           <w:sz w:val="19"/>
           <w:szCs w:val="19"/>
         </w:rPr>
-        <w:t>service/ComputerService.java</w:t>
-      </w:r>
-      <w:r>
-        <w:t>. The wrong-password limit for desktop sign-in lives</w:t>
-      </w:r>
-      <w:r>
-        <w:t xml:space="preserve"> in the admin server (Admin Server document).</w:t>
+        <w:t>service/ComputerSe</w:t>
+      </w:r>
+      <w:r>
+        <w:rPr>
+          <w:rFonts w:ascii="Consolas" w:eastAsia="Consolas" w:hAnsi="Consolas" w:cs="Consolas"/>
+          <w:color w:val="3B3F3D"/>
+          <w:sz w:val="19"/>
+          <w:szCs w:val="19"/>
+        </w:rPr>
+        <w:t>rvice.java</w:t>
+      </w:r>
+      <w:r>
+        <w:t>. The wrong-password limit for desktop sign-in lives in the admin server (Admin Server document).</w:t>
       </w:r>
     </w:p>
     <w:p>
       <w:pPr>
         <w:pStyle w:val="Heading2"/>
       </w:pPr>
-      <w:bookmarkStart w:id="14" w:name="_Toc243418233"/>
+      <w:bookmarkStart w:id="14" w:name="_Toc243679835"/>
       <w:r>
         <w:t>4.5  One SuperAdmin</w:t>
       </w:r>
@@ -9195,10 +9265,10 @@
         <w:spacing w:after="120" w:line="276" w:lineRule="auto"/>
       </w:pPr>
       <w:r>
-        <w:t>"there can only be one super admin ... the one who permits phones desktops is the superadmin" - since 5 October 2026 there is exactly one SuperAdmin, and Admins keep everything else they had</w:t>
-      </w:r>
-      <w:r>
-        <w:t xml:space="preserve">. </w:t>
+        <w:t>"there can only be one super admin ... the one who permits phones desktops is the superadmin" - since 5 October 2026 there is ex</w:t>
+      </w:r>
+      <w:r>
+        <w:t xml:space="preserve">actly one SuperAdmin, and Admins keep everything else they had. </w:t>
       </w:r>
       <w:r>
         <w:rPr>
@@ -9237,7 +9307,10 @@
         <w:spacing w:after="60" w:line="264" w:lineRule="auto"/>
       </w:pPr>
       <w:r>
-        <w:t>Only the SuperAdmin can change the SuperAdmin account (403), and it can't be disabled (409) or given another role (409 - there must always be one).</w:t>
+        <w:t>Only the SuperAdmin can change the SuperAdmin account (403), and it can't be disabled (409) or given an</w:t>
+      </w:r>
+      <w:r>
+        <w:t>other role (409 - there must always be one).</w:t>
       </w:r>
     </w:p>
     <w:p>
@@ -9250,10 +9323,7 @@
         <w:spacing w:after="60" w:line="264" w:lineRule="auto"/>
       </w:pPr>
       <w:r>
-        <w:t>Only the SuperAdm</w:t>
-      </w:r>
-      <w:r>
-        <w:t>in can give the SuperAdmin role (403). Doing so hands it over: the other account becomes SuperAdmin and the giver becomes Admin in the same transaction, with an audit line.</w:t>
+        <w:t>Only the SuperAdmin can give the SuperAdmin role (403). Doing so hands it over: the other account becomes SuperAdmin and the giver becomes Admin in the same transaction, with an audit line.</w:t>
       </w:r>
     </w:p>
     <w:p>
@@ -9266,13 +9336,13 @@
         <w:spacing w:after="60" w:line="264" w:lineRule="auto"/>
       </w:pPr>
       <w:r>
-        <w:t xml:space="preserve">Only the SuperAdmin can change a username (403 otherwise) - "one might have used a </w:t>
-      </w:r>
-      <w:r>
-        <w:t>wrong username when creating". The new one follows the sign-up rule (400) and must not be taken (409), and the change is written to the audit log ("Username changed from ... to ..."). Nothing else changes: tokens, phones and computers name the user id, not</w:t>
-      </w:r>
-      <w:r>
-        <w:t xml:space="preserve"> the username.</w:t>
+        <w:t>Only the SuperAdmin c</w:t>
+      </w:r>
+      <w:r>
+        <w:t>an change a username (403 otherwise) - "one might have used a wrong username when creating". The new one follows the sign-up rule (400) and must not be taken (409), and the change is written to the audit log ("Username changed from ... to ..."). Nothing el</w:t>
+      </w:r>
+      <w:r>
+        <w:t>se changes: tokens, phones and computers name the user id, not the username.</w:t>
       </w:r>
     </w:p>
     <w:p>
@@ -9306,7 +9376,7 @@
       <w:pPr>
         <w:pStyle w:val="Heading2"/>
       </w:pPr>
-      <w:bookmarkStart w:id="15" w:name="_Toc243418234"/>
+      <w:bookmarkStart w:id="15" w:name="_Toc243679836"/>
       <w:r>
         <w:t>4.6  How a caller is identified</w:t>
       </w:r>
@@ -9341,10 +9411,10 @@
         <w:t>Authorization</w:t>
       </w:r>
       <w:r>
-        <w:t xml:space="preserve"> and validate the JWT: authentication, website orders, reviews, t</w:t>
-      </w:r>
-      <w:r>
-        <w:t>he AI chat, SMS ingest and user management.</w:t>
+        <w:t xml:space="preserve"> an</w:t>
+      </w:r>
+      <w:r>
+        <w:t>d validate the JWT: authentication, website orders, reviews, the AI chat, SMS ingest and user management.</w:t>
       </w:r>
     </w:p>
     <w:p>
@@ -9384,7 +9454,10 @@
         <w:t>Approved-computer token</w:t>
       </w:r>
       <w:r>
-        <w:t xml:space="preserve"> - every request through the admin server (see Approved computers). The acting user is the user in the token, and the account must still be Admin or SuperAdmin.</w:t>
+        <w:t xml:space="preserve"> - every </w:t>
+      </w:r>
+      <w:r>
+        <w:t>request through the admin server (see Approved computers). The acting user is the user in the token, and the account must still be Admin or SuperAdmin.</w:t>
       </w:r>
     </w:p>
     <w:p>
@@ -9416,10 +9489,10 @@
         <w:t>X-Actor-User-Id</w:t>
       </w:r>
       <w:r>
-        <w:t xml:space="preserve"> header. On mobile and desktop req</w:t>
-      </w:r>
-      <w:r>
-        <w:t>uests it is set from the verified token, whatever the app sent. The backend uses it for the audit trail and, where noted, for an admin role check.</w:t>
+        <w:t xml:space="preserve"> header. On mobile and desktop requests it </w:t>
+      </w:r>
+      <w:r>
+        <w:t>is set from the verified token, whatever the app sent. The backend uses it for the audit trail and, where noted, for an admin role check.</w:t>
       </w:r>
     </w:p>
     <w:p>
@@ -9439,10 +9512,10 @@
         <w:t>Admin enforced in the backend</w:t>
       </w:r>
       <w:r>
-        <w:t xml:space="preserve"> - retiring and bringing back products (9 October 2026), user management, phone </w:t>
-      </w:r>
-      <w:r>
-        <w:t xml:space="preserve">approval, the database browser, loans and capital changes, Pay Loan, Send Money and its confirmation, dropping orders, the refunds list, review moderation and deleting other people's expense entries. </w:t>
+        <w:t xml:space="preserve"> - retiring and bringing back products (9 October 2026), user management, phone approval,</w:t>
+      </w:r>
+      <w:r>
+        <w:t xml:space="preserve"> the database browser, loans and capital changes, Pay Loan, Send Money and its confirmation, dropping orders, the refunds list, review moderation and deleting other people's expense entries. </w:t>
       </w:r>
       <w:r>
         <w:rPr>
@@ -9452,10 +9525,10 @@
         <w:t>Marketer or admin enforced:</w:t>
       </w:r>
       <w:r>
-        <w:t xml:space="preserve"> changing the Bulk Orders pic</w:t>
-      </w:r>
-      <w:r>
-        <w:t xml:space="preserve">tures (9 October 2026, </w:t>
+        <w:t xml:space="preserve"> changing the Bulk Orders pictures (9 </w:t>
+      </w:r>
+      <w:r>
+        <w:t xml:space="preserve">October 2026, </w:t>
       </w:r>
       <w:r>
         <w:rPr>
@@ -9500,18 +9573,13 @@
           <w:bCs/>
           <w:color w:val="B3261E"/>
         </w:rPr>
-        <w:t>Secu</w:t>
-      </w:r>
-      <w:r>
-        <w:rPr>
-          <w:b/>
-          <w:bCs/>
-          <w:color w:val="B3261E"/>
-        </w:rPr>
-        <w:t xml:space="preserve">rity: </w:t>
-      </w:r>
-      <w:r>
-        <w:t>Closed on 3 October 2026 for the mobile path: the acting user on a mobile request is taken from a verified token issued to an approved phone, so a person who knows an admin's user id can no longer act as that admin through the tunnel.</w:t>
+        <w:t xml:space="preserve">Security: </w:t>
+      </w:r>
+      <w:r>
+        <w:t>Clo</w:t>
+      </w:r>
+      <w:r>
+        <w:t>sed on 3 October 2026 for the mobile path: the acting user on a mobile request is taken from a verified token issued to an approved phone, so a person who knows an admin's user id can no longer act as that admin through the tunnel.</w:t>
       </w:r>
     </w:p>
     <w:p>
@@ -9524,13 +9592,10 @@
         <w:ind w:left="160" w:right="160"/>
       </w:pPr>
       <w:r>
-        <w:t>Closed on 5 Oct</w:t>
-      </w:r>
-      <w:r>
-        <w:t>ober 2026 for the desktop path: every call through the admin server needs a token issued to an approved computer of an Admin or SuperAdmin, and the acting user is taken from it. This is what allows the admin server to be reachable from other computers once</w:t>
-      </w:r>
-      <w:r>
-        <w:t xml:space="preserve"> the servers move to a provider (see the Production Go-Live Checklist, DWS-CFG-02).</w:t>
+        <w:t>Closed on 5 October 2026 for the desktop path: every call through the admin server needs a token issued to an approved computer of an Admin or SuperAdmin, and the acting user is taken from it. This is what allows the admin server to be reachable from other</w:t>
+      </w:r>
+      <w:r>
+        <w:t xml:space="preserve"> computers once the servers move to a provider (see the Production Go-Live Checklist, DWS-CFG-02).</w:t>
       </w:r>
     </w:p>
     <w:p>
@@ -9552,10 +9617,7 @@
           <w:sz w:val="19"/>
           <w:szCs w:val="19"/>
         </w:rPr>
-        <w:t>TransactionService.handleMpesaCallback</w:t>
-      </w:r>
-      <w:r>
-        <w:t xml:space="preserve">); </w:t>
+        <w:t>TransactionService.handleMpesaC</w:t>
       </w:r>
       <w:r>
         <w:rPr>
@@ -9564,7 +9626,10 @@
           <w:sz w:val="19"/>
           <w:szCs w:val="19"/>
         </w:rPr>
-        <w:t>Order</w:t>
+        <w:t>allback</w:t>
+      </w:r>
+      <w:r>
+        <w:t xml:space="preserve">); </w:t>
       </w:r>
       <w:r>
         <w:rPr>
@@ -9573,7 +9638,7 @@
           <w:sz w:val="19"/>
           <w:szCs w:val="19"/>
         </w:rPr>
-        <w:t>Service.createOrder</w:t>
+        <w:t>OrderService.createOrder</w:t>
       </w:r>
       <w:r>
         <w:t xml:space="preserve"> refuses an empty cart and any quantity below 1 and adds up repeated products before the stock check; the mobile sign-in refuses customer accounts (</w:t>
@@ -9588,19 +9653,19 @@
         <w:t>RoleService.isStaff</w:t>
       </w:r>
       <w:r>
-        <w:t>); payout amounts must be positive whole shillings up to KES 1,000,000</w:t>
-      </w:r>
-      <w:r>
-        <w:t xml:space="preserve"> and Send Money or a loan payment to a number other than the one on file needs the SuperAdmin; a failure found by the status query cancels the order and returns its stock.</w:t>
+        <w:t>); payout amounts must be positive whole shillings up to KES 1,000,000 and Send Money or a loan payment to a number other than the one on file needs the SuperAdmin; a failure found by the status query cancels the order and returns its stock.</w:t>
       </w:r>
     </w:p>
     <w:p>
       <w:pPr>
         <w:pStyle w:val="Heading2"/>
       </w:pPr>
-      <w:bookmarkStart w:id="16" w:name="_Toc243418235"/>
-      <w:r>
-        <w:t>4.7  What is public</w:t>
+      <w:bookmarkStart w:id="16" w:name="_Toc243679837"/>
+      <w:r>
+        <w:t>4.7  What is p</w:t>
+      </w:r>
+      <w:r>
+        <w:t>ublic</w:t>
       </w:r>
       <w:bookmarkEnd w:id="16"/>
     </w:p>
@@ -9609,10 +9674,7 @@
         <w:spacing w:after="120" w:line="276" w:lineRule="auto"/>
       </w:pPr>
       <w:r>
-        <w:t>Port 8080 is never exposed directly. The Caddy router only forwa</w:t>
-      </w:r>
-      <w:r>
-        <w:t xml:space="preserve">rds </w:t>
+        <w:t xml:space="preserve">Port 8080 is never exposed directly. The Caddy router only forwards </w:t>
       </w:r>
       <w:r>
         <w:rPr>
@@ -9640,10 +9702,13 @@
       </w:r>
       <w:r>
         <w:lastRenderedPageBreak/>
-        <w:t>with "mpesa" in them) - to it, so Safaricom can deliver payment results. Everything else reaches the backen</w:t>
-      </w:r>
-      <w:r>
-        <w:t>d from the three Python servers running on the same computer. The admin server (8002) is not on the tunnel either; when it is given a public HTTPS address, the approved-computer check above is what protects it.</w:t>
+        <w:t>with "mpesa" in them) - to it, so Saf</w:t>
+      </w:r>
+      <w:r>
+        <w:t>aricom can deliver payment results. Everything else reaches the backend from the three Python servers running on the same computer. The admin server (8002) is not on the tunnel either; when it is given a public HTTPS address, the approved-computer check ab</w:t>
+      </w:r>
+      <w:r>
+        <w:t>ove is what protects it.</w:t>
       </w:r>
     </w:p>
     <w:p>
@@ -9655,7 +9720,7 @@
       <w:pPr>
         <w:pStyle w:val="Heading1"/>
       </w:pPr>
-      <w:bookmarkStart w:id="17" w:name="_Toc243418236"/>
+      <w:bookmarkStart w:id="17" w:name="_Toc243679838"/>
       <w:r>
         <w:lastRenderedPageBreak/>
         <w:t>5  Feature modules</w:t>
@@ -9674,7 +9739,7 @@
       <w:pPr>
         <w:pStyle w:val="Heading2"/>
       </w:pPr>
-      <w:bookmarkStart w:id="18" w:name="_Toc243418237"/>
+      <w:bookmarkStart w:id="18" w:name="_Toc243679839"/>
       <w:r>
         <w:t>5.1  Accounts, sign-in and users</w:t>
       </w:r>
@@ -9696,7 +9761,7 @@
           <w:left w:w="10" w:type="dxa"/>
           <w:right w:w="10" w:type="dxa"/>
         </w:tblCellMar>
-        <w:tblLook w:val="0000" w:firstRow="0" w:lastRow="0" w:firstColumn="0" w:lastColumn="0" w:noHBand="0" w:noVBand="0"/>
+        <w:tblLook w:val="04A0" w:firstRow="1" w:lastRow="0" w:firstColumn="1" w:lastColumn="0" w:noHBand="0" w:noVBand="1"/>
       </w:tblPr>
       <w:tblGrid>
         <w:gridCol w:w="2677"/>
@@ -10275,10 +10340,7 @@
         <w:t>AuthService.saveTheme</w:t>
       </w:r>
       <w:r>
-        <w:t>; anything else is refused with 400). The website, the phone app an</w:t>
-      </w:r>
-      <w:r>
-        <w:t>d the desktop app read it when they start or someone signs in - a device already open keeps its theme until then, on purpose ("no one is affected when working").</w:t>
+        <w:t>; anything else is refused with 400). The website, the phone app and the desktop app read it when they start or someone signs in - a device already open keeps its theme until then, on purpose ("no one is affected when working").</w:t>
       </w:r>
     </w:p>
     <w:p>
@@ -10291,7 +10353,10 @@
         <w:spacing w:after="60" w:line="264" w:lineRule="auto"/>
       </w:pPr>
       <w:r>
-        <w:t>Google sign-in (</w:t>
+        <w:t>Order tickets (since 23 Oct</w:t>
+      </w:r>
+      <w:r>
+        <w:t xml:space="preserve">ober 2026, migration 038): </w:t>
       </w:r>
       <w:r>
         <w:rPr>
@@ -10300,13 +10365,10 @@
           <w:sz w:val="19"/>
           <w:szCs w:val="19"/>
         </w:rPr>
-        <w:t>/api/auth/google</w:t>
-      </w:r>
-      <w:r>
-        <w:t>) verifies the Google ID token against Google's public keys (c</w:t>
-      </w:r>
-      <w:r>
-        <w:t xml:space="preserve">ached for 6 hours), checks the audience equals </w:t>
+        <w:t>ORDERS.Ticket_Code</w:t>
+      </w:r>
+      <w:r>
+        <w:t xml:space="preserve">, like DW-7K3Q9P, is drawn at random by </w:t>
       </w:r>
       <w:r>
         <w:rPr>
@@ -10315,10 +10377,13 @@
           <w:sz w:val="19"/>
           <w:szCs w:val="19"/>
         </w:rPr>
-        <w:t>app.google.client-id</w:t>
-      </w:r>
-      <w:r>
-        <w:t xml:space="preserve"> and that the email is verified. Someone new gets </w:t>
+        <w:t>OrderTickets</w:t>
+      </w:r>
+      <w:r>
+        <w:t xml:space="preserve"> when an order is made - website checkout, a light delivery or a bulk order opened by staff - and older orders get one when the backend starts. Order lists, a </w:t>
+      </w:r>
+      <w:r>
+        <w:t xml:space="preserve">trip's deliveries, the pending groups, refunds and Website Payments carry </w:t>
       </w:r>
       <w:r>
         <w:rPr>
@@ -10327,10 +10392,10 @@
           <w:sz w:val="19"/>
           <w:szCs w:val="19"/>
         </w:rPr>
-        <w:t>needsPhone</w:t>
-      </w:r>
-      <w:r>
-        <w:t xml:space="preserve"> and </w:t>
+        <w:t>ticketCode</w:t>
+      </w:r>
+      <w:r>
+        <w:t xml:space="preserve">, and the assistant names a customer's orders by it. </w:t>
       </w:r>
       <w:r>
         <w:rPr>
@@ -10339,10 +10404,13 @@
           <w:sz w:val="19"/>
           <w:szCs w:val="19"/>
         </w:rPr>
-        <w:t>needsUserName</w:t>
-      </w:r>
-      <w:r>
-        <w:t xml:space="preserve"> back; the website then sends the same token again with the phone number and a username of their choice (same rules as sign-up). The Google account id is stored in </w:t>
+        <w:t>GET /api/orders/track?ticket=&amp;phone=</w:t>
+      </w:r>
+      <w:r>
+        <w:t xml:space="preserve"> is open (no sign-in) for orders made by a Customer account: the last 3 digits of t</w:t>
+      </w:r>
+      <w:r>
+        <w:t xml:space="preserve">he account's phone must match; five wrong answers lock that ticket for 30 minutes and the endpoint answers at most 60 look-ups a minute (429). A customer's order shows the driver's first name and the number plate only when </w:t>
       </w:r>
       <w:r>
         <w:rPr>
@@ -10351,13 +10419,25 @@
           <w:sz w:val="19"/>
           <w:szCs w:val="19"/>
         </w:rPr>
-        <w:t>USERS.Google_Sub</w:t>
-      </w:r>
-      <w:r>
-        <w:t>; such an account has no password. A Google email already used by an account</w:t>
-      </w:r>
-      <w:r>
-        <w:t xml:space="preserve"> here is never joined to it automatically (409).</w:t>
+        <w:t>LIGHT_DELIVERIES.Share_Driver</w:t>
+      </w:r>
+      <w:r>
+        <w:t xml:space="preserve"> is </w:t>
+      </w:r>
+      <w:r>
+        <w:t xml:space="preserve">set; </w:t>
+      </w:r>
+      <w:r>
+        <w:rPr>
+          <w:rFonts w:ascii="Consolas" w:eastAsia="Consolas" w:hAnsi="Consolas" w:cs="Consolas"/>
+          <w:color w:val="3B3F3D"/>
+          <w:sz w:val="19"/>
+          <w:szCs w:val="19"/>
+        </w:rPr>
+        <w:t>PATCH /api/deliveries/light/{id}/share-driver</w:t>
+      </w:r>
+      <w:r>
+        <w:t xml:space="preserve"> sets it on a delivery and the orders under it (audited), an order put under a delivery follows that delivery, and an order sent back to the pool is hidden again.</w:t>
       </w:r>
     </w:p>
     <w:p>
@@ -10370,7 +10450,7 @@
         <w:spacing w:after="60" w:line="264" w:lineRule="auto"/>
       </w:pPr>
       <w:r>
-        <w:t xml:space="preserve">Phone numbers confirmed by an SMS code (since 17 October 2026, migration 036) - "one may give a phone number not theirs ... push a code to the phone number they placed so that its verified". </w:t>
+        <w:t>Google sign-in (</w:t>
       </w:r>
       <w:r>
         <w:rPr>
@@ -10379,7 +10459,13 @@
           <w:sz w:val="19"/>
           <w:szCs w:val="19"/>
         </w:rPr>
-        <w:t>PhoneVerificatio</w:t>
+        <w:t>/api/auth/google</w:t>
+      </w:r>
+      <w:r>
+        <w:t xml:space="preserve">) verifies </w:t>
+      </w:r>
+      <w:r>
+        <w:t xml:space="preserve">the Google ID token against Google's public keys (cached for 6 hours), checks the audience equals </w:t>
       </w:r>
       <w:r>
         <w:rPr>
@@ -10388,10 +10474,10 @@
           <w:sz w:val="19"/>
           <w:szCs w:val="19"/>
         </w:rPr>
-        <w:t>nService</w:t>
-      </w:r>
-      <w:r>
-        <w:t xml:space="preserve"> makes a 6-digit code (kept only as a hash), valid 10 minutes with 5 tries, and </w:t>
+        <w:t>app.google.client-id</w:t>
+      </w:r>
+      <w:r>
+        <w:t xml:space="preserve"> and that the email is verified. Someone new gets </w:t>
       </w:r>
       <w:r>
         <w:rPr>
@@ -10400,10 +10486,10 @@
           <w:sz w:val="19"/>
           <w:szCs w:val="19"/>
         </w:rPr>
-        <w:t>SmsSender</w:t>
-      </w:r>
-      <w:r>
-        <w:t xml:space="preserve"> sends it through Africa's Talking. At sign-up a right code (</w:t>
+        <w:t>needsPhone</w:t>
+      </w:r>
+      <w:r>
+        <w:t xml:space="preserve"> and </w:t>
       </w:r>
       <w:r>
         <w:rPr>
@@ -10412,10 +10498,13 @@
           <w:sz w:val="19"/>
           <w:szCs w:val="19"/>
         </w:rPr>
-        <w:t>/api/auth/phone/verify</w:t>
-      </w:r>
-      <w:r>
-        <w:t xml:space="preserve">) returns a one-time proof, valid 30 minutes, that </w:t>
+        <w:t>needsUserName</w:t>
+      </w:r>
+      <w:r>
+        <w:t xml:space="preserve"> back; the website then sends the same token again with the </w:t>
+      </w:r>
+      <w:r>
+        <w:t xml:space="preserve">phone number and a username of their choice (same rules as sign-up). The Google account id is stored in </w:t>
       </w:r>
       <w:r>
         <w:rPr>
@@ -10424,55 +10513,11 @@
           <w:sz w:val="19"/>
           <w:szCs w:val="19"/>
         </w:rPr>
-        <w:t>/api/auth/register</w:t>
-      </w:r>
-      <w:r>
-        <w:t xml:space="preserve"> and </w:t>
-      </w:r>
-      <w:r>
-        <w:rPr>
-          <w:rFonts w:ascii="Consolas" w:eastAsia="Consolas" w:hAnsi="Consolas" w:cs="Consolas"/>
-          <w:color w:val="3B3F3D"/>
-          <w:sz w:val="19"/>
-          <w:szCs w:val="19"/>
-        </w:rPr>
-        <w:t>/a</w:t>
-      </w:r>
-      <w:r>
-        <w:rPr>
-          <w:rFonts w:ascii="Consolas" w:eastAsia="Consolas" w:hAnsi="Consolas" w:cs="Consolas"/>
-          <w:color w:val="3B3F3D"/>
-          <w:sz w:val="19"/>
-          <w:szCs w:val="19"/>
-        </w:rPr>
-        <w:t>pi/auth/google</w:t>
-      </w:r>
-      <w:r>
-        <w:t xml:space="preserve"> must carry; the account is then saved with </w:t>
-      </w:r>
-      <w:r>
-        <w:rPr>
-          <w:rFonts w:ascii="Consolas" w:eastAsia="Consolas" w:hAnsi="Consolas" w:cs="Consolas"/>
-          <w:color w:val="3B3F3D"/>
-          <w:sz w:val="19"/>
-          <w:szCs w:val="19"/>
-        </w:rPr>
-        <w:t>Phone_Verified_At</w:t>
-      </w:r>
-      <w:r>
-        <w:t>. A signed-in customer (</w:t>
-      </w:r>
-      <w:r>
-        <w:rPr>
-          <w:rFonts w:ascii="Consolas" w:eastAsia="Consolas" w:hAnsi="Consolas" w:cs="Consolas"/>
-          <w:color w:val="3B3F3D"/>
-          <w:sz w:val="19"/>
-          <w:szCs w:val="19"/>
-        </w:rPr>
-        <w:t>/api/auth/me/phone/...</w:t>
-      </w:r>
-      <w:r>
-        <w:t>) confirms their number once, and it becomes the account's number (audit log PHONE_VERIFIED).</w:t>
+        <w:lastRenderedPageBreak/>
+        <w:t>USERS.Google_Sub</w:t>
+      </w:r>
+      <w:r>
+        <w:t>; such an account has no password. A Google email already used by an account here is never joined to it automatically (409).</w:t>
       </w:r>
     </w:p>
     <w:p>
@@ -10485,10 +10530,10 @@
         <w:spacing w:after="60" w:line="264" w:lineRule="auto"/>
       </w:pPr>
       <w:r>
-        <w:t>Who is asked: Customer accounts, when SMS</w:t>
-      </w:r>
-      <w:r>
-        <w:t xml:space="preserve"> is set up (</w:t>
+        <w:t>Phone numbe</w:t>
+      </w:r>
+      <w:r>
+        <w:t xml:space="preserve">rs confirmed by an SMS code (since 17 October 2026, migration 036) - "one may give a phone number not theirs ... push a code to the phone number they placed so that its verified". </w:t>
       </w:r>
       <w:r>
         <w:rPr>
@@ -10497,10 +10542,13 @@
           <w:sz w:val="19"/>
           <w:szCs w:val="19"/>
         </w:rPr>
-        <w:t>app.sms.provider</w:t>
-      </w:r>
-      <w:r>
-        <w:t xml:space="preserve"> africastalking with a username and key, or test) and the number is on a network in </w:t>
+        <w:t>PhoneVerificationService</w:t>
+      </w:r>
+      <w:r>
+        <w:t xml:space="preserve"> makes a 6-digit code (kept only as a hash), valid 1</w:t>
+      </w:r>
+      <w:r>
+        <w:t xml:space="preserve">0 minutes with 5 tries, and </w:t>
       </w:r>
       <w:r>
         <w:rPr>
@@ -10509,10 +10557,10 @@
           <w:sz w:val="19"/>
           <w:szCs w:val="19"/>
         </w:rPr>
-        <w:t>app.sms.networks</w:t>
-      </w:r>
-      <w:r>
-        <w:t xml:space="preserve"> (</w:t>
+        <w:t>SmsSender</w:t>
+      </w:r>
+      <w:r>
+        <w:t xml:space="preserve"> sends it through Africa's Talking. At sign-up a right code (</w:t>
       </w:r>
       <w:r>
         <w:rPr>
@@ -10521,17 +10569,10 @@
           <w:sz w:val="19"/>
           <w:szCs w:val="19"/>
         </w:rPr>
-        <w:t>util/KenyanNetworks</w:t>
-      </w:r>
-      <w:r>
-        <w:t xml:space="preserve"> tells from </w:t>
-      </w:r>
-      <w:r>
-        <w:lastRenderedPageBreak/>
-        <w:t>the prefix; Airtel only for now, because the shared sender reaches only Airtel). Any other numb</w:t>
-      </w:r>
-      <w:r>
-        <w:t xml:space="preserve">er gets </w:t>
+        <w:t>/api/auth/phone/verify</w:t>
+      </w:r>
+      <w:r>
+        <w:t xml:space="preserve">) returns a one-time proof, valid 30 minutes, that </w:t>
       </w:r>
       <w:r>
         <w:rPr>
@@ -10540,10 +10581,10 @@
           <w:sz w:val="19"/>
           <w:szCs w:val="19"/>
         </w:rPr>
-        <w:t>{codeNeeded: false}</w:t>
-      </w:r>
-      <w:r>
-        <w:t xml:space="preserve"> and is taken as typed, as before. </w:t>
+        <w:t>/api/auth/register</w:t>
+      </w:r>
+      <w:r>
+        <w:t xml:space="preserve"> and </w:t>
       </w:r>
       <w:r>
         <w:rPr>
@@ -10552,10 +10593,10 @@
           <w:sz w:val="19"/>
           <w:szCs w:val="19"/>
         </w:rPr>
-        <w:t>OrderService.createOrder</w:t>
-      </w:r>
-      <w:r>
-        <w:t xml:space="preserve"> refuses (403) an unconfirmed customer who should have a code, so the website asks before the first order; </w:t>
+        <w:t>/api/auth/google</w:t>
+      </w:r>
+      <w:r>
+        <w:t xml:space="preserve"> must carry; the account is then saved with </w:t>
       </w:r>
       <w:r>
         <w:rPr>
@@ -10564,10 +10605,7 @@
           <w:sz w:val="19"/>
           <w:szCs w:val="19"/>
         </w:rPr>
-        <w:t>/api/auth/me</w:t>
-      </w:r>
-      <w:r>
-        <w:t xml:space="preserve"> says </w:t>
+        <w:t>Ph</w:t>
       </w:r>
       <w:r>
         <w:rPr>
@@ -10576,10 +10614,22 @@
           <w:sz w:val="19"/>
           <w:szCs w:val="19"/>
         </w:rPr>
-        <w:t>phoneCodeRequired</w:t>
-      </w:r>
-      <w:r>
-        <w:t>.</w:t>
+        <w:t>one_Verified_At</w:t>
+      </w:r>
+      <w:r>
+        <w:t>. A signed-in customer (</w:t>
+      </w:r>
+      <w:r>
+        <w:rPr>
+          <w:rFonts w:ascii="Consolas" w:eastAsia="Consolas" w:hAnsi="Consolas" w:cs="Consolas"/>
+          <w:color w:val="3B3F3D"/>
+          <w:sz w:val="19"/>
+          <w:szCs w:val="19"/>
+        </w:rPr>
+        <w:t>/api/auth/me/phone/...</w:t>
+      </w:r>
+      <w:r>
+        <w:t>) confirms their number once, and it becomes the account's number (audit log PHONE_VERIFIED).</w:t>
       </w:r>
     </w:p>
     <w:p>
@@ -10592,13 +10642,97 @@
         <w:spacing w:after="60" w:line="264" w:lineRule="auto"/>
       </w:pPr>
       <w:r>
-        <w:t>Limits: one code a minute,</w:t>
-      </w:r>
-      <w:r>
-        <w:t xml:space="preserve"> 3 per 15 minutes and 8 a day per number; 8 a day per account; 200 an hour in all. When Africa's Talking cannot send (an empty balance, a gateway error, no connection), codes pause for 10 minutes and customers carry on without one - nobody is kept from sig</w:t>
-      </w:r>
-      <w:r>
-        <w:t>ning up or paying; the log says "phone codes paused ... top up". A number Africa's Talking calls invalid is refused (400). The code is never written to the log, and numbers in the log are masked (07XX XXX 123).</w:t>
+        <w:t>Who is asked: Customer accounts, when SMS is set up (</w:t>
+      </w:r>
+      <w:r>
+        <w:rPr>
+          <w:rFonts w:ascii="Consolas" w:eastAsia="Consolas" w:hAnsi="Consolas" w:cs="Consolas"/>
+          <w:color w:val="3B3F3D"/>
+          <w:sz w:val="19"/>
+          <w:szCs w:val="19"/>
+        </w:rPr>
+        <w:t>app.sms.provider</w:t>
+      </w:r>
+      <w:r>
+        <w:t xml:space="preserve"> africastalking with a username </w:t>
+      </w:r>
+      <w:r>
+        <w:t xml:space="preserve">and key, or test) and the number is on a network in </w:t>
+      </w:r>
+      <w:r>
+        <w:rPr>
+          <w:rFonts w:ascii="Consolas" w:eastAsia="Consolas" w:hAnsi="Consolas" w:cs="Consolas"/>
+          <w:color w:val="3B3F3D"/>
+          <w:sz w:val="19"/>
+          <w:szCs w:val="19"/>
+        </w:rPr>
+        <w:t>app.sms.networks</w:t>
+      </w:r>
+      <w:r>
+        <w:t xml:space="preserve"> (</w:t>
+      </w:r>
+      <w:r>
+        <w:rPr>
+          <w:rFonts w:ascii="Consolas" w:eastAsia="Consolas" w:hAnsi="Consolas" w:cs="Consolas"/>
+          <w:color w:val="3B3F3D"/>
+          <w:sz w:val="19"/>
+          <w:szCs w:val="19"/>
+        </w:rPr>
+        <w:t>util/KenyanNetworks</w:t>
+      </w:r>
+      <w:r>
+        <w:t xml:space="preserve"> tells from the prefix; Airtel only for now, because the shared sender reaches only Airtel). Any other number gets </w:t>
+      </w:r>
+      <w:r>
+        <w:rPr>
+          <w:rFonts w:ascii="Consolas" w:eastAsia="Consolas" w:hAnsi="Consolas" w:cs="Consolas"/>
+          <w:color w:val="3B3F3D"/>
+          <w:sz w:val="19"/>
+          <w:szCs w:val="19"/>
+        </w:rPr>
+        <w:t>{codeNeeded: false}</w:t>
+      </w:r>
+      <w:r>
+        <w:t xml:space="preserve"> and is taken as typed, as before</w:t>
+      </w:r>
+      <w:r>
+        <w:t xml:space="preserve">. </w:t>
+      </w:r>
+      <w:r>
+        <w:rPr>
+          <w:rFonts w:ascii="Consolas" w:eastAsia="Consolas" w:hAnsi="Consolas" w:cs="Consolas"/>
+          <w:color w:val="3B3F3D"/>
+          <w:sz w:val="19"/>
+          <w:szCs w:val="19"/>
+        </w:rPr>
+        <w:t>OrderService.createOrder</w:t>
+      </w:r>
+      <w:r>
+        <w:t xml:space="preserve"> refuses (403) an unconfirmed customer who should have a code, so the website asks before the first order; </w:t>
+      </w:r>
+      <w:r>
+        <w:rPr>
+          <w:rFonts w:ascii="Consolas" w:eastAsia="Consolas" w:hAnsi="Consolas" w:cs="Consolas"/>
+          <w:color w:val="3B3F3D"/>
+          <w:sz w:val="19"/>
+          <w:szCs w:val="19"/>
+        </w:rPr>
+        <w:t>/api/auth/me</w:t>
+      </w:r>
+      <w:r>
+        <w:t xml:space="preserve"> says </w:t>
+      </w:r>
+      <w:r>
+        <w:rPr>
+          <w:rFonts w:ascii="Consolas" w:eastAsia="Consolas" w:hAnsi="Consolas" w:cs="Consolas"/>
+          <w:color w:val="3B3F3D"/>
+          <w:sz w:val="19"/>
+          <w:szCs w:val="19"/>
+        </w:rPr>
+        <w:t>phoneCodeRequired</w:t>
+      </w:r>
+      <w:r>
+        <w:t>.</w:t>
       </w:r>
     </w:p>
     <w:p>
@@ -10611,25 +10745,13 @@
         <w:spacing w:after="60" w:line="264" w:lineRule="auto"/>
       </w:pPr>
       <w:r>
-        <w:t>Admins create staff accounts with any role ex</w:t>
-      </w:r>
-      <w:r>
-        <w:t xml:space="preserve">cept SuperAdmin, edit them and enable or disable them (the SuperAdmin account only by the SuperAdmin - see Security model, One SuperAdmin). Exactly one account may be flagged </w:t>
-      </w:r>
-      <w:r>
-        <w:rPr>
-          <w:rFonts w:ascii="Consolas" w:eastAsia="Consolas" w:hAnsi="Consolas" w:cs="Consolas"/>
-          <w:color w:val="3B3F3D"/>
-          <w:sz w:val="19"/>
-          <w:szCs w:val="19"/>
-        </w:rPr>
-        <w:t>Can_Sync_Sms</w:t>
-      </w:r>
-      <w:r>
-        <w:t xml:space="preserve"> (the company phone) - setting it on one account clears it from the o</w:t>
-      </w:r>
-      <w:r>
-        <w:t>thers.</w:t>
+        <w:t>Limits: one code a minute, 3 per 15 minutes and 8 a day per number; 8 a day per accoun</w:t>
+      </w:r>
+      <w:r>
+        <w:t xml:space="preserve">t; 200 an hour in all. When Africa's Talking cannot send (an empty balance, a gateway error, no connection), codes pause for 10 minutes and customers carry on without one - nobody is kept from signing up or paying; the log says "phone codes paused ... top </w:t>
+      </w:r>
+      <w:r>
+        <w:t>up". A number Africa's Talking calls invalid is refused (400). The code is never written to the log, and numbers in the log are masked (07XX XXX 123).</w:t>
       </w:r>
     </w:p>
     <w:p>
@@ -10642,7 +10764,10 @@
         <w:spacing w:after="60" w:line="264" w:lineRule="auto"/>
       </w:pPr>
       <w:r>
-        <w:t xml:space="preserve">Mobile sign-in also proves which phone is used and is refused for a phone that is not approved (see Security model, Approved phones). </w:t>
+        <w:t>Admins create staff accounts with any role except SuperAdmin, edit them and enable or disable them (the S</w:t>
+      </w:r>
+      <w:r>
+        <w:t xml:space="preserve">uperAdmin account only by the SuperAdmin - see Security model, One SuperAdmin). Exactly one account may be flagged </w:t>
       </w:r>
       <w:r>
         <w:rPr>
@@ -10651,61 +10776,10 @@
           <w:sz w:val="19"/>
           <w:szCs w:val="19"/>
         </w:rPr>
-        <w:t>AuthService.login</w:t>
-      </w:r>
-      <w:r>
-        <w:t xml:space="preserve"> takes this path whenever the request carries a </w:t>
-      </w:r>
-      <w:r>
-        <w:rPr>
-          <w:rFonts w:ascii="Consolas" w:eastAsia="Consolas" w:hAnsi="Consolas" w:cs="Consolas"/>
-          <w:color w:val="3B3F3D"/>
-          <w:sz w:val="19"/>
-          <w:szCs w:val="19"/>
-        </w:rPr>
-        <w:t>device</w:t>
-      </w:r>
-      <w:r>
-        <w:t xml:space="preserve"> proof; the website sends none. Desktop sign</w:t>
-      </w:r>
-      <w:r>
-        <w:t>-ins (</w:t>
-      </w:r>
-      <w:r>
-        <w:rPr>
-          <w:rFonts w:ascii="Consolas" w:eastAsia="Consolas" w:hAnsi="Consolas" w:cs="Consolas"/>
-          <w:color w:val="3B3F3D"/>
-          <w:sz w:val="19"/>
-          <w:szCs w:val="19"/>
-        </w:rPr>
-        <w:t>X-Client: desktop</w:t>
-      </w:r>
-      <w:r>
-        <w:t xml:space="preserve">) go through </w:t>
-      </w:r>
-      <w:r>
-        <w:rPr>
-          <w:rFonts w:ascii="Consolas" w:eastAsia="Consolas" w:hAnsi="Consolas" w:cs="Consolas"/>
-          <w:color w:val="3B3F3D"/>
-          <w:sz w:val="19"/>
-          <w:szCs w:val="19"/>
-        </w:rPr>
-        <w:t>AuthService.desktopLogin</w:t>
-      </w:r>
-      <w:r>
-        <w:t xml:space="preserve"> and need a </w:t>
-      </w:r>
-      <w:r>
-        <w:rPr>
-          <w:rFonts w:ascii="Consolas" w:eastAsia="Consolas" w:hAnsi="Consolas" w:cs="Consolas"/>
-          <w:color w:val="3B3F3D"/>
-          <w:sz w:val="19"/>
-          <w:szCs w:val="19"/>
-        </w:rPr>
-        <w:t>computer</w:t>
-      </w:r>
-      <w:r>
-        <w:t xml:space="preserve"> proof (see Approved computers).</w:t>
+        <w:t>Can_Sync_Sms</w:t>
+      </w:r>
+      <w:r>
+        <w:t xml:space="preserve"> (the company phone) - setting it on one account clears it from the others.</w:t>
       </w:r>
     </w:p>
     <w:p>
@@ -10718,10 +10792,70 @@
         <w:spacing w:after="60" w:line="264" w:lineRule="auto"/>
       </w:pPr>
       <w:r>
-        <w:t>Phones: admins list every phone that has signed in (waiting ones first); the SuperAdmin approves a waiting phone (with replace when the account</w:t>
-      </w:r>
-      <w:r>
-        <w:t xml:space="preserve"> already has one), rejects a waiting phone or blocks an approved one. A blocked phone can be approved again later.</w:t>
+        <w:t>Mobile sign-in also proves which phone is used and is</w:t>
+      </w:r>
+      <w:r>
+        <w:t xml:space="preserve"> refused for a phone that is not approved (see Security model, Approved phones). </w:t>
+      </w:r>
+      <w:r>
+        <w:rPr>
+          <w:rFonts w:ascii="Consolas" w:eastAsia="Consolas" w:hAnsi="Consolas" w:cs="Consolas"/>
+          <w:color w:val="3B3F3D"/>
+          <w:sz w:val="19"/>
+          <w:szCs w:val="19"/>
+        </w:rPr>
+        <w:t>AuthService.login</w:t>
+      </w:r>
+      <w:r>
+        <w:t xml:space="preserve"> takes this path whenever the request carries a </w:t>
+      </w:r>
+      <w:r>
+        <w:rPr>
+          <w:rFonts w:ascii="Consolas" w:eastAsia="Consolas" w:hAnsi="Consolas" w:cs="Consolas"/>
+          <w:color w:val="3B3F3D"/>
+          <w:sz w:val="19"/>
+          <w:szCs w:val="19"/>
+        </w:rPr>
+        <w:t>device</w:t>
+      </w:r>
+      <w:r>
+        <w:t xml:space="preserve"> proof; the website sends none. Desktop sign-ins (</w:t>
+      </w:r>
+      <w:r>
+        <w:rPr>
+          <w:rFonts w:ascii="Consolas" w:eastAsia="Consolas" w:hAnsi="Consolas" w:cs="Consolas"/>
+          <w:color w:val="3B3F3D"/>
+          <w:sz w:val="19"/>
+          <w:szCs w:val="19"/>
+        </w:rPr>
+        <w:t>X-Client: desktop</w:t>
+      </w:r>
+      <w:r>
+        <w:t xml:space="preserve">) go through </w:t>
+      </w:r>
+      <w:r>
+        <w:rPr>
+          <w:rFonts w:ascii="Consolas" w:eastAsia="Consolas" w:hAnsi="Consolas" w:cs="Consolas"/>
+          <w:color w:val="3B3F3D"/>
+          <w:sz w:val="19"/>
+          <w:szCs w:val="19"/>
+        </w:rPr>
+        <w:t>AuthService.desktopLogin</w:t>
+      </w:r>
+      <w:r>
+        <w:t xml:space="preserve"> and need a </w:t>
+      </w:r>
+      <w:r>
+        <w:rPr>
+          <w:rFonts w:ascii="Consolas" w:eastAsia="Consolas" w:hAnsi="Consolas" w:cs="Consolas"/>
+          <w:color w:val="3B3F3D"/>
+          <w:sz w:val="19"/>
+          <w:szCs w:val="19"/>
+        </w:rPr>
+        <w:t>computer</w:t>
+      </w:r>
+      <w:r>
+        <w:t xml:space="preserve"> proof (see Approved computers).</w:t>
       </w:r>
     </w:p>
     <w:p>
@@ -10734,6 +10868,22 @@
         <w:spacing w:after="60" w:line="264" w:lineRule="auto"/>
       </w:pPr>
       <w:r>
+        <w:t>Phones: admins list every phone that has signed in (waiting ones first); the SuperAdmin approves a waiting phone (with replace when the account already has one), rejects a waiting phone or blocks an appr</w:t>
+      </w:r>
+      <w:r>
+        <w:t>oved one. A blocked phone can be approved again later.</w:t>
+      </w:r>
+    </w:p>
+    <w:p>
+      <w:pPr>
+        <w:pStyle w:val="ListParagraph"/>
+        <w:numPr>
+          <w:ilvl w:val="0"/>
+          <w:numId w:val="2"/>
+        </w:numPr>
+        <w:spacing w:after="60" w:line="264" w:lineRule="auto"/>
+      </w:pPr>
+      <w:r>
         <w:t>Computers: the same for the computers the desktop app is used on, from the desktop app only.</w:t>
       </w:r>
     </w:p>
@@ -10746,7 +10896,7 @@
       <w:pPr>
         <w:pStyle w:val="Heading2"/>
       </w:pPr>
-      <w:bookmarkStart w:id="19" w:name="_Toc243418238"/>
+      <w:bookmarkStart w:id="19" w:name="_Toc243679840"/>
       <w:r>
         <w:t>5.2  Products</w:t>
       </w:r>
@@ -10768,7 +10918,7 @@
           <w:left w:w="10" w:type="dxa"/>
           <w:right w:w="10" w:type="dxa"/>
         </w:tblCellMar>
-        <w:tblLook w:val="0000" w:firstRow="0" w:lastRow="0" w:firstColumn="0" w:lastColumn="0" w:noHBand="0" w:noVBand="0"/>
+        <w:tblLook w:val="04A0" w:firstRow="1" w:lastRow="0" w:firstColumn="1" w:lastColumn="0" w:noHBand="0" w:noVBand="1"/>
       </w:tblPr>
       <w:tblGrid>
         <w:gridCol w:w="2677"/>
@@ -11121,10 +11271,7 @@
         <w:spacing w:after="60" w:line="264" w:lineRule="auto"/>
       </w:pPr>
       <w:r>
-        <w:t>"Most ordered" c</w:t>
-      </w:r>
-      <w:r>
-        <w:t xml:space="preserve">omes from the database function </w:t>
+        <w:t xml:space="preserve">"Most ordered" comes from the database function </w:t>
       </w:r>
       <w:r>
         <w:rPr>
@@ -11149,7 +11296,10 @@
         <w:spacing w:after="60" w:line="264" w:lineRule="auto"/>
       </w:pPr>
       <w:r>
-        <w:t xml:space="preserve">Long descriptions (up to 10,000 characters) are kept exactly as typed. </w:t>
+        <w:t>Long descriptions (</w:t>
+      </w:r>
+      <w:r>
+        <w:t xml:space="preserve">up to 10,000 characters) are kept exactly as typed. </w:t>
       </w:r>
       <w:r>
         <w:rPr>
@@ -11173,10 +11323,7 @@
         <w:t>Description_Display</w:t>
       </w:r>
       <w:r>
-        <w:t>) in the background and throws it away unless every number</w:t>
-      </w:r>
-      <w:r>
-        <w:t xml:space="preserve"> and fact still matches. A sweep every 5 minutes catches anything missed.</w:t>
+        <w:t>) in the background and throws it away unless every number and fact still matches. A sweep every 5 minutes catches anything missed.</w:t>
       </w:r>
     </w:p>
     <w:p>
@@ -11195,7 +11342,16 @@
           <w:sz w:val="19"/>
           <w:szCs w:val="19"/>
         </w:rPr>
-        <w:t>Marketer_Note</w:t>
+        <w:t>M</w:t>
+      </w:r>
+      <w:r>
+        <w:rPr>
+          <w:rFonts w:ascii="Consolas" w:eastAsia="Consolas" w:hAnsi="Consolas" w:cs="Consolas"/>
+          <w:color w:val="3B3F3D"/>
+          <w:sz w:val="19"/>
+          <w:szCs w:val="19"/>
+        </w:rPr>
+        <w:t>arketer_Note</w:t>
       </w:r>
       <w:r>
         <w:t xml:space="preserve"> is the short badge shown on the product card (for example "Most ordered - only 2 left").</w:t>
@@ -11211,6 +11367,7 @@
         <w:spacing w:after="60" w:line="264" w:lineRule="auto"/>
       </w:pPr>
       <w:r>
+        <w:lastRenderedPageBreak/>
         <w:t xml:space="preserve">Retiring (since 9 October 2026, migration 033): </w:t>
       </w:r>
       <w:r>
@@ -11223,10 +11380,7 @@
         <w:t>POST /api/products/{id}/retire</w:t>
       </w:r>
       <w:r>
-        <w:t xml:space="preserve"> </w:t>
-      </w:r>
-      <w:r>
-        <w:t xml:space="preserve">and </w:t>
+        <w:t xml:space="preserve"> and </w:t>
       </w:r>
       <w:r>
         <w:rPr>
@@ -11238,7 +11392,10 @@
         <w:t>/unretire</w:t>
       </w:r>
       <w:r>
-        <w:t xml:space="preserve"> (Admin or SuperAdmin, checked here) take a product off the shop or bring it back, recorded in </w:t>
+        <w:t xml:space="preserve"> (Admin or SuperAdmin, checked here) take a product off the sh</w:t>
+      </w:r>
+      <w:r>
+        <w:t xml:space="preserve">op or bring it back, recorded in </w:t>
       </w:r>
       <w:r>
         <w:rPr>
@@ -11274,10 +11431,7 @@
         <w:t>Retired_By</w:t>
       </w:r>
       <w:r>
-        <w:t xml:space="preserve"> and the audit log. The shop's catalogue, product page, "most ordered" and checkout leave retired products out; th</w:t>
-      </w:r>
-      <w:r>
-        <w:t xml:space="preserve">e admin apps ask with </w:t>
+        <w:t xml:space="preserve"> and the audit log. The shop's catalogue, product page, "most ordered" and checkout leave retired products out; the admin apps ask with </w:t>
       </w:r>
       <w:r>
         <w:rPr>
@@ -11298,7 +11452,16 @@
           <w:sz w:val="19"/>
           <w:szCs w:val="19"/>
         </w:rPr>
-        <w:t>GET /api/products/depleted</w:t>
+        <w:t>GET /api/pro</w:t>
+      </w:r>
+      <w:r>
+        <w:rPr>
+          <w:rFonts w:ascii="Consolas" w:eastAsia="Consolas" w:hAnsi="Consolas" w:cs="Consolas"/>
+          <w:color w:val="3B3F3D"/>
+          <w:sz w:val="19"/>
+          <w:szCs w:val="19"/>
+        </w:rPr>
+        <w:t>ducts/depleted</w:t>
       </w:r>
       <w:r>
         <w:t xml:space="preserve"> lists products that have run out (stock 0 or less) and are not retired: the admins' "needs attention" list. Stock and existing orders are never touched.</w:t>
@@ -11313,13 +11476,9 @@
       <w:pPr>
         <w:pStyle w:val="Heading2"/>
       </w:pPr>
-      <w:bookmarkStart w:id="20" w:name="_Toc243418239"/>
-      <w:r>
-        <w:lastRenderedPageBreak/>
-        <w:t>5.3  Marketi</w:t>
-      </w:r>
-      <w:r>
-        <w:t>ng campaigns</w:t>
+      <w:bookmarkStart w:id="20" w:name="_Toc243679841"/>
+      <w:r>
+        <w:t>5.3  Marketing campaigns</w:t>
       </w:r>
       <w:bookmarkEnd w:id="20"/>
     </w:p>
@@ -11339,7 +11498,7 @@
           <w:left w:w="10" w:type="dxa"/>
           <w:right w:w="10" w:type="dxa"/>
         </w:tblCellMar>
-        <w:tblLook w:val="0000" w:firstRow="0" w:lastRow="0" w:firstColumn="0" w:lastColumn="0" w:noHBand="0" w:noVBand="0"/>
+        <w:tblLook w:val="04A0" w:firstRow="1" w:lastRow="0" w:firstColumn="1" w:lastColumn="0" w:noHBand="0" w:noVBand="1"/>
       </w:tblPr>
       <w:tblGrid>
         <w:gridCol w:w="2677"/>
@@ -11618,7 +11777,10 @@
         <w:t>PUT /api/marketing/campaigns/{campaignId}/products</w:t>
       </w:r>
       <w:r>
-        <w:t xml:space="preserve"> replaces the whole set of linked products in one step (body </w:t>
+        <w:t xml:space="preserve"> replaces the whole set of linked</w:t>
+      </w:r>
+      <w:r>
+        <w:t xml:space="preserve"> products in one step (body </w:t>
       </w:r>
       <w:r>
         <w:rPr>
@@ -11630,10 +11792,10 @@
         <w:t>{"productIds": [...]}</w:t>
       </w:r>
       <w:r>
-        <w:t xml:space="preserve">; an empty list removes them all). The list may name only products that exist and are not in the bin (400 otherwise); links </w:t>
-      </w:r>
-      <w:r>
-        <w:t xml:space="preserve">to products that are already in the bin are left as they are, so restoring such a product brings its campaign back. An unknown or deleted campaign gives 404. Each change writes an </w:t>
+        <w:t>; an empty list removes them all). The list may name only products that exist and are not in the bin (400 otherwise); links to products that are already in the bin are left as they are, so restoring such a p</w:t>
+      </w:r>
+      <w:r>
+        <w:t xml:space="preserve">roduct brings its campaign back. An unknown or deleted campaign gives 404. Each change writes an </w:t>
       </w:r>
       <w:r>
         <w:rPr>
@@ -11658,10 +11820,10 @@
         <w:spacing w:after="60" w:line="264" w:lineRule="auto"/>
       </w:pPr>
       <w:r>
-        <w:t>The website shows a campaign o</w:t>
-      </w:r>
-      <w:r>
-        <w:t xml:space="preserve">nly while it is running: Active, today within its dates, and with at least one linked product not in the bin. That rule lives in the website server (DWS-WEB-01) and, for the assistant, in </w:t>
+        <w:t>The website shows a campaign only while it is running: Active, today within its dates, and with at least one link</w:t>
+      </w:r>
+      <w:r>
+        <w:t xml:space="preserve">ed product not in the bin. That rule lives in the website server (DWS-WEB-01) and, for the assistant, in </w:t>
       </w:r>
       <w:r>
         <w:rPr>
@@ -11685,7 +11847,7 @@
       <w:pPr>
         <w:pStyle w:val="Heading2"/>
       </w:pPr>
-      <w:bookmarkStart w:id="21" w:name="_Toc243418240"/>
+      <w:bookmarkStart w:id="21" w:name="_Toc243679842"/>
       <w:r>
         <w:t>5.4  Orders and checkout</w:t>
       </w:r>
@@ -11707,7 +11869,7 @@
           <w:left w:w="10" w:type="dxa"/>
           <w:right w:w="10" w:type="dxa"/>
         </w:tblCellMar>
-        <w:tblLook w:val="0000" w:firstRow="0" w:lastRow="0" w:firstColumn="0" w:lastColumn="0" w:noHBand="0" w:noVBand="0"/>
+        <w:tblLook w:val="04A0" w:firstRow="1" w:lastRow="0" w:firstColumn="1" w:lastColumn="0" w:noHBand="0" w:noVBand="1"/>
       </w:tblPr>
       <w:tblGrid>
         <w:gridCol w:w="2677"/>
@@ -11974,7 +12136,10 @@
         <w:t>SELECT ... FOR UPDATE</w:t>
       </w:r>
       <w:r>
-        <w:t>) and checked against stock. A shortfall rejects the whole order with a message naming the products.</w:t>
+        <w:t>) and checked again</w:t>
+      </w:r>
+      <w:r>
+        <w:t>st stock. A shortfall rejects the whole order with a message naming the products.</w:t>
       </w:r>
     </w:p>
     <w:p>
@@ -11987,10 +12152,10 @@
         <w:spacing w:after="60" w:line="264" w:lineRule="auto"/>
       </w:pPr>
       <w:r>
-        <w:t>The order, its items, a negative stock movement and a PENDING delivery record are written. Th</w:t>
-      </w:r>
-      <w:r>
-        <w:t>e delivery estimate is 3 weeks, or 3 months if any item is larger than 500 body feet per piece.</w:t>
+        <w:t>The order, its items, a negative stock movement and a PENDING delivery record are written. The delivery estimate is 3 weeks, or 3 months if any item is larger than 500 body f</w:t>
+      </w:r>
+      <w:r>
+        <w:t>eet per piece.</w:t>
       </w:r>
     </w:p>
     <w:p>
@@ -12016,10 +12181,10 @@
         <w:spacing w:after="60" w:line="264" w:lineRule="auto"/>
       </w:pPr>
       <w:r>
-        <w:t>The payment is settled by the Safa</w:t>
-      </w:r>
-      <w:r>
-        <w:t>ricom callback or by a status query when the order page polls (at most once every 8 seconds per payment). Success marks the order PAID; failure cancels it and returns the stock.</w:t>
+        <w:t>The payment is settled by the Safaricom callback or by a status query when the order page polls (at most once every</w:t>
+      </w:r>
+      <w:r>
+        <w:t xml:space="preserve"> 8 seconds per payment). Success marks the order PAID; failure cancels it and returns the stock.</w:t>
       </w:r>
     </w:p>
     <w:p>
@@ -12032,10 +12197,7 @@
         <w:spacing w:after="60" w:line="264" w:lineRule="auto"/>
       </w:pPr>
       <w:r>
-        <w:t>The receipt (since 17 October 2026, migration 035): a callback's M-Pesa receip</w:t>
-      </w:r>
-      <w:r>
-        <w:t xml:space="preserve">t is stored in </w:t>
+        <w:t xml:space="preserve">The receipt (since 17 October 2026, migration 035): a callback's M-Pesa receipt is stored in </w:t>
       </w:r>
       <w:r>
         <w:rPr>
@@ -12047,7 +12209,10 @@
         <w:t>PRODUCT_PAYMENTS.Mpesa_Receipt</w:t>
       </w:r>
       <w:r>
-        <w:t xml:space="preserve"> (and still appended to the description); a payment settled by the status query has none, because that query returns no receipt. </w:t>
+        <w:t xml:space="preserve"> (and still appended to the descript</w:t>
+      </w:r>
+      <w:r>
+        <w:t xml:space="preserve">ion); a payment settled by the status query has none, because that query returns no receipt. </w:t>
       </w:r>
       <w:r>
         <w:rPr>
@@ -12059,10 +12224,11 @@
         <w:t>GET /api/orders/payments</w:t>
       </w:r>
       <w:r>
-        <w:t xml:space="preserve"> (admin) lists the website payments with their receipts, a</w:t>
-      </w:r>
-      <w:r>
-        <w:t>nd the pending-orders data (</w:t>
+        <w:t xml:space="preserve"> (admin) lists </w:t>
+      </w:r>
+      <w:r>
+        <w:lastRenderedPageBreak/>
+        <w:t>the website payments with their receipts, and the pending-orders data (</w:t>
       </w:r>
       <w:r>
         <w:rPr>
@@ -12074,7 +12240,10 @@
         <w:t>DeliveryService.pendingOrderGroups</w:t>
       </w:r>
       <w:r>
-        <w:t>) carries each order's receipt.</w:t>
+        <w:t>) carries each orde</w:t>
+      </w:r>
+      <w:r>
+        <w:t>r's receipt.</w:t>
       </w:r>
     </w:p>
     <w:p>
@@ -12099,10 +12268,10 @@
         <w:t>Order_ID</w:t>
       </w:r>
       <w:r>
-        <w:t xml:space="preserve">; they see their own 1st, 2nd, 3rd order number. Admins can drop an order that is not yet on a trip: the stock is returned, </w:t>
-      </w:r>
-      <w:r>
-        <w:t>the cancellation cost is kept and the refund is paid later through Send Money (category ORDER_REFUND).</w:t>
+        <w:t>; they see their own 1st, 2nd, 3rd order number. Admins can drop an order that is not yet on a trip: the stock is returned, the cancellation cost is kept and the refund is paid later through Send Money (ca</w:t>
+      </w:r>
+      <w:r>
+        <w:t>tegory ORDER_REFUND).</w:t>
       </w:r>
     </w:p>
     <w:p>
@@ -12168,16 +12337,7 @@
           <w:sz w:val="19"/>
           <w:szCs w:val="19"/>
         </w:rPr>
-        <w:t>service/</w:t>
-      </w:r>
-      <w:r>
-        <w:rPr>
-          <w:rFonts w:ascii="Consolas" w:eastAsia="Consolas" w:hAnsi="Consolas" w:cs="Consolas"/>
-          <w:color w:val="3B3F3D"/>
-          <w:sz w:val="19"/>
-          <w:szCs w:val="19"/>
-        </w:rPr>
-        <w:t>OrderService.java</w:t>
+        <w:t>service/OrderService.java</w:t>
       </w:r>
       <w:r>
         <w:t>.</w:t>
@@ -12193,7 +12353,6 @@
         <w:ind w:left="160" w:right="160"/>
       </w:pPr>
       <w:r>
-        <w:lastRenderedPageBreak/>
         <w:t xml:space="preserve">Status-query spacing: </w:t>
       </w:r>
       <w:r>
@@ -12213,7 +12372,7 @@
       <w:pPr>
         <w:pStyle w:val="Heading2"/>
       </w:pPr>
-      <w:bookmarkStart w:id="22" w:name="_Toc243418241"/>
+      <w:bookmarkStart w:id="22" w:name="_Toc243679843"/>
       <w:r>
         <w:t>5.5  Deliveries</w:t>
       </w:r>
@@ -12235,7 +12394,7 @@
           <w:left w:w="10" w:type="dxa"/>
           <w:right w:w="10" w:type="dxa"/>
         </w:tblCellMar>
-        <w:tblLook w:val="0000" w:firstRow="0" w:lastRow="0" w:firstColumn="0" w:lastColumn="0" w:noHBand="0" w:noVBand="0"/>
+        <w:tblLook w:val="04A0" w:firstRow="1" w:lastRow="0" w:firstColumn="1" w:lastColumn="0" w:noHBand="0" w:noVBand="1"/>
       </w:tblPr>
       <w:tblGrid>
         <w:gridCol w:w="2677"/>
@@ -12491,10 +12650,10 @@
         <w:t>Light deliveries</w:t>
       </w:r>
       <w:r>
-        <w:t xml:space="preserve"> carry ordinary website orders. Every order gets one at checkout. Admins see pending orders grouped per customer and delivery area, gauged LIGHT, BULK or COMBINED by size, and put a group on a trip - into a new or existing light delivery (optionally named)</w:t>
-      </w:r>
-      <w:r>
-        <w:t>, or riding along with a bulk delivery as a "side quest".</w:t>
+        <w:t xml:space="preserve"> carry ordinary website orders. Every order gets one at checkout. Admins see pending orders grouped per customer and delivery area, gauged LIGHT, BULK or COMBINED by size, and put a group on a trip - into a new or existing light delivery (o</w:t>
+      </w:r>
+      <w:r>
+        <w:t>ptionally named), or riding along with a bulk delivery as a "side quest".</w:t>
       </w:r>
     </w:p>
     <w:p>
@@ -12507,10 +12666,10 @@
         <w:spacing w:after="60" w:line="264" w:lineRule="auto"/>
       </w:pPr>
       <w:r>
-        <w:t xml:space="preserve">At hand-over the worker records "received by" and the customer's signature (stored as an image data URL). Settling a delivery closes the delivered orders and sends the rest back to the pending pool </w:t>
-      </w:r>
-      <w:r>
-        <w:t xml:space="preserve">flagged </w:t>
+        <w:t>At hand-over the worker records "received by" and the customer's signature (stored as an image data URL). Settling a delivery closes the delivered orders and sends the rest back to t</w:t>
+      </w:r>
+      <w:r>
+        <w:t xml:space="preserve">he pending pool flagged </w:t>
       </w:r>
       <w:r>
         <w:rPr>
@@ -12542,10 +12701,10 @@
         <w:t>Bulk (heavy) deliveries</w:t>
       </w:r>
       <w:r>
-        <w:t xml:space="preserve"> are negotiated mostly offline. A heavy order creates an ORDERS row and a BULK_DELIVERY row together. Production description lines (type, measurement, body feet, total, optional photo) can </w:t>
-      </w:r>
-      <w:r>
-        <w:t>be typed or read from a photo of a handwritten sheet by the AI scan. Finalizing records the hard and soft cash amounts and recalculates the trip.</w:t>
+        <w:t xml:space="preserve"> are negotiated mostly offline. A heavy order creates an ORDERS row and a BULK_DELIVERY row together. Production description lines (type, measurement, body feet, total, opti</w:t>
+      </w:r>
+      <w:r>
+        <w:t>onal photo) can be typed or read from a photo of a handwritten sheet by the AI scan. Finalizing records the hard and soft cash amounts and recalculates the trip.</w:t>
       </w:r>
     </w:p>
     <w:p>
@@ -12624,7 +12783,7 @@
       <w:pPr>
         <w:pStyle w:val="Heading2"/>
       </w:pPr>
-      <w:bookmarkStart w:id="23" w:name="_Toc243418242"/>
+      <w:bookmarkStart w:id="23" w:name="_Toc243679844"/>
       <w:r>
         <w:t>5.6  Trips</w:t>
       </w:r>
@@ -12646,7 +12805,7 @@
           <w:left w:w="10" w:type="dxa"/>
           <w:right w:w="10" w:type="dxa"/>
         </w:tblCellMar>
-        <w:tblLook w:val="0000" w:firstRow="0" w:lastRow="0" w:firstColumn="0" w:lastColumn="0" w:noHBand="0" w:noVBand="0"/>
+        <w:tblLook w:val="04A0" w:firstRow="1" w:lastRow="0" w:firstColumn="1" w:lastColumn="0" w:noHBand="0" w:noVBand="1"/>
       </w:tblPr>
       <w:tblGrid>
         <w:gridCol w:w="2677"/>
@@ -12774,14 +12933,7 @@
                 <w:sz w:val="17"/>
                 <w:szCs w:val="17"/>
               </w:rPr>
-              <w:t>TripController</w:t>
-            </w:r>
-            <w:r>
-              <w:rPr>
-                <w:sz w:val="19"/>
-                <w:szCs w:val="19"/>
-              </w:rPr>
-              <w:t xml:space="preserve">, </w:t>
+              <w:t>TripCon</w:t>
             </w:r>
             <w:r>
               <w:rPr>
@@ -12790,7 +12942,14 @@
                 <w:sz w:val="17"/>
                 <w:szCs w:val="17"/>
               </w:rPr>
-              <w:t>TripSer</w:t>
+              <w:t>troller</w:t>
+            </w:r>
+            <w:r>
+              <w:rPr>
+                <w:sz w:val="19"/>
+                <w:szCs w:val="19"/>
+              </w:rPr>
+              <w:t xml:space="preserve">, </w:t>
             </w:r>
             <w:r>
               <w:rPr>
@@ -12799,7 +12958,7 @@
                 <w:sz w:val="17"/>
                 <w:szCs w:val="17"/>
               </w:rPr>
-              <w:t>vice</w:t>
+              <w:t>TripService</w:t>
             </w:r>
           </w:p>
         </w:tc>
@@ -12935,10 +13094,7 @@
         <w:spacing w:after="60" w:line="264" w:lineRule="auto"/>
       </w:pPr>
       <w:r>
-        <w:t>Total payment = prod</w:t>
-      </w:r>
-      <w:r>
-        <w:t>uct payments + bulk delivery amounts for the trip.</w:t>
+        <w:t>Total payment = product payments + bulk delivery amounts for the trip.</w:t>
       </w:r>
     </w:p>
     <w:p>
@@ -13017,7 +13173,7 @@
       <w:pPr>
         <w:pStyle w:val="Heading2"/>
       </w:pPr>
-      <w:bookmarkStart w:id="24" w:name="_Toc243418243"/>
+      <w:bookmarkStart w:id="24" w:name="_Toc243679845"/>
       <w:r>
         <w:lastRenderedPageBreak/>
         <w:t>5.7  Trees, farmers and farmer payments</w:t>
@@ -13040,7 +13196,7 @@
           <w:left w:w="10" w:type="dxa"/>
           <w:right w:w="10" w:type="dxa"/>
         </w:tblCellMar>
-        <w:tblLook w:val="0000" w:firstRow="0" w:lastRow="0" w:firstColumn="0" w:lastColumn="0" w:noHBand="0" w:noVBand="0"/>
+        <w:tblLook w:val="04A0" w:firstRow="1" w:lastRow="0" w:firstColumn="1" w:lastColumn="0" w:noHBand="0" w:noVBand="1"/>
       </w:tblPr>
       <w:tblGrid>
         <w:gridCol w:w="2677"/>
@@ -13367,7 +13523,7 @@
       <w:pPr>
         <w:pStyle w:val="Heading2"/>
       </w:pPr>
-      <w:bookmarkStart w:id="25" w:name="_Toc243418244"/>
+      <w:bookmarkStart w:id="25" w:name="_Toc243679846"/>
       <w:r>
         <w:t>5.8  Expenses</w:t>
       </w:r>
@@ -13389,7 +13545,7 @@
           <w:left w:w="10" w:type="dxa"/>
           <w:right w:w="10" w:type="dxa"/>
         </w:tblCellMar>
-        <w:tblLook w:val="0000" w:firstRow="0" w:lastRow="0" w:firstColumn="0" w:lastColumn="0" w:noHBand="0" w:noVBand="0"/>
+        <w:tblLook w:val="04A0" w:firstRow="1" w:lastRow="0" w:firstColumn="1" w:lastColumn="0" w:noHBand="0" w:noVBand="1"/>
       </w:tblPr>
       <w:tblGrid>
         <w:gridCol w:w="2677"/>
@@ -13662,10 +13818,7 @@
         <w:t xml:space="preserve">Where to adjust: </w:t>
       </w:r>
       <w:r>
-        <w:t>To add a new expense category: create the table (with Amount, Reference_I</w:t>
-      </w:r>
-      <w:r>
-        <w:t xml:space="preserve">D, Created_At, Trip_ID, Financial_Transaction_ID and the soft-delete columns), add it to </w:t>
+        <w:t xml:space="preserve">To add a new expense category: create the table (with Amount, Reference_ID, Created_At, Trip_ID, Financial_Transaction_ID and the soft-delete columns), add it to </w:t>
       </w:r>
       <w:r>
         <w:rPr>
@@ -13677,7 +13830,10 @@
         <w:t>model/ExpenseTarget.java</w:t>
       </w:r>
       <w:r>
-        <w:t xml:space="preserve">, add its total function to the profit calculation in the database, and add it to the mobile </w:t>
+        <w:t>, add its total function to the profit calculation in the database, an</w:t>
+      </w:r>
+      <w:r>
+        <w:t xml:space="preserve">d add it to the mobile </w:t>
       </w:r>
       <w:r>
         <w:rPr>
@@ -13689,17 +13845,14 @@
         <w:t>ui/expenses/ExpenseCategory.kt</w:t>
       </w:r>
       <w:r>
-        <w:t xml:space="preserve"> and the desktop exp</w:t>
-      </w:r>
-      <w:r>
-        <w:t>enses tab.</w:t>
+        <w:t xml:space="preserve"> and the desktop expenses tab.</w:t>
       </w:r>
     </w:p>
     <w:p>
       <w:pPr>
         <w:pStyle w:val="Heading2"/>
       </w:pPr>
-      <w:bookmarkStart w:id="26" w:name="_Toc243418245"/>
+      <w:bookmarkStart w:id="26" w:name="_Toc243679847"/>
       <w:r>
         <w:t>5.9  Loans and capital</w:t>
       </w:r>
@@ -13721,7 +13874,7 @@
           <w:left w:w="10" w:type="dxa"/>
           <w:right w:w="10" w:type="dxa"/>
         </w:tblCellMar>
-        <w:tblLook w:val="0000" w:firstRow="0" w:lastRow="0" w:firstColumn="0" w:lastColumn="0" w:noHBand="0" w:noVBand="0"/>
+        <w:tblLook w:val="04A0" w:firstRow="1" w:lastRow="0" w:firstColumn="1" w:lastColumn="0" w:noHBand="0" w:noVBand="1"/>
       </w:tblPr>
       <w:tblGrid>
         <w:gridCol w:w="2677"/>
@@ -13952,7 +14105,7 @@
       <w:pPr>
         <w:pStyle w:val="Heading2"/>
       </w:pPr>
-      <w:bookmarkStart w:id="27" w:name="_Toc243418246"/>
+      <w:bookmarkStart w:id="27" w:name="_Toc243679848"/>
       <w:r>
         <w:t>5.10  Transactions and payments</w:t>
       </w:r>
@@ -13985,7 +14138,7 @@
           <w:left w:w="10" w:type="dxa"/>
           <w:right w:w="10" w:type="dxa"/>
         </w:tblCellMar>
-        <w:tblLook w:val="0000" w:firstRow="0" w:lastRow="0" w:firstColumn="0" w:lastColumn="0" w:noHBand="0" w:noVBand="0"/>
+        <w:tblLook w:val="04A0" w:firstRow="1" w:lastRow="0" w:firstColumn="1" w:lastColumn="0" w:noHBand="0" w:noVBand="1"/>
       </w:tblPr>
       <w:tblGrid>
         <w:gridCol w:w="2677"/>
@@ -14238,7 +14391,7 @@
       <w:pPr>
         <w:pStyle w:val="Heading2"/>
       </w:pPr>
-      <w:bookmarkStart w:id="28" w:name="_Toc243418247"/>
+      <w:bookmarkStart w:id="28" w:name="_Toc243679849"/>
       <w:r>
         <w:t>5.11  SMS queue (offline M-Pesa payments)</w:t>
       </w:r>
@@ -14260,7 +14413,7 @@
           <w:left w:w="10" w:type="dxa"/>
           <w:right w:w="10" w:type="dxa"/>
         </w:tblCellMar>
-        <w:tblLook w:val="0000" w:firstRow="0" w:lastRow="0" w:firstColumn="0" w:lastColumn="0" w:noHBand="0" w:noVBand="0"/>
+        <w:tblLook w:val="04A0" w:firstRow="1" w:lastRow="0" w:firstColumn="1" w:lastColumn="0" w:noHBand="0" w:noVBand="1"/>
       </w:tblPr>
       <w:tblGrid>
         <w:gridCol w:w="2677"/>
@@ -14570,7 +14723,7 @@
       <w:pPr>
         <w:pStyle w:val="Heading2"/>
       </w:pPr>
-      <w:bookmarkStart w:id="29" w:name="_Toc243418248"/>
+      <w:bookmarkStart w:id="29" w:name="_Toc243679850"/>
       <w:r>
         <w:lastRenderedPageBreak/>
         <w:t>5.12  Help page questions (FAQs)</w:t>
@@ -14593,7 +14746,7 @@
           <w:left w:w="10" w:type="dxa"/>
           <w:right w:w="10" w:type="dxa"/>
         </w:tblCellMar>
-        <w:tblLook w:val="0000" w:firstRow="0" w:lastRow="0" w:firstColumn="0" w:lastColumn="0" w:noHBand="0" w:noVBand="0"/>
+        <w:tblLook w:val="04A0" w:firstRow="1" w:lastRow="0" w:firstColumn="1" w:lastColumn="0" w:noHBand="0" w:noVBand="1"/>
       </w:tblPr>
       <w:tblGrid>
         <w:gridCol w:w="2677"/>
@@ -14915,7 +15068,10 @@
         <w:t>/api/faqs/manage</w:t>
       </w:r>
       <w:r>
-        <w:t>, create, edit, delete, restore) is admin only, and each change is written to AUDIT_LOGS (target table FAQS).</w:t>
+        <w:t>, create, edit, delete, restore) is admin only, and each change is written to AUDIT_LOGS (target ta</w:t>
+      </w:r>
+      <w:r>
+        <w:t>ble FAQS).</w:t>
       </w:r>
     </w:p>
     <w:p>
@@ -14928,10 +15084,10 @@
         <w:spacing w:after="60" w:line="264" w:lineRule="auto"/>
       </w:pPr>
       <w:r>
-        <w:t>Checks: a topic (up to 40 characters), a question (up to 250), an answer (up to 4,000) and, if given, a link that is a page on the website ("/ship</w:t>
-      </w:r>
-      <w:r>
-        <w:t>ping" - never an outside address). An unpublished question stays in the desktop list but not on the website; deleting is a soft delete.</w:t>
+        <w:t>Checks: a topic (up to 40 characters), a question (up to 250), an answer (up to 4,000) and, if given, a link that is a page on the website ("/shipping" - never an outside address). An unpublished question stays in the desktop list but not on the</w:t>
+      </w:r>
+      <w:r>
+        <w:t xml:space="preserve"> website; deleting is a soft delete.</w:t>
       </w:r>
     </w:p>
     <w:p>
@@ -14943,7 +15099,7 @@
       <w:pPr>
         <w:pStyle w:val="Heading2"/>
       </w:pPr>
-      <w:bookmarkStart w:id="30" w:name="_Toc243418249"/>
+      <w:bookmarkStart w:id="30" w:name="_Toc243679851"/>
       <w:r>
         <w:t>5.13  Bulk order pictures (showcase)</w:t>
       </w:r>
@@ -14965,7 +15121,7 @@
           <w:left w:w="10" w:type="dxa"/>
           <w:right w:w="10" w:type="dxa"/>
         </w:tblCellMar>
-        <w:tblLook w:val="0000" w:firstRow="0" w:lastRow="0" w:firstColumn="0" w:lastColumn="0" w:noHBand="0" w:noVBand="0"/>
+        <w:tblLook w:val="04A0" w:firstRow="1" w:lastRow="0" w:firstColumn="1" w:lastColumn="0" w:noHBand="0" w:noVBand="1"/>
       </w:tblPr>
       <w:tblGrid>
         <w:gridCol w:w="2677"/>
@@ -15311,10 +15467,7 @@
         <w:t>Sort_Order</w:t>
       </w:r>
       <w:r>
-        <w:t>, then id), ea</w:t>
-      </w:r>
-      <w:r>
-        <w:t>ch with its picture address and caption. Adding, changing a caption, reordering and removing need a Marketer, Admin or SuperAdmin, checked from the token (</w:t>
+        <w:t>, then id), each with its picture address and caption. Adding, changing a caption, reordering and removing need a Marketer, Admin or SuperAdmin, checked from the token (</w:t>
       </w:r>
       <w:r>
         <w:rPr>
@@ -15323,13 +15476,19 @@
           <w:sz w:val="19"/>
           <w:szCs w:val="19"/>
         </w:rPr>
-        <w:t>AdminGuard.requireShowcaseEditor</w:t>
-      </w:r>
-      <w:r>
-        <w:t>); each change is written to AUDIT_LOGS (target table SHOWCASE_IMAGES</w:t>
-      </w:r>
-      <w:r>
-        <w:t>).</w:t>
+        <w:t>AdminGuard.requi</w:t>
+      </w:r>
+      <w:r>
+        <w:rPr>
+          <w:rFonts w:ascii="Consolas" w:eastAsia="Consolas" w:hAnsi="Consolas" w:cs="Consolas"/>
+          <w:color w:val="3B3F3D"/>
+          <w:sz w:val="19"/>
+          <w:szCs w:val="19"/>
+        </w:rPr>
+        <w:t>reShowcaseEditor</w:t>
+      </w:r>
+      <w:r>
+        <w:t>); each change is written to AUDIT_LOGS (target table SHOWCASE_IMAGES).</w:t>
       </w:r>
     </w:p>
     <w:p>
@@ -15354,10 +15513,10 @@
         <w:t>showcase/&lt;name&gt;.jpg</w:t>
       </w:r>
       <w:r>
-        <w:t>, small letters, digits and hyphens - never another folder or an outside address); a caption is tidied (spaces) and kept to 120 characters; 12 pictures at most (409). A reorder</w:t>
-      </w:r>
-      <w:r>
-        <w:t xml:space="preserve"> must list every picture shown now, or it is refused (409 "The pictures changed meanwhile - refresh and try again"), so a stale screen cannot drop one. Removing is a soft delete (</w:t>
+        <w:t xml:space="preserve">, small letters, digits and hyphens - never another folder or an outside address); a caption is tidied (spaces) and kept to 120 characters; 12 pictures at most (409). A reorder must list every picture shown now, or it is refused (409 "The pictures changed </w:t>
+      </w:r>
+      <w:r>
+        <w:t>meanwhile - refresh and try again"), so a stale screen cannot drop one. Removing is a soft delete (</w:t>
       </w:r>
       <w:r>
         <w:rPr>
@@ -15394,10 +15553,7 @@
         <w:spacing w:after="60" w:line="264" w:lineRule="auto"/>
       </w:pPr>
       <w:r>
-        <w:t>The picture files are written by the phone app serve</w:t>
-      </w:r>
-      <w:r>
-        <w:t>r (</w:t>
+        <w:t>The picture files are written by the phone app server (</w:t>
       </w:r>
       <w:r>
         <w:rPr>
@@ -15421,7 +15577,10 @@
         <w:t>/showcase/upload</w:t>
       </w:r>
       <w:r>
-        <w:t>) into media/showcase; the backend only stores the key.</w:t>
+        <w:t>) into media/showcase</w:t>
+      </w:r>
+      <w:r>
+        <w:t>; the backend only stores the key.</w:t>
       </w:r>
     </w:p>
     <w:p>
@@ -15433,7 +15592,7 @@
       <w:pPr>
         <w:pStyle w:val="Heading2"/>
       </w:pPr>
-      <w:bookmarkStart w:id="31" w:name="_Toc243418250"/>
+      <w:bookmarkStart w:id="31" w:name="_Toc243679852"/>
       <w:r>
         <w:t>5.14  Ratings and reviews</w:t>
       </w:r>
@@ -15455,7 +15614,7 @@
           <w:left w:w="10" w:type="dxa"/>
           <w:right w:w="10" w:type="dxa"/>
         </w:tblCellMar>
-        <w:tblLook w:val="0000" w:firstRow="0" w:lastRow="0" w:firstColumn="0" w:lastColumn="0" w:noHBand="0" w:noVBand="0"/>
+        <w:tblLook w:val="04A0" w:firstRow="1" w:lastRow="0" w:firstColumn="1" w:lastColumn="0" w:noHBand="0" w:noVBand="1"/>
       </w:tblPr>
       <w:tblGrid>
         <w:gridCol w:w="2677"/>
@@ -15750,7 +15909,7 @@
       <w:pPr>
         <w:pStyle w:val="Heading2"/>
       </w:pPr>
-      <w:bookmarkStart w:id="32" w:name="_Toc243418251"/>
+      <w:bookmarkStart w:id="32" w:name="_Toc243679853"/>
       <w:r>
         <w:t>5.15  Delivery areas, machines and vehicles</w:t>
       </w:r>
@@ -15816,7 +15975,7 @@
       <w:pPr>
         <w:pStyle w:val="Heading2"/>
       </w:pPr>
-      <w:bookmarkStart w:id="33" w:name="_Toc243418252"/>
+      <w:bookmarkStart w:id="33" w:name="_Toc243679854"/>
       <w:r>
         <w:t>5.16  Insights, AI and da</w:t>
       </w:r>
@@ -15951,10 +16110,7 @@
         <w:t>USER_COMPUTERS.Public_Key</w:t>
       </w:r>
       <w:r>
-        <w:t>) are sent a</w:t>
-      </w:r>
-      <w:r>
-        <w:t>s "(hidden)".</w:t>
+        <w:t>) are sent as "(hidden)".</w:t>
       </w:r>
     </w:p>
     <w:p>
@@ -16005,7 +16161,7 @@
       <w:pPr>
         <w:pStyle w:val="Heading1"/>
       </w:pPr>
-      <w:bookmarkStart w:id="34" w:name="_Toc243418253"/>
+      <w:bookmarkStart w:id="34" w:name="_Toc243679855"/>
       <w:r>
         <w:lastRenderedPageBreak/>
         <w:t>6  Scheduled jobs</w:t>
@@ -16028,7 +16184,7 @@
           <w:left w:w="10" w:type="dxa"/>
           <w:right w:w="10" w:type="dxa"/>
         </w:tblCellMar>
-        <w:tblLook w:val="0000" w:firstRow="0" w:lastRow="0" w:firstColumn="0" w:lastColumn="0" w:noHBand="0" w:noVBand="0"/>
+        <w:tblLook w:val="04A0" w:firstRow="1" w:lastRow="0" w:firstColumn="1" w:lastColumn="0" w:noHBand="0" w:noVBand="1"/>
       </w:tblPr>
       <w:tblGrid>
         <w:gridCol w:w="2753"/>
@@ -16402,7 +16558,7 @@
       <w:pPr>
         <w:pStyle w:val="Heading1"/>
       </w:pPr>
-      <w:bookmarkStart w:id="35" w:name="_Toc243418254"/>
+      <w:bookmarkStart w:id="35" w:name="_Toc243679856"/>
       <w:r>
         <w:lastRenderedPageBreak/>
         <w:t>7  External services and network resilience</w:t>
@@ -16607,7 +16763,7 @@
       <w:pPr>
         <w:pStyle w:val="Heading1"/>
       </w:pPr>
-      <w:bookmarkStart w:id="36" w:name="_Toc243418255"/>
+      <w:bookmarkStart w:id="36" w:name="_Toc243679857"/>
       <w:r>
         <w:lastRenderedPageBreak/>
         <w:t>8  Error answers</w:t>
@@ -16631,10 +16787,7 @@
         <w:t>server.error.*</w:t>
       </w:r>
       <w:r>
-        <w:t xml:space="preserve"> in application.properties - the development tools would otherwise switch traces on). The message stay</w:t>
-      </w:r>
-      <w:r>
-        <w:t>s: a reason written for people (</w:t>
+        <w:t xml:space="preserve"> in application.properties - the development tools would otherwise switch traces on). The message stays: a reason written for people (</w:t>
       </w:r>
       <w:r>
         <w:rPr>
@@ -16646,7 +16799,10 @@
         <w:t>ResponseStatusException</w:t>
       </w:r>
       <w:r>
-        <w:t>, such as "Not enough stock ...") is passed on by the servers in front, which replace any 500 with a calm sentence and log the real one.</w:t>
+        <w:t xml:space="preserve">, such as "Not enough stock ...") is passed on by the servers in front, which replace any 500 with </w:t>
+      </w:r>
+      <w:r>
+        <w:t>a calm sentence and log the real one.</w:t>
       </w:r>
     </w:p>
     <w:p>
@@ -16658,7 +16814,7 @@
       <w:pPr>
         <w:pStyle w:val="Heading1"/>
       </w:pPr>
-      <w:bookmarkStart w:id="37" w:name="_Toc243418256"/>
+      <w:bookmarkStart w:id="37" w:name="_Toc243679858"/>
       <w:r>
         <w:lastRenderedPageBreak/>
         <w:t>9  Configuration</w:t>
@@ -16682,10 +16838,7 @@
         <w:t>backend/src/main/resources/application.properties</w:t>
       </w:r>
       <w:r>
-        <w:t>. Almost every value can be overridden by the environment variable shown, which is how secrets are supplied at start-up (the launch scripts export them). Values marked secret must never be written into docum</w:t>
-      </w:r>
-      <w:r>
-        <w:t>ents, chat messages or source control.</w:t>
+        <w:t>. Almost every value can be overridden by the environment variable shown, which is how secrets are supplied at start-up (the launch scripts export them). Values marked secret must never be written into documents, chat messages or source control.</w:t>
       </w:r>
     </w:p>
     <w:tbl>
@@ -16704,7 +16857,7 @@
           <w:left w:w="10" w:type="dxa"/>
           <w:right w:w="10" w:type="dxa"/>
         </w:tblCellMar>
-        <w:tblLook w:val="0000" w:firstRow="0" w:lastRow="0" w:firstColumn="0" w:lastColumn="0" w:noHBand="0" w:noVBand="0"/>
+        <w:tblLook w:val="04A0" w:firstRow="1" w:lastRow="0" w:firstColumn="1" w:lastColumn="0" w:noHBand="0" w:noVBand="1"/>
       </w:tblPr>
       <w:tblGrid>
         <w:gridCol w:w="2017"/>
@@ -16773,7 +16926,17 @@
                 <w:sz w:val="19"/>
                 <w:szCs w:val="19"/>
               </w:rPr>
-              <w:t>Environment variable</w:t>
+              <w:t>E</w:t>
+            </w:r>
+            <w:r>
+              <w:rPr>
+                <w:b/>
+                <w:bCs/>
+                <w:color w:val="FFFFFF"/>
+                <w:sz w:val="19"/>
+                <w:szCs w:val="19"/>
+              </w:rPr>
+              <w:t>nvironment variable</w:t>
             </w:r>
           </w:p>
         </w:tc>
@@ -21193,7 +21356,7 @@
       <w:pPr>
         <w:pStyle w:val="Heading1"/>
       </w:pPr>
-      <w:bookmarkStart w:id="38" w:name="_Toc243418257"/>
+      <w:bookmarkStart w:id="38" w:name="_Toc243679859"/>
       <w:r>
         <w:lastRenderedPageBreak/>
         <w:t>10  Building and running</w:t>
@@ -21408,7 +21571,7 @@
       <w:pPr>
         <w:pStyle w:val="Heading1"/>
       </w:pPr>
-      <w:bookmarkStart w:id="39" w:name="_Toc243418258"/>
+      <w:bookmarkStart w:id="39" w:name="_Toc243679860"/>
       <w:r>
         <w:lastRenderedPageBreak/>
         <w:t>11  Known limitations and future work</w:t>
@@ -21438,7 +21601,10 @@
         <w:spacing w:after="60" w:line="264" w:lineRule="auto"/>
       </w:pPr>
       <w:r>
-        <w:t>Role limits for most staff screens are applied by the apps, not enforced in the backend.</w:t>
+        <w:t xml:space="preserve">Role limits for most staff </w:t>
+      </w:r>
+      <w:r>
+        <w:t>screens are applied by the apps, not enforced in the backend.</w:t>
       </w:r>
     </w:p>
     <w:p>
@@ -21451,10 +21617,10 @@
         <w:spacing w:after="60" w:line="264" w:lineRule="auto"/>
       </w:pPr>
       <w:r>
-        <w:t>When a failed STK payment is detected by the status query (rather than the callback), the payment is marked FAILED but the order is not cancelled automatically and its</w:t>
-      </w:r>
-      <w:r>
-        <w:t xml:space="preserve"> stock is not returned. The callback path does both.</w:t>
+        <w:t>When a failed STK payment is detected by the status query (rather than the callback), the payment is marked FAILED but the order is not cancelled automatically and its stock is not returned. The</w:t>
+      </w:r>
+      <w:r>
+        <w:t xml:space="preserve"> callback path does both.</w:t>
       </w:r>
     </w:p>
     <w:p>
@@ -21497,7 +21663,7 @@
       <w:pPr>
         <w:pStyle w:val="Heading1"/>
       </w:pPr>
-      <w:bookmarkStart w:id="40" w:name="_Toc243418259"/>
+      <w:bookmarkStart w:id="40" w:name="_Toc243679861"/>
       <w:r>
         <w:lastRenderedPageBreak/>
         <w:t>12  Development history</w:t>
@@ -21520,7 +21686,7 @@
           <w:left w:w="10" w:type="dxa"/>
           <w:right w:w="10" w:type="dxa"/>
         </w:tblCellMar>
-        <w:tblLook w:val="0000" w:firstRow="0" w:lastRow="0" w:firstColumn="0" w:lastColumn="0" w:noHBand="0" w:noVBand="0"/>
+        <w:tblLook w:val="04A0" w:firstRow="1" w:lastRow="0" w:firstColumn="1" w:lastColumn="0" w:noHBand="0" w:noVBand="1"/>
       </w:tblPr>
       <w:tblGrid>
         <w:gridCol w:w="1452"/>
@@ -21561,7 +21727,17 @@
                 <w:sz w:val="19"/>
                 <w:szCs w:val="19"/>
               </w:rPr>
-              <w:t>Date</w:t>
+              <w:t>Dat</w:t>
+            </w:r>
+            <w:r>
+              <w:rPr>
+                <w:b/>
+                <w:bCs/>
+                <w:color w:val="FFFFFF"/>
+                <w:sz w:val="19"/>
+                <w:szCs w:val="19"/>
+              </w:rPr>
+              <w:t>e</w:t>
             </w:r>
           </w:p>
         </w:tc>
@@ -24310,7 +24486,7 @@
       <w:pPr>
         <w:pStyle w:val="Heading1"/>
       </w:pPr>
-      <w:bookmarkStart w:id="41" w:name="_Toc243418260"/>
+      <w:bookmarkStart w:id="41" w:name="_Toc243679862"/>
       <w:r>
         <w:lastRenderedPageBreak/>
         <w:t>13  Appendix A - Endpoint reference</w:t>
@@ -24332,7 +24508,7 @@
       <w:pPr>
         <w:pStyle w:val="Heading2"/>
       </w:pPr>
-      <w:bookmarkStart w:id="42" w:name="_Toc243418261"/>
+      <w:bookmarkStart w:id="42" w:name="_Toc243679863"/>
       <w:r>
         <w:t>13.1  Admin</w:t>
       </w:r>
@@ -24354,7 +24530,7 @@
           <w:left w:w="10" w:type="dxa"/>
           <w:right w:w="10" w:type="dxa"/>
         </w:tblCellMar>
-        <w:tblLook w:val="0000" w:firstRow="0" w:lastRow="0" w:firstColumn="0" w:lastColumn="0" w:noHBand="0" w:noVBand="0"/>
+        <w:tblLook w:val="04A0" w:firstRow="1" w:lastRow="0" w:firstColumn="1" w:lastColumn="0" w:noHBand="0" w:noVBand="1"/>
       </w:tblPr>
       <w:tblGrid>
         <w:gridCol w:w="896"/>
@@ -24702,7 +24878,7 @@
       <w:pPr>
         <w:pStyle w:val="Heading2"/>
       </w:pPr>
-      <w:bookmarkStart w:id="43" w:name="_Toc243418262"/>
+      <w:bookmarkStart w:id="43" w:name="_Toc243679864"/>
       <w:r>
         <w:t>13.2  AiChat</w:t>
       </w:r>
@@ -24724,7 +24900,7 @@
           <w:left w:w="10" w:type="dxa"/>
           <w:right w:w="10" w:type="dxa"/>
         </w:tblCellMar>
-        <w:tblLook w:val="0000" w:firstRow="0" w:lastRow="0" w:firstColumn="0" w:lastColumn="0" w:noHBand="0" w:noVBand="0"/>
+        <w:tblLook w:val="04A0" w:firstRow="1" w:lastRow="0" w:firstColumn="1" w:lastColumn="0" w:noHBand="0" w:noVBand="1"/>
       </w:tblPr>
       <w:tblGrid>
         <w:gridCol w:w="896"/>
@@ -25175,7 +25351,7 @@
       <w:pPr>
         <w:pStyle w:val="Heading2"/>
       </w:pPr>
-      <w:bookmarkStart w:id="44" w:name="_Toc243418263"/>
+      <w:bookmarkStart w:id="44" w:name="_Toc243679865"/>
       <w:r>
         <w:t>13.3  Auth</w:t>
       </w:r>
@@ -25197,7 +25373,7 @@
           <w:left w:w="10" w:type="dxa"/>
           <w:right w:w="10" w:type="dxa"/>
         </w:tblCellMar>
-        <w:tblLook w:val="0000" w:firstRow="0" w:lastRow="0" w:firstColumn="0" w:lastColumn="0" w:noHBand="0" w:noVBand="0"/>
+        <w:tblLook w:val="04A0" w:firstRow="1" w:lastRow="0" w:firstColumn="1" w:lastColumn="0" w:noHBand="0" w:noVBand="1"/>
       </w:tblPr>
       <w:tblGrid>
         <w:gridCol w:w="896"/>
@@ -25878,7 +26054,7 @@
                 <w:sz w:val="19"/>
                 <w:szCs w:val="19"/>
               </w:rPr>
-              <w:t>POST</w:t>
+              <w:t>PUT</w:t>
             </w:r>
           </w:p>
         </w:tc>
@@ -25902,7 +26078,7 @@
                 <w:sz w:val="19"/>
                 <w:szCs w:val="19"/>
               </w:rPr>
-              <w:t>/api/auth/phone/send-code</w:t>
+              <w:t>/api/auth/me/theme</w:t>
             </w:r>
           </w:p>
         </w:tc>
@@ -25926,7 +26102,7 @@
                 <w:sz w:val="19"/>
                 <w:szCs w:val="19"/>
               </w:rPr>
-              <w:t>Sign-up: send a 6-digit SMS code to a phone number (limits per number and overall); answers codeNeeded false, sending nothing, for a number that gets no code.</w:t>
+              <w:t>Save the signed-in account's colour theme (forest, dark or light).</w:t>
             </w:r>
           </w:p>
         </w:tc>
@@ -25950,7 +26126,7 @@
                 <w:sz w:val="19"/>
                 <w:szCs w:val="19"/>
               </w:rPr>
-              <w:t>Called by the servers</w:t>
+              <w:t>Signed-in token</w:t>
             </w:r>
           </w:p>
         </w:tc>
@@ -26008,7 +26184,7 @@
                 <w:sz w:val="19"/>
                 <w:szCs w:val="19"/>
               </w:rPr>
-              <w:t>/api/auth/phone/verify</w:t>
+              <w:t>/api/auth/phone/send-code</w:t>
             </w:r>
           </w:p>
         </w:tc>
@@ -26031,7 +26207,7 @@
                 <w:sz w:val="19"/>
                 <w:szCs w:val="19"/>
               </w:rPr>
-              <w:t>Sign-up: check the code; the right one returns a one-time phone proof that /register or /google carries.</w:t>
+              <w:t>Sign-up: send a 6-digit SMS code to a phone number (limits per number and overall); answers codeNeeded false, sending nothing, for a number that gets no code.</w:t>
             </w:r>
           </w:p>
         </w:tc>
@@ -26113,7 +26289,7 @@
                 <w:sz w:val="19"/>
                 <w:szCs w:val="19"/>
               </w:rPr>
-              <w:t>/api/auth/me/phone/send-code</w:t>
+              <w:t>/api/auth/phone/verify</w:t>
             </w:r>
           </w:p>
         </w:tc>
@@ -26137,7 +26313,7 @@
                 <w:sz w:val="19"/>
                 <w:szCs w:val="19"/>
               </w:rPr>
-              <w:t>A signed-in customer: send a code to confirm their phone number (asked before the first order).</w:t>
+              <w:t>Sign-up: check the code; the right one returns a one-time phone proof that /register or /google carries.</w:t>
             </w:r>
           </w:p>
         </w:tc>
@@ -26161,7 +26337,7 @@
                 <w:sz w:val="19"/>
                 <w:szCs w:val="19"/>
               </w:rPr>
-              <w:t>Signed-in token</w:t>
+              <w:t>Called by the servers</w:t>
             </w:r>
           </w:p>
         </w:tc>
@@ -26218,6 +26394,111 @@
                 <w:sz w:val="19"/>
                 <w:szCs w:val="19"/>
               </w:rPr>
+              <w:t>/api/auth/me/phone/send-code</w:t>
+            </w:r>
+          </w:p>
+        </w:tc>
+        <w:tc>
+          <w:tcPr>
+            <w:tcW w:w="3362" w:type="dxa"/>
+            <w:tcMar>
+              <w:top w:w="50" w:type="dxa"/>
+              <w:left w:w="90" w:type="dxa"/>
+              <w:bottom w:w="50" w:type="dxa"/>
+              <w:right w:w="90" w:type="dxa"/>
+            </w:tcMar>
+          </w:tcPr>
+          <w:p>
+            <w:pPr>
+              <w:spacing w:after="20" w:line="252" w:lineRule="auto"/>
+            </w:pPr>
+            <w:r>
+              <w:rPr>
+                <w:sz w:val="19"/>
+                <w:szCs w:val="19"/>
+              </w:rPr>
+              <w:t>A signed-in customer: send a code to confirm their phone number (asked before the first order).</w:t>
+            </w:r>
+          </w:p>
+        </w:tc>
+        <w:tc>
+          <w:tcPr>
+            <w:tcW w:w="1906" w:type="dxa"/>
+            <w:tcMar>
+              <w:top w:w="50" w:type="dxa"/>
+              <w:left w:w="90" w:type="dxa"/>
+              <w:bottom w:w="50" w:type="dxa"/>
+              <w:right w:w="90" w:type="dxa"/>
+            </w:tcMar>
+          </w:tcPr>
+          <w:p>
+            <w:pPr>
+              <w:spacing w:after="20" w:line="252" w:lineRule="auto"/>
+            </w:pPr>
+            <w:r>
+              <w:rPr>
+                <w:sz w:val="19"/>
+                <w:szCs w:val="19"/>
+              </w:rPr>
+              <w:t>Signed-in token</w:t>
+            </w:r>
+          </w:p>
+        </w:tc>
+      </w:tr>
+      <w:tr>
+        <w:tblPrEx>
+          <w:tblCellMar>
+            <w:top w:w="0" w:type="dxa"/>
+            <w:bottom w:w="0" w:type="dxa"/>
+          </w:tblCellMar>
+        </w:tblPrEx>
+        <w:trPr>
+          <w:cantSplit/>
+        </w:trPr>
+        <w:tc>
+          <w:tcPr>
+            <w:tcW w:w="896" w:type="dxa"/>
+            <w:shd w:val="clear" w:color="auto" w:fill="F4F5F3"/>
+            <w:tcMar>
+              <w:top w:w="50" w:type="dxa"/>
+              <w:left w:w="90" w:type="dxa"/>
+              <w:bottom w:w="50" w:type="dxa"/>
+              <w:right w:w="90" w:type="dxa"/>
+            </w:tcMar>
+          </w:tcPr>
+          <w:p>
+            <w:pPr>
+              <w:spacing w:after="20" w:line="252" w:lineRule="auto"/>
+            </w:pPr>
+            <w:r>
+              <w:rPr>
+                <w:sz w:val="19"/>
+                <w:szCs w:val="19"/>
+              </w:rPr>
+              <w:t>POST</w:t>
+            </w:r>
+          </w:p>
+        </w:tc>
+        <w:tc>
+          <w:tcPr>
+            <w:tcW w:w="3474" w:type="dxa"/>
+            <w:shd w:val="clear" w:color="auto" w:fill="F4F5F3"/>
+            <w:tcMar>
+              <w:top w:w="50" w:type="dxa"/>
+              <w:left w:w="90" w:type="dxa"/>
+              <w:bottom w:w="50" w:type="dxa"/>
+              <w:right w:w="90" w:type="dxa"/>
+            </w:tcMar>
+          </w:tcPr>
+          <w:p>
+            <w:pPr>
+              <w:spacing w:after="20" w:line="252" w:lineRule="auto"/>
+            </w:pPr>
+            <w:r>
+              <w:rPr>
+                <w:sz w:val="19"/>
+                <w:szCs w:val="19"/>
+              </w:rPr>
               <w:t>/api/auth/me/phone/verify</w:t>
             </w:r>
           </w:p>
@@ -26225,6 +26506,7 @@
         <w:tc>
           <w:tcPr>
             <w:tcW w:w="3362" w:type="dxa"/>
+            <w:shd w:val="clear" w:color="auto" w:fill="F4F5F3"/>
             <w:tcMar>
               <w:top w:w="50" w:type="dxa"/>
               <w:left w:w="90" w:type="dxa"/>
@@ -26248,6 +26530,7 @@
         <w:tc>
           <w:tcPr>
             <w:tcW w:w="1906" w:type="dxa"/>
+            <w:shd w:val="clear" w:color="auto" w:fill="F4F5F3"/>
             <w:tcMar>
               <w:top w:w="50" w:type="dxa"/>
               <w:left w:w="90" w:type="dxa"/>
@@ -26279,7 +26562,7 @@
       <w:pPr>
         <w:pStyle w:val="Heading2"/>
       </w:pPr>
-      <w:bookmarkStart w:id="45" w:name="_Toc243418264"/>
+      <w:bookmarkStart w:id="45" w:name="_Toc243679866"/>
       <w:r>
         <w:t>13.4  Computer</w:t>
       </w:r>
@@ -26301,7 +26584,7 @@
           <w:left w:w="10" w:type="dxa"/>
           <w:right w:w="10" w:type="dxa"/>
         </w:tblCellMar>
-        <w:tblLook w:val="0000" w:firstRow="0" w:lastRow="0" w:firstColumn="0" w:lastColumn="0" w:noHBand="0" w:noVBand="0"/>
+        <w:tblLook w:val="04A0" w:firstRow="1" w:lastRow="0" w:firstColumn="1" w:lastColumn="0" w:noHBand="0" w:noVBand="1"/>
       </w:tblPr>
       <w:tblGrid>
         <w:gridCol w:w="896"/>
@@ -26859,7 +27142,7 @@
       <w:pPr>
         <w:pStyle w:val="Heading2"/>
       </w:pPr>
-      <w:bookmarkStart w:id="46" w:name="_Toc243418265"/>
+      <w:bookmarkStart w:id="46" w:name="_Toc243679867"/>
       <w:r>
         <w:t>13.5  Delivery</w:t>
       </w:r>
@@ -26881,7 +27164,7 @@
           <w:left w:w="10" w:type="dxa"/>
           <w:right w:w="10" w:type="dxa"/>
         </w:tblCellMar>
-        <w:tblLook w:val="0000" w:firstRow="0" w:lastRow="0" w:firstColumn="0" w:lastColumn="0" w:noHBand="0" w:noVBand="0"/>
+        <w:tblLook w:val="04A0" w:firstRow="1" w:lastRow="0" w:firstColumn="1" w:lastColumn="0" w:noHBand="0" w:noVBand="1"/>
       </w:tblPr>
       <w:tblGrid>
         <w:gridCol w:w="896"/>
@@ -27878,6 +28161,7 @@
                 <w:sz w:val="19"/>
                 <w:szCs w:val="19"/>
               </w:rPr>
+              <w:lastRenderedPageBreak/>
               <w:t>PATCH</w:t>
             </w:r>
           </w:p>
@@ -27982,7 +28266,7 @@
                 <w:sz w:val="19"/>
                 <w:szCs w:val="19"/>
               </w:rPr>
-              <w:t>GET</w:t>
+              <w:t>PATCH</w:t>
             </w:r>
           </w:p>
         </w:tc>
@@ -28006,7 +28290,7 @@
                 <w:sz w:val="19"/>
                 <w:szCs w:val="19"/>
               </w:rPr>
-              <w:t>/api/deliveries/bulk</w:t>
+              <w:t>/api/deliveries/light/{lightDeliveryId}/share-driver</w:t>
             </w:r>
           </w:p>
         </w:tc>
@@ -28030,7 +28314,7 @@
                 <w:sz w:val="19"/>
                 <w:szCs w:val="19"/>
               </w:rPr>
-              <w:t>Bulk (heavy) deliveries, optionally for one trip.</w:t>
+              <w:t>Share driver on a delivery and the orders under it - whether customers see the driver's first name and the number plate.</w:t>
             </w:r>
           </w:p>
         </w:tc>
@@ -28054,7 +28338,7 @@
                 <w:sz w:val="19"/>
                 <w:szCs w:val="19"/>
               </w:rPr>
-              <w:t>Called by the servers</w:t>
+              <w:t>Acting user id</w:t>
             </w:r>
           </w:p>
         </w:tc>
@@ -28088,7 +28372,6 @@
                 <w:sz w:val="19"/>
                 <w:szCs w:val="19"/>
               </w:rPr>
-              <w:lastRenderedPageBreak/>
               <w:t>GET</w:t>
             </w:r>
           </w:p>
@@ -28112,7 +28395,7 @@
                 <w:sz w:val="19"/>
                 <w:szCs w:val="19"/>
               </w:rPr>
-              <w:t>/api/deliveries/bulk/{bulkDeliveryId}</w:t>
+              <w:t>/api/deliveries/bulk</w:t>
             </w:r>
           </w:p>
         </w:tc>
@@ -28135,7 +28418,7 @@
                 <w:sz w:val="19"/>
                 <w:szCs w:val="19"/>
               </w:rPr>
-              <w:t>One bulk delivery.</w:t>
+              <w:t>Bulk (heavy) deliveries, optionally for one trip.</w:t>
             </w:r>
           </w:p>
         </w:tc>
@@ -28217,7 +28500,7 @@
                 <w:sz w:val="19"/>
                 <w:szCs w:val="19"/>
               </w:rPr>
-              <w:t>/api/deliveries/bulk/production/{descriptionId}/photo</w:t>
+              <w:t>/api/deliveries/bulk/{bulkDeliveryId}</w:t>
             </w:r>
           </w:p>
         </w:tc>
@@ -28241,7 +28524,7 @@
                 <w:sz w:val="19"/>
                 <w:szCs w:val="19"/>
               </w:rPr>
-              <w:t>Photo of a production description line.</w:t>
+              <w:t>One bulk delivery.</w:t>
             </w:r>
           </w:p>
         </w:tc>
@@ -28322,7 +28605,7 @@
                 <w:sz w:val="19"/>
                 <w:szCs w:val="19"/>
               </w:rPr>
-              <w:t>/api/deliveries/bulk/{bulkDeliveryId}/production</w:t>
+              <w:t>/api/deliveries/bulk/production/{descriptionId}/photo</w:t>
             </w:r>
           </w:p>
         </w:tc>
@@ -28345,7 +28628,7 @@
                 <w:sz w:val="19"/>
                 <w:szCs w:val="19"/>
               </w:rPr>
-              <w:t>Production description lines of a bulk delivery.</w:t>
+              <w:t>Photo of a production description line.</w:t>
             </w:r>
           </w:p>
         </w:tc>
@@ -28403,7 +28686,7 @@
                 <w:sz w:val="19"/>
                 <w:szCs w:val="19"/>
               </w:rPr>
-              <w:t>POST</w:t>
+              <w:t>GET</w:t>
             </w:r>
           </w:p>
         </w:tc>
@@ -28451,7 +28734,7 @@
                 <w:sz w:val="19"/>
                 <w:szCs w:val="19"/>
               </w:rPr>
-              <w:t>Add a production description line.</w:t>
+              <w:t>Production description lines of a bulk delivery.</w:t>
             </w:r>
           </w:p>
         </w:tc>
@@ -28509,7 +28792,7 @@
                 <w:sz w:val="19"/>
                 <w:szCs w:val="19"/>
               </w:rPr>
-              <w:t>PATCH</w:t>
+              <w:t>POST</w:t>
             </w:r>
           </w:p>
         </w:tc>
@@ -28532,7 +28815,7 @@
                 <w:sz w:val="19"/>
                 <w:szCs w:val="19"/>
               </w:rPr>
-              <w:t>/api/deliveries/bulk/production/{descriptionId}</w:t>
+              <w:t>/api/deliveries/bulk/{bulkDeliveryId}/production</w:t>
             </w:r>
           </w:p>
         </w:tc>
@@ -28555,7 +28838,7 @@
                 <w:sz w:val="19"/>
                 <w:szCs w:val="19"/>
               </w:rPr>
-              <w:t>Correct a production description line.</w:t>
+              <w:t>Add a production description line.</w:t>
             </w:r>
           </w:p>
         </w:tc>
@@ -28613,7 +28896,7 @@
                 <w:sz w:val="19"/>
                 <w:szCs w:val="19"/>
               </w:rPr>
-              <w:t>DELETE</w:t>
+              <w:t>PATCH</w:t>
             </w:r>
           </w:p>
         </w:tc>
@@ -28661,7 +28944,7 @@
                 <w:sz w:val="19"/>
                 <w:szCs w:val="19"/>
               </w:rPr>
-              <w:t>Remove a production description line.</w:t>
+              <w:t>Correct a production description line.</w:t>
             </w:r>
           </w:p>
         </w:tc>
@@ -28685,7 +28968,7 @@
                 <w:sz w:val="19"/>
                 <w:szCs w:val="19"/>
               </w:rPr>
-              <w:t>Acting user id</w:t>
+              <w:t>Called by the servers</w:t>
             </w:r>
           </w:p>
         </w:tc>
@@ -28719,7 +29002,7 @@
                 <w:sz w:val="19"/>
                 <w:szCs w:val="19"/>
               </w:rPr>
-              <w:t>POST</w:t>
+              <w:t>DELETE</w:t>
             </w:r>
           </w:p>
         </w:tc>
@@ -28742,7 +29025,7 @@
                 <w:sz w:val="19"/>
                 <w:szCs w:val="19"/>
               </w:rPr>
-              <w:t>/api/deliveries/bulk/{bulkDeliveryId}/production/scan</w:t>
+              <w:t>/api/deliveries/bulk/production/{descriptionId}</w:t>
             </w:r>
           </w:p>
         </w:tc>
@@ -28765,7 +29048,7 @@
                 <w:sz w:val="19"/>
                 <w:szCs w:val="19"/>
               </w:rPr>
-              <w:t>AI-read a photographed handwritten sheet.</w:t>
+              <w:t>Remove a production description line.</w:t>
             </w:r>
           </w:p>
         </w:tc>
@@ -28788,7 +29071,7 @@
                 <w:sz w:val="19"/>
                 <w:szCs w:val="19"/>
               </w:rPr>
-              <w:t>Called by the servers</w:t>
+              <w:t>Acting user id</w:t>
             </w:r>
           </w:p>
         </w:tc>
@@ -28847,7 +29130,7 @@
                 <w:sz w:val="19"/>
                 <w:szCs w:val="19"/>
               </w:rPr>
-              <w:t>/api/deliveries/bulk</w:t>
+              <w:t>/api/deliveries/bulk/{bulkDeliveryId}/production/scan</w:t>
             </w:r>
           </w:p>
         </w:tc>
@@ -28871,7 +29154,7 @@
                 <w:sz w:val="19"/>
                 <w:szCs w:val="19"/>
               </w:rPr>
-              <w:t>Open a heavy order (ORDERS + BULK_DELIVERY pair).</w:t>
+              <w:t>AI-read a photographed handwritten sheet.</w:t>
             </w:r>
           </w:p>
         </w:tc>
@@ -28895,7 +29178,7 @@
                 <w:sz w:val="19"/>
                 <w:szCs w:val="19"/>
               </w:rPr>
-              <w:t>Acting user id</w:t>
+              <w:t>Called by the servers</w:t>
             </w:r>
           </w:p>
         </w:tc>
@@ -28929,7 +29212,7 @@
                 <w:sz w:val="19"/>
                 <w:szCs w:val="19"/>
               </w:rPr>
-              <w:t>DELETE</w:t>
+              <w:t>POST</w:t>
             </w:r>
           </w:p>
         </w:tc>
@@ -28952,7 +29235,7 @@
                 <w:sz w:val="19"/>
                 <w:szCs w:val="19"/>
               </w:rPr>
-              <w:t>/api/deliveries/bulk/{bulkDeliveryId}</w:t>
+              <w:t>/api/deliveries/bulk</w:t>
             </w:r>
           </w:p>
         </w:tc>
@@ -28975,7 +29258,7 @@
                 <w:sz w:val="19"/>
                 <w:szCs w:val="19"/>
               </w:rPr>
-              <w:t>Delete a heavy order that fell through.</w:t>
+              <w:t>Open a heavy order (ORDERS + BULK_DELIVERY pair).</w:t>
             </w:r>
           </w:p>
         </w:tc>
@@ -29033,6 +29316,112 @@
                 <w:sz w:val="19"/>
                 <w:szCs w:val="19"/>
               </w:rPr>
+              <w:t>DELETE</w:t>
+            </w:r>
+          </w:p>
+        </w:tc>
+        <w:tc>
+          <w:tcPr>
+            <w:tcW w:w="3474" w:type="dxa"/>
+            <w:shd w:val="clear" w:color="auto" w:fill="F4F5F3"/>
+            <w:tcMar>
+              <w:top w:w="50" w:type="dxa"/>
+              <w:left w:w="90" w:type="dxa"/>
+              <w:bottom w:w="50" w:type="dxa"/>
+              <w:right w:w="90" w:type="dxa"/>
+            </w:tcMar>
+          </w:tcPr>
+          <w:p>
+            <w:pPr>
+              <w:spacing w:after="20" w:line="252" w:lineRule="auto"/>
+            </w:pPr>
+            <w:r>
+              <w:rPr>
+                <w:sz w:val="19"/>
+                <w:szCs w:val="19"/>
+              </w:rPr>
+              <w:t>/api/deliveries/bulk/{bulkDeliveryId}</w:t>
+            </w:r>
+          </w:p>
+        </w:tc>
+        <w:tc>
+          <w:tcPr>
+            <w:tcW w:w="3362" w:type="dxa"/>
+            <w:shd w:val="clear" w:color="auto" w:fill="F4F5F3"/>
+            <w:tcMar>
+              <w:top w:w="50" w:type="dxa"/>
+              <w:left w:w="90" w:type="dxa"/>
+              <w:bottom w:w="50" w:type="dxa"/>
+              <w:right w:w="90" w:type="dxa"/>
+            </w:tcMar>
+          </w:tcPr>
+          <w:p>
+            <w:pPr>
+              <w:spacing w:after="20" w:line="252" w:lineRule="auto"/>
+            </w:pPr>
+            <w:r>
+              <w:rPr>
+                <w:sz w:val="19"/>
+                <w:szCs w:val="19"/>
+              </w:rPr>
+              <w:t>Delete a heavy order that fell through.</w:t>
+            </w:r>
+          </w:p>
+        </w:tc>
+        <w:tc>
+          <w:tcPr>
+            <w:tcW w:w="1906" w:type="dxa"/>
+            <w:shd w:val="clear" w:color="auto" w:fill="F4F5F3"/>
+            <w:tcMar>
+              <w:top w:w="50" w:type="dxa"/>
+              <w:left w:w="90" w:type="dxa"/>
+              <w:bottom w:w="50" w:type="dxa"/>
+              <w:right w:w="90" w:type="dxa"/>
+            </w:tcMar>
+          </w:tcPr>
+          <w:p>
+            <w:pPr>
+              <w:spacing w:after="20" w:line="252" w:lineRule="auto"/>
+            </w:pPr>
+            <w:r>
+              <w:rPr>
+                <w:sz w:val="19"/>
+                <w:szCs w:val="19"/>
+              </w:rPr>
+              <w:t>Acting user id</w:t>
+            </w:r>
+          </w:p>
+        </w:tc>
+      </w:tr>
+      <w:tr>
+        <w:tblPrEx>
+          <w:tblCellMar>
+            <w:top w:w="0" w:type="dxa"/>
+            <w:bottom w:w="0" w:type="dxa"/>
+          </w:tblCellMar>
+        </w:tblPrEx>
+        <w:trPr>
+          <w:cantSplit/>
+        </w:trPr>
+        <w:tc>
+          <w:tcPr>
+            <w:tcW w:w="896" w:type="dxa"/>
+            <w:tcMar>
+              <w:top w:w="50" w:type="dxa"/>
+              <w:left w:w="90" w:type="dxa"/>
+              <w:bottom w:w="50" w:type="dxa"/>
+              <w:right w:w="90" w:type="dxa"/>
+            </w:tcMar>
+          </w:tcPr>
+          <w:p>
+            <w:pPr>
+              <w:spacing w:after="20" w:line="252" w:lineRule="auto"/>
+            </w:pPr>
+            <w:r>
+              <w:rPr>
+                <w:sz w:val="19"/>
+                <w:szCs w:val="19"/>
+              </w:rPr>
               <w:t>PATCH</w:t>
             </w:r>
           </w:p>
@@ -29040,7 +29429,6 @@
         <w:tc>
           <w:tcPr>
             <w:tcW w:w="3474" w:type="dxa"/>
-            <w:shd w:val="clear" w:color="auto" w:fill="F4F5F3"/>
             <w:tcMar>
               <w:top w:w="50" w:type="dxa"/>
               <w:left w:w="90" w:type="dxa"/>
@@ -29064,7 +29452,6 @@
         <w:tc>
           <w:tcPr>
             <w:tcW w:w="3362" w:type="dxa"/>
-            <w:shd w:val="clear" w:color="auto" w:fill="F4F5F3"/>
             <w:tcMar>
               <w:top w:w="50" w:type="dxa"/>
               <w:left w:w="90" w:type="dxa"/>
@@ -29088,7 +29475,6 @@
         <w:tc>
           <w:tcPr>
             <w:tcW w:w="1906" w:type="dxa"/>
-            <w:shd w:val="clear" w:color="auto" w:fill="F4F5F3"/>
             <w:tcMar>
               <w:top w:w="50" w:type="dxa"/>
               <w:left w:w="90" w:type="dxa"/>
@@ -29120,7 +29506,7 @@
       <w:pPr>
         <w:pStyle w:val="Heading2"/>
       </w:pPr>
-      <w:bookmarkStart w:id="47" w:name="_Toc243418266"/>
+      <w:bookmarkStart w:id="47" w:name="_Toc243679868"/>
       <w:r>
         <w:t>13.6  Device</w:t>
       </w:r>
@@ -29142,7 +29528,7 @@
           <w:left w:w="10" w:type="dxa"/>
           <w:right w:w="10" w:type="dxa"/>
         </w:tblCellMar>
-        <w:tblLook w:val="0000" w:firstRow="0" w:lastRow="0" w:firstColumn="0" w:lastColumn="0" w:noHBand="0" w:noVBand="0"/>
+        <w:tblLook w:val="04A0" w:firstRow="1" w:lastRow="0" w:firstColumn="1" w:lastColumn="0" w:noHBand="0" w:noVBand="1"/>
       </w:tblPr>
       <w:tblGrid>
         <w:gridCol w:w="896"/>
@@ -29700,7 +30086,7 @@
       <w:pPr>
         <w:pStyle w:val="Heading2"/>
       </w:pPr>
-      <w:bookmarkStart w:id="48" w:name="_Toc243418267"/>
+      <w:bookmarkStart w:id="48" w:name="_Toc243679869"/>
       <w:r>
         <w:t>13.7  Expense</w:t>
       </w:r>
@@ -29722,7 +30108,7 @@
           <w:left w:w="10" w:type="dxa"/>
           <w:right w:w="10" w:type="dxa"/>
         </w:tblCellMar>
-        <w:tblLook w:val="0000" w:firstRow="0" w:lastRow="0" w:firstColumn="0" w:lastColumn="0" w:noHBand="0" w:noVBand="0"/>
+        <w:tblLook w:val="04A0" w:firstRow="1" w:lastRow="0" w:firstColumn="1" w:lastColumn="0" w:noHBand="0" w:noVBand="1"/>
       </w:tblPr>
       <w:tblGrid>
         <w:gridCol w:w="896"/>
@@ -29983,6 +30369,7 @@
                 <w:sz w:val="19"/>
                 <w:szCs w:val="19"/>
               </w:rPr>
+              <w:lastRenderedPageBreak/>
               <w:t>GET</w:t>
             </w:r>
           </w:p>
@@ -30280,9 +30667,8 @@
       <w:pPr>
         <w:pStyle w:val="Heading2"/>
       </w:pPr>
-      <w:bookmarkStart w:id="49" w:name="_Toc243418268"/>
-      <w:r>
-        <w:lastRenderedPageBreak/>
+      <w:bookmarkStart w:id="49" w:name="_Toc243679870"/>
+      <w:r>
         <w:t>13.8  Faq</w:t>
       </w:r>
       <w:bookmarkEnd w:id="49"/>
@@ -30303,7 +30689,7 @@
           <w:left w:w="10" w:type="dxa"/>
           <w:right w:w="10" w:type="dxa"/>
         </w:tblCellMar>
-        <w:tblLook w:val="0000" w:firstRow="0" w:lastRow="0" w:firstColumn="0" w:lastColumn="0" w:noHBand="0" w:noVBand="0"/>
+        <w:tblLook w:val="04A0" w:firstRow="1" w:lastRow="0" w:firstColumn="1" w:lastColumn="0" w:noHBand="0" w:noVBand="1"/>
       </w:tblPr>
       <w:tblGrid>
         <w:gridCol w:w="896"/>
@@ -31071,7 +31457,7 @@
       <w:pPr>
         <w:pStyle w:val="Heading2"/>
       </w:pPr>
-      <w:bookmarkStart w:id="50" w:name="_Toc243418269"/>
+      <w:bookmarkStart w:id="50" w:name="_Toc243679871"/>
       <w:r>
         <w:t>13.9  Farmer</w:t>
       </w:r>
@@ -31093,7 +31479,7 @@
           <w:left w:w="10" w:type="dxa"/>
           <w:right w:w="10" w:type="dxa"/>
         </w:tblCellMar>
-        <w:tblLook w:val="0000" w:firstRow="0" w:lastRow="0" w:firstColumn="0" w:lastColumn="0" w:noHBand="0" w:noVBand="0"/>
+        <w:tblLook w:val="04A0" w:firstRow="1" w:lastRow="0" w:firstColumn="1" w:lastColumn="0" w:noHBand="0" w:noVBand="1"/>
       </w:tblPr>
       <w:tblGrid>
         <w:gridCol w:w="896"/>
@@ -31754,7 +32140,7 @@
       <w:pPr>
         <w:pStyle w:val="Heading2"/>
       </w:pPr>
-      <w:bookmarkStart w:id="51" w:name="_Toc243418270"/>
+      <w:bookmarkStart w:id="51" w:name="_Toc243679872"/>
       <w:r>
         <w:t>13.10  FarmerPayment</w:t>
       </w:r>
@@ -31776,7 +32162,7 @@
           <w:left w:w="10" w:type="dxa"/>
           <w:right w:w="10" w:type="dxa"/>
         </w:tblCellMar>
-        <w:tblLook w:val="0000" w:firstRow="0" w:lastRow="0" w:firstColumn="0" w:lastColumn="0" w:noHBand="0" w:noVBand="0"/>
+        <w:tblLook w:val="04A0" w:firstRow="1" w:lastRow="0" w:firstColumn="1" w:lastColumn="0" w:noHBand="0" w:noVBand="1"/>
       </w:tblPr>
       <w:tblGrid>
         <w:gridCol w:w="896"/>
@@ -32124,7 +32510,7 @@
       <w:pPr>
         <w:pStyle w:val="Heading2"/>
       </w:pPr>
-      <w:bookmarkStart w:id="52" w:name="_Toc243418271"/>
+      <w:bookmarkStart w:id="52" w:name="_Toc243679873"/>
       <w:r>
         <w:t>13.11  Health</w:t>
       </w:r>
@@ -32146,7 +32532,7 @@
           <w:left w:w="10" w:type="dxa"/>
           <w:right w:w="10" w:type="dxa"/>
         </w:tblCellMar>
-        <w:tblLook w:val="0000" w:firstRow="0" w:lastRow="0" w:firstColumn="0" w:lastColumn="0" w:noHBand="0" w:noVBand="0"/>
+        <w:tblLook w:val="04A0" w:firstRow="1" w:lastRow="0" w:firstColumn="1" w:lastColumn="0" w:noHBand="0" w:noVBand="1"/>
       </w:tblPr>
       <w:tblGrid>
         <w:gridCol w:w="896"/>
@@ -32387,7 +32773,7 @@
       <w:pPr>
         <w:pStyle w:val="Heading2"/>
       </w:pPr>
-      <w:bookmarkStart w:id="53" w:name="_Toc243418272"/>
+      <w:bookmarkStart w:id="53" w:name="_Toc243679874"/>
       <w:r>
         <w:t>13.12  Insights</w:t>
       </w:r>
@@ -32409,7 +32795,7 @@
           <w:left w:w="10" w:type="dxa"/>
           <w:right w:w="10" w:type="dxa"/>
         </w:tblCellMar>
-        <w:tblLook w:val="0000" w:firstRow="0" w:lastRow="0" w:firstColumn="0" w:lastColumn="0" w:noHBand="0" w:noVBand="0"/>
+        <w:tblLook w:val="04A0" w:firstRow="1" w:lastRow="0" w:firstColumn="1" w:lastColumn="0" w:noHBand="0" w:noVBand="1"/>
       </w:tblPr>
       <w:tblGrid>
         <w:gridCol w:w="896"/>
@@ -32650,9 +33036,8 @@
       <w:pPr>
         <w:pStyle w:val="Heading2"/>
       </w:pPr>
-      <w:bookmarkStart w:id="54" w:name="_Toc243418273"/>
-      <w:r>
-        <w:lastRenderedPageBreak/>
+      <w:bookmarkStart w:id="54" w:name="_Toc243679875"/>
+      <w:r>
         <w:t>13.13  LoanFinance</w:t>
       </w:r>
       <w:bookmarkEnd w:id="54"/>
@@ -32673,7 +33058,7 @@
           <w:left w:w="10" w:type="dxa"/>
           <w:right w:w="10" w:type="dxa"/>
         </w:tblCellMar>
-        <w:tblLook w:val="0000" w:firstRow="0" w:lastRow="0" w:firstColumn="0" w:lastColumn="0" w:noHBand="0" w:noVBand="0"/>
+        <w:tblLook w:val="04A0" w:firstRow="1" w:lastRow="0" w:firstColumn="1" w:lastColumn="0" w:noHBand="0" w:noVBand="1"/>
       </w:tblPr>
       <w:tblGrid>
         <w:gridCol w:w="896"/>
@@ -33754,7 +34139,7 @@
       <w:pPr>
         <w:pStyle w:val="Heading2"/>
       </w:pPr>
-      <w:bookmarkStart w:id="55" w:name="_Toc243418274"/>
+      <w:bookmarkStart w:id="55" w:name="_Toc243679876"/>
       <w:r>
         <w:t>13.14  Machine</w:t>
       </w:r>
@@ -33776,7 +34161,7 @@
           <w:left w:w="10" w:type="dxa"/>
           <w:right w:w="10" w:type="dxa"/>
         </w:tblCellMar>
-        <w:tblLook w:val="0000" w:firstRow="0" w:lastRow="0" w:firstColumn="0" w:lastColumn="0" w:noHBand="0" w:noVBand="0"/>
+        <w:tblLook w:val="04A0" w:firstRow="1" w:lastRow="0" w:firstColumn="1" w:lastColumn="0" w:noHBand="0" w:noVBand="1"/>
       </w:tblPr>
       <w:tblGrid>
         <w:gridCol w:w="896"/>
@@ -34334,7 +34719,7 @@
       <w:pPr>
         <w:pStyle w:val="Heading2"/>
       </w:pPr>
-      <w:bookmarkStart w:id="56" w:name="_Toc243418275"/>
+      <w:bookmarkStart w:id="56" w:name="_Toc243679877"/>
       <w:r>
         <w:t>13.15  Marketing</w:t>
       </w:r>
@@ -34356,7 +34741,7 @@
           <w:left w:w="10" w:type="dxa"/>
           <w:right w:w="10" w:type="dxa"/>
         </w:tblCellMar>
-        <w:tblLook w:val="0000" w:firstRow="0" w:lastRow="0" w:firstColumn="0" w:lastColumn="0" w:noHBand="0" w:noVBand="0"/>
+        <w:tblLook w:val="04A0" w:firstRow="1" w:lastRow="0" w:firstColumn="1" w:lastColumn="0" w:noHBand="0" w:noVBand="1"/>
       </w:tblPr>
       <w:tblGrid>
         <w:gridCol w:w="896"/>
@@ -35037,6 +35422,7 @@
                 <w:sz w:val="19"/>
                 <w:szCs w:val="19"/>
               </w:rPr>
+              <w:lastRenderedPageBreak/>
               <w:t>DELETE</w:t>
             </w:r>
           </w:p>
@@ -35457,7 +35843,6 @@
                 <w:sz w:val="19"/>
                 <w:szCs w:val="19"/>
               </w:rPr>
-              <w:lastRenderedPageBreak/>
               <w:t>PUT</w:t>
             </w:r>
           </w:p>
@@ -35648,7 +36033,7 @@
       <w:pPr>
         <w:pStyle w:val="Heading2"/>
       </w:pPr>
-      <w:bookmarkStart w:id="57" w:name="_Toc243418276"/>
+      <w:bookmarkStart w:id="57" w:name="_Toc243679878"/>
       <w:r>
         <w:t>13.16  MpesaCallback</w:t>
       </w:r>
@@ -35670,7 +36055,7 @@
           <w:left w:w="10" w:type="dxa"/>
           <w:right w:w="10" w:type="dxa"/>
         </w:tblCellMar>
-        <w:tblLook w:val="0000" w:firstRow="0" w:lastRow="0" w:firstColumn="0" w:lastColumn="0" w:noHBand="0" w:noVBand="0"/>
+        <w:tblLook w:val="04A0" w:firstRow="1" w:lastRow="0" w:firstColumn="1" w:lastColumn="0" w:noHBand="0" w:noVBand="1"/>
       </w:tblPr>
       <w:tblGrid>
         <w:gridCol w:w="896"/>
@@ -36018,7 +36403,7 @@
       <w:pPr>
         <w:pStyle w:val="Heading2"/>
       </w:pPr>
-      <w:bookmarkStart w:id="58" w:name="_Toc243418277"/>
+      <w:bookmarkStart w:id="58" w:name="_Toc243679879"/>
       <w:r>
         <w:t>13.17  Order</w:t>
       </w:r>
@@ -36040,7 +36425,7 @@
           <w:left w:w="10" w:type="dxa"/>
           <w:right w:w="10" w:type="dxa"/>
         </w:tblCellMar>
-        <w:tblLook w:val="0000" w:firstRow="0" w:lastRow="0" w:firstColumn="0" w:lastColumn="0" w:noHBand="0" w:noVBand="0"/>
+        <w:tblLook w:val="04A0" w:firstRow="1" w:lastRow="0" w:firstColumn="1" w:lastColumn="0" w:noHBand="0" w:noVBand="1"/>
       </w:tblPr>
       <w:tblGrid>
         <w:gridCol w:w="896"/>
@@ -36430,7 +36815,7 @@
                 <w:sz w:val="19"/>
                 <w:szCs w:val="19"/>
               </w:rPr>
-              <w:t>/api/orders/{orderId}</w:t>
+              <w:t>/api/orders/track</w:t>
             </w:r>
           </w:p>
         </w:tc>
@@ -36453,7 +36838,7 @@
                 <w:sz w:val="19"/>
                 <w:szCs w:val="19"/>
               </w:rPr>
-              <w:t>One order (owner only); settles a pending payment.</w:t>
+              <w:t>Track my order without signing in: the ticket and the last 3 digits of the account's phone (website orders only; five wrong tries lock the ticket for 30 minutes).</w:t>
             </w:r>
           </w:p>
         </w:tc>
@@ -36476,7 +36861,7 @@
                 <w:sz w:val="19"/>
                 <w:szCs w:val="19"/>
               </w:rPr>
-              <w:t>Signed-in token</w:t>
+              <w:t>Open (ticket and phone digits)</w:t>
             </w:r>
           </w:p>
         </w:tc>
@@ -36511,7 +36896,7 @@
                 <w:sz w:val="19"/>
                 <w:szCs w:val="19"/>
               </w:rPr>
-              <w:t>POST</w:t>
+              <w:t>GET</w:t>
             </w:r>
           </w:p>
         </w:tc>
@@ -36535,7 +36920,7 @@
                 <w:sz w:val="19"/>
                 <w:szCs w:val="19"/>
               </w:rPr>
-              <w:t>/api/orders/{orderId}/drop</w:t>
+              <w:t>/api/orders/{orderId}</w:t>
             </w:r>
           </w:p>
         </w:tc>
@@ -36559,7 +36944,7 @@
                 <w:sz w:val="19"/>
                 <w:szCs w:val="19"/>
               </w:rPr>
-              <w:t>Drop an order and work out the refund (admin).</w:t>
+              <w:t>One order (owner only); settles a pending payment.</w:t>
             </w:r>
           </w:p>
         </w:tc>
@@ -36583,7 +36968,7 @@
                 <w:sz w:val="19"/>
                 <w:szCs w:val="19"/>
               </w:rPr>
-              <w:t>Signed-in token, admin enforced</w:t>
+              <w:t>Signed-in token</w:t>
             </w:r>
           </w:p>
         </w:tc>
@@ -36617,7 +37002,7 @@
                 <w:sz w:val="19"/>
                 <w:szCs w:val="19"/>
               </w:rPr>
-              <w:t>GET</w:t>
+              <w:t>POST</w:t>
             </w:r>
           </w:p>
         </w:tc>
@@ -36640,7 +37025,7 @@
                 <w:sz w:val="19"/>
                 <w:szCs w:val="19"/>
               </w:rPr>
-              <w:t>/api/orders/refunds/pending</w:t>
+              <w:t>/api/orders/{orderId}/drop</w:t>
             </w:r>
           </w:p>
         </w:tc>
@@ -36663,7 +37048,7 @@
                 <w:sz w:val="19"/>
                 <w:szCs w:val="19"/>
               </w:rPr>
-              <w:t>Dropped orders still owed a refund (admin).</w:t>
+              <w:t>Drop an order and work out the refund (admin).</w:t>
             </w:r>
           </w:p>
         </w:tc>
@@ -36745,6 +37130,111 @@
                 <w:sz w:val="19"/>
                 <w:szCs w:val="19"/>
               </w:rPr>
+              <w:t>/api/orders/refunds/pending</w:t>
+            </w:r>
+          </w:p>
+        </w:tc>
+        <w:tc>
+          <w:tcPr>
+            <w:tcW w:w="3362" w:type="dxa"/>
+            <w:shd w:val="clear" w:color="auto" w:fill="F4F5F3"/>
+            <w:tcMar>
+              <w:top w:w="50" w:type="dxa"/>
+              <w:left w:w="90" w:type="dxa"/>
+              <w:bottom w:w="50" w:type="dxa"/>
+              <w:right w:w="90" w:type="dxa"/>
+            </w:tcMar>
+          </w:tcPr>
+          <w:p>
+            <w:pPr>
+              <w:spacing w:after="20" w:line="252" w:lineRule="auto"/>
+            </w:pPr>
+            <w:r>
+              <w:rPr>
+                <w:sz w:val="19"/>
+                <w:szCs w:val="19"/>
+              </w:rPr>
+              <w:t>Dropped orders still owed a refund (admin).</w:t>
+            </w:r>
+          </w:p>
+        </w:tc>
+        <w:tc>
+          <w:tcPr>
+            <w:tcW w:w="1906" w:type="dxa"/>
+            <w:shd w:val="clear" w:color="auto" w:fill="F4F5F3"/>
+            <w:tcMar>
+              <w:top w:w="50" w:type="dxa"/>
+              <w:left w:w="90" w:type="dxa"/>
+              <w:bottom w:w="50" w:type="dxa"/>
+              <w:right w:w="90" w:type="dxa"/>
+            </w:tcMar>
+          </w:tcPr>
+          <w:p>
+            <w:pPr>
+              <w:spacing w:after="20" w:line="252" w:lineRule="auto"/>
+            </w:pPr>
+            <w:r>
+              <w:rPr>
+                <w:sz w:val="19"/>
+                <w:szCs w:val="19"/>
+              </w:rPr>
+              <w:t>Signed-in token, admin enforced</w:t>
+            </w:r>
+          </w:p>
+        </w:tc>
+      </w:tr>
+      <w:tr>
+        <w:tblPrEx>
+          <w:tblCellMar>
+            <w:top w:w="0" w:type="dxa"/>
+            <w:bottom w:w="0" w:type="dxa"/>
+          </w:tblCellMar>
+        </w:tblPrEx>
+        <w:trPr>
+          <w:cantSplit/>
+        </w:trPr>
+        <w:tc>
+          <w:tcPr>
+            <w:tcW w:w="896" w:type="dxa"/>
+            <w:tcMar>
+              <w:top w:w="50" w:type="dxa"/>
+              <w:left w:w="90" w:type="dxa"/>
+              <w:bottom w:w="50" w:type="dxa"/>
+              <w:right w:w="90" w:type="dxa"/>
+            </w:tcMar>
+          </w:tcPr>
+          <w:p>
+            <w:pPr>
+              <w:spacing w:after="20" w:line="252" w:lineRule="auto"/>
+            </w:pPr>
+            <w:r>
+              <w:rPr>
+                <w:sz w:val="19"/>
+                <w:szCs w:val="19"/>
+              </w:rPr>
+              <w:t>GET</w:t>
+            </w:r>
+          </w:p>
+        </w:tc>
+        <w:tc>
+          <w:tcPr>
+            <w:tcW w:w="3474" w:type="dxa"/>
+            <w:tcMar>
+              <w:top w:w="50" w:type="dxa"/>
+              <w:left w:w="90" w:type="dxa"/>
+              <w:bottom w:w="50" w:type="dxa"/>
+              <w:right w:w="90" w:type="dxa"/>
+            </w:tcMar>
+          </w:tcPr>
+          <w:p>
+            <w:pPr>
+              <w:spacing w:after="20" w:line="252" w:lineRule="auto"/>
+            </w:pPr>
+            <w:r>
+              <w:rPr>
+                <w:sz w:val="19"/>
+                <w:szCs w:val="19"/>
+              </w:rPr>
               <w:t>/api/orders/payments</w:t>
             </w:r>
           </w:p>
@@ -36752,7 +37242,6 @@
         <w:tc>
           <w:tcPr>
             <w:tcW w:w="3362" w:type="dxa"/>
-            <w:shd w:val="clear" w:color="auto" w:fill="F4F5F3"/>
             <w:tcMar>
               <w:top w:w="50" w:type="dxa"/>
               <w:left w:w="90" w:type="dxa"/>
@@ -36776,7 +37265,6 @@
         <w:tc>
           <w:tcPr>
             <w:tcW w:w="1906" w:type="dxa"/>
-            <w:shd w:val="clear" w:color="auto" w:fill="F4F5F3"/>
             <w:tcMar>
               <w:top w:w="50" w:type="dxa"/>
               <w:left w:w="90" w:type="dxa"/>
@@ -36808,8 +37296,9 @@
       <w:pPr>
         <w:pStyle w:val="Heading2"/>
       </w:pPr>
-      <w:bookmarkStart w:id="59" w:name="_Toc243418278"/>
-      <w:r>
+      <w:bookmarkStart w:id="59" w:name="_Toc243679880"/>
+      <w:r>
+        <w:lastRenderedPageBreak/>
         <w:t>13.18  Product</w:t>
       </w:r>
       <w:bookmarkEnd w:id="59"/>
@@ -36830,7 +37319,7 @@
           <w:left w:w="10" w:type="dxa"/>
           <w:right w:w="10" w:type="dxa"/>
         </w:tblCellMar>
-        <w:tblLook w:val="0000" w:firstRow="0" w:lastRow="0" w:firstColumn="0" w:lastColumn="0" w:noHBand="0" w:noVBand="0"/>
+        <w:tblLook w:val="04A0" w:firstRow="1" w:lastRow="0" w:firstColumn="1" w:lastColumn="0" w:noHBand="0" w:noVBand="1"/>
       </w:tblPr>
       <w:tblGrid>
         <w:gridCol w:w="896"/>
@@ -37721,7 +38210,6 @@
                 <w:sz w:val="19"/>
                 <w:szCs w:val="19"/>
               </w:rPr>
-              <w:lastRenderedPageBreak/>
               <w:t>POST</w:t>
             </w:r>
           </w:p>
@@ -38122,7 +38610,7 @@
       <w:pPr>
         <w:pStyle w:val="Heading2"/>
       </w:pPr>
-      <w:bookmarkStart w:id="60" w:name="_Toc243418279"/>
+      <w:bookmarkStart w:id="60" w:name="_Toc243679881"/>
       <w:r>
         <w:t>13.19  RemainderTree</w:t>
       </w:r>
@@ -38144,7 +38632,7 @@
           <w:left w:w="10" w:type="dxa"/>
           <w:right w:w="10" w:type="dxa"/>
         </w:tblCellMar>
-        <w:tblLook w:val="0000" w:firstRow="0" w:lastRow="0" w:firstColumn="0" w:lastColumn="0" w:noHBand="0" w:noVBand="0"/>
+        <w:tblLook w:val="04A0" w:firstRow="1" w:lastRow="0" w:firstColumn="1" w:lastColumn="0" w:noHBand="0" w:noVBand="1"/>
       </w:tblPr>
       <w:tblGrid>
         <w:gridCol w:w="896"/>
@@ -38702,7 +39190,7 @@
       <w:pPr>
         <w:pStyle w:val="Heading2"/>
       </w:pPr>
-      <w:bookmarkStart w:id="61" w:name="_Toc243418280"/>
+      <w:bookmarkStart w:id="61" w:name="_Toc243679882"/>
       <w:r>
         <w:t>13.20  Review</w:t>
       </w:r>
@@ -38724,7 +39212,7 @@
           <w:left w:w="10" w:type="dxa"/>
           <w:right w:w="10" w:type="dxa"/>
         </w:tblCellMar>
-        <w:tblLook w:val="0000" w:firstRow="0" w:lastRow="0" w:firstColumn="0" w:lastColumn="0" w:noHBand="0" w:noVBand="0"/>
+        <w:tblLook w:val="04A0" w:firstRow="1" w:lastRow="0" w:firstColumn="1" w:lastColumn="0" w:noHBand="0" w:noVBand="1"/>
       </w:tblPr>
       <w:tblGrid>
         <w:gridCol w:w="896"/>
@@ -39595,7 +40083,7 @@
       <w:pPr>
         <w:pStyle w:val="Heading2"/>
       </w:pPr>
-      <w:bookmarkStart w:id="62" w:name="_Toc243418281"/>
+      <w:bookmarkStart w:id="62" w:name="_Toc243679883"/>
       <w:r>
         <w:t>13.21  Role</w:t>
       </w:r>
@@ -39617,7 +40105,7 @@
           <w:left w:w="10" w:type="dxa"/>
           <w:right w:w="10" w:type="dxa"/>
         </w:tblCellMar>
-        <w:tblLook w:val="0000" w:firstRow="0" w:lastRow="0" w:firstColumn="0" w:lastColumn="0" w:noHBand="0" w:noVBand="0"/>
+        <w:tblLook w:val="04A0" w:firstRow="1" w:lastRow="0" w:firstColumn="1" w:lastColumn="0" w:noHBand="0" w:noVBand="1"/>
       </w:tblPr>
       <w:tblGrid>
         <w:gridCol w:w="896"/>
@@ -39858,7 +40346,7 @@
       <w:pPr>
         <w:pStyle w:val="Heading2"/>
       </w:pPr>
-      <w:bookmarkStart w:id="63" w:name="_Toc243418282"/>
+      <w:bookmarkStart w:id="63" w:name="_Toc243679884"/>
       <w:r>
         <w:t>13.22  Shipping</w:t>
       </w:r>
@@ -39880,7 +40368,7 @@
           <w:left w:w="10" w:type="dxa"/>
           <w:right w:w="10" w:type="dxa"/>
         </w:tblCellMar>
-        <w:tblLook w:val="0000" w:firstRow="0" w:lastRow="0" w:firstColumn="0" w:lastColumn="0" w:noHBand="0" w:noVBand="0"/>
+        <w:tblLook w:val="04A0" w:firstRow="1" w:lastRow="0" w:firstColumn="1" w:lastColumn="0" w:noHBand="0" w:noVBand="1"/>
       </w:tblPr>
       <w:tblGrid>
         <w:gridCol w:w="896"/>
@@ -40141,7 +40629,6 @@
                 <w:sz w:val="19"/>
                 <w:szCs w:val="19"/>
               </w:rPr>
-              <w:lastRenderedPageBreak/>
               <w:t>GET</w:t>
             </w:r>
           </w:p>
@@ -40439,7 +40926,7 @@
       <w:pPr>
         <w:pStyle w:val="Heading2"/>
       </w:pPr>
-      <w:bookmarkStart w:id="64" w:name="_Toc243418283"/>
+      <w:bookmarkStart w:id="64" w:name="_Toc243679885"/>
       <w:r>
         <w:t>13.23  Showcase</w:t>
       </w:r>
@@ -40461,7 +40948,7 @@
           <w:left w:w="10" w:type="dxa"/>
           <w:right w:w="10" w:type="dxa"/>
         </w:tblCellMar>
-        <w:tblLook w:val="0000" w:firstRow="0" w:lastRow="0" w:firstColumn="0" w:lastColumn="0" w:noHBand="0" w:noVBand="0"/>
+        <w:tblLook w:val="04A0" w:firstRow="1" w:lastRow="0" w:firstColumn="1" w:lastColumn="0" w:noHBand="0" w:noVBand="1"/>
       </w:tblPr>
       <w:tblGrid>
         <w:gridCol w:w="896"/>
@@ -41122,7 +41609,7 @@
       <w:pPr>
         <w:pStyle w:val="Heading2"/>
       </w:pPr>
-      <w:bookmarkStart w:id="65" w:name="_Toc243418284"/>
+      <w:bookmarkStart w:id="65" w:name="_Toc243679886"/>
       <w:r>
         <w:t>13.24  SmsQueue</w:t>
       </w:r>
@@ -41144,7 +41631,7 @@
           <w:left w:w="10" w:type="dxa"/>
           <w:right w:w="10" w:type="dxa"/>
         </w:tblCellMar>
-        <w:tblLook w:val="0000" w:firstRow="0" w:lastRow="0" w:firstColumn="0" w:lastColumn="0" w:noHBand="0" w:noVBand="0"/>
+        <w:tblLook w:val="04A0" w:firstRow="1" w:lastRow="0" w:firstColumn="1" w:lastColumn="0" w:noHBand="0" w:noVBand="1"/>
       </w:tblPr>
       <w:tblGrid>
         <w:gridCol w:w="896"/>
@@ -41595,7 +42082,7 @@
       <w:pPr>
         <w:pStyle w:val="Heading2"/>
       </w:pPr>
-      <w:bookmarkStart w:id="66" w:name="_Toc243418285"/>
+      <w:bookmarkStart w:id="66" w:name="_Toc243679887"/>
       <w:r>
         <w:t>13.25  Transaction</w:t>
       </w:r>
@@ -41617,7 +42104,7 @@
           <w:left w:w="10" w:type="dxa"/>
           <w:right w:w="10" w:type="dxa"/>
         </w:tblCellMar>
-        <w:tblLook w:val="0000" w:firstRow="0" w:lastRow="0" w:firstColumn="0" w:lastColumn="0" w:noHBand="0" w:noVBand="0"/>
+        <w:tblLook w:val="04A0" w:firstRow="1" w:lastRow="0" w:firstColumn="1" w:lastColumn="0" w:noHBand="0" w:noVBand="1"/>
       </w:tblPr>
       <w:tblGrid>
         <w:gridCol w:w="896"/>
@@ -41878,6 +42365,7 @@
                 <w:sz w:val="19"/>
                 <w:szCs w:val="19"/>
               </w:rPr>
+              <w:lastRenderedPageBreak/>
               <w:t>GET</w:t>
             </w:r>
           </w:p>
@@ -42508,7 +42996,6 @@
                 <w:sz w:val="19"/>
                 <w:szCs w:val="19"/>
               </w:rPr>
-              <w:lastRenderedPageBreak/>
               <w:t>POST</w:t>
             </w:r>
           </w:p>
@@ -43016,7 +43503,7 @@
       <w:pPr>
         <w:pStyle w:val="Heading2"/>
       </w:pPr>
-      <w:bookmarkStart w:id="67" w:name="_Toc243418286"/>
+      <w:bookmarkStart w:id="67" w:name="_Toc243679888"/>
       <w:r>
         <w:t>13.26  Tree</w:t>
       </w:r>
@@ -43038,7 +43525,7 @@
           <w:left w:w="10" w:type="dxa"/>
           <w:right w:w="10" w:type="dxa"/>
         </w:tblCellMar>
-        <w:tblLook w:val="0000" w:firstRow="0" w:lastRow="0" w:firstColumn="0" w:lastColumn="0" w:noHBand="0" w:noVBand="0"/>
+        <w:tblLook w:val="04A0" w:firstRow="1" w:lastRow="0" w:firstColumn="1" w:lastColumn="0" w:noHBand="0" w:noVBand="1"/>
       </w:tblPr>
       <w:tblGrid>
         <w:gridCol w:w="896"/>
@@ -43909,7 +44396,7 @@
       <w:pPr>
         <w:pStyle w:val="Heading2"/>
       </w:pPr>
-      <w:bookmarkStart w:id="68" w:name="_Toc243418287"/>
+      <w:bookmarkStart w:id="68" w:name="_Toc243679889"/>
       <w:r>
         <w:t>13.27  Trip</w:t>
       </w:r>
@@ -43931,7 +44418,7 @@
           <w:left w:w="10" w:type="dxa"/>
           <w:right w:w="10" w:type="dxa"/>
         </w:tblCellMar>
-        <w:tblLook w:val="0000" w:firstRow="0" w:lastRow="0" w:firstColumn="0" w:lastColumn="0" w:noHBand="0" w:noVBand="0"/>
+        <w:tblLook w:val="04A0" w:firstRow="1" w:lastRow="0" w:firstColumn="1" w:lastColumn="0" w:noHBand="0" w:noVBand="1"/>
       </w:tblPr>
       <w:tblGrid>
         <w:gridCol w:w="896"/>
@@ -44718,6 +45205,7 @@
                 <w:sz w:val="19"/>
                 <w:szCs w:val="19"/>
               </w:rPr>
+              <w:lastRenderedPageBreak/>
               <w:t>PATCH</w:t>
             </w:r>
           </w:p>
@@ -45222,9 +45710,8 @@
       <w:pPr>
         <w:pStyle w:val="Heading2"/>
       </w:pPr>
-      <w:bookmarkStart w:id="69" w:name="_Toc243418288"/>
-      <w:r>
-        <w:lastRenderedPageBreak/>
+      <w:bookmarkStart w:id="69" w:name="_Toc243679890"/>
+      <w:r>
         <w:t>13.28  User</w:t>
       </w:r>
       <w:bookmarkEnd w:id="69"/>
@@ -45245,7 +45732,7 @@
           <w:left w:w="10" w:type="dxa"/>
           <w:right w:w="10" w:type="dxa"/>
         </w:tblCellMar>
-        <w:tblLook w:val="0000" w:firstRow="0" w:lastRow="0" w:firstColumn="0" w:lastColumn="0" w:noHBand="0" w:noVBand="0"/>
+        <w:tblLook w:val="04A0" w:firstRow="1" w:lastRow="0" w:firstColumn="1" w:lastColumn="0" w:noHBand="0" w:noVBand="1"/>
       </w:tblPr>
       <w:tblGrid>
         <w:gridCol w:w="896"/>
@@ -46116,7 +46603,7 @@
       <w:pPr>
         <w:pStyle w:val="Heading2"/>
       </w:pPr>
-      <w:bookmarkStart w:id="70" w:name="_Toc243418289"/>
+      <w:bookmarkStart w:id="70" w:name="_Toc243679891"/>
       <w:r>
         <w:t>13.29  Vehicle</w:t>
       </w:r>
@@ -46138,7 +46625,7 @@
           <w:left w:w="10" w:type="dxa"/>
           <w:right w:w="10" w:type="dxa"/>
         </w:tblCellMar>
-        <w:tblLook w:val="0000" w:firstRow="0" w:lastRow="0" w:firstColumn="0" w:lastColumn="0" w:noHBand="0" w:noVBand="0"/>
+        <w:tblLook w:val="04A0" w:firstRow="1" w:lastRow="0" w:firstColumn="1" w:lastColumn="0" w:noHBand="0" w:noVBand="1"/>
       </w:tblPr>
       <w:tblGrid>
         <w:gridCol w:w="896"/>
@@ -46917,10 +47404,10 @@
 <file path=word/numbering.xml><?xml version="1.0" encoding="utf-8"?>
 <w:numbering xmlns:wpc="http://schemas.microsoft.com/office/word/2010/wordprocessingCanvas" xmlns:cx="http://schemas.microsoft.com/office/drawing/2014/chartex" xmlns:cx1="http://schemas.microsoft.com/office/drawing/2015/9/8/chartex" xmlns:mc="http://schemas.openxmlformats.org/markup-compatibility/2006" xmlns:o="urn:schemas-microsoft-com:office:office" xmlns:r="http://schemas.openxmlformats.org/officeDocument/2006/relationships" xmlns:m="http://schemas.openxmlformats.org/officeDocument/2006/math" xmlns:v="urn:schemas-microsoft-com:vml" xmlns:wp14="http://schemas.microsoft.com/office/word/2010/wordprocessingDrawing" xmlns:wp="http://schemas.openxmlformats.org/drawingml/2006/wordprocessingDrawing" xmlns:w10="urn:schemas-microsoft-com:office:word" xmlns:w="http://schemas.openxmlformats.org/wordprocessingml/2006/main" xmlns:w14="http://schemas.microsoft.com/office/word/2010/wordml" xmlns:w15="http://schemas.microsoft.com/office/word/2012/wordml" xmlns:w16se="http://schemas.microsoft.com/office/word/2015/wordml/symex" xmlns:wpg="http://schemas.microsoft.com/office/word/2010/wordprocessingGroup" xmlns:wpi="http://schemas.microsoft.com/office/word/2010/wordprocessingInk" xmlns:wne="http://schemas.microsoft.com/office/word/2006/wordml" xmlns:wps="http://schemas.microsoft.com/office/word/2010/wordprocessingShape" mc:Ignorable="w14 w15 w16se wp14">
   <w:abstractNum w:abstractNumId="0" w15:restartNumberingAfterBreak="0">
-    <w:nsid w:val="19064388"/>
+    <w:nsid w:val="04DC2C11"/>
     <w:multiLevelType w:val="hybridMultilevel"/>
-    <w:tmpl w:val="F8D6CB6A"/>
-    <w:lvl w:ilvl="0" w:tplc="26B66564">
+    <w:tmpl w:val="9C28412A"/>
+    <w:lvl w:ilvl="0" w:tplc="6CD0DCF0">
       <w:start w:val="1"/>
       <w:numFmt w:val="decimal"/>
       <w:lvlText w:val="%1."/>
@@ -46929,7 +47416,7 @@
         <w:ind w:left="540" w:hanging="300"/>
       </w:pPr>
     </w:lvl>
-    <w:lvl w:ilvl="1" w:tplc="0D8C1284" w:tentative="1">
+    <w:lvl w:ilvl="1" w:tplc="78C21A6E" w:tentative="1">
       <w:start w:val="1"/>
       <w:numFmt w:val="lowerLetter"/>
       <w:lvlText w:val="%2."/>
@@ -46938,7 +47425,7 @@
         <w:ind w:left="940" w:hanging="300"/>
       </w:pPr>
     </w:lvl>
-    <w:lvl w:ilvl="2" w:tplc="CA023A2C" w:tentative="1">
+    <w:lvl w:ilvl="2" w:tplc="69067FE4" w:tentative="1">
       <w:start w:val="1"/>
       <w:numFmt w:val="lowerRoman"/>
       <w:lvlText w:val="%3."/>
@@ -46947,104 +47434,42 @@
         <w:ind w:left="1340" w:hanging="300"/>
       </w:pPr>
     </w:lvl>
-    <w:lvl w:ilvl="3" w:tplc="0D64FA72">
+    <w:lvl w:ilvl="3" w:tplc="E16C6616">
       <w:numFmt w:val="decimal"/>
       <w:lvlText w:val=""/>
       <w:lvlJc w:val="left"/>
     </w:lvl>
-    <w:lvl w:ilvl="4" w:tplc="A216C6EC">
+    <w:lvl w:ilvl="4" w:tplc="EE46BC4A">
       <w:numFmt w:val="decimal"/>
       <w:lvlText w:val=""/>
       <w:lvlJc w:val="left"/>
     </w:lvl>
-    <w:lvl w:ilvl="5" w:tplc="D20816A6">
+    <w:lvl w:ilvl="5" w:tplc="F41C61E0">
       <w:numFmt w:val="decimal"/>
       <w:lvlText w:val=""/>
       <w:lvlJc w:val="left"/>
     </w:lvl>
-    <w:lvl w:ilvl="6" w:tplc="336E8B32">
+    <w:lvl w:ilvl="6" w:tplc="5ED46BEE">
       <w:numFmt w:val="decimal"/>
       <w:lvlText w:val=""/>
       <w:lvlJc w:val="left"/>
     </w:lvl>
-    <w:lvl w:ilvl="7" w:tplc="7D20A90E">
+    <w:lvl w:ilvl="7" w:tplc="FC7842EA">
       <w:numFmt w:val="decimal"/>
       <w:lvlText w:val=""/>
       <w:lvlJc w:val="left"/>
     </w:lvl>
-    <w:lvl w:ilvl="8" w:tplc="2940FE34">
+    <w:lvl w:ilvl="8" w:tplc="67F8ED10">
       <w:numFmt w:val="decimal"/>
       <w:lvlText w:val=""/>
       <w:lvlJc w:val="left"/>
     </w:lvl>
   </w:abstractNum>
   <w:abstractNum w:abstractNumId="1" w15:restartNumberingAfterBreak="0">
-    <w:nsid w:val="3AA925C6"/>
+    <w:nsid w:val="17682BAA"/>
     <w:multiLevelType w:val="hybridMultilevel"/>
-    <w:tmpl w:val="9426F3D2"/>
-    <w:lvl w:ilvl="0" w:tplc="6D0CCC1C">
-      <w:start w:val="1"/>
-      <w:numFmt w:val="bullet"/>
-      <w:lvlText w:val="•"/>
-      <w:lvlJc w:val="left"/>
-      <w:pPr>
-        <w:ind w:left="540" w:hanging="300"/>
-      </w:pPr>
-    </w:lvl>
-    <w:lvl w:ilvl="1" w:tplc="E7FA1272" w:tentative="1">
-      <w:start w:val="1"/>
-      <w:numFmt w:val="bullet"/>
-      <w:lvlText w:val="–"/>
-      <w:lvlJc w:val="left"/>
-      <w:pPr>
-        <w:ind w:left="940" w:hanging="300"/>
-      </w:pPr>
-    </w:lvl>
-    <w:lvl w:ilvl="2" w:tplc="EEC8F240" w:tentative="1">
-      <w:start w:val="1"/>
-      <w:numFmt w:val="bullet"/>
-      <w:lvlText w:val="◦"/>
-      <w:lvlJc w:val="left"/>
-      <w:pPr>
-        <w:ind w:left="1340" w:hanging="300"/>
-      </w:pPr>
-    </w:lvl>
-    <w:lvl w:ilvl="3" w:tplc="174E4F62">
-      <w:numFmt w:val="decimal"/>
-      <w:lvlText w:val=""/>
-      <w:lvlJc w:val="left"/>
-    </w:lvl>
-    <w:lvl w:ilvl="4" w:tplc="C8A4C894">
-      <w:numFmt w:val="decimal"/>
-      <w:lvlText w:val=""/>
-      <w:lvlJc w:val="left"/>
-    </w:lvl>
-    <w:lvl w:ilvl="5" w:tplc="5E6492C4">
-      <w:numFmt w:val="decimal"/>
-      <w:lvlText w:val=""/>
-      <w:lvlJc w:val="left"/>
-    </w:lvl>
-    <w:lvl w:ilvl="6" w:tplc="116015BE">
-      <w:numFmt w:val="decimal"/>
-      <w:lvlText w:val=""/>
-      <w:lvlJc w:val="left"/>
-    </w:lvl>
-    <w:lvl w:ilvl="7" w:tplc="5E623C06">
-      <w:numFmt w:val="decimal"/>
-      <w:lvlText w:val=""/>
-      <w:lvlJc w:val="left"/>
-    </w:lvl>
-    <w:lvl w:ilvl="8" w:tplc="31E0EEB4">
-      <w:numFmt w:val="decimal"/>
-      <w:lvlText w:val=""/>
-      <w:lvlJc w:val="left"/>
-    </w:lvl>
-  </w:abstractNum>
-  <w:abstractNum w:abstractNumId="2" w15:restartNumberingAfterBreak="0">
-    <w:nsid w:val="5F96404F"/>
-    <w:multiLevelType w:val="hybridMultilevel"/>
-    <w:tmpl w:val="C42099FA"/>
-    <w:lvl w:ilvl="0" w:tplc="AB36E180" w:tentative="1">
+    <w:tmpl w:val="BD726B22"/>
+    <w:lvl w:ilvl="0" w:tplc="69AA3290" w:tentative="1">
       <w:start w:val="1"/>
       <w:numFmt w:val="bullet"/>
       <w:lvlText w:val="●"/>
@@ -47053,7 +47478,7 @@
         <w:ind w:left="720" w:hanging="360"/>
       </w:pPr>
     </w:lvl>
-    <w:lvl w:ilvl="1" w:tplc="9E06B310" w:tentative="1">
+    <w:lvl w:ilvl="1" w:tplc="250EE13C" w:tentative="1">
       <w:start w:val="1"/>
       <w:numFmt w:val="bullet"/>
       <w:lvlText w:val="○"/>
@@ -47062,7 +47487,7 @@
         <w:ind w:left="1440" w:hanging="360"/>
       </w:pPr>
     </w:lvl>
-    <w:lvl w:ilvl="2" w:tplc="EAFEB1FA" w:tentative="1">
+    <w:lvl w:ilvl="2" w:tplc="3998C6D2" w:tentative="1">
       <w:start w:val="1"/>
       <w:numFmt w:val="bullet"/>
       <w:lvlText w:val="■"/>
@@ -47071,7 +47496,7 @@
         <w:ind w:left="2160" w:hanging="360"/>
       </w:pPr>
     </w:lvl>
-    <w:lvl w:ilvl="3" w:tplc="5FE8E05C" w:tentative="1">
+    <w:lvl w:ilvl="3" w:tplc="1A38478E" w:tentative="1">
       <w:start w:val="1"/>
       <w:numFmt w:val="bullet"/>
       <w:lvlText w:val="●"/>
@@ -47080,7 +47505,7 @@
         <w:ind w:left="2880" w:hanging="360"/>
       </w:pPr>
     </w:lvl>
-    <w:lvl w:ilvl="4" w:tplc="ABBAB266" w:tentative="1">
+    <w:lvl w:ilvl="4" w:tplc="97840F72" w:tentative="1">
       <w:start w:val="1"/>
       <w:numFmt w:val="bullet"/>
       <w:lvlText w:val="○"/>
@@ -47089,7 +47514,7 @@
         <w:ind w:left="3600" w:hanging="360"/>
       </w:pPr>
     </w:lvl>
-    <w:lvl w:ilvl="5" w:tplc="703C0FBA" w:tentative="1">
+    <w:lvl w:ilvl="5" w:tplc="E2B0F696" w:tentative="1">
       <w:start w:val="1"/>
       <w:numFmt w:val="bullet"/>
       <w:lvlText w:val="■"/>
@@ -47098,7 +47523,7 @@
         <w:ind w:left="4320" w:hanging="360"/>
       </w:pPr>
     </w:lvl>
-    <w:lvl w:ilvl="6" w:tplc="93E8C34C" w:tentative="1">
+    <w:lvl w:ilvl="6" w:tplc="981AA2B8" w:tentative="1">
       <w:start w:val="1"/>
       <w:numFmt w:val="bullet"/>
       <w:lvlText w:val="●"/>
@@ -47107,7 +47532,7 @@
         <w:ind w:left="5040" w:hanging="360"/>
       </w:pPr>
     </w:lvl>
-    <w:lvl w:ilvl="7" w:tplc="AE625B14" w:tentative="1">
+    <w:lvl w:ilvl="7" w:tplc="09A2DA36" w:tentative="1">
       <w:start w:val="1"/>
       <w:numFmt w:val="bullet"/>
       <w:lvlText w:val="●"/>
@@ -47116,7 +47541,7 @@
         <w:ind w:left="5760" w:hanging="360"/>
       </w:pPr>
     </w:lvl>
-    <w:lvl w:ilvl="8" w:tplc="A87C39B0" w:tentative="1">
+    <w:lvl w:ilvl="8" w:tplc="EFB0F926" w:tentative="1">
       <w:start w:val="1"/>
       <w:numFmt w:val="bullet"/>
       <w:lvlText w:val="●"/>
@@ -47126,14 +47551,76 @@
       </w:pPr>
     </w:lvl>
   </w:abstractNum>
+  <w:abstractNum w:abstractNumId="2" w15:restartNumberingAfterBreak="0">
+    <w:nsid w:val="56067D7D"/>
+    <w:multiLevelType w:val="hybridMultilevel"/>
+    <w:tmpl w:val="F06AC6E8"/>
+    <w:lvl w:ilvl="0" w:tplc="50F8AF1C">
+      <w:start w:val="1"/>
+      <w:numFmt w:val="bullet"/>
+      <w:lvlText w:val="•"/>
+      <w:lvlJc w:val="left"/>
+      <w:pPr>
+        <w:ind w:left="540" w:hanging="300"/>
+      </w:pPr>
+    </w:lvl>
+    <w:lvl w:ilvl="1" w:tplc="38824FE8" w:tentative="1">
+      <w:start w:val="1"/>
+      <w:numFmt w:val="bullet"/>
+      <w:lvlText w:val="–"/>
+      <w:lvlJc w:val="left"/>
+      <w:pPr>
+        <w:ind w:left="940" w:hanging="300"/>
+      </w:pPr>
+    </w:lvl>
+    <w:lvl w:ilvl="2" w:tplc="F440D164" w:tentative="1">
+      <w:start w:val="1"/>
+      <w:numFmt w:val="bullet"/>
+      <w:lvlText w:val="◦"/>
+      <w:lvlJc w:val="left"/>
+      <w:pPr>
+        <w:ind w:left="1340" w:hanging="300"/>
+      </w:pPr>
+    </w:lvl>
+    <w:lvl w:ilvl="3" w:tplc="6838AA98">
+      <w:numFmt w:val="decimal"/>
+      <w:lvlText w:val=""/>
+      <w:lvlJc w:val="left"/>
+    </w:lvl>
+    <w:lvl w:ilvl="4" w:tplc="2A1018FA">
+      <w:numFmt w:val="decimal"/>
+      <w:lvlText w:val=""/>
+      <w:lvlJc w:val="left"/>
+    </w:lvl>
+    <w:lvl w:ilvl="5" w:tplc="78E2D3A4">
+      <w:numFmt w:val="decimal"/>
+      <w:lvlText w:val=""/>
+      <w:lvlJc w:val="left"/>
+    </w:lvl>
+    <w:lvl w:ilvl="6" w:tplc="FB58F858">
+      <w:numFmt w:val="decimal"/>
+      <w:lvlText w:val=""/>
+      <w:lvlJc w:val="left"/>
+    </w:lvl>
+    <w:lvl w:ilvl="7" w:tplc="EC701D2E">
+      <w:numFmt w:val="decimal"/>
+      <w:lvlText w:val=""/>
+      <w:lvlJc w:val="left"/>
+    </w:lvl>
+    <w:lvl w:ilvl="8" w:tplc="DE6A13C0">
+      <w:numFmt w:val="decimal"/>
+      <w:lvlText w:val=""/>
+      <w:lvlJc w:val="left"/>
+    </w:lvl>
+  </w:abstractNum>
   <w:num w:numId="1">
-    <w:abstractNumId w:val="2"/>
+    <w:abstractNumId w:val="1"/>
     <w:lvlOverride w:ilvl="0">
       <w:startOverride w:val="1"/>
     </w:lvlOverride>
   </w:num>
   <w:num w:numId="2">
-    <w:abstractNumId w:val="1"/>
+    <w:abstractNumId w:val="2"/>
     <w:lvlOverride w:ilvl="0">
       <w:startOverride w:val="1"/>
     </w:lvlOverride>
@@ -47768,7 +48255,7 @@
     <w:autoRedefine/>
     <w:uiPriority w:val="39"/>
     <w:unhideWhenUsed/>
-    <w:rsid w:val="00B61731"/>
+    <w:rsid w:val="00FD1DBB"/>
     <w:pPr>
       <w:spacing w:after="100"/>
     </w:pPr>
@@ -47780,7 +48267,7 @@
     <w:autoRedefine/>
     <w:uiPriority w:val="39"/>
     <w:unhideWhenUsed/>
-    <w:rsid w:val="00B61731"/>
+    <w:rsid w:val="00FD1DBB"/>
     <w:pPr>
       <w:spacing w:after="100"/>
       <w:ind w:left="210"/>

--- a/documentation/03 Backend/Backend Server.docx
+++ b/documentation/03 Backend/Backend Server.docx
@@ -80,7 +80,7 @@
           <w:left w:w="10" w:type="dxa"/>
           <w:right w:w="10" w:type="dxa"/>
         </w:tblCellMar>
-        <w:tblLook w:val="04A0" w:firstRow="1" w:lastRow="0" w:firstColumn="1" w:lastColumn="0" w:noHBand="0" w:noVBand="1"/>
+        <w:tblLook w:val="0000" w:firstRow="0" w:lastRow="0" w:firstColumn="0" w:lastColumn="0" w:noHBand="0" w:noVBand="0"/>
       </w:tblPr>
       <w:tblGrid>
         <w:gridCol w:w="2600"/>
@@ -289,7 +289,7 @@
                 <w:sz w:val="20"/>
                 <w:szCs w:val="20"/>
               </w:rPr>
-              <w:t>23 October 2026</w:t>
+              <w:t>24 October 2026</w:t>
             </w:r>
           </w:p>
         </w:tc>
@@ -421,7 +421,7 @@
           <w:sz w:val="20"/>
           <w:szCs w:val="20"/>
         </w:rPr>
-        <w:t>ll list of its 172 endpoints.</w:t>
+        <w:t>ll list of its 179 endpoints.</w:t>
       </w:r>
     </w:p>
     <w:p>
@@ -461,7 +461,7 @@
           <w:left w:w="10" w:type="dxa"/>
           <w:right w:w="10" w:type="dxa"/>
         </w:tblCellMar>
-        <w:tblLook w:val="04A0" w:firstRow="1" w:lastRow="0" w:firstColumn="1" w:lastColumn="0" w:noHBand="0" w:noVBand="1"/>
+        <w:tblLook w:val="0000" w:firstRow="0" w:lastRow="0" w:firstColumn="0" w:lastColumn="0" w:noHBand="0" w:noVBand="0"/>
       </w:tblPr>
       <w:tblGrid>
         <w:gridCol w:w="1300"/>
@@ -1251,7 +1251,14 @@
                 <w:sz w:val="19"/>
                 <w:szCs w:val="19"/>
               </w:rPr>
-              <w:t>Website payments list with M-Pesa receipts (GET /api/orders/payments, admin); receipts stored in PRODUCT_PAYMENTS.Mpesa_Receipt.</w:t>
+              <w:t>Website payments list with M-Pesa receipts (GET /api/</w:t>
+            </w:r>
+            <w:r>
+              <w:rPr>
+                <w:sz w:val="19"/>
+                <w:szCs w:val="19"/>
+              </w:rPr>
+              <w:t>orders/payments, admin); receipts stored in PRODUCT_PAYMENTS.Mpesa_Receipt.</w:t>
             </w:r>
           </w:p>
         </w:tc>
@@ -1319,14 +1326,14 @@
                 <w:sz w:val="19"/>
                 <w:szCs w:val="19"/>
               </w:rPr>
-              <w:t>Phone numbers confirmed by an SMS code: PhoneVerificationService, SmsSender, four /api/auth phone endpoint</w:t>
-            </w:r>
-            <w:r>
-              <w:rPr>
-                <w:sz w:val="19"/>
-                <w:szCs w:val="19"/>
-              </w:rPr>
-              <w:t>s, Africa's Talking (Airtel numbers for now); an unconfirmed customer's first order waits for it; the admin user list shows when a number was confirmed.</w:t>
+              <w:t>Phone numbers confirmed by an SMS code: PhoneVerificationService, SmsSender, four /api/auth phone endpoints, Africa's Talking (Airtel numbers for now); an unconfirmed customer's first order waits for it; the admin user list shows when a number was confirme</w:t>
+            </w:r>
+            <w:r>
+              <w:rPr>
+                <w:sz w:val="19"/>
+                <w:szCs w:val="19"/>
+              </w:rPr>
+              <w:t>d.</w:t>
             </w:r>
           </w:p>
         </w:tc>
@@ -1394,14 +1401,7 @@
                 <w:sz w:val="19"/>
                 <w:szCs w:val="19"/>
               </w:rPr>
-              <w:t>Sign-in tokens issued before the clean-up of 18 October 2026 are refused (app.auth</w:t>
-            </w:r>
-            <w:r>
-              <w:rPr>
-                <w:sz w:val="19"/>
-                <w:szCs w:val="19"/>
-              </w:rPr>
-              <w:t>.tokens-valid-from); error answers carry no stack traces (server.error.*).</w:t>
+              <w:t>Sign-in tokens issued before the clean-up of 18 October 2026 are refused (app.auth.tokens-valid-from); error answers carry no stack traces (server.error.*).</w:t>
             </w:r>
           </w:p>
         </w:tc>
@@ -1469,7 +1469,14 @@
                 <w:sz w:val="19"/>
                 <w:szCs w:val="19"/>
               </w:rPr>
-              <w:t>Colour theme per account: USERS.Theme (migration 037), returned at sign-in and by /api/auth/me, saved with PUT /api/auth/me/theme.</w:t>
+              <w:t>Colour theme per account: USERS.Theme (migration 037),</w:t>
+            </w:r>
+            <w:r>
+              <w:rPr>
+                <w:sz w:val="19"/>
+                <w:szCs w:val="19"/>
+              </w:rPr>
+              <w:t xml:space="preserve"> returned at sign-in and by /api/auth/me, saved with PUT /api/auth/me/theme.</w:t>
             </w:r>
           </w:p>
         </w:tc>
@@ -1537,7 +1544,82 @@
                 <w:sz w:val="19"/>
                 <w:szCs w:val="19"/>
               </w:rPr>
-              <w:t>Order tickets (OrderTickets, migration 038), Track my order (GET /api/orders/track, open, with limits on wrong tries) and Share driver (PATCH /api/deliveries/light/{id}/share-driver); the endpoint list now also shows PUT /api/auth/me/theme.</w:t>
+              <w:t>Order tickets (OrderTickets, migration 038), Track my order (GET /api/orders/track, open, with limits on wrong tries) and Share driver (PATCH /api/deliveries/</w:t>
+            </w:r>
+            <w:r>
+              <w:rPr>
+                <w:sz w:val="19"/>
+                <w:szCs w:val="19"/>
+              </w:rPr>
+              <w:t>light/{id}/share-driver); the endpoint list now also shows PUT /api/auth/me/theme.</w:t>
+            </w:r>
+          </w:p>
+        </w:tc>
+      </w:tr>
+      <w:tr>
+        <w:tblPrEx>
+          <w:tblCellMar>
+            <w:top w:w="0" w:type="dxa"/>
+            <w:bottom w:w="0" w:type="dxa"/>
+          </w:tblCellMar>
+        </w:tblPrEx>
+        <w:tc>
+          <w:tcPr>
+            <w:tcW w:w="1300" w:type="dxa"/>
+            <w:tcMar>
+              <w:top w:w="50" w:type="dxa"/>
+              <w:left w:w="90" w:type="dxa"/>
+              <w:bottom w:w="50" w:type="dxa"/>
+              <w:right w:w="90" w:type="dxa"/>
+            </w:tcMar>
+          </w:tcPr>
+          <w:p>
+            <w:r>
+              <w:rPr>
+                <w:sz w:val="19"/>
+                <w:szCs w:val="19"/>
+              </w:rPr>
+              <w:t>1.1</w:t>
+            </w:r>
+          </w:p>
+        </w:tc>
+        <w:tc>
+          <w:tcPr>
+            <w:tcW w:w="1900" w:type="dxa"/>
+            <w:tcMar>
+              <w:top w:w="50" w:type="dxa"/>
+              <w:left w:w="90" w:type="dxa"/>
+              <w:bottom w:w="50" w:type="dxa"/>
+              <w:right w:w="90" w:type="dxa"/>
+            </w:tcMar>
+          </w:tcPr>
+          <w:p>
+            <w:r>
+              <w:rPr>
+                <w:sz w:val="19"/>
+                <w:szCs w:val="19"/>
+              </w:rPr>
+              <w:t>24 October 2026</w:t>
+            </w:r>
+          </w:p>
+        </w:tc>
+        <w:tc>
+          <w:tcPr>
+            <w:tcW w:w="6438" w:type="dxa"/>
+            <w:tcMar>
+              <w:top w:w="50" w:type="dxa"/>
+              <w:left w:w="90" w:type="dxa"/>
+              <w:bottom w:w="50" w:type="dxa"/>
+              <w:right w:w="90" w:type="dxa"/>
+            </w:tcMar>
+          </w:tcPr>
+          <w:p>
+            <w:r>
+              <w:rPr>
+                <w:sz w:val="19"/>
+                <w:szCs w:val="19"/>
+              </w:rPr>
+              <w:t>Profiles, passwords and the idle lock (migration 039): ProfileService, AccountSecurity (per-account sign-in cut-off), PasswordChangeFilter, AppSettings and SettingsController; seven new endpoints.</w:t>
             </w:r>
           </w:p>
         </w:tc>
@@ -1553,7 +1635,7 @@
           <w:sz w:val="20"/>
           <w:szCs w:val="20"/>
         </w:rPr>
-        <w:t>Keep this docu</w:t>
+        <w:t xml:space="preserve">Keep this document up to date: when a feature, setting or </w:t>
       </w:r>
       <w:r>
         <w:rPr>
@@ -1561,7 +1643,7 @@
           <w:sz w:val="20"/>
           <w:szCs w:val="20"/>
         </w:rPr>
-        <w:t>ment up to date: when a feature, setting or server changes, edit the matching section here and add a line to the table above.</w:t>
+        <w:t>server changes, edit the matching section here and add a line to the table above.</w:t>
       </w:r>
     </w:p>
     <w:p>
@@ -1582,7 +1664,7 @@
     <w:sdt>
       <w:sdtPr>
         <w:alias w:val="Contents"/>
-        <w:id w:val="-253742017"/>
+        <w:id w:val="1599832533"/>
       </w:sdtPr>
       <w:sdtEndPr/>
       <w:sdtContent>
@@ -1609,7 +1691,7 @@
           <w:r>
             <w:fldChar w:fldCharType="separate"/>
           </w:r>
-          <w:hyperlink w:anchor="_Toc243679822" w:history="1">
+          <w:hyperlink w:anchor="_Toc243693300" w:history="1">
             <w:r>
               <w:rPr>
                 <w:rStyle w:val="Hyperlink"/>
@@ -1633,7 +1715,7 @@
               <w:rPr>
                 <w:noProof/>
               </w:rPr>
-              <w:instrText xml:space="preserve"> PAGEREF _Toc243679822 \h </w:instrText>
+              <w:instrText xml:space="preserve"> PAGEREF _Toc243693300 \h </w:instrText>
             </w:r>
             <w:r>
               <w:rPr>
@@ -1674,7 +1756,7 @@
               <w:szCs w:val="22"/>
             </w:rPr>
           </w:pPr>
-          <w:hyperlink w:anchor="_Toc243679823" w:history="1">
+          <w:hyperlink w:anchor="_Toc243693301" w:history="1">
             <w:r>
               <w:rPr>
                 <w:rStyle w:val="Hyperlink"/>
@@ -1698,7 +1780,7 @@
               <w:rPr>
                 <w:noProof/>
               </w:rPr>
-              <w:instrText xml:space="preserve"> PAGEREF _Toc243679823 \h </w:instrText>
+              <w:instrText xml:space="preserve"> PAGEREF _Toc243693301 \h </w:instrText>
             </w:r>
             <w:r>
               <w:rPr>
@@ -1739,7 +1821,7 @@
               <w:szCs w:val="22"/>
             </w:rPr>
           </w:pPr>
-          <w:hyperlink w:anchor="_Toc243679824" w:history="1">
+          <w:hyperlink w:anchor="_Toc243693302" w:history="1">
             <w:r>
               <w:rPr>
                 <w:rStyle w:val="Hyperlink"/>
@@ -1763,7 +1845,7 @@
               <w:rPr>
                 <w:noProof/>
               </w:rPr>
-              <w:instrText xml:space="preserve"> PAGEREF _Toc243679824 \h </w:instrText>
+              <w:instrText xml:space="preserve"> PAGEREF _Toc243693302 \h </w:instrText>
             </w:r>
             <w:r>
               <w:rPr>
@@ -1804,7 +1886,7 @@
               <w:szCs w:val="22"/>
             </w:rPr>
           </w:pPr>
-          <w:hyperlink w:anchor="_Toc243679825" w:history="1">
+          <w:hyperlink w:anchor="_Toc243693303" w:history="1">
             <w:r>
               <w:rPr>
                 <w:rStyle w:val="Hyperlink"/>
@@ -1828,7 +1910,7 @@
               <w:rPr>
                 <w:noProof/>
               </w:rPr>
-              <w:instrText xml:space="preserve"> PAGEREF _Toc243679825 \h </w:instrText>
+              <w:instrText xml:space="preserve"> PAGEREF _Toc243693303 \h </w:instrText>
             </w:r>
             <w:r>
               <w:rPr>
@@ -1869,7 +1951,7 @@
               <w:szCs w:val="22"/>
             </w:rPr>
           </w:pPr>
-          <w:hyperlink w:anchor="_Toc243679826" w:history="1">
+          <w:hyperlink w:anchor="_Toc243693304" w:history="1">
             <w:r>
               <w:rPr>
                 <w:rStyle w:val="Hyperlink"/>
@@ -1893,7 +1975,7 @@
               <w:rPr>
                 <w:noProof/>
               </w:rPr>
-              <w:instrText xml:space="preserve"> PAGEREF _Toc243679826 \h </w:instrText>
+              <w:instrText xml:space="preserve"> PAGEREF _Toc243693304 \h </w:instrText>
             </w:r>
             <w:r>
               <w:rPr>
@@ -1934,7 +2016,7 @@
               <w:szCs w:val="22"/>
             </w:rPr>
           </w:pPr>
-          <w:hyperlink w:anchor="_Toc243679827" w:history="1">
+          <w:hyperlink w:anchor="_Toc243693305" w:history="1">
             <w:r>
               <w:rPr>
                 <w:rStyle w:val="Hyperlink"/>
@@ -1958,7 +2040,7 @@
               <w:rPr>
                 <w:noProof/>
               </w:rPr>
-              <w:instrText xml:space="preserve"> PAGEREF _Toc243679827 \h </w:instrText>
+              <w:instrText xml:space="preserve"> PAGEREF _Toc243693305 \h </w:instrText>
             </w:r>
             <w:r>
               <w:rPr>
@@ -1999,7 +2081,7 @@
               <w:szCs w:val="22"/>
             </w:rPr>
           </w:pPr>
-          <w:hyperlink w:anchor="_Toc243679828" w:history="1">
+          <w:hyperlink w:anchor="_Toc243693306" w:history="1">
             <w:r>
               <w:rPr>
                 <w:rStyle w:val="Hyperlink"/>
@@ -2023,7 +2105,7 @@
               <w:rPr>
                 <w:noProof/>
               </w:rPr>
-              <w:instrText xml:space="preserve"> PAGEREF _Toc243679828 \h </w:instrText>
+              <w:instrText xml:space="preserve"> PAGEREF _Toc243693306 \h </w:instrText>
             </w:r>
             <w:r>
               <w:rPr>
@@ -2064,7 +2146,7 @@
               <w:szCs w:val="22"/>
             </w:rPr>
           </w:pPr>
-          <w:hyperlink w:anchor="_Toc243679829" w:history="1">
+          <w:hyperlink w:anchor="_Toc243693307" w:history="1">
             <w:r>
               <w:rPr>
                 <w:rStyle w:val="Hyperlink"/>
@@ -2088,7 +2170,7 @@
               <w:rPr>
                 <w:noProof/>
               </w:rPr>
-              <w:instrText xml:space="preserve"> PAGEREF _Toc243679829 \h </w:instrText>
+              <w:instrText xml:space="preserve"> PAGEREF _Toc243693307 \h </w:instrText>
             </w:r>
             <w:r>
               <w:rPr>
@@ -2129,7 +2211,7 @@
               <w:szCs w:val="22"/>
             </w:rPr>
           </w:pPr>
-          <w:hyperlink w:anchor="_Toc243679830" w:history="1">
+          <w:hyperlink w:anchor="_Toc243693308" w:history="1">
             <w:r>
               <w:rPr>
                 <w:rStyle w:val="Hyperlink"/>
@@ -2153,7 +2235,7 @@
               <w:rPr>
                 <w:noProof/>
               </w:rPr>
-              <w:instrText xml:space="preserve"> PAGEREF _Toc243679830 \h </w:instrText>
+              <w:instrText xml:space="preserve"> PAGEREF _Toc243693308 \h </w:instrText>
             </w:r>
             <w:r>
               <w:rPr>
@@ -2194,7 +2276,7 @@
               <w:szCs w:val="22"/>
             </w:rPr>
           </w:pPr>
-          <w:hyperlink w:anchor="_Toc243679831" w:history="1">
+          <w:hyperlink w:anchor="_Toc243693309" w:history="1">
             <w:r>
               <w:rPr>
                 <w:rStyle w:val="Hyperlink"/>
@@ -2218,7 +2300,7 @@
               <w:rPr>
                 <w:noProof/>
               </w:rPr>
-              <w:instrText xml:space="preserve"> PAGEREF _Toc243679831 \h </w:instrText>
+              <w:instrText xml:space="preserve"> PAGEREF _Toc243693309 \h </w:instrText>
             </w:r>
             <w:r>
               <w:rPr>
@@ -2259,7 +2341,7 @@
               <w:szCs w:val="22"/>
             </w:rPr>
           </w:pPr>
-          <w:hyperlink w:anchor="_Toc243679832" w:history="1">
+          <w:hyperlink w:anchor="_Toc243693310" w:history="1">
             <w:r>
               <w:rPr>
                 <w:rStyle w:val="Hyperlink"/>
@@ -2283,7 +2365,7 @@
               <w:rPr>
                 <w:noProof/>
               </w:rPr>
-              <w:instrText xml:space="preserve"> PAGEREF _Toc243679832 \h </w:instrText>
+              <w:instrText xml:space="preserve"> PAGEREF _Toc243693310 \h </w:instrText>
             </w:r>
             <w:r>
               <w:rPr>
@@ -2324,7 +2406,7 @@
               <w:szCs w:val="22"/>
             </w:rPr>
           </w:pPr>
-          <w:hyperlink w:anchor="_Toc243679833" w:history="1">
+          <w:hyperlink w:anchor="_Toc243693311" w:history="1">
             <w:r>
               <w:rPr>
                 <w:rStyle w:val="Hyperlink"/>
@@ -2348,7 +2430,7 @@
               <w:rPr>
                 <w:noProof/>
               </w:rPr>
-              <w:instrText xml:space="preserve"> PAGEREF _Toc243679833 \h </w:instrText>
+              <w:instrText xml:space="preserve"> PAGEREF _Toc243693311 \h </w:instrText>
             </w:r>
             <w:r>
               <w:rPr>
@@ -2389,7 +2471,7 @@
               <w:szCs w:val="22"/>
             </w:rPr>
           </w:pPr>
-          <w:hyperlink w:anchor="_Toc243679834" w:history="1">
+          <w:hyperlink w:anchor="_Toc243693312" w:history="1">
             <w:r>
               <w:rPr>
                 <w:rStyle w:val="Hyperlink"/>
@@ -2413,7 +2495,7 @@
               <w:rPr>
                 <w:noProof/>
               </w:rPr>
-              <w:instrText xml:space="preserve"> PAGEREF _Toc243679834 \h </w:instrText>
+              <w:instrText xml:space="preserve"> PAGEREF _Toc243693312 \h </w:instrText>
             </w:r>
             <w:r>
               <w:rPr>
@@ -2454,7 +2536,7 @@
               <w:szCs w:val="22"/>
             </w:rPr>
           </w:pPr>
-          <w:hyperlink w:anchor="_Toc243679835" w:history="1">
+          <w:hyperlink w:anchor="_Toc243693313" w:history="1">
             <w:r>
               <w:rPr>
                 <w:rStyle w:val="Hyperlink"/>
@@ -2478,7 +2560,7 @@
               <w:rPr>
                 <w:noProof/>
               </w:rPr>
-              <w:instrText xml:space="preserve"> PAGEREF _Toc243679835 \h </w:instrText>
+              <w:instrText xml:space="preserve"> PAGEREF _Toc243693313 \h </w:instrText>
             </w:r>
             <w:r>
               <w:rPr>
@@ -2519,7 +2601,7 @@
               <w:szCs w:val="22"/>
             </w:rPr>
           </w:pPr>
-          <w:hyperlink w:anchor="_Toc243679836" w:history="1">
+          <w:hyperlink w:anchor="_Toc243693314" w:history="1">
             <w:r>
               <w:rPr>
                 <w:rStyle w:val="Hyperlink"/>
@@ -2543,7 +2625,7 @@
               <w:rPr>
                 <w:noProof/>
               </w:rPr>
-              <w:instrText xml:space="preserve"> PAGEREF _Toc243679836 \h </w:instrText>
+              <w:instrText xml:space="preserve"> PAGEREF _Toc243693314 \h </w:instrText>
             </w:r>
             <w:r>
               <w:rPr>
@@ -2584,7 +2666,7 @@
               <w:szCs w:val="22"/>
             </w:rPr>
           </w:pPr>
-          <w:hyperlink w:anchor="_Toc243679837" w:history="1">
+          <w:hyperlink w:anchor="_Toc243693315" w:history="1">
             <w:r>
               <w:rPr>
                 <w:rStyle w:val="Hyperlink"/>
@@ -2608,7 +2690,7 @@
               <w:rPr>
                 <w:noProof/>
               </w:rPr>
-              <w:instrText xml:space="preserve"> PAGEREF _Toc243679837 \h </w:instrText>
+              <w:instrText xml:space="preserve"> PAGEREF _Toc243693315 \h </w:instrText>
             </w:r>
             <w:r>
               <w:rPr>
@@ -2649,7 +2731,7 @@
               <w:szCs w:val="22"/>
             </w:rPr>
           </w:pPr>
-          <w:hyperlink w:anchor="_Toc243679838" w:history="1">
+          <w:hyperlink w:anchor="_Toc243693316" w:history="1">
             <w:r>
               <w:rPr>
                 <w:rStyle w:val="Hyperlink"/>
@@ -2673,7 +2755,7 @@
               <w:rPr>
                 <w:noProof/>
               </w:rPr>
-              <w:instrText xml:space="preserve"> PAGEREF _Toc243679838 \h </w:instrText>
+              <w:instrText xml:space="preserve"> PAGEREF _Toc243693316 \h </w:instrText>
             </w:r>
             <w:r>
               <w:rPr>
@@ -2714,7 +2796,7 @@
               <w:szCs w:val="22"/>
             </w:rPr>
           </w:pPr>
-          <w:hyperlink w:anchor="_Toc243679839" w:history="1">
+          <w:hyperlink w:anchor="_Toc243693317" w:history="1">
             <w:r>
               <w:rPr>
                 <w:rStyle w:val="Hyperlink"/>
@@ -2738,7 +2820,7 @@
               <w:rPr>
                 <w:noProof/>
               </w:rPr>
-              <w:instrText xml:space="preserve"> PAGEREF _Toc243679839 \h </w:instrText>
+              <w:instrText xml:space="preserve"> PAGEREF _Toc243693317 \h </w:instrText>
             </w:r>
             <w:r>
               <w:rPr>
@@ -2779,7 +2861,7 @@
               <w:szCs w:val="22"/>
             </w:rPr>
           </w:pPr>
-          <w:hyperlink w:anchor="_Toc243679840" w:history="1">
+          <w:hyperlink w:anchor="_Toc243693318" w:history="1">
             <w:r>
               <w:rPr>
                 <w:rStyle w:val="Hyperlink"/>
@@ -2803,7 +2885,7 @@
               <w:rPr>
                 <w:noProof/>
               </w:rPr>
-              <w:instrText xml:space="preserve"> PAGEREF _Toc243679840 \h </w:instrText>
+              <w:instrText xml:space="preserve"> PAGEREF _Toc243693318 \h </w:instrText>
             </w:r>
             <w:r>
               <w:rPr>
@@ -2820,7 +2902,7 @@
               <w:rPr>
                 <w:noProof/>
               </w:rPr>
-              <w:t>16</w:t>
+              <w:t>17</w:t>
             </w:r>
             <w:r>
               <w:rPr>
@@ -2844,7 +2926,7 @@
               <w:szCs w:val="22"/>
             </w:rPr>
           </w:pPr>
-          <w:hyperlink w:anchor="_Toc243679841" w:history="1">
+          <w:hyperlink w:anchor="_Toc243693319" w:history="1">
             <w:r>
               <w:rPr>
                 <w:rStyle w:val="Hyperlink"/>
@@ -2868,7 +2950,7 @@
               <w:rPr>
                 <w:noProof/>
               </w:rPr>
-              <w:instrText xml:space="preserve"> PAGEREF _Toc243679841 \h </w:instrText>
+              <w:instrText xml:space="preserve"> PAGEREF _Toc243693319 \h </w:instrText>
             </w:r>
             <w:r>
               <w:rPr>
@@ -2909,7 +2991,7 @@
               <w:szCs w:val="22"/>
             </w:rPr>
           </w:pPr>
-          <w:hyperlink w:anchor="_Toc243679842" w:history="1">
+          <w:hyperlink w:anchor="_Toc243693320" w:history="1">
             <w:r>
               <w:rPr>
                 <w:rStyle w:val="Hyperlink"/>
@@ -2933,7 +3015,7 @@
               <w:rPr>
                 <w:noProof/>
               </w:rPr>
-              <w:instrText xml:space="preserve"> PAGEREF _Toc243679842 \h </w:instrText>
+              <w:instrText xml:space="preserve"> PAGEREF _Toc243693320 \h </w:instrText>
             </w:r>
             <w:r>
               <w:rPr>
@@ -2974,7 +3056,7 @@
               <w:szCs w:val="22"/>
             </w:rPr>
           </w:pPr>
-          <w:hyperlink w:anchor="_Toc243679843" w:history="1">
+          <w:hyperlink w:anchor="_Toc243693321" w:history="1">
             <w:r>
               <w:rPr>
                 <w:rStyle w:val="Hyperlink"/>
@@ -2998,7 +3080,7 @@
               <w:rPr>
                 <w:noProof/>
               </w:rPr>
-              <w:instrText xml:space="preserve"> PAGEREF _Toc243679843 \h </w:instrText>
+              <w:instrText xml:space="preserve"> PAGEREF _Toc243693321 \h </w:instrText>
             </w:r>
             <w:r>
               <w:rPr>
@@ -3039,7 +3121,7 @@
               <w:szCs w:val="22"/>
             </w:rPr>
           </w:pPr>
-          <w:hyperlink w:anchor="_Toc243679844" w:history="1">
+          <w:hyperlink w:anchor="_Toc243693322" w:history="1">
             <w:r>
               <w:rPr>
                 <w:rStyle w:val="Hyperlink"/>
@@ -3063,7 +3145,7 @@
               <w:rPr>
                 <w:noProof/>
               </w:rPr>
-              <w:instrText xml:space="preserve"> PAGEREF _Toc243679844 \h </w:instrText>
+              <w:instrText xml:space="preserve"> PAGEREF _Toc243693322 \h </w:instrText>
             </w:r>
             <w:r>
               <w:rPr>
@@ -3104,7 +3186,7 @@
               <w:szCs w:val="22"/>
             </w:rPr>
           </w:pPr>
-          <w:hyperlink w:anchor="_Toc243679845" w:history="1">
+          <w:hyperlink w:anchor="_Toc243693323" w:history="1">
             <w:r>
               <w:rPr>
                 <w:rStyle w:val="Hyperlink"/>
@@ -3128,7 +3210,7 @@
               <w:rPr>
                 <w:noProof/>
               </w:rPr>
-              <w:instrText xml:space="preserve"> PAGEREF _Toc243679845 \h </w:instrText>
+              <w:instrText xml:space="preserve"> PAGEREF _Toc243693323 \h </w:instrText>
             </w:r>
             <w:r>
               <w:rPr>
@@ -3169,7 +3251,7 @@
               <w:szCs w:val="22"/>
             </w:rPr>
           </w:pPr>
-          <w:hyperlink w:anchor="_Toc243679846" w:history="1">
+          <w:hyperlink w:anchor="_Toc243693324" w:history="1">
             <w:r>
               <w:rPr>
                 <w:rStyle w:val="Hyperlink"/>
@@ -3193,7 +3275,7 @@
               <w:rPr>
                 <w:noProof/>
               </w:rPr>
-              <w:instrText xml:space="preserve"> PAGEREF _Toc243679846 \h </w:instrText>
+              <w:instrText xml:space="preserve"> PAGEREF _Toc243693324 \h </w:instrText>
             </w:r>
             <w:r>
               <w:rPr>
@@ -3234,7 +3316,7 @@
               <w:szCs w:val="22"/>
             </w:rPr>
           </w:pPr>
-          <w:hyperlink w:anchor="_Toc243679847" w:history="1">
+          <w:hyperlink w:anchor="_Toc243693325" w:history="1">
             <w:r>
               <w:rPr>
                 <w:rStyle w:val="Hyperlink"/>
@@ -3258,7 +3340,7 @@
               <w:rPr>
                 <w:noProof/>
               </w:rPr>
-              <w:instrText xml:space="preserve"> PAGEREF _Toc243679847 \h </w:instrText>
+              <w:instrText xml:space="preserve"> PAGEREF _Toc243693325 \h </w:instrText>
             </w:r>
             <w:r>
               <w:rPr>
@@ -3299,7 +3381,7 @@
               <w:szCs w:val="22"/>
             </w:rPr>
           </w:pPr>
-          <w:hyperlink w:anchor="_Toc243679848" w:history="1">
+          <w:hyperlink w:anchor="_Toc243693326" w:history="1">
             <w:r>
               <w:rPr>
                 <w:rStyle w:val="Hyperlink"/>
@@ -3323,7 +3405,7 @@
               <w:rPr>
                 <w:noProof/>
               </w:rPr>
-              <w:instrText xml:space="preserve"> PAGEREF _Toc243679848 \h </w:instrText>
+              <w:instrText xml:space="preserve"> PAGEREF _Toc243693326 \h </w:instrText>
             </w:r>
             <w:r>
               <w:rPr>
@@ -3364,7 +3446,7 @@
               <w:szCs w:val="22"/>
             </w:rPr>
           </w:pPr>
-          <w:hyperlink w:anchor="_Toc243679849" w:history="1">
+          <w:hyperlink w:anchor="_Toc243693327" w:history="1">
             <w:r>
               <w:rPr>
                 <w:rStyle w:val="Hyperlink"/>
@@ -3388,7 +3470,7 @@
               <w:rPr>
                 <w:noProof/>
               </w:rPr>
-              <w:instrText xml:space="preserve"> PAGEREF _Toc243679849 \h </w:instrText>
+              <w:instrText xml:space="preserve"> PAGEREF _Toc243693327 \h </w:instrText>
             </w:r>
             <w:r>
               <w:rPr>
@@ -3429,7 +3511,7 @@
               <w:szCs w:val="22"/>
             </w:rPr>
           </w:pPr>
-          <w:hyperlink w:anchor="_Toc243679850" w:history="1">
+          <w:hyperlink w:anchor="_Toc243693328" w:history="1">
             <w:r>
               <w:rPr>
                 <w:rStyle w:val="Hyperlink"/>
@@ -3453,7 +3535,7 @@
               <w:rPr>
                 <w:noProof/>
               </w:rPr>
-              <w:instrText xml:space="preserve"> PAGEREF _Toc243679850 \h </w:instrText>
+              <w:instrText xml:space="preserve"> PAGEREF _Toc243693328 \h </w:instrText>
             </w:r>
             <w:r>
               <w:rPr>
@@ -3494,7 +3576,7 @@
               <w:szCs w:val="22"/>
             </w:rPr>
           </w:pPr>
-          <w:hyperlink w:anchor="_Toc243679851" w:history="1">
+          <w:hyperlink w:anchor="_Toc243693329" w:history="1">
             <w:r>
               <w:rPr>
                 <w:rStyle w:val="Hyperlink"/>
@@ -3518,7 +3600,7 @@
               <w:rPr>
                 <w:noProof/>
               </w:rPr>
-              <w:instrText xml:space="preserve"> PAGEREF _Toc243679851 \h </w:instrText>
+              <w:instrText xml:space="preserve"> PAGEREF _Toc243693329 \h </w:instrText>
             </w:r>
             <w:r>
               <w:rPr>
@@ -3559,7 +3641,7 @@
               <w:szCs w:val="22"/>
             </w:rPr>
           </w:pPr>
-          <w:hyperlink w:anchor="_Toc243679852" w:history="1">
+          <w:hyperlink w:anchor="_Toc243693330" w:history="1">
             <w:r>
               <w:rPr>
                 <w:rStyle w:val="Hyperlink"/>
@@ -3583,7 +3665,7 @@
               <w:rPr>
                 <w:noProof/>
               </w:rPr>
-              <w:instrText xml:space="preserve"> PAGEREF _Toc243679852 \h </w:instrText>
+              <w:instrText xml:space="preserve"> PAGEREF _Toc243693330 \h </w:instrText>
             </w:r>
             <w:r>
               <w:rPr>
@@ -3624,7 +3706,7 @@
               <w:szCs w:val="22"/>
             </w:rPr>
           </w:pPr>
-          <w:hyperlink w:anchor="_Toc243679853" w:history="1">
+          <w:hyperlink w:anchor="_Toc243693331" w:history="1">
             <w:r>
               <w:rPr>
                 <w:rStyle w:val="Hyperlink"/>
@@ -3648,7 +3730,7 @@
               <w:rPr>
                 <w:noProof/>
               </w:rPr>
-              <w:instrText xml:space="preserve"> PAGEREF _Toc243679853 \h </w:instrText>
+              <w:instrText xml:space="preserve"> PAGEREF _Toc243693331 \h </w:instrText>
             </w:r>
             <w:r>
               <w:rPr>
@@ -3689,7 +3771,7 @@
               <w:szCs w:val="22"/>
             </w:rPr>
           </w:pPr>
-          <w:hyperlink w:anchor="_Toc243679854" w:history="1">
+          <w:hyperlink w:anchor="_Toc243693332" w:history="1">
             <w:r>
               <w:rPr>
                 <w:rStyle w:val="Hyperlink"/>
@@ -3713,7 +3795,7 @@
               <w:rPr>
                 <w:noProof/>
               </w:rPr>
-              <w:instrText xml:space="preserve"> PAGEREF _Toc243679854 \h </w:instrText>
+              <w:instrText xml:space="preserve"> PAGEREF _Toc243693332 \h </w:instrText>
             </w:r>
             <w:r>
               <w:rPr>
@@ -3754,7 +3836,7 @@
               <w:szCs w:val="22"/>
             </w:rPr>
           </w:pPr>
-          <w:hyperlink w:anchor="_Toc243679855" w:history="1">
+          <w:hyperlink w:anchor="_Toc243693333" w:history="1">
             <w:r>
               <w:rPr>
                 <w:rStyle w:val="Hyperlink"/>
@@ -3778,7 +3860,7 @@
               <w:rPr>
                 <w:noProof/>
               </w:rPr>
-              <w:instrText xml:space="preserve"> PAGEREF _Toc243679855 \h </w:instrText>
+              <w:instrText xml:space="preserve"> PAGEREF _Toc243693333 \h </w:instrText>
             </w:r>
             <w:r>
               <w:rPr>
@@ -3819,7 +3901,7 @@
               <w:szCs w:val="22"/>
             </w:rPr>
           </w:pPr>
-          <w:hyperlink w:anchor="_Toc243679856" w:history="1">
+          <w:hyperlink w:anchor="_Toc243693334" w:history="1">
             <w:r>
               <w:rPr>
                 <w:rStyle w:val="Hyperlink"/>
@@ -3843,7 +3925,7 @@
               <w:rPr>
                 <w:noProof/>
               </w:rPr>
-              <w:instrText xml:space="preserve"> PAGEREF _Toc243679856 \h </w:instrText>
+              <w:instrText xml:space="preserve"> PAGEREF _Toc243693334 \h </w:instrText>
             </w:r>
             <w:r>
               <w:rPr>
@@ -3884,7 +3966,7 @@
               <w:szCs w:val="22"/>
             </w:rPr>
           </w:pPr>
-          <w:hyperlink w:anchor="_Toc243679857" w:history="1">
+          <w:hyperlink w:anchor="_Toc243693335" w:history="1">
             <w:r>
               <w:rPr>
                 <w:rStyle w:val="Hyperlink"/>
@@ -3908,7 +3990,7 @@
               <w:rPr>
                 <w:noProof/>
               </w:rPr>
-              <w:instrText xml:space="preserve"> PAGEREF _Toc243679857 \h </w:instrText>
+              <w:instrText xml:space="preserve"> PAGEREF _Toc243693335 \h </w:instrText>
             </w:r>
             <w:r>
               <w:rPr>
@@ -3949,7 +4031,7 @@
               <w:szCs w:val="22"/>
             </w:rPr>
           </w:pPr>
-          <w:hyperlink w:anchor="_Toc243679858" w:history="1">
+          <w:hyperlink w:anchor="_Toc243693336" w:history="1">
             <w:r>
               <w:rPr>
                 <w:rStyle w:val="Hyperlink"/>
@@ -3973,7 +4055,7 @@
               <w:rPr>
                 <w:noProof/>
               </w:rPr>
-              <w:instrText xml:space="preserve"> PAGEREF _Toc243679858 \h </w:instrText>
+              <w:instrText xml:space="preserve"> PAGEREF _Toc243693336 \h </w:instrText>
             </w:r>
             <w:r>
               <w:rPr>
@@ -4014,7 +4096,7 @@
               <w:szCs w:val="22"/>
             </w:rPr>
           </w:pPr>
-          <w:hyperlink w:anchor="_Toc243679859" w:history="1">
+          <w:hyperlink w:anchor="_Toc243693337" w:history="1">
             <w:r>
               <w:rPr>
                 <w:rStyle w:val="Hyperlink"/>
@@ -4038,7 +4120,7 @@
               <w:rPr>
                 <w:noProof/>
               </w:rPr>
-              <w:instrText xml:space="preserve"> PAGEREF _Toc243679859 \h </w:instrText>
+              <w:instrText xml:space="preserve"> PAGEREF _Toc243693337 \h </w:instrText>
             </w:r>
             <w:r>
               <w:rPr>
@@ -4079,7 +4161,7 @@
               <w:szCs w:val="22"/>
             </w:rPr>
           </w:pPr>
-          <w:hyperlink w:anchor="_Toc243679860" w:history="1">
+          <w:hyperlink w:anchor="_Toc243693338" w:history="1">
             <w:r>
               <w:rPr>
                 <w:rStyle w:val="Hyperlink"/>
@@ -4103,7 +4185,7 @@
               <w:rPr>
                 <w:noProof/>
               </w:rPr>
-              <w:instrText xml:space="preserve"> PAGEREF _Toc243679860 \h </w:instrText>
+              <w:instrText xml:space="preserve"> PAGEREF _Toc243693338 \h </w:instrText>
             </w:r>
             <w:r>
               <w:rPr>
@@ -4144,7 +4226,7 @@
               <w:szCs w:val="22"/>
             </w:rPr>
           </w:pPr>
-          <w:hyperlink w:anchor="_Toc243679861" w:history="1">
+          <w:hyperlink w:anchor="_Toc243693339" w:history="1">
             <w:r>
               <w:rPr>
                 <w:rStyle w:val="Hyperlink"/>
@@ -4168,7 +4250,7 @@
               <w:rPr>
                 <w:noProof/>
               </w:rPr>
-              <w:instrText xml:space="preserve"> PAGEREF _Toc243679861 \h </w:instrText>
+              <w:instrText xml:space="preserve"> PAGEREF _Toc243693339 \h </w:instrText>
             </w:r>
             <w:r>
               <w:rPr>
@@ -4209,7 +4291,7 @@
               <w:szCs w:val="22"/>
             </w:rPr>
           </w:pPr>
-          <w:hyperlink w:anchor="_Toc243679862" w:history="1">
+          <w:hyperlink w:anchor="_Toc243693340" w:history="1">
             <w:r>
               <w:rPr>
                 <w:rStyle w:val="Hyperlink"/>
@@ -4233,7 +4315,7 @@
               <w:rPr>
                 <w:noProof/>
               </w:rPr>
-              <w:instrText xml:space="preserve"> PAGEREF _Toc243679862 \h </w:instrText>
+              <w:instrText xml:space="preserve"> PAGEREF _Toc243693340 \h </w:instrText>
             </w:r>
             <w:r>
               <w:rPr>
@@ -4274,7 +4356,7 @@
               <w:szCs w:val="22"/>
             </w:rPr>
           </w:pPr>
-          <w:hyperlink w:anchor="_Toc243679863" w:history="1">
+          <w:hyperlink w:anchor="_Toc243693341" w:history="1">
             <w:r>
               <w:rPr>
                 <w:rStyle w:val="Hyperlink"/>
@@ -4298,7 +4380,7 @@
               <w:rPr>
                 <w:noProof/>
               </w:rPr>
-              <w:instrText xml:space="preserve"> PAGEREF _Toc243679863 \h </w:instrText>
+              <w:instrText xml:space="preserve"> PAGEREF _Toc243693341 \h </w:instrText>
             </w:r>
             <w:r>
               <w:rPr>
@@ -4339,7 +4421,7 @@
               <w:szCs w:val="22"/>
             </w:rPr>
           </w:pPr>
-          <w:hyperlink w:anchor="_Toc243679864" w:history="1">
+          <w:hyperlink w:anchor="_Toc243693342" w:history="1">
             <w:r>
               <w:rPr>
                 <w:rStyle w:val="Hyperlink"/>
@@ -4363,7 +4445,7 @@
               <w:rPr>
                 <w:noProof/>
               </w:rPr>
-              <w:instrText xml:space="preserve"> PAGEREF _Toc243679864 \h </w:instrText>
+              <w:instrText xml:space="preserve"> PAGEREF _Toc243693342 \h </w:instrText>
             </w:r>
             <w:r>
               <w:rPr>
@@ -4404,7 +4486,7 @@
               <w:szCs w:val="22"/>
             </w:rPr>
           </w:pPr>
-          <w:hyperlink w:anchor="_Toc243679865" w:history="1">
+          <w:hyperlink w:anchor="_Toc243693343" w:history="1">
             <w:r>
               <w:rPr>
                 <w:rStyle w:val="Hyperlink"/>
@@ -4428,7 +4510,7 @@
               <w:rPr>
                 <w:noProof/>
               </w:rPr>
-              <w:instrText xml:space="preserve"> PAGEREF _Toc243679865 \h </w:instrText>
+              <w:instrText xml:space="preserve"> PAGEREF _Toc243693343 \h </w:instrText>
             </w:r>
             <w:r>
               <w:rPr>
@@ -4469,7 +4551,7 @@
               <w:szCs w:val="22"/>
             </w:rPr>
           </w:pPr>
-          <w:hyperlink w:anchor="_Toc243679866" w:history="1">
+          <w:hyperlink w:anchor="_Toc243693344" w:history="1">
             <w:r>
               <w:rPr>
                 <w:rStyle w:val="Hyperlink"/>
@@ -4493,7 +4575,7 @@
               <w:rPr>
                 <w:noProof/>
               </w:rPr>
-              <w:instrText xml:space="preserve"> PAGEREF _Toc243679866 \h </w:instrText>
+              <w:instrText xml:space="preserve"> PAGEREF _Toc243693344 \h </w:instrText>
             </w:r>
             <w:r>
               <w:rPr>
@@ -4534,7 +4616,7 @@
               <w:szCs w:val="22"/>
             </w:rPr>
           </w:pPr>
-          <w:hyperlink w:anchor="_Toc243679867" w:history="1">
+          <w:hyperlink w:anchor="_Toc243693345" w:history="1">
             <w:r>
               <w:rPr>
                 <w:rStyle w:val="Hyperlink"/>
@@ -4558,7 +4640,7 @@
               <w:rPr>
                 <w:noProof/>
               </w:rPr>
-              <w:instrText xml:space="preserve"> PAGEREF _Toc243679867 \h </w:instrText>
+              <w:instrText xml:space="preserve"> PAGEREF _Toc243693345 \h </w:instrText>
             </w:r>
             <w:r>
               <w:rPr>
@@ -4599,7 +4681,7 @@
               <w:szCs w:val="22"/>
             </w:rPr>
           </w:pPr>
-          <w:hyperlink w:anchor="_Toc243679868" w:history="1">
+          <w:hyperlink w:anchor="_Toc243693346" w:history="1">
             <w:r>
               <w:rPr>
                 <w:rStyle w:val="Hyperlink"/>
@@ -4623,7 +4705,7 @@
               <w:rPr>
                 <w:noProof/>
               </w:rPr>
-              <w:instrText xml:space="preserve"> PAGEREF _Toc243679868 \h </w:instrText>
+              <w:instrText xml:space="preserve"> PAGEREF _Toc243693346 \h </w:instrText>
             </w:r>
             <w:r>
               <w:rPr>
@@ -4664,7 +4746,7 @@
               <w:szCs w:val="22"/>
             </w:rPr>
           </w:pPr>
-          <w:hyperlink w:anchor="_Toc243679869" w:history="1">
+          <w:hyperlink w:anchor="_Toc243693347" w:history="1">
             <w:r>
               <w:rPr>
                 <w:rStyle w:val="Hyperlink"/>
@@ -4688,7 +4770,7 @@
               <w:rPr>
                 <w:noProof/>
               </w:rPr>
-              <w:instrText xml:space="preserve"> PAGEREF _Toc243679869 \h </w:instrText>
+              <w:instrText xml:space="preserve"> PAGEREF _Toc243693347 \h </w:instrText>
             </w:r>
             <w:r>
               <w:rPr>
@@ -4705,7 +4787,7 @@
               <w:rPr>
                 <w:noProof/>
               </w:rPr>
-              <w:t>39</w:t>
+              <w:t>40</w:t>
             </w:r>
             <w:r>
               <w:rPr>
@@ -4729,7 +4811,7 @@
               <w:szCs w:val="22"/>
             </w:rPr>
           </w:pPr>
-          <w:hyperlink w:anchor="_Toc243679870" w:history="1">
+          <w:hyperlink w:anchor="_Toc243693348" w:history="1">
             <w:r>
               <w:rPr>
                 <w:rStyle w:val="Hyperlink"/>
@@ -4753,7 +4835,7 @@
               <w:rPr>
                 <w:noProof/>
               </w:rPr>
-              <w:instrText xml:space="preserve"> PAGEREF _Toc243679870 \h </w:instrText>
+              <w:instrText xml:space="preserve"> PAGEREF _Toc243693348 \h </w:instrText>
             </w:r>
             <w:r>
               <w:rPr>
@@ -4794,7 +4876,7 @@
               <w:szCs w:val="22"/>
             </w:rPr>
           </w:pPr>
-          <w:hyperlink w:anchor="_Toc243679871" w:history="1">
+          <w:hyperlink w:anchor="_Toc243693349" w:history="1">
             <w:r>
               <w:rPr>
                 <w:rStyle w:val="Hyperlink"/>
@@ -4818,7 +4900,7 @@
               <w:rPr>
                 <w:noProof/>
               </w:rPr>
-              <w:instrText xml:space="preserve"> PAGEREF _Toc243679871 \h </w:instrText>
+              <w:instrText xml:space="preserve"> PAGEREF _Toc243693349 \h </w:instrText>
             </w:r>
             <w:r>
               <w:rPr>
@@ -4859,7 +4941,7 @@
               <w:szCs w:val="22"/>
             </w:rPr>
           </w:pPr>
-          <w:hyperlink w:anchor="_Toc243679872" w:history="1">
+          <w:hyperlink w:anchor="_Toc243693350" w:history="1">
             <w:r>
               <w:rPr>
                 <w:rStyle w:val="Hyperlink"/>
@@ -4883,7 +4965,7 @@
               <w:rPr>
                 <w:noProof/>
               </w:rPr>
-              <w:instrText xml:space="preserve"> PAGEREF _Toc243679872 \h </w:instrText>
+              <w:instrText xml:space="preserve"> PAGEREF _Toc243693350 \h </w:instrText>
             </w:r>
             <w:r>
               <w:rPr>
@@ -4900,7 +4982,7 @@
               <w:rPr>
                 <w:noProof/>
               </w:rPr>
-              <w:t>40</w:t>
+              <w:t>41</w:t>
             </w:r>
             <w:r>
               <w:rPr>
@@ -4924,7 +5006,7 @@
               <w:szCs w:val="22"/>
             </w:rPr>
           </w:pPr>
-          <w:hyperlink w:anchor="_Toc243679873" w:history="1">
+          <w:hyperlink w:anchor="_Toc243693351" w:history="1">
             <w:r>
               <w:rPr>
                 <w:rStyle w:val="Hyperlink"/>
@@ -4948,7 +5030,7 @@
               <w:rPr>
                 <w:noProof/>
               </w:rPr>
-              <w:instrText xml:space="preserve"> PAGEREF _Toc243679873 \h </w:instrText>
+              <w:instrText xml:space="preserve"> PAGEREF _Toc243693351 \h </w:instrText>
             </w:r>
             <w:r>
               <w:rPr>
@@ -4965,7 +5047,7 @@
               <w:rPr>
                 <w:noProof/>
               </w:rPr>
-              <w:t>40</w:t>
+              <w:t>41</w:t>
             </w:r>
             <w:r>
               <w:rPr>
@@ -4989,7 +5071,7 @@
               <w:szCs w:val="22"/>
             </w:rPr>
           </w:pPr>
-          <w:hyperlink w:anchor="_Toc243679874" w:history="1">
+          <w:hyperlink w:anchor="_Toc243693352" w:history="1">
             <w:r>
               <w:rPr>
                 <w:rStyle w:val="Hyperlink"/>
@@ -5013,7 +5095,7 @@
               <w:rPr>
                 <w:noProof/>
               </w:rPr>
-              <w:instrText xml:space="preserve"> PAGEREF _Toc243679874 \h </w:instrText>
+              <w:instrText xml:space="preserve"> PAGEREF _Toc243693352 \h </w:instrText>
             </w:r>
             <w:r>
               <w:rPr>
@@ -5054,7 +5136,7 @@
               <w:szCs w:val="22"/>
             </w:rPr>
           </w:pPr>
-          <w:hyperlink w:anchor="_Toc243679875" w:history="1">
+          <w:hyperlink w:anchor="_Toc243693353" w:history="1">
             <w:r>
               <w:rPr>
                 <w:rStyle w:val="Hyperlink"/>
@@ -5078,7 +5160,7 @@
               <w:rPr>
                 <w:noProof/>
               </w:rPr>
-              <w:instrText xml:space="preserve"> PAGEREF _Toc243679875 \h </w:instrText>
+              <w:instrText xml:space="preserve"> PAGEREF _Toc243693353 \h </w:instrText>
             </w:r>
             <w:r>
               <w:rPr>
@@ -5119,7 +5201,7 @@
               <w:szCs w:val="22"/>
             </w:rPr>
           </w:pPr>
-          <w:hyperlink w:anchor="_Toc243679876" w:history="1">
+          <w:hyperlink w:anchor="_Toc243693354" w:history="1">
             <w:r>
               <w:rPr>
                 <w:rStyle w:val="Hyperlink"/>
@@ -5143,7 +5225,7 @@
               <w:rPr>
                 <w:noProof/>
               </w:rPr>
-              <w:instrText xml:space="preserve"> PAGEREF _Toc243679876 \h </w:instrText>
+              <w:instrText xml:space="preserve"> PAGEREF _Toc243693354 \h </w:instrText>
             </w:r>
             <w:r>
               <w:rPr>
@@ -5184,7 +5266,7 @@
               <w:szCs w:val="22"/>
             </w:rPr>
           </w:pPr>
-          <w:hyperlink w:anchor="_Toc243679877" w:history="1">
+          <w:hyperlink w:anchor="_Toc243693355" w:history="1">
             <w:r>
               <w:rPr>
                 <w:rStyle w:val="Hyperlink"/>
@@ -5208,7 +5290,7 @@
               <w:rPr>
                 <w:noProof/>
               </w:rPr>
-              <w:instrText xml:space="preserve"> PAGEREF _Toc243679877 \h </w:instrText>
+              <w:instrText xml:space="preserve"> PAGEREF _Toc243693355 \h </w:instrText>
             </w:r>
             <w:r>
               <w:rPr>
@@ -5225,7 +5307,7 @@
               <w:rPr>
                 <w:noProof/>
               </w:rPr>
-              <w:t>41</w:t>
+              <w:t>42</w:t>
             </w:r>
             <w:r>
               <w:rPr>
@@ -5249,7 +5331,7 @@
               <w:szCs w:val="22"/>
             </w:rPr>
           </w:pPr>
-          <w:hyperlink w:anchor="_Toc243679878" w:history="1">
+          <w:hyperlink w:anchor="_Toc243693356" w:history="1">
             <w:r>
               <w:rPr>
                 <w:rStyle w:val="Hyperlink"/>
@@ -5273,7 +5355,7 @@
               <w:rPr>
                 <w:noProof/>
               </w:rPr>
-              <w:instrText xml:space="preserve"> PAGEREF _Toc243679878 \h </w:instrText>
+              <w:instrText xml:space="preserve"> PAGEREF _Toc243693356 \h </w:instrText>
             </w:r>
             <w:r>
               <w:rPr>
@@ -5314,7 +5396,7 @@
               <w:szCs w:val="22"/>
             </w:rPr>
           </w:pPr>
-          <w:hyperlink w:anchor="_Toc243679879" w:history="1">
+          <w:hyperlink w:anchor="_Toc243693357" w:history="1">
             <w:r>
               <w:rPr>
                 <w:rStyle w:val="Hyperlink"/>
@@ -5338,7 +5420,7 @@
               <w:rPr>
                 <w:noProof/>
               </w:rPr>
-              <w:instrText xml:space="preserve"> PAGEREF _Toc243679879 \h </w:instrText>
+              <w:instrText xml:space="preserve"> PAGEREF _Toc243693357 \h </w:instrText>
             </w:r>
             <w:r>
               <w:rPr>
@@ -5379,7 +5461,7 @@
               <w:szCs w:val="22"/>
             </w:rPr>
           </w:pPr>
-          <w:hyperlink w:anchor="_Toc243679880" w:history="1">
+          <w:hyperlink w:anchor="_Toc243693358" w:history="1">
             <w:r>
               <w:rPr>
                 <w:rStyle w:val="Hyperlink"/>
@@ -5403,7 +5485,7 @@
               <w:rPr>
                 <w:noProof/>
               </w:rPr>
-              <w:instrText xml:space="preserve"> PAGEREF _Toc243679880 \h </w:instrText>
+              <w:instrText xml:space="preserve"> PAGEREF _Toc243693358 \h </w:instrText>
             </w:r>
             <w:r>
               <w:rPr>
@@ -5444,7 +5526,7 @@
               <w:szCs w:val="22"/>
             </w:rPr>
           </w:pPr>
-          <w:hyperlink w:anchor="_Toc243679881" w:history="1">
+          <w:hyperlink w:anchor="_Toc243693359" w:history="1">
             <w:r>
               <w:rPr>
                 <w:rStyle w:val="Hyperlink"/>
@@ -5468,7 +5550,7 @@
               <w:rPr>
                 <w:noProof/>
               </w:rPr>
-              <w:instrText xml:space="preserve"> PAGEREF _Toc243679881 \h </w:instrText>
+              <w:instrText xml:space="preserve"> PAGEREF _Toc243693359 \h </w:instrText>
             </w:r>
             <w:r>
               <w:rPr>
@@ -5509,7 +5591,7 @@
               <w:szCs w:val="22"/>
             </w:rPr>
           </w:pPr>
-          <w:hyperlink w:anchor="_Toc243679882" w:history="1">
+          <w:hyperlink w:anchor="_Toc243693360" w:history="1">
             <w:r>
               <w:rPr>
                 <w:rStyle w:val="Hyperlink"/>
@@ -5533,7 +5615,7 @@
               <w:rPr>
                 <w:noProof/>
               </w:rPr>
-              <w:instrText xml:space="preserve"> PAGEREF _Toc243679882 \h </w:instrText>
+              <w:instrText xml:space="preserve"> PAGEREF _Toc243693360 \h </w:instrText>
             </w:r>
             <w:r>
               <w:rPr>
@@ -5574,7 +5656,7 @@
               <w:szCs w:val="22"/>
             </w:rPr>
           </w:pPr>
-          <w:hyperlink w:anchor="_Toc243679883" w:history="1">
+          <w:hyperlink w:anchor="_Toc243693361" w:history="1">
             <w:r>
               <w:rPr>
                 <w:rStyle w:val="Hyperlink"/>
@@ -5598,7 +5680,7 @@
               <w:rPr>
                 <w:noProof/>
               </w:rPr>
-              <w:instrText xml:space="preserve"> PAGEREF _Toc243679883 \h </w:instrText>
+              <w:instrText xml:space="preserve"> PAGEREF _Toc243693361 \h </w:instrText>
             </w:r>
             <w:r>
               <w:rPr>
@@ -5639,7 +5721,7 @@
               <w:szCs w:val="22"/>
             </w:rPr>
           </w:pPr>
-          <w:hyperlink w:anchor="_Toc243679884" w:history="1">
+          <w:hyperlink w:anchor="_Toc243693362" w:history="1">
             <w:r>
               <w:rPr>
                 <w:rStyle w:val="Hyperlink"/>
@@ -5663,7 +5745,7 @@
               <w:rPr>
                 <w:noProof/>
               </w:rPr>
-              <w:instrText xml:space="preserve"> PAGEREF _Toc243679884 \h </w:instrText>
+              <w:instrText xml:space="preserve"> PAGEREF _Toc243693362 \h </w:instrText>
             </w:r>
             <w:r>
               <w:rPr>
@@ -5704,7 +5786,7 @@
               <w:szCs w:val="22"/>
             </w:rPr>
           </w:pPr>
-          <w:hyperlink w:anchor="_Toc243679885" w:history="1">
+          <w:hyperlink w:anchor="_Toc243693363" w:history="1">
             <w:r>
               <w:rPr>
                 <w:rStyle w:val="Hyperlink"/>
@@ -5728,7 +5810,7 @@
               <w:rPr>
                 <w:noProof/>
               </w:rPr>
-              <w:instrText xml:space="preserve"> PAGEREF _Toc243679885 \h </w:instrText>
+              <w:instrText xml:space="preserve"> PAGEREF _Toc243693363 \h </w:instrText>
             </w:r>
             <w:r>
               <w:rPr>
@@ -5769,7 +5851,7 @@
               <w:szCs w:val="22"/>
             </w:rPr>
           </w:pPr>
-          <w:hyperlink w:anchor="_Toc243679886" w:history="1">
+          <w:hyperlink w:anchor="_Toc243693364" w:history="1">
             <w:r>
               <w:rPr>
                 <w:rStyle w:val="Hyperlink"/>
@@ -5793,7 +5875,7 @@
               <w:rPr>
                 <w:noProof/>
               </w:rPr>
-              <w:instrText xml:space="preserve"> PAGEREF _Toc243679886 \h </w:instrText>
+              <w:instrText xml:space="preserve"> PAGEREF _Toc243693364 \h </w:instrText>
             </w:r>
             <w:r>
               <w:rPr>
@@ -5810,7 +5892,7 @@
               <w:rPr>
                 <w:noProof/>
               </w:rPr>
-              <w:t>44</w:t>
+              <w:t>45</w:t>
             </w:r>
             <w:r>
               <w:rPr>
@@ -5834,7 +5916,7 @@
               <w:szCs w:val="22"/>
             </w:rPr>
           </w:pPr>
-          <w:hyperlink w:anchor="_Toc243679887" w:history="1">
+          <w:hyperlink w:anchor="_Toc243693365" w:history="1">
             <w:r>
               <w:rPr>
                 <w:rStyle w:val="Hyperlink"/>
@@ -5858,7 +5940,7 @@
               <w:rPr>
                 <w:noProof/>
               </w:rPr>
-              <w:instrText xml:space="preserve"> PAGEREF _Toc243679887 \h </w:instrText>
+              <w:instrText xml:space="preserve"> PAGEREF _Toc243693365 \h </w:instrText>
             </w:r>
             <w:r>
               <w:rPr>
@@ -5875,7 +5957,7 @@
               <w:rPr>
                 <w:noProof/>
               </w:rPr>
-              <w:t>44</w:t>
+              <w:t>45</w:t>
             </w:r>
             <w:r>
               <w:rPr>
@@ -5899,7 +5981,7 @@
               <w:szCs w:val="22"/>
             </w:rPr>
           </w:pPr>
-          <w:hyperlink w:anchor="_Toc243679888" w:history="1">
+          <w:hyperlink w:anchor="_Toc243693366" w:history="1">
             <w:r>
               <w:rPr>
                 <w:rStyle w:val="Hyperlink"/>
@@ -5923,7 +6005,7 @@
               <w:rPr>
                 <w:noProof/>
               </w:rPr>
-              <w:instrText xml:space="preserve"> PAGEREF _Toc243679888 \h </w:instrText>
+              <w:instrText xml:space="preserve"> PAGEREF _Toc243693366 \h </w:instrText>
             </w:r>
             <w:r>
               <w:rPr>
@@ -5964,7 +6046,7 @@
               <w:szCs w:val="22"/>
             </w:rPr>
           </w:pPr>
-          <w:hyperlink w:anchor="_Toc243679889" w:history="1">
+          <w:hyperlink w:anchor="_Toc243693367" w:history="1">
             <w:r>
               <w:rPr>
                 <w:rStyle w:val="Hyperlink"/>
@@ -5988,7 +6070,7 @@
               <w:rPr>
                 <w:noProof/>
               </w:rPr>
-              <w:instrText xml:space="preserve"> PAGEREF _Toc243679889 \h </w:instrText>
+              <w:instrText xml:space="preserve"> PAGEREF _Toc243693367 \h </w:instrText>
             </w:r>
             <w:r>
               <w:rPr>
@@ -6005,7 +6087,7 @@
               <w:rPr>
                 <w:noProof/>
               </w:rPr>
-              <w:t>45</w:t>
+              <w:t>46</w:t>
             </w:r>
             <w:r>
               <w:rPr>
@@ -6029,7 +6111,7 @@
               <w:szCs w:val="22"/>
             </w:rPr>
           </w:pPr>
-          <w:hyperlink w:anchor="_Toc243679890" w:history="1">
+          <w:hyperlink w:anchor="_Toc243693368" w:history="1">
             <w:r>
               <w:rPr>
                 <w:rStyle w:val="Hyperlink"/>
@@ -6053,7 +6135,7 @@
               <w:rPr>
                 <w:noProof/>
               </w:rPr>
-              <w:instrText xml:space="preserve"> PAGEREF _Toc243679890 \h </w:instrText>
+              <w:instrText xml:space="preserve"> PAGEREF _Toc243693368 \h </w:instrText>
             </w:r>
             <w:r>
               <w:rPr>
@@ -6094,7 +6176,7 @@
               <w:szCs w:val="22"/>
             </w:rPr>
           </w:pPr>
-          <w:hyperlink w:anchor="_Toc243679891" w:history="1">
+          <w:hyperlink w:anchor="_Toc243693369" w:history="1">
             <w:r>
               <w:rPr>
                 <w:rStyle w:val="Hyperlink"/>
@@ -6118,7 +6200,7 @@
               <w:rPr>
                 <w:noProof/>
               </w:rPr>
-              <w:instrText xml:space="preserve"> PAGEREF _Toc243679891 \h </w:instrText>
+              <w:instrText xml:space="preserve"> PAGEREF _Toc243693369 \h </w:instrText>
             </w:r>
             <w:r>
               <w:rPr>
@@ -6136,6 +6218,71 @@
                 <w:noProof/>
               </w:rPr>
               <w:t>46</w:t>
+            </w:r>
+            <w:r>
+              <w:rPr>
+                <w:noProof/>
+              </w:rPr>
+              <w:fldChar w:fldCharType="end"/>
+            </w:r>
+          </w:hyperlink>
+        </w:p>
+        <w:p>
+          <w:pPr>
+            <w:pStyle w:val="TOC2"/>
+            <w:tabs>
+              <w:tab w:val="right" w:leader="dot" w:pos="9628"/>
+            </w:tabs>
+            <w:rPr>
+              <w:rFonts w:asciiTheme="minorHAnsi" w:eastAsiaTheme="minorEastAsia" w:hAnsiTheme="minorHAnsi" w:cstheme="minorBidi"/>
+              <w:noProof/>
+              <w:color w:val="auto"/>
+              <w:sz w:val="22"/>
+              <w:szCs w:val="22"/>
+            </w:rPr>
+          </w:pPr>
+          <w:hyperlink w:anchor="_Toc243693370" w:history="1">
+            <w:r>
+              <w:rPr>
+                <w:rStyle w:val="Hyperlink"/>
+                <w:noProof/>
+              </w:rPr>
+              <w:t>13.30  Settings</w:t>
+            </w:r>
+            <w:r>
+              <w:rPr>
+                <w:noProof/>
+              </w:rPr>
+              <w:tab/>
+            </w:r>
+            <w:r>
+              <w:rPr>
+                <w:noProof/>
+              </w:rPr>
+              <w:fldChar w:fldCharType="begin"/>
+            </w:r>
+            <w:r>
+              <w:rPr>
+                <w:noProof/>
+              </w:rPr>
+              <w:instrText xml:space="preserve"> PAGEREF _Toc243693370 \h </w:instrText>
+            </w:r>
+            <w:r>
+              <w:rPr>
+                <w:noProof/>
+              </w:rPr>
+            </w:r>
+            <w:r>
+              <w:rPr>
+                <w:noProof/>
+              </w:rPr>
+              <w:fldChar w:fldCharType="separate"/>
+            </w:r>
+            <w:r>
+              <w:rPr>
+                <w:noProof/>
+              </w:rPr>
+              <w:t>47</w:t>
             </w:r>
             <w:r>
               <w:rPr>
@@ -6161,7 +6308,7 @@
       <w:pPr>
         <w:pStyle w:val="Heading1"/>
       </w:pPr>
-      <w:bookmarkStart w:id="1" w:name="_Toc243679822"/>
+      <w:bookmarkStart w:id="1" w:name="_Toc243693300"/>
       <w:r>
         <w:lastRenderedPageBreak/>
         <w:t>1  Introduction</w:t>
@@ -6172,7 +6319,7 @@
       <w:pPr>
         <w:pStyle w:val="Heading2"/>
       </w:pPr>
-      <w:bookmarkStart w:id="2" w:name="_Toc243679823"/>
+      <w:bookmarkStart w:id="2" w:name="_Toc243693301"/>
       <w:r>
         <w:t>1.1  Purpose of this document</w:t>
       </w:r>
@@ -6193,7 +6340,7 @@
       <w:pPr>
         <w:pStyle w:val="Heading2"/>
       </w:pPr>
-      <w:bookmarkStart w:id="3" w:name="_Toc243679824"/>
+      <w:bookmarkStart w:id="3" w:name="_Toc243693302"/>
       <w:r>
         <w:t>1.2  Related documents</w:t>
       </w:r>
@@ -6316,7 +6463,7 @@
       <w:pPr>
         <w:pStyle w:val="Heading1"/>
       </w:pPr>
-      <w:bookmarkStart w:id="4" w:name="_Toc243679825"/>
+      <w:bookmarkStart w:id="4" w:name="_Toc243693303"/>
       <w:r>
         <w:lastRenderedPageBreak/>
         <w:t>2  Overview</w:t>
@@ -6327,7 +6474,7 @@
       <w:pPr>
         <w:pStyle w:val="Heading2"/>
       </w:pPr>
-      <w:bookmarkStart w:id="5" w:name="_Toc243679826"/>
+      <w:bookmarkStart w:id="5" w:name="_Toc243693304"/>
       <w:r>
         <w:t>2.1  Role in the system</w:t>
       </w:r>
@@ -6417,7 +6564,7 @@
       <w:pPr>
         <w:pStyle w:val="Heading2"/>
       </w:pPr>
-      <w:bookmarkStart w:id="6" w:name="_Toc243679827"/>
+      <w:bookmarkStart w:id="6" w:name="_Toc243693305"/>
       <w:r>
         <w:lastRenderedPageBreak/>
         <w:t>2.2  Technology</w:t>
@@ -6440,7 +6587,7 @@
           <w:left w:w="10" w:type="dxa"/>
           <w:right w:w="10" w:type="dxa"/>
         </w:tblCellMar>
-        <w:tblLook w:val="04A0" w:firstRow="1" w:lastRow="0" w:firstColumn="1" w:lastColumn="0" w:noHBand="0" w:noVBand="1"/>
+        <w:tblLook w:val="0000" w:firstRow="0" w:lastRow="0" w:firstColumn="0" w:lastColumn="0" w:noHBand="0" w:noVBand="0"/>
       </w:tblPr>
       <w:tblGrid>
         <w:gridCol w:w="3066"/>
@@ -7012,7 +7159,7 @@
       <w:pPr>
         <w:pStyle w:val="Heading2"/>
       </w:pPr>
-      <w:bookmarkStart w:id="7" w:name="_Toc243679828"/>
+      <w:bookmarkStart w:id="7" w:name="_Toc243693306"/>
       <w:r>
         <w:t>2.3  Design conventions</w:t>
       </w:r>
@@ -7245,7 +7392,7 @@
       <w:pPr>
         <w:pStyle w:val="Heading1"/>
       </w:pPr>
-      <w:bookmarkStart w:id="8" w:name="_Toc243679829"/>
+      <w:bookmarkStart w:id="8" w:name="_Toc243693307"/>
       <w:r>
         <w:lastRenderedPageBreak/>
         <w:t>3  Source code layout</w:t>
@@ -7309,7 +7456,7 @@
           <w:left w:w="10" w:type="dxa"/>
           <w:right w:w="10" w:type="dxa"/>
         </w:tblCellMar>
-        <w:tblLook w:val="04A0" w:firstRow="1" w:lastRow="0" w:firstColumn="1" w:lastColumn="0" w:noHBand="0" w:noVBand="1"/>
+        <w:tblLook w:val="0000" w:firstRow="0" w:lastRow="0" w:firstColumn="0" w:lastColumn="0" w:noHBand="0" w:noVBand="0"/>
       </w:tblPr>
       <w:tblGrid>
         <w:gridCol w:w="2753"/>
@@ -7952,7 +8099,7 @@
       <w:pPr>
         <w:pStyle w:val="Heading1"/>
       </w:pPr>
-      <w:bookmarkStart w:id="9" w:name="_Toc243679830"/>
+      <w:bookmarkStart w:id="9" w:name="_Toc243693308"/>
       <w:r>
         <w:lastRenderedPageBreak/>
         <w:t>4  Security model</w:t>
@@ -7963,7 +8110,7 @@
       <w:pPr>
         <w:pStyle w:val="Heading2"/>
       </w:pPr>
-      <w:bookmarkStart w:id="10" w:name="_Toc243679831"/>
+      <w:bookmarkStart w:id="10" w:name="_Toc243693309"/>
       <w:r>
         <w:t>4.1  Accounts and roles</w:t>
       </w:r>
@@ -8020,7 +8167,7 @@
       <w:pPr>
         <w:pStyle w:val="Heading2"/>
       </w:pPr>
-      <w:bookmarkStart w:id="11" w:name="_Toc243679832"/>
+      <w:bookmarkStart w:id="11" w:name="_Toc243693310"/>
       <w:r>
         <w:t>4.2  Sign-in tokens</w:t>
       </w:r>
@@ -8189,7 +8336,7 @@
       <w:pPr>
         <w:pStyle w:val="Heading2"/>
       </w:pPr>
-      <w:bookmarkStart w:id="12" w:name="_Toc243679833"/>
+      <w:bookmarkStart w:id="12" w:name="_Toc243693311"/>
       <w:r>
         <w:t>4.3  Approved phones (mobile app)</w:t>
       </w:r>
@@ -8200,10 +8347,10 @@
         <w:spacing w:after="120" w:line="276" w:lineRule="auto"/>
       </w:pPr>
       <w:r>
-        <w:t xml:space="preserve">Since 3 October 2026 an account can use the mobile app on one approved phone at a time, in the way a streaming service knows your devices. Copying the app to a second phone, or giving a password to someone else, is no longer enough to use the account from </w:t>
-      </w:r>
-      <w:r>
-        <w:t>another phone: that phone waits until the SuperAdmin approves it.</w:t>
+        <w:t>Since 3 October 2026 an account can use the mobile app on one approved phone at a time, in the way a streaming service knows your devices. Copying the app to a second phone, or giving a password to someone else, i</w:t>
+      </w:r>
+      <w:r>
+        <w:t>s no longer enough to use the account from another phone: that phone waits until the SuperAdmin approves it.</w:t>
       </w:r>
     </w:p>
     <w:p>
@@ -8223,10 +8370,10 @@
         <w:t>The phone's identity.</w:t>
       </w:r>
       <w:r>
-        <w:t xml:space="preserve"> On first sign-in the app creates a private key inside the phone's secure hardware (the Android Keystore, using the StrongBox chip when the phone has one). The key canno</w:t>
-      </w:r>
-      <w:r>
-        <w:t xml:space="preserve">t be copied out of the phone. The backend stores only the matching public key and its SHA-256 fingerprint in </w:t>
+        <w:t xml:space="preserve"> On first sign-in the app creates a private key inside the phone's secure hardware (the Android Keystore, using the StrongBox </w:t>
+      </w:r>
+      <w:r>
+        <w:t xml:space="preserve">chip when the phone has one). The key cannot be copied out of the phone. The backend stores only the matching public key and its SHA-256 fingerprint in </w:t>
       </w:r>
       <w:r>
         <w:rPr>
@@ -8270,10 +8417,10 @@
         <w:t>GET /api/auth/device/challenge</w:t>
       </w:r>
       <w:r>
-        <w:t>, valid 2 minutes, usable once), signs it wi</w:t>
-      </w:r>
-      <w:r>
-        <w:t xml:space="preserve">th the key (ECDSA P-256 with SHA-256) and sends the signature with the username and password. </w:t>
+        <w:t>,</w:t>
+      </w:r>
+      <w:r>
+        <w:t xml:space="preserve"> valid 2 minutes, usable once), signs it with the key (ECDSA P-256 with SHA-256) and sends the signature with the username and password. </w:t>
       </w:r>
       <w:r>
         <w:rPr>
@@ -8305,10 +8452,10 @@
         <w:t>Who is approved.</w:t>
       </w:r>
       <w:r>
-        <w:t xml:space="preserve"> An account that has never had an approved phone gets its first phone approved automatica</w:t>
-      </w:r>
-      <w:r>
-        <w:t>lly, so nobody already using the app is locked out. Any later phone is saved as waiting (</w:t>
+        <w:t xml:space="preserve"> An account that has never had an approved pho</w:t>
+      </w:r>
+      <w:r>
+        <w:t>ne gets its first phone approved automatically, so nobody already using the app is locked out. Any later phone is saved as waiting (</w:t>
       </w:r>
       <w:r>
         <w:rPr>
@@ -8336,10 +8483,10 @@
       </w:r>
       <w:r>
         <w:lastRenderedPageBreak/>
-        <w:t>desktop app (Users &gt; Phones; any admin could until 5 October 2026). App</w:t>
-      </w:r>
-      <w:r>
-        <w:t>roving a second phone for the same account requires "replace", which blocks the old one in the same step.</w:t>
+        <w:t>desktop app (Users &gt; Phones;</w:t>
+      </w:r>
+      <w:r>
+        <w:t xml:space="preserve"> any admin could until 5 October 2026). Approving a second phone for the same account requires "replace", which blocks the old one in the same step.</w:t>
       </w:r>
     </w:p>
     <w:p>
@@ -8383,10 +8530,7 @@
         <w:t>USER_DEVICES.Device_ID</w:t>
       </w:r>
       <w:r>
-        <w:t>). Website tokens have no such claim and are unaff</w:t>
-      </w:r>
-      <w:r>
-        <w:t>ected; desktop tokens name a computer instead (see Approved computers).</w:t>
+        <w:t>). Website tokens have no such claim and are unaffected; desktop tokens name a computer instead (see Approved computers).</w:t>
       </w:r>
     </w:p>
     <w:p>
@@ -8430,10 +8574,10 @@
         <w:t>security/MobileDeviceFilter.java</w:t>
       </w:r>
       <w:r>
-        <w:t xml:space="preserve"> runs before any controller for those calls and refuses (40</w:t>
-      </w:r>
-      <w:r>
-        <w:t>1) a token that names no phone, a phone that is no longer approved, or a disabled account. Blocking a phone therefore cuts it off on its very next request, not when its token expires.</w:t>
+        <w:t xml:space="preserve"> runs bef</w:t>
+      </w:r>
+      <w:r>
+        <w:t>ore any controller for those calls and refuses (401) a token that names no phone, a phone that is no longer approved, or a disabled account. Blocking a phone therefore cuts it off on its very next request, not when its token expires.</w:t>
       </w:r>
     </w:p>
     <w:p>
@@ -8450,13 +8594,17 @@
           <w:b/>
           <w:bCs/>
         </w:rPr>
-        <w:t>The acting user comes from the token.</w:t>
-      </w:r>
-      <w:r>
-        <w:t xml:space="preserve"> For mobile calls the filter replac</w:t>
-      </w:r>
-      <w:r>
-        <w:t xml:space="preserve">es </w:t>
+        <w:t xml:space="preserve">The acting user comes </w:t>
+      </w:r>
+      <w:r>
+        <w:rPr>
+          <w:b/>
+          <w:bCs/>
+        </w:rPr>
+        <w:t>from the token.</w:t>
+      </w:r>
+      <w:r>
+        <w:t xml:space="preserve"> For mobile calls the filter replaces </w:t>
       </w:r>
       <w:r>
         <w:rPr>
@@ -8539,7 +8687,17 @@
           <w:sz w:val="18"/>
           <w:szCs w:val="18"/>
         </w:rPr>
-        <w:t>Figure 3: Signing in on a phone, including a phone that waits for approval</w:t>
+        <w:t xml:space="preserve">Figure 3: Signing in on a phone, including a phone that waits </w:t>
+      </w:r>
+      <w:r>
+        <w:rPr>
+          <w:i/>
+          <w:iCs/>
+          <w:color w:val="5F6B66"/>
+          <w:sz w:val="18"/>
+          <w:szCs w:val="18"/>
+        </w:rPr>
+        <w:t>for approval</w:t>
       </w:r>
     </w:p>
     <w:p>
@@ -8595,10 +8753,10 @@
         <w:t>AdminGuard.requireSuperAdmin</w:t>
       </w:r>
       <w:r>
-        <w:t>). Each approval, rejection, block and automatic fir</w:t>
-      </w:r>
-      <w:r>
-        <w:t xml:space="preserve">st-phone approval is written to </w:t>
+        <w:t>). E</w:t>
+      </w:r>
+      <w:r>
+        <w:t xml:space="preserve">ach approval, rejection, block and automatic first-phone approval is written to </w:t>
       </w:r>
       <w:r>
         <w:rPr>
@@ -8644,10 +8802,7 @@
         <w:t xml:space="preserve">Where to adjust: </w:t>
       </w:r>
       <w:r>
-        <w:t>The 2-minute life of the one-time value is</w:t>
-      </w:r>
-      <w:r>
-        <w:t xml:space="preserve"> </w:t>
+        <w:t xml:space="preserve">The 2-minute life of the one-time value is </w:t>
       </w:r>
       <w:r>
         <w:rPr>
@@ -8695,7 +8850,10 @@
         <w:t>security/MobileDeviceFilter.java</w:t>
       </w:r>
       <w:r>
-        <w:t xml:space="preserve">. Turning the whole check off is not a setting: remove the </w:t>
+        <w:t>. Turn</w:t>
+      </w:r>
+      <w:r>
+        <w:t xml:space="preserve">ing the whole check off is not a setting: remove the </w:t>
       </w:r>
       <w:r>
         <w:rPr>
@@ -8704,16 +8862,7 @@
           <w:sz w:val="19"/>
           <w:szCs w:val="19"/>
         </w:rPr>
-        <w:t>X-Clie</w:t>
-      </w:r>
-      <w:r>
-        <w:rPr>
-          <w:rFonts w:ascii="Consolas" w:eastAsia="Consolas" w:hAnsi="Consolas" w:cs="Consolas"/>
-          <w:color w:val="3B3F3D"/>
-          <w:sz w:val="19"/>
-          <w:szCs w:val="19"/>
-        </w:rPr>
-        <w:t>nt</w:t>
+        <w:t>X-Client</w:t>
       </w:r>
       <w:r>
         <w:t xml:space="preserve"> header in the mobile server's </w:t>
@@ -8735,7 +8884,7 @@
       <w:pPr>
         <w:pStyle w:val="Heading2"/>
       </w:pPr>
-      <w:bookmarkStart w:id="13" w:name="_Toc243679834"/>
+      <w:bookmarkStart w:id="13" w:name="_Toc243693312"/>
       <w:r>
         <w:t>4.4  Approved computers (desktop app)</w:t>
       </w:r>
@@ -8746,10 +8895,10 @@
         <w:spacing w:after="120" w:line="276" w:lineRule="auto"/>
       </w:pPr>
       <w:r>
-        <w:t>Since 5 October 2026 the desktop app no longer has to run on the computer the servers run on: "a standalone applicati</w:t>
-      </w:r>
-      <w:r>
-        <w:t>on that has higher privilege that can work even if the backend is not in the same machine". The same idea as approved phones keeps that safe.</w:t>
+        <w:t xml:space="preserve">Since 5 October 2026 the desktop app no longer has to run </w:t>
+      </w:r>
+      <w:r>
+        <w:t>on the computer the servers run on: "a standalone application that has higher privilege that can work even if the backend is not in the same machine". The same idea as approved phones keeps that safe.</w:t>
       </w:r>
     </w:p>
     <w:p>
@@ -8769,10 +8918,10 @@
         <w:t>The computer's identity.</w:t>
       </w:r>
       <w:r>
-        <w:t xml:space="preserve"> On first sign-in the desktop app has Windows create a P-256 key in its key store - in the</w:t>
-      </w:r>
-      <w:r>
-        <w:t xml:space="preserve"> TPM security chip when the computer has one - that can never be exported. The backend keeps only the public key and its SHA-256 fingerprint in </w:t>
+        <w:t xml:space="preserve"> On first sign-in the desktop a</w:t>
+      </w:r>
+      <w:r>
+        <w:t xml:space="preserve">pp has Windows create a P-256 key in its key store - in the TPM security chip when the computer has one - that can never be exported. The backend keeps only the public key and its SHA-256 fingerprint in </w:t>
       </w:r>
       <w:r>
         <w:rPr>
@@ -8804,7 +8953,10 @@
         <w:t>Proof at sign-in.</w:t>
       </w:r>
       <w:r>
-        <w:t xml:space="preserve"> The app asks for a one-time value (</w:t>
+        <w:t xml:space="preserve"> The</w:t>
+      </w:r>
+      <w:r>
+        <w:t xml:space="preserve"> app asks for a one-time value (</w:t>
       </w:r>
       <w:r>
         <w:rPr>
@@ -8813,16 +8965,7 @@
           <w:sz w:val="19"/>
           <w:szCs w:val="19"/>
         </w:rPr>
-        <w:t>GET /api/auth/computer/chal</w:t>
-      </w:r>
-      <w:r>
-        <w:rPr>
-          <w:rFonts w:ascii="Consolas" w:eastAsia="Consolas" w:hAnsi="Consolas" w:cs="Consolas"/>
-          <w:color w:val="3B3F3D"/>
-          <w:sz w:val="19"/>
-          <w:szCs w:val="19"/>
-        </w:rPr>
-        <w:t>lenge</w:t>
+        <w:t>GET /api/auth/computer/challenge</w:t>
       </w:r>
       <w:r>
         <w:t xml:space="preserve">, 2 minutes, usable once), signs it and sends the signature with the username and password. The admin server marks the call </w:t>
@@ -8858,13 +9001,19 @@
           <w:sz w:val="19"/>
           <w:szCs w:val="19"/>
         </w:rPr>
-        <w:t>AuthService.desktopLogin</w:t>
-      </w:r>
-      <w:r>
-        <w:t>: the password is checked, the account must be en</w:t>
-      </w:r>
-      <w:r>
-        <w:t xml:space="preserve">abled and Admin or SuperAdmin (any other role is refused before its computer is recorded), then </w:t>
+        <w:t>AuthService.de</w:t>
+      </w:r>
+      <w:r>
+        <w:rPr>
+          <w:rFonts w:ascii="Consolas" w:eastAsia="Consolas" w:hAnsi="Consolas" w:cs="Consolas"/>
+          <w:color w:val="3B3F3D"/>
+          <w:sz w:val="19"/>
+          <w:szCs w:val="19"/>
+        </w:rPr>
+        <w:t>sktopLogin</w:t>
+      </w:r>
+      <w:r>
+        <w:t xml:space="preserve">: the password is checked, the account must be enabled and Admin or SuperAdmin (any other role is refused before its computer is recorded), then </w:t>
       </w:r>
       <w:r>
         <w:rPr>
@@ -8896,10 +9045,10 @@
         <w:t>Who is approved.</w:t>
       </w:r>
       <w:r>
-        <w:t xml:space="preserve"> One approved computer per account (the database refuses a second). The SuperAdmin's own first computer is</w:t>
-      </w:r>
-      <w:r>
-        <w:t xml:space="preserve"> approved automatically, since nobody else could approve it; every other computer - an Admin's first one included - is saved as waiting and refused with </w:t>
+        <w:t xml:space="preserve"> One approved computer per account (the databas</w:t>
+      </w:r>
+      <w:r>
+        <w:t xml:space="preserve">e refuses a second). The SuperAdmin's own first computer is approved automatically, since nobody else could approve it; every other computer - an Admin's first one included - is saved as waiting and refused with </w:t>
       </w:r>
       <w:r>
         <w:rPr>
@@ -8911,10 +9060,10 @@
         <w:t>COMPUTER_PENDING</w:t>
       </w:r>
       <w:r>
-        <w:t xml:space="preserve"> until the SuperAdmin approves it in the desktop app (Users &gt; Computers). Approving ano</w:t>
-      </w:r>
-      <w:r>
-        <w:t>ther computer for the same account needs "replace", which blocks the old one.</w:t>
+        <w:t xml:space="preserve"> until the SuperAdmin approv</w:t>
+      </w:r>
+      <w:r>
+        <w:t>es it in the desktop app (Users &gt; Computers). Approving another computer for the same account needs "replace", which blocks the old one.</w:t>
       </w:r>
     </w:p>
     <w:p>
@@ -8990,10 +9139,7 @@
         <w:t>security/DesktopClientFilter.java</w:t>
       </w:r>
       <w:r>
-        <w:t xml:space="preserve"> runs</w:t>
-      </w:r>
-      <w:r>
-        <w:t xml:space="preserve"> before any controller for </w:t>
+        <w:t xml:space="preserve"> runs before any controller for </w:t>
       </w:r>
       <w:r>
         <w:rPr>
@@ -9017,7 +9163,10 @@
         <w:t>SESSION_EXPIRED</w:t>
       </w:r>
       <w:r>
-        <w:t>), a computer that is no longer approved, a disabled account or one that is no longer Admin or SuperAdmin (</w:t>
+        <w:t xml:space="preserve">), a computer that is no longer approved, a disabled account or one that is </w:t>
+      </w:r>
+      <w:r>
+        <w:t>no longer Admin or SuperAdmin (</w:t>
       </w:r>
       <w:r>
         <w:rPr>
@@ -9029,10 +9178,7 @@
         <w:t>COMPUTER_REVOKED</w:t>
       </w:r>
       <w:r>
-        <w:t>). Blocking a com</w:t>
-      </w:r>
-      <w:r>
-        <w:t>puter cuts it off on its very next request.</w:t>
+        <w:t>). Blocking a computer cuts it off on its very next request.</w:t>
       </w:r>
     </w:p>
     <w:p>
@@ -9064,7 +9210,10 @@
         <w:t>X-Actor-User-Id</w:t>
       </w:r>
       <w:r>
-        <w:t xml:space="preserve"> with the user in the verified token. Before this, the desktop path took whatever acting user the app sent - "Send Money" included.</w:t>
+        <w:t xml:space="preserve"> with the user in the verified token. Before this, the deskto</w:t>
+      </w:r>
+      <w:r>
+        <w:t>p path took whatever acting user the app sent - "Send Money" included.</w:t>
       </w:r>
     </w:p>
     <w:p>
@@ -9113,7 +9262,10 @@
         <w:t>POST /api/computers/{computerId}/revoke</w:t>
       </w:r>
       <w:r>
-        <w:t xml:space="preserve">. They answer only requests that came through the desktop filter; admins may list, and only the SuperAdmin may approve, reject or block. Each step is written to </w:t>
+        <w:t xml:space="preserve">. They answer only requests that </w:t>
+      </w:r>
+      <w:r>
+        <w:t xml:space="preserve">came through the desktop filter; admins may list, and only the SuperAdmin may approve, reject or block. Each step is written to </w:t>
       </w:r>
       <w:r>
         <w:rPr>
@@ -9155,15 +9307,7 @@
           <w:bCs/>
           <w:color w:val="8A5A2B"/>
         </w:rPr>
-        <w:t>Where to adjus</w:t>
-      </w:r>
-      <w:r>
-        <w:rPr>
-          <w:b/>
-          <w:bCs/>
-          <w:color w:val="8A5A2B"/>
-        </w:rPr>
-        <w:t xml:space="preserve">t: </w:t>
+        <w:t xml:space="preserve">Where to adjust: </w:t>
       </w:r>
       <w:r>
         <w:t xml:space="preserve">Desktop sign-in length: </w:t>
@@ -9187,7 +9331,16 @@
           <w:sz w:val="19"/>
           <w:szCs w:val="19"/>
         </w:rPr>
-        <w:t>AUTH_DESKTOP_JWT_EXPIRY_HOURS</w:t>
+        <w:t>AUTH_DESKT</w:t>
+      </w:r>
+      <w:r>
+        <w:rPr>
+          <w:rFonts w:ascii="Consolas" w:eastAsia="Consolas" w:hAnsi="Consolas" w:cs="Consolas"/>
+          <w:color w:val="3B3F3D"/>
+          <w:sz w:val="19"/>
+          <w:szCs w:val="19"/>
+        </w:rPr>
+        <w:t>OP_JWT_EXPIRY_HOURS</w:t>
       </w:r>
       <w:r>
         <w:t xml:space="preserve">, 12). The paths that need no computer token are </w:t>
@@ -9235,7 +9388,31 @@
           <w:sz w:val="19"/>
           <w:szCs w:val="19"/>
         </w:rPr>
-        <w:t>service/ComputerSe</w:t>
+        <w:t>service/ComputerService.java</w:t>
+      </w:r>
+      <w:r>
+        <w:t>. The wrong-password limit for desktop sign-in lives in the ad</w:t>
+      </w:r>
+      <w:r>
+        <w:t>min server (Admin Server document).</w:t>
+      </w:r>
+    </w:p>
+    <w:p>
+      <w:pPr>
+        <w:pStyle w:val="Heading2"/>
+      </w:pPr>
+      <w:bookmarkStart w:id="14" w:name="_Toc243693313"/>
+      <w:r>
+        <w:t>4.5  One SuperAdmin</w:t>
+      </w:r>
+      <w:bookmarkEnd w:id="14"/>
+    </w:p>
+    <w:p>
+      <w:pPr>
+        <w:spacing w:after="120" w:line="276" w:lineRule="auto"/>
+      </w:pPr>
+      <w:r>
+        <w:t xml:space="preserve">"there can only be one super admin ... the one who permits phones desktops is the superadmin" - since 5 October 2026 there is exactly one SuperAdmin, and Admins keep everything else they had. </w:t>
       </w:r>
       <w:r>
         <w:rPr>
@@ -9244,31 +9421,7 @@
           <w:sz w:val="19"/>
           <w:szCs w:val="19"/>
         </w:rPr>
-        <w:t>rvice.java</w:t>
-      </w:r>
-      <w:r>
-        <w:t>. The wrong-password limit for desktop sign-in lives in the admin server (Admin Server document).</w:t>
-      </w:r>
-    </w:p>
-    <w:p>
-      <w:pPr>
-        <w:pStyle w:val="Heading2"/>
-      </w:pPr>
-      <w:bookmarkStart w:id="14" w:name="_Toc243679835"/>
-      <w:r>
-        <w:t>4.5  One SuperAdmin</w:t>
-      </w:r>
-      <w:bookmarkEnd w:id="14"/>
-    </w:p>
-    <w:p>
-      <w:pPr>
-        <w:spacing w:after="120" w:line="276" w:lineRule="auto"/>
-      </w:pPr>
-      <w:r>
-        <w:t>"there can only be one super admin ... the one who permits phones desktops is the superadmin" - since 5 October 2026 there is ex</w:t>
-      </w:r>
-      <w:r>
-        <w:t xml:space="preserve">actly one SuperAdmin, and Admins keep everything else they had. </w:t>
+        <w:t>UserServ</w:t>
       </w:r>
       <w:r>
         <w:rPr>
@@ -9277,7 +9430,7 @@
           <w:sz w:val="19"/>
           <w:szCs w:val="19"/>
         </w:rPr>
-        <w:t>UserService</w:t>
+        <w:t>ice</w:t>
       </w:r>
       <w:r>
         <w:t xml:space="preserve"> enforces it for every client:</w:t>
@@ -9307,10 +9460,7 @@
         <w:spacing w:after="60" w:line="264" w:lineRule="auto"/>
       </w:pPr>
       <w:r>
-        <w:t>Only the SuperAdmin can change the SuperAdmin account (403), and it can't be disabled (409) or given an</w:t>
-      </w:r>
-      <w:r>
-        <w:t>other role (409 - there must always be one).</w:t>
+        <w:t>Only the SuperAdmin can change the SuperAdmin account (403), and it can't be disabled (409) or given another role (409 - there must always be one).</w:t>
       </w:r>
     </w:p>
     <w:p>
@@ -9323,7 +9473,10 @@
         <w:spacing w:after="60" w:line="264" w:lineRule="auto"/>
       </w:pPr>
       <w:r>
-        <w:t>Only the SuperAdmin can give the SuperAdmin role (403). Doing so hands it over: the other account becomes SuperAdmin and the giver becomes Admin in the same transaction, with an audit line.</w:t>
+        <w:t>Only the SuperAdmin can giv</w:t>
+      </w:r>
+      <w:r>
+        <w:t>e the SuperAdmin role (403). Doing so hands it over: the other account becomes SuperAdmin and the giver becomes Admin in the same transaction, with an audit line.</w:t>
       </w:r>
     </w:p>
     <w:p>
@@ -9336,13 +9489,13 @@
         <w:spacing w:after="60" w:line="264" w:lineRule="auto"/>
       </w:pPr>
       <w:r>
-        <w:t>Only the SuperAdmin c</w:t>
-      </w:r>
-      <w:r>
-        <w:t>an change a username (403 otherwise) - "one might have used a wrong username when creating". The new one follows the sign-up rule (400) and must not be taken (409), and the change is written to the audit log ("Username changed from ... to ..."). Nothing el</w:t>
-      </w:r>
-      <w:r>
-        <w:t>se changes: tokens, phones and computers name the user id, not the username.</w:t>
+        <w:t>Only the SuperAdmin can change a username (403 otherwise) - "one might have used a wrong user</w:t>
+      </w:r>
+      <w:r>
+        <w:t>name when creating". The new one follows the sign-up rule (400) and must not be taken (409), and the change is written to the audit log ("Username changed from ... to ..."). Nothing else changes: tokens, phones and computers name the user id, not the usern</w:t>
+      </w:r>
+      <w:r>
+        <w:t>ame.</w:t>
       </w:r>
     </w:p>
     <w:p>
@@ -9376,7 +9529,7 @@
       <w:pPr>
         <w:pStyle w:val="Heading2"/>
       </w:pPr>
-      <w:bookmarkStart w:id="15" w:name="_Toc243679836"/>
+      <w:bookmarkStart w:id="15" w:name="_Toc243693314"/>
       <w:r>
         <w:t>4.6  How a caller is identified</w:t>
       </w:r>
@@ -9411,10 +9564,10 @@
         <w:t>Authorization</w:t>
       </w:r>
       <w:r>
-        <w:t xml:space="preserve"> an</w:t>
-      </w:r>
-      <w:r>
-        <w:t>d validate the JWT: authentication, website orders, reviews, the AI chat, SMS ingest and user management.</w:t>
+        <w:t xml:space="preserve"> and validate the JWT: authentication, website orders, reviews, the AI chat</w:t>
+      </w:r>
+      <w:r>
+        <w:t>, SMS ingest and user management.</w:t>
       </w:r>
     </w:p>
     <w:p>
@@ -9454,10 +9607,7 @@
         <w:t>Approved-computer token</w:t>
       </w:r>
       <w:r>
-        <w:t xml:space="preserve"> - every </w:t>
-      </w:r>
-      <w:r>
-        <w:t>request through the admin server (see Approved computers). The acting user is the user in the token, and the account must still be Admin or SuperAdmin.</w:t>
+        <w:t xml:space="preserve"> - every request through the admin server (see Approved computers). The acting user is the user in the token, and the account must still be Admin or SuperAdmin.</w:t>
       </w:r>
     </w:p>
     <w:p>
@@ -9489,10 +9639,10 @@
         <w:t>X-Actor-User-Id</w:t>
       </w:r>
       <w:r>
-        <w:t xml:space="preserve"> header. On mobile and desktop requests it </w:t>
-      </w:r>
-      <w:r>
-        <w:t>is set from the verified token, whatever the app sent. The backend uses it for the audit trail and, where noted, for an admin role check.</w:t>
+        <w:t xml:space="preserve"> header. On mobile and desktop req</w:t>
+      </w:r>
+      <w:r>
+        <w:t>uests it is set from the verified token, whatever the app sent. The backend uses it for the audit trail and, where noted, for an admin role check.</w:t>
       </w:r>
     </w:p>
     <w:p>
@@ -9512,10 +9662,10 @@
         <w:t>Admin enforced in the backend</w:t>
       </w:r>
       <w:r>
-        <w:t xml:space="preserve"> - retiring and bringing back products (9 October 2026), user management, phone approval,</w:t>
-      </w:r>
-      <w:r>
-        <w:t xml:space="preserve"> the database browser, loans and capital changes, Pay Loan, Send Money and its confirmation, dropping orders, the refunds list, review moderation and deleting other people's expense entries. </w:t>
+        <w:t xml:space="preserve"> - retiring and bringing back products (9 October 2026), user management, phone </w:t>
+      </w:r>
+      <w:r>
+        <w:t xml:space="preserve">approval, the database browser, loans and capital changes, Pay Loan, Send Money and its confirmation, dropping orders, the refunds list, review moderation and deleting other people's expense entries. </w:t>
       </w:r>
       <w:r>
         <w:rPr>
@@ -9525,10 +9675,10 @@
         <w:t>Marketer or admin enforced:</w:t>
       </w:r>
       <w:r>
-        <w:t xml:space="preserve"> changing the Bulk Orders pictures (9 </w:t>
-      </w:r>
-      <w:r>
-        <w:t xml:space="preserve">October 2026, </w:t>
+        <w:t xml:space="preserve"> changing the Bulk Orders pic</w:t>
+      </w:r>
+      <w:r>
+        <w:t xml:space="preserve">tures (9 October 2026, </w:t>
       </w:r>
       <w:r>
         <w:rPr>
@@ -9576,10 +9726,7 @@
         <w:t xml:space="preserve">Security: </w:t>
       </w:r>
       <w:r>
-        <w:t>Clo</w:t>
-      </w:r>
-      <w:r>
-        <w:t>sed on 3 October 2026 for the mobile path: the acting user on a mobile request is taken from a verified token issued to an approved phone, so a person who knows an admin's user id can no longer act as that admin through the tunnel.</w:t>
+        <w:t>Closed on 3 October 2026 for the mobile path: the acting user on a mobile request is taken from a verified token issued to an approved phone, so a person who knows an admin's user id can no longer act as that admin through the tunnel.</w:t>
       </w:r>
     </w:p>
     <w:p>
@@ -9592,10 +9739,13 @@
         <w:ind w:left="160" w:right="160"/>
       </w:pPr>
       <w:r>
-        <w:t>Closed on 5 October 2026 for the desktop path: every call through the admin server needs a token issued to an approved computer of an Admin or SuperAdmin, and the acting user is taken from it. This is what allows the admin server to be reachable from other</w:t>
-      </w:r>
-      <w:r>
-        <w:t xml:space="preserve"> computers once the servers move to a provider (see the Production Go-Live Checklist, DWS-CFG-02).</w:t>
+        <w:t>Closed on 5</w:t>
+      </w:r>
+      <w:r>
+        <w:t xml:space="preserve"> October 2026 for the desktop path: every call through the admin server needs a token issued to an approved computer of an Admin or SuperAdmin, and the acting user is taken from it. This is what allows the admin server to be reachable from other computers </w:t>
+      </w:r>
+      <w:r>
+        <w:t>once the servers move to a provider (see the Production Go-Live Checklist, DWS-CFG-02).</w:t>
       </w:r>
     </w:p>
     <w:p>
@@ -9617,7 +9767,10 @@
           <w:sz w:val="19"/>
           <w:szCs w:val="19"/>
         </w:rPr>
-        <w:t>TransactionService.handleMpesaC</w:t>
+        <w:t>TransactionService.handleMpesaCallback</w:t>
+      </w:r>
+      <w:r>
+        <w:t xml:space="preserve">); </w:t>
       </w:r>
       <w:r>
         <w:rPr>
@@ -9626,10 +9779,7 @@
           <w:sz w:val="19"/>
           <w:szCs w:val="19"/>
         </w:rPr>
-        <w:t>allback</w:t>
-      </w:r>
-      <w:r>
-        <w:t xml:space="preserve">); </w:t>
+        <w:t>O</w:t>
       </w:r>
       <w:r>
         <w:rPr>
@@ -9638,7 +9788,7 @@
           <w:sz w:val="19"/>
           <w:szCs w:val="19"/>
         </w:rPr>
-        <w:t>OrderService.createOrder</w:t>
+        <w:t>rderService.createOrder</w:t>
       </w:r>
       <w:r>
         <w:t xml:space="preserve"> refuses an empty cart and any quantity below 1 and adds up repeated products before the stock check; the mobile sign-in refuses customer accounts (</w:t>
@@ -9653,19 +9803,19 @@
         <w:t>RoleService.isStaff</w:t>
       </w:r>
       <w:r>
-        <w:t>); payout amounts must be positive whole shillings up to KES 1,000,000 and Send Money or a loan payment to a number other than the one on file needs the SuperAdmin; a failure found by the status query cancels the order and returns its stock.</w:t>
+        <w:t>); payout amounts must be positive whole shillings up to KES 1,000</w:t>
+      </w:r>
+      <w:r>
+        <w:t>,000 and Send Money or a loan payment to a number other than the one on file needs the SuperAdmin; a failure found by the status query cancels the order and returns its stock.</w:t>
       </w:r>
     </w:p>
     <w:p>
       <w:pPr>
         <w:pStyle w:val="Heading2"/>
       </w:pPr>
-      <w:bookmarkStart w:id="16" w:name="_Toc243679837"/>
-      <w:r>
-        <w:t>4.7  What is p</w:t>
-      </w:r>
-      <w:r>
-        <w:t>ublic</w:t>
+      <w:bookmarkStart w:id="16" w:name="_Toc243693315"/>
+      <w:r>
+        <w:t>4.7  What is public</w:t>
       </w:r>
       <w:bookmarkEnd w:id="16"/>
     </w:p>
@@ -9674,7 +9824,10 @@
         <w:spacing w:after="120" w:line="276" w:lineRule="auto"/>
       </w:pPr>
       <w:r>
-        <w:t xml:space="preserve">Port 8080 is never exposed directly. The Caddy router only forwards </w:t>
+        <w:t>Port 8080 is never exposed directly. The Caddy router only f</w:t>
+      </w:r>
+      <w:r>
+        <w:t xml:space="preserve">orwards </w:t>
       </w:r>
       <w:r>
         <w:rPr>
@@ -9702,13 +9855,10 @@
       </w:r>
       <w:r>
         <w:lastRenderedPageBreak/>
-        <w:t>with "mpesa" in them) - to it, so Saf</w:t>
-      </w:r>
-      <w:r>
-        <w:t>aricom can deliver payment results. Everything else reaches the backend from the three Python servers running on the same computer. The admin server (8002) is not on the tunnel either; when it is given a public HTTPS address, the approved-computer check ab</w:t>
-      </w:r>
-      <w:r>
-        <w:t>ove is what protects it.</w:t>
+        <w:t>with "mpesa" in them) - to it, so Safaricom can deliver payment results. Everything else reaches the ba</w:t>
+      </w:r>
+      <w:r>
+        <w:t>ckend from the three Python servers running on the same computer. The admin server (8002) is not on the tunnel either; when it is given a public HTTPS address, the approved-computer check above is what protects it.</w:t>
       </w:r>
     </w:p>
     <w:p>
@@ -9720,7 +9870,7 @@
       <w:pPr>
         <w:pStyle w:val="Heading1"/>
       </w:pPr>
-      <w:bookmarkStart w:id="17" w:name="_Toc243679838"/>
+      <w:bookmarkStart w:id="17" w:name="_Toc243693316"/>
       <w:r>
         <w:lastRenderedPageBreak/>
         <w:t>5  Feature modules</w:t>
@@ -9732,14 +9882,17 @@
         <w:spacing w:after="120" w:line="276" w:lineRule="auto"/>
       </w:pPr>
       <w:r>
-        <w:t>Each module below lists its files, the tables it uses and the rules worth knowing before changing it. The full endpoint list is in Appendix A.</w:t>
+        <w:t>Each module below li</w:t>
+      </w:r>
+      <w:r>
+        <w:t>sts its files, the tables it uses and the rules worth knowing before changing it. The full endpoint list is in Appendix A.</w:t>
       </w:r>
     </w:p>
     <w:p>
       <w:pPr>
         <w:pStyle w:val="Heading2"/>
       </w:pPr>
-      <w:bookmarkStart w:id="18" w:name="_Toc243679839"/>
+      <w:bookmarkStart w:id="18" w:name="_Toc243693317"/>
       <w:r>
         <w:t>5.1  Accounts, sign-in and users</w:t>
       </w:r>
@@ -9761,7 +9914,7 @@
           <w:left w:w="10" w:type="dxa"/>
           <w:right w:w="10" w:type="dxa"/>
         </w:tblCellMar>
-        <w:tblLook w:val="04A0" w:firstRow="1" w:lastRow="0" w:firstColumn="1" w:lastColumn="0" w:noHBand="0" w:noVBand="1"/>
+        <w:tblLook w:val="0000" w:firstRow="0" w:lastRow="0" w:firstColumn="0" w:lastColumn="0" w:noHBand="0" w:noVBand="0"/>
       </w:tblPr>
       <w:tblGrid>
         <w:gridCol w:w="2677"/>
@@ -10340,7 +10493,10 @@
         <w:t>AuthService.saveTheme</w:t>
       </w:r>
       <w:r>
-        <w:t>; anything else is refused with 400). The website, the phone app and the desktop app read it when they start or someone signs in - a device already open keeps its theme until then, on purpose ("no one is affected when working").</w:t>
+        <w:t>; anything else is refused with 400). The website, the phone app an</w:t>
+      </w:r>
+      <w:r>
+        <w:t>d the desktop app read it when they start or someone signs in - a device already open keeps its theme until then, on purpose ("no one is affected when working").</w:t>
       </w:r>
     </w:p>
     <w:p>
@@ -10353,10 +10509,7 @@
         <w:spacing w:after="60" w:line="264" w:lineRule="auto"/>
       </w:pPr>
       <w:r>
-        <w:t>Order tickets (since 23 Oct</w:t>
-      </w:r>
-      <w:r>
-        <w:t xml:space="preserve">ober 2026, migration 038): </w:t>
+        <w:t xml:space="preserve">Order tickets (since 23 October 2026, migration 038): </w:t>
       </w:r>
       <w:r>
         <w:rPr>
@@ -10368,7 +10521,10 @@
         <w:t>ORDERS.Ticket_Code</w:t>
       </w:r>
       <w:r>
-        <w:t xml:space="preserve">, like DW-7K3Q9P, is drawn at random by </w:t>
+        <w:t>, like DW-7K3Q9P, is d</w:t>
+      </w:r>
+      <w:r>
+        <w:t xml:space="preserve">rawn at random by </w:t>
       </w:r>
       <w:r>
         <w:rPr>
@@ -10380,10 +10536,10 @@
         <w:t>OrderTickets</w:t>
       </w:r>
       <w:r>
-        <w:t xml:space="preserve"> when an order is made - website checkout, a light delivery or a bulk order opened by staff - and older orders get one when the backend starts. Order lists, a </w:t>
-      </w:r>
-      <w:r>
-        <w:t xml:space="preserve">trip's deliveries, the pending groups, refunds and Website Payments carry </w:t>
+        <w:t xml:space="preserve"> when an order is made - website checkout, a light delivery or a bulk order opened by staff - and older orders get one when the backend starts. Order lists, a trip's deliveries, the pending groups, refunds and Website Payments</w:t>
+      </w:r>
+      <w:r>
+        <w:t xml:space="preserve"> carry </w:t>
       </w:r>
       <w:r>
         <w:rPr>
@@ -10407,10 +10563,10 @@
         <w:t>GET /api/orders/track?ticket=&amp;phone=</w:t>
       </w:r>
       <w:r>
-        <w:t xml:space="preserve"> is open (no sign-in) for orders made by a Customer account: the last 3 digits of t</w:t>
-      </w:r>
-      <w:r>
-        <w:t xml:space="preserve">he account's phone must match; five wrong answers lock that ticket for 30 minutes and the endpoint answers at most 60 look-ups a minute (429). A customer's order shows the driver's first name and the number plate only when </w:t>
+        <w:t xml:space="preserve"> is open (no sign-in) for orders made by a Customer account: the last 3 digits of the account's phone must match; five wrong answers lock that ticket </w:t>
+      </w:r>
+      <w:r>
+        <w:t xml:space="preserve">for 30 minutes and the endpoint answers at most 60 look-ups a minute (429). A customer's order shows the driver's first name and the number plate only when </w:t>
       </w:r>
       <w:r>
         <w:rPr>
@@ -10422,10 +10578,7 @@
         <w:t>LIGHT_DELIVERIES.Share_Driver</w:t>
       </w:r>
       <w:r>
-        <w:t xml:space="preserve"> is </w:t>
-      </w:r>
-      <w:r>
-        <w:t xml:space="preserve">set; </w:t>
+        <w:t xml:space="preserve"> is set; </w:t>
       </w:r>
       <w:r>
         <w:rPr>
@@ -10437,7 +10590,10 @@
         <w:t>PATCH /api/deliveries/light/{id}/share-driver</w:t>
       </w:r>
       <w:r>
-        <w:t xml:space="preserve"> sets it on a delivery and the orders under it (audited), an order put under a delivery follows that delivery, and an order sent back to the pool is hidden again.</w:t>
+        <w:t xml:space="preserve"> sets it on a del</w:t>
+      </w:r>
+      <w:r>
+        <w:t>ivery and the orders under it (audited), an order put under a delivery follows that delivery, and an order sent back to the pool is hidden again.</w:t>
       </w:r>
     </w:p>
     <w:p>
@@ -10450,7 +10606,7 @@
         <w:spacing w:after="60" w:line="264" w:lineRule="auto"/>
       </w:pPr>
       <w:r>
-        <w:t>Google sign-in (</w:t>
+        <w:t xml:space="preserve">Profiles and passwords (since 24 October 2026, migration 039): </w:t>
       </w:r>
       <w:r>
         <w:rPr>
@@ -10459,52 +10615,16 @@
           <w:sz w:val="19"/>
           <w:szCs w:val="19"/>
         </w:rPr>
-        <w:t>/api/auth/google</w:t>
-      </w:r>
-      <w:r>
-        <w:t xml:space="preserve">) verifies </w:t>
-      </w:r>
-      <w:r>
-        <w:t xml:space="preserve">the Google ID token against Google's public keys (cached for 6 hours), checks the audience equals </w:t>
-      </w:r>
-      <w:r>
-        <w:rPr>
-          <w:rFonts w:ascii="Consolas" w:eastAsia="Consolas" w:hAnsi="Consolas" w:cs="Consolas"/>
-          <w:color w:val="3B3F3D"/>
-          <w:sz w:val="19"/>
-          <w:szCs w:val="19"/>
-        </w:rPr>
-        <w:t>app.google.client-id</w:t>
-      </w:r>
-      <w:r>
-        <w:t xml:space="preserve"> and that the email is verified. Someone new gets </w:t>
-      </w:r>
-      <w:r>
-        <w:rPr>
-          <w:rFonts w:ascii="Consolas" w:eastAsia="Consolas" w:hAnsi="Consolas" w:cs="Consolas"/>
-          <w:color w:val="3B3F3D"/>
-          <w:sz w:val="19"/>
-          <w:szCs w:val="19"/>
-        </w:rPr>
-        <w:t>needsPhone</w:t>
-      </w:r>
-      <w:r>
-        <w:t xml:space="preserve"> and </w:t>
-      </w:r>
-      <w:r>
-        <w:rPr>
-          <w:rFonts w:ascii="Consolas" w:eastAsia="Consolas" w:hAnsi="Consolas" w:cs="Consolas"/>
-          <w:color w:val="3B3F3D"/>
-          <w:sz w:val="19"/>
-          <w:szCs w:val="19"/>
-        </w:rPr>
-        <w:t>needsUserName</w:t>
-      </w:r>
-      <w:r>
-        <w:t xml:space="preserve"> back; the website then sends the same token again with the </w:t>
-      </w:r>
-      <w:r>
-        <w:t xml:space="preserve">phone number and a username of their choice (same rules as sign-up). The Google account id is stored in </w:t>
+        <w:t>ProfileService</w:t>
+      </w:r>
+      <w:r>
+        <w:t xml:space="preserve"> changes the signed-in person's n</w:t>
+      </w:r>
+      <w:r>
+        <w:t>ame and email (PUT /api/auth/me/profile - the current password when the email changes), photo (PUT /api/auth/me/photo - only a profiles/u&lt;own id&gt;-&lt;random&gt;.jpg key the servers saved) and password (POST /api/auth/me/password - at least 8 characters with lett</w:t>
+      </w:r>
+      <w:r>
+        <w:t xml:space="preserve">ers and numbers, not the username; five wrong current passwords in 15 minutes and the account waits). </w:t>
       </w:r>
       <w:r>
         <w:rPr>
@@ -10514,10 +10634,100 @@
           <w:szCs w:val="19"/>
         </w:rPr>
         <w:lastRenderedPageBreak/>
-        <w:t>USERS.Google_Sub</w:t>
-      </w:r>
-      <w:r>
-        <w:t>; such an account has no password. A Google email already used by an account here is never joined to it automatically (409).</w:t>
+        <w:t>USERS.Password_Changed_At</w:t>
+      </w:r>
+      <w:r>
+        <w:t xml:space="preserve"> is written from Java in whole seconds and UTC (the connection runs with serverTimezone=UTC) and read back as a Timestamp by </w:t>
+      </w:r>
+      <w:r>
+        <w:rPr>
+          <w:rFonts w:ascii="Consolas" w:eastAsia="Consolas" w:hAnsi="Consolas" w:cs="Consolas"/>
+          <w:color w:val="3B3F3D"/>
+          <w:sz w:val="19"/>
+          <w:szCs w:val="19"/>
+        </w:rPr>
+        <w:t>Acco</w:t>
+      </w:r>
+      <w:r>
+        <w:rPr>
+          <w:rFonts w:ascii="Consolas" w:eastAsia="Consolas" w:hAnsi="Consolas" w:cs="Consolas"/>
+          <w:color w:val="3B3F3D"/>
+          <w:sz w:val="19"/>
+          <w:szCs w:val="19"/>
+        </w:rPr>
+        <w:t>untSecurity</w:t>
+      </w:r>
+      <w:r>
+        <w:t xml:space="preserve">, which </w:t>
+      </w:r>
+      <w:r>
+        <w:rPr>
+          <w:rFonts w:ascii="Consolas" w:eastAsia="Consolas" w:hAnsi="Consolas" w:cs="Consolas"/>
+          <w:color w:val="3B3F3D"/>
+          <w:sz w:val="19"/>
+          <w:szCs w:val="19"/>
+        </w:rPr>
+        <w:t>JwtService</w:t>
+      </w:r>
+      <w:r>
+        <w:t xml:space="preserve"> asks on every token: a token issued before it is refused, so a change signs the account out everywhere else - the device asking gets a new token in the answer. Nobody can read a password; POST /api/users/{id}/reset-password (a</w:t>
+      </w:r>
+      <w:r>
+        <w:t xml:space="preserve">dmins; only the SuperAdmin resets an Admin; the SuperAdmin's own only from their profile) sets a temporary one, shown once, and </w:t>
+      </w:r>
+      <w:r>
+        <w:rPr>
+          <w:rFonts w:ascii="Consolas" w:eastAsia="Consolas" w:hAnsi="Consolas" w:cs="Consolas"/>
+          <w:color w:val="3B3F3D"/>
+          <w:sz w:val="19"/>
+          <w:szCs w:val="19"/>
+        </w:rPr>
+        <w:t>Must_Change_Password</w:t>
+      </w:r>
+      <w:r>
+        <w:t xml:space="preserve"> - </w:t>
+      </w:r>
+      <w:r>
+        <w:rPr>
+          <w:rFonts w:ascii="Consolas" w:eastAsia="Consolas" w:hAnsi="Consolas" w:cs="Consolas"/>
+          <w:color w:val="3B3F3D"/>
+          <w:sz w:val="19"/>
+          <w:szCs w:val="19"/>
+        </w:rPr>
+        <w:t>PasswordChangeFilter</w:t>
+      </w:r>
+      <w:r>
+        <w:t xml:space="preserve"> then answers PASSWORD_CHANGE_REQUIRED to everything but /api/auth/me and /api/auth/m</w:t>
+      </w:r>
+      <w:r>
+        <w:t xml:space="preserve">e/password. A customer's own phone number changes only with the SMS code routes; a staff number only through Users (it receives payouts). Sign-in answers carry </w:t>
+      </w:r>
+      <w:r>
+        <w:rPr>
+          <w:rFonts w:ascii="Consolas" w:eastAsia="Consolas" w:hAnsi="Consolas" w:cs="Consolas"/>
+          <w:color w:val="3B3F3D"/>
+          <w:sz w:val="19"/>
+          <w:szCs w:val="19"/>
+        </w:rPr>
+        <w:t>mustChangePassword</w:t>
+      </w:r>
+      <w:r>
+        <w:t xml:space="preserve"> and </w:t>
+      </w:r>
+      <w:r>
+        <w:rPr>
+          <w:rFonts w:ascii="Consolas" w:eastAsia="Consolas" w:hAnsi="Consolas" w:cs="Consolas"/>
+          <w:color w:val="3B3F3D"/>
+          <w:sz w:val="19"/>
+          <w:szCs w:val="19"/>
+        </w:rPr>
+        <w:t>idleLockMinutes</w:t>
+      </w:r>
+      <w:r>
+        <w:t xml:space="preserve"> (APP_SETTINGS idle_lock_minutes, 5 to 120, set by the Sup</w:t>
+      </w:r>
+      <w:r>
+        <w:t>erAdmin with PUT /api/settings/idle-lock; POST /api/auth/me/verify-password unlocks the desktop app).</w:t>
       </w:r>
     </w:p>
     <w:p>
@@ -10530,61 +10740,7 @@
         <w:spacing w:after="60" w:line="264" w:lineRule="auto"/>
       </w:pPr>
       <w:r>
-        <w:t>Phone numbe</w:t>
-      </w:r>
-      <w:r>
-        <w:t xml:space="preserve">rs confirmed by an SMS code (since 17 October 2026, migration 036) - "one may give a phone number not theirs ... push a code to the phone number they placed so that its verified". </w:t>
-      </w:r>
-      <w:r>
-        <w:rPr>
-          <w:rFonts w:ascii="Consolas" w:eastAsia="Consolas" w:hAnsi="Consolas" w:cs="Consolas"/>
-          <w:color w:val="3B3F3D"/>
-          <w:sz w:val="19"/>
-          <w:szCs w:val="19"/>
-        </w:rPr>
-        <w:t>PhoneVerificationService</w:t>
-      </w:r>
-      <w:r>
-        <w:t xml:space="preserve"> makes a 6-digit code (kept only as a hash), valid 1</w:t>
-      </w:r>
-      <w:r>
-        <w:t xml:space="preserve">0 minutes with 5 tries, and </w:t>
-      </w:r>
-      <w:r>
-        <w:rPr>
-          <w:rFonts w:ascii="Consolas" w:eastAsia="Consolas" w:hAnsi="Consolas" w:cs="Consolas"/>
-          <w:color w:val="3B3F3D"/>
-          <w:sz w:val="19"/>
-          <w:szCs w:val="19"/>
-        </w:rPr>
-        <w:t>SmsSender</w:t>
-      </w:r>
-      <w:r>
-        <w:t xml:space="preserve"> sends it through Africa's Talking. At sign-up a right code (</w:t>
-      </w:r>
-      <w:r>
-        <w:rPr>
-          <w:rFonts w:ascii="Consolas" w:eastAsia="Consolas" w:hAnsi="Consolas" w:cs="Consolas"/>
-          <w:color w:val="3B3F3D"/>
-          <w:sz w:val="19"/>
-          <w:szCs w:val="19"/>
-        </w:rPr>
-        <w:t>/api/auth/phone/verify</w:t>
-      </w:r>
-      <w:r>
-        <w:t xml:space="preserve">) returns a one-time proof, valid 30 minutes, that </w:t>
-      </w:r>
-      <w:r>
-        <w:rPr>
-          <w:rFonts w:ascii="Consolas" w:eastAsia="Consolas" w:hAnsi="Consolas" w:cs="Consolas"/>
-          <w:color w:val="3B3F3D"/>
-          <w:sz w:val="19"/>
-          <w:szCs w:val="19"/>
-        </w:rPr>
-        <w:t>/api/auth/register</w:t>
-      </w:r>
-      <w:r>
-        <w:t xml:space="preserve"> and </w:t>
+        <w:t>Google sign-in (</w:t>
       </w:r>
       <w:r>
         <w:rPr>
@@ -10596,7 +10752,7 @@
         <w:t>/api/auth/google</w:t>
       </w:r>
       <w:r>
-        <w:t xml:space="preserve"> must carry; the account is then saved with </w:t>
+        <w:t xml:space="preserve">) verifies the Google ID token against Google's public keys (cached for 6 hours), checks the audience equals </w:t>
       </w:r>
       <w:r>
         <w:rPr>
@@ -10605,7 +10761,7 @@
           <w:sz w:val="19"/>
           <w:szCs w:val="19"/>
         </w:rPr>
-        <w:t>Ph</w:t>
+        <w:t>app.google.cl</w:t>
       </w:r>
       <w:r>
         <w:rPr>
@@ -10614,10 +10770,10 @@
           <w:sz w:val="19"/>
           <w:szCs w:val="19"/>
         </w:rPr>
-        <w:t>one_Verified_At</w:t>
-      </w:r>
-      <w:r>
-        <w:t>. A signed-in customer (</w:t>
+        <w:t>ient-id</w:t>
+      </w:r>
+      <w:r>
+        <w:t xml:space="preserve"> and that the email is verified. Someone new gets </w:t>
       </w:r>
       <w:r>
         <w:rPr>
@@ -10626,10 +10782,43 @@
           <w:sz w:val="19"/>
           <w:szCs w:val="19"/>
         </w:rPr>
-        <w:t>/api/auth/me/phone/...</w:t>
-      </w:r>
-      <w:r>
-        <w:t>) confirms their number once, and it becomes the account's number (audit log PHONE_VERIFIED).</w:t>
+        <w:t>needsPhone</w:t>
+      </w:r>
+      <w:r>
+        <w:t xml:space="preserve"> and </w:t>
+      </w:r>
+      <w:r>
+        <w:rPr>
+          <w:rFonts w:ascii="Consolas" w:eastAsia="Consolas" w:hAnsi="Consolas" w:cs="Consolas"/>
+          <w:color w:val="3B3F3D"/>
+          <w:sz w:val="19"/>
+          <w:szCs w:val="19"/>
+        </w:rPr>
+        <w:t>needsUserName</w:t>
+      </w:r>
+      <w:r>
+        <w:t xml:space="preserve"> back; the website then sends the same token again with the phone number and a username of their choice (same rules as sign-up). The Google account id is stored in </w:t>
+      </w:r>
+      <w:r>
+        <w:rPr>
+          <w:rFonts w:ascii="Consolas" w:eastAsia="Consolas" w:hAnsi="Consolas" w:cs="Consolas"/>
+          <w:color w:val="3B3F3D"/>
+          <w:sz w:val="19"/>
+          <w:szCs w:val="19"/>
+        </w:rPr>
+        <w:t>USERS.G</w:t>
+      </w:r>
+      <w:r>
+        <w:rPr>
+          <w:rFonts w:ascii="Consolas" w:eastAsia="Consolas" w:hAnsi="Consolas" w:cs="Consolas"/>
+          <w:color w:val="3B3F3D"/>
+          <w:sz w:val="19"/>
+          <w:szCs w:val="19"/>
+        </w:rPr>
+        <w:t>oogle_Sub</w:t>
+      </w:r>
+      <w:r>
+        <w:t>; such an account has no password. A Google email already used by an account here is never joined to it automatically (409).</w:t>
       </w:r>
     </w:p>
     <w:p>
@@ -10642,7 +10831,10 @@
         <w:spacing w:after="60" w:line="264" w:lineRule="auto"/>
       </w:pPr>
       <w:r>
-        <w:t>Who is asked: Customer accounts, when SMS is set up (</w:t>
+        <w:t>Phone numbers confirmed by an SMS code (since 17 October 2026, migration 036) - "one may give a phone number not theirs ..</w:t>
+      </w:r>
+      <w:r>
+        <w:t xml:space="preserve">. push a code to the phone number they placed so that its verified". </w:t>
       </w:r>
       <w:r>
         <w:rPr>
@@ -10651,13 +10843,10 @@
           <w:sz w:val="19"/>
           <w:szCs w:val="19"/>
         </w:rPr>
-        <w:t>app.sms.provider</w:t>
-      </w:r>
-      <w:r>
-        <w:t xml:space="preserve"> africastalking with a username </w:t>
-      </w:r>
-      <w:r>
-        <w:t xml:space="preserve">and key, or test) and the number is on a network in </w:t>
+        <w:t>PhoneVerificationService</w:t>
+      </w:r>
+      <w:r>
+        <w:t xml:space="preserve"> makes a 6-digit code (kept only as a hash), valid 10 minutes with 5 tries, and </w:t>
       </w:r>
       <w:r>
         <w:rPr>
@@ -10666,10 +10855,10 @@
           <w:sz w:val="19"/>
           <w:szCs w:val="19"/>
         </w:rPr>
-        <w:t>app.sms.networks</w:t>
-      </w:r>
-      <w:r>
-        <w:t xml:space="preserve"> (</w:t>
+        <w:t>SmsSender</w:t>
+      </w:r>
+      <w:r>
+        <w:t xml:space="preserve"> sends it through Africa's Talking. At sign-up a right code (</w:t>
       </w:r>
       <w:r>
         <w:rPr>
@@ -10678,10 +10867,7 @@
           <w:sz w:val="19"/>
           <w:szCs w:val="19"/>
         </w:rPr>
-        <w:t>util/KenyanNetworks</w:t>
-      </w:r>
-      <w:r>
-        <w:t xml:space="preserve"> tells from the prefix; Airtel only for now, because the shared sender reaches only Airtel). Any other number gets </w:t>
+        <w:t>/api/auth/pho</w:t>
       </w:r>
       <w:r>
         <w:rPr>
@@ -10690,13 +10876,10 @@
           <w:sz w:val="19"/>
           <w:szCs w:val="19"/>
         </w:rPr>
-        <w:t>{codeNeeded: false}</w:t>
-      </w:r>
-      <w:r>
-        <w:t xml:space="preserve"> and is taken as typed, as before</w:t>
-      </w:r>
-      <w:r>
-        <w:t xml:space="preserve">. </w:t>
+        <w:t>ne/verify</w:t>
+      </w:r>
+      <w:r>
+        <w:t xml:space="preserve">) returns a one-time proof, valid 30 minutes, that </w:t>
       </w:r>
       <w:r>
         <w:rPr>
@@ -10705,10 +10888,10 @@
           <w:sz w:val="19"/>
           <w:szCs w:val="19"/>
         </w:rPr>
-        <w:t>OrderService.createOrder</w:t>
-      </w:r>
-      <w:r>
-        <w:t xml:space="preserve"> refuses (403) an unconfirmed customer who should have a code, so the website asks before the first order; </w:t>
+        <w:t>/api/auth/register</w:t>
+      </w:r>
+      <w:r>
+        <w:t xml:space="preserve"> and </w:t>
       </w:r>
       <w:r>
         <w:rPr>
@@ -10717,10 +10900,10 @@
           <w:sz w:val="19"/>
           <w:szCs w:val="19"/>
         </w:rPr>
-        <w:t>/api/auth/me</w:t>
-      </w:r>
-      <w:r>
-        <w:t xml:space="preserve"> says </w:t>
+        <w:t>/api/auth/google</w:t>
+      </w:r>
+      <w:r>
+        <w:t xml:space="preserve"> must carry; the account is then saved with </w:t>
       </w:r>
       <w:r>
         <w:rPr>
@@ -10729,10 +10912,25 @@
           <w:sz w:val="19"/>
           <w:szCs w:val="19"/>
         </w:rPr>
-        <w:t>phoneCodeRequired</w:t>
-      </w:r>
-      <w:r>
-        <w:t>.</w:t>
+        <w:t>Phone_Verified_At</w:t>
+      </w:r>
+      <w:r>
+        <w:t>. A signed-in customer (</w:t>
+      </w:r>
+      <w:r>
+        <w:rPr>
+          <w:rFonts w:ascii="Consolas" w:eastAsia="Consolas" w:hAnsi="Consolas" w:cs="Consolas"/>
+          <w:color w:val="3B3F3D"/>
+          <w:sz w:val="19"/>
+          <w:szCs w:val="19"/>
+        </w:rPr>
+        <w:t>/api/auth/me/phone/...</w:t>
+      </w:r>
+      <w:r>
+        <w:t>) confirms their number once, and it becomes the a</w:t>
+      </w:r>
+      <w:r>
+        <w:t>ccount's number (audit log PHONE_VERIFIED).</w:t>
       </w:r>
     </w:p>
     <w:p>
@@ -10745,13 +10943,94 @@
         <w:spacing w:after="60" w:line="264" w:lineRule="auto"/>
       </w:pPr>
       <w:r>
-        <w:t>Limits: one code a minute, 3 per 15 minutes and 8 a day per number; 8 a day per accoun</w:t>
-      </w:r>
-      <w:r>
-        <w:t xml:space="preserve">t; 200 an hour in all. When Africa's Talking cannot send (an empty balance, a gateway error, no connection), codes pause for 10 minutes and customers carry on without one - nobody is kept from signing up or paying; the log says "phone codes paused ... top </w:t>
-      </w:r>
-      <w:r>
-        <w:t>up". A number Africa's Talking calls invalid is refused (400). The code is never written to the log, and numbers in the log are masked (07XX XXX 123).</w:t>
+        <w:t>Who is asked: Customer accounts, when SMS is set up (</w:t>
+      </w:r>
+      <w:r>
+        <w:rPr>
+          <w:rFonts w:ascii="Consolas" w:eastAsia="Consolas" w:hAnsi="Consolas" w:cs="Consolas"/>
+          <w:color w:val="3B3F3D"/>
+          <w:sz w:val="19"/>
+          <w:szCs w:val="19"/>
+        </w:rPr>
+        <w:t>app.sms.provider</w:t>
+      </w:r>
+      <w:r>
+        <w:t xml:space="preserve"> africastalking with a username and key, or test) and the number is on a network in </w:t>
+      </w:r>
+      <w:r>
+        <w:rPr>
+          <w:rFonts w:ascii="Consolas" w:eastAsia="Consolas" w:hAnsi="Consolas" w:cs="Consolas"/>
+          <w:color w:val="3B3F3D"/>
+          <w:sz w:val="19"/>
+          <w:szCs w:val="19"/>
+        </w:rPr>
+        <w:t>app.sms.networks</w:t>
+      </w:r>
+      <w:r>
+        <w:t xml:space="preserve"> (</w:t>
+      </w:r>
+      <w:r>
+        <w:rPr>
+          <w:rFonts w:ascii="Consolas" w:eastAsia="Consolas" w:hAnsi="Consolas" w:cs="Consolas"/>
+          <w:color w:val="3B3F3D"/>
+          <w:sz w:val="19"/>
+          <w:szCs w:val="19"/>
+        </w:rPr>
+        <w:t>util/KenyanNetworks</w:t>
+      </w:r>
+      <w:r>
+        <w:t xml:space="preserve"> tells from the prefix; Airtel only for now, because the shared sender reaches only Airtel). Any other number gets </w:t>
+      </w:r>
+      <w:r>
+        <w:rPr>
+          <w:rFonts w:ascii="Consolas" w:eastAsia="Consolas" w:hAnsi="Consolas" w:cs="Consolas"/>
+          <w:color w:val="3B3F3D"/>
+          <w:sz w:val="19"/>
+          <w:szCs w:val="19"/>
+        </w:rPr>
+        <w:t>{codeNeeded: false}</w:t>
+      </w:r>
+      <w:r>
+        <w:t xml:space="preserve"> and is taken as typed, as before. </w:t>
+      </w:r>
+      <w:r>
+        <w:rPr>
+          <w:rFonts w:ascii="Consolas" w:eastAsia="Consolas" w:hAnsi="Consolas" w:cs="Consolas"/>
+          <w:color w:val="3B3F3D"/>
+          <w:sz w:val="19"/>
+          <w:szCs w:val="19"/>
+        </w:rPr>
+        <w:t>OrderService.createOrder</w:t>
+      </w:r>
+      <w:r>
+        <w:t xml:space="preserve"> refuses (403) an unconfirmed customer who should have a code, </w:t>
+      </w:r>
+      <w:r>
+        <w:t xml:space="preserve">so the website asks before the first order; </w:t>
+      </w:r>
+      <w:r>
+        <w:rPr>
+          <w:rFonts w:ascii="Consolas" w:eastAsia="Consolas" w:hAnsi="Consolas" w:cs="Consolas"/>
+          <w:color w:val="3B3F3D"/>
+          <w:sz w:val="19"/>
+          <w:szCs w:val="19"/>
+        </w:rPr>
+        <w:t>/api/auth/me</w:t>
+      </w:r>
+      <w:r>
+        <w:t xml:space="preserve"> says </w:t>
+      </w:r>
+      <w:r>
+        <w:rPr>
+          <w:rFonts w:ascii="Consolas" w:eastAsia="Consolas" w:hAnsi="Consolas" w:cs="Consolas"/>
+          <w:color w:val="3B3F3D"/>
+          <w:sz w:val="19"/>
+          <w:szCs w:val="19"/>
+        </w:rPr>
+        <w:t>phoneCodeRequired</w:t>
+      </w:r>
+      <w:r>
+        <w:t>.</w:t>
       </w:r>
     </w:p>
     <w:p>
@@ -10764,22 +11043,13 @@
         <w:spacing w:after="60" w:line="264" w:lineRule="auto"/>
       </w:pPr>
       <w:r>
-        <w:t>Admins create staff accounts with any role except SuperAdmin, edit them and enable or disable them (the S</w:t>
-      </w:r>
-      <w:r>
-        <w:t xml:space="preserve">uperAdmin account only by the SuperAdmin - see Security model, One SuperAdmin). Exactly one account may be flagged </w:t>
-      </w:r>
-      <w:r>
-        <w:rPr>
-          <w:rFonts w:ascii="Consolas" w:eastAsia="Consolas" w:hAnsi="Consolas" w:cs="Consolas"/>
-          <w:color w:val="3B3F3D"/>
-          <w:sz w:val="19"/>
-          <w:szCs w:val="19"/>
-        </w:rPr>
-        <w:t>Can_Sync_Sms</w:t>
-      </w:r>
-      <w:r>
-        <w:t xml:space="preserve"> (the company phone) - setting it on one account clears it from the others.</w:t>
+        <w:t>Limits: one code a minute, 3 per 15 minutes and 8 a day per number; 8 a day per account; 200 an hour in all. When Africa's Talking cannot send (an empty balance, a gateway err</w:t>
+      </w:r>
+      <w:r>
+        <w:t xml:space="preserve">or, no connection), codes pause for 10 minutes and customers carry on without one - nobody is kept from signing up or paying; the log says "phone codes paused ... top up". A number Africa's Talking calls invalid is refused (400). The code is never written </w:t>
+      </w:r>
+      <w:r>
+        <w:t>to the log, and numbers in the log are masked (07XX XXX 123).</w:t>
       </w:r>
     </w:p>
     <w:p>
@@ -10792,10 +11062,10 @@
         <w:spacing w:after="60" w:line="264" w:lineRule="auto"/>
       </w:pPr>
       <w:r>
-        <w:t>Mobile sign-in also proves which phone is used and is</w:t>
-      </w:r>
-      <w:r>
-        <w:t xml:space="preserve"> refused for a phone that is not approved (see Security model, Approved phones). </w:t>
+        <w:t>Admins create staff accounts with any role except SuperAdmin, edit them and enable or disable them (the SuperAdmin account only by the SuperAdmin - see Security model, One SuperAdmin). Exactly o</w:t>
+      </w:r>
+      <w:r>
+        <w:t xml:space="preserve">ne account may be flagged </w:t>
       </w:r>
       <w:r>
         <w:rPr>
@@ -10804,58 +11074,10 @@
           <w:sz w:val="19"/>
           <w:szCs w:val="19"/>
         </w:rPr>
-        <w:t>AuthService.login</w:t>
-      </w:r>
-      <w:r>
-        <w:t xml:space="preserve"> takes this path whenever the request carries a </w:t>
-      </w:r>
-      <w:r>
-        <w:rPr>
-          <w:rFonts w:ascii="Consolas" w:eastAsia="Consolas" w:hAnsi="Consolas" w:cs="Consolas"/>
-          <w:color w:val="3B3F3D"/>
-          <w:sz w:val="19"/>
-          <w:szCs w:val="19"/>
-        </w:rPr>
-        <w:t>device</w:t>
-      </w:r>
-      <w:r>
-        <w:t xml:space="preserve"> proof; the website sends none. Desktop sign-ins (</w:t>
-      </w:r>
-      <w:r>
-        <w:rPr>
-          <w:rFonts w:ascii="Consolas" w:eastAsia="Consolas" w:hAnsi="Consolas" w:cs="Consolas"/>
-          <w:color w:val="3B3F3D"/>
-          <w:sz w:val="19"/>
-          <w:szCs w:val="19"/>
-        </w:rPr>
-        <w:t>X-Client: desktop</w:t>
-      </w:r>
-      <w:r>
-        <w:t xml:space="preserve">) go through </w:t>
-      </w:r>
-      <w:r>
-        <w:rPr>
-          <w:rFonts w:ascii="Consolas" w:eastAsia="Consolas" w:hAnsi="Consolas" w:cs="Consolas"/>
-          <w:color w:val="3B3F3D"/>
-          <w:sz w:val="19"/>
-          <w:szCs w:val="19"/>
-        </w:rPr>
-        <w:t>AuthService.desktopLogin</w:t>
-      </w:r>
-      <w:r>
-        <w:t xml:space="preserve"> and need a </w:t>
-      </w:r>
-      <w:r>
-        <w:rPr>
-          <w:rFonts w:ascii="Consolas" w:eastAsia="Consolas" w:hAnsi="Consolas" w:cs="Consolas"/>
-          <w:color w:val="3B3F3D"/>
-          <w:sz w:val="19"/>
-          <w:szCs w:val="19"/>
-        </w:rPr>
-        <w:t>computer</w:t>
-      </w:r>
-      <w:r>
-        <w:t xml:space="preserve"> proof (see Approved computers).</w:t>
+        <w:t>Can_Sync_Sms</w:t>
+      </w:r>
+      <w:r>
+        <w:t xml:space="preserve"> (the company phone) - setting it on one account clears it from the others.</w:t>
       </w:r>
     </w:p>
     <w:p>
@@ -10868,10 +11090,76 @@
         <w:spacing w:after="60" w:line="264" w:lineRule="auto"/>
       </w:pPr>
       <w:r>
-        <w:t>Phones: admins list every phone that has signed in (waiting ones first); the SuperAdmin approves a waiting phone (with replace when the account already has one), rejects a waiting phone or blocks an appr</w:t>
-      </w:r>
-      <w:r>
-        <w:t>oved one. A blocked phone can be approved again later.</w:t>
+        <w:t xml:space="preserve">Mobile sign-in also proves which phone is used and is refused for a phone that is not approved (see Security model, Approved phones). </w:t>
+      </w:r>
+      <w:r>
+        <w:rPr>
+          <w:rFonts w:ascii="Consolas" w:eastAsia="Consolas" w:hAnsi="Consolas" w:cs="Consolas"/>
+          <w:color w:val="3B3F3D"/>
+          <w:sz w:val="19"/>
+          <w:szCs w:val="19"/>
+        </w:rPr>
+        <w:t>AuthServ</w:t>
+      </w:r>
+      <w:r>
+        <w:rPr>
+          <w:rFonts w:ascii="Consolas" w:eastAsia="Consolas" w:hAnsi="Consolas" w:cs="Consolas"/>
+          <w:color w:val="3B3F3D"/>
+          <w:sz w:val="19"/>
+          <w:szCs w:val="19"/>
+        </w:rPr>
+        <w:t>ice.login</w:t>
+      </w:r>
+      <w:r>
+        <w:t xml:space="preserve"> takes this path whenever the request carries a </w:t>
+      </w:r>
+      <w:r>
+        <w:rPr>
+          <w:rFonts w:ascii="Consolas" w:eastAsia="Consolas" w:hAnsi="Consolas" w:cs="Consolas"/>
+          <w:color w:val="3B3F3D"/>
+          <w:sz w:val="19"/>
+          <w:szCs w:val="19"/>
+        </w:rPr>
+        <w:t>device</w:t>
+      </w:r>
+      <w:r>
+        <w:t xml:space="preserve"> proof; the website sends none. Desktop sign-ins (</w:t>
+      </w:r>
+      <w:r>
+        <w:rPr>
+          <w:rFonts w:ascii="Consolas" w:eastAsia="Consolas" w:hAnsi="Consolas" w:cs="Consolas"/>
+          <w:color w:val="3B3F3D"/>
+          <w:sz w:val="19"/>
+          <w:szCs w:val="19"/>
+        </w:rPr>
+        <w:t>X-Client: desktop</w:t>
+      </w:r>
+      <w:r>
+        <w:t xml:space="preserve">) go through </w:t>
+      </w:r>
+      <w:r>
+        <w:rPr>
+          <w:rFonts w:ascii="Consolas" w:eastAsia="Consolas" w:hAnsi="Consolas" w:cs="Consolas"/>
+          <w:color w:val="3B3F3D"/>
+          <w:sz w:val="19"/>
+          <w:szCs w:val="19"/>
+        </w:rPr>
+        <w:t>AuthService.desktopLogin</w:t>
+      </w:r>
+      <w:r>
+        <w:t xml:space="preserve"> and need a </w:t>
+      </w:r>
+      <w:r>
+        <w:rPr>
+          <w:rFonts w:ascii="Consolas" w:eastAsia="Consolas" w:hAnsi="Consolas" w:cs="Consolas"/>
+          <w:color w:val="3B3F3D"/>
+          <w:sz w:val="19"/>
+          <w:szCs w:val="19"/>
+        </w:rPr>
+        <w:t>computer</w:t>
+      </w:r>
+      <w:r>
+        <w:t xml:space="preserve"> proof (see Approved computers).</w:t>
       </w:r>
     </w:p>
     <w:p>
@@ -10884,7 +11172,26 @@
         <w:spacing w:after="60" w:line="264" w:lineRule="auto"/>
       </w:pPr>
       <w:r>
-        <w:t>Computers: the same for the computers the desktop app is used on, from the desktop app only.</w:t>
+        <w:t>Phones: admins list every phone that</w:t>
+      </w:r>
+      <w:r>
+        <w:t xml:space="preserve"> has signed in (waiting ones first); the SuperAdmin approves a waiting phone (with replace when the account already has one), rejects a waiting phone or blocks an approved one. A blocked phone can be approved again later.</w:t>
+      </w:r>
+    </w:p>
+    <w:p>
+      <w:pPr>
+        <w:pStyle w:val="ListParagraph"/>
+        <w:numPr>
+          <w:ilvl w:val="0"/>
+          <w:numId w:val="2"/>
+        </w:numPr>
+        <w:spacing w:after="60" w:line="264" w:lineRule="auto"/>
+      </w:pPr>
+      <w:r>
+        <w:t>Computers: the same for the comput</w:t>
+      </w:r>
+      <w:r>
+        <w:t>ers the desktop app is used on, from the desktop app only.</w:t>
       </w:r>
     </w:p>
     <w:p>
@@ -10896,8 +11203,9 @@
       <w:pPr>
         <w:pStyle w:val="Heading2"/>
       </w:pPr>
-      <w:bookmarkStart w:id="19" w:name="_Toc243679840"/>
-      <w:r>
+      <w:bookmarkStart w:id="19" w:name="_Toc243693318"/>
+      <w:r>
+        <w:lastRenderedPageBreak/>
         <w:t>5.2  Products</w:t>
       </w:r>
       <w:bookmarkEnd w:id="19"/>
@@ -10918,7 +11226,7 @@
           <w:left w:w="10" w:type="dxa"/>
           <w:right w:w="10" w:type="dxa"/>
         </w:tblCellMar>
-        <w:tblLook w:val="04A0" w:firstRow="1" w:lastRow="0" w:firstColumn="1" w:lastColumn="0" w:noHBand="0" w:noVBand="1"/>
+        <w:tblLook w:val="0000" w:firstRow="0" w:lastRow="0" w:firstColumn="0" w:lastColumn="0" w:noHBand="0" w:noVBand="0"/>
       </w:tblPr>
       <w:tblGrid>
         <w:gridCol w:w="2677"/>
@@ -11255,7 +11563,16 @@
           <w:sz w:val="19"/>
           <w:szCs w:val="19"/>
         </w:rPr>
-        <w:t>app.media.base-url</w:t>
+        <w:t>a</w:t>
+      </w:r>
+      <w:r>
+        <w:rPr>
+          <w:rFonts w:ascii="Consolas" w:eastAsia="Consolas" w:hAnsi="Consolas" w:cs="Consolas"/>
+          <w:color w:val="3B3F3D"/>
+          <w:sz w:val="19"/>
+          <w:szCs w:val="19"/>
+        </w:rPr>
+        <w:t>pp.media.base-url</w:t>
       </w:r>
       <w:r>
         <w:t>. Editing a product without a new image keeps the existing one.</w:t>
@@ -11296,10 +11613,7 @@
         <w:spacing w:after="60" w:line="264" w:lineRule="auto"/>
       </w:pPr>
       <w:r>
-        <w:t>Long descriptions (</w:t>
-      </w:r>
-      <w:r>
-        <w:t xml:space="preserve">up to 10,000 characters) are kept exactly as typed. </w:t>
+        <w:t xml:space="preserve">Long descriptions (up to 10,000 characters) are kept exactly as typed. </w:t>
       </w:r>
       <w:r>
         <w:rPr>
@@ -11342,19 +11656,13 @@
           <w:sz w:val="19"/>
           <w:szCs w:val="19"/>
         </w:rPr>
-        <w:t>M</w:t>
-      </w:r>
-      <w:r>
-        <w:rPr>
-          <w:rFonts w:ascii="Consolas" w:eastAsia="Consolas" w:hAnsi="Consolas" w:cs="Consolas"/>
-          <w:color w:val="3B3F3D"/>
-          <w:sz w:val="19"/>
-          <w:szCs w:val="19"/>
-        </w:rPr>
-        <w:t>arketer_Note</w:t>
-      </w:r>
-      <w:r>
-        <w:t xml:space="preserve"> is the short badge shown on the product card (for example "Most ordered - only 2 left").</w:t>
+        <w:t>Marketer_Note</w:t>
+      </w:r>
+      <w:r>
+        <w:t xml:space="preserve"> is the short badge shown on the product card (for example "</w:t>
+      </w:r>
+      <w:r>
+        <w:t>Most ordered - only 2 left").</w:t>
       </w:r>
     </w:p>
     <w:p>
@@ -11367,7 +11675,6 @@
         <w:spacing w:after="60" w:line="264" w:lineRule="auto"/>
       </w:pPr>
       <w:r>
-        <w:lastRenderedPageBreak/>
         <w:t xml:space="preserve">Retiring (since 9 October 2026, migration 033): </w:t>
       </w:r>
       <w:r>
@@ -11392,10 +11699,7 @@
         <w:t>/unretire</w:t>
       </w:r>
       <w:r>
-        <w:t xml:space="preserve"> (Admin or SuperAdmin, checked here) take a product off the sh</w:t>
-      </w:r>
-      <w:r>
-        <w:t xml:space="preserve">op or bring it back, recorded in </w:t>
+        <w:t xml:space="preserve"> (Admin or SuperAdmin, checked here) take a product off the shop or bring it back, recorded in </w:t>
       </w:r>
       <w:r>
         <w:rPr>
@@ -11431,7 +11735,10 @@
         <w:t>Retired_By</w:t>
       </w:r>
       <w:r>
-        <w:t xml:space="preserve"> and the audit log. The shop's catalogue, product page, "most ordered" and checkout leave retired products out; the admin apps ask with </w:t>
+        <w:t xml:space="preserve"> and </w:t>
+      </w:r>
+      <w:r>
+        <w:t xml:space="preserve">the audit log. The shop's catalogue, product page, "most ordered" and checkout leave retired products out; the admin apps ask with </w:t>
       </w:r>
       <w:r>
         <w:rPr>
@@ -11452,19 +11759,13 @@
           <w:sz w:val="19"/>
           <w:szCs w:val="19"/>
         </w:rPr>
-        <w:t>GET /api/pro</w:t>
-      </w:r>
-      <w:r>
-        <w:rPr>
-          <w:rFonts w:ascii="Consolas" w:eastAsia="Consolas" w:hAnsi="Consolas" w:cs="Consolas"/>
-          <w:color w:val="3B3F3D"/>
-          <w:sz w:val="19"/>
-          <w:szCs w:val="19"/>
-        </w:rPr>
-        <w:t>ducts/depleted</w:t>
-      </w:r>
-      <w:r>
-        <w:t xml:space="preserve"> lists products that have run out (stock 0 or less) and are not retired: the admins' "needs attention" list. Stock and existing orders are never touched.</w:t>
+        <w:t>GET /api/products/depleted</w:t>
+      </w:r>
+      <w:r>
+        <w:t xml:space="preserve"> lists products that have run out (stock 0 or less) and ar</w:t>
+      </w:r>
+      <w:r>
+        <w:t>e not retired: the admins' "needs attention" list. Stock and existing orders are never touched.</w:t>
       </w:r>
     </w:p>
     <w:p>
@@ -11476,7 +11777,7 @@
       <w:pPr>
         <w:pStyle w:val="Heading2"/>
       </w:pPr>
-      <w:bookmarkStart w:id="20" w:name="_Toc243679841"/>
+      <w:bookmarkStart w:id="20" w:name="_Toc243693319"/>
       <w:r>
         <w:t>5.3  Marketing campaigns</w:t>
       </w:r>
@@ -11498,7 +11799,7 @@
           <w:left w:w="10" w:type="dxa"/>
           <w:right w:w="10" w:type="dxa"/>
         </w:tblCellMar>
-        <w:tblLook w:val="04A0" w:firstRow="1" w:lastRow="0" w:firstColumn="1" w:lastColumn="0" w:noHBand="0" w:noVBand="1"/>
+        <w:tblLook w:val="0000" w:firstRow="0" w:lastRow="0" w:firstColumn="0" w:lastColumn="0" w:noHBand="0" w:noVBand="0"/>
       </w:tblPr>
       <w:tblGrid>
         <w:gridCol w:w="2677"/>
@@ -11755,7 +12056,10 @@
         <w:t>MediaUrls.toKey</w:t>
       </w:r>
       <w:r>
-        <w:t>), so editing a campaign without choosing new media keeps its image or video. Campaigns are linked to the products they promote.</w:t>
+        <w:t>), so editing a campaign without ch</w:t>
+      </w:r>
+      <w:r>
+        <w:t>oosing new media keeps its image or video. Campaigns are linked to the products they promote.</w:t>
       </w:r>
     </w:p>
     <w:p>
@@ -11777,10 +12081,7 @@
         <w:t>PUT /api/marketing/campaigns/{campaignId}/products</w:t>
       </w:r>
       <w:r>
-        <w:t xml:space="preserve"> replaces the whole set of linked</w:t>
-      </w:r>
-      <w:r>
-        <w:t xml:space="preserve"> products in one step (body </w:t>
+        <w:t xml:space="preserve"> replaces the whole set of linked products in one step (body </w:t>
       </w:r>
       <w:r>
         <w:rPr>
@@ -11792,10 +12093,13 @@
         <w:t>{"productIds": [...]}</w:t>
       </w:r>
       <w:r>
-        <w:t>; an empty list removes them all). The list may name only products that exist and are not in the bin (400 otherwise); links to products that are already in the bin are left as they are, so restoring such a p</w:t>
-      </w:r>
-      <w:r>
-        <w:t xml:space="preserve">roduct brings its campaign back. An unknown or deleted campaign gives 404. Each change writes an </w:t>
+        <w:t>; an empty list removes them a</w:t>
+      </w:r>
+      <w:r>
+        <w:t>ll). The list may name only products that exist and are not in the bin (400 otherwise); links to products that are already in the bin are left as they are, so restoring such a product brings its campaign back. An unknown or deleted campaign gives 404. Each</w:t>
+      </w:r>
+      <w:r>
+        <w:t xml:space="preserve"> change writes an </w:t>
       </w:r>
       <w:r>
         <w:rPr>
@@ -11820,10 +12124,10 @@
         <w:spacing w:after="60" w:line="264" w:lineRule="auto"/>
       </w:pPr>
       <w:r>
-        <w:t>The website shows a campaign only while it is running: Active, today within its dates, and with at least one link</w:t>
-      </w:r>
-      <w:r>
-        <w:t xml:space="preserve">ed product not in the bin. That rule lives in the website server (DWS-WEB-01) and, for the assistant, in </w:t>
+        <w:t>The website shows a campaign only while it is running: Active, today within its dates, and with at least one linked product not in the bin. That rule lives in the website server (DWS-WEB-01) a</w:t>
+      </w:r>
+      <w:r>
+        <w:t xml:space="preserve">nd, for the assistant, in </w:t>
       </w:r>
       <w:r>
         <w:rPr>
@@ -11847,7 +12151,7 @@
       <w:pPr>
         <w:pStyle w:val="Heading2"/>
       </w:pPr>
-      <w:bookmarkStart w:id="21" w:name="_Toc243679842"/>
+      <w:bookmarkStart w:id="21" w:name="_Toc243693320"/>
       <w:r>
         <w:t>5.4  Orders and checkout</w:t>
       </w:r>
@@ -11869,7 +12173,7 @@
           <w:left w:w="10" w:type="dxa"/>
           <w:right w:w="10" w:type="dxa"/>
         </w:tblCellMar>
-        <w:tblLook w:val="04A0" w:firstRow="1" w:lastRow="0" w:firstColumn="1" w:lastColumn="0" w:noHBand="0" w:noVBand="1"/>
+        <w:tblLook w:val="0000" w:firstRow="0" w:lastRow="0" w:firstColumn="0" w:lastColumn="0" w:noHBand="0" w:noVBand="0"/>
       </w:tblPr>
       <w:tblGrid>
         <w:gridCol w:w="2677"/>
@@ -12066,6 +12370,7 @@
                 <w:sz w:val="19"/>
                 <w:szCs w:val="19"/>
               </w:rPr>
+              <w:lastRenderedPageBreak/>
               <w:t>Tables</w:t>
             </w:r>
           </w:p>
@@ -12136,10 +12441,7 @@
         <w:t>SELECT ... FOR UPDATE</w:t>
       </w:r>
       <w:r>
-        <w:t>) and checked again</w:t>
-      </w:r>
-      <w:r>
-        <w:t>st stock. A shortfall rejects the whole order with a message naming the products.</w:t>
+        <w:t>) and checked against stock. A shortfall rejects the whole order with a message naming the products.</w:t>
       </w:r>
     </w:p>
     <w:p>
@@ -12152,10 +12454,10 @@
         <w:spacing w:after="60" w:line="264" w:lineRule="auto"/>
       </w:pPr>
       <w:r>
-        <w:t>The order, its items, a negative stock movement and a PENDING delivery record are written. The delivery estimate is 3 weeks, or 3 months if any item is larger than 500 body f</w:t>
-      </w:r>
-      <w:r>
-        <w:t>eet per piece.</w:t>
+        <w:t>The order, its items, a negative stock movement and a PENDING delivery record are written. The delivery estimate is 3 weeks, or 3 months if any item is lar</w:t>
+      </w:r>
+      <w:r>
+        <w:t>ger than 500 body feet per piece.</w:t>
       </w:r>
     </w:p>
     <w:p>
@@ -12181,10 +12483,10 @@
         <w:spacing w:after="60" w:line="264" w:lineRule="auto"/>
       </w:pPr>
       <w:r>
-        <w:t>The payment is settled by the Safaricom callback or by a status query when the order page polls (at most once every</w:t>
-      </w:r>
-      <w:r>
-        <w:t xml:space="preserve"> 8 seconds per payment). Success marks the order PAID; failure cancels it and returns the stock.</w:t>
+        <w:t xml:space="preserve">The payment is settled by the Safaricom callback or by a status query when the order page polls </w:t>
+      </w:r>
+      <w:r>
+        <w:t>(at most once every 8 seconds per payment). Success marks the order PAID; failure cancels it and returns the stock.</w:t>
       </w:r>
     </w:p>
     <w:p>
@@ -12209,10 +12511,10 @@
         <w:t>PRODUCT_PAYMENTS.Mpesa_Receipt</w:t>
       </w:r>
       <w:r>
-        <w:t xml:space="preserve"> (and still appended to the descript</w:t>
-      </w:r>
-      <w:r>
-        <w:t xml:space="preserve">ion); a payment settled by the status query has none, because that query returns no receipt. </w:t>
+        <w:t xml:space="preserve"> (and still appen</w:t>
+      </w:r>
+      <w:r>
+        <w:t xml:space="preserve">ded to the description); a payment settled by the status query has none, because that query returns no receipt. </w:t>
       </w:r>
       <w:r>
         <w:rPr>
@@ -12224,11 +12526,7 @@
         <w:t>GET /api/orders/payments</w:t>
       </w:r>
       <w:r>
-        <w:t xml:space="preserve"> (admin) lists </w:t>
-      </w:r>
-      <w:r>
-        <w:lastRenderedPageBreak/>
-        <w:t>the website payments with their receipts, and the pending-orders data (</w:t>
+        <w:t xml:space="preserve"> (admin) lists the website payments with their receipts, and the pending-orders data (</w:t>
       </w:r>
       <w:r>
         <w:rPr>
@@ -12240,10 +12538,7 @@
         <w:t>DeliveryService.pendingOrderGroups</w:t>
       </w:r>
       <w:r>
-        <w:t>) carries each orde</w:t>
-      </w:r>
-      <w:r>
-        <w:t>r's receipt.</w:t>
+        <w:t>) carries each order's receipt.</w:t>
       </w:r>
     </w:p>
     <w:p>
@@ -12268,10 +12563,10 @@
         <w:t>Order_ID</w:t>
       </w:r>
       <w:r>
-        <w:t>; they see their own 1st, 2nd, 3rd order number. Admins can drop an order that is not yet on a trip: the stock is returned, the cancellation cost is kept and the refund is paid later through Send Money (ca</w:t>
-      </w:r>
-      <w:r>
-        <w:t>tegory ORDER_REFUND).</w:t>
+        <w:t>; they see their own 1st, 2nd, 3rd order number. Admins can drop an order that is not yet on a trip: the stock is returned, the cancellation cost is kept and the refund is paid later thr</w:t>
+      </w:r>
+      <w:r>
+        <w:t>ough Send Money (category ORDER_REFUND).</w:t>
       </w:r>
     </w:p>
     <w:p>
@@ -12372,7 +12667,7 @@
       <w:pPr>
         <w:pStyle w:val="Heading2"/>
       </w:pPr>
-      <w:bookmarkStart w:id="22" w:name="_Toc243679843"/>
+      <w:bookmarkStart w:id="22" w:name="_Toc243693321"/>
       <w:r>
         <w:t>5.5  Deliveries</w:t>
       </w:r>
@@ -12394,7 +12689,7 @@
           <w:left w:w="10" w:type="dxa"/>
           <w:right w:w="10" w:type="dxa"/>
         </w:tblCellMar>
-        <w:tblLook w:val="04A0" w:firstRow="1" w:lastRow="0" w:firstColumn="1" w:lastColumn="0" w:noHBand="0" w:noVBand="1"/>
+        <w:tblLook w:val="0000" w:firstRow="0" w:lastRow="0" w:firstColumn="0" w:lastColumn="0" w:noHBand="0" w:noVBand="0"/>
       </w:tblPr>
       <w:tblGrid>
         <w:gridCol w:w="2677"/>
@@ -12650,10 +12945,10 @@
         <w:t>Light deliveries</w:t>
       </w:r>
       <w:r>
-        <w:t xml:space="preserve"> carry ordinary website orders. Every order gets one at checkout. Admins see pending orders grouped per customer and delivery area, gauged LIGHT, BULK or COMBINED by size, and put a group on a trip - into a new or existing light delivery (o</w:t>
-      </w:r>
-      <w:r>
-        <w:t>ptionally named), or riding along with a bulk delivery as a "side quest".</w:t>
+        <w:t xml:space="preserve"> carry ordinary website orders. Every order gets one at checkout. Admins see pending orders grouped per customer and delivery area, gauged LIGHT, BULK or COMBINED by size, and put a group on a trip - into a new or existing light delivery (optionally named)</w:t>
+      </w:r>
+      <w:r>
+        <w:t>, or riding along with a bulk delivery as a "side quest".</w:t>
       </w:r>
     </w:p>
     <w:p>
@@ -12666,10 +12961,10 @@
         <w:spacing w:after="60" w:line="264" w:lineRule="auto"/>
       </w:pPr>
       <w:r>
-        <w:t>At hand-over the worker records "received by" and the customer's signature (stored as an image data URL). Settling a delivery closes the delivered orders and sends the rest back to t</w:t>
-      </w:r>
-      <w:r>
-        <w:t xml:space="preserve">he pending pool flagged </w:t>
+        <w:t xml:space="preserve">At hand-over the worker records "received by" and the customer's signature (stored as an image data URL). Settling a delivery closes the delivered orders and sends the rest back to the pending pool </w:t>
+      </w:r>
+      <w:r>
+        <w:t xml:space="preserve">flagged </w:t>
       </w:r>
       <w:r>
         <w:rPr>
@@ -12701,10 +12996,10 @@
         <w:t>Bulk (heavy) deliveries</w:t>
       </w:r>
       <w:r>
-        <w:t xml:space="preserve"> are negotiated mostly offline. A heavy order creates an ORDERS row and a BULK_DELIVERY row together. Production description lines (type, measurement, body feet, total, opti</w:t>
-      </w:r>
-      <w:r>
-        <w:t>onal photo) can be typed or read from a photo of a handwritten sheet by the AI scan. Finalizing records the hard and soft cash amounts and recalculates the trip.</w:t>
+        <w:t xml:space="preserve"> are negotiated mostly offline. A heavy order creates an ORDERS row and a BULK_DELIVERY row together. Production description lines (type, measurement, body feet, total, optional photo) can be typed or read from a photo of a handwritten sheet by the AI scan</w:t>
+      </w:r>
+      <w:r>
+        <w:t>. Finalizing records the hard and soft cash amounts and recalculates the trip.</w:t>
       </w:r>
     </w:p>
     <w:p>
@@ -12783,7 +13078,7 @@
       <w:pPr>
         <w:pStyle w:val="Heading2"/>
       </w:pPr>
-      <w:bookmarkStart w:id="23" w:name="_Toc243679844"/>
+      <w:bookmarkStart w:id="23" w:name="_Toc243693322"/>
       <w:r>
         <w:t>5.6  Trips</w:t>
       </w:r>
@@ -12805,7 +13100,7 @@
           <w:left w:w="10" w:type="dxa"/>
           <w:right w:w="10" w:type="dxa"/>
         </w:tblCellMar>
-        <w:tblLook w:val="04A0" w:firstRow="1" w:lastRow="0" w:firstColumn="1" w:lastColumn="0" w:noHBand="0" w:noVBand="1"/>
+        <w:tblLook w:val="0000" w:firstRow="0" w:lastRow="0" w:firstColumn="0" w:lastColumn="0" w:noHBand="0" w:noVBand="0"/>
       </w:tblPr>
       <w:tblGrid>
         <w:gridCol w:w="2677"/>
@@ -12933,16 +13228,7 @@
                 <w:sz w:val="17"/>
                 <w:szCs w:val="17"/>
               </w:rPr>
-              <w:t>TripCon</w:t>
-            </w:r>
-            <w:r>
-              <w:rPr>
-                <w:rFonts w:ascii="Consolas" w:eastAsia="Consolas" w:hAnsi="Consolas" w:cs="Consolas"/>
-                <w:color w:val="3B3F3D"/>
-                <w:sz w:val="17"/>
-                <w:szCs w:val="17"/>
-              </w:rPr>
-              <w:t>troller</w:t>
+              <w:t>TripController</w:t>
             </w:r>
             <w:r>
               <w:rPr>
@@ -13053,10 +13339,7 @@
         <w:spacing w:after="60" w:line="264" w:lineRule="auto"/>
       </w:pPr>
       <w:r>
-        <w:t>Finalizing requires no ACTIVE loans and no unfinished bulk deliveries. Undelivered</w:t>
-      </w:r>
-      <w:r>
-        <w:t xml:space="preserve"> orders can be dropped back to the pending pool as priority. The total payment and profit are then recalculated (</w:t>
+        <w:t>Finalizing requires no ACTIVE loans and no unfinished bulk deliveries. Undelivered orders can be dropped back to the pending pool as priority. The total payment and profit are then recalculated (</w:t>
       </w:r>
       <w:r>
         <w:rPr>
@@ -13081,7 +13364,10 @@
         <w:spacing w:after="60" w:line="264" w:lineRule="auto"/>
       </w:pPr>
       <w:r>
-        <w:t>Deleting a trip returns its orders to the pending pool without priority.</w:t>
+        <w:t xml:space="preserve">Deleting a </w:t>
+      </w:r>
+      <w:r>
+        <w:t>trip returns its orders to the pending pool without priority.</w:t>
       </w:r>
     </w:p>
     <w:p>
@@ -13173,7 +13459,7 @@
       <w:pPr>
         <w:pStyle w:val="Heading2"/>
       </w:pPr>
-      <w:bookmarkStart w:id="24" w:name="_Toc243679845"/>
+      <w:bookmarkStart w:id="24" w:name="_Toc243693323"/>
       <w:r>
         <w:lastRenderedPageBreak/>
         <w:t>5.7  Trees, farmers and farmer payments</w:t>
@@ -13196,7 +13482,7 @@
           <w:left w:w="10" w:type="dxa"/>
           <w:right w:w="10" w:type="dxa"/>
         </w:tblCellMar>
-        <w:tblLook w:val="04A0" w:firstRow="1" w:lastRow="0" w:firstColumn="1" w:lastColumn="0" w:noHBand="0" w:noVBand="1"/>
+        <w:tblLook w:val="0000" w:firstRow="0" w:lastRow="0" w:firstColumn="0" w:lastColumn="0" w:noHBand="0" w:noVBand="0"/>
       </w:tblPr>
       <w:tblGrid>
         <w:gridCol w:w="2677"/>
@@ -13523,7 +13809,7 @@
       <w:pPr>
         <w:pStyle w:val="Heading2"/>
       </w:pPr>
-      <w:bookmarkStart w:id="25" w:name="_Toc243679846"/>
+      <w:bookmarkStart w:id="25" w:name="_Toc243693324"/>
       <w:r>
         <w:t>5.8  Expenses</w:t>
       </w:r>
@@ -13545,7 +13831,7 @@
           <w:left w:w="10" w:type="dxa"/>
           <w:right w:w="10" w:type="dxa"/>
         </w:tblCellMar>
-        <w:tblLook w:val="04A0" w:firstRow="1" w:lastRow="0" w:firstColumn="1" w:lastColumn="0" w:noHBand="0" w:noVBand="1"/>
+        <w:tblLook w:val="0000" w:firstRow="0" w:lastRow="0" w:firstColumn="0" w:lastColumn="0" w:noHBand="0" w:noVBand="0"/>
       </w:tblPr>
       <w:tblGrid>
         <w:gridCol w:w="2677"/>
@@ -13818,7 +14104,10 @@
         <w:t xml:space="preserve">Where to adjust: </w:t>
       </w:r>
       <w:r>
-        <w:t xml:space="preserve">To add a new expense category: create the table (with Amount, Reference_ID, Created_At, Trip_ID, Financial_Transaction_ID and the soft-delete columns), add it to </w:t>
+        <w:t>To add a new expense category: create the table (with Amount, Reference_I</w:t>
+      </w:r>
+      <w:r>
+        <w:t xml:space="preserve">D, Created_At, Trip_ID, Financial_Transaction_ID and the soft-delete columns), add it to </w:t>
       </w:r>
       <w:r>
         <w:rPr>
@@ -13830,10 +14119,7 @@
         <w:t>model/ExpenseTarget.java</w:t>
       </w:r>
       <w:r>
-        <w:t>, add its total function to the profit calculation in the database, an</w:t>
-      </w:r>
-      <w:r>
-        <w:t xml:space="preserve">d add it to the mobile </w:t>
+        <w:t xml:space="preserve">, add its total function to the profit calculation in the database, and add it to the mobile </w:t>
       </w:r>
       <w:r>
         <w:rPr>
@@ -13845,14 +14131,17 @@
         <w:t>ui/expenses/ExpenseCategory.kt</w:t>
       </w:r>
       <w:r>
-        <w:t xml:space="preserve"> and the desktop expenses tab.</w:t>
+        <w:t xml:space="preserve"> and the desktop exp</w:t>
+      </w:r>
+      <w:r>
+        <w:t>enses tab.</w:t>
       </w:r>
     </w:p>
     <w:p>
       <w:pPr>
         <w:pStyle w:val="Heading2"/>
       </w:pPr>
-      <w:bookmarkStart w:id="26" w:name="_Toc243679847"/>
+      <w:bookmarkStart w:id="26" w:name="_Toc243693325"/>
       <w:r>
         <w:t>5.9  Loans and capital</w:t>
       </w:r>
@@ -13874,7 +14163,7 @@
           <w:left w:w="10" w:type="dxa"/>
           <w:right w:w="10" w:type="dxa"/>
         </w:tblCellMar>
-        <w:tblLook w:val="04A0" w:firstRow="1" w:lastRow="0" w:firstColumn="1" w:lastColumn="0" w:noHBand="0" w:noVBand="1"/>
+        <w:tblLook w:val="0000" w:firstRow="0" w:lastRow="0" w:firstColumn="0" w:lastColumn="0" w:noHBand="0" w:noVBand="0"/>
       </w:tblPr>
       <w:tblGrid>
         <w:gridCol w:w="2677"/>
@@ -14105,7 +14394,7 @@
       <w:pPr>
         <w:pStyle w:val="Heading2"/>
       </w:pPr>
-      <w:bookmarkStart w:id="27" w:name="_Toc243679848"/>
+      <w:bookmarkStart w:id="27" w:name="_Toc243693326"/>
       <w:r>
         <w:t>5.10  Transactions and payments</w:t>
       </w:r>
@@ -14138,7 +14427,7 @@
           <w:left w:w="10" w:type="dxa"/>
           <w:right w:w="10" w:type="dxa"/>
         </w:tblCellMar>
-        <w:tblLook w:val="04A0" w:firstRow="1" w:lastRow="0" w:firstColumn="1" w:lastColumn="0" w:noHBand="0" w:noVBand="1"/>
+        <w:tblLook w:val="0000" w:firstRow="0" w:lastRow="0" w:firstColumn="0" w:lastColumn="0" w:noHBand="0" w:noVBand="0"/>
       </w:tblPr>
       <w:tblGrid>
         <w:gridCol w:w="2677"/>
@@ -14391,7 +14680,7 @@
       <w:pPr>
         <w:pStyle w:val="Heading2"/>
       </w:pPr>
-      <w:bookmarkStart w:id="28" w:name="_Toc243679849"/>
+      <w:bookmarkStart w:id="28" w:name="_Toc243693327"/>
       <w:r>
         <w:t>5.11  SMS queue (offline M-Pesa payments)</w:t>
       </w:r>
@@ -14413,7 +14702,7 @@
           <w:left w:w="10" w:type="dxa"/>
           <w:right w:w="10" w:type="dxa"/>
         </w:tblCellMar>
-        <w:tblLook w:val="04A0" w:firstRow="1" w:lastRow="0" w:firstColumn="1" w:lastColumn="0" w:noHBand="0" w:noVBand="1"/>
+        <w:tblLook w:val="0000" w:firstRow="0" w:lastRow="0" w:firstColumn="0" w:lastColumn="0" w:noHBand="0" w:noVBand="0"/>
       </w:tblPr>
       <w:tblGrid>
         <w:gridCol w:w="2677"/>
@@ -14723,7 +15012,7 @@
       <w:pPr>
         <w:pStyle w:val="Heading2"/>
       </w:pPr>
-      <w:bookmarkStart w:id="29" w:name="_Toc243679850"/>
+      <w:bookmarkStart w:id="29" w:name="_Toc243693328"/>
       <w:r>
         <w:lastRenderedPageBreak/>
         <w:t>5.12  Help page questions (FAQs)</w:t>
@@ -14746,7 +15035,7 @@
           <w:left w:w="10" w:type="dxa"/>
           <w:right w:w="10" w:type="dxa"/>
         </w:tblCellMar>
-        <w:tblLook w:val="04A0" w:firstRow="1" w:lastRow="0" w:firstColumn="1" w:lastColumn="0" w:noHBand="0" w:noVBand="1"/>
+        <w:tblLook w:val="0000" w:firstRow="0" w:lastRow="0" w:firstColumn="0" w:lastColumn="0" w:noHBand="0" w:noVBand="0"/>
       </w:tblPr>
       <w:tblGrid>
         <w:gridCol w:w="2677"/>
@@ -15068,10 +15357,7 @@
         <w:t>/api/faqs/manage</w:t>
       </w:r>
       <w:r>
-        <w:t>, create, edit, delete, restore) is admin only, and each change is written to AUDIT_LOGS (target ta</w:t>
-      </w:r>
-      <w:r>
-        <w:t>ble FAQS).</w:t>
+        <w:t>, create, edit, delete, restore) is admin only, and each change is written to AUDIT_LOGS (target table FAQS).</w:t>
       </w:r>
     </w:p>
     <w:p>
@@ -15084,10 +15370,10 @@
         <w:spacing w:after="60" w:line="264" w:lineRule="auto"/>
       </w:pPr>
       <w:r>
-        <w:t>Checks: a topic (up to 40 characters), a question (up to 250), an answer (up to 4,000) and, if given, a link that is a page on the website ("/shipping" - never an outside address). An unpublished question stays in the desktop list but not on the</w:t>
-      </w:r>
-      <w:r>
-        <w:t xml:space="preserve"> website; deleting is a soft delete.</w:t>
+        <w:t>Checks: a topic (up to 40 characters), a question (up to 250), an answer (up to 4,000) and, if given, a link that is a page on the website ("/ship</w:t>
+      </w:r>
+      <w:r>
+        <w:t>ping" - never an outside address). An unpublished question stays in the desktop list but not on the website; deleting is a soft delete.</w:t>
       </w:r>
     </w:p>
     <w:p>
@@ -15099,7 +15385,7 @@
       <w:pPr>
         <w:pStyle w:val="Heading2"/>
       </w:pPr>
-      <w:bookmarkStart w:id="30" w:name="_Toc243679851"/>
+      <w:bookmarkStart w:id="30" w:name="_Toc243693329"/>
       <w:r>
         <w:t>5.13  Bulk order pictures (showcase)</w:t>
       </w:r>
@@ -15121,7 +15407,7 @@
           <w:left w:w="10" w:type="dxa"/>
           <w:right w:w="10" w:type="dxa"/>
         </w:tblCellMar>
-        <w:tblLook w:val="04A0" w:firstRow="1" w:lastRow="0" w:firstColumn="1" w:lastColumn="0" w:noHBand="0" w:noVBand="1"/>
+        <w:tblLook w:val="0000" w:firstRow="0" w:lastRow="0" w:firstColumn="0" w:lastColumn="0" w:noHBand="0" w:noVBand="0"/>
       </w:tblPr>
       <w:tblGrid>
         <w:gridCol w:w="2677"/>
@@ -15467,7 +15753,10 @@
         <w:t>Sort_Order</w:t>
       </w:r>
       <w:r>
-        <w:t>, then id), each with its picture address and caption. Adding, changing a caption, reordering and removing need a Marketer, Admin or SuperAdmin, checked from the token (</w:t>
+        <w:t>, then id), ea</w:t>
+      </w:r>
+      <w:r>
+        <w:t>ch with its picture address and caption. Adding, changing a caption, reordering and removing need a Marketer, Admin or SuperAdmin, checked from the token (</w:t>
       </w:r>
       <w:r>
         <w:rPr>
@@ -15476,19 +15765,13 @@
           <w:sz w:val="19"/>
           <w:szCs w:val="19"/>
         </w:rPr>
-        <w:t>AdminGuard.requi</w:t>
-      </w:r>
-      <w:r>
-        <w:rPr>
-          <w:rFonts w:ascii="Consolas" w:eastAsia="Consolas" w:hAnsi="Consolas" w:cs="Consolas"/>
-          <w:color w:val="3B3F3D"/>
-          <w:sz w:val="19"/>
-          <w:szCs w:val="19"/>
-        </w:rPr>
-        <w:t>reShowcaseEditor</w:t>
-      </w:r>
-      <w:r>
-        <w:t>); each change is written to AUDIT_LOGS (target table SHOWCASE_IMAGES).</w:t>
+        <w:t>AdminGuard.requireShowcaseEditor</w:t>
+      </w:r>
+      <w:r>
+        <w:t>); each change is written to AUDIT_LOGS (target table SHOWCASE_IMAGES</w:t>
+      </w:r>
+      <w:r>
+        <w:t>).</w:t>
       </w:r>
     </w:p>
     <w:p>
@@ -15513,10 +15796,10 @@
         <w:t>showcase/&lt;name&gt;.jpg</w:t>
       </w:r>
       <w:r>
-        <w:t xml:space="preserve">, small letters, digits and hyphens - never another folder or an outside address); a caption is tidied (spaces) and kept to 120 characters; 12 pictures at most (409). A reorder must list every picture shown now, or it is refused (409 "The pictures changed </w:t>
-      </w:r>
-      <w:r>
-        <w:t>meanwhile - refresh and try again"), so a stale screen cannot drop one. Removing is a soft delete (</w:t>
+        <w:t>, small letters, digits and hyphens - never another folder or an outside address); a caption is tidied (spaces) and kept to 120 characters; 12 pictures at most (409). A reorder</w:t>
+      </w:r>
+      <w:r>
+        <w:t xml:space="preserve"> must list every picture shown now, or it is refused (409 "The pictures changed meanwhile - refresh and try again"), so a stale screen cannot drop one. Removing is a soft delete (</w:t>
       </w:r>
       <w:r>
         <w:rPr>
@@ -15553,7 +15836,10 @@
         <w:spacing w:after="60" w:line="264" w:lineRule="auto"/>
       </w:pPr>
       <w:r>
-        <w:t>The picture files are written by the phone app server (</w:t>
+        <w:t>The picture files are written by the phone app serve</w:t>
+      </w:r>
+      <w:r>
+        <w:t>r (</w:t>
       </w:r>
       <w:r>
         <w:rPr>
@@ -15577,10 +15863,7 @@
         <w:t>/showcase/upload</w:t>
       </w:r>
       <w:r>
-        <w:t>) into media/showcase</w:t>
-      </w:r>
-      <w:r>
-        <w:t>; the backend only stores the key.</w:t>
+        <w:t>) into media/showcase; the backend only stores the key.</w:t>
       </w:r>
     </w:p>
     <w:p>
@@ -15592,7 +15875,7 @@
       <w:pPr>
         <w:pStyle w:val="Heading2"/>
       </w:pPr>
-      <w:bookmarkStart w:id="31" w:name="_Toc243679852"/>
+      <w:bookmarkStart w:id="31" w:name="_Toc243693330"/>
       <w:r>
         <w:t>5.14  Ratings and reviews</w:t>
       </w:r>
@@ -15614,7 +15897,7 @@
           <w:left w:w="10" w:type="dxa"/>
           <w:right w:w="10" w:type="dxa"/>
         </w:tblCellMar>
-        <w:tblLook w:val="04A0" w:firstRow="1" w:lastRow="0" w:firstColumn="1" w:lastColumn="0" w:noHBand="0" w:noVBand="1"/>
+        <w:tblLook w:val="0000" w:firstRow="0" w:lastRow="0" w:firstColumn="0" w:lastColumn="0" w:noHBand="0" w:noVBand="0"/>
       </w:tblPr>
       <w:tblGrid>
         <w:gridCol w:w="2677"/>
@@ -15909,7 +16192,7 @@
       <w:pPr>
         <w:pStyle w:val="Heading2"/>
       </w:pPr>
-      <w:bookmarkStart w:id="32" w:name="_Toc243679853"/>
+      <w:bookmarkStart w:id="32" w:name="_Toc243693331"/>
       <w:r>
         <w:t>5.15  Delivery areas, machines and vehicles</w:t>
       </w:r>
@@ -15941,10 +16224,7 @@
         <w:t>ShippingService</w:t>
       </w:r>
       <w:r>
-        <w:t xml:space="preserve"> manage DELIVERY_AREAS (city, pickup point name, description, GPS coordinates, active flag). Customers see only active area</w:t>
-      </w:r>
-      <w:r>
-        <w:t xml:space="preserve">s; staff see all. </w:t>
+        <w:t xml:space="preserve"> manage DELIVERY_AREAS (city, pickup point name, description, GPS coordinates, active flag). Customers see only active areas; staff see all. </w:t>
       </w:r>
       <w:r>
         <w:rPr>
@@ -15968,19 +16248,19 @@
         <w:t>VehicleController</w:t>
       </w:r>
       <w:r>
-        <w:t xml:space="preserve"> keep the machine and vehicle registries picked on expense forms; only the desktop app adds or edits them. A vehicle identifier already used by an expense cannot be changed.</w:t>
+        <w:t xml:space="preserve"> keep the machine and vehicle registries picked on expense forms; only the d</w:t>
+      </w:r>
+      <w:r>
+        <w:t>esktop app adds or edits them. A vehicle identifier already used by an expense cannot be changed.</w:t>
       </w:r>
     </w:p>
     <w:p>
       <w:pPr>
         <w:pStyle w:val="Heading2"/>
       </w:pPr>
-      <w:bookmarkStart w:id="33" w:name="_Toc243679854"/>
-      <w:r>
-        <w:t>5.16  Insights, AI and da</w:t>
-      </w:r>
-      <w:r>
-        <w:t>ta browser</w:t>
+      <w:bookmarkStart w:id="33" w:name="_Toc243693332"/>
+      <w:r>
+        <w:t>5.16  Insights, AI and data browser</w:t>
       </w:r>
       <w:bookmarkEnd w:id="33"/>
     </w:p>
@@ -16037,7 +16317,10 @@
         <w:t>AiChatService</w:t>
       </w:r>
       <w:r>
-        <w:t xml:space="preserve"> - the assistant for the website and the mobile app (see DWS-BE-04).</w:t>
+        <w:t xml:space="preserve"> - the assista</w:t>
+      </w:r>
+      <w:r>
+        <w:t>nt for the website and the mobile app (see DWS-BE-04).</w:t>
       </w:r>
     </w:p>
     <w:p>
@@ -16071,10 +16354,10 @@
         <w:t>AdminDataService</w:t>
       </w:r>
       <w:r>
-        <w:t xml:space="preserve"> - raw table browser for the deskto</w:t>
-      </w:r>
-      <w:r>
-        <w:t xml:space="preserve">p app. The table name is checked against the names MySQL itself reports before any query runs. Values of columns whose name contains password, secret, token or public_key (today </w:t>
+        <w:t xml:space="preserve"> - raw table browser for the desktop app. The table name is checked against the names MySQL itself reports before any query runs. Values of columns whose name contains </w:t>
+      </w:r>
+      <w:r>
+        <w:t xml:space="preserve">password, secret, token or public_key (today </w:t>
       </w:r>
       <w:r>
         <w:rPr>
@@ -16161,7 +16444,7 @@
       <w:pPr>
         <w:pStyle w:val="Heading1"/>
       </w:pPr>
-      <w:bookmarkStart w:id="34" w:name="_Toc243679855"/>
+      <w:bookmarkStart w:id="34" w:name="_Toc243693333"/>
       <w:r>
         <w:lastRenderedPageBreak/>
         <w:t>6  Scheduled jobs</w:t>
@@ -16184,7 +16467,7 @@
           <w:left w:w="10" w:type="dxa"/>
           <w:right w:w="10" w:type="dxa"/>
         </w:tblCellMar>
-        <w:tblLook w:val="04A0" w:firstRow="1" w:lastRow="0" w:firstColumn="1" w:lastColumn="0" w:noHBand="0" w:noVBand="1"/>
+        <w:tblLook w:val="0000" w:firstRow="0" w:lastRow="0" w:firstColumn="0" w:lastColumn="0" w:noHBand="0" w:noVBand="0"/>
       </w:tblPr>
       <w:tblGrid>
         <w:gridCol w:w="2753"/>
@@ -16279,7 +16562,17 @@
                 <w:sz w:val="19"/>
                 <w:szCs w:val="19"/>
               </w:rPr>
-              <w:t>What it does</w:t>
+              <w:t>What it d</w:t>
+            </w:r>
+            <w:r>
+              <w:rPr>
+                <w:b/>
+                <w:bCs/>
+                <w:color w:val="FFFFFF"/>
+                <w:sz w:val="19"/>
+                <w:szCs w:val="19"/>
+              </w:rPr>
+              <w:t>oes</w:t>
             </w:r>
           </w:p>
         </w:tc>
@@ -16558,7 +16851,7 @@
       <w:pPr>
         <w:pStyle w:val="Heading1"/>
       </w:pPr>
-      <w:bookmarkStart w:id="35" w:name="_Toc243679856"/>
+      <w:bookmarkStart w:id="35" w:name="_Toc243693334"/>
       <w:r>
         <w:lastRenderedPageBreak/>
         <w:t>7  External services and network resilience</w:t>
@@ -16668,10 +16961,7 @@
         <w:t>Google</w:t>
       </w:r>
       <w:r>
-        <w:t xml:space="preserve"> keys for sign-in </w:t>
-      </w:r>
-      <w:r>
-        <w:t xml:space="preserve">through </w:t>
+        <w:t xml:space="preserve"> keys for sign-in through </w:t>
       </w:r>
       <w:r>
         <w:rPr>
@@ -16715,7 +17005,10 @@
         <w:t>SmsSender</w:t>
       </w:r>
       <w:r>
-        <w:t>: 4-second connect and 5-second read time-outs; when it cannot send, codes pause for 10 minutes (see Accounts, sign-in and users).</w:t>
+        <w:t>: 4-second connect and 5-second read time-outs; when it cannot send, codes pause f</w:t>
+      </w:r>
+      <w:r>
+        <w:t>or 10 minutes (see Accounts, sign-in and users).</w:t>
       </w:r>
     </w:p>
     <w:p>
@@ -16728,10 +17021,7 @@
         <w:spacing w:after="60" w:line="264" w:lineRule="auto"/>
       </w:pPr>
       <w:r>
-        <w:t>This network sometimes resolves a ser</w:t>
-      </w:r>
-      <w:r>
-        <w:t xml:space="preserve">vice name to a dead address. DNS caching is switched off and </w:t>
+        <w:t xml:space="preserve">This network sometimes resolves a service name to a dead address. DNS caching is switched off and </w:t>
       </w:r>
       <w:r>
         <w:rPr>
@@ -16743,10 +17033,10 @@
         <w:t>util/FlakyNetworkRetry</w:t>
       </w:r>
       <w:r>
-        <w:t xml:space="preserve"> retries up to 5 times. Reads may be retried after any I/O error; a payment request is retried only when nothing could have been sent (a connection failure), so money is nev</w:t>
-      </w:r>
-      <w:r>
-        <w:t>er sent twice.</w:t>
+        <w:t xml:space="preserve"> retries up to 5 times. Reads may be retried after any I/O error; a payment request is </w:t>
+      </w:r>
+      <w:r>
+        <w:t>retried only when nothing could have been sent (a connection failure), so money is never sent twice.</w:t>
       </w:r>
     </w:p>
     <w:p>
@@ -16763,7 +17053,7 @@
       <w:pPr>
         <w:pStyle w:val="Heading1"/>
       </w:pPr>
-      <w:bookmarkStart w:id="36" w:name="_Toc243679857"/>
+      <w:bookmarkStart w:id="36" w:name="_Toc243693335"/>
       <w:r>
         <w:lastRenderedPageBreak/>
         <w:t>8  Error answers</w:t>
@@ -16787,7 +17077,10 @@
         <w:t>server.error.*</w:t>
       </w:r>
       <w:r>
-        <w:t xml:space="preserve"> in application.properties - the development tools would otherwise switch traces on). The message stays: a reason written for people (</w:t>
+        <w:t xml:space="preserve"> in application.</w:t>
+      </w:r>
+      <w:r>
+        <w:t>properties - the development tools would otherwise switch traces on). The message stays: a reason written for people (</w:t>
       </w:r>
       <w:r>
         <w:rPr>
@@ -16799,10 +17092,10 @@
         <w:t>ResponseStatusException</w:t>
       </w:r>
       <w:r>
-        <w:t xml:space="preserve">, such as "Not enough stock ...") is passed on by the servers in front, which replace any 500 with </w:t>
-      </w:r>
-      <w:r>
-        <w:t>a calm sentence and log the real one.</w:t>
+        <w:t xml:space="preserve">, such as "Not enough stock ...") is passed on by the servers in front, which replace any 500 with a calm sentence </w:t>
+      </w:r>
+      <w:r>
+        <w:t>and log the real one.</w:t>
       </w:r>
     </w:p>
     <w:p>
@@ -16814,7 +17107,7 @@
       <w:pPr>
         <w:pStyle w:val="Heading1"/>
       </w:pPr>
-      <w:bookmarkStart w:id="37" w:name="_Toc243679858"/>
+      <w:bookmarkStart w:id="37" w:name="_Toc243693336"/>
       <w:r>
         <w:lastRenderedPageBreak/>
         <w:t>9  Configuration</w:t>
@@ -16857,7 +17150,7 @@
           <w:left w:w="10" w:type="dxa"/>
           <w:right w:w="10" w:type="dxa"/>
         </w:tblCellMar>
-        <w:tblLook w:val="04A0" w:firstRow="1" w:lastRow="0" w:firstColumn="1" w:lastColumn="0" w:noHBand="0" w:noVBand="1"/>
+        <w:tblLook w:val="0000" w:firstRow="0" w:lastRow="0" w:firstColumn="0" w:lastColumn="0" w:noHBand="0" w:noVBand="0"/>
       </w:tblPr>
       <w:tblGrid>
         <w:gridCol w:w="2017"/>
@@ -21356,7 +21649,7 @@
       <w:pPr>
         <w:pStyle w:val="Heading1"/>
       </w:pPr>
-      <w:bookmarkStart w:id="38" w:name="_Toc243679859"/>
+      <w:bookmarkStart w:id="38" w:name="_Toc243693337"/>
       <w:r>
         <w:lastRenderedPageBreak/>
         <w:t>10  Building and running</w:t>
@@ -21571,7 +21864,7 @@
       <w:pPr>
         <w:pStyle w:val="Heading1"/>
       </w:pPr>
-      <w:bookmarkStart w:id="39" w:name="_Toc243679860"/>
+      <w:bookmarkStart w:id="39" w:name="_Toc243693338"/>
       <w:r>
         <w:lastRenderedPageBreak/>
         <w:t>11  Known limitations and future work</w:t>
@@ -21663,7 +21956,7 @@
       <w:pPr>
         <w:pStyle w:val="Heading1"/>
       </w:pPr>
-      <w:bookmarkStart w:id="40" w:name="_Toc243679861"/>
+      <w:bookmarkStart w:id="40" w:name="_Toc243693339"/>
       <w:r>
         <w:lastRenderedPageBreak/>
         <w:t>12  Development history</w:t>
@@ -21686,7 +21979,7 @@
           <w:left w:w="10" w:type="dxa"/>
           <w:right w:w="10" w:type="dxa"/>
         </w:tblCellMar>
-        <w:tblLook w:val="04A0" w:firstRow="1" w:lastRow="0" w:firstColumn="1" w:lastColumn="0" w:noHBand="0" w:noVBand="1"/>
+        <w:tblLook w:val="0000" w:firstRow="0" w:lastRow="0" w:firstColumn="0" w:lastColumn="0" w:noHBand="0" w:noVBand="0"/>
       </w:tblPr>
       <w:tblGrid>
         <w:gridCol w:w="1452"/>
@@ -24486,7 +24779,7 @@
       <w:pPr>
         <w:pStyle w:val="Heading1"/>
       </w:pPr>
-      <w:bookmarkStart w:id="41" w:name="_Toc243679862"/>
+      <w:bookmarkStart w:id="41" w:name="_Toc243693340"/>
       <w:r>
         <w:lastRenderedPageBreak/>
         <w:t>13  Appendix A - Endpoint reference</w:t>
@@ -24508,7 +24801,7 @@
       <w:pPr>
         <w:pStyle w:val="Heading2"/>
       </w:pPr>
-      <w:bookmarkStart w:id="42" w:name="_Toc243679863"/>
+      <w:bookmarkStart w:id="42" w:name="_Toc243693341"/>
       <w:r>
         <w:t>13.1  Admin</w:t>
       </w:r>
@@ -24530,7 +24823,7 @@
           <w:left w:w="10" w:type="dxa"/>
           <w:right w:w="10" w:type="dxa"/>
         </w:tblCellMar>
-        <w:tblLook w:val="04A0" w:firstRow="1" w:lastRow="0" w:firstColumn="1" w:lastColumn="0" w:noHBand="0" w:noVBand="1"/>
+        <w:tblLook w:val="0000" w:firstRow="0" w:lastRow="0" w:firstColumn="0" w:lastColumn="0" w:noHBand="0" w:noVBand="0"/>
       </w:tblPr>
       <w:tblGrid>
         <w:gridCol w:w="896"/>
@@ -24878,7 +25171,7 @@
       <w:pPr>
         <w:pStyle w:val="Heading2"/>
       </w:pPr>
-      <w:bookmarkStart w:id="43" w:name="_Toc243679864"/>
+      <w:bookmarkStart w:id="43" w:name="_Toc243693342"/>
       <w:r>
         <w:t>13.2  AiChat</w:t>
       </w:r>
@@ -24900,7 +25193,7 @@
           <w:left w:w="10" w:type="dxa"/>
           <w:right w:w="10" w:type="dxa"/>
         </w:tblCellMar>
-        <w:tblLook w:val="04A0" w:firstRow="1" w:lastRow="0" w:firstColumn="1" w:lastColumn="0" w:noHBand="0" w:noVBand="1"/>
+        <w:tblLook w:val="0000" w:firstRow="0" w:lastRow="0" w:firstColumn="0" w:lastColumn="0" w:noHBand="0" w:noVBand="0"/>
       </w:tblPr>
       <w:tblGrid>
         <w:gridCol w:w="896"/>
@@ -25351,7 +25644,7 @@
       <w:pPr>
         <w:pStyle w:val="Heading2"/>
       </w:pPr>
-      <w:bookmarkStart w:id="44" w:name="_Toc243679865"/>
+      <w:bookmarkStart w:id="44" w:name="_Toc243693343"/>
       <w:r>
         <w:t>13.3  Auth</w:t>
       </w:r>
@@ -25373,7 +25666,7 @@
           <w:left w:w="10" w:type="dxa"/>
           <w:right w:w="10" w:type="dxa"/>
         </w:tblCellMar>
-        <w:tblLook w:val="04A0" w:firstRow="1" w:lastRow="0" w:firstColumn="1" w:lastColumn="0" w:noHBand="0" w:noVBand="1"/>
+        <w:tblLook w:val="0000" w:firstRow="0" w:lastRow="0" w:firstColumn="0" w:lastColumn="0" w:noHBand="0" w:noVBand="0"/>
       </w:tblPr>
       <w:tblGrid>
         <w:gridCol w:w="896"/>
@@ -26160,8 +26453,7 @@
                 <w:sz w:val="19"/>
                 <w:szCs w:val="19"/>
               </w:rPr>
-              <w:lastRenderedPageBreak/>
-              <w:t>POST</w:t>
+              <w:t>PUT</w:t>
             </w:r>
           </w:p>
         </w:tc>
@@ -26184,7 +26476,7 @@
                 <w:sz w:val="19"/>
                 <w:szCs w:val="19"/>
               </w:rPr>
-              <w:t>/api/auth/phone/send-code</w:t>
+              <w:t>/api/auth/me/profile</w:t>
             </w:r>
           </w:p>
         </w:tc>
@@ -26207,7 +26499,7 @@
                 <w:sz w:val="19"/>
                 <w:szCs w:val="19"/>
               </w:rPr>
-              <w:t>Sign-up: send a 6-digit SMS code to a phone number (limits per number and overall); answers codeNeeded false, sending nothing, for a number that gets no code.</w:t>
+              <w:t>The signed-in person's own name and email (the current password when the email changes).</w:t>
             </w:r>
           </w:p>
         </w:tc>
@@ -26230,7 +26522,7 @@
                 <w:sz w:val="19"/>
                 <w:szCs w:val="19"/>
               </w:rPr>
-              <w:t>Called by the servers</w:t>
+              <w:t>Signed-in token</w:t>
             </w:r>
           </w:p>
         </w:tc>
@@ -26265,7 +26557,8 @@
                 <w:sz w:val="19"/>
                 <w:szCs w:val="19"/>
               </w:rPr>
-              <w:t>POST</w:t>
+              <w:lastRenderedPageBreak/>
+              <w:t>PUT</w:t>
             </w:r>
           </w:p>
         </w:tc>
@@ -26289,7 +26582,7 @@
                 <w:sz w:val="19"/>
                 <w:szCs w:val="19"/>
               </w:rPr>
-              <w:t>/api/auth/phone/verify</w:t>
+              <w:t>/api/auth/me/photo</w:t>
             </w:r>
           </w:p>
         </w:tc>
@@ -26313,7 +26606,7 @@
                 <w:sz w:val="19"/>
                 <w:szCs w:val="19"/>
               </w:rPr>
-              <w:t>Sign-up: check the code; the right one returns a one-time phone proof that /register or /google carries.</w:t>
+              <w:t>The profile photo's media key (profiles/u&lt;id&gt;-&lt;random&gt;.jpg, saved by the website, phone or desktop server), or none.</w:t>
             </w:r>
           </w:p>
         </w:tc>
@@ -26337,7 +26630,7 @@
                 <w:sz w:val="19"/>
                 <w:szCs w:val="19"/>
               </w:rPr>
-              <w:t>Called by the servers</w:t>
+              <w:t>Signed-in token</w:t>
             </w:r>
           </w:p>
         </w:tc>
@@ -26394,7 +26687,7 @@
                 <w:sz w:val="19"/>
                 <w:szCs w:val="19"/>
               </w:rPr>
-              <w:t>/api/auth/me/phone/send-code</w:t>
+              <w:t>/api/auth/me/password</w:t>
             </w:r>
           </w:p>
         </w:tc>
@@ -26417,7 +26710,7 @@
                 <w:sz w:val="19"/>
                 <w:szCs w:val="19"/>
               </w:rPr>
-              <w:t>A signed-in customer: send a code to confirm their phone number (asked before the first order).</w:t>
+              <w:t>Change the password (the current one first); answers a new token for this device - every other sign-in ends.</w:t>
             </w:r>
           </w:p>
         </w:tc>
@@ -26499,6 +26792,426 @@
                 <w:sz w:val="19"/>
                 <w:szCs w:val="19"/>
               </w:rPr>
+              <w:t>/api/auth/me/verify-password</w:t>
+            </w:r>
+          </w:p>
+        </w:tc>
+        <w:tc>
+          <w:tcPr>
+            <w:tcW w:w="3362" w:type="dxa"/>
+            <w:shd w:val="clear" w:color="auto" w:fill="F4F5F3"/>
+            <w:tcMar>
+              <w:top w:w="50" w:type="dxa"/>
+              <w:left w:w="90" w:type="dxa"/>
+              <w:bottom w:w="50" w:type="dxa"/>
+              <w:right w:w="90" w:type="dxa"/>
+            </w:tcMar>
+          </w:tcPr>
+          <w:p>
+            <w:pPr>
+              <w:spacing w:after="20" w:line="252" w:lineRule="auto"/>
+            </w:pPr>
+            <w:r>
+              <w:rPr>
+                <w:sz w:val="19"/>
+                <w:szCs w:val="19"/>
+              </w:rPr>
+              <w:t>Is this the account's password? (unlocking the desktop app after the idle lock; limits on wrong tries).</w:t>
+            </w:r>
+          </w:p>
+        </w:tc>
+        <w:tc>
+          <w:tcPr>
+            <w:tcW w:w="1906" w:type="dxa"/>
+            <w:shd w:val="clear" w:color="auto" w:fill="F4F5F3"/>
+            <w:tcMar>
+              <w:top w:w="50" w:type="dxa"/>
+              <w:left w:w="90" w:type="dxa"/>
+              <w:bottom w:w="50" w:type="dxa"/>
+              <w:right w:w="90" w:type="dxa"/>
+            </w:tcMar>
+          </w:tcPr>
+          <w:p>
+            <w:pPr>
+              <w:spacing w:after="20" w:line="252" w:lineRule="auto"/>
+            </w:pPr>
+            <w:r>
+              <w:rPr>
+                <w:sz w:val="19"/>
+                <w:szCs w:val="19"/>
+              </w:rPr>
+              <w:t>Signed-in token</w:t>
+            </w:r>
+          </w:p>
+        </w:tc>
+      </w:tr>
+      <w:tr>
+        <w:tblPrEx>
+          <w:tblCellMar>
+            <w:top w:w="0" w:type="dxa"/>
+            <w:bottom w:w="0" w:type="dxa"/>
+          </w:tblCellMar>
+        </w:tblPrEx>
+        <w:trPr>
+          <w:cantSplit/>
+        </w:trPr>
+        <w:tc>
+          <w:tcPr>
+            <w:tcW w:w="896" w:type="dxa"/>
+            <w:tcMar>
+              <w:top w:w="50" w:type="dxa"/>
+              <w:left w:w="90" w:type="dxa"/>
+              <w:bottom w:w="50" w:type="dxa"/>
+              <w:right w:w="90" w:type="dxa"/>
+            </w:tcMar>
+          </w:tcPr>
+          <w:p>
+            <w:pPr>
+              <w:spacing w:after="20" w:line="252" w:lineRule="auto"/>
+            </w:pPr>
+            <w:r>
+              <w:rPr>
+                <w:sz w:val="19"/>
+                <w:szCs w:val="19"/>
+              </w:rPr>
+              <w:t>POST</w:t>
+            </w:r>
+          </w:p>
+        </w:tc>
+        <w:tc>
+          <w:tcPr>
+            <w:tcW w:w="3474" w:type="dxa"/>
+            <w:tcMar>
+              <w:top w:w="50" w:type="dxa"/>
+              <w:left w:w="90" w:type="dxa"/>
+              <w:bottom w:w="50" w:type="dxa"/>
+              <w:right w:w="90" w:type="dxa"/>
+            </w:tcMar>
+          </w:tcPr>
+          <w:p>
+            <w:pPr>
+              <w:spacing w:after="20" w:line="252" w:lineRule="auto"/>
+            </w:pPr>
+            <w:r>
+              <w:rPr>
+                <w:sz w:val="19"/>
+                <w:szCs w:val="19"/>
+              </w:rPr>
+              <w:t>/api/auth/phone/send-code</w:t>
+            </w:r>
+          </w:p>
+        </w:tc>
+        <w:tc>
+          <w:tcPr>
+            <w:tcW w:w="3362" w:type="dxa"/>
+            <w:tcMar>
+              <w:top w:w="50" w:type="dxa"/>
+              <w:left w:w="90" w:type="dxa"/>
+              <w:bottom w:w="50" w:type="dxa"/>
+              <w:right w:w="90" w:type="dxa"/>
+            </w:tcMar>
+          </w:tcPr>
+          <w:p>
+            <w:pPr>
+              <w:spacing w:after="20" w:line="252" w:lineRule="auto"/>
+            </w:pPr>
+            <w:r>
+              <w:rPr>
+                <w:sz w:val="19"/>
+                <w:szCs w:val="19"/>
+              </w:rPr>
+              <w:t>Sign-up: send a 6-digit SMS code to a phone number (limits per number and overall); answers codeNeeded false, sending nothing, for a number that gets no code.</w:t>
+            </w:r>
+          </w:p>
+        </w:tc>
+        <w:tc>
+          <w:tcPr>
+            <w:tcW w:w="1906" w:type="dxa"/>
+            <w:tcMar>
+              <w:top w:w="50" w:type="dxa"/>
+              <w:left w:w="90" w:type="dxa"/>
+              <w:bottom w:w="50" w:type="dxa"/>
+              <w:right w:w="90" w:type="dxa"/>
+            </w:tcMar>
+          </w:tcPr>
+          <w:p>
+            <w:pPr>
+              <w:spacing w:after="20" w:line="252" w:lineRule="auto"/>
+            </w:pPr>
+            <w:r>
+              <w:rPr>
+                <w:sz w:val="19"/>
+                <w:szCs w:val="19"/>
+              </w:rPr>
+              <w:t>Called by the servers</w:t>
+            </w:r>
+          </w:p>
+        </w:tc>
+      </w:tr>
+      <w:tr>
+        <w:tblPrEx>
+          <w:tblCellMar>
+            <w:top w:w="0" w:type="dxa"/>
+            <w:bottom w:w="0" w:type="dxa"/>
+          </w:tblCellMar>
+        </w:tblPrEx>
+        <w:trPr>
+          <w:cantSplit/>
+        </w:trPr>
+        <w:tc>
+          <w:tcPr>
+            <w:tcW w:w="896" w:type="dxa"/>
+            <w:shd w:val="clear" w:color="auto" w:fill="F4F5F3"/>
+            <w:tcMar>
+              <w:top w:w="50" w:type="dxa"/>
+              <w:left w:w="90" w:type="dxa"/>
+              <w:bottom w:w="50" w:type="dxa"/>
+              <w:right w:w="90" w:type="dxa"/>
+            </w:tcMar>
+          </w:tcPr>
+          <w:p>
+            <w:pPr>
+              <w:spacing w:after="20" w:line="252" w:lineRule="auto"/>
+            </w:pPr>
+            <w:r>
+              <w:rPr>
+                <w:sz w:val="19"/>
+                <w:szCs w:val="19"/>
+              </w:rPr>
+              <w:t>POST</w:t>
+            </w:r>
+          </w:p>
+        </w:tc>
+        <w:tc>
+          <w:tcPr>
+            <w:tcW w:w="3474" w:type="dxa"/>
+            <w:shd w:val="clear" w:color="auto" w:fill="F4F5F3"/>
+            <w:tcMar>
+              <w:top w:w="50" w:type="dxa"/>
+              <w:left w:w="90" w:type="dxa"/>
+              <w:bottom w:w="50" w:type="dxa"/>
+              <w:right w:w="90" w:type="dxa"/>
+            </w:tcMar>
+          </w:tcPr>
+          <w:p>
+            <w:pPr>
+              <w:spacing w:after="20" w:line="252" w:lineRule="auto"/>
+            </w:pPr>
+            <w:r>
+              <w:rPr>
+                <w:sz w:val="19"/>
+                <w:szCs w:val="19"/>
+              </w:rPr>
+              <w:t>/api/auth/phone/verify</w:t>
+            </w:r>
+          </w:p>
+        </w:tc>
+        <w:tc>
+          <w:tcPr>
+            <w:tcW w:w="3362" w:type="dxa"/>
+            <w:shd w:val="clear" w:color="auto" w:fill="F4F5F3"/>
+            <w:tcMar>
+              <w:top w:w="50" w:type="dxa"/>
+              <w:left w:w="90" w:type="dxa"/>
+              <w:bottom w:w="50" w:type="dxa"/>
+              <w:right w:w="90" w:type="dxa"/>
+            </w:tcMar>
+          </w:tcPr>
+          <w:p>
+            <w:pPr>
+              <w:spacing w:after="20" w:line="252" w:lineRule="auto"/>
+            </w:pPr>
+            <w:r>
+              <w:rPr>
+                <w:sz w:val="19"/>
+                <w:szCs w:val="19"/>
+              </w:rPr>
+              <w:t>Sign-up: check the code; the right one returns a one-time phone proof that /register or /google carries.</w:t>
+            </w:r>
+          </w:p>
+        </w:tc>
+        <w:tc>
+          <w:tcPr>
+            <w:tcW w:w="1906" w:type="dxa"/>
+            <w:shd w:val="clear" w:color="auto" w:fill="F4F5F3"/>
+            <w:tcMar>
+              <w:top w:w="50" w:type="dxa"/>
+              <w:left w:w="90" w:type="dxa"/>
+              <w:bottom w:w="50" w:type="dxa"/>
+              <w:right w:w="90" w:type="dxa"/>
+            </w:tcMar>
+          </w:tcPr>
+          <w:p>
+            <w:pPr>
+              <w:spacing w:after="20" w:line="252" w:lineRule="auto"/>
+            </w:pPr>
+            <w:r>
+              <w:rPr>
+                <w:sz w:val="19"/>
+                <w:szCs w:val="19"/>
+              </w:rPr>
+              <w:t>Called by the servers</w:t>
+            </w:r>
+          </w:p>
+        </w:tc>
+      </w:tr>
+      <w:tr>
+        <w:tblPrEx>
+          <w:tblCellMar>
+            <w:top w:w="0" w:type="dxa"/>
+            <w:bottom w:w="0" w:type="dxa"/>
+          </w:tblCellMar>
+        </w:tblPrEx>
+        <w:trPr>
+          <w:cantSplit/>
+        </w:trPr>
+        <w:tc>
+          <w:tcPr>
+            <w:tcW w:w="896" w:type="dxa"/>
+            <w:tcMar>
+              <w:top w:w="50" w:type="dxa"/>
+              <w:left w:w="90" w:type="dxa"/>
+              <w:bottom w:w="50" w:type="dxa"/>
+              <w:right w:w="90" w:type="dxa"/>
+            </w:tcMar>
+          </w:tcPr>
+          <w:p>
+            <w:pPr>
+              <w:spacing w:after="20" w:line="252" w:lineRule="auto"/>
+            </w:pPr>
+            <w:r>
+              <w:rPr>
+                <w:sz w:val="19"/>
+                <w:szCs w:val="19"/>
+              </w:rPr>
+              <w:t>POST</w:t>
+            </w:r>
+          </w:p>
+        </w:tc>
+        <w:tc>
+          <w:tcPr>
+            <w:tcW w:w="3474" w:type="dxa"/>
+            <w:tcMar>
+              <w:top w:w="50" w:type="dxa"/>
+              <w:left w:w="90" w:type="dxa"/>
+              <w:bottom w:w="50" w:type="dxa"/>
+              <w:right w:w="90" w:type="dxa"/>
+            </w:tcMar>
+          </w:tcPr>
+          <w:p>
+            <w:pPr>
+              <w:spacing w:after="20" w:line="252" w:lineRule="auto"/>
+            </w:pPr>
+            <w:r>
+              <w:rPr>
+                <w:sz w:val="19"/>
+                <w:szCs w:val="19"/>
+              </w:rPr>
+              <w:t>/api/auth/me/phone/send-code</w:t>
+            </w:r>
+          </w:p>
+        </w:tc>
+        <w:tc>
+          <w:tcPr>
+            <w:tcW w:w="3362" w:type="dxa"/>
+            <w:tcMar>
+              <w:top w:w="50" w:type="dxa"/>
+              <w:left w:w="90" w:type="dxa"/>
+              <w:bottom w:w="50" w:type="dxa"/>
+              <w:right w:w="90" w:type="dxa"/>
+            </w:tcMar>
+          </w:tcPr>
+          <w:p>
+            <w:pPr>
+              <w:spacing w:after="20" w:line="252" w:lineRule="auto"/>
+            </w:pPr>
+            <w:r>
+              <w:rPr>
+                <w:sz w:val="19"/>
+                <w:szCs w:val="19"/>
+              </w:rPr>
+              <w:t>A signed-in customer: send a code to confirm their phone number (asked before the first order).</w:t>
+            </w:r>
+          </w:p>
+        </w:tc>
+        <w:tc>
+          <w:tcPr>
+            <w:tcW w:w="1906" w:type="dxa"/>
+            <w:tcMar>
+              <w:top w:w="50" w:type="dxa"/>
+              <w:left w:w="90" w:type="dxa"/>
+              <w:bottom w:w="50" w:type="dxa"/>
+              <w:right w:w="90" w:type="dxa"/>
+            </w:tcMar>
+          </w:tcPr>
+          <w:p>
+            <w:pPr>
+              <w:spacing w:after="20" w:line="252" w:lineRule="auto"/>
+            </w:pPr>
+            <w:r>
+              <w:rPr>
+                <w:sz w:val="19"/>
+                <w:szCs w:val="19"/>
+              </w:rPr>
+              <w:t>Signed-in token</w:t>
+            </w:r>
+          </w:p>
+        </w:tc>
+      </w:tr>
+      <w:tr>
+        <w:tblPrEx>
+          <w:tblCellMar>
+            <w:top w:w="0" w:type="dxa"/>
+            <w:bottom w:w="0" w:type="dxa"/>
+          </w:tblCellMar>
+        </w:tblPrEx>
+        <w:trPr>
+          <w:cantSplit/>
+        </w:trPr>
+        <w:tc>
+          <w:tcPr>
+            <w:tcW w:w="896" w:type="dxa"/>
+            <w:shd w:val="clear" w:color="auto" w:fill="F4F5F3"/>
+            <w:tcMar>
+              <w:top w:w="50" w:type="dxa"/>
+              <w:left w:w="90" w:type="dxa"/>
+              <w:bottom w:w="50" w:type="dxa"/>
+              <w:right w:w="90" w:type="dxa"/>
+            </w:tcMar>
+          </w:tcPr>
+          <w:p>
+            <w:pPr>
+              <w:spacing w:after="20" w:line="252" w:lineRule="auto"/>
+            </w:pPr>
+            <w:r>
+              <w:rPr>
+                <w:sz w:val="19"/>
+                <w:szCs w:val="19"/>
+              </w:rPr>
+              <w:t>POST</w:t>
+            </w:r>
+          </w:p>
+        </w:tc>
+        <w:tc>
+          <w:tcPr>
+            <w:tcW w:w="3474" w:type="dxa"/>
+            <w:shd w:val="clear" w:color="auto" w:fill="F4F5F3"/>
+            <w:tcMar>
+              <w:top w:w="50" w:type="dxa"/>
+              <w:left w:w="90" w:type="dxa"/>
+              <w:bottom w:w="50" w:type="dxa"/>
+              <w:right w:w="90" w:type="dxa"/>
+            </w:tcMar>
+          </w:tcPr>
+          <w:p>
+            <w:pPr>
+              <w:spacing w:after="20" w:line="252" w:lineRule="auto"/>
+            </w:pPr>
+            <w:r>
+              <w:rPr>
+                <w:sz w:val="19"/>
+                <w:szCs w:val="19"/>
+              </w:rPr>
               <w:t>/api/auth/me/phone/verify</w:t>
             </w:r>
           </w:p>
@@ -26562,7 +27275,7 @@
       <w:pPr>
         <w:pStyle w:val="Heading2"/>
       </w:pPr>
-      <w:bookmarkStart w:id="45" w:name="_Toc243679866"/>
+      <w:bookmarkStart w:id="45" w:name="_Toc243693344"/>
       <w:r>
         <w:t>13.4  Computer</w:t>
       </w:r>
@@ -26584,7 +27297,7 @@
           <w:left w:w="10" w:type="dxa"/>
           <w:right w:w="10" w:type="dxa"/>
         </w:tblCellMar>
-        <w:tblLook w:val="04A0" w:firstRow="1" w:lastRow="0" w:firstColumn="1" w:lastColumn="0" w:noHBand="0" w:noVBand="1"/>
+        <w:tblLook w:val="0000" w:firstRow="0" w:lastRow="0" w:firstColumn="0" w:lastColumn="0" w:noHBand="0" w:noVBand="0"/>
       </w:tblPr>
       <w:tblGrid>
         <w:gridCol w:w="896"/>
@@ -27142,7 +27855,7 @@
       <w:pPr>
         <w:pStyle w:val="Heading2"/>
       </w:pPr>
-      <w:bookmarkStart w:id="46" w:name="_Toc243679867"/>
+      <w:bookmarkStart w:id="46" w:name="_Toc243693345"/>
       <w:r>
         <w:t>13.5  Delivery</w:t>
       </w:r>
@@ -27164,7 +27877,7 @@
           <w:left w:w="10" w:type="dxa"/>
           <w:right w:w="10" w:type="dxa"/>
         </w:tblCellMar>
-        <w:tblLook w:val="04A0" w:firstRow="1" w:lastRow="0" w:firstColumn="1" w:lastColumn="0" w:noHBand="0" w:noVBand="1"/>
+        <w:tblLook w:val="0000" w:firstRow="0" w:lastRow="0" w:firstColumn="0" w:lastColumn="0" w:noHBand="0" w:noVBand="0"/>
       </w:tblPr>
       <w:tblGrid>
         <w:gridCol w:w="896"/>
@@ -27531,6 +28244,7 @@
                 <w:sz w:val="19"/>
                 <w:szCs w:val="19"/>
               </w:rPr>
+              <w:lastRenderedPageBreak/>
               <w:t>PATCH</w:t>
             </w:r>
           </w:p>
@@ -28161,7 +28875,6 @@
                 <w:sz w:val="19"/>
                 <w:szCs w:val="19"/>
               </w:rPr>
-              <w:lastRenderedPageBreak/>
               <w:t>PATCH</w:t>
             </w:r>
           </w:p>
@@ -29506,7 +30219,7 @@
       <w:pPr>
         <w:pStyle w:val="Heading2"/>
       </w:pPr>
-      <w:bookmarkStart w:id="47" w:name="_Toc243679868"/>
+      <w:bookmarkStart w:id="47" w:name="_Toc243693346"/>
       <w:r>
         <w:t>13.6  Device</w:t>
       </w:r>
@@ -29528,7 +30241,7 @@
           <w:left w:w="10" w:type="dxa"/>
           <w:right w:w="10" w:type="dxa"/>
         </w:tblCellMar>
-        <w:tblLook w:val="04A0" w:firstRow="1" w:lastRow="0" w:firstColumn="1" w:lastColumn="0" w:noHBand="0" w:noVBand="1"/>
+        <w:tblLook w:val="0000" w:firstRow="0" w:lastRow="0" w:firstColumn="0" w:lastColumn="0" w:noHBand="0" w:noVBand="0"/>
       </w:tblPr>
       <w:tblGrid>
         <w:gridCol w:w="896"/>
@@ -29895,6 +30608,7 @@
                 <w:sz w:val="19"/>
                 <w:szCs w:val="19"/>
               </w:rPr>
+              <w:lastRenderedPageBreak/>
               <w:t>POST</w:t>
             </w:r>
           </w:p>
@@ -30086,7 +30800,7 @@
       <w:pPr>
         <w:pStyle w:val="Heading2"/>
       </w:pPr>
-      <w:bookmarkStart w:id="48" w:name="_Toc243679869"/>
+      <w:bookmarkStart w:id="48" w:name="_Toc243693347"/>
       <w:r>
         <w:t>13.7  Expense</w:t>
       </w:r>
@@ -30108,7 +30822,7 @@
           <w:left w:w="10" w:type="dxa"/>
           <w:right w:w="10" w:type="dxa"/>
         </w:tblCellMar>
-        <w:tblLook w:val="04A0" w:firstRow="1" w:lastRow="0" w:firstColumn="1" w:lastColumn="0" w:noHBand="0" w:noVBand="1"/>
+        <w:tblLook w:val="0000" w:firstRow="0" w:lastRow="0" w:firstColumn="0" w:lastColumn="0" w:noHBand="0" w:noVBand="0"/>
       </w:tblPr>
       <w:tblGrid>
         <w:gridCol w:w="896"/>
@@ -30369,7 +31083,6 @@
                 <w:sz w:val="19"/>
                 <w:szCs w:val="19"/>
               </w:rPr>
-              <w:lastRenderedPageBreak/>
               <w:t>GET</w:t>
             </w:r>
           </w:p>
@@ -30667,7 +31380,7 @@
       <w:pPr>
         <w:pStyle w:val="Heading2"/>
       </w:pPr>
-      <w:bookmarkStart w:id="49" w:name="_Toc243679870"/>
+      <w:bookmarkStart w:id="49" w:name="_Toc243693348"/>
       <w:r>
         <w:t>13.8  Faq</w:t>
       </w:r>
@@ -30689,7 +31402,7 @@
           <w:left w:w="10" w:type="dxa"/>
           <w:right w:w="10" w:type="dxa"/>
         </w:tblCellMar>
-        <w:tblLook w:val="04A0" w:firstRow="1" w:lastRow="0" w:firstColumn="1" w:lastColumn="0" w:noHBand="0" w:noVBand="1"/>
+        <w:tblLook w:val="0000" w:firstRow="0" w:lastRow="0" w:firstColumn="0" w:lastColumn="0" w:noHBand="0" w:noVBand="0"/>
       </w:tblPr>
       <w:tblGrid>
         <w:gridCol w:w="896"/>
@@ -31457,7 +32170,7 @@
       <w:pPr>
         <w:pStyle w:val="Heading2"/>
       </w:pPr>
-      <w:bookmarkStart w:id="50" w:name="_Toc243679871"/>
+      <w:bookmarkStart w:id="50" w:name="_Toc243693349"/>
       <w:r>
         <w:t>13.9  Farmer</w:t>
       </w:r>
@@ -31479,7 +32192,7 @@
           <w:left w:w="10" w:type="dxa"/>
           <w:right w:w="10" w:type="dxa"/>
         </w:tblCellMar>
-        <w:tblLook w:val="04A0" w:firstRow="1" w:lastRow="0" w:firstColumn="1" w:lastColumn="0" w:noHBand="0" w:noVBand="1"/>
+        <w:tblLook w:val="0000" w:firstRow="0" w:lastRow="0" w:firstColumn="0" w:lastColumn="0" w:noHBand="0" w:noVBand="0"/>
       </w:tblPr>
       <w:tblGrid>
         <w:gridCol w:w="896"/>
@@ -32140,8 +32853,9 @@
       <w:pPr>
         <w:pStyle w:val="Heading2"/>
       </w:pPr>
-      <w:bookmarkStart w:id="51" w:name="_Toc243679872"/>
-      <w:r>
+      <w:bookmarkStart w:id="51" w:name="_Toc243693350"/>
+      <w:r>
+        <w:lastRenderedPageBreak/>
         <w:t>13.10  FarmerPayment</w:t>
       </w:r>
       <w:bookmarkEnd w:id="51"/>
@@ -32162,7 +32876,7 @@
           <w:left w:w="10" w:type="dxa"/>
           <w:right w:w="10" w:type="dxa"/>
         </w:tblCellMar>
-        <w:tblLook w:val="04A0" w:firstRow="1" w:lastRow="0" w:firstColumn="1" w:lastColumn="0" w:noHBand="0" w:noVBand="1"/>
+        <w:tblLook w:val="0000" w:firstRow="0" w:lastRow="0" w:firstColumn="0" w:lastColumn="0" w:noHBand="0" w:noVBand="0"/>
       </w:tblPr>
       <w:tblGrid>
         <w:gridCol w:w="896"/>
@@ -32510,7 +33224,7 @@
       <w:pPr>
         <w:pStyle w:val="Heading2"/>
       </w:pPr>
-      <w:bookmarkStart w:id="52" w:name="_Toc243679873"/>
+      <w:bookmarkStart w:id="52" w:name="_Toc243693351"/>
       <w:r>
         <w:t>13.11  Health</w:t>
       </w:r>
@@ -32532,7 +33246,7 @@
           <w:left w:w="10" w:type="dxa"/>
           <w:right w:w="10" w:type="dxa"/>
         </w:tblCellMar>
-        <w:tblLook w:val="04A0" w:firstRow="1" w:lastRow="0" w:firstColumn="1" w:lastColumn="0" w:noHBand="0" w:noVBand="1"/>
+        <w:tblLook w:val="0000" w:firstRow="0" w:lastRow="0" w:firstColumn="0" w:lastColumn="0" w:noHBand="0" w:noVBand="0"/>
       </w:tblPr>
       <w:tblGrid>
         <w:gridCol w:w="896"/>
@@ -32773,7 +33487,7 @@
       <w:pPr>
         <w:pStyle w:val="Heading2"/>
       </w:pPr>
-      <w:bookmarkStart w:id="53" w:name="_Toc243679874"/>
+      <w:bookmarkStart w:id="53" w:name="_Toc243693352"/>
       <w:r>
         <w:t>13.12  Insights</w:t>
       </w:r>
@@ -32795,7 +33509,7 @@
           <w:left w:w="10" w:type="dxa"/>
           <w:right w:w="10" w:type="dxa"/>
         </w:tblCellMar>
-        <w:tblLook w:val="04A0" w:firstRow="1" w:lastRow="0" w:firstColumn="1" w:lastColumn="0" w:noHBand="0" w:noVBand="1"/>
+        <w:tblLook w:val="0000" w:firstRow="0" w:lastRow="0" w:firstColumn="0" w:lastColumn="0" w:noHBand="0" w:noVBand="0"/>
       </w:tblPr>
       <w:tblGrid>
         <w:gridCol w:w="896"/>
@@ -33036,7 +33750,7 @@
       <w:pPr>
         <w:pStyle w:val="Heading2"/>
       </w:pPr>
-      <w:bookmarkStart w:id="54" w:name="_Toc243679875"/>
+      <w:bookmarkStart w:id="54" w:name="_Toc243693353"/>
       <w:r>
         <w:t>13.13  LoanFinance</w:t>
       </w:r>
@@ -33058,7 +33772,7 @@
           <w:left w:w="10" w:type="dxa"/>
           <w:right w:w="10" w:type="dxa"/>
         </w:tblCellMar>
-        <w:tblLook w:val="04A0" w:firstRow="1" w:lastRow="0" w:firstColumn="1" w:lastColumn="0" w:noHBand="0" w:noVBand="1"/>
+        <w:tblLook w:val="0000" w:firstRow="0" w:lastRow="0" w:firstColumn="0" w:lastColumn="0" w:noHBand="0" w:noVBand="0"/>
       </w:tblPr>
       <w:tblGrid>
         <w:gridCol w:w="896"/>
@@ -34139,7 +34853,7 @@
       <w:pPr>
         <w:pStyle w:val="Heading2"/>
       </w:pPr>
-      <w:bookmarkStart w:id="55" w:name="_Toc243679876"/>
+      <w:bookmarkStart w:id="55" w:name="_Toc243693354"/>
       <w:r>
         <w:t>13.14  Machine</w:t>
       </w:r>
@@ -34161,7 +34875,7 @@
           <w:left w:w="10" w:type="dxa"/>
           <w:right w:w="10" w:type="dxa"/>
         </w:tblCellMar>
-        <w:tblLook w:val="04A0" w:firstRow="1" w:lastRow="0" w:firstColumn="1" w:lastColumn="0" w:noHBand="0" w:noVBand="1"/>
+        <w:tblLook w:val="0000" w:firstRow="0" w:lastRow="0" w:firstColumn="0" w:lastColumn="0" w:noHBand="0" w:noVBand="0"/>
       </w:tblPr>
       <w:tblGrid>
         <w:gridCol w:w="896"/>
@@ -34719,7 +35433,7 @@
       <w:pPr>
         <w:pStyle w:val="Heading2"/>
       </w:pPr>
-      <w:bookmarkStart w:id="56" w:name="_Toc243679877"/>
+      <w:bookmarkStart w:id="56" w:name="_Toc243693355"/>
       <w:r>
         <w:t>13.15  Marketing</w:t>
       </w:r>
@@ -34741,7 +35455,7 @@
           <w:left w:w="10" w:type="dxa"/>
           <w:right w:w="10" w:type="dxa"/>
         </w:tblCellMar>
-        <w:tblLook w:val="04A0" w:firstRow="1" w:lastRow="0" w:firstColumn="1" w:lastColumn="0" w:noHBand="0" w:noVBand="1"/>
+        <w:tblLook w:val="0000" w:firstRow="0" w:lastRow="0" w:firstColumn="0" w:lastColumn="0" w:noHBand="0" w:noVBand="0"/>
       </w:tblPr>
       <w:tblGrid>
         <w:gridCol w:w="896"/>
@@ -35422,7 +36136,6 @@
                 <w:sz w:val="19"/>
                 <w:szCs w:val="19"/>
               </w:rPr>
-              <w:lastRenderedPageBreak/>
               <w:t>DELETE</w:t>
             </w:r>
           </w:p>
@@ -36033,7 +36746,7 @@
       <w:pPr>
         <w:pStyle w:val="Heading2"/>
       </w:pPr>
-      <w:bookmarkStart w:id="57" w:name="_Toc243679878"/>
+      <w:bookmarkStart w:id="57" w:name="_Toc243693356"/>
       <w:r>
         <w:t>13.16  MpesaCallback</w:t>
       </w:r>
@@ -36055,7 +36768,7 @@
           <w:left w:w="10" w:type="dxa"/>
           <w:right w:w="10" w:type="dxa"/>
         </w:tblCellMar>
-        <w:tblLook w:val="04A0" w:firstRow="1" w:lastRow="0" w:firstColumn="1" w:lastColumn="0" w:noHBand="0" w:noVBand="1"/>
+        <w:tblLook w:val="0000" w:firstRow="0" w:lastRow="0" w:firstColumn="0" w:lastColumn="0" w:noHBand="0" w:noVBand="0"/>
       </w:tblPr>
       <w:tblGrid>
         <w:gridCol w:w="896"/>
@@ -36403,7 +37116,7 @@
       <w:pPr>
         <w:pStyle w:val="Heading2"/>
       </w:pPr>
-      <w:bookmarkStart w:id="58" w:name="_Toc243679879"/>
+      <w:bookmarkStart w:id="58" w:name="_Toc243693357"/>
       <w:r>
         <w:t>13.17  Order</w:t>
       </w:r>
@@ -36425,7 +37138,7 @@
           <w:left w:w="10" w:type="dxa"/>
           <w:right w:w="10" w:type="dxa"/>
         </w:tblCellMar>
-        <w:tblLook w:val="04A0" w:firstRow="1" w:lastRow="0" w:firstColumn="1" w:lastColumn="0" w:noHBand="0" w:noVBand="1"/>
+        <w:tblLook w:val="0000" w:firstRow="0" w:lastRow="0" w:firstColumn="0" w:lastColumn="0" w:noHBand="0" w:noVBand="0"/>
       </w:tblPr>
       <w:tblGrid>
         <w:gridCol w:w="896"/>
@@ -37002,6 +37715,7 @@
                 <w:sz w:val="19"/>
                 <w:szCs w:val="19"/>
               </w:rPr>
+              <w:lastRenderedPageBreak/>
               <w:t>POST</w:t>
             </w:r>
           </w:p>
@@ -37296,9 +38010,8 @@
       <w:pPr>
         <w:pStyle w:val="Heading2"/>
       </w:pPr>
-      <w:bookmarkStart w:id="59" w:name="_Toc243679880"/>
-      <w:r>
-        <w:lastRenderedPageBreak/>
+      <w:bookmarkStart w:id="59" w:name="_Toc243693358"/>
+      <w:r>
         <w:t>13.18  Product</w:t>
       </w:r>
       <w:bookmarkEnd w:id="59"/>
@@ -37319,7 +38032,7 @@
           <w:left w:w="10" w:type="dxa"/>
           <w:right w:w="10" w:type="dxa"/>
         </w:tblCellMar>
-        <w:tblLook w:val="04A0" w:firstRow="1" w:lastRow="0" w:firstColumn="1" w:lastColumn="0" w:noHBand="0" w:noVBand="1"/>
+        <w:tblLook w:val="0000" w:firstRow="0" w:lastRow="0" w:firstColumn="0" w:lastColumn="0" w:noHBand="0" w:noVBand="0"/>
       </w:tblPr>
       <w:tblGrid>
         <w:gridCol w:w="896"/>
@@ -38610,7 +39323,7 @@
       <w:pPr>
         <w:pStyle w:val="Heading2"/>
       </w:pPr>
-      <w:bookmarkStart w:id="60" w:name="_Toc243679881"/>
+      <w:bookmarkStart w:id="60" w:name="_Toc243693359"/>
       <w:r>
         <w:t>13.19  RemainderTree</w:t>
       </w:r>
@@ -38632,7 +39345,7 @@
           <w:left w:w="10" w:type="dxa"/>
           <w:right w:w="10" w:type="dxa"/>
         </w:tblCellMar>
-        <w:tblLook w:val="04A0" w:firstRow="1" w:lastRow="0" w:firstColumn="1" w:lastColumn="0" w:noHBand="0" w:noVBand="1"/>
+        <w:tblLook w:val="0000" w:firstRow="0" w:lastRow="0" w:firstColumn="0" w:lastColumn="0" w:noHBand="0" w:noVBand="0"/>
       </w:tblPr>
       <w:tblGrid>
         <w:gridCol w:w="896"/>
@@ -39190,7 +39903,7 @@
       <w:pPr>
         <w:pStyle w:val="Heading2"/>
       </w:pPr>
-      <w:bookmarkStart w:id="61" w:name="_Toc243679882"/>
+      <w:bookmarkStart w:id="61" w:name="_Toc243693360"/>
       <w:r>
         <w:t>13.20  Review</w:t>
       </w:r>
@@ -39212,7 +39925,7 @@
           <w:left w:w="10" w:type="dxa"/>
           <w:right w:w="10" w:type="dxa"/>
         </w:tblCellMar>
-        <w:tblLook w:val="04A0" w:firstRow="1" w:lastRow="0" w:firstColumn="1" w:lastColumn="0" w:noHBand="0" w:noVBand="1"/>
+        <w:tblLook w:val="0000" w:firstRow="0" w:lastRow="0" w:firstColumn="0" w:lastColumn="0" w:noHBand="0" w:noVBand="0"/>
       </w:tblPr>
       <w:tblGrid>
         <w:gridCol w:w="896"/>
@@ -39473,6 +40186,7 @@
                 <w:sz w:val="19"/>
                 <w:szCs w:val="19"/>
               </w:rPr>
+              <w:lastRenderedPageBreak/>
               <w:t>GET</w:t>
             </w:r>
           </w:p>
@@ -40083,7 +40797,7 @@
       <w:pPr>
         <w:pStyle w:val="Heading2"/>
       </w:pPr>
-      <w:bookmarkStart w:id="62" w:name="_Toc243679883"/>
+      <w:bookmarkStart w:id="62" w:name="_Toc243693361"/>
       <w:r>
         <w:t>13.21  Role</w:t>
       </w:r>
@@ -40105,7 +40819,7 @@
           <w:left w:w="10" w:type="dxa"/>
           <w:right w:w="10" w:type="dxa"/>
         </w:tblCellMar>
-        <w:tblLook w:val="04A0" w:firstRow="1" w:lastRow="0" w:firstColumn="1" w:lastColumn="0" w:noHBand="0" w:noVBand="1"/>
+        <w:tblLook w:val="0000" w:firstRow="0" w:lastRow="0" w:firstColumn="0" w:lastColumn="0" w:noHBand="0" w:noVBand="0"/>
       </w:tblPr>
       <w:tblGrid>
         <w:gridCol w:w="896"/>
@@ -40346,7 +41060,7 @@
       <w:pPr>
         <w:pStyle w:val="Heading2"/>
       </w:pPr>
-      <w:bookmarkStart w:id="63" w:name="_Toc243679884"/>
+      <w:bookmarkStart w:id="63" w:name="_Toc243693362"/>
       <w:r>
         <w:t>13.22  Shipping</w:t>
       </w:r>
@@ -40368,7 +41082,7 @@
           <w:left w:w="10" w:type="dxa"/>
           <w:right w:w="10" w:type="dxa"/>
         </w:tblCellMar>
-        <w:tblLook w:val="04A0" w:firstRow="1" w:lastRow="0" w:firstColumn="1" w:lastColumn="0" w:noHBand="0" w:noVBand="1"/>
+        <w:tblLook w:val="0000" w:firstRow="0" w:lastRow="0" w:firstColumn="0" w:lastColumn="0" w:noHBand="0" w:noVBand="0"/>
       </w:tblPr>
       <w:tblGrid>
         <w:gridCol w:w="896"/>
@@ -40926,7 +41640,7 @@
       <w:pPr>
         <w:pStyle w:val="Heading2"/>
       </w:pPr>
-      <w:bookmarkStart w:id="64" w:name="_Toc243679885"/>
+      <w:bookmarkStart w:id="64" w:name="_Toc243693363"/>
       <w:r>
         <w:t>13.23  Showcase</w:t>
       </w:r>
@@ -40948,7 +41662,7 @@
           <w:left w:w="10" w:type="dxa"/>
           <w:right w:w="10" w:type="dxa"/>
         </w:tblCellMar>
-        <w:tblLook w:val="04A0" w:firstRow="1" w:lastRow="0" w:firstColumn="1" w:lastColumn="0" w:noHBand="0" w:noVBand="1"/>
+        <w:tblLook w:val="0000" w:firstRow="0" w:lastRow="0" w:firstColumn="0" w:lastColumn="0" w:noHBand="0" w:noVBand="0"/>
       </w:tblPr>
       <w:tblGrid>
         <w:gridCol w:w="896"/>
@@ -41609,8 +42323,9 @@
       <w:pPr>
         <w:pStyle w:val="Heading2"/>
       </w:pPr>
-      <w:bookmarkStart w:id="65" w:name="_Toc243679886"/>
-      <w:r>
+      <w:bookmarkStart w:id="65" w:name="_Toc243693364"/>
+      <w:r>
+        <w:lastRenderedPageBreak/>
         <w:t>13.24  SmsQueue</w:t>
       </w:r>
       <w:bookmarkEnd w:id="65"/>
@@ -41631,7 +42346,7 @@
           <w:left w:w="10" w:type="dxa"/>
           <w:right w:w="10" w:type="dxa"/>
         </w:tblCellMar>
-        <w:tblLook w:val="04A0" w:firstRow="1" w:lastRow="0" w:firstColumn="1" w:lastColumn="0" w:noHBand="0" w:noVBand="1"/>
+        <w:tblLook w:val="0000" w:firstRow="0" w:lastRow="0" w:firstColumn="0" w:lastColumn="0" w:noHBand="0" w:noVBand="0"/>
       </w:tblPr>
       <w:tblGrid>
         <w:gridCol w:w="896"/>
@@ -42082,7 +42797,7 @@
       <w:pPr>
         <w:pStyle w:val="Heading2"/>
       </w:pPr>
-      <w:bookmarkStart w:id="66" w:name="_Toc243679887"/>
+      <w:bookmarkStart w:id="66" w:name="_Toc243693365"/>
       <w:r>
         <w:t>13.25  Transaction</w:t>
       </w:r>
@@ -42104,7 +42819,7 @@
           <w:left w:w="10" w:type="dxa"/>
           <w:right w:w="10" w:type="dxa"/>
         </w:tblCellMar>
-        <w:tblLook w:val="04A0" w:firstRow="1" w:lastRow="0" w:firstColumn="1" w:lastColumn="0" w:noHBand="0" w:noVBand="1"/>
+        <w:tblLook w:val="0000" w:firstRow="0" w:lastRow="0" w:firstColumn="0" w:lastColumn="0" w:noHBand="0" w:noVBand="0"/>
       </w:tblPr>
       <w:tblGrid>
         <w:gridCol w:w="896"/>
@@ -42365,7 +43080,6 @@
                 <w:sz w:val="19"/>
                 <w:szCs w:val="19"/>
               </w:rPr>
-              <w:lastRenderedPageBreak/>
               <w:t>GET</w:t>
             </w:r>
           </w:p>
@@ -43503,7 +44217,7 @@
       <w:pPr>
         <w:pStyle w:val="Heading2"/>
       </w:pPr>
-      <w:bookmarkStart w:id="67" w:name="_Toc243679888"/>
+      <w:bookmarkStart w:id="67" w:name="_Toc243693366"/>
       <w:r>
         <w:t>13.26  Tree</w:t>
       </w:r>
@@ -43525,7 +44239,7 @@
           <w:left w:w="10" w:type="dxa"/>
           <w:right w:w="10" w:type="dxa"/>
         </w:tblCellMar>
-        <w:tblLook w:val="04A0" w:firstRow="1" w:lastRow="0" w:firstColumn="1" w:lastColumn="0" w:noHBand="0" w:noVBand="1"/>
+        <w:tblLook w:val="0000" w:firstRow="0" w:lastRow="0" w:firstColumn="0" w:lastColumn="0" w:noHBand="0" w:noVBand="0"/>
       </w:tblPr>
       <w:tblGrid>
         <w:gridCol w:w="896"/>
@@ -44396,8 +45110,9 @@
       <w:pPr>
         <w:pStyle w:val="Heading2"/>
       </w:pPr>
-      <w:bookmarkStart w:id="68" w:name="_Toc243679889"/>
-      <w:r>
+      <w:bookmarkStart w:id="68" w:name="_Toc243693367"/>
+      <w:r>
+        <w:lastRenderedPageBreak/>
         <w:t>13.27  Trip</w:t>
       </w:r>
       <w:bookmarkEnd w:id="68"/>
@@ -44418,7 +45133,7 @@
           <w:left w:w="10" w:type="dxa"/>
           <w:right w:w="10" w:type="dxa"/>
         </w:tblCellMar>
-        <w:tblLook w:val="04A0" w:firstRow="1" w:lastRow="0" w:firstColumn="1" w:lastColumn="0" w:noHBand="0" w:noVBand="1"/>
+        <w:tblLook w:val="0000" w:firstRow="0" w:lastRow="0" w:firstColumn="0" w:lastColumn="0" w:noHBand="0" w:noVBand="0"/>
       </w:tblPr>
       <w:tblGrid>
         <w:gridCol w:w="896"/>
@@ -45205,7 +45920,6 @@
                 <w:sz w:val="19"/>
                 <w:szCs w:val="19"/>
               </w:rPr>
-              <w:lastRenderedPageBreak/>
               <w:t>PATCH</w:t>
             </w:r>
           </w:p>
@@ -45710,7 +46424,7 @@
       <w:pPr>
         <w:pStyle w:val="Heading2"/>
       </w:pPr>
-      <w:bookmarkStart w:id="69" w:name="_Toc243679890"/>
+      <w:bookmarkStart w:id="69" w:name="_Toc243693368"/>
       <w:r>
         <w:t>13.28  User</w:t>
       </w:r>
@@ -45732,7 +46446,7 @@
           <w:left w:w="10" w:type="dxa"/>
           <w:right w:w="10" w:type="dxa"/>
         </w:tblCellMar>
-        <w:tblLook w:val="04A0" w:firstRow="1" w:lastRow="0" w:firstColumn="1" w:lastColumn="0" w:noHBand="0" w:noVBand="1"/>
+        <w:tblLook w:val="0000" w:firstRow="0" w:lastRow="0" w:firstColumn="0" w:lastColumn="0" w:noHBand="0" w:noVBand="0"/>
       </w:tblPr>
       <w:tblGrid>
         <w:gridCol w:w="896"/>
@@ -46593,6 +47307,113 @@
           </w:p>
         </w:tc>
       </w:tr>
+      <w:tr>
+        <w:tblPrEx>
+          <w:tblCellMar>
+            <w:top w:w="0" w:type="dxa"/>
+            <w:bottom w:w="0" w:type="dxa"/>
+          </w:tblCellMar>
+        </w:tblPrEx>
+        <w:trPr>
+          <w:cantSplit/>
+        </w:trPr>
+        <w:tc>
+          <w:tcPr>
+            <w:tcW w:w="896" w:type="dxa"/>
+            <w:shd w:val="clear" w:color="auto" w:fill="F4F5F3"/>
+            <w:tcMar>
+              <w:top w:w="50" w:type="dxa"/>
+              <w:left w:w="90" w:type="dxa"/>
+              <w:bottom w:w="50" w:type="dxa"/>
+              <w:right w:w="90" w:type="dxa"/>
+            </w:tcMar>
+          </w:tcPr>
+          <w:p>
+            <w:pPr>
+              <w:spacing w:after="20" w:line="252" w:lineRule="auto"/>
+            </w:pPr>
+            <w:r>
+              <w:rPr>
+                <w:sz w:val="19"/>
+                <w:szCs w:val="19"/>
+              </w:rPr>
+              <w:t>POST</w:t>
+            </w:r>
+          </w:p>
+        </w:tc>
+        <w:tc>
+          <w:tcPr>
+            <w:tcW w:w="3474" w:type="dxa"/>
+            <w:shd w:val="clear" w:color="auto" w:fill="F4F5F3"/>
+            <w:tcMar>
+              <w:top w:w="50" w:type="dxa"/>
+              <w:left w:w="90" w:type="dxa"/>
+              <w:bottom w:w="50" w:type="dxa"/>
+              <w:right w:w="90" w:type="dxa"/>
+            </w:tcMar>
+          </w:tcPr>
+          <w:p>
+            <w:pPr>
+              <w:spacing w:after="20" w:line="252" w:lineRule="auto"/>
+            </w:pPr>
+            <w:r>
+              <w:rPr>
+                <w:sz w:val="19"/>
+                <w:szCs w:val="19"/>
+              </w:rPr>
+              <w:t>/api/users/{userId}/reset-password</w:t>
+            </w:r>
+          </w:p>
+        </w:tc>
+        <w:tc>
+          <w:tcPr>
+            <w:tcW w:w="3362" w:type="dxa"/>
+            <w:shd w:val="clear" w:color="auto" w:fill="F4F5F3"/>
+            <w:tcMar>
+              <w:top w:w="50" w:type="dxa"/>
+              <w:left w:w="90" w:type="dxa"/>
+              <w:bottom w:w="50" w:type="dxa"/>
+              <w:right w:w="90" w:type="dxa"/>
+            </w:tcMar>
+          </w:tcPr>
+          <w:p>
+            <w:pPr>
+              <w:spacing w:after="20" w:line="252" w:lineRule="auto"/>
+            </w:pPr>
+            <w:r>
+              <w:rPr>
+                <w:sz w:val="19"/>
+                <w:szCs w:val="19"/>
+              </w:rPr>
+              <w:t>Reset an account's password to a temporary one, shown once to the admin, which must be changed at the next sign-in (only the SuperAdmin resets an Admin).</w:t>
+            </w:r>
+          </w:p>
+        </w:tc>
+        <w:tc>
+          <w:tcPr>
+            <w:tcW w:w="1906" w:type="dxa"/>
+            <w:shd w:val="clear" w:color="auto" w:fill="F4F5F3"/>
+            <w:tcMar>
+              <w:top w:w="50" w:type="dxa"/>
+              <w:left w:w="90" w:type="dxa"/>
+              <w:bottom w:w="50" w:type="dxa"/>
+              <w:right w:w="90" w:type="dxa"/>
+            </w:tcMar>
+          </w:tcPr>
+          <w:p>
+            <w:pPr>
+              <w:spacing w:after="20" w:line="252" w:lineRule="auto"/>
+            </w:pPr>
+            <w:r>
+              <w:rPr>
+                <w:sz w:val="19"/>
+                <w:szCs w:val="19"/>
+              </w:rPr>
+              <w:t>Signed-in token, admin enforced</w:t>
+            </w:r>
+          </w:p>
+        </w:tc>
+      </w:tr>
     </w:tbl>
     <w:p>
       <w:pPr>
@@ -46603,7 +47424,7 @@
       <w:pPr>
         <w:pStyle w:val="Heading2"/>
       </w:pPr>
-      <w:bookmarkStart w:id="70" w:name="_Toc243679891"/>
+      <w:bookmarkStart w:id="70" w:name="_Toc243693369"/>
       <w:r>
         <w:t>13.29  Vehicle</w:t>
       </w:r>
@@ -46625,7 +47446,7 @@
           <w:left w:w="10" w:type="dxa"/>
           <w:right w:w="10" w:type="dxa"/>
         </w:tblCellMar>
-        <w:tblLook w:val="04A0" w:firstRow="1" w:lastRow="0" w:firstColumn="1" w:lastColumn="0" w:noHBand="0" w:noVBand="1"/>
+        <w:tblLook w:val="0000" w:firstRow="0" w:lastRow="0" w:firstColumn="0" w:lastColumn="0" w:noHBand="0" w:noVBand="0"/>
       </w:tblPr>
       <w:tblGrid>
         <w:gridCol w:w="896"/>
@@ -46886,6 +47707,7 @@
                 <w:sz w:val="19"/>
                 <w:szCs w:val="19"/>
               </w:rPr>
+              <w:lastRenderedPageBreak/>
               <w:t>GET</w:t>
             </w:r>
           </w:p>
@@ -47169,6 +47991,376 @@
                 <w:szCs w:val="19"/>
               </w:rPr>
               <w:t>Called by the servers</w:t>
+            </w:r>
+          </w:p>
+        </w:tc>
+      </w:tr>
+    </w:tbl>
+    <w:p>
+      <w:pPr>
+        <w:spacing w:after="120"/>
+      </w:pPr>
+    </w:p>
+    <w:p>
+      <w:pPr>
+        <w:pStyle w:val="Heading2"/>
+      </w:pPr>
+      <w:bookmarkStart w:id="71" w:name="_Toc243693370"/>
+      <w:r>
+        <w:t>13.30  Settings</w:t>
+      </w:r>
+      <w:bookmarkEnd w:id="71"/>
+    </w:p>
+    <w:tbl>
+      <w:tblPr>
+        <w:tblW w:w="9638" w:type="dxa"/>
+        <w:tblBorders>
+          <w:top w:val="single" w:sz="4" w:space="0" w:color="C9D2CC"/>
+          <w:left w:val="single" w:sz="4" w:space="0" w:color="C9D2CC"/>
+          <w:bottom w:val="single" w:sz="4" w:space="0" w:color="C9D2CC"/>
+          <w:right w:val="single" w:sz="4" w:space="0" w:color="C9D2CC"/>
+          <w:insideH w:val="single" w:sz="4" w:space="0" w:color="C9D2CC"/>
+          <w:insideV w:val="single" w:sz="4" w:space="0" w:color="C9D2CC"/>
+        </w:tblBorders>
+        <w:tblLayout w:type="fixed"/>
+        <w:tblCellMar>
+          <w:left w:w="10" w:type="dxa"/>
+          <w:right w:w="10" w:type="dxa"/>
+        </w:tblCellMar>
+        <w:tblLook w:val="0000" w:firstRow="0" w:lastRow="0" w:firstColumn="0" w:lastColumn="0" w:noHBand="0" w:noVBand="0"/>
+      </w:tblPr>
+      <w:tblGrid>
+        <w:gridCol w:w="896"/>
+        <w:gridCol w:w="3474"/>
+        <w:gridCol w:w="3362"/>
+        <w:gridCol w:w="1906"/>
+      </w:tblGrid>
+      <w:tr>
+        <w:tblPrEx>
+          <w:tblCellMar>
+            <w:top w:w="0" w:type="dxa"/>
+            <w:bottom w:w="0" w:type="dxa"/>
+          </w:tblCellMar>
+        </w:tblPrEx>
+        <w:trPr>
+          <w:cantSplit/>
+          <w:tblHeader/>
+        </w:trPr>
+        <w:tc>
+          <w:tcPr>
+            <w:tcW w:w="896" w:type="dxa"/>
+            <w:shd w:val="clear" w:color="auto" w:fill="1F4D3A"/>
+            <w:tcMar>
+              <w:top w:w="50" w:type="dxa"/>
+              <w:left w:w="90" w:type="dxa"/>
+              <w:bottom w:w="50" w:type="dxa"/>
+              <w:right w:w="90" w:type="dxa"/>
+            </w:tcMar>
+          </w:tcPr>
+          <w:p>
+            <w:pPr>
+              <w:spacing w:after="20" w:line="252" w:lineRule="auto"/>
+            </w:pPr>
+            <w:r>
+              <w:rPr>
+                <w:b/>
+                <w:bCs/>
+                <w:color w:val="FFFFFF"/>
+                <w:sz w:val="19"/>
+                <w:szCs w:val="19"/>
+              </w:rPr>
+              <w:t>Method</w:t>
+            </w:r>
+          </w:p>
+        </w:tc>
+        <w:tc>
+          <w:tcPr>
+            <w:tcW w:w="3474" w:type="dxa"/>
+            <w:shd w:val="clear" w:color="auto" w:fill="1F4D3A"/>
+            <w:tcMar>
+              <w:top w:w="50" w:type="dxa"/>
+              <w:left w:w="90" w:type="dxa"/>
+              <w:bottom w:w="50" w:type="dxa"/>
+              <w:right w:w="90" w:type="dxa"/>
+            </w:tcMar>
+          </w:tcPr>
+          <w:p>
+            <w:pPr>
+              <w:spacing w:after="20" w:line="252" w:lineRule="auto"/>
+            </w:pPr>
+            <w:r>
+              <w:rPr>
+                <w:b/>
+                <w:bCs/>
+                <w:color w:val="FFFFFF"/>
+                <w:sz w:val="19"/>
+                <w:szCs w:val="19"/>
+              </w:rPr>
+              <w:t>Path</w:t>
+            </w:r>
+          </w:p>
+        </w:tc>
+        <w:tc>
+          <w:tcPr>
+            <w:tcW w:w="3362" w:type="dxa"/>
+            <w:shd w:val="clear" w:color="auto" w:fill="1F4D3A"/>
+            <w:tcMar>
+              <w:top w:w="50" w:type="dxa"/>
+              <w:left w:w="90" w:type="dxa"/>
+              <w:bottom w:w="50" w:type="dxa"/>
+              <w:right w:w="90" w:type="dxa"/>
+            </w:tcMar>
+          </w:tcPr>
+          <w:p>
+            <w:pPr>
+              <w:spacing w:after="20" w:line="252" w:lineRule="auto"/>
+            </w:pPr>
+            <w:r>
+              <w:rPr>
+                <w:b/>
+                <w:bCs/>
+                <w:color w:val="FFFFFF"/>
+                <w:sz w:val="19"/>
+                <w:szCs w:val="19"/>
+              </w:rPr>
+              <w:t>Purpose</w:t>
+            </w:r>
+          </w:p>
+        </w:tc>
+        <w:tc>
+          <w:tcPr>
+            <w:tcW w:w="1906" w:type="dxa"/>
+            <w:shd w:val="clear" w:color="auto" w:fill="1F4D3A"/>
+            <w:tcMar>
+              <w:top w:w="50" w:type="dxa"/>
+              <w:left w:w="90" w:type="dxa"/>
+              <w:bottom w:w="50" w:type="dxa"/>
+              <w:right w:w="90" w:type="dxa"/>
+            </w:tcMar>
+          </w:tcPr>
+          <w:p>
+            <w:pPr>
+              <w:spacing w:after="20" w:line="252" w:lineRule="auto"/>
+            </w:pPr>
+            <w:r>
+              <w:rPr>
+                <w:b/>
+                <w:bCs/>
+                <w:color w:val="FFFFFF"/>
+                <w:sz w:val="19"/>
+                <w:szCs w:val="19"/>
+              </w:rPr>
+              <w:t>Caller identity</w:t>
+            </w:r>
+          </w:p>
+        </w:tc>
+      </w:tr>
+      <w:tr>
+        <w:tblPrEx>
+          <w:tblCellMar>
+            <w:top w:w="0" w:type="dxa"/>
+            <w:bottom w:w="0" w:type="dxa"/>
+          </w:tblCellMar>
+        </w:tblPrEx>
+        <w:trPr>
+          <w:cantSplit/>
+        </w:trPr>
+        <w:tc>
+          <w:tcPr>
+            <w:tcW w:w="896" w:type="dxa"/>
+            <w:tcMar>
+              <w:top w:w="50" w:type="dxa"/>
+              <w:left w:w="90" w:type="dxa"/>
+              <w:bottom w:w="50" w:type="dxa"/>
+              <w:right w:w="90" w:type="dxa"/>
+            </w:tcMar>
+          </w:tcPr>
+          <w:p>
+            <w:pPr>
+              <w:spacing w:after="20" w:line="252" w:lineRule="auto"/>
+            </w:pPr>
+            <w:r>
+              <w:rPr>
+                <w:sz w:val="19"/>
+                <w:szCs w:val="19"/>
+              </w:rPr>
+              <w:t>GET</w:t>
+            </w:r>
+          </w:p>
+        </w:tc>
+        <w:tc>
+          <w:tcPr>
+            <w:tcW w:w="3474" w:type="dxa"/>
+            <w:tcMar>
+              <w:top w:w="50" w:type="dxa"/>
+              <w:left w:w="90" w:type="dxa"/>
+              <w:bottom w:w="50" w:type="dxa"/>
+              <w:right w:w="90" w:type="dxa"/>
+            </w:tcMar>
+          </w:tcPr>
+          <w:p>
+            <w:pPr>
+              <w:spacing w:after="20" w:line="252" w:lineRule="auto"/>
+            </w:pPr>
+            <w:r>
+              <w:rPr>
+                <w:sz w:val="19"/>
+                <w:szCs w:val="19"/>
+              </w:rPr>
+              <w:t>/api/settings/idle-lock</w:t>
+            </w:r>
+          </w:p>
+        </w:tc>
+        <w:tc>
+          <w:tcPr>
+            <w:tcW w:w="3362" w:type="dxa"/>
+            <w:tcMar>
+              <w:top w:w="50" w:type="dxa"/>
+              <w:left w:w="90" w:type="dxa"/>
+              <w:bottom w:w="50" w:type="dxa"/>
+              <w:right w:w="90" w:type="dxa"/>
+            </w:tcMar>
+          </w:tcPr>
+          <w:p>
+            <w:pPr>
+              <w:spacing w:after="20" w:line="252" w:lineRule="auto"/>
+            </w:pPr>
+            <w:r>
+              <w:rPr>
+                <w:sz w:val="19"/>
+                <w:szCs w:val="19"/>
+              </w:rPr>
+              <w:t>The idle lock's minutes (the phone and desktop apps lock after that long untouched).</w:t>
+            </w:r>
+          </w:p>
+        </w:tc>
+        <w:tc>
+          <w:tcPr>
+            <w:tcW w:w="1906" w:type="dxa"/>
+            <w:tcMar>
+              <w:top w:w="50" w:type="dxa"/>
+              <w:left w:w="90" w:type="dxa"/>
+              <w:bottom w:w="50" w:type="dxa"/>
+              <w:right w:w="90" w:type="dxa"/>
+            </w:tcMar>
+          </w:tcPr>
+          <w:p>
+            <w:pPr>
+              <w:spacing w:after="20" w:line="252" w:lineRule="auto"/>
+            </w:pPr>
+            <w:r>
+              <w:rPr>
+                <w:sz w:val="19"/>
+                <w:szCs w:val="19"/>
+              </w:rPr>
+              <w:t>Signed-in token</w:t>
+            </w:r>
+          </w:p>
+        </w:tc>
+      </w:tr>
+      <w:tr>
+        <w:tblPrEx>
+          <w:tblCellMar>
+            <w:top w:w="0" w:type="dxa"/>
+            <w:bottom w:w="0" w:type="dxa"/>
+          </w:tblCellMar>
+        </w:tblPrEx>
+        <w:trPr>
+          <w:cantSplit/>
+        </w:trPr>
+        <w:tc>
+          <w:tcPr>
+            <w:tcW w:w="896" w:type="dxa"/>
+            <w:shd w:val="clear" w:color="auto" w:fill="F4F5F3"/>
+            <w:tcMar>
+              <w:top w:w="50" w:type="dxa"/>
+              <w:left w:w="90" w:type="dxa"/>
+              <w:bottom w:w="50" w:type="dxa"/>
+              <w:right w:w="90" w:type="dxa"/>
+            </w:tcMar>
+          </w:tcPr>
+          <w:p>
+            <w:pPr>
+              <w:spacing w:after="20" w:line="252" w:lineRule="auto"/>
+            </w:pPr>
+            <w:r>
+              <w:rPr>
+                <w:sz w:val="19"/>
+                <w:szCs w:val="19"/>
+              </w:rPr>
+              <w:t>PUT</w:t>
+            </w:r>
+          </w:p>
+        </w:tc>
+        <w:tc>
+          <w:tcPr>
+            <w:tcW w:w="3474" w:type="dxa"/>
+            <w:shd w:val="clear" w:color="auto" w:fill="F4F5F3"/>
+            <w:tcMar>
+              <w:top w:w="50" w:type="dxa"/>
+              <w:left w:w="90" w:type="dxa"/>
+              <w:bottom w:w="50" w:type="dxa"/>
+              <w:right w:w="90" w:type="dxa"/>
+            </w:tcMar>
+          </w:tcPr>
+          <w:p>
+            <w:pPr>
+              <w:spacing w:after="20" w:line="252" w:lineRule="auto"/>
+            </w:pPr>
+            <w:r>
+              <w:rPr>
+                <w:sz w:val="19"/>
+                <w:szCs w:val="19"/>
+              </w:rPr>
+              <w:t>/api/settings/idle-lock</w:t>
+            </w:r>
+          </w:p>
+        </w:tc>
+        <w:tc>
+          <w:tcPr>
+            <w:tcW w:w="3362" w:type="dxa"/>
+            <w:shd w:val="clear" w:color="auto" w:fill="F4F5F3"/>
+            <w:tcMar>
+              <w:top w:w="50" w:type="dxa"/>
+              <w:left w:w="90" w:type="dxa"/>
+              <w:bottom w:w="50" w:type="dxa"/>
+              <w:right w:w="90" w:type="dxa"/>
+            </w:tcMar>
+          </w:tcPr>
+          <w:p>
+            <w:pPr>
+              <w:spacing w:after="20" w:line="252" w:lineRule="auto"/>
+            </w:pPr>
+            <w:r>
+              <w:rPr>
+                <w:sz w:val="19"/>
+                <w:szCs w:val="19"/>
+              </w:rPr>
+              <w:t>Set the idle lock's minutes, 5 to 120 (SuperAdmin).</w:t>
+            </w:r>
+          </w:p>
+        </w:tc>
+        <w:tc>
+          <w:tcPr>
+            <w:tcW w:w="1906" w:type="dxa"/>
+            <w:shd w:val="clear" w:color="auto" w:fill="F4F5F3"/>
+            <w:tcMar>
+              <w:top w:w="50" w:type="dxa"/>
+              <w:left w:w="90" w:type="dxa"/>
+              <w:bottom w:w="50" w:type="dxa"/>
+              <w:right w:w="90" w:type="dxa"/>
+            </w:tcMar>
+          </w:tcPr>
+          <w:p>
+            <w:pPr>
+              <w:spacing w:after="20" w:line="252" w:lineRule="auto"/>
+            </w:pPr>
+            <w:r>
+              <w:rPr>
+                <w:sz w:val="19"/>
+                <w:szCs w:val="19"/>
+              </w:rPr>
+              <w:t>Signed-in token, SuperAdmin enforced</w:t>
             </w:r>
           </w:p>
         </w:tc>
@@ -47271,7 +48463,7 @@
         <w:sz w:val="16"/>
         <w:szCs w:val="16"/>
       </w:rPr>
-      <w:t>46</w:t>
+      <w:t>47</w:t>
     </w:r>
     <w:r>
       <w:rPr>
@@ -47320,7 +48512,7 @@
         <w:sz w:val="16"/>
         <w:szCs w:val="16"/>
       </w:rPr>
-      <w:t>46</w:t>
+      <w:t>47</w:t>
     </w:r>
     <w:r>
       <w:rPr>
@@ -47404,10 +48596,10 @@
 <file path=word/numbering.xml><?xml version="1.0" encoding="utf-8"?>
 <w:numbering xmlns:wpc="http://schemas.microsoft.com/office/word/2010/wordprocessingCanvas" xmlns:cx="http://schemas.microsoft.com/office/drawing/2014/chartex" xmlns:cx1="http://schemas.microsoft.com/office/drawing/2015/9/8/chartex" xmlns:mc="http://schemas.openxmlformats.org/markup-compatibility/2006" xmlns:o="urn:schemas-microsoft-com:office:office" xmlns:r="http://schemas.openxmlformats.org/officeDocument/2006/relationships" xmlns:m="http://schemas.openxmlformats.org/officeDocument/2006/math" xmlns:v="urn:schemas-microsoft-com:vml" xmlns:wp14="http://schemas.microsoft.com/office/word/2010/wordprocessingDrawing" xmlns:wp="http://schemas.openxmlformats.org/drawingml/2006/wordprocessingDrawing" xmlns:w10="urn:schemas-microsoft-com:office:word" xmlns:w="http://schemas.openxmlformats.org/wordprocessingml/2006/main" xmlns:w14="http://schemas.microsoft.com/office/word/2010/wordml" xmlns:w15="http://schemas.microsoft.com/office/word/2012/wordml" xmlns:w16se="http://schemas.microsoft.com/office/word/2015/wordml/symex" xmlns:wpg="http://schemas.microsoft.com/office/word/2010/wordprocessingGroup" xmlns:wpi="http://schemas.microsoft.com/office/word/2010/wordprocessingInk" xmlns:wne="http://schemas.microsoft.com/office/word/2006/wordml" xmlns:wps="http://schemas.microsoft.com/office/word/2010/wordprocessingShape" mc:Ignorable="w14 w15 w16se wp14">
   <w:abstractNum w:abstractNumId="0" w15:restartNumberingAfterBreak="0">
-    <w:nsid w:val="04DC2C11"/>
+    <w:nsid w:val="18F94622"/>
     <w:multiLevelType w:val="hybridMultilevel"/>
-    <w:tmpl w:val="9C28412A"/>
-    <w:lvl w:ilvl="0" w:tplc="6CD0DCF0">
+    <w:tmpl w:val="7C10193E"/>
+    <w:lvl w:ilvl="0" w:tplc="CEAE78C8">
       <w:start w:val="1"/>
       <w:numFmt w:val="decimal"/>
       <w:lvlText w:val="%1."/>
@@ -47416,7 +48608,7 @@
         <w:ind w:left="540" w:hanging="300"/>
       </w:pPr>
     </w:lvl>
-    <w:lvl w:ilvl="1" w:tplc="78C21A6E" w:tentative="1">
+    <w:lvl w:ilvl="1" w:tplc="0C4AE84A" w:tentative="1">
       <w:start w:val="1"/>
       <w:numFmt w:val="lowerLetter"/>
       <w:lvlText w:val="%2."/>
@@ -47425,7 +48617,7 @@
         <w:ind w:left="940" w:hanging="300"/>
       </w:pPr>
     </w:lvl>
-    <w:lvl w:ilvl="2" w:tplc="69067FE4" w:tentative="1">
+    <w:lvl w:ilvl="2" w:tplc="2168E2E0" w:tentative="1">
       <w:start w:val="1"/>
       <w:numFmt w:val="lowerRoman"/>
       <w:lvlText w:val="%3."/>
@@ -47434,42 +48626,104 @@
         <w:ind w:left="1340" w:hanging="300"/>
       </w:pPr>
     </w:lvl>
-    <w:lvl w:ilvl="3" w:tplc="E16C6616">
+    <w:lvl w:ilvl="3" w:tplc="66DA13D2">
       <w:numFmt w:val="decimal"/>
       <w:lvlText w:val=""/>
       <w:lvlJc w:val="left"/>
     </w:lvl>
-    <w:lvl w:ilvl="4" w:tplc="EE46BC4A">
+    <w:lvl w:ilvl="4" w:tplc="B9C4051A">
       <w:numFmt w:val="decimal"/>
       <w:lvlText w:val=""/>
       <w:lvlJc w:val="left"/>
     </w:lvl>
-    <w:lvl w:ilvl="5" w:tplc="F41C61E0">
+    <w:lvl w:ilvl="5" w:tplc="20CA3618">
       <w:numFmt w:val="decimal"/>
       <w:lvlText w:val=""/>
       <w:lvlJc w:val="left"/>
     </w:lvl>
-    <w:lvl w:ilvl="6" w:tplc="5ED46BEE">
+    <w:lvl w:ilvl="6" w:tplc="9F564216">
       <w:numFmt w:val="decimal"/>
       <w:lvlText w:val=""/>
       <w:lvlJc w:val="left"/>
     </w:lvl>
-    <w:lvl w:ilvl="7" w:tplc="FC7842EA">
+    <w:lvl w:ilvl="7" w:tplc="B8923B1E">
       <w:numFmt w:val="decimal"/>
       <w:lvlText w:val=""/>
       <w:lvlJc w:val="left"/>
     </w:lvl>
-    <w:lvl w:ilvl="8" w:tplc="67F8ED10">
+    <w:lvl w:ilvl="8" w:tplc="485C56BC">
       <w:numFmt w:val="decimal"/>
       <w:lvlText w:val=""/>
       <w:lvlJc w:val="left"/>
     </w:lvl>
   </w:abstractNum>
   <w:abstractNum w:abstractNumId="1" w15:restartNumberingAfterBreak="0">
-    <w:nsid w:val="17682BAA"/>
+    <w:nsid w:val="2FD94D65"/>
     <w:multiLevelType w:val="hybridMultilevel"/>
-    <w:tmpl w:val="BD726B22"/>
-    <w:lvl w:ilvl="0" w:tplc="69AA3290" w:tentative="1">
+    <w:tmpl w:val="C036546C"/>
+    <w:lvl w:ilvl="0" w:tplc="160E7B28">
+      <w:start w:val="1"/>
+      <w:numFmt w:val="bullet"/>
+      <w:lvlText w:val="•"/>
+      <w:lvlJc w:val="left"/>
+      <w:pPr>
+        <w:ind w:left="540" w:hanging="300"/>
+      </w:pPr>
+    </w:lvl>
+    <w:lvl w:ilvl="1" w:tplc="2558F414" w:tentative="1">
+      <w:start w:val="1"/>
+      <w:numFmt w:val="bullet"/>
+      <w:lvlText w:val="–"/>
+      <w:lvlJc w:val="left"/>
+      <w:pPr>
+        <w:ind w:left="940" w:hanging="300"/>
+      </w:pPr>
+    </w:lvl>
+    <w:lvl w:ilvl="2" w:tplc="3864B8CE" w:tentative="1">
+      <w:start w:val="1"/>
+      <w:numFmt w:val="bullet"/>
+      <w:lvlText w:val="◦"/>
+      <w:lvlJc w:val="left"/>
+      <w:pPr>
+        <w:ind w:left="1340" w:hanging="300"/>
+      </w:pPr>
+    </w:lvl>
+    <w:lvl w:ilvl="3" w:tplc="6C8EF1FA">
+      <w:numFmt w:val="decimal"/>
+      <w:lvlText w:val=""/>
+      <w:lvlJc w:val="left"/>
+    </w:lvl>
+    <w:lvl w:ilvl="4" w:tplc="A092713E">
+      <w:numFmt w:val="decimal"/>
+      <w:lvlText w:val=""/>
+      <w:lvlJc w:val="left"/>
+    </w:lvl>
+    <w:lvl w:ilvl="5" w:tplc="F386E5A8">
+      <w:numFmt w:val="decimal"/>
+      <w:lvlText w:val=""/>
+      <w:lvlJc w:val="left"/>
+    </w:lvl>
+    <w:lvl w:ilvl="6" w:tplc="EFBC8366">
+      <w:numFmt w:val="decimal"/>
+      <w:lvlText w:val=""/>
+      <w:lvlJc w:val="left"/>
+    </w:lvl>
+    <w:lvl w:ilvl="7" w:tplc="548E316C">
+      <w:numFmt w:val="decimal"/>
+      <w:lvlText w:val=""/>
+      <w:lvlJc w:val="left"/>
+    </w:lvl>
+    <w:lvl w:ilvl="8" w:tplc="469EAD92">
+      <w:numFmt w:val="decimal"/>
+      <w:lvlText w:val=""/>
+      <w:lvlJc w:val="left"/>
+    </w:lvl>
+  </w:abstractNum>
+  <w:abstractNum w:abstractNumId="2" w15:restartNumberingAfterBreak="0">
+    <w:nsid w:val="32326370"/>
+    <w:multiLevelType w:val="hybridMultilevel"/>
+    <w:tmpl w:val="35C678AC"/>
+    <w:lvl w:ilvl="0" w:tplc="C5C6C154" w:tentative="1">
       <w:start w:val="1"/>
       <w:numFmt w:val="bullet"/>
       <w:lvlText w:val="●"/>
@@ -47478,7 +48732,7 @@
         <w:ind w:left="720" w:hanging="360"/>
       </w:pPr>
     </w:lvl>
-    <w:lvl w:ilvl="1" w:tplc="250EE13C" w:tentative="1">
+    <w:lvl w:ilvl="1" w:tplc="352E8AD4" w:tentative="1">
       <w:start w:val="1"/>
       <w:numFmt w:val="bullet"/>
       <w:lvlText w:val="○"/>
@@ -47487,7 +48741,7 @@
         <w:ind w:left="1440" w:hanging="360"/>
       </w:pPr>
     </w:lvl>
-    <w:lvl w:ilvl="2" w:tplc="3998C6D2" w:tentative="1">
+    <w:lvl w:ilvl="2" w:tplc="8E8898A6" w:tentative="1">
       <w:start w:val="1"/>
       <w:numFmt w:val="bullet"/>
       <w:lvlText w:val="■"/>
@@ -47496,7 +48750,7 @@
         <w:ind w:left="2160" w:hanging="360"/>
       </w:pPr>
     </w:lvl>
-    <w:lvl w:ilvl="3" w:tplc="1A38478E" w:tentative="1">
+    <w:lvl w:ilvl="3" w:tplc="BC00CCB8" w:tentative="1">
       <w:start w:val="1"/>
       <w:numFmt w:val="bullet"/>
       <w:lvlText w:val="●"/>
@@ -47505,7 +48759,7 @@
         <w:ind w:left="2880" w:hanging="360"/>
       </w:pPr>
     </w:lvl>
-    <w:lvl w:ilvl="4" w:tplc="97840F72" w:tentative="1">
+    <w:lvl w:ilvl="4" w:tplc="2BACE1D0" w:tentative="1">
       <w:start w:val="1"/>
       <w:numFmt w:val="bullet"/>
       <w:lvlText w:val="○"/>
@@ -47514,7 +48768,7 @@
         <w:ind w:left="3600" w:hanging="360"/>
       </w:pPr>
     </w:lvl>
-    <w:lvl w:ilvl="5" w:tplc="E2B0F696" w:tentative="1">
+    <w:lvl w:ilvl="5" w:tplc="993409C8" w:tentative="1">
       <w:start w:val="1"/>
       <w:numFmt w:val="bullet"/>
       <w:lvlText w:val="■"/>
@@ -47523,7 +48777,7 @@
         <w:ind w:left="4320" w:hanging="360"/>
       </w:pPr>
     </w:lvl>
-    <w:lvl w:ilvl="6" w:tplc="981AA2B8" w:tentative="1">
+    <w:lvl w:ilvl="6" w:tplc="9BCA161A" w:tentative="1">
       <w:start w:val="1"/>
       <w:numFmt w:val="bullet"/>
       <w:lvlText w:val="●"/>
@@ -47532,7 +48786,7 @@
         <w:ind w:left="5040" w:hanging="360"/>
       </w:pPr>
     </w:lvl>
-    <w:lvl w:ilvl="7" w:tplc="09A2DA36" w:tentative="1">
+    <w:lvl w:ilvl="7" w:tplc="55E8F5F2" w:tentative="1">
       <w:start w:val="1"/>
       <w:numFmt w:val="bullet"/>
       <w:lvlText w:val="●"/>
@@ -47541,7 +48795,7 @@
         <w:ind w:left="5760" w:hanging="360"/>
       </w:pPr>
     </w:lvl>
-    <w:lvl w:ilvl="8" w:tplc="EFB0F926" w:tentative="1">
+    <w:lvl w:ilvl="8" w:tplc="F5CAD9D6" w:tentative="1">
       <w:start w:val="1"/>
       <w:numFmt w:val="bullet"/>
       <w:lvlText w:val="●"/>
@@ -47551,76 +48805,14 @@
       </w:pPr>
     </w:lvl>
   </w:abstractNum>
-  <w:abstractNum w:abstractNumId="2" w15:restartNumberingAfterBreak="0">
-    <w:nsid w:val="56067D7D"/>
-    <w:multiLevelType w:val="hybridMultilevel"/>
-    <w:tmpl w:val="F06AC6E8"/>
-    <w:lvl w:ilvl="0" w:tplc="50F8AF1C">
-      <w:start w:val="1"/>
-      <w:numFmt w:val="bullet"/>
-      <w:lvlText w:val="•"/>
-      <w:lvlJc w:val="left"/>
-      <w:pPr>
-        <w:ind w:left="540" w:hanging="300"/>
-      </w:pPr>
-    </w:lvl>
-    <w:lvl w:ilvl="1" w:tplc="38824FE8" w:tentative="1">
-      <w:start w:val="1"/>
-      <w:numFmt w:val="bullet"/>
-      <w:lvlText w:val="–"/>
-      <w:lvlJc w:val="left"/>
-      <w:pPr>
-        <w:ind w:left="940" w:hanging="300"/>
-      </w:pPr>
-    </w:lvl>
-    <w:lvl w:ilvl="2" w:tplc="F440D164" w:tentative="1">
-      <w:start w:val="1"/>
-      <w:numFmt w:val="bullet"/>
-      <w:lvlText w:val="◦"/>
-      <w:lvlJc w:val="left"/>
-      <w:pPr>
-        <w:ind w:left="1340" w:hanging="300"/>
-      </w:pPr>
-    </w:lvl>
-    <w:lvl w:ilvl="3" w:tplc="6838AA98">
-      <w:numFmt w:val="decimal"/>
-      <w:lvlText w:val=""/>
-      <w:lvlJc w:val="left"/>
-    </w:lvl>
-    <w:lvl w:ilvl="4" w:tplc="2A1018FA">
-      <w:numFmt w:val="decimal"/>
-      <w:lvlText w:val=""/>
-      <w:lvlJc w:val="left"/>
-    </w:lvl>
-    <w:lvl w:ilvl="5" w:tplc="78E2D3A4">
-      <w:numFmt w:val="decimal"/>
-      <w:lvlText w:val=""/>
-      <w:lvlJc w:val="left"/>
-    </w:lvl>
-    <w:lvl w:ilvl="6" w:tplc="FB58F858">
-      <w:numFmt w:val="decimal"/>
-      <w:lvlText w:val=""/>
-      <w:lvlJc w:val="left"/>
-    </w:lvl>
-    <w:lvl w:ilvl="7" w:tplc="EC701D2E">
-      <w:numFmt w:val="decimal"/>
-      <w:lvlText w:val=""/>
-      <w:lvlJc w:val="left"/>
-    </w:lvl>
-    <w:lvl w:ilvl="8" w:tplc="DE6A13C0">
-      <w:numFmt w:val="decimal"/>
-      <w:lvlText w:val=""/>
-      <w:lvlJc w:val="left"/>
-    </w:lvl>
-  </w:abstractNum>
   <w:num w:numId="1">
-    <w:abstractNumId w:val="1"/>
+    <w:abstractNumId w:val="2"/>
     <w:lvlOverride w:ilvl="0">
       <w:startOverride w:val="1"/>
     </w:lvlOverride>
   </w:num>
   <w:num w:numId="2">
-    <w:abstractNumId w:val="2"/>
+    <w:abstractNumId w:val="1"/>
     <w:lvlOverride w:ilvl="0">
       <w:startOverride w:val="1"/>
     </w:lvlOverride>
@@ -48255,7 +49447,7 @@
     <w:autoRedefine/>
     <w:uiPriority w:val="39"/>
     <w:unhideWhenUsed/>
-    <w:rsid w:val="00FD1DBB"/>
+    <w:rsid w:val="00ED5CED"/>
     <w:pPr>
       <w:spacing w:after="100"/>
     </w:pPr>
@@ -48267,7 +49459,7 @@
     <w:autoRedefine/>
     <w:uiPriority w:val="39"/>
     <w:unhideWhenUsed/>
-    <w:rsid w:val="00FD1DBB"/>
+    <w:rsid w:val="00ED5CED"/>
     <w:pPr>
       <w:spacing w:after="100"/>
       <w:ind w:left="210"/>

--- a/documentation/03 Backend/Backend Server.docx
+++ b/documentation/03 Backend/Backend Server.docx
@@ -80,7 +80,7 @@
           <w:left w:w="10" w:type="dxa"/>
           <w:right w:w="10" w:type="dxa"/>
         </w:tblCellMar>
-        <w:tblLook w:val="0000" w:firstRow="0" w:lastRow="0" w:firstColumn="0" w:lastColumn="0" w:noHBand="0" w:noVBand="0"/>
+        <w:tblLook w:val="04A0" w:firstRow="1" w:lastRow="0" w:firstColumn="1" w:lastColumn="0" w:noHBand="0" w:noVBand="1"/>
       </w:tblPr>
       <w:tblGrid>
         <w:gridCol w:w="2600"/>
@@ -421,7 +421,7 @@
           <w:sz w:val="20"/>
           <w:szCs w:val="20"/>
         </w:rPr>
-        <w:t>ll list of its 179 endpoints.</w:t>
+        <w:t>ll list of its 182 endpoints.</w:t>
       </w:r>
     </w:p>
     <w:p>
@@ -461,7 +461,7 @@
           <w:left w:w="10" w:type="dxa"/>
           <w:right w:w="10" w:type="dxa"/>
         </w:tblCellMar>
-        <w:tblLook w:val="0000" w:firstRow="0" w:lastRow="0" w:firstColumn="0" w:lastColumn="0" w:noHBand="0" w:noVBand="0"/>
+        <w:tblLook w:val="04A0" w:firstRow="1" w:lastRow="0" w:firstColumn="1" w:lastColumn="0" w:noHBand="0" w:noVBand="1"/>
       </w:tblPr>
       <w:tblGrid>
         <w:gridCol w:w="1300"/>
@@ -1251,14 +1251,7 @@
                 <w:sz w:val="19"/>
                 <w:szCs w:val="19"/>
               </w:rPr>
-              <w:t>Website payments list with M-Pesa receipts (GET /api/</w:t>
-            </w:r>
-            <w:r>
-              <w:rPr>
-                <w:sz w:val="19"/>
-                <w:szCs w:val="19"/>
-              </w:rPr>
-              <w:t>orders/payments, admin); receipts stored in PRODUCT_PAYMENTS.Mpesa_Receipt.</w:t>
+              <w:t>Website payments list with M-Pesa receipts (GET /api/orders/payments, admin); receipts stored in PRODUCT_PAYMENTS.Mpesa_Receipt.</w:t>
             </w:r>
           </w:p>
         </w:tc>
@@ -1326,14 +1319,14 @@
                 <w:sz w:val="19"/>
                 <w:szCs w:val="19"/>
               </w:rPr>
-              <w:t>Phone numbers confirmed by an SMS code: PhoneVerificationService, SmsSender, four /api/auth phone endpoints, Africa's Talking (Airtel numbers for now); an unconfirmed customer's first order waits for it; the admin user list shows when a number was confirme</w:t>
-            </w:r>
-            <w:r>
-              <w:rPr>
-                <w:sz w:val="19"/>
-                <w:szCs w:val="19"/>
-              </w:rPr>
-              <w:t>d.</w:t>
+              <w:t>Phone numbers confirmed by an SMS code: PhoneVerificationService, SmsSender, four /api/auth phone endpoint</w:t>
+            </w:r>
+            <w:r>
+              <w:rPr>
+                <w:sz w:val="19"/>
+                <w:szCs w:val="19"/>
+              </w:rPr>
+              <w:t>s, Africa's Talking (Airtel numbers for now); an unconfirmed customer's first order waits for it; the admin user list shows when a number was confirmed.</w:t>
             </w:r>
           </w:p>
         </w:tc>
@@ -1401,7 +1394,14 @@
                 <w:sz w:val="19"/>
                 <w:szCs w:val="19"/>
               </w:rPr>
-              <w:t>Sign-in tokens issued before the clean-up of 18 October 2026 are refused (app.auth.tokens-valid-from); error answers carry no stack traces (server.error.*).</w:t>
+              <w:t>Sign-in tokens issued before the clean-up of 18 October 2026 are refused (app.auth</w:t>
+            </w:r>
+            <w:r>
+              <w:rPr>
+                <w:sz w:val="19"/>
+                <w:szCs w:val="19"/>
+              </w:rPr>
+              <w:t>.tokens-valid-from); error answers carry no stack traces (server.error.*).</w:t>
             </w:r>
           </w:p>
         </w:tc>
@@ -1469,14 +1469,7 @@
                 <w:sz w:val="19"/>
                 <w:szCs w:val="19"/>
               </w:rPr>
-              <w:t>Colour theme per account: USERS.Theme (migration 037),</w:t>
-            </w:r>
-            <w:r>
-              <w:rPr>
-                <w:sz w:val="19"/>
-                <w:szCs w:val="19"/>
-              </w:rPr>
-              <w:t xml:space="preserve"> returned at sign-in and by /api/auth/me, saved with PUT /api/auth/me/theme.</w:t>
+              <w:t>Colour theme per account: USERS.Theme (migration 037), returned at sign-in and by /api/auth/me, saved with PUT /api/auth/me/theme.</w:t>
             </w:r>
           </w:p>
         </w:tc>
@@ -1544,14 +1537,7 @@
                 <w:sz w:val="19"/>
                 <w:szCs w:val="19"/>
               </w:rPr>
-              <w:t>Order tickets (OrderTickets, migration 038), Track my order (GET /api/orders/track, open, with limits on wrong tries) and Share driver (PATCH /api/deliveries/</w:t>
-            </w:r>
-            <w:r>
-              <w:rPr>
-                <w:sz w:val="19"/>
-                <w:szCs w:val="19"/>
-              </w:rPr>
-              <w:t>light/{id}/share-driver); the endpoint list now also shows PUT /api/auth/me/theme.</w:t>
+              <w:t>Order tickets (OrderTickets, migration 038), Track my order (GET /api/orders/track, open, with limits on wrong tries) and Share driver (PATCH /api/deliveries/light/{id}/share-driver); the endpoint list now also shows PUT /api/auth/me/theme.</w:t>
             </w:r>
           </w:p>
         </w:tc>
@@ -1599,6 +1585,81 @@
                 <w:sz w:val="19"/>
                 <w:szCs w:val="19"/>
               </w:rPr>
+              <w:t>24 October</w:t>
+            </w:r>
+            <w:r>
+              <w:rPr>
+                <w:sz w:val="19"/>
+                <w:szCs w:val="19"/>
+              </w:rPr>
+              <w:t xml:space="preserve"> 2026</w:t>
+            </w:r>
+          </w:p>
+        </w:tc>
+        <w:tc>
+          <w:tcPr>
+            <w:tcW w:w="6438" w:type="dxa"/>
+            <w:tcMar>
+              <w:top w:w="50" w:type="dxa"/>
+              <w:left w:w="90" w:type="dxa"/>
+              <w:bottom w:w="50" w:type="dxa"/>
+              <w:right w:w="90" w:type="dxa"/>
+            </w:tcMar>
+          </w:tcPr>
+          <w:p>
+            <w:r>
+              <w:rPr>
+                <w:sz w:val="19"/>
+                <w:szCs w:val="19"/>
+              </w:rPr>
+              <w:t>Profiles, passwords and the idle lock (migration 039): ProfileService, AccountSecurity (per-account sign-in cut-off), PasswordChangeFilter, AppSettings and SettingsController; seven new endpoints.</w:t>
+            </w:r>
+          </w:p>
+        </w:tc>
+      </w:tr>
+      <w:tr>
+        <w:tblPrEx>
+          <w:tblCellMar>
+            <w:top w:w="0" w:type="dxa"/>
+            <w:bottom w:w="0" w:type="dxa"/>
+          </w:tblCellMar>
+        </w:tblPrEx>
+        <w:tc>
+          <w:tcPr>
+            <w:tcW w:w="1300" w:type="dxa"/>
+            <w:tcMar>
+              <w:top w:w="50" w:type="dxa"/>
+              <w:left w:w="90" w:type="dxa"/>
+              <w:bottom w:w="50" w:type="dxa"/>
+              <w:right w:w="90" w:type="dxa"/>
+            </w:tcMar>
+          </w:tcPr>
+          <w:p>
+            <w:r>
+              <w:rPr>
+                <w:sz w:val="19"/>
+                <w:szCs w:val="19"/>
+              </w:rPr>
+              <w:t>1.1</w:t>
+            </w:r>
+          </w:p>
+        </w:tc>
+        <w:tc>
+          <w:tcPr>
+            <w:tcW w:w="1900" w:type="dxa"/>
+            <w:tcMar>
+              <w:top w:w="50" w:type="dxa"/>
+              <w:left w:w="90" w:type="dxa"/>
+              <w:bottom w:w="50" w:type="dxa"/>
+              <w:right w:w="90" w:type="dxa"/>
+            </w:tcMar>
+          </w:tcPr>
+          <w:p>
+            <w:r>
+              <w:rPr>
+                <w:sz w:val="19"/>
+                <w:szCs w:val="19"/>
+              </w:rPr>
               <w:t>24 October 2026</w:t>
             </w:r>
           </w:p>
@@ -1619,7 +1680,14 @@
                 <w:sz w:val="19"/>
                 <w:szCs w:val="19"/>
               </w:rPr>
-              <w:t>Profiles, passwords and the idle lock (migration 039): ProfileService, AccountSecurity (per-account sign-in cut-off), PasswordChangeFilter, AppSettings and SettingsController; seven new endpoints.</w:t>
+              <w:t>Home overview (GET /api/insights</w:t>
+            </w:r>
+            <w:r>
+              <w:rPr>
+                <w:sz w:val="19"/>
+                <w:szCs w:val="19"/>
+              </w:rPr>
+              <w:t>/overview), the company card on the server (GET and PUT /api/settings/company) and deadline flags on waiting orders (DeliveryDeadline).</w:t>
             </w:r>
           </w:p>
         </w:tc>
@@ -1635,7 +1703,7 @@
           <w:sz w:val="20"/>
           <w:szCs w:val="20"/>
         </w:rPr>
-        <w:t xml:space="preserve">Keep this document up to date: when a feature, setting or </w:t>
+        <w:t>Keep this document up to date: when a feature, setting or server changes, edit the matching section here and add a line</w:t>
       </w:r>
       <w:r>
         <w:rPr>
@@ -1643,7 +1711,7 @@
           <w:sz w:val="20"/>
           <w:szCs w:val="20"/>
         </w:rPr>
-        <w:t>server changes, edit the matching section here and add a line to the table above.</w:t>
+        <w:t xml:space="preserve"> to the table above.</w:t>
       </w:r>
     </w:p>
     <w:p>
@@ -1664,7 +1732,7 @@
     <w:sdt>
       <w:sdtPr>
         <w:alias w:val="Contents"/>
-        <w:id w:val="1599832533"/>
+        <w:id w:val="1394549886"/>
       </w:sdtPr>
       <w:sdtEndPr/>
       <w:sdtContent>
@@ -1691,7 +1759,7 @@
           <w:r>
             <w:fldChar w:fldCharType="separate"/>
           </w:r>
-          <w:hyperlink w:anchor="_Toc243693300" w:history="1">
+          <w:hyperlink w:anchor="_Toc243694769" w:history="1">
             <w:r>
               <w:rPr>
                 <w:rStyle w:val="Hyperlink"/>
@@ -1715,7 +1783,7 @@
               <w:rPr>
                 <w:noProof/>
               </w:rPr>
-              <w:instrText xml:space="preserve"> PAGEREF _Toc243693300 \h </w:instrText>
+              <w:instrText xml:space="preserve"> PAGEREF _Toc243694769 \h </w:instrText>
             </w:r>
             <w:r>
               <w:rPr>
@@ -1756,7 +1824,7 @@
               <w:szCs w:val="22"/>
             </w:rPr>
           </w:pPr>
-          <w:hyperlink w:anchor="_Toc243693301" w:history="1">
+          <w:hyperlink w:anchor="_Toc243694770" w:history="1">
             <w:r>
               <w:rPr>
                 <w:rStyle w:val="Hyperlink"/>
@@ -1780,7 +1848,7 @@
               <w:rPr>
                 <w:noProof/>
               </w:rPr>
-              <w:instrText xml:space="preserve"> PAGEREF _Toc243693301 \h </w:instrText>
+              <w:instrText xml:space="preserve"> PAGEREF _Toc243694770 \h </w:instrText>
             </w:r>
             <w:r>
               <w:rPr>
@@ -1821,7 +1889,7 @@
               <w:szCs w:val="22"/>
             </w:rPr>
           </w:pPr>
-          <w:hyperlink w:anchor="_Toc243693302" w:history="1">
+          <w:hyperlink w:anchor="_Toc243694771" w:history="1">
             <w:r>
               <w:rPr>
                 <w:rStyle w:val="Hyperlink"/>
@@ -1845,7 +1913,7 @@
               <w:rPr>
                 <w:noProof/>
               </w:rPr>
-              <w:instrText xml:space="preserve"> PAGEREF _Toc243693302 \h </w:instrText>
+              <w:instrText xml:space="preserve"> PAGEREF _Toc243694771 \h </w:instrText>
             </w:r>
             <w:r>
               <w:rPr>
@@ -1886,7 +1954,7 @@
               <w:szCs w:val="22"/>
             </w:rPr>
           </w:pPr>
-          <w:hyperlink w:anchor="_Toc243693303" w:history="1">
+          <w:hyperlink w:anchor="_Toc243694772" w:history="1">
             <w:r>
               <w:rPr>
                 <w:rStyle w:val="Hyperlink"/>
@@ -1910,7 +1978,7 @@
               <w:rPr>
                 <w:noProof/>
               </w:rPr>
-              <w:instrText xml:space="preserve"> PAGEREF _Toc243693303 \h </w:instrText>
+              <w:instrText xml:space="preserve"> PAGEREF _Toc243694772 \h </w:instrText>
             </w:r>
             <w:r>
               <w:rPr>
@@ -1951,7 +2019,7 @@
               <w:szCs w:val="22"/>
             </w:rPr>
           </w:pPr>
-          <w:hyperlink w:anchor="_Toc243693304" w:history="1">
+          <w:hyperlink w:anchor="_Toc243694773" w:history="1">
             <w:r>
               <w:rPr>
                 <w:rStyle w:val="Hyperlink"/>
@@ -1975,7 +2043,7 @@
               <w:rPr>
                 <w:noProof/>
               </w:rPr>
-              <w:instrText xml:space="preserve"> PAGEREF _Toc243693304 \h </w:instrText>
+              <w:instrText xml:space="preserve"> PAGEREF _Toc243694773 \h </w:instrText>
             </w:r>
             <w:r>
               <w:rPr>
@@ -2016,7 +2084,7 @@
               <w:szCs w:val="22"/>
             </w:rPr>
           </w:pPr>
-          <w:hyperlink w:anchor="_Toc243693305" w:history="1">
+          <w:hyperlink w:anchor="_Toc243694774" w:history="1">
             <w:r>
               <w:rPr>
                 <w:rStyle w:val="Hyperlink"/>
@@ -2040,7 +2108,7 @@
               <w:rPr>
                 <w:noProof/>
               </w:rPr>
-              <w:instrText xml:space="preserve"> PAGEREF _Toc243693305 \h </w:instrText>
+              <w:instrText xml:space="preserve"> PAGEREF _Toc243694774 \h </w:instrText>
             </w:r>
             <w:r>
               <w:rPr>
@@ -2081,7 +2149,7 @@
               <w:szCs w:val="22"/>
             </w:rPr>
           </w:pPr>
-          <w:hyperlink w:anchor="_Toc243693306" w:history="1">
+          <w:hyperlink w:anchor="_Toc243694775" w:history="1">
             <w:r>
               <w:rPr>
                 <w:rStyle w:val="Hyperlink"/>
@@ -2105,7 +2173,7 @@
               <w:rPr>
                 <w:noProof/>
               </w:rPr>
-              <w:instrText xml:space="preserve"> PAGEREF _Toc243693306 \h </w:instrText>
+              <w:instrText xml:space="preserve"> PAGEREF _Toc243694775 \h </w:instrText>
             </w:r>
             <w:r>
               <w:rPr>
@@ -2146,7 +2214,7 @@
               <w:szCs w:val="22"/>
             </w:rPr>
           </w:pPr>
-          <w:hyperlink w:anchor="_Toc243693307" w:history="1">
+          <w:hyperlink w:anchor="_Toc243694776" w:history="1">
             <w:r>
               <w:rPr>
                 <w:rStyle w:val="Hyperlink"/>
@@ -2170,7 +2238,7 @@
               <w:rPr>
                 <w:noProof/>
               </w:rPr>
-              <w:instrText xml:space="preserve"> PAGEREF _Toc243693307 \h </w:instrText>
+              <w:instrText xml:space="preserve"> PAGEREF _Toc243694776 \h </w:instrText>
             </w:r>
             <w:r>
               <w:rPr>
@@ -2211,7 +2279,7 @@
               <w:szCs w:val="22"/>
             </w:rPr>
           </w:pPr>
-          <w:hyperlink w:anchor="_Toc243693308" w:history="1">
+          <w:hyperlink w:anchor="_Toc243694777" w:history="1">
             <w:r>
               <w:rPr>
                 <w:rStyle w:val="Hyperlink"/>
@@ -2235,7 +2303,7 @@
               <w:rPr>
                 <w:noProof/>
               </w:rPr>
-              <w:instrText xml:space="preserve"> PAGEREF _Toc243693308 \h </w:instrText>
+              <w:instrText xml:space="preserve"> PAGEREF _Toc243694777 \h </w:instrText>
             </w:r>
             <w:r>
               <w:rPr>
@@ -2276,7 +2344,7 @@
               <w:szCs w:val="22"/>
             </w:rPr>
           </w:pPr>
-          <w:hyperlink w:anchor="_Toc243693309" w:history="1">
+          <w:hyperlink w:anchor="_Toc243694778" w:history="1">
             <w:r>
               <w:rPr>
                 <w:rStyle w:val="Hyperlink"/>
@@ -2300,7 +2368,7 @@
               <w:rPr>
                 <w:noProof/>
               </w:rPr>
-              <w:instrText xml:space="preserve"> PAGEREF _Toc243693309 \h </w:instrText>
+              <w:instrText xml:space="preserve"> PAGEREF _Toc243694778 \h </w:instrText>
             </w:r>
             <w:r>
               <w:rPr>
@@ -2341,7 +2409,7 @@
               <w:szCs w:val="22"/>
             </w:rPr>
           </w:pPr>
-          <w:hyperlink w:anchor="_Toc243693310" w:history="1">
+          <w:hyperlink w:anchor="_Toc243694779" w:history="1">
             <w:r>
               <w:rPr>
                 <w:rStyle w:val="Hyperlink"/>
@@ -2365,7 +2433,7 @@
               <w:rPr>
                 <w:noProof/>
               </w:rPr>
-              <w:instrText xml:space="preserve"> PAGEREF _Toc243693310 \h </w:instrText>
+              <w:instrText xml:space="preserve"> PAGEREF _Toc243694779 \h </w:instrText>
             </w:r>
             <w:r>
               <w:rPr>
@@ -2406,7 +2474,7 @@
               <w:szCs w:val="22"/>
             </w:rPr>
           </w:pPr>
-          <w:hyperlink w:anchor="_Toc243693311" w:history="1">
+          <w:hyperlink w:anchor="_Toc243694780" w:history="1">
             <w:r>
               <w:rPr>
                 <w:rStyle w:val="Hyperlink"/>
@@ -2430,7 +2498,7 @@
               <w:rPr>
                 <w:noProof/>
               </w:rPr>
-              <w:instrText xml:space="preserve"> PAGEREF _Toc243693311 \h </w:instrText>
+              <w:instrText xml:space="preserve"> PAGEREF _Toc243694780 \h </w:instrText>
             </w:r>
             <w:r>
               <w:rPr>
@@ -2471,7 +2539,7 @@
               <w:szCs w:val="22"/>
             </w:rPr>
           </w:pPr>
-          <w:hyperlink w:anchor="_Toc243693312" w:history="1">
+          <w:hyperlink w:anchor="_Toc243694781" w:history="1">
             <w:r>
               <w:rPr>
                 <w:rStyle w:val="Hyperlink"/>
@@ -2495,7 +2563,7 @@
               <w:rPr>
                 <w:noProof/>
               </w:rPr>
-              <w:instrText xml:space="preserve"> PAGEREF _Toc243693312 \h </w:instrText>
+              <w:instrText xml:space="preserve"> PAGEREF _Toc243694781 \h </w:instrText>
             </w:r>
             <w:r>
               <w:rPr>
@@ -2536,7 +2604,7 @@
               <w:szCs w:val="22"/>
             </w:rPr>
           </w:pPr>
-          <w:hyperlink w:anchor="_Toc243693313" w:history="1">
+          <w:hyperlink w:anchor="_Toc243694782" w:history="1">
             <w:r>
               <w:rPr>
                 <w:rStyle w:val="Hyperlink"/>
@@ -2560,7 +2628,7 @@
               <w:rPr>
                 <w:noProof/>
               </w:rPr>
-              <w:instrText xml:space="preserve"> PAGEREF _Toc243693313 \h </w:instrText>
+              <w:instrText xml:space="preserve"> PAGEREF _Toc243694782 \h </w:instrText>
             </w:r>
             <w:r>
               <w:rPr>
@@ -2601,7 +2669,7 @@
               <w:szCs w:val="22"/>
             </w:rPr>
           </w:pPr>
-          <w:hyperlink w:anchor="_Toc243693314" w:history="1">
+          <w:hyperlink w:anchor="_Toc243694783" w:history="1">
             <w:r>
               <w:rPr>
                 <w:rStyle w:val="Hyperlink"/>
@@ -2625,7 +2693,7 @@
               <w:rPr>
                 <w:noProof/>
               </w:rPr>
-              <w:instrText xml:space="preserve"> PAGEREF _Toc243693314 \h </w:instrText>
+              <w:instrText xml:space="preserve"> PAGEREF _Toc243694783 \h </w:instrText>
             </w:r>
             <w:r>
               <w:rPr>
@@ -2666,7 +2734,7 @@
               <w:szCs w:val="22"/>
             </w:rPr>
           </w:pPr>
-          <w:hyperlink w:anchor="_Toc243693315" w:history="1">
+          <w:hyperlink w:anchor="_Toc243694784" w:history="1">
             <w:r>
               <w:rPr>
                 <w:rStyle w:val="Hyperlink"/>
@@ -2690,7 +2758,7 @@
               <w:rPr>
                 <w:noProof/>
               </w:rPr>
-              <w:instrText xml:space="preserve"> PAGEREF _Toc243693315 \h </w:instrText>
+              <w:instrText xml:space="preserve"> PAGEREF _Toc243694784 \h </w:instrText>
             </w:r>
             <w:r>
               <w:rPr>
@@ -2731,7 +2799,7 @@
               <w:szCs w:val="22"/>
             </w:rPr>
           </w:pPr>
-          <w:hyperlink w:anchor="_Toc243693316" w:history="1">
+          <w:hyperlink w:anchor="_Toc243694785" w:history="1">
             <w:r>
               <w:rPr>
                 <w:rStyle w:val="Hyperlink"/>
@@ -2755,7 +2823,7 @@
               <w:rPr>
                 <w:noProof/>
               </w:rPr>
-              <w:instrText xml:space="preserve"> PAGEREF _Toc243693316 \h </w:instrText>
+              <w:instrText xml:space="preserve"> PAGEREF _Toc243694785 \h </w:instrText>
             </w:r>
             <w:r>
               <w:rPr>
@@ -2796,7 +2864,7 @@
               <w:szCs w:val="22"/>
             </w:rPr>
           </w:pPr>
-          <w:hyperlink w:anchor="_Toc243693317" w:history="1">
+          <w:hyperlink w:anchor="_Toc243694786" w:history="1">
             <w:r>
               <w:rPr>
                 <w:rStyle w:val="Hyperlink"/>
@@ -2820,7 +2888,7 @@
               <w:rPr>
                 <w:noProof/>
               </w:rPr>
-              <w:instrText xml:space="preserve"> PAGEREF _Toc243693317 \h </w:instrText>
+              <w:instrText xml:space="preserve"> PAGEREF _Toc243694786 \h </w:instrText>
             </w:r>
             <w:r>
               <w:rPr>
@@ -2861,7 +2929,7 @@
               <w:szCs w:val="22"/>
             </w:rPr>
           </w:pPr>
-          <w:hyperlink w:anchor="_Toc243693318" w:history="1">
+          <w:hyperlink w:anchor="_Toc243694787" w:history="1">
             <w:r>
               <w:rPr>
                 <w:rStyle w:val="Hyperlink"/>
@@ -2885,7 +2953,7 @@
               <w:rPr>
                 <w:noProof/>
               </w:rPr>
-              <w:instrText xml:space="preserve"> PAGEREF _Toc243693318 \h </w:instrText>
+              <w:instrText xml:space="preserve"> PAGEREF _Toc243694787 \h </w:instrText>
             </w:r>
             <w:r>
               <w:rPr>
@@ -2926,7 +2994,7 @@
               <w:szCs w:val="22"/>
             </w:rPr>
           </w:pPr>
-          <w:hyperlink w:anchor="_Toc243693319" w:history="1">
+          <w:hyperlink w:anchor="_Toc243694788" w:history="1">
             <w:r>
               <w:rPr>
                 <w:rStyle w:val="Hyperlink"/>
@@ -2950,7 +3018,7 @@
               <w:rPr>
                 <w:noProof/>
               </w:rPr>
-              <w:instrText xml:space="preserve"> PAGEREF _Toc243693319 \h </w:instrText>
+              <w:instrText xml:space="preserve"> PAGEREF _Toc243694788 \h </w:instrText>
             </w:r>
             <w:r>
               <w:rPr>
@@ -2991,7 +3059,7 @@
               <w:szCs w:val="22"/>
             </w:rPr>
           </w:pPr>
-          <w:hyperlink w:anchor="_Toc243693320" w:history="1">
+          <w:hyperlink w:anchor="_Toc243694789" w:history="1">
             <w:r>
               <w:rPr>
                 <w:rStyle w:val="Hyperlink"/>
@@ -3015,7 +3083,7 @@
               <w:rPr>
                 <w:noProof/>
               </w:rPr>
-              <w:instrText xml:space="preserve"> PAGEREF _Toc243693320 \h </w:instrText>
+              <w:instrText xml:space="preserve"> PAGEREF _Toc243694789 \h </w:instrText>
             </w:r>
             <w:r>
               <w:rPr>
@@ -3032,7 +3100,7 @@
               <w:rPr>
                 <w:noProof/>
               </w:rPr>
-              <w:t>17</w:t>
+              <w:t>18</w:t>
             </w:r>
             <w:r>
               <w:rPr>
@@ -3056,7 +3124,7 @@
               <w:szCs w:val="22"/>
             </w:rPr>
           </w:pPr>
-          <w:hyperlink w:anchor="_Toc243693321" w:history="1">
+          <w:hyperlink w:anchor="_Toc243694790" w:history="1">
             <w:r>
               <w:rPr>
                 <w:rStyle w:val="Hyperlink"/>
@@ -3080,7 +3148,7 @@
               <w:rPr>
                 <w:noProof/>
               </w:rPr>
-              <w:instrText xml:space="preserve"> PAGEREF _Toc243693321 \h </w:instrText>
+              <w:instrText xml:space="preserve"> PAGEREF _Toc243694790 \h </w:instrText>
             </w:r>
             <w:r>
               <w:rPr>
@@ -3121,7 +3189,7 @@
               <w:szCs w:val="22"/>
             </w:rPr>
           </w:pPr>
-          <w:hyperlink w:anchor="_Toc243693322" w:history="1">
+          <w:hyperlink w:anchor="_Toc243694791" w:history="1">
             <w:r>
               <w:rPr>
                 <w:rStyle w:val="Hyperlink"/>
@@ -3145,7 +3213,7 @@
               <w:rPr>
                 <w:noProof/>
               </w:rPr>
-              <w:instrText xml:space="preserve"> PAGEREF _Toc243693322 \h </w:instrText>
+              <w:instrText xml:space="preserve"> PAGEREF _Toc243694791 \h </w:instrText>
             </w:r>
             <w:r>
               <w:rPr>
@@ -3162,7 +3230,7 @@
               <w:rPr>
                 <w:noProof/>
               </w:rPr>
-              <w:t>19</w:t>
+              <w:t>20</w:t>
             </w:r>
             <w:r>
               <w:rPr>
@@ -3186,7 +3254,7 @@
               <w:szCs w:val="22"/>
             </w:rPr>
           </w:pPr>
-          <w:hyperlink w:anchor="_Toc243693323" w:history="1">
+          <w:hyperlink w:anchor="_Toc243694792" w:history="1">
             <w:r>
               <w:rPr>
                 <w:rStyle w:val="Hyperlink"/>
@@ -3210,7 +3278,7 @@
               <w:rPr>
                 <w:noProof/>
               </w:rPr>
-              <w:instrText xml:space="preserve"> PAGEREF _Toc243693323 \h </w:instrText>
+              <w:instrText xml:space="preserve"> PAGEREF _Toc243694792 \h </w:instrText>
             </w:r>
             <w:r>
               <w:rPr>
@@ -3227,7 +3295,7 @@
               <w:rPr>
                 <w:noProof/>
               </w:rPr>
-              <w:t>22</w:t>
+              <w:t>23</w:t>
             </w:r>
             <w:r>
               <w:rPr>
@@ -3251,7 +3319,7 @@
               <w:szCs w:val="22"/>
             </w:rPr>
           </w:pPr>
-          <w:hyperlink w:anchor="_Toc243693324" w:history="1">
+          <w:hyperlink w:anchor="_Toc243694793" w:history="1">
             <w:r>
               <w:rPr>
                 <w:rStyle w:val="Hyperlink"/>
@@ -3275,7 +3343,7 @@
               <w:rPr>
                 <w:noProof/>
               </w:rPr>
-              <w:instrText xml:space="preserve"> PAGEREF _Toc243693324 \h </w:instrText>
+              <w:instrText xml:space="preserve"> PAGEREF _Toc243694793 \h </w:instrText>
             </w:r>
             <w:r>
               <w:rPr>
@@ -3292,7 +3360,7 @@
               <w:rPr>
                 <w:noProof/>
               </w:rPr>
-              <w:t>22</w:t>
+              <w:t>23</w:t>
             </w:r>
             <w:r>
               <w:rPr>
@@ -3316,7 +3384,7 @@
               <w:szCs w:val="22"/>
             </w:rPr>
           </w:pPr>
-          <w:hyperlink w:anchor="_Toc243693325" w:history="1">
+          <w:hyperlink w:anchor="_Toc243694794" w:history="1">
             <w:r>
               <w:rPr>
                 <w:rStyle w:val="Hyperlink"/>
@@ -3340,7 +3408,7 @@
               <w:rPr>
                 <w:noProof/>
               </w:rPr>
-              <w:instrText xml:space="preserve"> PAGEREF _Toc243693325 \h </w:instrText>
+              <w:instrText xml:space="preserve"> PAGEREF _Toc243694794 \h </w:instrText>
             </w:r>
             <w:r>
               <w:rPr>
@@ -3357,7 +3425,7 @@
               <w:rPr>
                 <w:noProof/>
               </w:rPr>
-              <w:t>22</w:t>
+              <w:t>23</w:t>
             </w:r>
             <w:r>
               <w:rPr>
@@ -3381,7 +3449,7 @@
               <w:szCs w:val="22"/>
             </w:rPr>
           </w:pPr>
-          <w:hyperlink w:anchor="_Toc243693326" w:history="1">
+          <w:hyperlink w:anchor="_Toc243694795" w:history="1">
             <w:r>
               <w:rPr>
                 <w:rStyle w:val="Hyperlink"/>
@@ -3405,7 +3473,7 @@
               <w:rPr>
                 <w:noProof/>
               </w:rPr>
-              <w:instrText xml:space="preserve"> PAGEREF _Toc243693326 \h </w:instrText>
+              <w:instrText xml:space="preserve"> PAGEREF _Toc243694795 \h </w:instrText>
             </w:r>
             <w:r>
               <w:rPr>
@@ -3422,7 +3490,7 @@
               <w:rPr>
                 <w:noProof/>
               </w:rPr>
-              <w:t>22</w:t>
+              <w:t>23</w:t>
             </w:r>
             <w:r>
               <w:rPr>
@@ -3446,7 +3514,7 @@
               <w:szCs w:val="22"/>
             </w:rPr>
           </w:pPr>
-          <w:hyperlink w:anchor="_Toc243693327" w:history="1">
+          <w:hyperlink w:anchor="_Toc243694796" w:history="1">
             <w:r>
               <w:rPr>
                 <w:rStyle w:val="Hyperlink"/>
@@ -3470,7 +3538,7 @@
               <w:rPr>
                 <w:noProof/>
               </w:rPr>
-              <w:instrText xml:space="preserve"> PAGEREF _Toc243693327 \h </w:instrText>
+              <w:instrText xml:space="preserve"> PAGEREF _Toc243694796 \h </w:instrText>
             </w:r>
             <w:r>
               <w:rPr>
@@ -3487,7 +3555,7 @@
               <w:rPr>
                 <w:noProof/>
               </w:rPr>
-              <w:t>23</w:t>
+              <w:t>24</w:t>
             </w:r>
             <w:r>
               <w:rPr>
@@ -3511,7 +3579,7 @@
               <w:szCs w:val="22"/>
             </w:rPr>
           </w:pPr>
-          <w:hyperlink w:anchor="_Toc243693328" w:history="1">
+          <w:hyperlink w:anchor="_Toc243694797" w:history="1">
             <w:r>
               <w:rPr>
                 <w:rStyle w:val="Hyperlink"/>
@@ -3535,7 +3603,7 @@
               <w:rPr>
                 <w:noProof/>
               </w:rPr>
-              <w:instrText xml:space="preserve"> PAGEREF _Toc243693328 \h </w:instrText>
+              <w:instrText xml:space="preserve"> PAGEREF _Toc243694797 \h </w:instrText>
             </w:r>
             <w:r>
               <w:rPr>
@@ -3552,7 +3620,7 @@
               <w:rPr>
                 <w:noProof/>
               </w:rPr>
-              <w:t>25</w:t>
+              <w:t>26</w:t>
             </w:r>
             <w:r>
               <w:rPr>
@@ -3576,7 +3644,7 @@
               <w:szCs w:val="22"/>
             </w:rPr>
           </w:pPr>
-          <w:hyperlink w:anchor="_Toc243693329" w:history="1">
+          <w:hyperlink w:anchor="_Toc243694798" w:history="1">
             <w:r>
               <w:rPr>
                 <w:rStyle w:val="Hyperlink"/>
@@ -3600,7 +3668,7 @@
               <w:rPr>
                 <w:noProof/>
               </w:rPr>
-              <w:instrText xml:space="preserve"> PAGEREF _Toc243693329 \h </w:instrText>
+              <w:instrText xml:space="preserve"> PAGEREF _Toc243694798 \h </w:instrText>
             </w:r>
             <w:r>
               <w:rPr>
@@ -3617,7 +3685,7 @@
               <w:rPr>
                 <w:noProof/>
               </w:rPr>
-              <w:t>25</w:t>
+              <w:t>26</w:t>
             </w:r>
             <w:r>
               <w:rPr>
@@ -3641,7 +3709,7 @@
               <w:szCs w:val="22"/>
             </w:rPr>
           </w:pPr>
-          <w:hyperlink w:anchor="_Toc243693330" w:history="1">
+          <w:hyperlink w:anchor="_Toc243694799" w:history="1">
             <w:r>
               <w:rPr>
                 <w:rStyle w:val="Hyperlink"/>
@@ -3665,7 +3733,7 @@
               <w:rPr>
                 <w:noProof/>
               </w:rPr>
-              <w:instrText xml:space="preserve"> PAGEREF _Toc243693330 \h </w:instrText>
+              <w:instrText xml:space="preserve"> PAGEREF _Toc243694799 \h </w:instrText>
             </w:r>
             <w:r>
               <w:rPr>
@@ -3682,7 +3750,7 @@
               <w:rPr>
                 <w:noProof/>
               </w:rPr>
-              <w:t>25</w:t>
+              <w:t>26</w:t>
             </w:r>
             <w:r>
               <w:rPr>
@@ -3706,7 +3774,7 @@
               <w:szCs w:val="22"/>
             </w:rPr>
           </w:pPr>
-          <w:hyperlink w:anchor="_Toc243693331" w:history="1">
+          <w:hyperlink w:anchor="_Toc243694800" w:history="1">
             <w:r>
               <w:rPr>
                 <w:rStyle w:val="Hyperlink"/>
@@ -3730,7 +3798,7 @@
               <w:rPr>
                 <w:noProof/>
               </w:rPr>
-              <w:instrText xml:space="preserve"> PAGEREF _Toc243693331 \h </w:instrText>
+              <w:instrText xml:space="preserve"> PAGEREF _Toc243694800 \h </w:instrText>
             </w:r>
             <w:r>
               <w:rPr>
@@ -3747,7 +3815,7 @@
               <w:rPr>
                 <w:noProof/>
               </w:rPr>
-              <w:t>26</w:t>
+              <w:t>27</w:t>
             </w:r>
             <w:r>
               <w:rPr>
@@ -3771,7 +3839,7 @@
               <w:szCs w:val="22"/>
             </w:rPr>
           </w:pPr>
-          <w:hyperlink w:anchor="_Toc243693332" w:history="1">
+          <w:hyperlink w:anchor="_Toc243694801" w:history="1">
             <w:r>
               <w:rPr>
                 <w:rStyle w:val="Hyperlink"/>
@@ -3795,7 +3863,7 @@
               <w:rPr>
                 <w:noProof/>
               </w:rPr>
-              <w:instrText xml:space="preserve"> PAGEREF _Toc243693332 \h </w:instrText>
+              <w:instrText xml:space="preserve"> PAGEREF _Toc243694801 \h </w:instrText>
             </w:r>
             <w:r>
               <w:rPr>
@@ -3812,7 +3880,7 @@
               <w:rPr>
                 <w:noProof/>
               </w:rPr>
-              <w:t>26</w:t>
+              <w:t>27</w:t>
             </w:r>
             <w:r>
               <w:rPr>
@@ -3836,7 +3904,7 @@
               <w:szCs w:val="22"/>
             </w:rPr>
           </w:pPr>
-          <w:hyperlink w:anchor="_Toc243693333" w:history="1">
+          <w:hyperlink w:anchor="_Toc243694802" w:history="1">
             <w:r>
               <w:rPr>
                 <w:rStyle w:val="Hyperlink"/>
@@ -3860,7 +3928,7 @@
               <w:rPr>
                 <w:noProof/>
               </w:rPr>
-              <w:instrText xml:space="preserve"> PAGEREF _Toc243693333 \h </w:instrText>
+              <w:instrText xml:space="preserve"> PAGEREF _Toc243694802 \h </w:instrText>
             </w:r>
             <w:r>
               <w:rPr>
@@ -3877,7 +3945,7 @@
               <w:rPr>
                 <w:noProof/>
               </w:rPr>
-              <w:t>27</w:t>
+              <w:t>28</w:t>
             </w:r>
             <w:r>
               <w:rPr>
@@ -3901,7 +3969,7 @@
               <w:szCs w:val="22"/>
             </w:rPr>
           </w:pPr>
-          <w:hyperlink w:anchor="_Toc243693334" w:history="1">
+          <w:hyperlink w:anchor="_Toc243694803" w:history="1">
             <w:r>
               <w:rPr>
                 <w:rStyle w:val="Hyperlink"/>
@@ -3925,7 +3993,7 @@
               <w:rPr>
                 <w:noProof/>
               </w:rPr>
-              <w:instrText xml:space="preserve"> PAGEREF _Toc243693334 \h </w:instrText>
+              <w:instrText xml:space="preserve"> PAGEREF _Toc243694803 \h </w:instrText>
             </w:r>
             <w:r>
               <w:rPr>
@@ -3942,7 +4010,7 @@
               <w:rPr>
                 <w:noProof/>
               </w:rPr>
-              <w:t>28</w:t>
+              <w:t>29</w:t>
             </w:r>
             <w:r>
               <w:rPr>
@@ -3966,7 +4034,7 @@
               <w:szCs w:val="22"/>
             </w:rPr>
           </w:pPr>
-          <w:hyperlink w:anchor="_Toc243693335" w:history="1">
+          <w:hyperlink w:anchor="_Toc243694804" w:history="1">
             <w:r>
               <w:rPr>
                 <w:rStyle w:val="Hyperlink"/>
@@ -3990,7 +4058,7 @@
               <w:rPr>
                 <w:noProof/>
               </w:rPr>
-              <w:instrText xml:space="preserve"> PAGEREF _Toc243693335 \h </w:instrText>
+              <w:instrText xml:space="preserve"> PAGEREF _Toc243694804 \h </w:instrText>
             </w:r>
             <w:r>
               <w:rPr>
@@ -4007,7 +4075,7 @@
               <w:rPr>
                 <w:noProof/>
               </w:rPr>
-              <w:t>29</w:t>
+              <w:t>30</w:t>
             </w:r>
             <w:r>
               <w:rPr>
@@ -4031,7 +4099,7 @@
               <w:szCs w:val="22"/>
             </w:rPr>
           </w:pPr>
-          <w:hyperlink w:anchor="_Toc243693336" w:history="1">
+          <w:hyperlink w:anchor="_Toc243694805" w:history="1">
             <w:r>
               <w:rPr>
                 <w:rStyle w:val="Hyperlink"/>
@@ -4055,7 +4123,7 @@
               <w:rPr>
                 <w:noProof/>
               </w:rPr>
-              <w:instrText xml:space="preserve"> PAGEREF _Toc243693336 \h </w:instrText>
+              <w:instrText xml:space="preserve"> PAGEREF _Toc243694805 \h </w:instrText>
             </w:r>
             <w:r>
               <w:rPr>
@@ -4072,7 +4140,7 @@
               <w:rPr>
                 <w:noProof/>
               </w:rPr>
-              <w:t>30</w:t>
+              <w:t>31</w:t>
             </w:r>
             <w:r>
               <w:rPr>
@@ -4096,7 +4164,7 @@
               <w:szCs w:val="22"/>
             </w:rPr>
           </w:pPr>
-          <w:hyperlink w:anchor="_Toc243693337" w:history="1">
+          <w:hyperlink w:anchor="_Toc243694806" w:history="1">
             <w:r>
               <w:rPr>
                 <w:rStyle w:val="Hyperlink"/>
@@ -4120,7 +4188,7 @@
               <w:rPr>
                 <w:noProof/>
               </w:rPr>
-              <w:instrText xml:space="preserve"> PAGEREF _Toc243693337 \h </w:instrText>
+              <w:instrText xml:space="preserve"> PAGEREF _Toc243694806 \h </w:instrText>
             </w:r>
             <w:r>
               <w:rPr>
@@ -4137,7 +4205,7 @@
               <w:rPr>
                 <w:noProof/>
               </w:rPr>
-              <w:t>33</w:t>
+              <w:t>34</w:t>
             </w:r>
             <w:r>
               <w:rPr>
@@ -4161,7 +4229,7 @@
               <w:szCs w:val="22"/>
             </w:rPr>
           </w:pPr>
-          <w:hyperlink w:anchor="_Toc243693338" w:history="1">
+          <w:hyperlink w:anchor="_Toc243694807" w:history="1">
             <w:r>
               <w:rPr>
                 <w:rStyle w:val="Hyperlink"/>
@@ -4185,7 +4253,7 @@
               <w:rPr>
                 <w:noProof/>
               </w:rPr>
-              <w:instrText xml:space="preserve"> PAGEREF _Toc243693338 \h </w:instrText>
+              <w:instrText xml:space="preserve"> PAGEREF _Toc243694807 \h </w:instrText>
             </w:r>
             <w:r>
               <w:rPr>
@@ -4202,7 +4270,7 @@
               <w:rPr>
                 <w:noProof/>
               </w:rPr>
-              <w:t>34</w:t>
+              <w:t>35</w:t>
             </w:r>
             <w:r>
               <w:rPr>
@@ -4226,7 +4294,7 @@
               <w:szCs w:val="22"/>
             </w:rPr>
           </w:pPr>
-          <w:hyperlink w:anchor="_Toc243693339" w:history="1">
+          <w:hyperlink w:anchor="_Toc243694808" w:history="1">
             <w:r>
               <w:rPr>
                 <w:rStyle w:val="Hyperlink"/>
@@ -4250,7 +4318,7 @@
               <w:rPr>
                 <w:noProof/>
               </w:rPr>
-              <w:instrText xml:space="preserve"> PAGEREF _Toc243693339 \h </w:instrText>
+              <w:instrText xml:space="preserve"> PAGEREF _Toc243694808 \h </w:instrText>
             </w:r>
             <w:r>
               <w:rPr>
@@ -4267,7 +4335,7 @@
               <w:rPr>
                 <w:noProof/>
               </w:rPr>
-              <w:t>35</w:t>
+              <w:t>36</w:t>
             </w:r>
             <w:r>
               <w:rPr>
@@ -4291,7 +4359,7 @@
               <w:szCs w:val="22"/>
             </w:rPr>
           </w:pPr>
-          <w:hyperlink w:anchor="_Toc243693340" w:history="1">
+          <w:hyperlink w:anchor="_Toc243694809" w:history="1">
             <w:r>
               <w:rPr>
                 <w:rStyle w:val="Hyperlink"/>
@@ -4315,7 +4383,7 @@
               <w:rPr>
                 <w:noProof/>
               </w:rPr>
-              <w:instrText xml:space="preserve"> PAGEREF _Toc243693340 \h </w:instrText>
+              <w:instrText xml:space="preserve"> PAGEREF _Toc243694809 \h </w:instrText>
             </w:r>
             <w:r>
               <w:rPr>
@@ -4332,7 +4400,7 @@
               <w:rPr>
                 <w:noProof/>
               </w:rPr>
-              <w:t>37</w:t>
+              <w:t>38</w:t>
             </w:r>
             <w:r>
               <w:rPr>
@@ -4356,7 +4424,7 @@
               <w:szCs w:val="22"/>
             </w:rPr>
           </w:pPr>
-          <w:hyperlink w:anchor="_Toc243693341" w:history="1">
+          <w:hyperlink w:anchor="_Toc243694810" w:history="1">
             <w:r>
               <w:rPr>
                 <w:rStyle w:val="Hyperlink"/>
@@ -4380,7 +4448,7 @@
               <w:rPr>
                 <w:noProof/>
               </w:rPr>
-              <w:instrText xml:space="preserve"> PAGEREF _Toc243693341 \h </w:instrText>
+              <w:instrText xml:space="preserve"> PAGEREF _Toc243694810 \h </w:instrText>
             </w:r>
             <w:r>
               <w:rPr>
@@ -4397,7 +4465,7 @@
               <w:rPr>
                 <w:noProof/>
               </w:rPr>
-              <w:t>37</w:t>
+              <w:t>38</w:t>
             </w:r>
             <w:r>
               <w:rPr>
@@ -4421,7 +4489,7 @@
               <w:szCs w:val="22"/>
             </w:rPr>
           </w:pPr>
-          <w:hyperlink w:anchor="_Toc243693342" w:history="1">
+          <w:hyperlink w:anchor="_Toc243694811" w:history="1">
             <w:r>
               <w:rPr>
                 <w:rStyle w:val="Hyperlink"/>
@@ -4445,7 +4513,7 @@
               <w:rPr>
                 <w:noProof/>
               </w:rPr>
-              <w:instrText xml:space="preserve"> PAGEREF _Toc243693342 \h </w:instrText>
+              <w:instrText xml:space="preserve"> PAGEREF _Toc243694811 \h </w:instrText>
             </w:r>
             <w:r>
               <w:rPr>
@@ -4462,7 +4530,7 @@
               <w:rPr>
                 <w:noProof/>
               </w:rPr>
-              <w:t>37</w:t>
+              <w:t>38</w:t>
             </w:r>
             <w:r>
               <w:rPr>
@@ -4486,7 +4554,7 @@
               <w:szCs w:val="22"/>
             </w:rPr>
           </w:pPr>
-          <w:hyperlink w:anchor="_Toc243693343" w:history="1">
+          <w:hyperlink w:anchor="_Toc243694812" w:history="1">
             <w:r>
               <w:rPr>
                 <w:rStyle w:val="Hyperlink"/>
@@ -4510,7 +4578,7 @@
               <w:rPr>
                 <w:noProof/>
               </w:rPr>
-              <w:instrText xml:space="preserve"> PAGEREF _Toc243693343 \h </w:instrText>
+              <w:instrText xml:space="preserve"> PAGEREF _Toc243694812 \h </w:instrText>
             </w:r>
             <w:r>
               <w:rPr>
@@ -4527,7 +4595,7 @@
               <w:rPr>
                 <w:noProof/>
               </w:rPr>
-              <w:t>37</w:t>
+              <w:t>38</w:t>
             </w:r>
             <w:r>
               <w:rPr>
@@ -4551,7 +4619,7 @@
               <w:szCs w:val="22"/>
             </w:rPr>
           </w:pPr>
-          <w:hyperlink w:anchor="_Toc243693344" w:history="1">
+          <w:hyperlink w:anchor="_Toc243694813" w:history="1">
             <w:r>
               <w:rPr>
                 <w:rStyle w:val="Hyperlink"/>
@@ -4575,7 +4643,7 @@
               <w:rPr>
                 <w:noProof/>
               </w:rPr>
-              <w:instrText xml:space="preserve"> PAGEREF _Toc243693344 \h </w:instrText>
+              <w:instrText xml:space="preserve"> PAGEREF _Toc243694813 \h </w:instrText>
             </w:r>
             <w:r>
               <w:rPr>
@@ -4592,7 +4660,7 @@
               <w:rPr>
                 <w:noProof/>
               </w:rPr>
-              <w:t>38</w:t>
+              <w:t>39</w:t>
             </w:r>
             <w:r>
               <w:rPr>
@@ -4616,7 +4684,7 @@
               <w:szCs w:val="22"/>
             </w:rPr>
           </w:pPr>
-          <w:hyperlink w:anchor="_Toc243693345" w:history="1">
+          <w:hyperlink w:anchor="_Toc243694814" w:history="1">
             <w:r>
               <w:rPr>
                 <w:rStyle w:val="Hyperlink"/>
@@ -4640,7 +4708,7 @@
               <w:rPr>
                 <w:noProof/>
               </w:rPr>
-              <w:instrText xml:space="preserve"> PAGEREF _Toc243693345 \h </w:instrText>
+              <w:instrText xml:space="preserve"> PAGEREF _Toc243694814 \h </w:instrText>
             </w:r>
             <w:r>
               <w:rPr>
@@ -4657,7 +4725,7 @@
               <w:rPr>
                 <w:noProof/>
               </w:rPr>
-              <w:t>38</w:t>
+              <w:t>39</w:t>
             </w:r>
             <w:r>
               <w:rPr>
@@ -4681,7 +4749,7 @@
               <w:szCs w:val="22"/>
             </w:rPr>
           </w:pPr>
-          <w:hyperlink w:anchor="_Toc243693346" w:history="1">
+          <w:hyperlink w:anchor="_Toc243694815" w:history="1">
             <w:r>
               <w:rPr>
                 <w:rStyle w:val="Hyperlink"/>
@@ -4705,7 +4773,7 @@
               <w:rPr>
                 <w:noProof/>
               </w:rPr>
-              <w:instrText xml:space="preserve"> PAGEREF _Toc243693346 \h </w:instrText>
+              <w:instrText xml:space="preserve"> PAGEREF _Toc243694815 \h </w:instrText>
             </w:r>
             <w:r>
               <w:rPr>
@@ -4722,7 +4790,7 @@
               <w:rPr>
                 <w:noProof/>
               </w:rPr>
-              <w:t>39</w:t>
+              <w:t>40</w:t>
             </w:r>
             <w:r>
               <w:rPr>
@@ -4746,7 +4814,7 @@
               <w:szCs w:val="22"/>
             </w:rPr>
           </w:pPr>
-          <w:hyperlink w:anchor="_Toc243693347" w:history="1">
+          <w:hyperlink w:anchor="_Toc243694816" w:history="1">
             <w:r>
               <w:rPr>
                 <w:rStyle w:val="Hyperlink"/>
@@ -4770,7 +4838,7 @@
               <w:rPr>
                 <w:noProof/>
               </w:rPr>
-              <w:instrText xml:space="preserve"> PAGEREF _Toc243693347 \h </w:instrText>
+              <w:instrText xml:space="preserve"> PAGEREF _Toc243694816 \h </w:instrText>
             </w:r>
             <w:r>
               <w:rPr>
@@ -4787,7 +4855,7 @@
               <w:rPr>
                 <w:noProof/>
               </w:rPr>
-              <w:t>40</w:t>
+              <w:t>41</w:t>
             </w:r>
             <w:r>
               <w:rPr>
@@ -4811,7 +4879,7 @@
               <w:szCs w:val="22"/>
             </w:rPr>
           </w:pPr>
-          <w:hyperlink w:anchor="_Toc243693348" w:history="1">
+          <w:hyperlink w:anchor="_Toc243694817" w:history="1">
             <w:r>
               <w:rPr>
                 <w:rStyle w:val="Hyperlink"/>
@@ -4835,7 +4903,7 @@
               <w:rPr>
                 <w:noProof/>
               </w:rPr>
-              <w:instrText xml:space="preserve"> PAGEREF _Toc243693348 \h </w:instrText>
+              <w:instrText xml:space="preserve"> PAGEREF _Toc243694817 \h </w:instrText>
             </w:r>
             <w:r>
               <w:rPr>
@@ -4852,7 +4920,7 @@
               <w:rPr>
                 <w:noProof/>
               </w:rPr>
-              <w:t>40</w:t>
+              <w:t>41</w:t>
             </w:r>
             <w:r>
               <w:rPr>
@@ -4876,7 +4944,7 @@
               <w:szCs w:val="22"/>
             </w:rPr>
           </w:pPr>
-          <w:hyperlink w:anchor="_Toc243693349" w:history="1">
+          <w:hyperlink w:anchor="_Toc243694818" w:history="1">
             <w:r>
               <w:rPr>
                 <w:rStyle w:val="Hyperlink"/>
@@ -4900,7 +4968,7 @@
               <w:rPr>
                 <w:noProof/>
               </w:rPr>
-              <w:instrText xml:space="preserve"> PAGEREF _Toc243693349 \h </w:instrText>
+              <w:instrText xml:space="preserve"> PAGEREF _Toc243694818 \h </w:instrText>
             </w:r>
             <w:r>
               <w:rPr>
@@ -4917,7 +4985,7 @@
               <w:rPr>
                 <w:noProof/>
               </w:rPr>
-              <w:t>40</w:t>
+              <w:t>41</w:t>
             </w:r>
             <w:r>
               <w:rPr>
@@ -4941,7 +5009,7 @@
               <w:szCs w:val="22"/>
             </w:rPr>
           </w:pPr>
-          <w:hyperlink w:anchor="_Toc243693350" w:history="1">
+          <w:hyperlink w:anchor="_Toc243694819" w:history="1">
             <w:r>
               <w:rPr>
                 <w:rStyle w:val="Hyperlink"/>
@@ -4965,7 +5033,7 @@
               <w:rPr>
                 <w:noProof/>
               </w:rPr>
-              <w:instrText xml:space="preserve"> PAGEREF _Toc243693350 \h </w:instrText>
+              <w:instrText xml:space="preserve"> PAGEREF _Toc243694819 \h </w:instrText>
             </w:r>
             <w:r>
               <w:rPr>
@@ -4982,7 +5050,7 @@
               <w:rPr>
                 <w:noProof/>
               </w:rPr>
-              <w:t>41</w:t>
+              <w:t>42</w:t>
             </w:r>
             <w:r>
               <w:rPr>
@@ -5006,7 +5074,7 @@
               <w:szCs w:val="22"/>
             </w:rPr>
           </w:pPr>
-          <w:hyperlink w:anchor="_Toc243693351" w:history="1">
+          <w:hyperlink w:anchor="_Toc243694820" w:history="1">
             <w:r>
               <w:rPr>
                 <w:rStyle w:val="Hyperlink"/>
@@ -5030,7 +5098,7 @@
               <w:rPr>
                 <w:noProof/>
               </w:rPr>
-              <w:instrText xml:space="preserve"> PAGEREF _Toc243693351 \h </w:instrText>
+              <w:instrText xml:space="preserve"> PAGEREF _Toc243694820 \h </w:instrText>
             </w:r>
             <w:r>
               <w:rPr>
@@ -5047,7 +5115,7 @@
               <w:rPr>
                 <w:noProof/>
               </w:rPr>
-              <w:t>41</w:t>
+              <w:t>42</w:t>
             </w:r>
             <w:r>
               <w:rPr>
@@ -5071,7 +5139,7 @@
               <w:szCs w:val="22"/>
             </w:rPr>
           </w:pPr>
-          <w:hyperlink w:anchor="_Toc243693352" w:history="1">
+          <w:hyperlink w:anchor="_Toc243694821" w:history="1">
             <w:r>
               <w:rPr>
                 <w:rStyle w:val="Hyperlink"/>
@@ -5095,7 +5163,7 @@
               <w:rPr>
                 <w:noProof/>
               </w:rPr>
-              <w:instrText xml:space="preserve"> PAGEREF _Toc243693352 \h </w:instrText>
+              <w:instrText xml:space="preserve"> PAGEREF _Toc243694821 \h </w:instrText>
             </w:r>
             <w:r>
               <w:rPr>
@@ -5112,7 +5180,7 @@
               <w:rPr>
                 <w:noProof/>
               </w:rPr>
-              <w:t>41</w:t>
+              <w:t>42</w:t>
             </w:r>
             <w:r>
               <w:rPr>
@@ -5136,7 +5204,7 @@
               <w:szCs w:val="22"/>
             </w:rPr>
           </w:pPr>
-          <w:hyperlink w:anchor="_Toc243693353" w:history="1">
+          <w:hyperlink w:anchor="_Toc243694822" w:history="1">
             <w:r>
               <w:rPr>
                 <w:rStyle w:val="Hyperlink"/>
@@ -5160,7 +5228,7 @@
               <w:rPr>
                 <w:noProof/>
               </w:rPr>
-              <w:instrText xml:space="preserve"> PAGEREF _Toc243693353 \h </w:instrText>
+              <w:instrText xml:space="preserve"> PAGEREF _Toc243694822 \h </w:instrText>
             </w:r>
             <w:r>
               <w:rPr>
@@ -5177,7 +5245,7 @@
               <w:rPr>
                 <w:noProof/>
               </w:rPr>
-              <w:t>41</w:t>
+              <w:t>42</w:t>
             </w:r>
             <w:r>
               <w:rPr>
@@ -5201,7 +5269,7 @@
               <w:szCs w:val="22"/>
             </w:rPr>
           </w:pPr>
-          <w:hyperlink w:anchor="_Toc243693354" w:history="1">
+          <w:hyperlink w:anchor="_Toc243694823" w:history="1">
             <w:r>
               <w:rPr>
                 <w:rStyle w:val="Hyperlink"/>
@@ -5225,7 +5293,7 @@
               <w:rPr>
                 <w:noProof/>
               </w:rPr>
-              <w:instrText xml:space="preserve"> PAGEREF _Toc243693354 \h </w:instrText>
+              <w:instrText xml:space="preserve"> PAGEREF _Toc243694823 \h </w:instrText>
             </w:r>
             <w:r>
               <w:rPr>
@@ -5242,7 +5310,7 @@
               <w:rPr>
                 <w:noProof/>
               </w:rPr>
-              <w:t>41</w:t>
+              <w:t>43</w:t>
             </w:r>
             <w:r>
               <w:rPr>
@@ -5266,7 +5334,7 @@
               <w:szCs w:val="22"/>
             </w:rPr>
           </w:pPr>
-          <w:hyperlink w:anchor="_Toc243693355" w:history="1">
+          <w:hyperlink w:anchor="_Toc243694824" w:history="1">
             <w:r>
               <w:rPr>
                 <w:rStyle w:val="Hyperlink"/>
@@ -5290,7 +5358,7 @@
               <w:rPr>
                 <w:noProof/>
               </w:rPr>
-              <w:instrText xml:space="preserve"> PAGEREF _Toc243693355 \h </w:instrText>
+              <w:instrText xml:space="preserve"> PAGEREF _Toc243694824 \h </w:instrText>
             </w:r>
             <w:r>
               <w:rPr>
@@ -5307,7 +5375,7 @@
               <w:rPr>
                 <w:noProof/>
               </w:rPr>
-              <w:t>42</w:t>
+              <w:t>43</w:t>
             </w:r>
             <w:r>
               <w:rPr>
@@ -5331,7 +5399,7 @@
               <w:szCs w:val="22"/>
             </w:rPr>
           </w:pPr>
-          <w:hyperlink w:anchor="_Toc243693356" w:history="1">
+          <w:hyperlink w:anchor="_Toc243694825" w:history="1">
             <w:r>
               <w:rPr>
                 <w:rStyle w:val="Hyperlink"/>
@@ -5355,7 +5423,7 @@
               <w:rPr>
                 <w:noProof/>
               </w:rPr>
-              <w:instrText xml:space="preserve"> PAGEREF _Toc243693356 \h </w:instrText>
+              <w:instrText xml:space="preserve"> PAGEREF _Toc243694825 \h </w:instrText>
             </w:r>
             <w:r>
               <w:rPr>
@@ -5372,7 +5440,7 @@
               <w:rPr>
                 <w:noProof/>
               </w:rPr>
-              <w:t>42</w:t>
+              <w:t>43</w:t>
             </w:r>
             <w:r>
               <w:rPr>
@@ -5396,7 +5464,7 @@
               <w:szCs w:val="22"/>
             </w:rPr>
           </w:pPr>
-          <w:hyperlink w:anchor="_Toc243693357" w:history="1">
+          <w:hyperlink w:anchor="_Toc243694826" w:history="1">
             <w:r>
               <w:rPr>
                 <w:rStyle w:val="Hyperlink"/>
@@ -5420,7 +5488,7 @@
               <w:rPr>
                 <w:noProof/>
               </w:rPr>
-              <w:instrText xml:space="preserve"> PAGEREF _Toc243693357 \h </w:instrText>
+              <w:instrText xml:space="preserve"> PAGEREF _Toc243694826 \h </w:instrText>
             </w:r>
             <w:r>
               <w:rPr>
@@ -5437,7 +5505,7 @@
               <w:rPr>
                 <w:noProof/>
               </w:rPr>
-              <w:t>42</w:t>
+              <w:t>43</w:t>
             </w:r>
             <w:r>
               <w:rPr>
@@ -5461,7 +5529,7 @@
               <w:szCs w:val="22"/>
             </w:rPr>
           </w:pPr>
-          <w:hyperlink w:anchor="_Toc243693358" w:history="1">
+          <w:hyperlink w:anchor="_Toc243694827" w:history="1">
             <w:r>
               <w:rPr>
                 <w:rStyle w:val="Hyperlink"/>
@@ -5485,7 +5553,7 @@
               <w:rPr>
                 <w:noProof/>
               </w:rPr>
-              <w:instrText xml:space="preserve"> PAGEREF _Toc243693358 \h </w:instrText>
+              <w:instrText xml:space="preserve"> PAGEREF _Toc243694827 \h </w:instrText>
             </w:r>
             <w:r>
               <w:rPr>
@@ -5502,7 +5570,7 @@
               <w:rPr>
                 <w:noProof/>
               </w:rPr>
-              <w:t>43</w:t>
+              <w:t>44</w:t>
             </w:r>
             <w:r>
               <w:rPr>
@@ -5526,7 +5594,7 @@
               <w:szCs w:val="22"/>
             </w:rPr>
           </w:pPr>
-          <w:hyperlink w:anchor="_Toc243693359" w:history="1">
+          <w:hyperlink w:anchor="_Toc243694828" w:history="1">
             <w:r>
               <w:rPr>
                 <w:rStyle w:val="Hyperlink"/>
@@ -5550,7 +5618,7 @@
               <w:rPr>
                 <w:noProof/>
               </w:rPr>
-              <w:instrText xml:space="preserve"> PAGEREF _Toc243693359 \h </w:instrText>
+              <w:instrText xml:space="preserve"> PAGEREF _Toc243694828 \h </w:instrText>
             </w:r>
             <w:r>
               <w:rPr>
@@ -5567,7 +5635,7 @@
               <w:rPr>
                 <w:noProof/>
               </w:rPr>
-              <w:t>43</w:t>
+              <w:t>44</w:t>
             </w:r>
             <w:r>
               <w:rPr>
@@ -5591,7 +5659,7 @@
               <w:szCs w:val="22"/>
             </w:rPr>
           </w:pPr>
-          <w:hyperlink w:anchor="_Toc243693360" w:history="1">
+          <w:hyperlink w:anchor="_Toc243694829" w:history="1">
             <w:r>
               <w:rPr>
                 <w:rStyle w:val="Hyperlink"/>
@@ -5615,7 +5683,7 @@
               <w:rPr>
                 <w:noProof/>
               </w:rPr>
-              <w:instrText xml:space="preserve"> PAGEREF _Toc243693360 \h </w:instrText>
+              <w:instrText xml:space="preserve"> PAGEREF _Toc243694829 \h </w:instrText>
             </w:r>
             <w:r>
               <w:rPr>
@@ -5632,7 +5700,7 @@
               <w:rPr>
                 <w:noProof/>
               </w:rPr>
-              <w:t>43</w:t>
+              <w:t>45</w:t>
             </w:r>
             <w:r>
               <w:rPr>
@@ -5656,7 +5724,7 @@
               <w:szCs w:val="22"/>
             </w:rPr>
           </w:pPr>
-          <w:hyperlink w:anchor="_Toc243693361" w:history="1">
+          <w:hyperlink w:anchor="_Toc243694830" w:history="1">
             <w:r>
               <w:rPr>
                 <w:rStyle w:val="Hyperlink"/>
@@ -5680,7 +5748,7 @@
               <w:rPr>
                 <w:noProof/>
               </w:rPr>
-              <w:instrText xml:space="preserve"> PAGEREF _Toc243693361 \h </w:instrText>
+              <w:instrText xml:space="preserve"> PAGEREF _Toc243694830 \h </w:instrText>
             </w:r>
             <w:r>
               <w:rPr>
@@ -5697,7 +5765,7 @@
               <w:rPr>
                 <w:noProof/>
               </w:rPr>
-              <w:t>44</w:t>
+              <w:t>45</w:t>
             </w:r>
             <w:r>
               <w:rPr>
@@ -5721,7 +5789,7 @@
               <w:szCs w:val="22"/>
             </w:rPr>
           </w:pPr>
-          <w:hyperlink w:anchor="_Toc243693362" w:history="1">
+          <w:hyperlink w:anchor="_Toc243694831" w:history="1">
             <w:r>
               <w:rPr>
                 <w:rStyle w:val="Hyperlink"/>
@@ -5745,7 +5813,7 @@
               <w:rPr>
                 <w:noProof/>
               </w:rPr>
-              <w:instrText xml:space="preserve"> PAGEREF _Toc243693362 \h </w:instrText>
+              <w:instrText xml:space="preserve"> PAGEREF _Toc243694831 \h </w:instrText>
             </w:r>
             <w:r>
               <w:rPr>
@@ -5762,7 +5830,7 @@
               <w:rPr>
                 <w:noProof/>
               </w:rPr>
-              <w:t>44</w:t>
+              <w:t>45</w:t>
             </w:r>
             <w:r>
               <w:rPr>
@@ -5786,7 +5854,7 @@
               <w:szCs w:val="22"/>
             </w:rPr>
           </w:pPr>
-          <w:hyperlink w:anchor="_Toc243693363" w:history="1">
+          <w:hyperlink w:anchor="_Toc243694832" w:history="1">
             <w:r>
               <w:rPr>
                 <w:rStyle w:val="Hyperlink"/>
@@ -5810,7 +5878,7 @@
               <w:rPr>
                 <w:noProof/>
               </w:rPr>
-              <w:instrText xml:space="preserve"> PAGEREF _Toc243693363 \h </w:instrText>
+              <w:instrText xml:space="preserve"> PAGEREF _Toc243694832 \h </w:instrText>
             </w:r>
             <w:r>
               <w:rPr>
@@ -5827,7 +5895,7 @@
               <w:rPr>
                 <w:noProof/>
               </w:rPr>
-              <w:t>44</w:t>
+              <w:t>45</w:t>
             </w:r>
             <w:r>
               <w:rPr>
@@ -5851,7 +5919,7 @@
               <w:szCs w:val="22"/>
             </w:rPr>
           </w:pPr>
-          <w:hyperlink w:anchor="_Toc243693364" w:history="1">
+          <w:hyperlink w:anchor="_Toc243694833" w:history="1">
             <w:r>
               <w:rPr>
                 <w:rStyle w:val="Hyperlink"/>
@@ -5875,7 +5943,7 @@
               <w:rPr>
                 <w:noProof/>
               </w:rPr>
-              <w:instrText xml:space="preserve"> PAGEREF _Toc243693364 \h </w:instrText>
+              <w:instrText xml:space="preserve"> PAGEREF _Toc243694833 \h </w:instrText>
             </w:r>
             <w:r>
               <w:rPr>
@@ -5892,7 +5960,7 @@
               <w:rPr>
                 <w:noProof/>
               </w:rPr>
-              <w:t>45</w:t>
+              <w:t>46</w:t>
             </w:r>
             <w:r>
               <w:rPr>
@@ -5916,7 +5984,7 @@
               <w:szCs w:val="22"/>
             </w:rPr>
           </w:pPr>
-          <w:hyperlink w:anchor="_Toc243693365" w:history="1">
+          <w:hyperlink w:anchor="_Toc243694834" w:history="1">
             <w:r>
               <w:rPr>
                 <w:rStyle w:val="Hyperlink"/>
@@ -5940,7 +6008,7 @@
               <w:rPr>
                 <w:noProof/>
               </w:rPr>
-              <w:instrText xml:space="preserve"> PAGEREF _Toc243693365 \h </w:instrText>
+              <w:instrText xml:space="preserve"> PAGEREF _Toc243694834 \h </w:instrText>
             </w:r>
             <w:r>
               <w:rPr>
@@ -5957,7 +6025,7 @@
               <w:rPr>
                 <w:noProof/>
               </w:rPr>
-              <w:t>45</w:t>
+              <w:t>46</w:t>
             </w:r>
             <w:r>
               <w:rPr>
@@ -5981,7 +6049,7 @@
               <w:szCs w:val="22"/>
             </w:rPr>
           </w:pPr>
-          <w:hyperlink w:anchor="_Toc243693366" w:history="1">
+          <w:hyperlink w:anchor="_Toc243694835" w:history="1">
             <w:r>
               <w:rPr>
                 <w:rStyle w:val="Hyperlink"/>
@@ -6005,7 +6073,7 @@
               <w:rPr>
                 <w:noProof/>
               </w:rPr>
-              <w:instrText xml:space="preserve"> PAGEREF _Toc243693366 \h </w:instrText>
+              <w:instrText xml:space="preserve"> PAGEREF _Toc243694835 \h </w:instrText>
             </w:r>
             <w:r>
               <w:rPr>
@@ -6022,7 +6090,7 @@
               <w:rPr>
                 <w:noProof/>
               </w:rPr>
-              <w:t>45</w:t>
+              <w:t>46</w:t>
             </w:r>
             <w:r>
               <w:rPr>
@@ -6046,7 +6114,7 @@
               <w:szCs w:val="22"/>
             </w:rPr>
           </w:pPr>
-          <w:hyperlink w:anchor="_Toc243693367" w:history="1">
+          <w:hyperlink w:anchor="_Toc243694836" w:history="1">
             <w:r>
               <w:rPr>
                 <w:rStyle w:val="Hyperlink"/>
@@ -6070,7 +6138,7 @@
               <w:rPr>
                 <w:noProof/>
               </w:rPr>
-              <w:instrText xml:space="preserve"> PAGEREF _Toc243693367 \h </w:instrText>
+              <w:instrText xml:space="preserve"> PAGEREF _Toc243694836 \h </w:instrText>
             </w:r>
             <w:r>
               <w:rPr>
@@ -6087,7 +6155,7 @@
               <w:rPr>
                 <w:noProof/>
               </w:rPr>
-              <w:t>46</w:t>
+              <w:t>47</w:t>
             </w:r>
             <w:r>
               <w:rPr>
@@ -6111,7 +6179,7 @@
               <w:szCs w:val="22"/>
             </w:rPr>
           </w:pPr>
-          <w:hyperlink w:anchor="_Toc243693368" w:history="1">
+          <w:hyperlink w:anchor="_Toc243694837" w:history="1">
             <w:r>
               <w:rPr>
                 <w:rStyle w:val="Hyperlink"/>
@@ -6135,7 +6203,7 @@
               <w:rPr>
                 <w:noProof/>
               </w:rPr>
-              <w:instrText xml:space="preserve"> PAGEREF _Toc243693368 \h </w:instrText>
+              <w:instrText xml:space="preserve"> PAGEREF _Toc243694837 \h </w:instrText>
             </w:r>
             <w:r>
               <w:rPr>
@@ -6152,7 +6220,7 @@
               <w:rPr>
                 <w:noProof/>
               </w:rPr>
-              <w:t>46</w:t>
+              <w:t>47</w:t>
             </w:r>
             <w:r>
               <w:rPr>
@@ -6176,7 +6244,7 @@
               <w:szCs w:val="22"/>
             </w:rPr>
           </w:pPr>
-          <w:hyperlink w:anchor="_Toc243693369" w:history="1">
+          <w:hyperlink w:anchor="_Toc243694838" w:history="1">
             <w:r>
               <w:rPr>
                 <w:rStyle w:val="Hyperlink"/>
@@ -6200,7 +6268,7 @@
               <w:rPr>
                 <w:noProof/>
               </w:rPr>
-              <w:instrText xml:space="preserve"> PAGEREF _Toc243693369 \h </w:instrText>
+              <w:instrText xml:space="preserve"> PAGEREF _Toc243694838 \h </w:instrText>
             </w:r>
             <w:r>
               <w:rPr>
@@ -6217,7 +6285,7 @@
               <w:rPr>
                 <w:noProof/>
               </w:rPr>
-              <w:t>46</w:t>
+              <w:t>48</w:t>
             </w:r>
             <w:r>
               <w:rPr>
@@ -6241,7 +6309,7 @@
               <w:szCs w:val="22"/>
             </w:rPr>
           </w:pPr>
-          <w:hyperlink w:anchor="_Toc243693370" w:history="1">
+          <w:hyperlink w:anchor="_Toc243694839" w:history="1">
             <w:r>
               <w:rPr>
                 <w:rStyle w:val="Hyperlink"/>
@@ -6265,7 +6333,7 @@
               <w:rPr>
                 <w:noProof/>
               </w:rPr>
-              <w:instrText xml:space="preserve"> PAGEREF _Toc243693370 \h </w:instrText>
+              <w:instrText xml:space="preserve"> PAGEREF _Toc243694839 \h </w:instrText>
             </w:r>
             <w:r>
               <w:rPr>
@@ -6282,7 +6350,7 @@
               <w:rPr>
                 <w:noProof/>
               </w:rPr>
-              <w:t>47</w:t>
+              <w:t>48</w:t>
             </w:r>
             <w:r>
               <w:rPr>
@@ -6308,7 +6376,7 @@
       <w:pPr>
         <w:pStyle w:val="Heading1"/>
       </w:pPr>
-      <w:bookmarkStart w:id="1" w:name="_Toc243693300"/>
+      <w:bookmarkStart w:id="1" w:name="_Toc243694769"/>
       <w:r>
         <w:lastRenderedPageBreak/>
         <w:t>1  Introduction</w:t>
@@ -6319,7 +6387,7 @@
       <w:pPr>
         <w:pStyle w:val="Heading2"/>
       </w:pPr>
-      <w:bookmarkStart w:id="2" w:name="_Toc243693301"/>
+      <w:bookmarkStart w:id="2" w:name="_Toc243694770"/>
       <w:r>
         <w:t>1.1  Purpose of this document</w:t>
       </w:r>
@@ -6340,7 +6408,7 @@
       <w:pPr>
         <w:pStyle w:val="Heading2"/>
       </w:pPr>
-      <w:bookmarkStart w:id="3" w:name="_Toc243693302"/>
+      <w:bookmarkStart w:id="3" w:name="_Toc243694771"/>
       <w:r>
         <w:t>1.2  Related documents</w:t>
       </w:r>
@@ -6443,7 +6511,14 @@
           <w:b/>
           <w:bCs/>
         </w:rPr>
-        <w:t>Running and Operating the System</w:t>
+        <w:t xml:space="preserve">Running </w:t>
+      </w:r>
+      <w:r>
+        <w:rPr>
+          <w:b/>
+          <w:bCs/>
+        </w:rPr>
+        <w:t>and Operating the System</w:t>
       </w:r>
       <w:r>
         <w:t xml:space="preserve"> (DWS-OPS-01) - starting, stopping and checking the servers.</w:t>
@@ -6463,7 +6538,7 @@
       <w:pPr>
         <w:pStyle w:val="Heading1"/>
       </w:pPr>
-      <w:bookmarkStart w:id="4" w:name="_Toc243693303"/>
+      <w:bookmarkStart w:id="4" w:name="_Toc243694772"/>
       <w:r>
         <w:lastRenderedPageBreak/>
         <w:t>2  Overview</w:t>
@@ -6474,7 +6549,7 @@
       <w:pPr>
         <w:pStyle w:val="Heading2"/>
       </w:pPr>
-      <w:bookmarkStart w:id="5" w:name="_Toc243693304"/>
+      <w:bookmarkStart w:id="5" w:name="_Toc243694773"/>
       <w:r>
         <w:t>2.1  Role in the system</w:t>
       </w:r>
@@ -6485,13 +6560,13 @@
         <w:spacing w:after="120" w:line="276" w:lineRule="auto"/>
       </w:pPr>
       <w:r>
-        <w:t>The backend is a single Java service on port 8080. It is never called directly by a customer's browser or a phone. Three sma</w:t>
-      </w:r>
-      <w:r>
-        <w:t>ll Python servers sit in front of it, one per kind of client (the website server on 8000, the mobile server on 8001 and the admin server on 8002); they forward requests here. The only path that reaches the backend from the internet is the M-Pesa result cal</w:t>
-      </w:r>
-      <w:r>
-        <w:t>lback, which the Caddy router passes through.</w:t>
+        <w:t>The backend is a single Java service on port 8080. It is never called directly by a customer's browser or a phone. Three small Pytho</w:t>
+      </w:r>
+      <w:r>
+        <w:t>n servers sit in front of it, one per kind of client (the website server on 8000, the mobile server on 8001 and the admin server on 8002); they forward requests here. The only path that reaches the backend from the internet is the M-Pesa result callback, w</w:t>
+      </w:r>
+      <w:r>
+        <w:t>hich the Caddy router passes through.</w:t>
       </w:r>
     </w:p>
     <w:p>
@@ -6564,7 +6639,7 @@
       <w:pPr>
         <w:pStyle w:val="Heading2"/>
       </w:pPr>
-      <w:bookmarkStart w:id="6" w:name="_Toc243693305"/>
+      <w:bookmarkStart w:id="6" w:name="_Toc243694774"/>
       <w:r>
         <w:lastRenderedPageBreak/>
         <w:t>2.2  Technology</w:t>
@@ -6587,7 +6662,7 @@
           <w:left w:w="10" w:type="dxa"/>
           <w:right w:w="10" w:type="dxa"/>
         </w:tblCellMar>
-        <w:tblLook w:val="0000" w:firstRow="0" w:lastRow="0" w:firstColumn="0" w:lastColumn="0" w:noHBand="0" w:noVBand="0"/>
+        <w:tblLook w:val="04A0" w:firstRow="1" w:lastRow="0" w:firstColumn="1" w:lastColumn="0" w:noHBand="0" w:noVBand="1"/>
       </w:tblPr>
       <w:tblGrid>
         <w:gridCol w:w="3066"/>
@@ -7159,7 +7234,7 @@
       <w:pPr>
         <w:pStyle w:val="Heading2"/>
       </w:pPr>
-      <w:bookmarkStart w:id="7" w:name="_Toc243693306"/>
+      <w:bookmarkStart w:id="7" w:name="_Toc243694775"/>
       <w:r>
         <w:t>2.3  Design conventions</w:t>
       </w:r>
@@ -7392,7 +7467,7 @@
       <w:pPr>
         <w:pStyle w:val="Heading1"/>
       </w:pPr>
-      <w:bookmarkStart w:id="8" w:name="_Toc243693307"/>
+      <w:bookmarkStart w:id="8" w:name="_Toc243694776"/>
       <w:r>
         <w:lastRenderedPageBreak/>
         <w:t>3  Source code layout</w:t>
@@ -7456,7 +7531,7 @@
           <w:left w:w="10" w:type="dxa"/>
           <w:right w:w="10" w:type="dxa"/>
         </w:tblCellMar>
-        <w:tblLook w:val="0000" w:firstRow="0" w:lastRow="0" w:firstColumn="0" w:lastColumn="0" w:noHBand="0" w:noVBand="0"/>
+        <w:tblLook w:val="04A0" w:firstRow="1" w:lastRow="0" w:firstColumn="1" w:lastColumn="0" w:noHBand="0" w:noVBand="1"/>
       </w:tblPr>
       <w:tblGrid>
         <w:gridCol w:w="2753"/>
@@ -8099,7 +8174,7 @@
       <w:pPr>
         <w:pStyle w:val="Heading1"/>
       </w:pPr>
-      <w:bookmarkStart w:id="9" w:name="_Toc243693308"/>
+      <w:bookmarkStart w:id="9" w:name="_Toc243694777"/>
       <w:r>
         <w:lastRenderedPageBreak/>
         <w:t>4  Security model</w:t>
@@ -8110,7 +8185,7 @@
       <w:pPr>
         <w:pStyle w:val="Heading2"/>
       </w:pPr>
-      <w:bookmarkStart w:id="10" w:name="_Toc243693309"/>
+      <w:bookmarkStart w:id="10" w:name="_Toc243694778"/>
       <w:r>
         <w:t>4.1  Accounts and roles</w:t>
       </w:r>
@@ -8167,7 +8242,7 @@
       <w:pPr>
         <w:pStyle w:val="Heading2"/>
       </w:pPr>
-      <w:bookmarkStart w:id="11" w:name="_Toc243693310"/>
+      <w:bookmarkStart w:id="11" w:name="_Toc243694779"/>
       <w:r>
         <w:t>4.2  Sign-in tokens</w:t>
       </w:r>
@@ -8336,7 +8411,7 @@
       <w:pPr>
         <w:pStyle w:val="Heading2"/>
       </w:pPr>
-      <w:bookmarkStart w:id="12" w:name="_Toc243693311"/>
+      <w:bookmarkStart w:id="12" w:name="_Toc243694780"/>
       <w:r>
         <w:t>4.3  Approved phones (mobile app)</w:t>
       </w:r>
@@ -8347,10 +8422,10 @@
         <w:spacing w:after="120" w:line="276" w:lineRule="auto"/>
       </w:pPr>
       <w:r>
-        <w:t>Since 3 October 2026 an account can use the mobile app on one approved phone at a time, in the way a streaming service knows your devices. Copying the app to a second phone, or giving a password to someone else, i</w:t>
-      </w:r>
-      <w:r>
-        <w:t>s no longer enough to use the account from another phone: that phone waits until the SuperAdmin approves it.</w:t>
+        <w:t xml:space="preserve">Since 3 October 2026 an account can use the mobile app on one approved phone at a time, in the way a streaming service knows your devices. Copying the app to a second phone, or giving a password to someone else, is no longer enough to use the account from </w:t>
+      </w:r>
+      <w:r>
+        <w:t>another phone: that phone waits until the SuperAdmin approves it.</w:t>
       </w:r>
     </w:p>
     <w:p>
@@ -8370,10 +8445,10 @@
         <w:t>The phone's identity.</w:t>
       </w:r>
       <w:r>
-        <w:t xml:space="preserve"> On first sign-in the app creates a private key inside the phone's secure hardware (the Android Keystore, using the StrongBox </w:t>
-      </w:r>
-      <w:r>
-        <w:t xml:space="preserve">chip when the phone has one). The key cannot be copied out of the phone. The backend stores only the matching public key and its SHA-256 fingerprint in </w:t>
+        <w:t xml:space="preserve"> On first sign-in the app creates a private key inside the phone's secure hardware (the Android Keystore, using the StrongBox chip when the phone has one). The key canno</w:t>
+      </w:r>
+      <w:r>
+        <w:t xml:space="preserve">t be copied out of the phone. The backend stores only the matching public key and its SHA-256 fingerprint in </w:t>
       </w:r>
       <w:r>
         <w:rPr>
@@ -8417,10 +8492,10 @@
         <w:t>GET /api/auth/device/challenge</w:t>
       </w:r>
       <w:r>
-        <w:t>,</w:t>
-      </w:r>
-      <w:r>
-        <w:t xml:space="preserve"> valid 2 minutes, usable once), signs it with the key (ECDSA P-256 with SHA-256) and sends the signature with the username and password. </w:t>
+        <w:t>, valid 2 minutes, usable once), signs it wi</w:t>
+      </w:r>
+      <w:r>
+        <w:t xml:space="preserve">th the key (ECDSA P-256 with SHA-256) and sends the signature with the username and password. </w:t>
       </w:r>
       <w:r>
         <w:rPr>
@@ -8452,10 +8527,7 @@
         <w:t>Who is approved.</w:t>
       </w:r>
       <w:r>
-        <w:t xml:space="preserve"> An account that has never had an approved pho</w:t>
-      </w:r>
-      <w:r>
-        <w:t>ne gets its first phone approved automatically, so nobody already using the app is locked out. Any later phone is saved as waiting (</w:t>
+        <w:t xml:space="preserve"> An account that has never had an approved phone gets its first phone approved automatically, so nobody already using the app is locked out. Any later phone is saved as waiting (</w:t>
       </w:r>
       <w:r>
         <w:rPr>
@@ -8479,14 +8551,14 @@
         <w:t>DEVICE_PENDING</w:t>
       </w:r>
       <w:r>
-        <w:t xml:space="preserve"> until the SuperAdmin approves it in the </w:t>
+        <w:t xml:space="preserve"> until the SuperAdmin a</w:t>
+      </w:r>
+      <w:r>
+        <w:t xml:space="preserve">pproves it in the </w:t>
       </w:r>
       <w:r>
         <w:lastRenderedPageBreak/>
-        <w:t>desktop app (Users &gt; Phones;</w:t>
-      </w:r>
-      <w:r>
-        <w:t xml:space="preserve"> any admin could until 5 October 2026). Approving a second phone for the same account requires "replace", which blocks the old one in the same step.</w:t>
+        <w:t>desktop app (Users &gt; Phones; any admin could until 5 October 2026). Approving a second phone for the same account requires "replace", which blocks the old one in the same step.</w:t>
       </w:r>
     </w:p>
     <w:p>
@@ -8506,7 +8578,10 @@
         <w:t>The token names the phone.</w:t>
       </w:r>
       <w:r>
-        <w:t xml:space="preserve"> A token issued to a phone carries a </w:t>
+        <w:t xml:space="preserve"> A token issued to a phone carries </w:t>
+      </w:r>
+      <w:r>
+        <w:t xml:space="preserve">a </w:t>
       </w:r>
       <w:r>
         <w:rPr>
@@ -8571,13 +8646,22 @@
           <w:sz w:val="19"/>
           <w:szCs w:val="19"/>
         </w:rPr>
-        <w:t>security/MobileDeviceFilter.java</w:t>
-      </w:r>
-      <w:r>
-        <w:t xml:space="preserve"> runs bef</w:t>
-      </w:r>
-      <w:r>
-        <w:t>ore any controller for those calls and refuses (401) a token that names no phone, a phone that is no longer approved, or a disabled account. Blocking a phone therefore cuts it off on its very next request, not when its token expires.</w:t>
+        <w:t>se</w:t>
+      </w:r>
+      <w:r>
+        <w:rPr>
+          <w:rFonts w:ascii="Consolas" w:eastAsia="Consolas" w:hAnsi="Consolas" w:cs="Consolas"/>
+          <w:color w:val="3B3F3D"/>
+          <w:sz w:val="19"/>
+          <w:szCs w:val="19"/>
+        </w:rPr>
+        <w:t>curity/MobileDeviceFilter.java</w:t>
+      </w:r>
+      <w:r>
+        <w:t xml:space="preserve"> runs before any controller for those calls and refuses (401) a token that names no phone, a phone that is no longer approved, or a disabled account. Blocking a phone therefore cuts it off on its very next request, not when it</w:t>
+      </w:r>
+      <w:r>
+        <w:t>s token expires.</w:t>
       </w:r>
     </w:p>
     <w:p>
@@ -8594,14 +8678,7 @@
           <w:b/>
           <w:bCs/>
         </w:rPr>
-        <w:t xml:space="preserve">The acting user comes </w:t>
-      </w:r>
-      <w:r>
-        <w:rPr>
-          <w:b/>
-          <w:bCs/>
-        </w:rPr>
-        <w:t>from the token.</w:t>
+        <w:t>The acting user comes from the token.</w:t>
       </w:r>
       <w:r>
         <w:t xml:space="preserve"> For mobile calls the filter replaces </w:t>
@@ -8687,7 +8764,7 @@
           <w:sz w:val="18"/>
           <w:szCs w:val="18"/>
         </w:rPr>
-        <w:t xml:space="preserve">Figure 3: Signing in on a phone, including a phone that waits </w:t>
+        <w:t>Figure 3: Signing in on</w:t>
       </w:r>
       <w:r>
         <w:rPr>
@@ -8697,7 +8774,7 @@
           <w:sz w:val="18"/>
           <w:szCs w:val="18"/>
         </w:rPr>
-        <w:t>for approval</w:t>
+        <w:t xml:space="preserve"> a phone, including a phone that waits for approval</w:t>
       </w:r>
     </w:p>
     <w:p>
@@ -8741,7 +8818,10 @@
         <w:t>POST /api/devices/{deviceId}/revoke</w:t>
       </w:r>
       <w:r>
-        <w:t>: admins may list, and only the SuperAdmin may approve, reject or block (</w:t>
+        <w:t xml:space="preserve">: admins may list, and only the SuperAdmin may approve, reject or </w:t>
+      </w:r>
+      <w:r>
+        <w:t>block (</w:t>
       </w:r>
       <w:r>
         <w:rPr>
@@ -8753,10 +8833,7 @@
         <w:t>AdminGuard.requireSuperAdmin</w:t>
       </w:r>
       <w:r>
-        <w:t>). E</w:t>
-      </w:r>
-      <w:r>
-        <w:t xml:space="preserve">ach approval, rejection, block and automatic first-phone approval is written to </w:t>
+        <w:t xml:space="preserve">). Each approval, rejection, block and automatic first-phone approval is written to </w:t>
       </w:r>
       <w:r>
         <w:rPr>
@@ -8780,7 +8857,10 @@
         <w:t>USER_DEVICES</w:t>
       </w:r>
       <w:r>
-        <w:t>). The fingerprint lock that protects the app on the phone itself is described in the Mobile Application document (DWS-MOB-02).</w:t>
+        <w:t>). The fingerprint lock that protects the app on the phone itself is described in the Mobile Applica</w:t>
+      </w:r>
+      <w:r>
+        <w:t>tion document (DWS-MOB-02).</w:t>
       </w:r>
     </w:p>
     <w:p>
@@ -8847,13 +8927,19 @@
           <w:sz w:val="19"/>
           <w:szCs w:val="19"/>
         </w:rPr>
-        <w:t>security/MobileDeviceFilter.java</w:t>
-      </w:r>
-      <w:r>
-        <w:t>. Turn</w:t>
-      </w:r>
-      <w:r>
-        <w:t xml:space="preserve">ing the whole check off is not a setting: remove the </w:t>
+        <w:t>security/M</w:t>
+      </w:r>
+      <w:r>
+        <w:rPr>
+          <w:rFonts w:ascii="Consolas" w:eastAsia="Consolas" w:hAnsi="Consolas" w:cs="Consolas"/>
+          <w:color w:val="3B3F3D"/>
+          <w:sz w:val="19"/>
+          <w:szCs w:val="19"/>
+        </w:rPr>
+        <w:t>obileDeviceFilter.java</w:t>
+      </w:r>
+      <w:r>
+        <w:t xml:space="preserve">. Turning the whole check off is not a setting: remove the </w:t>
       </w:r>
       <w:r>
         <w:rPr>
@@ -8884,7 +8970,7 @@
       <w:pPr>
         <w:pStyle w:val="Heading2"/>
       </w:pPr>
-      <w:bookmarkStart w:id="13" w:name="_Toc243693312"/>
+      <w:bookmarkStart w:id="13" w:name="_Toc243694781"/>
       <w:r>
         <w:t>4.4  Approved computers (desktop app)</w:t>
       </w:r>
@@ -8895,10 +8981,10 @@
         <w:spacing w:after="120" w:line="276" w:lineRule="auto"/>
       </w:pPr>
       <w:r>
-        <w:t xml:space="preserve">Since 5 October 2026 the desktop app no longer has to run </w:t>
-      </w:r>
-      <w:r>
-        <w:t>on the computer the servers run on: "a standalone application that has higher privilege that can work even if the backend is not in the same machine". The same idea as approved phones keeps that safe.</w:t>
+        <w:t>Since 5 October 2026 the deskt</w:t>
+      </w:r>
+      <w:r>
+        <w:t>op app no longer has to run on the computer the servers run on: "a standalone application that has higher privilege that can work even if the backend is not in the same machine". The same idea as approved phones keeps that safe.</w:t>
       </w:r>
     </w:p>
     <w:p>
@@ -8918,10 +9004,10 @@
         <w:t>The computer's identity.</w:t>
       </w:r>
       <w:r>
-        <w:t xml:space="preserve"> On first sign-in the desktop a</w:t>
-      </w:r>
-      <w:r>
-        <w:t xml:space="preserve">pp has Windows create a P-256 key in its key store - in the TPM security chip when the computer has one - that can never be exported. The backend keeps only the public key and its SHA-256 fingerprint in </w:t>
+        <w:t xml:space="preserve"> On</w:t>
+      </w:r>
+      <w:r>
+        <w:t xml:space="preserve"> first sign-in the desktop app has Windows create a P-256 key in its key store - in the TPM security chip when the computer has one - that can never be exported. The backend keeps only the public key and its SHA-256 fingerprint in </w:t>
       </w:r>
       <w:r>
         <w:rPr>
@@ -8933,7 +9019,10 @@
         <w:t>USER_COMPUTERS</w:t>
       </w:r>
       <w:r>
-        <w:t xml:space="preserve"> (migration 031).</w:t>
+        <w:t xml:space="preserve"> (migration</w:t>
+      </w:r>
+      <w:r>
+        <w:t xml:space="preserve"> 031).</w:t>
       </w:r>
     </w:p>
     <w:p>
@@ -8953,10 +9042,7 @@
         <w:t>Proof at sign-in.</w:t>
       </w:r>
       <w:r>
-        <w:t xml:space="preserve"> The</w:t>
-      </w:r>
-      <w:r>
-        <w:t xml:space="preserve"> app asks for a one-time value (</w:t>
+        <w:t xml:space="preserve"> The app asks for a one-time value (</w:t>
       </w:r>
       <w:r>
         <w:rPr>
@@ -8989,10 +9075,7 @@
           <w:sz w:val="19"/>
           <w:szCs w:val="19"/>
         </w:rPr>
-        <w:t>AuthController.login</w:t>
-      </w:r>
-      <w:r>
-        <w:t xml:space="preserve"> then uses </w:t>
+        <w:t>AuthController.lo</w:t>
       </w:r>
       <w:r>
         <w:rPr>
@@ -9001,7 +9084,10 @@
           <w:sz w:val="19"/>
           <w:szCs w:val="19"/>
         </w:rPr>
-        <w:t>AuthService.de</w:t>
+        <w:t>gin</w:t>
+      </w:r>
+      <w:r>
+        <w:t xml:space="preserve"> then uses </w:t>
       </w:r>
       <w:r>
         <w:rPr>
@@ -9010,7 +9096,7 @@
           <w:sz w:val="19"/>
           <w:szCs w:val="19"/>
         </w:rPr>
-        <w:t>sktopLogin</w:t>
+        <w:t>AuthService.desktopLogin</w:t>
       </w:r>
       <w:r>
         <w:t xml:space="preserve">: the password is checked, the account must be enabled and Admin or SuperAdmin (any other role is refused before its computer is recorded), then </w:t>
@@ -9045,10 +9131,10 @@
         <w:t>Who is approved.</w:t>
       </w:r>
       <w:r>
-        <w:t xml:space="preserve"> One approved computer per account (the databas</w:t>
-      </w:r>
-      <w:r>
-        <w:t xml:space="preserve">e refuses a second). The SuperAdmin's own first computer is approved automatically, since nobody else could approve it; every other computer - an Admin's first one included - is saved as waiting and refused with </w:t>
+        <w:t xml:space="preserve"> One approved computer per account (the database refuses a second). The SuperAdmin's own first computer is approved automatically, since nobody else could approve it; every other computer - an Admin's first one included - is saved as waiting and refused wi</w:t>
+      </w:r>
+      <w:r>
+        <w:t xml:space="preserve">th </w:t>
       </w:r>
       <w:r>
         <w:rPr>
@@ -9060,10 +9146,7 @@
         <w:t>COMPUTER_PENDING</w:t>
       </w:r>
       <w:r>
-        <w:t xml:space="preserve"> until the SuperAdmin approv</w:t>
-      </w:r>
-      <w:r>
-        <w:t>es it in the desktop app (Users &gt; Computers). Approving another computer for the same account needs "replace", which blocks the old one.</w:t>
+        <w:t xml:space="preserve"> until the SuperAdmin approves it in the desktop app (Users &gt; Computers). Approving another computer for the same account needs "replace", which blocks the old one.</w:t>
       </w:r>
     </w:p>
     <w:p>
@@ -9104,7 +9187,16 @@
           <w:sz w:val="19"/>
           <w:szCs w:val="19"/>
         </w:rPr>
-        <w:t>USER_COMPUTERS.Computer_ID</w:t>
+        <w:t>USER_C</w:t>
+      </w:r>
+      <w:r>
+        <w:rPr>
+          <w:rFonts w:ascii="Consolas" w:eastAsia="Consolas" w:hAnsi="Consolas" w:cs="Consolas"/>
+          <w:color w:val="3B3F3D"/>
+          <w:sz w:val="19"/>
+          <w:szCs w:val="19"/>
+        </w:rPr>
+        <w:t>OMPUTERS.Computer_ID</w:t>
       </w:r>
       <w:r>
         <w:t>) and lasts 12 hours.</w:t>
@@ -9163,10 +9255,10 @@
         <w:t>SESSION_EXPIRED</w:t>
       </w:r>
       <w:r>
-        <w:t xml:space="preserve">), a computer that is no longer approved, a disabled account or one that is </w:t>
-      </w:r>
-      <w:r>
-        <w:t>no longer Admin or SuperAdmin (</w:t>
+        <w:t>), a computer that is no longer ap</w:t>
+      </w:r>
+      <w:r>
+        <w:t>proved, a disabled account or one that is no longer Admin or SuperAdmin (</w:t>
       </w:r>
       <w:r>
         <w:rPr>
@@ -9210,10 +9302,10 @@
         <w:t>X-Actor-User-Id</w:t>
       </w:r>
       <w:r>
-        <w:t xml:space="preserve"> with the user in the verified token. Before this, the deskto</w:t>
-      </w:r>
-      <w:r>
-        <w:t>p path took whatever acting user the app sent - "Send Money" included.</w:t>
+        <w:t xml:space="preserve"> with the user in t</w:t>
+      </w:r>
+      <w:r>
+        <w:t>he verified token. Before this, the desktop path took whatever acting user the app sent - "Send Money" included.</w:t>
       </w:r>
     </w:p>
     <w:p>
@@ -9262,10 +9354,7 @@
         <w:t>POST /api/computers/{computerId}/revoke</w:t>
       </w:r>
       <w:r>
-        <w:t xml:space="preserve">. They answer only requests that </w:t>
-      </w:r>
-      <w:r>
-        <w:t xml:space="preserve">came through the desktop filter; admins may list, and only the SuperAdmin may approve, reject or block. Each step is written to </w:t>
+        <w:t xml:space="preserve">. They answer only requests that came through the desktop filter; admins may list, and only the SuperAdmin may approve, reject or block. Each step is written to </w:t>
       </w:r>
       <w:r>
         <w:rPr>
@@ -9307,7 +9396,15 @@
           <w:bCs/>
           <w:color w:val="8A5A2B"/>
         </w:rPr>
-        <w:t xml:space="preserve">Where to adjust: </w:t>
+        <w:t>Where to adjus</w:t>
+      </w:r>
+      <w:r>
+        <w:rPr>
+          <w:b/>
+          <w:bCs/>
+          <w:color w:val="8A5A2B"/>
+        </w:rPr>
+        <w:t xml:space="preserve">t: </w:t>
       </w:r>
       <w:r>
         <w:t xml:space="preserve">Desktop sign-in length: </w:t>
@@ -9331,16 +9428,7 @@
           <w:sz w:val="19"/>
           <w:szCs w:val="19"/>
         </w:rPr>
-        <w:t>AUTH_DESKT</w:t>
-      </w:r>
-      <w:r>
-        <w:rPr>
-          <w:rFonts w:ascii="Consolas" w:eastAsia="Consolas" w:hAnsi="Consolas" w:cs="Consolas"/>
-          <w:color w:val="3B3F3D"/>
-          <w:sz w:val="19"/>
-          <w:szCs w:val="19"/>
-        </w:rPr>
-        <w:t>OP_JWT_EXPIRY_HOURS</w:t>
+        <w:t>AUTH_DESKTOP_JWT_EXPIRY_HOURS</w:t>
       </w:r>
       <w:r>
         <w:t xml:space="preserve">, 12). The paths that need no computer token are </w:t>
@@ -9388,20 +9476,26 @@
           <w:sz w:val="19"/>
           <w:szCs w:val="19"/>
         </w:rPr>
-        <w:t>service/ComputerService.java</w:t>
-      </w:r>
-      <w:r>
-        <w:t>. The wrong-password limit for desktop sign-in lives in the ad</w:t>
-      </w:r>
-      <w:r>
-        <w:t>min server (Admin Server document).</w:t>
+        <w:t>service/ComputerSe</w:t>
+      </w:r>
+      <w:r>
+        <w:rPr>
+          <w:rFonts w:ascii="Consolas" w:eastAsia="Consolas" w:hAnsi="Consolas" w:cs="Consolas"/>
+          <w:color w:val="3B3F3D"/>
+          <w:sz w:val="19"/>
+          <w:szCs w:val="19"/>
+        </w:rPr>
+        <w:t>rvice.java</w:t>
+      </w:r>
+      <w:r>
+        <w:t>. The wrong-password limit for desktop sign-in lives in the admin server (Admin Server document).</w:t>
       </w:r>
     </w:p>
     <w:p>
       <w:pPr>
         <w:pStyle w:val="Heading2"/>
       </w:pPr>
-      <w:bookmarkStart w:id="14" w:name="_Toc243693313"/>
+      <w:bookmarkStart w:id="14" w:name="_Toc243694782"/>
       <w:r>
         <w:t>4.5  One SuperAdmin</w:t>
       </w:r>
@@ -9412,7 +9506,10 @@
         <w:spacing w:after="120" w:line="276" w:lineRule="auto"/>
       </w:pPr>
       <w:r>
-        <w:t xml:space="preserve">"there can only be one super admin ... the one who permits phones desktops is the superadmin" - since 5 October 2026 there is exactly one SuperAdmin, and Admins keep everything else they had. </w:t>
+        <w:t>"there can only be one super admin ... the one who permits phones desktops is the superadmin" - since 5 October 2026 there is ex</w:t>
+      </w:r>
+      <w:r>
+        <w:t xml:space="preserve">actly one SuperAdmin, and Admins keep everything else they had. </w:t>
       </w:r>
       <w:r>
         <w:rPr>
@@ -9421,16 +9518,7 @@
           <w:sz w:val="19"/>
           <w:szCs w:val="19"/>
         </w:rPr>
-        <w:t>UserServ</w:t>
-      </w:r>
-      <w:r>
-        <w:rPr>
-          <w:rFonts w:ascii="Consolas" w:eastAsia="Consolas" w:hAnsi="Consolas" w:cs="Consolas"/>
-          <w:color w:val="3B3F3D"/>
-          <w:sz w:val="19"/>
-          <w:szCs w:val="19"/>
-        </w:rPr>
-        <w:t>ice</w:t>
+        <w:t>UserService</w:t>
       </w:r>
       <w:r>
         <w:t xml:space="preserve"> enforces it for every client:</w:t>
@@ -9460,7 +9548,10 @@
         <w:spacing w:after="60" w:line="264" w:lineRule="auto"/>
       </w:pPr>
       <w:r>
-        <w:t>Only the SuperAdmin can change the SuperAdmin account (403), and it can't be disabled (409) or given another role (409 - there must always be one).</w:t>
+        <w:t>Only the SuperAdmin can change the SuperAdmin account (403), and it can't be disabled (409) or given an</w:t>
+      </w:r>
+      <w:r>
+        <w:t>other role (409 - there must always be one).</w:t>
       </w:r>
     </w:p>
     <w:p>
@@ -9473,10 +9564,7 @@
         <w:spacing w:after="60" w:line="264" w:lineRule="auto"/>
       </w:pPr>
       <w:r>
-        <w:t>Only the SuperAdmin can giv</w:t>
-      </w:r>
-      <w:r>
-        <w:t>e the SuperAdmin role (403). Doing so hands it over: the other account becomes SuperAdmin and the giver becomes Admin in the same transaction, with an audit line.</w:t>
+        <w:t>Only the SuperAdmin can give the SuperAdmin role (403). Doing so hands it over: the other account becomes SuperAdmin and the giver becomes Admin in the same transaction, with an audit line.</w:t>
       </w:r>
     </w:p>
     <w:p>
@@ -9489,13 +9577,13 @@
         <w:spacing w:after="60" w:line="264" w:lineRule="auto"/>
       </w:pPr>
       <w:r>
-        <w:t>Only the SuperAdmin can change a username (403 otherwise) - "one might have used a wrong user</w:t>
-      </w:r>
-      <w:r>
-        <w:t>name when creating". The new one follows the sign-up rule (400) and must not be taken (409), and the change is written to the audit log ("Username changed from ... to ..."). Nothing else changes: tokens, phones and computers name the user id, not the usern</w:t>
-      </w:r>
-      <w:r>
-        <w:t>ame.</w:t>
+        <w:t>Only the SuperAdmin c</w:t>
+      </w:r>
+      <w:r>
+        <w:t>an change a username (403 otherwise) - "one might have used a wrong username when creating". The new one follows the sign-up rule (400) and must not be taken (409), and the change is written to the audit log ("Username changed from ... to ..."). Nothing el</w:t>
+      </w:r>
+      <w:r>
+        <w:t>se changes: tokens, phones and computers name the user id, not the username.</w:t>
       </w:r>
     </w:p>
     <w:p>
@@ -9529,7 +9617,7 @@
       <w:pPr>
         <w:pStyle w:val="Heading2"/>
       </w:pPr>
-      <w:bookmarkStart w:id="15" w:name="_Toc243693314"/>
+      <w:bookmarkStart w:id="15" w:name="_Toc243694783"/>
       <w:r>
         <w:t>4.6  How a caller is identified</w:t>
       </w:r>
@@ -9564,10 +9652,10 @@
         <w:t>Authorization</w:t>
       </w:r>
       <w:r>
-        <w:t xml:space="preserve"> and validate the JWT: authentication, website orders, reviews, the AI chat</w:t>
-      </w:r>
-      <w:r>
-        <w:t>, SMS ingest and user management.</w:t>
+        <w:t xml:space="preserve"> an</w:t>
+      </w:r>
+      <w:r>
+        <w:t>d validate the JWT: authentication, website orders, reviews, the AI chat, SMS ingest and user management.</w:t>
       </w:r>
     </w:p>
     <w:p>
@@ -9607,7 +9695,10 @@
         <w:t>Approved-computer token</w:t>
       </w:r>
       <w:r>
-        <w:t xml:space="preserve"> - every request through the admin server (see Approved computers). The acting user is the user in the token, and the account must still be Admin or SuperAdmin.</w:t>
+        <w:t xml:space="preserve"> - every </w:t>
+      </w:r>
+      <w:r>
+        <w:t>request through the admin server (see Approved computers). The acting user is the user in the token, and the account must still be Admin or SuperAdmin.</w:t>
       </w:r>
     </w:p>
     <w:p>
@@ -9639,10 +9730,7 @@
         <w:t>X-Actor-User-Id</w:t>
       </w:r>
       <w:r>
-        <w:t xml:space="preserve"> header. On mobile and desktop req</w:t>
-      </w:r>
-      <w:r>
-        <w:t>uests it is set from the verified token, whatever the app sent. The backend uses it for the audit trail and, where noted, for an admin role check.</w:t>
+        <w:t xml:space="preserve"> header. On mobile and desktop requests it is set from the verified token, whatever the app sent. The backend uses it for the audit trail and, where noted, for an admin role check.</w:t>
       </w:r>
     </w:p>
     <w:p>
@@ -9662,23 +9750,27 @@
         <w:t>Admin enforced in the backend</w:t>
       </w:r>
       <w:r>
-        <w:t xml:space="preserve"> - retiring and bringing back products (9 October 2026), user management, phone </w:t>
-      </w:r>
-      <w:r>
-        <w:t xml:space="preserve">approval, the database browser, loans and capital changes, Pay Loan, Send Money and its confirmation, dropping orders, the refunds list, review moderation and deleting other people's expense entries. </w:t>
+        <w:t xml:space="preserve"> - retiring and bringing back products (9 Octo</w:t>
+      </w:r>
+      <w:r>
+        <w:t xml:space="preserve">ber 2026), user management, phone approval, the database browser, loans and capital changes, Pay Loan, Send Money and its confirmation, dropping orders, the refunds list, review moderation and deleting other people's expense entries. </w:t>
       </w:r>
       <w:r>
         <w:rPr>
           <w:b/>
           <w:bCs/>
         </w:rPr>
-        <w:t>Marketer or admin enforced:</w:t>
-      </w:r>
-      <w:r>
-        <w:t xml:space="preserve"> changing the Bulk Orders pic</w:t>
-      </w:r>
-      <w:r>
-        <w:t xml:space="preserve">tures (9 October 2026, </w:t>
+        <w:t>Marketer or admin enfo</w:t>
+      </w:r>
+      <w:r>
+        <w:rPr>
+          <w:b/>
+          <w:bCs/>
+        </w:rPr>
+        <w:t>rced:</w:t>
+      </w:r>
+      <w:r>
+        <w:t xml:space="preserve"> changing the Bulk Orders pictures (9 October 2026, </w:t>
       </w:r>
       <w:r>
         <w:rPr>
@@ -9700,7 +9792,10 @@
         <w:t>SuperAdmin enforced:</w:t>
       </w:r>
       <w:r>
-        <w:t xml:space="preserve"> approving, rejecting and blocking phones and computers, and changing the SuperAdmin account or role. Other role limits are applied by the apps, which hide screens by role.</w:t>
+        <w:t xml:space="preserve"> approving, rejecting and blocking phones and computers, and changing the SuperAdmin account or role. Other role limits are applied by the apps,</w:t>
+      </w:r>
+      <w:r>
+        <w:t xml:space="preserve"> which hide screens by role.</w:t>
       </w:r>
     </w:p>
     <w:p>
@@ -9726,7 +9821,10 @@
         <w:t xml:space="preserve">Security: </w:t>
       </w:r>
       <w:r>
-        <w:t>Closed on 3 October 2026 for the mobile path: the acting user on a mobile request is taken from a verified token issued to an approved phone, so a person who knows an admin's user id can no longer act as that admin through the tunnel.</w:t>
+        <w:t>Closed on 3 October 2026 for the mobile path: the acting user on a mobile request is taken from a verified token issued to an approved phone, so a person who knows an admin's user id can no longer act as that admin t</w:t>
+      </w:r>
+      <w:r>
+        <w:t>hrough the tunnel.</w:t>
       </w:r>
     </w:p>
     <w:p>
@@ -9739,13 +9837,10 @@
         <w:ind w:left="160" w:right="160"/>
       </w:pPr>
       <w:r>
-        <w:t>Closed on 5</w:t>
-      </w:r>
-      <w:r>
-        <w:t xml:space="preserve"> October 2026 for the desktop path: every call through the admin server needs a token issued to an approved computer of an Admin or SuperAdmin, and the acting user is taken from it. This is what allows the admin server to be reachable from other computers </w:t>
-      </w:r>
-      <w:r>
-        <w:t>once the servers move to a provider (see the Production Go-Live Checklist, DWS-CFG-02).</w:t>
+        <w:t>Closed on 5 October 2026 for the desktop path: every call through the admin server needs a token issued to an approved computer of an Admin or SuperAdmin, and the acting user is taken from it. This is what allows the admin server to be reachable from other</w:t>
+      </w:r>
+      <w:r>
+        <w:t xml:space="preserve"> computers once the servers move to a provider (see the Production Go-Live Checklist, DWS-CFG-02).</w:t>
       </w:r>
     </w:p>
     <w:p>
@@ -9767,10 +9862,7 @@
           <w:sz w:val="19"/>
           <w:szCs w:val="19"/>
         </w:rPr>
-        <w:t>TransactionService.handleMpesaCallback</w:t>
-      </w:r>
-      <w:r>
-        <w:t xml:space="preserve">); </w:t>
+        <w:t>TransactionService.handleMpesaC</w:t>
       </w:r>
       <w:r>
         <w:rPr>
@@ -9779,7 +9871,10 @@
           <w:sz w:val="19"/>
           <w:szCs w:val="19"/>
         </w:rPr>
-        <w:t>O</w:t>
+        <w:t>allback</w:t>
+      </w:r>
+      <w:r>
+        <w:t xml:space="preserve">); </w:t>
       </w:r>
       <w:r>
         <w:rPr>
@@ -9788,7 +9883,7 @@
           <w:sz w:val="19"/>
           <w:szCs w:val="19"/>
         </w:rPr>
-        <w:t>rderService.createOrder</w:t>
+        <w:t>OrderService.createOrder</w:t>
       </w:r>
       <w:r>
         <w:t xml:space="preserve"> refuses an empty cart and any quantity below 1 and adds up repeated products before the stock check; the mobile sign-in refuses customer accounts (</w:t>
@@ -9803,17 +9898,17 @@
         <w:t>RoleService.isStaff</w:t>
       </w:r>
       <w:r>
-        <w:t>); payout amounts must be positive whole shillings up to KES 1,000</w:t>
-      </w:r>
-      <w:r>
-        <w:t>,000 and Send Money or a loan payment to a number other than the one on file needs the SuperAdmin; a failure found by the status query cancels the order and returns its stock.</w:t>
+        <w:t>); payout amounts must be positive whole shillings up t</w:t>
+      </w:r>
+      <w:r>
+        <w:t>o KES 1,000,000 and Send Money or a loan payment to a number other than the one on file needs the SuperAdmin; a failure found by the status query cancels the order and returns its stock.</w:t>
       </w:r>
     </w:p>
     <w:p>
       <w:pPr>
         <w:pStyle w:val="Heading2"/>
       </w:pPr>
-      <w:bookmarkStart w:id="16" w:name="_Toc243693315"/>
+      <w:bookmarkStart w:id="16" w:name="_Toc243694784"/>
       <w:r>
         <w:t>4.7  What is public</w:t>
       </w:r>
@@ -9824,10 +9919,10 @@
         <w:spacing w:after="120" w:line="276" w:lineRule="auto"/>
       </w:pPr>
       <w:r>
-        <w:t>Port 8080 is never exposed directly. The Caddy router only f</w:t>
-      </w:r>
-      <w:r>
-        <w:t xml:space="preserve">orwards </w:t>
+        <w:t>Port 8080 is never exposed directly. The Caddy ro</w:t>
+      </w:r>
+      <w:r>
+        <w:t xml:space="preserve">uter only forwards </w:t>
       </w:r>
       <w:r>
         <w:rPr>
@@ -9855,10 +9950,10 @@
       </w:r>
       <w:r>
         <w:lastRenderedPageBreak/>
-        <w:t>with "mpesa" in them) - to it, so Safaricom can deliver payment results. Everything else reaches the ba</w:t>
-      </w:r>
-      <w:r>
-        <w:t>ckend from the three Python servers running on the same computer. The admin server (8002) is not on the tunnel either; when it is given a public HTTPS address, the approved-computer check above is what protects it.</w:t>
+        <w:t>with "mpesa" in them) - to it, so Safaricom can deliver payment results. Everything else rea</w:t>
+      </w:r>
+      <w:r>
+        <w:t>ches the backend from the three Python servers running on the same computer. The admin server (8002) is not on the tunnel either; when it is given a public HTTPS address, the approved-computer check above is what protects it.</w:t>
       </w:r>
     </w:p>
     <w:p>
@@ -9870,7 +9965,7 @@
       <w:pPr>
         <w:pStyle w:val="Heading1"/>
       </w:pPr>
-      <w:bookmarkStart w:id="17" w:name="_Toc243693316"/>
+      <w:bookmarkStart w:id="17" w:name="_Toc243694785"/>
       <w:r>
         <w:lastRenderedPageBreak/>
         <w:t>5  Feature modules</w:t>
@@ -9882,17 +9977,17 @@
         <w:spacing w:after="120" w:line="276" w:lineRule="auto"/>
       </w:pPr>
       <w:r>
-        <w:t>Each module below li</w:t>
-      </w:r>
-      <w:r>
-        <w:t>sts its files, the tables it uses and the rules worth knowing before changing it. The full endpoint list is in Appendix A.</w:t>
+        <w:t>Each modu</w:t>
+      </w:r>
+      <w:r>
+        <w:t>le below lists its files, the tables it uses and the rules worth knowing before changing it. The full endpoint list is in Appendix A.</w:t>
       </w:r>
     </w:p>
     <w:p>
       <w:pPr>
         <w:pStyle w:val="Heading2"/>
       </w:pPr>
-      <w:bookmarkStart w:id="18" w:name="_Toc243693317"/>
+      <w:bookmarkStart w:id="18" w:name="_Toc243694786"/>
       <w:r>
         <w:t>5.1  Accounts, sign-in and users</w:t>
       </w:r>
@@ -9914,7 +10009,7 @@
           <w:left w:w="10" w:type="dxa"/>
           <w:right w:w="10" w:type="dxa"/>
         </w:tblCellMar>
-        <w:tblLook w:val="0000" w:firstRow="0" w:lastRow="0" w:firstColumn="0" w:lastColumn="0" w:noHBand="0" w:noVBand="0"/>
+        <w:tblLook w:val="04A0" w:firstRow="1" w:lastRow="0" w:firstColumn="1" w:lastColumn="0" w:noHBand="0" w:noVBand="1"/>
       </w:tblPr>
       <w:tblGrid>
         <w:gridCol w:w="2677"/>
@@ -10740,7 +10835,7 @@
         <w:spacing w:after="60" w:line="264" w:lineRule="auto"/>
       </w:pPr>
       <w:r>
-        <w:t>Google sign-in (</w:t>
+        <w:t xml:space="preserve">Orders near their promised date (since 24 October 2026): </w:t>
       </w:r>
       <w:r>
         <w:rPr>
@@ -10749,10 +10844,13 @@
           <w:sz w:val="19"/>
           <w:szCs w:val="19"/>
         </w:rPr>
-        <w:t>/api/auth/google</w:t>
-      </w:r>
-      <w:r>
-        <w:t xml:space="preserve">) verifies the Google ID token against Google's public keys (cached for 6 hours), checks the audience equals </w:t>
+        <w:t>DeliveryDeadline</w:t>
+      </w:r>
+      <w:r>
+        <w:t xml:space="preserve"> marks an order still waiting for a delivery DUE_SOON in the last quarter of the </w:t>
+      </w:r>
+      <w:r>
+        <w:t xml:space="preserve">time it was promised (3 weeks, or 3 months for large items) and never later than 5 days before the date, and LATE once the date has passed; the pending groups and the unassigned pool carry </w:t>
       </w:r>
       <w:r>
         <w:rPr>
@@ -10761,7 +10859,10 @@
           <w:sz w:val="19"/>
           <w:szCs w:val="19"/>
         </w:rPr>
-        <w:t>app.google.cl</w:t>
+        <w:t>promisedOn</w:t>
+      </w:r>
+      <w:r>
+        <w:t xml:space="preserve">, </w:t>
       </w:r>
       <w:r>
         <w:rPr>
@@ -10770,10 +10871,10 @@
           <w:sz w:val="19"/>
           <w:szCs w:val="19"/>
         </w:rPr>
-        <w:t>ient-id</w:t>
-      </w:r>
-      <w:r>
-        <w:t xml:space="preserve"> and that the email is verified. Someone new gets </w:t>
+        <w:t>daysLeft</w:t>
+      </w:r>
+      <w:r>
+        <w:t xml:space="preserve"> and </w:t>
       </w:r>
       <w:r>
         <w:rPr>
@@ -10782,43 +10883,13 @@
           <w:sz w:val="19"/>
           <w:szCs w:val="19"/>
         </w:rPr>
-        <w:t>needsPhone</w:t>
-      </w:r>
-      <w:r>
-        <w:t xml:space="preserve"> and </w:t>
-      </w:r>
-      <w:r>
-        <w:rPr>
-          <w:rFonts w:ascii="Consolas" w:eastAsia="Consolas" w:hAnsi="Consolas" w:cs="Consolas"/>
-          <w:color w:val="3B3F3D"/>
-          <w:sz w:val="19"/>
-          <w:szCs w:val="19"/>
-        </w:rPr>
-        <w:t>needsUserName</w:t>
-      </w:r>
-      <w:r>
-        <w:t xml:space="preserve"> back; the website then sends the same token again with the phone number and a username of their choice (same rules as sign-up). The Google account id is stored in </w:t>
-      </w:r>
-      <w:r>
-        <w:rPr>
-          <w:rFonts w:ascii="Consolas" w:eastAsia="Consolas" w:hAnsi="Consolas" w:cs="Consolas"/>
-          <w:color w:val="3B3F3D"/>
-          <w:sz w:val="19"/>
-          <w:szCs w:val="19"/>
-        </w:rPr>
-        <w:t>USERS.G</w:t>
-      </w:r>
-      <w:r>
-        <w:rPr>
-          <w:rFonts w:ascii="Consolas" w:eastAsia="Consolas" w:hAnsi="Consolas" w:cs="Consolas"/>
-          <w:color w:val="3B3F3D"/>
-          <w:sz w:val="19"/>
-          <w:szCs w:val="19"/>
-        </w:rPr>
-        <w:t>oogle_Sub</w:t>
-      </w:r>
-      <w:r>
-        <w:t>; such an account has no password. A Google email already used by an account here is never joined to it automatically (409).</w:t>
+        <w:t>deadlineRisk</w:t>
+      </w:r>
+      <w:r>
+        <w:t xml:space="preserve"> (groups their most urgent), a</w:t>
+      </w:r>
+      <w:r>
+        <w:t>nd the Home overview counts them.</w:t>
       </w:r>
     </w:p>
     <w:p>
@@ -10831,10 +10902,7 @@
         <w:spacing w:after="60" w:line="264" w:lineRule="auto"/>
       </w:pPr>
       <w:r>
-        <w:t>Phone numbers confirmed by an SMS code (since 17 October 2026, migration 036) - "one may give a phone number not theirs ..</w:t>
-      </w:r>
-      <w:r>
-        <w:t xml:space="preserve">. push a code to the phone number they placed so that its verified". </w:t>
+        <w:t>Home for Admins and the SuperAdmin (24 October 2026): GET /api/insights/overview (</w:t>
       </w:r>
       <w:r>
         <w:rPr>
@@ -10843,94 +10911,13 @@
           <w:sz w:val="19"/>
           <w:szCs w:val="19"/>
         </w:rPr>
-        <w:t>PhoneVerificationService</w:t>
-      </w:r>
-      <w:r>
-        <w:t xml:space="preserve"> makes a 6-digit code (kept only as a hash), valid 10 minutes with 5 tries, and </w:t>
-      </w:r>
-      <w:r>
-        <w:rPr>
-          <w:rFonts w:ascii="Consolas" w:eastAsia="Consolas" w:hAnsi="Consolas" w:cs="Consolas"/>
-          <w:color w:val="3B3F3D"/>
-          <w:sz w:val="19"/>
-          <w:szCs w:val="19"/>
-        </w:rPr>
-        <w:t>SmsSender</w:t>
-      </w:r>
-      <w:r>
-        <w:t xml:space="preserve"> sends it through Africa's Talking. At sign-up a right code (</w:t>
-      </w:r>
-      <w:r>
-        <w:rPr>
-          <w:rFonts w:ascii="Consolas" w:eastAsia="Consolas" w:hAnsi="Consolas" w:cs="Consolas"/>
-          <w:color w:val="3B3F3D"/>
-          <w:sz w:val="19"/>
-          <w:szCs w:val="19"/>
-        </w:rPr>
-        <w:t>/api/auth/pho</w:t>
-      </w:r>
-      <w:r>
-        <w:rPr>
-          <w:rFonts w:ascii="Consolas" w:eastAsia="Consolas" w:hAnsi="Consolas" w:cs="Consolas"/>
-          <w:color w:val="3B3F3D"/>
-          <w:sz w:val="19"/>
-          <w:szCs w:val="19"/>
-        </w:rPr>
-        <w:t>ne/verify</w:t>
-      </w:r>
-      <w:r>
-        <w:t xml:space="preserve">) returns a one-time proof, valid 30 minutes, that </w:t>
-      </w:r>
-      <w:r>
-        <w:rPr>
-          <w:rFonts w:ascii="Consolas" w:eastAsia="Consolas" w:hAnsi="Consolas" w:cs="Consolas"/>
-          <w:color w:val="3B3F3D"/>
-          <w:sz w:val="19"/>
-          <w:szCs w:val="19"/>
-        </w:rPr>
-        <w:t>/api/auth/register</w:t>
-      </w:r>
-      <w:r>
-        <w:t xml:space="preserve"> and </w:t>
-      </w:r>
-      <w:r>
-        <w:rPr>
-          <w:rFonts w:ascii="Consolas" w:eastAsia="Consolas" w:hAnsi="Consolas" w:cs="Consolas"/>
-          <w:color w:val="3B3F3D"/>
-          <w:sz w:val="19"/>
-          <w:szCs w:val="19"/>
-        </w:rPr>
-        <w:t>/api/auth/google</w:t>
-      </w:r>
-      <w:r>
-        <w:t xml:space="preserve"> must carry; the account is then saved with </w:t>
-      </w:r>
-      <w:r>
-        <w:rPr>
-          <w:rFonts w:ascii="Consolas" w:eastAsia="Consolas" w:hAnsi="Consolas" w:cs="Consolas"/>
-          <w:color w:val="3B3F3D"/>
-          <w:sz w:val="19"/>
-          <w:szCs w:val="19"/>
-        </w:rPr>
-        <w:t>Phone_Verified_At</w:t>
-      </w:r>
-      <w:r>
-        <w:t>. A signed-in customer (</w:t>
-      </w:r>
-      <w:r>
-        <w:rPr>
-          <w:rFonts w:ascii="Consolas" w:eastAsia="Consolas" w:hAnsi="Consolas" w:cs="Consolas"/>
-          <w:color w:val="3B3F3D"/>
-          <w:sz w:val="19"/>
-          <w:szCs w:val="19"/>
-        </w:rPr>
-        <w:t>/api/auth/me/phone/...</w:t>
-      </w:r>
-      <w:r>
-        <w:t>) confirms their number once, and it becomes the a</w:t>
-      </w:r>
-      <w:r>
-        <w:t>ccount's number (audit log PHONE_VERIFIED).</w:t>
+        <w:t>OverviewService</w:t>
+      </w:r>
+      <w:r>
+        <w:t>, admins only) answers users by role, products in the shop / retired / out of stock / deleted, campaigns running / upcoming /</w:t>
+      </w:r>
+      <w:r>
+        <w:t xml:space="preserve"> ended with photos and videos, trips, and the orders waiting (due soon, late, to reassign) in one call. The company card is APP_SETTINGS company_name, company_motto and company_code - GET /api/settings/company for anyone signed in, PUT for the SuperAdmin.</w:t>
       </w:r>
     </w:p>
     <w:p>
@@ -10943,7 +10930,7 @@
         <w:spacing w:after="60" w:line="264" w:lineRule="auto"/>
       </w:pPr>
       <w:r>
-        <w:t>Who is asked: Customer accounts, when SMS is set up (</w:t>
+        <w:t>Google sign-in (</w:t>
       </w:r>
       <w:r>
         <w:rPr>
@@ -10952,10 +10939,10 @@
           <w:sz w:val="19"/>
           <w:szCs w:val="19"/>
         </w:rPr>
-        <w:t>app.sms.provider</w:t>
-      </w:r>
-      <w:r>
-        <w:t xml:space="preserve"> africastalking with a username and key, or test) and the number is on a network in </w:t>
+        <w:t>/api/auth/google</w:t>
+      </w:r>
+      <w:r>
+        <w:t xml:space="preserve">) verifies the Google ID token against Google's public keys (cached for 6 hours), checks the audience equals </w:t>
       </w:r>
       <w:r>
         <w:rPr>
@@ -10964,10 +10951,10 @@
           <w:sz w:val="19"/>
           <w:szCs w:val="19"/>
         </w:rPr>
-        <w:t>app.sms.networks</w:t>
-      </w:r>
-      <w:r>
-        <w:t xml:space="preserve"> (</w:t>
+        <w:t>app.google.client-id</w:t>
+      </w:r>
+      <w:r>
+        <w:t xml:space="preserve"> and that the email is verified. Someone new gets </w:t>
       </w:r>
       <w:r>
         <w:rPr>
@@ -10976,10 +10963,10 @@
           <w:sz w:val="19"/>
           <w:szCs w:val="19"/>
         </w:rPr>
-        <w:t>util/KenyanNetworks</w:t>
-      </w:r>
-      <w:r>
-        <w:t xml:space="preserve"> tells from the prefix; Airtel only for now, because the shared sender reaches only Airtel). Any other number gets </w:t>
+        <w:t>needsPhone</w:t>
+      </w:r>
+      <w:r>
+        <w:t xml:space="preserve"> and </w:t>
       </w:r>
       <w:r>
         <w:rPr>
@@ -10988,10 +10975,13 @@
           <w:sz w:val="19"/>
           <w:szCs w:val="19"/>
         </w:rPr>
-        <w:t>{codeNeeded: false}</w:t>
-      </w:r>
-      <w:r>
-        <w:t xml:space="preserve"> and is taken as typed, as before. </w:t>
+        <w:t>needsUserName</w:t>
+      </w:r>
+      <w:r>
+        <w:t xml:space="preserve"> back; the websit</w:t>
+      </w:r>
+      <w:r>
+        <w:t xml:space="preserve">e then sends the same token again with the phone number and a username of their choice (same rules as sign-up). The Google account id is stored in </w:t>
       </w:r>
       <w:r>
         <w:rPr>
@@ -11000,37 +10990,13 @@
           <w:sz w:val="19"/>
           <w:szCs w:val="19"/>
         </w:rPr>
-        <w:t>OrderService.createOrder</w:t>
-      </w:r>
-      <w:r>
-        <w:t xml:space="preserve"> refuses (403) an unconfirmed customer who should have a code, </w:t>
-      </w:r>
-      <w:r>
-        <w:t xml:space="preserve">so the website asks before the first order; </w:t>
-      </w:r>
-      <w:r>
-        <w:rPr>
-          <w:rFonts w:ascii="Consolas" w:eastAsia="Consolas" w:hAnsi="Consolas" w:cs="Consolas"/>
-          <w:color w:val="3B3F3D"/>
-          <w:sz w:val="19"/>
-          <w:szCs w:val="19"/>
-        </w:rPr>
-        <w:t>/api/auth/me</w:t>
-      </w:r>
-      <w:r>
-        <w:t xml:space="preserve"> says </w:t>
-      </w:r>
-      <w:r>
-        <w:rPr>
-          <w:rFonts w:ascii="Consolas" w:eastAsia="Consolas" w:hAnsi="Consolas" w:cs="Consolas"/>
-          <w:color w:val="3B3F3D"/>
-          <w:sz w:val="19"/>
-          <w:szCs w:val="19"/>
-        </w:rPr>
-        <w:t>phoneCodeRequired</w:t>
-      </w:r>
-      <w:r>
-        <w:t>.</w:t>
+        <w:t>USERS.Google_Sub</w:t>
+      </w:r>
+      <w:r>
+        <w:t>; such an account has no password. A Google email already used by an account here is never jo</w:t>
+      </w:r>
+      <w:r>
+        <w:t>ined to it automatically (409).</w:t>
       </w:r>
     </w:p>
     <w:p>
@@ -11043,13 +11009,97 @@
         <w:spacing w:after="60" w:line="264" w:lineRule="auto"/>
       </w:pPr>
       <w:r>
-        <w:t>Limits: one code a minute, 3 per 15 minutes and 8 a day per number; 8 a day per account; 200 an hour in all. When Africa's Talking cannot send (an empty balance, a gateway err</w:t>
-      </w:r>
-      <w:r>
-        <w:t xml:space="preserve">or, no connection), codes pause for 10 minutes and customers carry on without one - nobody is kept from signing up or paying; the log says "phone codes paused ... top up". A number Africa's Talking calls invalid is refused (400). The code is never written </w:t>
-      </w:r>
-      <w:r>
-        <w:t>to the log, and numbers in the log are masked (07XX XXX 123).</w:t>
+        <w:t xml:space="preserve">Phone numbers confirmed by an SMS code (since 17 October 2026, migration 036) - "one may give a phone number not theirs ... push a code to the phone number they placed so that its verified". </w:t>
+      </w:r>
+      <w:r>
+        <w:rPr>
+          <w:rFonts w:ascii="Consolas" w:eastAsia="Consolas" w:hAnsi="Consolas" w:cs="Consolas"/>
+          <w:color w:val="3B3F3D"/>
+          <w:sz w:val="19"/>
+          <w:szCs w:val="19"/>
+        </w:rPr>
+        <w:t>PhoneVerificationService</w:t>
+      </w:r>
+      <w:r>
+        <w:t xml:space="preserve"> makes a </w:t>
+      </w:r>
+      <w:r>
+        <w:t xml:space="preserve">6-digit code (kept only as a hash), valid 10 minutes with 5 tries, and </w:t>
+      </w:r>
+      <w:r>
+        <w:rPr>
+          <w:rFonts w:ascii="Consolas" w:eastAsia="Consolas" w:hAnsi="Consolas" w:cs="Consolas"/>
+          <w:color w:val="3B3F3D"/>
+          <w:sz w:val="19"/>
+          <w:szCs w:val="19"/>
+        </w:rPr>
+        <w:t>SmsSender</w:t>
+      </w:r>
+      <w:r>
+        <w:t xml:space="preserve"> sends it through Africa's Talking. At sign-up a right code (</w:t>
+      </w:r>
+      <w:r>
+        <w:rPr>
+          <w:rFonts w:ascii="Consolas" w:eastAsia="Consolas" w:hAnsi="Consolas" w:cs="Consolas"/>
+          <w:color w:val="3B3F3D"/>
+          <w:sz w:val="19"/>
+          <w:szCs w:val="19"/>
+        </w:rPr>
+        <w:t>/api/auth/phone/verify</w:t>
+      </w:r>
+      <w:r>
+        <w:t xml:space="preserve">) returns a one-time proof, valid 30 minutes, that </w:t>
+      </w:r>
+      <w:r>
+        <w:rPr>
+          <w:rFonts w:ascii="Consolas" w:eastAsia="Consolas" w:hAnsi="Consolas" w:cs="Consolas"/>
+          <w:color w:val="3B3F3D"/>
+          <w:sz w:val="19"/>
+          <w:szCs w:val="19"/>
+        </w:rPr>
+        <w:t>/api/auth/register</w:t>
+      </w:r>
+      <w:r>
+        <w:t xml:space="preserve"> and </w:t>
+      </w:r>
+      <w:r>
+        <w:rPr>
+          <w:rFonts w:ascii="Consolas" w:eastAsia="Consolas" w:hAnsi="Consolas" w:cs="Consolas"/>
+          <w:color w:val="3B3F3D"/>
+          <w:sz w:val="19"/>
+          <w:szCs w:val="19"/>
+        </w:rPr>
+        <w:t>/api/auth/google</w:t>
+      </w:r>
+      <w:r>
+        <w:t xml:space="preserve"> mu</w:t>
+      </w:r>
+      <w:r>
+        <w:t xml:space="preserve">st carry; the account is then saved with </w:t>
+      </w:r>
+      <w:r>
+        <w:rPr>
+          <w:rFonts w:ascii="Consolas" w:eastAsia="Consolas" w:hAnsi="Consolas" w:cs="Consolas"/>
+          <w:color w:val="3B3F3D"/>
+          <w:sz w:val="19"/>
+          <w:szCs w:val="19"/>
+        </w:rPr>
+        <w:t>Phone_Verified_At</w:t>
+      </w:r>
+      <w:r>
+        <w:t>. A signed-in customer (</w:t>
+      </w:r>
+      <w:r>
+        <w:rPr>
+          <w:rFonts w:ascii="Consolas" w:eastAsia="Consolas" w:hAnsi="Consolas" w:cs="Consolas"/>
+          <w:color w:val="3B3F3D"/>
+          <w:sz w:val="19"/>
+          <w:szCs w:val="19"/>
+        </w:rPr>
+        <w:t>/api/auth/me/phone/...</w:t>
+      </w:r>
+      <w:r>
+        <w:t>) confirms their number once, and it becomes the account's number (audit log PHONE_VERIFIED).</w:t>
       </w:r>
     </w:p>
     <w:p>
@@ -11062,10 +11112,7 @@
         <w:spacing w:after="60" w:line="264" w:lineRule="auto"/>
       </w:pPr>
       <w:r>
-        <w:t>Admins create staff accounts with any role except SuperAdmin, edit them and enable or disable them (the SuperAdmin account only by the SuperAdmin - see Security model, One SuperAdmin). Exactly o</w:t>
-      </w:r>
-      <w:r>
-        <w:t xml:space="preserve">ne account may be flagged </w:t>
+        <w:t>Who is asked: Customer accounts, when SMS is set up (</w:t>
       </w:r>
       <w:r>
         <w:rPr>
@@ -11074,10 +11121,100 @@
           <w:sz w:val="19"/>
           <w:szCs w:val="19"/>
         </w:rPr>
-        <w:t>Can_Sync_Sms</w:t>
-      </w:r>
-      <w:r>
-        <w:t xml:space="preserve"> (the company phone) - setting it on one account clears it from the others.</w:t>
+        <w:t>app.s</w:t>
+      </w:r>
+      <w:r>
+        <w:rPr>
+          <w:rFonts w:ascii="Consolas" w:eastAsia="Consolas" w:hAnsi="Consolas" w:cs="Consolas"/>
+          <w:color w:val="3B3F3D"/>
+          <w:sz w:val="19"/>
+          <w:szCs w:val="19"/>
+        </w:rPr>
+        <w:t>ms.provider</w:t>
+      </w:r>
+      <w:r>
+        <w:t xml:space="preserve"> africastalking with a username and key, or test) and the number is on a network in </w:t>
+      </w:r>
+      <w:r>
+        <w:rPr>
+          <w:rFonts w:ascii="Consolas" w:eastAsia="Consolas" w:hAnsi="Consolas" w:cs="Consolas"/>
+          <w:color w:val="3B3F3D"/>
+          <w:sz w:val="19"/>
+          <w:szCs w:val="19"/>
+        </w:rPr>
+        <w:t>app.sms.networks</w:t>
+      </w:r>
+      <w:r>
+        <w:t xml:space="preserve"> (</w:t>
+      </w:r>
+      <w:r>
+        <w:rPr>
+          <w:rFonts w:ascii="Consolas" w:eastAsia="Consolas" w:hAnsi="Consolas" w:cs="Consolas"/>
+          <w:color w:val="3B3F3D"/>
+          <w:sz w:val="19"/>
+          <w:szCs w:val="19"/>
+        </w:rPr>
+        <w:t>util/KenyanNetworks</w:t>
+      </w:r>
+      <w:r>
+        <w:t xml:space="preserve"> tells from the prefix; Airtel only for now, because the shared sender reaches only Airtel). Any other number gets </w:t>
+      </w:r>
+      <w:r>
+        <w:rPr>
+          <w:rFonts w:ascii="Consolas" w:eastAsia="Consolas" w:hAnsi="Consolas" w:cs="Consolas"/>
+          <w:color w:val="3B3F3D"/>
+          <w:sz w:val="19"/>
+          <w:szCs w:val="19"/>
+        </w:rPr>
+        <w:t>{codeNeed</w:t>
+      </w:r>
+      <w:r>
+        <w:rPr>
+          <w:rFonts w:ascii="Consolas" w:eastAsia="Consolas" w:hAnsi="Consolas" w:cs="Consolas"/>
+          <w:color w:val="3B3F3D"/>
+          <w:sz w:val="19"/>
+          <w:szCs w:val="19"/>
+        </w:rPr>
+        <w:t>ed: false}</w:t>
+      </w:r>
+      <w:r>
+        <w:t xml:space="preserve"> and is taken as typed, as before. </w:t>
+      </w:r>
+      <w:r>
+        <w:rPr>
+          <w:rFonts w:ascii="Consolas" w:eastAsia="Consolas" w:hAnsi="Consolas" w:cs="Consolas"/>
+          <w:color w:val="3B3F3D"/>
+          <w:sz w:val="19"/>
+          <w:szCs w:val="19"/>
+        </w:rPr>
+        <w:t>OrderService.createOrder</w:t>
+      </w:r>
+      <w:r>
+        <w:t xml:space="preserve"> refuses (403) an unconfirmed customer who should have a code, so the website asks before the first order; </w:t>
+      </w:r>
+      <w:r>
+        <w:rPr>
+          <w:rFonts w:ascii="Consolas" w:eastAsia="Consolas" w:hAnsi="Consolas" w:cs="Consolas"/>
+          <w:color w:val="3B3F3D"/>
+          <w:sz w:val="19"/>
+          <w:szCs w:val="19"/>
+        </w:rPr>
+        <w:t>/api/auth/me</w:t>
+      </w:r>
+      <w:r>
+        <w:t xml:space="preserve"> says </w:t>
+      </w:r>
+      <w:r>
+        <w:rPr>
+          <w:rFonts w:ascii="Consolas" w:eastAsia="Consolas" w:hAnsi="Consolas" w:cs="Consolas"/>
+          <w:color w:val="3B3F3D"/>
+          <w:sz w:val="19"/>
+          <w:szCs w:val="19"/>
+        </w:rPr>
+        <w:t>phoneCodeRequired</w:t>
+      </w:r>
+      <w:r>
+        <w:t>.</w:t>
       </w:r>
     </w:p>
     <w:p>
@@ -11090,76 +11227,13 @@
         <w:spacing w:after="60" w:line="264" w:lineRule="auto"/>
       </w:pPr>
       <w:r>
-        <w:t xml:space="preserve">Mobile sign-in also proves which phone is used and is refused for a phone that is not approved (see Security model, Approved phones). </w:t>
-      </w:r>
-      <w:r>
-        <w:rPr>
-          <w:rFonts w:ascii="Consolas" w:eastAsia="Consolas" w:hAnsi="Consolas" w:cs="Consolas"/>
-          <w:color w:val="3B3F3D"/>
-          <w:sz w:val="19"/>
-          <w:szCs w:val="19"/>
-        </w:rPr>
-        <w:t>AuthServ</w:t>
-      </w:r>
-      <w:r>
-        <w:rPr>
-          <w:rFonts w:ascii="Consolas" w:eastAsia="Consolas" w:hAnsi="Consolas" w:cs="Consolas"/>
-          <w:color w:val="3B3F3D"/>
-          <w:sz w:val="19"/>
-          <w:szCs w:val="19"/>
-        </w:rPr>
-        <w:t>ice.login</w:t>
-      </w:r>
-      <w:r>
-        <w:t xml:space="preserve"> takes this path whenever the request carries a </w:t>
-      </w:r>
-      <w:r>
-        <w:rPr>
-          <w:rFonts w:ascii="Consolas" w:eastAsia="Consolas" w:hAnsi="Consolas" w:cs="Consolas"/>
-          <w:color w:val="3B3F3D"/>
-          <w:sz w:val="19"/>
-          <w:szCs w:val="19"/>
-        </w:rPr>
-        <w:t>device</w:t>
-      </w:r>
-      <w:r>
-        <w:t xml:space="preserve"> proof; the website sends none. Desktop sign-ins (</w:t>
-      </w:r>
-      <w:r>
-        <w:rPr>
-          <w:rFonts w:ascii="Consolas" w:eastAsia="Consolas" w:hAnsi="Consolas" w:cs="Consolas"/>
-          <w:color w:val="3B3F3D"/>
-          <w:sz w:val="19"/>
-          <w:szCs w:val="19"/>
-        </w:rPr>
-        <w:t>X-Client: desktop</w:t>
-      </w:r>
-      <w:r>
-        <w:t xml:space="preserve">) go through </w:t>
-      </w:r>
-      <w:r>
-        <w:rPr>
-          <w:rFonts w:ascii="Consolas" w:eastAsia="Consolas" w:hAnsi="Consolas" w:cs="Consolas"/>
-          <w:color w:val="3B3F3D"/>
-          <w:sz w:val="19"/>
-          <w:szCs w:val="19"/>
-        </w:rPr>
-        <w:t>AuthService.desktopLogin</w:t>
-      </w:r>
-      <w:r>
-        <w:t xml:space="preserve"> and need a </w:t>
-      </w:r>
-      <w:r>
-        <w:rPr>
-          <w:rFonts w:ascii="Consolas" w:eastAsia="Consolas" w:hAnsi="Consolas" w:cs="Consolas"/>
-          <w:color w:val="3B3F3D"/>
-          <w:sz w:val="19"/>
-          <w:szCs w:val="19"/>
-        </w:rPr>
-        <w:t>computer</w:t>
-      </w:r>
-      <w:r>
-        <w:t xml:space="preserve"> proof (see Approved computers).</w:t>
+        <w:t>Limits: one code a minute, 3 per 15 minutes</w:t>
+      </w:r>
+      <w:r>
+        <w:t xml:space="preserve"> and 8 a day per number; 8 a day per account; 200 an hour in all. When Africa's Talking cannot send (an empty balance, a gateway error, no connection), codes pause for 10 minutes and customers carry on without one - nobody is kept from signing up or paying</w:t>
+      </w:r>
+      <w:r>
+        <w:t>; the log says "phone codes paused ... top up". A number Africa's Talking calls invalid is refused (400). The code is never written to the log, and numbers in the log are masked (07XX XXX 123).</w:t>
       </w:r>
     </w:p>
     <w:p>
@@ -11172,10 +11246,22 @@
         <w:spacing w:after="60" w:line="264" w:lineRule="auto"/>
       </w:pPr>
       <w:r>
-        <w:t>Phones: admins list every phone that</w:t>
-      </w:r>
-      <w:r>
-        <w:t xml:space="preserve"> has signed in (waiting ones first); the SuperAdmin approves a waiting phone (with replace when the account already has one), rejects a waiting phone or blocks an approved one. A blocked phone can be approved again later.</w:t>
+        <w:t xml:space="preserve">Admins create staff accounts with any role except SuperAdmin, </w:t>
+      </w:r>
+      <w:r>
+        <w:t xml:space="preserve">edit them and enable or disable them (the SuperAdmin account only by the SuperAdmin - see Security model, One SuperAdmin). Exactly one account may be flagged </w:t>
+      </w:r>
+      <w:r>
+        <w:rPr>
+          <w:rFonts w:ascii="Consolas" w:eastAsia="Consolas" w:hAnsi="Consolas" w:cs="Consolas"/>
+          <w:color w:val="3B3F3D"/>
+          <w:sz w:val="19"/>
+          <w:szCs w:val="19"/>
+        </w:rPr>
+        <w:t>Can_Sync_Sms</w:t>
+      </w:r>
+      <w:r>
+        <w:t xml:space="preserve"> (the company phone) - setting it on one account clears it from the others.</w:t>
       </w:r>
     </w:p>
     <w:p>
@@ -11188,10 +11274,109 @@
         <w:spacing w:after="60" w:line="264" w:lineRule="auto"/>
       </w:pPr>
       <w:r>
-        <w:t>Computers: the same for the comput</w:t>
-      </w:r>
-      <w:r>
-        <w:t>ers the desktop app is used on, from the desktop app only.</w:t>
+        <w:t>Mobile sig</w:t>
+      </w:r>
+      <w:r>
+        <w:t xml:space="preserve">n-in also proves which phone is used and is refused for a phone that is not approved (see Security model, Approved phones). </w:t>
+      </w:r>
+      <w:r>
+        <w:rPr>
+          <w:rFonts w:ascii="Consolas" w:eastAsia="Consolas" w:hAnsi="Consolas" w:cs="Consolas"/>
+          <w:color w:val="3B3F3D"/>
+          <w:sz w:val="19"/>
+          <w:szCs w:val="19"/>
+        </w:rPr>
+        <w:t>AuthService.login</w:t>
+      </w:r>
+      <w:r>
+        <w:t xml:space="preserve"> takes this path whenever the request carries a </w:t>
+      </w:r>
+      <w:r>
+        <w:rPr>
+          <w:rFonts w:ascii="Consolas" w:eastAsia="Consolas" w:hAnsi="Consolas" w:cs="Consolas"/>
+          <w:color w:val="3B3F3D"/>
+          <w:sz w:val="19"/>
+          <w:szCs w:val="19"/>
+        </w:rPr>
+        <w:lastRenderedPageBreak/>
+        <w:t>device</w:t>
+      </w:r>
+      <w:r>
+        <w:t xml:space="preserve"> proof; the website sends none. Desktop sign-ins (</w:t>
+      </w:r>
+      <w:r>
+        <w:rPr>
+          <w:rFonts w:ascii="Consolas" w:eastAsia="Consolas" w:hAnsi="Consolas" w:cs="Consolas"/>
+          <w:color w:val="3B3F3D"/>
+          <w:sz w:val="19"/>
+          <w:szCs w:val="19"/>
+        </w:rPr>
+        <w:t>X-Client: d</w:t>
+      </w:r>
+      <w:r>
+        <w:rPr>
+          <w:rFonts w:ascii="Consolas" w:eastAsia="Consolas" w:hAnsi="Consolas" w:cs="Consolas"/>
+          <w:color w:val="3B3F3D"/>
+          <w:sz w:val="19"/>
+          <w:szCs w:val="19"/>
+        </w:rPr>
+        <w:t>esktop</w:t>
+      </w:r>
+      <w:r>
+        <w:t xml:space="preserve">) go through </w:t>
+      </w:r>
+      <w:r>
+        <w:rPr>
+          <w:rFonts w:ascii="Consolas" w:eastAsia="Consolas" w:hAnsi="Consolas" w:cs="Consolas"/>
+          <w:color w:val="3B3F3D"/>
+          <w:sz w:val="19"/>
+          <w:szCs w:val="19"/>
+        </w:rPr>
+        <w:t>AuthService.desktopLogin</w:t>
+      </w:r>
+      <w:r>
+        <w:t xml:space="preserve"> and need a </w:t>
+      </w:r>
+      <w:r>
+        <w:rPr>
+          <w:rFonts w:ascii="Consolas" w:eastAsia="Consolas" w:hAnsi="Consolas" w:cs="Consolas"/>
+          <w:color w:val="3B3F3D"/>
+          <w:sz w:val="19"/>
+          <w:szCs w:val="19"/>
+        </w:rPr>
+        <w:t>computer</w:t>
+      </w:r>
+      <w:r>
+        <w:t xml:space="preserve"> proof (see Approved computers).</w:t>
+      </w:r>
+    </w:p>
+    <w:p>
+      <w:pPr>
+        <w:pStyle w:val="ListParagraph"/>
+        <w:numPr>
+          <w:ilvl w:val="0"/>
+          <w:numId w:val="2"/>
+        </w:numPr>
+        <w:spacing w:after="60" w:line="264" w:lineRule="auto"/>
+      </w:pPr>
+      <w:r>
+        <w:t>Phones: admins list every phone that has signed in (waiting ones first); the SuperAdmin approves a waiting phone (with replace when the account already has one)</w:t>
+      </w:r>
+      <w:r>
+        <w:t>, rejects a waiting phone or blocks an approved one. A blocked phone can be approved again later.</w:t>
+      </w:r>
+    </w:p>
+    <w:p>
+      <w:pPr>
+        <w:pStyle w:val="ListParagraph"/>
+        <w:numPr>
+          <w:ilvl w:val="0"/>
+          <w:numId w:val="2"/>
+        </w:numPr>
+        <w:spacing w:after="60" w:line="264" w:lineRule="auto"/>
+      </w:pPr>
+      <w:r>
+        <w:t>Computers: the same for the computers the desktop app is used on, from the desktop app only.</w:t>
       </w:r>
     </w:p>
     <w:p>
@@ -11203,9 +11388,8 @@
       <w:pPr>
         <w:pStyle w:val="Heading2"/>
       </w:pPr>
-      <w:bookmarkStart w:id="19" w:name="_Toc243693318"/>
-      <w:r>
-        <w:lastRenderedPageBreak/>
+      <w:bookmarkStart w:id="19" w:name="_Toc243694787"/>
+      <w:r>
         <w:t>5.2  Products</w:t>
       </w:r>
       <w:bookmarkEnd w:id="19"/>
@@ -11226,7 +11410,7 @@
           <w:left w:w="10" w:type="dxa"/>
           <w:right w:w="10" w:type="dxa"/>
         </w:tblCellMar>
-        <w:tblLook w:val="0000" w:firstRow="0" w:lastRow="0" w:firstColumn="0" w:lastColumn="0" w:noHBand="0" w:noVBand="0"/>
+        <w:tblLook w:val="04A0" w:firstRow="1" w:lastRow="0" w:firstColumn="1" w:lastColumn="0" w:noHBand="0" w:noVBand="1"/>
       </w:tblPr>
       <w:tblGrid>
         <w:gridCol w:w="2677"/>
@@ -11563,16 +11747,7 @@
           <w:sz w:val="19"/>
           <w:szCs w:val="19"/>
         </w:rPr>
-        <w:t>a</w:t>
-      </w:r>
-      <w:r>
-        <w:rPr>
-          <w:rFonts w:ascii="Consolas" w:eastAsia="Consolas" w:hAnsi="Consolas" w:cs="Consolas"/>
-          <w:color w:val="3B3F3D"/>
-          <w:sz w:val="19"/>
-          <w:szCs w:val="19"/>
-        </w:rPr>
-        <w:t>pp.media.base-url</w:t>
+        <w:t>app.media.base-url</w:t>
       </w:r>
       <w:r>
         <w:t>. Editing a product without a new image keeps the existing one.</w:t>
@@ -11588,7 +11763,10 @@
         <w:spacing w:after="60" w:line="264" w:lineRule="auto"/>
       </w:pPr>
       <w:r>
-        <w:t xml:space="preserve">"Most ordered" comes from the database function </w:t>
+        <w:t>"Most ordered" c</w:t>
+      </w:r>
+      <w:r>
+        <w:t xml:space="preserve">omes from the database function </w:t>
       </w:r>
       <w:r>
         <w:rPr>
@@ -11637,7 +11815,10 @@
         <w:t>Description_Display</w:t>
       </w:r>
       <w:r>
-        <w:t>) in the background and throws it away unless every number and fact still matches. A sweep every 5 minutes catches anything missed.</w:t>
+        <w:t>) in the background and throws it away unless every number</w:t>
+      </w:r>
+      <w:r>
+        <w:t xml:space="preserve"> and fact still matches. A sweep every 5 minutes catches anything missed.</w:t>
       </w:r>
     </w:p>
     <w:p>
@@ -11659,10 +11840,7 @@
         <w:t>Marketer_Note</w:t>
       </w:r>
       <w:r>
-        <w:t xml:space="preserve"> is the short badge shown on the product card (for example "</w:t>
-      </w:r>
-      <w:r>
-        <w:t>Most ordered - only 2 left").</w:t>
+        <w:t xml:space="preserve"> is the short badge shown on the product card (for example "Most ordered - only 2 left").</w:t>
       </w:r>
     </w:p>
     <w:p>
@@ -11687,7 +11865,10 @@
         <w:t>POST /api/products/{id}/retire</w:t>
       </w:r>
       <w:r>
-        <w:t xml:space="preserve"> and </w:t>
+        <w:t xml:space="preserve"> </w:t>
+      </w:r>
+      <w:r>
+        <w:t xml:space="preserve">and </w:t>
       </w:r>
       <w:r>
         <w:rPr>
@@ -11735,10 +11916,10 @@
         <w:t>Retired_By</w:t>
       </w:r>
       <w:r>
-        <w:t xml:space="preserve"> and </w:t>
-      </w:r>
-      <w:r>
-        <w:t xml:space="preserve">the audit log. The shop's catalogue, product page, "most ordered" and checkout leave retired products out; the admin apps ask with </w:t>
+        <w:t xml:space="preserve"> and the audit log. The shop's catalogue, product page, "most ordered" and checkout leave retired products out; th</w:t>
+      </w:r>
+      <w:r>
+        <w:t xml:space="preserve">e admin apps ask with </w:t>
       </w:r>
       <w:r>
         <w:rPr>
@@ -11762,10 +11943,7 @@
         <w:t>GET /api/products/depleted</w:t>
       </w:r>
       <w:r>
-        <w:t xml:space="preserve"> lists products that have run out (stock 0 or less) and ar</w:t>
-      </w:r>
-      <w:r>
-        <w:t>e not retired: the admins' "needs attention" list. Stock and existing orders are never touched.</w:t>
+        <w:t xml:space="preserve"> lists products that have run out (stock 0 or less) and are not retired: the admins' "needs attention" list. Stock and existing orders are never touched.</w:t>
       </w:r>
     </w:p>
     <w:p>
@@ -11777,9 +11955,12 @@
       <w:pPr>
         <w:pStyle w:val="Heading2"/>
       </w:pPr>
-      <w:bookmarkStart w:id="20" w:name="_Toc243693319"/>
-      <w:r>
-        <w:t>5.3  Marketing campaigns</w:t>
+      <w:bookmarkStart w:id="20" w:name="_Toc243694788"/>
+      <w:r>
+        <w:t>5.3  Marketi</w:t>
+      </w:r>
+      <w:r>
+        <w:t>ng campaigns</w:t>
       </w:r>
       <w:bookmarkEnd w:id="20"/>
     </w:p>
@@ -11799,7 +11980,7 @@
           <w:left w:w="10" w:type="dxa"/>
           <w:right w:w="10" w:type="dxa"/>
         </w:tblCellMar>
-        <w:tblLook w:val="0000" w:firstRow="0" w:lastRow="0" w:firstColumn="0" w:lastColumn="0" w:noHBand="0" w:noVBand="0"/>
+        <w:tblLook w:val="04A0" w:firstRow="1" w:lastRow="0" w:firstColumn="1" w:lastColumn="0" w:noHBand="0" w:noVBand="1"/>
       </w:tblPr>
       <w:tblGrid>
         <w:gridCol w:w="2677"/>
@@ -12056,10 +12237,7 @@
         <w:t>MediaUrls.toKey</w:t>
       </w:r>
       <w:r>
-        <w:t>), so editing a campaign without ch</w:t>
-      </w:r>
-      <w:r>
-        <w:t>oosing new media keeps its image or video. Campaigns are linked to the products they promote.</w:t>
+        <w:t>), so editing a campaign without choosing new media keeps its image or video. Campaigns are linked to the products they promote.</w:t>
       </w:r>
     </w:p>
     <w:p>
@@ -12093,13 +12271,10 @@
         <w:t>{"productIds": [...]}</w:t>
       </w:r>
       <w:r>
-        <w:t>; an empty list removes them a</w:t>
-      </w:r>
-      <w:r>
-        <w:t>ll). The list may name only products that exist and are not in the bin (400 otherwise); links to products that are already in the bin are left as they are, so restoring such a product brings its campaign back. An unknown or deleted campaign gives 404. Each</w:t>
-      </w:r>
-      <w:r>
-        <w:t xml:space="preserve"> change writes an </w:t>
+        <w:t xml:space="preserve">; an empty list removes them all). The list may name only products that exist and are not in the bin (400 otherwise); links </w:t>
+      </w:r>
+      <w:r>
+        <w:t xml:space="preserve">to products that are already in the bin are left as they are, so restoring such a product brings its campaign back. An unknown or deleted campaign gives 404. Each change writes an </w:t>
       </w:r>
       <w:r>
         <w:rPr>
@@ -12124,10 +12299,11 @@
         <w:spacing w:after="60" w:line="264" w:lineRule="auto"/>
       </w:pPr>
       <w:r>
-        <w:t>The website shows a campaign only while it is running: Active, today within its dates, and with at least one linked product not in the bin. That rule lives in the website server (DWS-WEB-01) a</w:t>
-      </w:r>
-      <w:r>
-        <w:t xml:space="preserve">nd, for the assistant, in </w:t>
+        <w:lastRenderedPageBreak/>
+        <w:t>The website shows a campaign o</w:t>
+      </w:r>
+      <w:r>
+        <w:t xml:space="preserve">nly while it is running: Active, today within its dates, and with at least one linked product not in the bin. That rule lives in the website server (DWS-WEB-01) and, for the assistant, in </w:t>
       </w:r>
       <w:r>
         <w:rPr>
@@ -12151,7 +12327,7 @@
       <w:pPr>
         <w:pStyle w:val="Heading2"/>
       </w:pPr>
-      <w:bookmarkStart w:id="21" w:name="_Toc243693320"/>
+      <w:bookmarkStart w:id="21" w:name="_Toc243694789"/>
       <w:r>
         <w:t>5.4  Orders and checkout</w:t>
       </w:r>
@@ -12173,7 +12349,7 @@
           <w:left w:w="10" w:type="dxa"/>
           <w:right w:w="10" w:type="dxa"/>
         </w:tblCellMar>
-        <w:tblLook w:val="0000" w:firstRow="0" w:lastRow="0" w:firstColumn="0" w:lastColumn="0" w:noHBand="0" w:noVBand="0"/>
+        <w:tblLook w:val="04A0" w:firstRow="1" w:lastRow="0" w:firstColumn="1" w:lastColumn="0" w:noHBand="0" w:noVBand="1"/>
       </w:tblPr>
       <w:tblGrid>
         <w:gridCol w:w="2677"/>
@@ -12370,7 +12546,6 @@
                 <w:sz w:val="19"/>
                 <w:szCs w:val="19"/>
               </w:rPr>
-              <w:lastRenderedPageBreak/>
               <w:t>Tables</w:t>
             </w:r>
           </w:p>
@@ -12454,10 +12629,10 @@
         <w:spacing w:after="60" w:line="264" w:lineRule="auto"/>
       </w:pPr>
       <w:r>
-        <w:t>The order, its items, a negative stock movement and a PENDING delivery record are written. The delivery estimate is 3 weeks, or 3 months if any item is lar</w:t>
-      </w:r>
-      <w:r>
-        <w:t>ger than 500 body feet per piece.</w:t>
+        <w:t>The order, its items, a negative stock movement and a PENDING delivery record are written. Th</w:t>
+      </w:r>
+      <w:r>
+        <w:t>e delivery estimate is 3 weeks, or 3 months if any item is larger than 500 body feet per piece.</w:t>
       </w:r>
     </w:p>
     <w:p>
@@ -12483,10 +12658,10 @@
         <w:spacing w:after="60" w:line="264" w:lineRule="auto"/>
       </w:pPr>
       <w:r>
-        <w:t xml:space="preserve">The payment is settled by the Safaricom callback or by a status query when the order page polls </w:t>
-      </w:r>
-      <w:r>
-        <w:t>(at most once every 8 seconds per payment). Success marks the order PAID; failure cancels it and returns the stock.</w:t>
+        <w:t>The payment is settled by the Safa</w:t>
+      </w:r>
+      <w:r>
+        <w:t>ricom callback or by a status query when the order page polls (at most once every 8 seconds per payment). Success marks the order PAID; failure cancels it and returns the stock.</w:t>
       </w:r>
     </w:p>
     <w:p>
@@ -12499,7 +12674,10 @@
         <w:spacing w:after="60" w:line="264" w:lineRule="auto"/>
       </w:pPr>
       <w:r>
-        <w:t xml:space="preserve">The receipt (since 17 October 2026, migration 035): a callback's M-Pesa receipt is stored in </w:t>
+        <w:t>The receipt (since 17 October 2026, migration 035): a callback's M-Pesa receip</w:t>
+      </w:r>
+      <w:r>
+        <w:t xml:space="preserve">t is stored in </w:t>
       </w:r>
       <w:r>
         <w:rPr>
@@ -12511,10 +12689,7 @@
         <w:t>PRODUCT_PAYMENTS.Mpesa_Receipt</w:t>
       </w:r>
       <w:r>
-        <w:t xml:space="preserve"> (and still appen</w:t>
-      </w:r>
-      <w:r>
-        <w:t xml:space="preserve">ded to the description); a payment settled by the status query has none, because that query returns no receipt. </w:t>
+        <w:t xml:space="preserve"> (and still appended to the description); a payment settled by the status query has none, because that query returns no receipt. </w:t>
       </w:r>
       <w:r>
         <w:rPr>
@@ -12526,7 +12701,10 @@
         <w:t>GET /api/orders/payments</w:t>
       </w:r>
       <w:r>
-        <w:t xml:space="preserve"> (admin) lists the website payments with their receipts, and the pending-orders data (</w:t>
+        <w:t xml:space="preserve"> (admin) lists the website payments with their receipts, a</w:t>
+      </w:r>
+      <w:r>
+        <w:t>nd the pending-orders data (</w:t>
       </w:r>
       <w:r>
         <w:rPr>
@@ -12563,10 +12741,10 @@
         <w:t>Order_ID</w:t>
       </w:r>
       <w:r>
-        <w:t>; they see their own 1st, 2nd, 3rd order number. Admins can drop an order that is not yet on a trip: the stock is returned, the cancellation cost is kept and the refund is paid later thr</w:t>
-      </w:r>
-      <w:r>
-        <w:t>ough Send Money (category ORDER_REFUND).</w:t>
+        <w:t xml:space="preserve">; they see their own 1st, 2nd, 3rd order number. Admins can drop an order that is not yet on a trip: the stock is returned, </w:t>
+      </w:r>
+      <w:r>
+        <w:t>the cancellation cost is kept and the refund is paid later through Send Money (category ORDER_REFUND).</w:t>
       </w:r>
     </w:p>
     <w:p>
@@ -12667,7 +12845,7 @@
       <w:pPr>
         <w:pStyle w:val="Heading2"/>
       </w:pPr>
-      <w:bookmarkStart w:id="22" w:name="_Toc243693321"/>
+      <w:bookmarkStart w:id="22" w:name="_Toc243694790"/>
       <w:r>
         <w:t>5.5  Deliveries</w:t>
       </w:r>
@@ -12689,7 +12867,7 @@
           <w:left w:w="10" w:type="dxa"/>
           <w:right w:w="10" w:type="dxa"/>
         </w:tblCellMar>
-        <w:tblLook w:val="0000" w:firstRow="0" w:lastRow="0" w:firstColumn="0" w:lastColumn="0" w:noHBand="0" w:noVBand="0"/>
+        <w:tblLook w:val="04A0" w:firstRow="1" w:lastRow="0" w:firstColumn="1" w:lastColumn="0" w:noHBand="0" w:noVBand="1"/>
       </w:tblPr>
       <w:tblGrid>
         <w:gridCol w:w="2677"/>
@@ -12961,6 +13139,7 @@
         <w:spacing w:after="60" w:line="264" w:lineRule="auto"/>
       </w:pPr>
       <w:r>
+        <w:lastRenderedPageBreak/>
         <w:t xml:space="preserve">At hand-over the worker records "received by" and the customer's signature (stored as an image data URL). Settling a delivery closes the delivered orders and sends the rest back to the pending pool </w:t>
       </w:r>
       <w:r>
@@ -12996,10 +13175,10 @@
         <w:t>Bulk (heavy) deliveries</w:t>
       </w:r>
       <w:r>
-        <w:t xml:space="preserve"> are negotiated mostly offline. A heavy order creates an ORDERS row and a BULK_DELIVERY row together. Production description lines (type, measurement, body feet, total, optional photo) can be typed or read from a photo of a handwritten sheet by the AI scan</w:t>
-      </w:r>
-      <w:r>
-        <w:t>. Finalizing records the hard and soft cash amounts and recalculates the trip.</w:t>
+        <w:t xml:space="preserve"> are negotiated mostly offline. A heavy order creates an ORDERS row and a BULK_DELIVERY row together. Production description lines (type, measurement, body feet, total, optional photo) can </w:t>
+      </w:r>
+      <w:r>
+        <w:t>be typed or read from a photo of a handwritten sheet by the AI scan. Finalizing records the hard and soft cash amounts and recalculates the trip.</w:t>
       </w:r>
     </w:p>
     <w:p>
@@ -13078,7 +13257,7 @@
       <w:pPr>
         <w:pStyle w:val="Heading2"/>
       </w:pPr>
-      <w:bookmarkStart w:id="23" w:name="_Toc243693322"/>
+      <w:bookmarkStart w:id="23" w:name="_Toc243694791"/>
       <w:r>
         <w:t>5.6  Trips</w:t>
       </w:r>
@@ -13100,7 +13279,7 @@
           <w:left w:w="10" w:type="dxa"/>
           <w:right w:w="10" w:type="dxa"/>
         </w:tblCellMar>
-        <w:tblLook w:val="0000" w:firstRow="0" w:lastRow="0" w:firstColumn="0" w:lastColumn="0" w:noHBand="0" w:noVBand="0"/>
+        <w:tblLook w:val="04A0" w:firstRow="1" w:lastRow="0" w:firstColumn="1" w:lastColumn="0" w:noHBand="0" w:noVBand="1"/>
       </w:tblPr>
       <w:tblGrid>
         <w:gridCol w:w="2677"/>
@@ -13244,7 +13423,16 @@
                 <w:sz w:val="17"/>
                 <w:szCs w:val="17"/>
               </w:rPr>
-              <w:t>TripService</w:t>
+              <w:t>TripSer</w:t>
+            </w:r>
+            <w:r>
+              <w:rPr>
+                <w:rFonts w:ascii="Consolas" w:eastAsia="Consolas" w:hAnsi="Consolas" w:cs="Consolas"/>
+                <w:color w:val="3B3F3D"/>
+                <w:sz w:val="17"/>
+                <w:szCs w:val="17"/>
+              </w:rPr>
+              <w:t>vice</w:t>
             </w:r>
           </w:p>
         </w:tc>
@@ -13339,7 +13527,10 @@
         <w:spacing w:after="60" w:line="264" w:lineRule="auto"/>
       </w:pPr>
       <w:r>
-        <w:t>Finalizing requires no ACTIVE loans and no unfinished bulk deliveries. Undelivered orders can be dropped back to the pending pool as priority. The total payment and profit are then recalculated (</w:t>
+        <w:t>Finalizing requires no ACTIVE loans and no unfinished bulk deliveries. Undelivered</w:t>
+      </w:r>
+      <w:r>
+        <w:t xml:space="preserve"> orders can be dropped back to the pending pool as priority. The total payment and profit are then recalculated (</w:t>
       </w:r>
       <w:r>
         <w:rPr>
@@ -13364,10 +13555,7 @@
         <w:spacing w:after="60" w:line="264" w:lineRule="auto"/>
       </w:pPr>
       <w:r>
-        <w:t xml:space="preserve">Deleting a </w:t>
-      </w:r>
-      <w:r>
-        <w:t>trip returns its orders to the pending pool without priority.</w:t>
+        <w:t>Deleting a trip returns its orders to the pending pool without priority.</w:t>
       </w:r>
     </w:p>
     <w:p>
@@ -13380,7 +13568,10 @@
         <w:spacing w:after="60" w:line="264" w:lineRule="auto"/>
       </w:pPr>
       <w:r>
-        <w:t>Total payment = product payments + bulk delivery amounts for the trip.</w:t>
+        <w:t>Total payment = prod</w:t>
+      </w:r>
+      <w:r>
+        <w:t>uct payments + bulk delivery amounts for the trip.</w:t>
       </w:r>
     </w:p>
     <w:p>
@@ -13459,7 +13650,7 @@
       <w:pPr>
         <w:pStyle w:val="Heading2"/>
       </w:pPr>
-      <w:bookmarkStart w:id="24" w:name="_Toc243693323"/>
+      <w:bookmarkStart w:id="24" w:name="_Toc243694792"/>
       <w:r>
         <w:lastRenderedPageBreak/>
         <w:t>5.7  Trees, farmers and farmer payments</w:t>
@@ -13482,7 +13673,7 @@
           <w:left w:w="10" w:type="dxa"/>
           <w:right w:w="10" w:type="dxa"/>
         </w:tblCellMar>
-        <w:tblLook w:val="0000" w:firstRow="0" w:lastRow="0" w:firstColumn="0" w:lastColumn="0" w:noHBand="0" w:noVBand="0"/>
+        <w:tblLook w:val="04A0" w:firstRow="1" w:lastRow="0" w:firstColumn="1" w:lastColumn="0" w:noHBand="0" w:noVBand="1"/>
       </w:tblPr>
       <w:tblGrid>
         <w:gridCol w:w="2677"/>
@@ -13809,7 +14000,7 @@
       <w:pPr>
         <w:pStyle w:val="Heading2"/>
       </w:pPr>
-      <w:bookmarkStart w:id="25" w:name="_Toc243693324"/>
+      <w:bookmarkStart w:id="25" w:name="_Toc243694793"/>
       <w:r>
         <w:t>5.8  Expenses</w:t>
       </w:r>
@@ -13831,7 +14022,7 @@
           <w:left w:w="10" w:type="dxa"/>
           <w:right w:w="10" w:type="dxa"/>
         </w:tblCellMar>
-        <w:tblLook w:val="0000" w:firstRow="0" w:lastRow="0" w:firstColumn="0" w:lastColumn="0" w:noHBand="0" w:noVBand="0"/>
+        <w:tblLook w:val="04A0" w:firstRow="1" w:lastRow="0" w:firstColumn="1" w:lastColumn="0" w:noHBand="0" w:noVBand="1"/>
       </w:tblPr>
       <w:tblGrid>
         <w:gridCol w:w="2677"/>
@@ -14141,7 +14332,7 @@
       <w:pPr>
         <w:pStyle w:val="Heading2"/>
       </w:pPr>
-      <w:bookmarkStart w:id="26" w:name="_Toc243693325"/>
+      <w:bookmarkStart w:id="26" w:name="_Toc243694794"/>
       <w:r>
         <w:t>5.9  Loans and capital</w:t>
       </w:r>
@@ -14163,7 +14354,7 @@
           <w:left w:w="10" w:type="dxa"/>
           <w:right w:w="10" w:type="dxa"/>
         </w:tblCellMar>
-        <w:tblLook w:val="0000" w:firstRow="0" w:lastRow="0" w:firstColumn="0" w:lastColumn="0" w:noHBand="0" w:noVBand="0"/>
+        <w:tblLook w:val="04A0" w:firstRow="1" w:lastRow="0" w:firstColumn="1" w:lastColumn="0" w:noHBand="0" w:noVBand="1"/>
       </w:tblPr>
       <w:tblGrid>
         <w:gridCol w:w="2677"/>
@@ -14394,7 +14585,7 @@
       <w:pPr>
         <w:pStyle w:val="Heading2"/>
       </w:pPr>
-      <w:bookmarkStart w:id="27" w:name="_Toc243693326"/>
+      <w:bookmarkStart w:id="27" w:name="_Toc243694795"/>
       <w:r>
         <w:t>5.10  Transactions and payments</w:t>
       </w:r>
@@ -14427,7 +14618,7 @@
           <w:left w:w="10" w:type="dxa"/>
           <w:right w:w="10" w:type="dxa"/>
         </w:tblCellMar>
-        <w:tblLook w:val="0000" w:firstRow="0" w:lastRow="0" w:firstColumn="0" w:lastColumn="0" w:noHBand="0" w:noVBand="0"/>
+        <w:tblLook w:val="04A0" w:firstRow="1" w:lastRow="0" w:firstColumn="1" w:lastColumn="0" w:noHBand="0" w:noVBand="1"/>
       </w:tblPr>
       <w:tblGrid>
         <w:gridCol w:w="2677"/>
@@ -14680,7 +14871,7 @@
       <w:pPr>
         <w:pStyle w:val="Heading2"/>
       </w:pPr>
-      <w:bookmarkStart w:id="28" w:name="_Toc243693327"/>
+      <w:bookmarkStart w:id="28" w:name="_Toc243694796"/>
       <w:r>
         <w:t>5.11  SMS queue (offline M-Pesa payments)</w:t>
       </w:r>
@@ -14702,7 +14893,7 @@
           <w:left w:w="10" w:type="dxa"/>
           <w:right w:w="10" w:type="dxa"/>
         </w:tblCellMar>
-        <w:tblLook w:val="0000" w:firstRow="0" w:lastRow="0" w:firstColumn="0" w:lastColumn="0" w:noHBand="0" w:noVBand="0"/>
+        <w:tblLook w:val="04A0" w:firstRow="1" w:lastRow="0" w:firstColumn="1" w:lastColumn="0" w:noHBand="0" w:noVBand="1"/>
       </w:tblPr>
       <w:tblGrid>
         <w:gridCol w:w="2677"/>
@@ -15012,7 +15203,7 @@
       <w:pPr>
         <w:pStyle w:val="Heading2"/>
       </w:pPr>
-      <w:bookmarkStart w:id="29" w:name="_Toc243693328"/>
+      <w:bookmarkStart w:id="29" w:name="_Toc243694797"/>
       <w:r>
         <w:lastRenderedPageBreak/>
         <w:t>5.12  Help page questions (FAQs)</w:t>
@@ -15035,7 +15226,7 @@
           <w:left w:w="10" w:type="dxa"/>
           <w:right w:w="10" w:type="dxa"/>
         </w:tblCellMar>
-        <w:tblLook w:val="0000" w:firstRow="0" w:lastRow="0" w:firstColumn="0" w:lastColumn="0" w:noHBand="0" w:noVBand="0"/>
+        <w:tblLook w:val="04A0" w:firstRow="1" w:lastRow="0" w:firstColumn="1" w:lastColumn="0" w:noHBand="0" w:noVBand="1"/>
       </w:tblPr>
       <w:tblGrid>
         <w:gridCol w:w="2677"/>
@@ -15357,7 +15548,10 @@
         <w:t>/api/faqs/manage</w:t>
       </w:r>
       <w:r>
-        <w:t>, create, edit, delete, restore) is admin only, and each change is written to AUDIT_LOGS (target table FAQS).</w:t>
+        <w:t>, create, edit, delete, restore) is admin only, and each change is written to AUDIT_LOGS (target ta</w:t>
+      </w:r>
+      <w:r>
+        <w:t>ble FAQS).</w:t>
       </w:r>
     </w:p>
     <w:p>
@@ -15370,10 +15564,10 @@
         <w:spacing w:after="60" w:line="264" w:lineRule="auto"/>
       </w:pPr>
       <w:r>
-        <w:t>Checks: a topic (up to 40 characters), a question (up to 250), an answer (up to 4,000) and, if given, a link that is a page on the website ("/ship</w:t>
-      </w:r>
-      <w:r>
-        <w:t>ping" - never an outside address). An unpublished question stays in the desktop list but not on the website; deleting is a soft delete.</w:t>
+        <w:t>Checks: a topic (up to 40 characters), a question (up to 250), an answer (up to 4,000) and, if given, a link that is a page on the website ("/shipping" - never an outside address). An unpublished question stays in the desktop list but not on the</w:t>
+      </w:r>
+      <w:r>
+        <w:t xml:space="preserve"> website; deleting is a soft delete.</w:t>
       </w:r>
     </w:p>
     <w:p>
@@ -15385,7 +15579,7 @@
       <w:pPr>
         <w:pStyle w:val="Heading2"/>
       </w:pPr>
-      <w:bookmarkStart w:id="30" w:name="_Toc243693329"/>
+      <w:bookmarkStart w:id="30" w:name="_Toc243694798"/>
       <w:r>
         <w:t>5.13  Bulk order pictures (showcase)</w:t>
       </w:r>
@@ -15407,7 +15601,7 @@
           <w:left w:w="10" w:type="dxa"/>
           <w:right w:w="10" w:type="dxa"/>
         </w:tblCellMar>
-        <w:tblLook w:val="0000" w:firstRow="0" w:lastRow="0" w:firstColumn="0" w:lastColumn="0" w:noHBand="0" w:noVBand="0"/>
+        <w:tblLook w:val="04A0" w:firstRow="1" w:lastRow="0" w:firstColumn="1" w:lastColumn="0" w:noHBand="0" w:noVBand="1"/>
       </w:tblPr>
       <w:tblGrid>
         <w:gridCol w:w="2677"/>
@@ -15753,10 +15947,7 @@
         <w:t>Sort_Order</w:t>
       </w:r>
       <w:r>
-        <w:t>, then id), ea</w:t>
-      </w:r>
-      <w:r>
-        <w:t>ch with its picture address and caption. Adding, changing a caption, reordering and removing need a Marketer, Admin or SuperAdmin, checked from the token (</w:t>
+        <w:t>, then id), each with its picture address and caption. Adding, changing a caption, reordering and removing need a Marketer, Admin or SuperAdmin, checked from the token (</w:t>
       </w:r>
       <w:r>
         <w:rPr>
@@ -15765,13 +15956,19 @@
           <w:sz w:val="19"/>
           <w:szCs w:val="19"/>
         </w:rPr>
-        <w:t>AdminGuard.requireShowcaseEditor</w:t>
-      </w:r>
-      <w:r>
-        <w:t>); each change is written to AUDIT_LOGS (target table SHOWCASE_IMAGES</w:t>
-      </w:r>
-      <w:r>
-        <w:t>).</w:t>
+        <w:t>AdminGuard.requi</w:t>
+      </w:r>
+      <w:r>
+        <w:rPr>
+          <w:rFonts w:ascii="Consolas" w:eastAsia="Consolas" w:hAnsi="Consolas" w:cs="Consolas"/>
+          <w:color w:val="3B3F3D"/>
+          <w:sz w:val="19"/>
+          <w:szCs w:val="19"/>
+        </w:rPr>
+        <w:t>reShowcaseEditor</w:t>
+      </w:r>
+      <w:r>
+        <w:t>); each change is written to AUDIT_LOGS (target table SHOWCASE_IMAGES).</w:t>
       </w:r>
     </w:p>
     <w:p>
@@ -15796,10 +15993,13 @@
         <w:t>showcase/&lt;name&gt;.jpg</w:t>
       </w:r>
       <w:r>
-        <w:t>, small letters, digits and hyphens - never another folder or an outside address); a caption is tidied (spaces) and kept to 120 characters; 12 pictures at most (409). A reorder</w:t>
-      </w:r>
-      <w:r>
-        <w:t xml:space="preserve"> must list every picture shown now, or it is refused (409 "The pictures changed meanwhile - refresh and try again"), so a stale screen cannot drop one. Removing is a soft delete (</w:t>
+        <w:t>, small letters, digits and hyphens - never another folder or an outside address); a captio</w:t>
+      </w:r>
+      <w:r>
+        <w:t xml:space="preserve">n is tidied (spaces) and kept to 120 characters; 12 pictures at most (409). A reorder must list every picture shown now, or it is refused (409 "The pictures changed meanwhile - refresh and try again"), so a stale screen cannot drop one. Removing is a soft </w:t>
+      </w:r>
+      <w:r>
+        <w:t>delete (</w:t>
       </w:r>
       <w:r>
         <w:rPr>
@@ -15836,10 +16036,7 @@
         <w:spacing w:after="60" w:line="264" w:lineRule="auto"/>
       </w:pPr>
       <w:r>
-        <w:t>The picture files are written by the phone app serve</w:t>
-      </w:r>
-      <w:r>
-        <w:t>r (</w:t>
+        <w:t>The picture files are written by the phone app server (</w:t>
       </w:r>
       <w:r>
         <w:rPr>
@@ -15875,7 +16072,7 @@
       <w:pPr>
         <w:pStyle w:val="Heading2"/>
       </w:pPr>
-      <w:bookmarkStart w:id="31" w:name="_Toc243693330"/>
+      <w:bookmarkStart w:id="31" w:name="_Toc243694799"/>
       <w:r>
         <w:t>5.14  Ratings and reviews</w:t>
       </w:r>
@@ -15897,7 +16094,7 @@
           <w:left w:w="10" w:type="dxa"/>
           <w:right w:w="10" w:type="dxa"/>
         </w:tblCellMar>
-        <w:tblLook w:val="0000" w:firstRow="0" w:lastRow="0" w:firstColumn="0" w:lastColumn="0" w:noHBand="0" w:noVBand="0"/>
+        <w:tblLook w:val="04A0" w:firstRow="1" w:lastRow="0" w:firstColumn="1" w:lastColumn="0" w:noHBand="0" w:noVBand="1"/>
       </w:tblPr>
       <w:tblGrid>
         <w:gridCol w:w="2677"/>
@@ -16192,7 +16389,7 @@
       <w:pPr>
         <w:pStyle w:val="Heading2"/>
       </w:pPr>
-      <w:bookmarkStart w:id="32" w:name="_Toc243693331"/>
+      <w:bookmarkStart w:id="32" w:name="_Toc243694800"/>
       <w:r>
         <w:t>5.15  Delivery areas, machines and vehicles</w:t>
       </w:r>
@@ -16224,7 +16421,10 @@
         <w:t>ShippingService</w:t>
       </w:r>
       <w:r>
-        <w:t xml:space="preserve"> manage DELIVERY_AREAS (city, pickup point name, description, GPS coordinates, active flag). Customers see only active areas; staff see all. </w:t>
+        <w:t xml:space="preserve"> manage DELIVERY_AREAS (city, pickup point name, description, GPS coordinates, active flag). Customers see only active area</w:t>
+      </w:r>
+      <w:r>
+        <w:t xml:space="preserve">s; staff see all. </w:t>
       </w:r>
       <w:r>
         <w:rPr>
@@ -16248,19 +16448,19 @@
         <w:t>VehicleController</w:t>
       </w:r>
       <w:r>
-        <w:t xml:space="preserve"> keep the machine and vehicle registries picked on expense forms; only the d</w:t>
-      </w:r>
-      <w:r>
-        <w:t>esktop app adds or edits them. A vehicle identifier already used by an expense cannot be changed.</w:t>
+        <w:t xml:space="preserve"> keep the machine and vehicle registries picked on expense forms; only the desktop app adds or edits them. A vehicle identifier already used by an expense cannot be changed.</w:t>
       </w:r>
     </w:p>
     <w:p>
       <w:pPr>
         <w:pStyle w:val="Heading2"/>
       </w:pPr>
-      <w:bookmarkStart w:id="33" w:name="_Toc243693332"/>
-      <w:r>
-        <w:t>5.16  Insights, AI and data browser</w:t>
+      <w:bookmarkStart w:id="33" w:name="_Toc243694801"/>
+      <w:r>
+        <w:t>5.16  Insights, AI and da</w:t>
+      </w:r>
+      <w:r>
+        <w:t>ta browser</w:t>
       </w:r>
       <w:bookmarkEnd w:id="33"/>
     </w:p>
@@ -16317,10 +16517,7 @@
         <w:t>AiChatService</w:t>
       </w:r>
       <w:r>
-        <w:t xml:space="preserve"> - the assista</w:t>
-      </w:r>
-      <w:r>
-        <w:t>nt for the website and the mobile app (see DWS-BE-04).</w:t>
+        <w:t xml:space="preserve"> - the assistant for the website and the mobile app (see DWS-BE-04).</w:t>
       </w:r>
     </w:p>
     <w:p>
@@ -16354,10 +16551,10 @@
         <w:t>AdminDataService</w:t>
       </w:r>
       <w:r>
-        <w:t xml:space="preserve"> - raw table browser for the desktop app. The table name is checked against the names MySQL itself reports before any query runs. Values of columns whose name contains </w:t>
-      </w:r>
-      <w:r>
-        <w:t xml:space="preserve">password, secret, token or public_key (today </w:t>
+        <w:t xml:space="preserve"> - raw table browser for the deskto</w:t>
+      </w:r>
+      <w:r>
+        <w:t xml:space="preserve">p app. The table name is checked against the names MySQL itself reports before any query runs. Values of columns whose name contains password, secret, token or public_key (today </w:t>
       </w:r>
       <w:r>
         <w:rPr>
@@ -16393,7 +16590,10 @@
         <w:t>USER_COMPUTERS.Public_Key</w:t>
       </w:r>
       <w:r>
-        <w:t>) are sent as "(hidden)".</w:t>
+        <w:t>) are sent a</w:t>
+      </w:r>
+      <w:r>
+        <w:t>s "(hidden)".</w:t>
       </w:r>
     </w:p>
     <w:p>
@@ -16444,7 +16644,7 @@
       <w:pPr>
         <w:pStyle w:val="Heading1"/>
       </w:pPr>
-      <w:bookmarkStart w:id="34" w:name="_Toc243693333"/>
+      <w:bookmarkStart w:id="34" w:name="_Toc243694802"/>
       <w:r>
         <w:lastRenderedPageBreak/>
         <w:t>6  Scheduled jobs</w:t>
@@ -16467,7 +16667,7 @@
           <w:left w:w="10" w:type="dxa"/>
           <w:right w:w="10" w:type="dxa"/>
         </w:tblCellMar>
-        <w:tblLook w:val="0000" w:firstRow="0" w:lastRow="0" w:firstColumn="0" w:lastColumn="0" w:noHBand="0" w:noVBand="0"/>
+        <w:tblLook w:val="04A0" w:firstRow="1" w:lastRow="0" w:firstColumn="1" w:lastColumn="0" w:noHBand="0" w:noVBand="1"/>
       </w:tblPr>
       <w:tblGrid>
         <w:gridCol w:w="2753"/>
@@ -16562,17 +16762,7 @@
                 <w:sz w:val="19"/>
                 <w:szCs w:val="19"/>
               </w:rPr>
-              <w:t>What it d</w:t>
-            </w:r>
-            <w:r>
-              <w:rPr>
-                <w:b/>
-                <w:bCs/>
-                <w:color w:val="FFFFFF"/>
-                <w:sz w:val="19"/>
-                <w:szCs w:val="19"/>
-              </w:rPr>
-              <w:t>oes</w:t>
+              <w:t>What it does</w:t>
             </w:r>
           </w:p>
         </w:tc>
@@ -16851,7 +17041,7 @@
       <w:pPr>
         <w:pStyle w:val="Heading1"/>
       </w:pPr>
-      <w:bookmarkStart w:id="35" w:name="_Toc243693334"/>
+      <w:bookmarkStart w:id="35" w:name="_Toc243694803"/>
       <w:r>
         <w:lastRenderedPageBreak/>
         <w:t>7  External services and network resilience</w:t>
@@ -16961,7 +17151,10 @@
         <w:t>Google</w:t>
       </w:r>
       <w:r>
-        <w:t xml:space="preserve"> keys for sign-in through </w:t>
+        <w:t xml:space="preserve"> keys for sign-in </w:t>
+      </w:r>
+      <w:r>
+        <w:t xml:space="preserve">through </w:t>
       </w:r>
       <w:r>
         <w:rPr>
@@ -17005,10 +17198,7 @@
         <w:t>SmsSender</w:t>
       </w:r>
       <w:r>
-        <w:t>: 4-second connect and 5-second read time-outs; when it cannot send, codes pause f</w:t>
-      </w:r>
-      <w:r>
-        <w:t>or 10 minutes (see Accounts, sign-in and users).</w:t>
+        <w:t>: 4-second connect and 5-second read time-outs; when it cannot send, codes pause for 10 minutes (see Accounts, sign-in and users).</w:t>
       </w:r>
     </w:p>
     <w:p>
@@ -17021,7 +17211,10 @@
         <w:spacing w:after="60" w:line="264" w:lineRule="auto"/>
       </w:pPr>
       <w:r>
-        <w:t xml:space="preserve">This network sometimes resolves a service name to a dead address. DNS caching is switched off and </w:t>
+        <w:t>This network sometimes resolves a ser</w:t>
+      </w:r>
+      <w:r>
+        <w:t xml:space="preserve">vice name to a dead address. DNS caching is switched off and </w:t>
       </w:r>
       <w:r>
         <w:rPr>
@@ -17033,10 +17226,10 @@
         <w:t>util/FlakyNetworkRetry</w:t>
       </w:r>
       <w:r>
-        <w:t xml:space="preserve"> retries up to 5 times. Reads may be retried after any I/O error; a payment request is </w:t>
-      </w:r>
-      <w:r>
-        <w:t>retried only when nothing could have been sent (a connection failure), so money is never sent twice.</w:t>
+        <w:t xml:space="preserve"> retries up to 5 times. Reads may be retried after any I/O error; a payment request is retried only when nothing could have been sent (a connection failure), so money is nev</w:t>
+      </w:r>
+      <w:r>
+        <w:t>er sent twice.</w:t>
       </w:r>
     </w:p>
     <w:p>
@@ -17053,7 +17246,7 @@
       <w:pPr>
         <w:pStyle w:val="Heading1"/>
       </w:pPr>
-      <w:bookmarkStart w:id="36" w:name="_Toc243693335"/>
+      <w:bookmarkStart w:id="36" w:name="_Toc243694804"/>
       <w:r>
         <w:lastRenderedPageBreak/>
         <w:t>8  Error answers</w:t>
@@ -17077,10 +17270,10 @@
         <w:t>server.error.*</w:t>
       </w:r>
       <w:r>
-        <w:t xml:space="preserve"> in application.</w:t>
-      </w:r>
-      <w:r>
-        <w:t>properties - the development tools would otherwise switch traces on). The message stays: a reason written for people (</w:t>
+        <w:t xml:space="preserve"> in application.properties - the development tools would otherwise switch traces on). The message stay</w:t>
+      </w:r>
+      <w:r>
+        <w:t>s: a reason written for people (</w:t>
       </w:r>
       <w:r>
         <w:rPr>
@@ -17092,10 +17285,7 @@
         <w:t>ResponseStatusException</w:t>
       </w:r>
       <w:r>
-        <w:t xml:space="preserve">, such as "Not enough stock ...") is passed on by the servers in front, which replace any 500 with a calm sentence </w:t>
-      </w:r>
-      <w:r>
-        <w:t>and log the real one.</w:t>
+        <w:t>, such as "Not enough stock ...") is passed on by the servers in front, which replace any 500 with a calm sentence and log the real one.</w:t>
       </w:r>
     </w:p>
     <w:p>
@@ -17107,7 +17297,7 @@
       <w:pPr>
         <w:pStyle w:val="Heading1"/>
       </w:pPr>
-      <w:bookmarkStart w:id="37" w:name="_Toc243693336"/>
+      <w:bookmarkStart w:id="37" w:name="_Toc243694805"/>
       <w:r>
         <w:lastRenderedPageBreak/>
         <w:t>9  Configuration</w:t>
@@ -17131,7 +17321,10 @@
         <w:t>backend/src/main/resources/application.properties</w:t>
       </w:r>
       <w:r>
-        <w:t>. Almost every value can be overridden by the environment variable shown, which is how secrets are supplied at start-up (the launch scripts export them). Values marked secret must never be written into documents, chat messages or source control.</w:t>
+        <w:t>. Almost every value can be overridden by the environment variable shown, which is how secrets are supplied at start-up (the launch scripts export them). Values marked secret must never be written into docum</w:t>
+      </w:r>
+      <w:r>
+        <w:t>ents, chat messages or source control.</w:t>
       </w:r>
     </w:p>
     <w:tbl>
@@ -17150,7 +17343,7 @@
           <w:left w:w="10" w:type="dxa"/>
           <w:right w:w="10" w:type="dxa"/>
         </w:tblCellMar>
-        <w:tblLook w:val="0000" w:firstRow="0" w:lastRow="0" w:firstColumn="0" w:lastColumn="0" w:noHBand="0" w:noVBand="0"/>
+        <w:tblLook w:val="04A0" w:firstRow="1" w:lastRow="0" w:firstColumn="1" w:lastColumn="0" w:noHBand="0" w:noVBand="1"/>
       </w:tblPr>
       <w:tblGrid>
         <w:gridCol w:w="2017"/>
@@ -17219,17 +17412,7 @@
                 <w:sz w:val="19"/>
                 <w:szCs w:val="19"/>
               </w:rPr>
-              <w:t>E</w:t>
-            </w:r>
-            <w:r>
-              <w:rPr>
-                <w:b/>
-                <w:bCs/>
-                <w:color w:val="FFFFFF"/>
-                <w:sz w:val="19"/>
-                <w:szCs w:val="19"/>
-              </w:rPr>
-              <w:t>nvironment variable</w:t>
+              <w:t>Environment variable</w:t>
             </w:r>
           </w:p>
         </w:tc>
@@ -21649,7 +21832,7 @@
       <w:pPr>
         <w:pStyle w:val="Heading1"/>
       </w:pPr>
-      <w:bookmarkStart w:id="38" w:name="_Toc243693337"/>
+      <w:bookmarkStart w:id="38" w:name="_Toc243694806"/>
       <w:r>
         <w:lastRenderedPageBreak/>
         <w:t>10  Building and running</w:t>
@@ -21864,7 +22047,7 @@
       <w:pPr>
         <w:pStyle w:val="Heading1"/>
       </w:pPr>
-      <w:bookmarkStart w:id="39" w:name="_Toc243693338"/>
+      <w:bookmarkStart w:id="39" w:name="_Toc243694807"/>
       <w:r>
         <w:lastRenderedPageBreak/>
         <w:t>11  Known limitations and future work</w:t>
@@ -21956,7 +22139,7 @@
       <w:pPr>
         <w:pStyle w:val="Heading1"/>
       </w:pPr>
-      <w:bookmarkStart w:id="40" w:name="_Toc243693339"/>
+      <w:bookmarkStart w:id="40" w:name="_Toc243694808"/>
       <w:r>
         <w:lastRenderedPageBreak/>
         <w:t>12  Development history</w:t>
@@ -21979,7 +22162,7 @@
           <w:left w:w="10" w:type="dxa"/>
           <w:right w:w="10" w:type="dxa"/>
         </w:tblCellMar>
-        <w:tblLook w:val="0000" w:firstRow="0" w:lastRow="0" w:firstColumn="0" w:lastColumn="0" w:noHBand="0" w:noVBand="0"/>
+        <w:tblLook w:val="04A0" w:firstRow="1" w:lastRow="0" w:firstColumn="1" w:lastColumn="0" w:noHBand="0" w:noVBand="1"/>
       </w:tblPr>
       <w:tblGrid>
         <w:gridCol w:w="1452"/>
@@ -24779,7 +24962,7 @@
       <w:pPr>
         <w:pStyle w:val="Heading1"/>
       </w:pPr>
-      <w:bookmarkStart w:id="41" w:name="_Toc243693340"/>
+      <w:bookmarkStart w:id="41" w:name="_Toc243694809"/>
       <w:r>
         <w:lastRenderedPageBreak/>
         <w:t>13  Appendix A - Endpoint reference</w:t>
@@ -24801,7 +24984,7 @@
       <w:pPr>
         <w:pStyle w:val="Heading2"/>
       </w:pPr>
-      <w:bookmarkStart w:id="42" w:name="_Toc243693341"/>
+      <w:bookmarkStart w:id="42" w:name="_Toc243694810"/>
       <w:r>
         <w:t>13.1  Admin</w:t>
       </w:r>
@@ -24823,7 +25006,7 @@
           <w:left w:w="10" w:type="dxa"/>
           <w:right w:w="10" w:type="dxa"/>
         </w:tblCellMar>
-        <w:tblLook w:val="0000" w:firstRow="0" w:lastRow="0" w:firstColumn="0" w:lastColumn="0" w:noHBand="0" w:noVBand="0"/>
+        <w:tblLook w:val="04A0" w:firstRow="1" w:lastRow="0" w:firstColumn="1" w:lastColumn="0" w:noHBand="0" w:noVBand="1"/>
       </w:tblPr>
       <w:tblGrid>
         <w:gridCol w:w="896"/>
@@ -25171,7 +25354,7 @@
       <w:pPr>
         <w:pStyle w:val="Heading2"/>
       </w:pPr>
-      <w:bookmarkStart w:id="43" w:name="_Toc243693342"/>
+      <w:bookmarkStart w:id="43" w:name="_Toc243694811"/>
       <w:r>
         <w:t>13.2  AiChat</w:t>
       </w:r>
@@ -25193,7 +25376,7 @@
           <w:left w:w="10" w:type="dxa"/>
           <w:right w:w="10" w:type="dxa"/>
         </w:tblCellMar>
-        <w:tblLook w:val="0000" w:firstRow="0" w:lastRow="0" w:firstColumn="0" w:lastColumn="0" w:noHBand="0" w:noVBand="0"/>
+        <w:tblLook w:val="04A0" w:firstRow="1" w:lastRow="0" w:firstColumn="1" w:lastColumn="0" w:noHBand="0" w:noVBand="1"/>
       </w:tblPr>
       <w:tblGrid>
         <w:gridCol w:w="896"/>
@@ -25644,7 +25827,7 @@
       <w:pPr>
         <w:pStyle w:val="Heading2"/>
       </w:pPr>
-      <w:bookmarkStart w:id="44" w:name="_Toc243693343"/>
+      <w:bookmarkStart w:id="44" w:name="_Toc243694812"/>
       <w:r>
         <w:t>13.3  Auth</w:t>
       </w:r>
@@ -25666,7 +25849,7 @@
           <w:left w:w="10" w:type="dxa"/>
           <w:right w:w="10" w:type="dxa"/>
         </w:tblCellMar>
-        <w:tblLook w:val="0000" w:firstRow="0" w:lastRow="0" w:firstColumn="0" w:lastColumn="0" w:noHBand="0" w:noVBand="0"/>
+        <w:tblLook w:val="04A0" w:firstRow="1" w:lastRow="0" w:firstColumn="1" w:lastColumn="0" w:noHBand="0" w:noVBand="1"/>
       </w:tblPr>
       <w:tblGrid>
         <w:gridCol w:w="896"/>
@@ -27275,7 +27458,7 @@
       <w:pPr>
         <w:pStyle w:val="Heading2"/>
       </w:pPr>
-      <w:bookmarkStart w:id="45" w:name="_Toc243693344"/>
+      <w:bookmarkStart w:id="45" w:name="_Toc243694813"/>
       <w:r>
         <w:t>13.4  Computer</w:t>
       </w:r>
@@ -27297,7 +27480,7 @@
           <w:left w:w="10" w:type="dxa"/>
           <w:right w:w="10" w:type="dxa"/>
         </w:tblCellMar>
-        <w:tblLook w:val="0000" w:firstRow="0" w:lastRow="0" w:firstColumn="0" w:lastColumn="0" w:noHBand="0" w:noVBand="0"/>
+        <w:tblLook w:val="04A0" w:firstRow="1" w:lastRow="0" w:firstColumn="1" w:lastColumn="0" w:noHBand="0" w:noVBand="1"/>
       </w:tblPr>
       <w:tblGrid>
         <w:gridCol w:w="896"/>
@@ -27855,7 +28038,7 @@
       <w:pPr>
         <w:pStyle w:val="Heading2"/>
       </w:pPr>
-      <w:bookmarkStart w:id="46" w:name="_Toc243693345"/>
+      <w:bookmarkStart w:id="46" w:name="_Toc243694814"/>
       <w:r>
         <w:t>13.5  Delivery</w:t>
       </w:r>
@@ -27877,7 +28060,7 @@
           <w:left w:w="10" w:type="dxa"/>
           <w:right w:w="10" w:type="dxa"/>
         </w:tblCellMar>
-        <w:tblLook w:val="0000" w:firstRow="0" w:lastRow="0" w:firstColumn="0" w:lastColumn="0" w:noHBand="0" w:noVBand="0"/>
+        <w:tblLook w:val="04A0" w:firstRow="1" w:lastRow="0" w:firstColumn="1" w:lastColumn="0" w:noHBand="0" w:noVBand="1"/>
       </w:tblPr>
       <w:tblGrid>
         <w:gridCol w:w="896"/>
@@ -30219,7 +30402,7 @@
       <w:pPr>
         <w:pStyle w:val="Heading2"/>
       </w:pPr>
-      <w:bookmarkStart w:id="47" w:name="_Toc243693346"/>
+      <w:bookmarkStart w:id="47" w:name="_Toc243694815"/>
       <w:r>
         <w:t>13.6  Device</w:t>
       </w:r>
@@ -30241,7 +30424,7 @@
           <w:left w:w="10" w:type="dxa"/>
           <w:right w:w="10" w:type="dxa"/>
         </w:tblCellMar>
-        <w:tblLook w:val="0000" w:firstRow="0" w:lastRow="0" w:firstColumn="0" w:lastColumn="0" w:noHBand="0" w:noVBand="0"/>
+        <w:tblLook w:val="04A0" w:firstRow="1" w:lastRow="0" w:firstColumn="1" w:lastColumn="0" w:noHBand="0" w:noVBand="1"/>
       </w:tblPr>
       <w:tblGrid>
         <w:gridCol w:w="896"/>
@@ -30800,7 +30983,7 @@
       <w:pPr>
         <w:pStyle w:val="Heading2"/>
       </w:pPr>
-      <w:bookmarkStart w:id="48" w:name="_Toc243693347"/>
+      <w:bookmarkStart w:id="48" w:name="_Toc243694816"/>
       <w:r>
         <w:t>13.7  Expense</w:t>
       </w:r>
@@ -30822,7 +31005,7 @@
           <w:left w:w="10" w:type="dxa"/>
           <w:right w:w="10" w:type="dxa"/>
         </w:tblCellMar>
-        <w:tblLook w:val="0000" w:firstRow="0" w:lastRow="0" w:firstColumn="0" w:lastColumn="0" w:noHBand="0" w:noVBand="0"/>
+        <w:tblLook w:val="04A0" w:firstRow="1" w:lastRow="0" w:firstColumn="1" w:lastColumn="0" w:noHBand="0" w:noVBand="1"/>
       </w:tblPr>
       <w:tblGrid>
         <w:gridCol w:w="896"/>
@@ -31380,7 +31563,7 @@
       <w:pPr>
         <w:pStyle w:val="Heading2"/>
       </w:pPr>
-      <w:bookmarkStart w:id="49" w:name="_Toc243693348"/>
+      <w:bookmarkStart w:id="49" w:name="_Toc243694817"/>
       <w:r>
         <w:t>13.8  Faq</w:t>
       </w:r>
@@ -31402,7 +31585,7 @@
           <w:left w:w="10" w:type="dxa"/>
           <w:right w:w="10" w:type="dxa"/>
         </w:tblCellMar>
-        <w:tblLook w:val="0000" w:firstRow="0" w:lastRow="0" w:firstColumn="0" w:lastColumn="0" w:noHBand="0" w:noVBand="0"/>
+        <w:tblLook w:val="04A0" w:firstRow="1" w:lastRow="0" w:firstColumn="1" w:lastColumn="0" w:noHBand="0" w:noVBand="1"/>
       </w:tblPr>
       <w:tblGrid>
         <w:gridCol w:w="896"/>
@@ -32170,7 +32353,7 @@
       <w:pPr>
         <w:pStyle w:val="Heading2"/>
       </w:pPr>
-      <w:bookmarkStart w:id="50" w:name="_Toc243693349"/>
+      <w:bookmarkStart w:id="50" w:name="_Toc243694818"/>
       <w:r>
         <w:t>13.9  Farmer</w:t>
       </w:r>
@@ -32192,7 +32375,7 @@
           <w:left w:w="10" w:type="dxa"/>
           <w:right w:w="10" w:type="dxa"/>
         </w:tblCellMar>
-        <w:tblLook w:val="0000" w:firstRow="0" w:lastRow="0" w:firstColumn="0" w:lastColumn="0" w:noHBand="0" w:noVBand="0"/>
+        <w:tblLook w:val="04A0" w:firstRow="1" w:lastRow="0" w:firstColumn="1" w:lastColumn="0" w:noHBand="0" w:noVBand="1"/>
       </w:tblPr>
       <w:tblGrid>
         <w:gridCol w:w="896"/>
@@ -32853,7 +33036,7 @@
       <w:pPr>
         <w:pStyle w:val="Heading2"/>
       </w:pPr>
-      <w:bookmarkStart w:id="51" w:name="_Toc243693350"/>
+      <w:bookmarkStart w:id="51" w:name="_Toc243694819"/>
       <w:r>
         <w:lastRenderedPageBreak/>
         <w:t>13.10  FarmerPayment</w:t>
@@ -32876,7 +33059,7 @@
           <w:left w:w="10" w:type="dxa"/>
           <w:right w:w="10" w:type="dxa"/>
         </w:tblCellMar>
-        <w:tblLook w:val="0000" w:firstRow="0" w:lastRow="0" w:firstColumn="0" w:lastColumn="0" w:noHBand="0" w:noVBand="0"/>
+        <w:tblLook w:val="04A0" w:firstRow="1" w:lastRow="0" w:firstColumn="1" w:lastColumn="0" w:noHBand="0" w:noVBand="1"/>
       </w:tblPr>
       <w:tblGrid>
         <w:gridCol w:w="896"/>
@@ -33224,7 +33407,7 @@
       <w:pPr>
         <w:pStyle w:val="Heading2"/>
       </w:pPr>
-      <w:bookmarkStart w:id="52" w:name="_Toc243693351"/>
+      <w:bookmarkStart w:id="52" w:name="_Toc243694820"/>
       <w:r>
         <w:t>13.11  Health</w:t>
       </w:r>
@@ -33246,7 +33429,7 @@
           <w:left w:w="10" w:type="dxa"/>
           <w:right w:w="10" w:type="dxa"/>
         </w:tblCellMar>
-        <w:tblLook w:val="0000" w:firstRow="0" w:lastRow="0" w:firstColumn="0" w:lastColumn="0" w:noHBand="0" w:noVBand="0"/>
+        <w:tblLook w:val="04A0" w:firstRow="1" w:lastRow="0" w:firstColumn="1" w:lastColumn="0" w:noHBand="0" w:noVBand="1"/>
       </w:tblPr>
       <w:tblGrid>
         <w:gridCol w:w="896"/>
@@ -33487,7 +33670,7 @@
       <w:pPr>
         <w:pStyle w:val="Heading2"/>
       </w:pPr>
-      <w:bookmarkStart w:id="53" w:name="_Toc243693352"/>
+      <w:bookmarkStart w:id="53" w:name="_Toc243694821"/>
       <w:r>
         <w:t>13.12  Insights</w:t>
       </w:r>
@@ -33509,7 +33692,7 @@
           <w:left w:w="10" w:type="dxa"/>
           <w:right w:w="10" w:type="dxa"/>
         </w:tblCellMar>
-        <w:tblLook w:val="0000" w:firstRow="0" w:lastRow="0" w:firstColumn="0" w:lastColumn="0" w:noHBand="0" w:noVBand="0"/>
+        <w:tblLook w:val="04A0" w:firstRow="1" w:lastRow="0" w:firstColumn="1" w:lastColumn="0" w:noHBand="0" w:noVBand="1"/>
       </w:tblPr>
       <w:tblGrid>
         <w:gridCol w:w="896"/>
@@ -33740,6 +33923,113 @@
           </w:p>
         </w:tc>
       </w:tr>
+      <w:tr>
+        <w:tblPrEx>
+          <w:tblCellMar>
+            <w:top w:w="0" w:type="dxa"/>
+            <w:bottom w:w="0" w:type="dxa"/>
+          </w:tblCellMar>
+        </w:tblPrEx>
+        <w:trPr>
+          <w:cantSplit/>
+        </w:trPr>
+        <w:tc>
+          <w:tcPr>
+            <w:tcW w:w="896" w:type="dxa"/>
+            <w:shd w:val="clear" w:color="auto" w:fill="F4F5F3"/>
+            <w:tcMar>
+              <w:top w:w="50" w:type="dxa"/>
+              <w:left w:w="90" w:type="dxa"/>
+              <w:bottom w:w="50" w:type="dxa"/>
+              <w:right w:w="90" w:type="dxa"/>
+            </w:tcMar>
+          </w:tcPr>
+          <w:p>
+            <w:pPr>
+              <w:spacing w:after="20" w:line="252" w:lineRule="auto"/>
+            </w:pPr>
+            <w:r>
+              <w:rPr>
+                <w:sz w:val="19"/>
+                <w:szCs w:val="19"/>
+              </w:rPr>
+              <w:t>GET</w:t>
+            </w:r>
+          </w:p>
+        </w:tc>
+        <w:tc>
+          <w:tcPr>
+            <w:tcW w:w="3474" w:type="dxa"/>
+            <w:shd w:val="clear" w:color="auto" w:fill="F4F5F3"/>
+            <w:tcMar>
+              <w:top w:w="50" w:type="dxa"/>
+              <w:left w:w="90" w:type="dxa"/>
+              <w:bottom w:w="50" w:type="dxa"/>
+              <w:right w:w="90" w:type="dxa"/>
+            </w:tcMar>
+          </w:tcPr>
+          <w:p>
+            <w:pPr>
+              <w:spacing w:after="20" w:line="252" w:lineRule="auto"/>
+            </w:pPr>
+            <w:r>
+              <w:rPr>
+                <w:sz w:val="19"/>
+                <w:szCs w:val="19"/>
+              </w:rPr>
+              <w:t>/api/insights/overview</w:t>
+            </w:r>
+          </w:p>
+        </w:tc>
+        <w:tc>
+          <w:tcPr>
+            <w:tcW w:w="3362" w:type="dxa"/>
+            <w:shd w:val="clear" w:color="auto" w:fill="F4F5F3"/>
+            <w:tcMar>
+              <w:top w:w="50" w:type="dxa"/>
+              <w:left w:w="90" w:type="dxa"/>
+              <w:bottom w:w="50" w:type="dxa"/>
+              <w:right w:w="90" w:type="dxa"/>
+            </w:tcMar>
+          </w:tcPr>
+          <w:p>
+            <w:pPr>
+              <w:spacing w:after="20" w:line="252" w:lineRule="auto"/>
+            </w:pPr>
+            <w:r>
+              <w:rPr>
+                <w:sz w:val="19"/>
+                <w:szCs w:val="19"/>
+              </w:rPr>
+              <w:t>The business at a glance for the phone's Home: users by role, products, campaigns, trips, and the orders waiting - with how many are close to or past the promised date (Admins and the SuperAdmin).</w:t>
+            </w:r>
+          </w:p>
+        </w:tc>
+        <w:tc>
+          <w:tcPr>
+            <w:tcW w:w="1906" w:type="dxa"/>
+            <w:shd w:val="clear" w:color="auto" w:fill="F4F5F3"/>
+            <w:tcMar>
+              <w:top w:w="50" w:type="dxa"/>
+              <w:left w:w="90" w:type="dxa"/>
+              <w:bottom w:w="50" w:type="dxa"/>
+              <w:right w:w="90" w:type="dxa"/>
+            </w:tcMar>
+          </w:tcPr>
+          <w:p>
+            <w:pPr>
+              <w:spacing w:after="20" w:line="252" w:lineRule="auto"/>
+            </w:pPr>
+            <w:r>
+              <w:rPr>
+                <w:sz w:val="19"/>
+                <w:szCs w:val="19"/>
+              </w:rPr>
+              <w:t>Signed-in token, admin enforced</w:t>
+            </w:r>
+          </w:p>
+        </w:tc>
+      </w:tr>
     </w:tbl>
     <w:p>
       <w:pPr>
@@ -33750,7 +34040,7 @@
       <w:pPr>
         <w:pStyle w:val="Heading2"/>
       </w:pPr>
-      <w:bookmarkStart w:id="54" w:name="_Toc243693353"/>
+      <w:bookmarkStart w:id="54" w:name="_Toc243694822"/>
       <w:r>
         <w:t>13.13  LoanFinance</w:t>
       </w:r>
@@ -33772,7 +34062,7 @@
           <w:left w:w="10" w:type="dxa"/>
           <w:right w:w="10" w:type="dxa"/>
         </w:tblCellMar>
-        <w:tblLook w:val="0000" w:firstRow="0" w:lastRow="0" w:firstColumn="0" w:lastColumn="0" w:noHBand="0" w:noVBand="0"/>
+        <w:tblLook w:val="04A0" w:firstRow="1" w:lastRow="0" w:firstColumn="1" w:lastColumn="0" w:noHBand="0" w:noVBand="1"/>
       </w:tblPr>
       <w:tblGrid>
         <w:gridCol w:w="896"/>
@@ -34853,8 +35143,9 @@
       <w:pPr>
         <w:pStyle w:val="Heading2"/>
       </w:pPr>
-      <w:bookmarkStart w:id="55" w:name="_Toc243693354"/>
-      <w:r>
+      <w:bookmarkStart w:id="55" w:name="_Toc243694823"/>
+      <w:r>
+        <w:lastRenderedPageBreak/>
         <w:t>13.14  Machine</w:t>
       </w:r>
       <w:bookmarkEnd w:id="55"/>
@@ -34875,7 +35166,7 @@
           <w:left w:w="10" w:type="dxa"/>
           <w:right w:w="10" w:type="dxa"/>
         </w:tblCellMar>
-        <w:tblLook w:val="0000" w:firstRow="0" w:lastRow="0" w:firstColumn="0" w:lastColumn="0" w:noHBand="0" w:noVBand="0"/>
+        <w:tblLook w:val="04A0" w:firstRow="1" w:lastRow="0" w:firstColumn="1" w:lastColumn="0" w:noHBand="0" w:noVBand="1"/>
       </w:tblPr>
       <w:tblGrid>
         <w:gridCol w:w="896"/>
@@ -35433,7 +35724,7 @@
       <w:pPr>
         <w:pStyle w:val="Heading2"/>
       </w:pPr>
-      <w:bookmarkStart w:id="56" w:name="_Toc243693355"/>
+      <w:bookmarkStart w:id="56" w:name="_Toc243694824"/>
       <w:r>
         <w:t>13.15  Marketing</w:t>
       </w:r>
@@ -35455,7 +35746,7 @@
           <w:left w:w="10" w:type="dxa"/>
           <w:right w:w="10" w:type="dxa"/>
         </w:tblCellMar>
-        <w:tblLook w:val="0000" w:firstRow="0" w:lastRow="0" w:firstColumn="0" w:lastColumn="0" w:noHBand="0" w:noVBand="0"/>
+        <w:tblLook w:val="04A0" w:firstRow="1" w:lastRow="0" w:firstColumn="1" w:lastColumn="0" w:noHBand="0" w:noVBand="1"/>
       </w:tblPr>
       <w:tblGrid>
         <w:gridCol w:w="896"/>
@@ -36746,7 +37037,7 @@
       <w:pPr>
         <w:pStyle w:val="Heading2"/>
       </w:pPr>
-      <w:bookmarkStart w:id="57" w:name="_Toc243693356"/>
+      <w:bookmarkStart w:id="57" w:name="_Toc243694825"/>
       <w:r>
         <w:t>13.16  MpesaCallback</w:t>
       </w:r>
@@ -36768,7 +37059,7 @@
           <w:left w:w="10" w:type="dxa"/>
           <w:right w:w="10" w:type="dxa"/>
         </w:tblCellMar>
-        <w:tblLook w:val="0000" w:firstRow="0" w:lastRow="0" w:firstColumn="0" w:lastColumn="0" w:noHBand="0" w:noVBand="0"/>
+        <w:tblLook w:val="04A0" w:firstRow="1" w:lastRow="0" w:firstColumn="1" w:lastColumn="0" w:noHBand="0" w:noVBand="1"/>
       </w:tblPr>
       <w:tblGrid>
         <w:gridCol w:w="896"/>
@@ -37116,7 +37407,7 @@
       <w:pPr>
         <w:pStyle w:val="Heading2"/>
       </w:pPr>
-      <w:bookmarkStart w:id="58" w:name="_Toc243693357"/>
+      <w:bookmarkStart w:id="58" w:name="_Toc243694826"/>
       <w:r>
         <w:t>13.17  Order</w:t>
       </w:r>
@@ -37138,7 +37429,7 @@
           <w:left w:w="10" w:type="dxa"/>
           <w:right w:w="10" w:type="dxa"/>
         </w:tblCellMar>
-        <w:tblLook w:val="0000" w:firstRow="0" w:lastRow="0" w:firstColumn="0" w:lastColumn="0" w:noHBand="0" w:noVBand="0"/>
+        <w:tblLook w:val="04A0" w:firstRow="1" w:lastRow="0" w:firstColumn="1" w:lastColumn="0" w:noHBand="0" w:noVBand="1"/>
       </w:tblPr>
       <w:tblGrid>
         <w:gridCol w:w="896"/>
@@ -37505,6 +37796,7 @@
                 <w:sz w:val="19"/>
                 <w:szCs w:val="19"/>
               </w:rPr>
+              <w:lastRenderedPageBreak/>
               <w:t>GET</w:t>
             </w:r>
           </w:p>
@@ -37715,7 +38007,6 @@
                 <w:sz w:val="19"/>
                 <w:szCs w:val="19"/>
               </w:rPr>
-              <w:lastRenderedPageBreak/>
               <w:t>POST</w:t>
             </w:r>
           </w:p>
@@ -38010,7 +38301,7 @@
       <w:pPr>
         <w:pStyle w:val="Heading2"/>
       </w:pPr>
-      <w:bookmarkStart w:id="59" w:name="_Toc243693358"/>
+      <w:bookmarkStart w:id="59" w:name="_Toc243694827"/>
       <w:r>
         <w:t>13.18  Product</w:t>
       </w:r>
@@ -38032,7 +38323,7 @@
           <w:left w:w="10" w:type="dxa"/>
           <w:right w:w="10" w:type="dxa"/>
         </w:tblCellMar>
-        <w:tblLook w:val="0000" w:firstRow="0" w:lastRow="0" w:firstColumn="0" w:lastColumn="0" w:noHBand="0" w:noVBand="0"/>
+        <w:tblLook w:val="04A0" w:firstRow="1" w:lastRow="0" w:firstColumn="1" w:lastColumn="0" w:noHBand="0" w:noVBand="1"/>
       </w:tblPr>
       <w:tblGrid>
         <w:gridCol w:w="896"/>
@@ -39323,7 +39614,7 @@
       <w:pPr>
         <w:pStyle w:val="Heading2"/>
       </w:pPr>
-      <w:bookmarkStart w:id="60" w:name="_Toc243693359"/>
+      <w:bookmarkStart w:id="60" w:name="_Toc243694828"/>
       <w:r>
         <w:t>13.19  RemainderTree</w:t>
       </w:r>
@@ -39345,7 +39636,7 @@
           <w:left w:w="10" w:type="dxa"/>
           <w:right w:w="10" w:type="dxa"/>
         </w:tblCellMar>
-        <w:tblLook w:val="0000" w:firstRow="0" w:lastRow="0" w:firstColumn="0" w:lastColumn="0" w:noHBand="0" w:noVBand="0"/>
+        <w:tblLook w:val="04A0" w:firstRow="1" w:lastRow="0" w:firstColumn="1" w:lastColumn="0" w:noHBand="0" w:noVBand="1"/>
       </w:tblPr>
       <w:tblGrid>
         <w:gridCol w:w="896"/>
@@ -39903,7 +40194,7 @@
       <w:pPr>
         <w:pStyle w:val="Heading2"/>
       </w:pPr>
-      <w:bookmarkStart w:id="61" w:name="_Toc243693360"/>
+      <w:bookmarkStart w:id="61" w:name="_Toc243694829"/>
       <w:r>
         <w:t>13.20  Review</w:t>
       </w:r>
@@ -39925,7 +40216,7 @@
           <w:left w:w="10" w:type="dxa"/>
           <w:right w:w="10" w:type="dxa"/>
         </w:tblCellMar>
-        <w:tblLook w:val="0000" w:firstRow="0" w:lastRow="0" w:firstColumn="0" w:lastColumn="0" w:noHBand="0" w:noVBand="0"/>
+        <w:tblLook w:val="04A0" w:firstRow="1" w:lastRow="0" w:firstColumn="1" w:lastColumn="0" w:noHBand="0" w:noVBand="1"/>
       </w:tblPr>
       <w:tblGrid>
         <w:gridCol w:w="896"/>
@@ -40186,7 +40477,6 @@
                 <w:sz w:val="19"/>
                 <w:szCs w:val="19"/>
               </w:rPr>
-              <w:lastRenderedPageBreak/>
               <w:t>GET</w:t>
             </w:r>
           </w:p>
@@ -40797,7 +41087,7 @@
       <w:pPr>
         <w:pStyle w:val="Heading2"/>
       </w:pPr>
-      <w:bookmarkStart w:id="62" w:name="_Toc243693361"/>
+      <w:bookmarkStart w:id="62" w:name="_Toc243694830"/>
       <w:r>
         <w:t>13.21  Role</w:t>
       </w:r>
@@ -40819,7 +41109,7 @@
           <w:left w:w="10" w:type="dxa"/>
           <w:right w:w="10" w:type="dxa"/>
         </w:tblCellMar>
-        <w:tblLook w:val="0000" w:firstRow="0" w:lastRow="0" w:firstColumn="0" w:lastColumn="0" w:noHBand="0" w:noVBand="0"/>
+        <w:tblLook w:val="04A0" w:firstRow="1" w:lastRow="0" w:firstColumn="1" w:lastColumn="0" w:noHBand="0" w:noVBand="1"/>
       </w:tblPr>
       <w:tblGrid>
         <w:gridCol w:w="896"/>
@@ -41060,7 +41350,7 @@
       <w:pPr>
         <w:pStyle w:val="Heading2"/>
       </w:pPr>
-      <w:bookmarkStart w:id="63" w:name="_Toc243693362"/>
+      <w:bookmarkStart w:id="63" w:name="_Toc243694831"/>
       <w:r>
         <w:t>13.22  Shipping</w:t>
       </w:r>
@@ -41082,7 +41372,7 @@
           <w:left w:w="10" w:type="dxa"/>
           <w:right w:w="10" w:type="dxa"/>
         </w:tblCellMar>
-        <w:tblLook w:val="0000" w:firstRow="0" w:lastRow="0" w:firstColumn="0" w:lastColumn="0" w:noHBand="0" w:noVBand="0"/>
+        <w:tblLook w:val="04A0" w:firstRow="1" w:lastRow="0" w:firstColumn="1" w:lastColumn="0" w:noHBand="0" w:noVBand="1"/>
       </w:tblPr>
       <w:tblGrid>
         <w:gridCol w:w="896"/>
@@ -41640,7 +41930,7 @@
       <w:pPr>
         <w:pStyle w:val="Heading2"/>
       </w:pPr>
-      <w:bookmarkStart w:id="64" w:name="_Toc243693363"/>
+      <w:bookmarkStart w:id="64" w:name="_Toc243694832"/>
       <w:r>
         <w:t>13.23  Showcase</w:t>
       </w:r>
@@ -41662,7 +41952,7 @@
           <w:left w:w="10" w:type="dxa"/>
           <w:right w:w="10" w:type="dxa"/>
         </w:tblCellMar>
-        <w:tblLook w:val="0000" w:firstRow="0" w:lastRow="0" w:firstColumn="0" w:lastColumn="0" w:noHBand="0" w:noVBand="0"/>
+        <w:tblLook w:val="04A0" w:firstRow="1" w:lastRow="0" w:firstColumn="1" w:lastColumn="0" w:noHBand="0" w:noVBand="1"/>
       </w:tblPr>
       <w:tblGrid>
         <w:gridCol w:w="896"/>
@@ -42239,6 +42529,7 @@
                 <w:sz w:val="19"/>
                 <w:szCs w:val="19"/>
               </w:rPr>
+              <w:lastRenderedPageBreak/>
               <w:t>DELETE</w:t>
             </w:r>
           </w:p>
@@ -42323,9 +42614,8 @@
       <w:pPr>
         <w:pStyle w:val="Heading2"/>
       </w:pPr>
-      <w:bookmarkStart w:id="65" w:name="_Toc243693364"/>
-      <w:r>
-        <w:lastRenderedPageBreak/>
+      <w:bookmarkStart w:id="65" w:name="_Toc243694833"/>
+      <w:r>
         <w:t>13.24  SmsQueue</w:t>
       </w:r>
       <w:bookmarkEnd w:id="65"/>
@@ -42346,7 +42636,7 @@
           <w:left w:w="10" w:type="dxa"/>
           <w:right w:w="10" w:type="dxa"/>
         </w:tblCellMar>
-        <w:tblLook w:val="0000" w:firstRow="0" w:lastRow="0" w:firstColumn="0" w:lastColumn="0" w:noHBand="0" w:noVBand="0"/>
+        <w:tblLook w:val="04A0" w:firstRow="1" w:lastRow="0" w:firstColumn="1" w:lastColumn="0" w:noHBand="0" w:noVBand="1"/>
       </w:tblPr>
       <w:tblGrid>
         <w:gridCol w:w="896"/>
@@ -42797,7 +43087,7 @@
       <w:pPr>
         <w:pStyle w:val="Heading2"/>
       </w:pPr>
-      <w:bookmarkStart w:id="66" w:name="_Toc243693365"/>
+      <w:bookmarkStart w:id="66" w:name="_Toc243694834"/>
       <w:r>
         <w:t>13.25  Transaction</w:t>
       </w:r>
@@ -42819,7 +43109,7 @@
           <w:left w:w="10" w:type="dxa"/>
           <w:right w:w="10" w:type="dxa"/>
         </w:tblCellMar>
-        <w:tblLook w:val="0000" w:firstRow="0" w:lastRow="0" w:firstColumn="0" w:lastColumn="0" w:noHBand="0" w:noVBand="0"/>
+        <w:tblLook w:val="04A0" w:firstRow="1" w:lastRow="0" w:firstColumn="1" w:lastColumn="0" w:noHBand="0" w:noVBand="1"/>
       </w:tblPr>
       <w:tblGrid>
         <w:gridCol w:w="896"/>
@@ -44217,7 +44507,7 @@
       <w:pPr>
         <w:pStyle w:val="Heading2"/>
       </w:pPr>
-      <w:bookmarkStart w:id="67" w:name="_Toc243693366"/>
+      <w:bookmarkStart w:id="67" w:name="_Toc243694835"/>
       <w:r>
         <w:t>13.26  Tree</w:t>
       </w:r>
@@ -44239,7 +44529,7 @@
           <w:left w:w="10" w:type="dxa"/>
           <w:right w:w="10" w:type="dxa"/>
         </w:tblCellMar>
-        <w:tblLook w:val="0000" w:firstRow="0" w:lastRow="0" w:firstColumn="0" w:lastColumn="0" w:noHBand="0" w:noVBand="0"/>
+        <w:tblLook w:val="04A0" w:firstRow="1" w:lastRow="0" w:firstColumn="1" w:lastColumn="0" w:noHBand="0" w:noVBand="1"/>
       </w:tblPr>
       <w:tblGrid>
         <w:gridCol w:w="896"/>
@@ -44816,6 +45106,7 @@
                 <w:sz w:val="19"/>
                 <w:szCs w:val="19"/>
               </w:rPr>
+              <w:lastRenderedPageBreak/>
               <w:t>PATCH</w:t>
             </w:r>
           </w:p>
@@ -45110,9 +45401,8 @@
       <w:pPr>
         <w:pStyle w:val="Heading2"/>
       </w:pPr>
-      <w:bookmarkStart w:id="68" w:name="_Toc243693367"/>
-      <w:r>
-        <w:lastRenderedPageBreak/>
+      <w:bookmarkStart w:id="68" w:name="_Toc243694836"/>
+      <w:r>
         <w:t>13.27  Trip</w:t>
       </w:r>
       <w:bookmarkEnd w:id="68"/>
@@ -45133,7 +45423,7 @@
           <w:left w:w="10" w:type="dxa"/>
           <w:right w:w="10" w:type="dxa"/>
         </w:tblCellMar>
-        <w:tblLook w:val="0000" w:firstRow="0" w:lastRow="0" w:firstColumn="0" w:lastColumn="0" w:noHBand="0" w:noVBand="0"/>
+        <w:tblLook w:val="04A0" w:firstRow="1" w:lastRow="0" w:firstColumn="1" w:lastColumn="0" w:noHBand="0" w:noVBand="1"/>
       </w:tblPr>
       <w:tblGrid>
         <w:gridCol w:w="896"/>
@@ -46424,7 +46714,7 @@
       <w:pPr>
         <w:pStyle w:val="Heading2"/>
       </w:pPr>
-      <w:bookmarkStart w:id="69" w:name="_Toc243693368"/>
+      <w:bookmarkStart w:id="69" w:name="_Toc243694837"/>
       <w:r>
         <w:t>13.28  User</w:t>
       </w:r>
@@ -46446,7 +46736,7 @@
           <w:left w:w="10" w:type="dxa"/>
           <w:right w:w="10" w:type="dxa"/>
         </w:tblCellMar>
-        <w:tblLook w:val="0000" w:firstRow="0" w:lastRow="0" w:firstColumn="0" w:lastColumn="0" w:noHBand="0" w:noVBand="0"/>
+        <w:tblLook w:val="04A0" w:firstRow="1" w:lastRow="0" w:firstColumn="1" w:lastColumn="0" w:noHBand="0" w:noVBand="1"/>
       </w:tblPr>
       <w:tblGrid>
         <w:gridCol w:w="896"/>
@@ -47424,7 +47714,7 @@
       <w:pPr>
         <w:pStyle w:val="Heading2"/>
       </w:pPr>
-      <w:bookmarkStart w:id="70" w:name="_Toc243693369"/>
+      <w:bookmarkStart w:id="70" w:name="_Toc243694838"/>
       <w:r>
         <w:t>13.29  Vehicle</w:t>
       </w:r>
@@ -47446,7 +47736,7 @@
           <w:left w:w="10" w:type="dxa"/>
           <w:right w:w="10" w:type="dxa"/>
         </w:tblCellMar>
-        <w:tblLook w:val="0000" w:firstRow="0" w:lastRow="0" w:firstColumn="0" w:lastColumn="0" w:noHBand="0" w:noVBand="0"/>
+        <w:tblLook w:val="04A0" w:firstRow="1" w:lastRow="0" w:firstColumn="1" w:lastColumn="0" w:noHBand="0" w:noVBand="1"/>
       </w:tblPr>
       <w:tblGrid>
         <w:gridCol w:w="896"/>
@@ -47707,7 +47997,6 @@
                 <w:sz w:val="19"/>
                 <w:szCs w:val="19"/>
               </w:rPr>
-              <w:lastRenderedPageBreak/>
               <w:t>GET</w:t>
             </w:r>
           </w:p>
@@ -48005,7 +48294,7 @@
       <w:pPr>
         <w:pStyle w:val="Heading2"/>
       </w:pPr>
-      <w:bookmarkStart w:id="71" w:name="_Toc243693370"/>
+      <w:bookmarkStart w:id="71" w:name="_Toc243694839"/>
       <w:r>
         <w:t>13.30  Settings</w:t>
       </w:r>
@@ -48027,7 +48316,7 @@
           <w:left w:w="10" w:type="dxa"/>
           <w:right w:w="10" w:type="dxa"/>
         </w:tblCellMar>
-        <w:tblLook w:val="0000" w:firstRow="0" w:lastRow="0" w:firstColumn="0" w:lastColumn="0" w:noHBand="0" w:noVBand="0"/>
+        <w:tblLook w:val="04A0" w:firstRow="1" w:lastRow="0" w:firstColumn="1" w:lastColumn="0" w:noHBand="0" w:noVBand="1"/>
       </w:tblPr>
       <w:tblGrid>
         <w:gridCol w:w="896"/>
@@ -48337,6 +48626,216 @@
                 <w:szCs w:val="19"/>
               </w:rPr>
               <w:t>Set the idle lock's minutes, 5 to 120 (SuperAdmin).</w:t>
+            </w:r>
+          </w:p>
+        </w:tc>
+        <w:tc>
+          <w:tcPr>
+            <w:tcW w:w="1906" w:type="dxa"/>
+            <w:shd w:val="clear" w:color="auto" w:fill="F4F5F3"/>
+            <w:tcMar>
+              <w:top w:w="50" w:type="dxa"/>
+              <w:left w:w="90" w:type="dxa"/>
+              <w:bottom w:w="50" w:type="dxa"/>
+              <w:right w:w="90" w:type="dxa"/>
+            </w:tcMar>
+          </w:tcPr>
+          <w:p>
+            <w:pPr>
+              <w:spacing w:after="20" w:line="252" w:lineRule="auto"/>
+            </w:pPr>
+            <w:r>
+              <w:rPr>
+                <w:sz w:val="19"/>
+                <w:szCs w:val="19"/>
+              </w:rPr>
+              <w:t>Signed-in token, SuperAdmin enforced</w:t>
+            </w:r>
+          </w:p>
+        </w:tc>
+      </w:tr>
+      <w:tr>
+        <w:tblPrEx>
+          <w:tblCellMar>
+            <w:top w:w="0" w:type="dxa"/>
+            <w:bottom w:w="0" w:type="dxa"/>
+          </w:tblCellMar>
+        </w:tblPrEx>
+        <w:trPr>
+          <w:cantSplit/>
+        </w:trPr>
+        <w:tc>
+          <w:tcPr>
+            <w:tcW w:w="896" w:type="dxa"/>
+            <w:tcMar>
+              <w:top w:w="50" w:type="dxa"/>
+              <w:left w:w="90" w:type="dxa"/>
+              <w:bottom w:w="50" w:type="dxa"/>
+              <w:right w:w="90" w:type="dxa"/>
+            </w:tcMar>
+          </w:tcPr>
+          <w:p>
+            <w:pPr>
+              <w:spacing w:after="20" w:line="252" w:lineRule="auto"/>
+            </w:pPr>
+            <w:r>
+              <w:rPr>
+                <w:sz w:val="19"/>
+                <w:szCs w:val="19"/>
+              </w:rPr>
+              <w:t>GET</w:t>
+            </w:r>
+          </w:p>
+        </w:tc>
+        <w:tc>
+          <w:tcPr>
+            <w:tcW w:w="3474" w:type="dxa"/>
+            <w:tcMar>
+              <w:top w:w="50" w:type="dxa"/>
+              <w:left w:w="90" w:type="dxa"/>
+              <w:bottom w:w="50" w:type="dxa"/>
+              <w:right w:w="90" w:type="dxa"/>
+            </w:tcMar>
+          </w:tcPr>
+          <w:p>
+            <w:pPr>
+              <w:spacing w:after="20" w:line="252" w:lineRule="auto"/>
+            </w:pPr>
+            <w:r>
+              <w:rPr>
+                <w:sz w:val="19"/>
+                <w:szCs w:val="19"/>
+              </w:rPr>
+              <w:t>/api/settings/company</w:t>
+            </w:r>
+          </w:p>
+        </w:tc>
+        <w:tc>
+          <w:tcPr>
+            <w:tcW w:w="3362" w:type="dxa"/>
+            <w:tcMar>
+              <w:top w:w="50" w:type="dxa"/>
+              <w:left w:w="90" w:type="dxa"/>
+              <w:bottom w:w="50" w:type="dxa"/>
+              <w:right w:w="90" w:type="dxa"/>
+            </w:tcMar>
+          </w:tcPr>
+          <w:p>
+            <w:pPr>
+              <w:spacing w:after="20" w:line="252" w:lineRule="auto"/>
+            </w:pPr>
+            <w:r>
+              <w:rPr>
+                <w:sz w:val="19"/>
+                <w:szCs w:val="19"/>
+              </w:rPr>
+              <w:t>The company card on the phone's Home (name, motto, code) - the same on every phone.</w:t>
+            </w:r>
+          </w:p>
+        </w:tc>
+        <w:tc>
+          <w:tcPr>
+            <w:tcW w:w="1906" w:type="dxa"/>
+            <w:tcMar>
+              <w:top w:w="50" w:type="dxa"/>
+              <w:left w:w="90" w:type="dxa"/>
+              <w:bottom w:w="50" w:type="dxa"/>
+              <w:right w:w="90" w:type="dxa"/>
+            </w:tcMar>
+          </w:tcPr>
+          <w:p>
+            <w:pPr>
+              <w:spacing w:after="20" w:line="252" w:lineRule="auto"/>
+            </w:pPr>
+            <w:r>
+              <w:rPr>
+                <w:sz w:val="19"/>
+                <w:szCs w:val="19"/>
+              </w:rPr>
+              <w:t>Signed-in token</w:t>
+            </w:r>
+          </w:p>
+        </w:tc>
+      </w:tr>
+      <w:tr>
+        <w:tblPrEx>
+          <w:tblCellMar>
+            <w:top w:w="0" w:type="dxa"/>
+            <w:bottom w:w="0" w:type="dxa"/>
+          </w:tblCellMar>
+        </w:tblPrEx>
+        <w:trPr>
+          <w:cantSplit/>
+        </w:trPr>
+        <w:tc>
+          <w:tcPr>
+            <w:tcW w:w="896" w:type="dxa"/>
+            <w:shd w:val="clear" w:color="auto" w:fill="F4F5F3"/>
+            <w:tcMar>
+              <w:top w:w="50" w:type="dxa"/>
+              <w:left w:w="90" w:type="dxa"/>
+              <w:bottom w:w="50" w:type="dxa"/>
+              <w:right w:w="90" w:type="dxa"/>
+            </w:tcMar>
+          </w:tcPr>
+          <w:p>
+            <w:pPr>
+              <w:spacing w:after="20" w:line="252" w:lineRule="auto"/>
+            </w:pPr>
+            <w:r>
+              <w:rPr>
+                <w:sz w:val="19"/>
+                <w:szCs w:val="19"/>
+              </w:rPr>
+              <w:t>PUT</w:t>
+            </w:r>
+          </w:p>
+        </w:tc>
+        <w:tc>
+          <w:tcPr>
+            <w:tcW w:w="3474" w:type="dxa"/>
+            <w:shd w:val="clear" w:color="auto" w:fill="F4F5F3"/>
+            <w:tcMar>
+              <w:top w:w="50" w:type="dxa"/>
+              <w:left w:w="90" w:type="dxa"/>
+              <w:bottom w:w="50" w:type="dxa"/>
+              <w:right w:w="90" w:type="dxa"/>
+            </w:tcMar>
+          </w:tcPr>
+          <w:p>
+            <w:pPr>
+              <w:spacing w:after="20" w:line="252" w:lineRule="auto"/>
+            </w:pPr>
+            <w:r>
+              <w:rPr>
+                <w:sz w:val="19"/>
+                <w:szCs w:val="19"/>
+              </w:rPr>
+              <w:t>/api/settings/company</w:t>
+            </w:r>
+          </w:p>
+        </w:tc>
+        <w:tc>
+          <w:tcPr>
+            <w:tcW w:w="3362" w:type="dxa"/>
+            <w:shd w:val="clear" w:color="auto" w:fill="F4F5F3"/>
+            <w:tcMar>
+              <w:top w:w="50" w:type="dxa"/>
+              <w:left w:w="90" w:type="dxa"/>
+              <w:bottom w:w="50" w:type="dxa"/>
+              <w:right w:w="90" w:type="dxa"/>
+            </w:tcMar>
+          </w:tcPr>
+          <w:p>
+            <w:pPr>
+              <w:spacing w:after="20" w:line="252" w:lineRule="auto"/>
+            </w:pPr>
+            <w:r>
+              <w:rPr>
+                <w:sz w:val="19"/>
+                <w:szCs w:val="19"/>
+              </w:rPr>
+              <w:t>Change the company card (SuperAdmin).</w:t>
             </w:r>
           </w:p>
         </w:tc>
@@ -48463,7 +48962,7 @@
         <w:sz w:val="16"/>
         <w:szCs w:val="16"/>
       </w:rPr>
-      <w:t>47</w:t>
+      <w:t>48</w:t>
     </w:r>
     <w:r>
       <w:rPr>
@@ -48512,7 +49011,7 @@
         <w:sz w:val="16"/>
         <w:szCs w:val="16"/>
       </w:rPr>
-      <w:t>47</w:t>
+      <w:t>48</w:t>
     </w:r>
     <w:r>
       <w:rPr>
@@ -48596,134 +49095,10 @@
 <file path=word/numbering.xml><?xml version="1.0" encoding="utf-8"?>
 <w:numbering xmlns:wpc="http://schemas.microsoft.com/office/word/2010/wordprocessingCanvas" xmlns:cx="http://schemas.microsoft.com/office/drawing/2014/chartex" xmlns:cx1="http://schemas.microsoft.com/office/drawing/2015/9/8/chartex" xmlns:mc="http://schemas.openxmlformats.org/markup-compatibility/2006" xmlns:o="urn:schemas-microsoft-com:office:office" xmlns:r="http://schemas.openxmlformats.org/officeDocument/2006/relationships" xmlns:m="http://schemas.openxmlformats.org/officeDocument/2006/math" xmlns:v="urn:schemas-microsoft-com:vml" xmlns:wp14="http://schemas.microsoft.com/office/word/2010/wordprocessingDrawing" xmlns:wp="http://schemas.openxmlformats.org/drawingml/2006/wordprocessingDrawing" xmlns:w10="urn:schemas-microsoft-com:office:word" xmlns:w="http://schemas.openxmlformats.org/wordprocessingml/2006/main" xmlns:w14="http://schemas.microsoft.com/office/word/2010/wordml" xmlns:w15="http://schemas.microsoft.com/office/word/2012/wordml" xmlns:w16se="http://schemas.microsoft.com/office/word/2015/wordml/symex" xmlns:wpg="http://schemas.microsoft.com/office/word/2010/wordprocessingGroup" xmlns:wpi="http://schemas.microsoft.com/office/word/2010/wordprocessingInk" xmlns:wne="http://schemas.microsoft.com/office/word/2006/wordml" xmlns:wps="http://schemas.microsoft.com/office/word/2010/wordprocessingShape" mc:Ignorable="w14 w15 w16se wp14">
   <w:abstractNum w:abstractNumId="0" w15:restartNumberingAfterBreak="0">
-    <w:nsid w:val="18F94622"/>
+    <w:nsid w:val="01F5371C"/>
     <w:multiLevelType w:val="hybridMultilevel"/>
-    <w:tmpl w:val="7C10193E"/>
-    <w:lvl w:ilvl="0" w:tplc="CEAE78C8">
-      <w:start w:val="1"/>
-      <w:numFmt w:val="decimal"/>
-      <w:lvlText w:val="%1."/>
-      <w:lvlJc w:val="left"/>
-      <w:pPr>
-        <w:ind w:left="540" w:hanging="300"/>
-      </w:pPr>
-    </w:lvl>
-    <w:lvl w:ilvl="1" w:tplc="0C4AE84A" w:tentative="1">
-      <w:start w:val="1"/>
-      <w:numFmt w:val="lowerLetter"/>
-      <w:lvlText w:val="%2."/>
-      <w:lvlJc w:val="left"/>
-      <w:pPr>
-        <w:ind w:left="940" w:hanging="300"/>
-      </w:pPr>
-    </w:lvl>
-    <w:lvl w:ilvl="2" w:tplc="2168E2E0" w:tentative="1">
-      <w:start w:val="1"/>
-      <w:numFmt w:val="lowerRoman"/>
-      <w:lvlText w:val="%3."/>
-      <w:lvlJc w:val="left"/>
-      <w:pPr>
-        <w:ind w:left="1340" w:hanging="300"/>
-      </w:pPr>
-    </w:lvl>
-    <w:lvl w:ilvl="3" w:tplc="66DA13D2">
-      <w:numFmt w:val="decimal"/>
-      <w:lvlText w:val=""/>
-      <w:lvlJc w:val="left"/>
-    </w:lvl>
-    <w:lvl w:ilvl="4" w:tplc="B9C4051A">
-      <w:numFmt w:val="decimal"/>
-      <w:lvlText w:val=""/>
-      <w:lvlJc w:val="left"/>
-    </w:lvl>
-    <w:lvl w:ilvl="5" w:tplc="20CA3618">
-      <w:numFmt w:val="decimal"/>
-      <w:lvlText w:val=""/>
-      <w:lvlJc w:val="left"/>
-    </w:lvl>
-    <w:lvl w:ilvl="6" w:tplc="9F564216">
-      <w:numFmt w:val="decimal"/>
-      <w:lvlText w:val=""/>
-      <w:lvlJc w:val="left"/>
-    </w:lvl>
-    <w:lvl w:ilvl="7" w:tplc="B8923B1E">
-      <w:numFmt w:val="decimal"/>
-      <w:lvlText w:val=""/>
-      <w:lvlJc w:val="left"/>
-    </w:lvl>
-    <w:lvl w:ilvl="8" w:tplc="485C56BC">
-      <w:numFmt w:val="decimal"/>
-      <w:lvlText w:val=""/>
-      <w:lvlJc w:val="left"/>
-    </w:lvl>
-  </w:abstractNum>
-  <w:abstractNum w:abstractNumId="1" w15:restartNumberingAfterBreak="0">
-    <w:nsid w:val="2FD94D65"/>
-    <w:multiLevelType w:val="hybridMultilevel"/>
-    <w:tmpl w:val="C036546C"/>
-    <w:lvl w:ilvl="0" w:tplc="160E7B28">
-      <w:start w:val="1"/>
-      <w:numFmt w:val="bullet"/>
-      <w:lvlText w:val="•"/>
-      <w:lvlJc w:val="left"/>
-      <w:pPr>
-        <w:ind w:left="540" w:hanging="300"/>
-      </w:pPr>
-    </w:lvl>
-    <w:lvl w:ilvl="1" w:tplc="2558F414" w:tentative="1">
-      <w:start w:val="1"/>
-      <w:numFmt w:val="bullet"/>
-      <w:lvlText w:val="–"/>
-      <w:lvlJc w:val="left"/>
-      <w:pPr>
-        <w:ind w:left="940" w:hanging="300"/>
-      </w:pPr>
-    </w:lvl>
-    <w:lvl w:ilvl="2" w:tplc="3864B8CE" w:tentative="1">
-      <w:start w:val="1"/>
-      <w:numFmt w:val="bullet"/>
-      <w:lvlText w:val="◦"/>
-      <w:lvlJc w:val="left"/>
-      <w:pPr>
-        <w:ind w:left="1340" w:hanging="300"/>
-      </w:pPr>
-    </w:lvl>
-    <w:lvl w:ilvl="3" w:tplc="6C8EF1FA">
-      <w:numFmt w:val="decimal"/>
-      <w:lvlText w:val=""/>
-      <w:lvlJc w:val="left"/>
-    </w:lvl>
-    <w:lvl w:ilvl="4" w:tplc="A092713E">
-      <w:numFmt w:val="decimal"/>
-      <w:lvlText w:val=""/>
-      <w:lvlJc w:val="left"/>
-    </w:lvl>
-    <w:lvl w:ilvl="5" w:tplc="F386E5A8">
-      <w:numFmt w:val="decimal"/>
-      <w:lvlText w:val=""/>
-      <w:lvlJc w:val="left"/>
-    </w:lvl>
-    <w:lvl w:ilvl="6" w:tplc="EFBC8366">
-      <w:numFmt w:val="decimal"/>
-      <w:lvlText w:val=""/>
-      <w:lvlJc w:val="left"/>
-    </w:lvl>
-    <w:lvl w:ilvl="7" w:tplc="548E316C">
-      <w:numFmt w:val="decimal"/>
-      <w:lvlText w:val=""/>
-      <w:lvlJc w:val="left"/>
-    </w:lvl>
-    <w:lvl w:ilvl="8" w:tplc="469EAD92">
-      <w:numFmt w:val="decimal"/>
-      <w:lvlText w:val=""/>
-      <w:lvlJc w:val="left"/>
-    </w:lvl>
-  </w:abstractNum>
-  <w:abstractNum w:abstractNumId="2" w15:restartNumberingAfterBreak="0">
-    <w:nsid w:val="32326370"/>
-    <w:multiLevelType w:val="hybridMultilevel"/>
-    <w:tmpl w:val="35C678AC"/>
-    <w:lvl w:ilvl="0" w:tplc="C5C6C154" w:tentative="1">
+    <w:tmpl w:val="E53A7E12"/>
+    <w:lvl w:ilvl="0" w:tplc="E1366FE0" w:tentative="1">
       <w:start w:val="1"/>
       <w:numFmt w:val="bullet"/>
       <w:lvlText w:val="●"/>
@@ -48732,7 +49107,7 @@
         <w:ind w:left="720" w:hanging="360"/>
       </w:pPr>
     </w:lvl>
-    <w:lvl w:ilvl="1" w:tplc="352E8AD4" w:tentative="1">
+    <w:lvl w:ilvl="1" w:tplc="3E80236C" w:tentative="1">
       <w:start w:val="1"/>
       <w:numFmt w:val="bullet"/>
       <w:lvlText w:val="○"/>
@@ -48741,7 +49116,7 @@
         <w:ind w:left="1440" w:hanging="360"/>
       </w:pPr>
     </w:lvl>
-    <w:lvl w:ilvl="2" w:tplc="8E8898A6" w:tentative="1">
+    <w:lvl w:ilvl="2" w:tplc="576C3978" w:tentative="1">
       <w:start w:val="1"/>
       <w:numFmt w:val="bullet"/>
       <w:lvlText w:val="■"/>
@@ -48750,7 +49125,7 @@
         <w:ind w:left="2160" w:hanging="360"/>
       </w:pPr>
     </w:lvl>
-    <w:lvl w:ilvl="3" w:tplc="BC00CCB8" w:tentative="1">
+    <w:lvl w:ilvl="3" w:tplc="03785330" w:tentative="1">
       <w:start w:val="1"/>
       <w:numFmt w:val="bullet"/>
       <w:lvlText w:val="●"/>
@@ -48759,7 +49134,7 @@
         <w:ind w:left="2880" w:hanging="360"/>
       </w:pPr>
     </w:lvl>
-    <w:lvl w:ilvl="4" w:tplc="2BACE1D0" w:tentative="1">
+    <w:lvl w:ilvl="4" w:tplc="DE04BD88" w:tentative="1">
       <w:start w:val="1"/>
       <w:numFmt w:val="bullet"/>
       <w:lvlText w:val="○"/>
@@ -48768,7 +49143,7 @@
         <w:ind w:left="3600" w:hanging="360"/>
       </w:pPr>
     </w:lvl>
-    <w:lvl w:ilvl="5" w:tplc="993409C8" w:tentative="1">
+    <w:lvl w:ilvl="5" w:tplc="7C96161A" w:tentative="1">
       <w:start w:val="1"/>
       <w:numFmt w:val="bullet"/>
       <w:lvlText w:val="■"/>
@@ -48777,7 +49152,7 @@
         <w:ind w:left="4320" w:hanging="360"/>
       </w:pPr>
     </w:lvl>
-    <w:lvl w:ilvl="6" w:tplc="9BCA161A" w:tentative="1">
+    <w:lvl w:ilvl="6" w:tplc="4EE4CEAA" w:tentative="1">
       <w:start w:val="1"/>
       <w:numFmt w:val="bullet"/>
       <w:lvlText w:val="●"/>
@@ -48786,7 +49161,7 @@
         <w:ind w:left="5040" w:hanging="360"/>
       </w:pPr>
     </w:lvl>
-    <w:lvl w:ilvl="7" w:tplc="55E8F5F2" w:tentative="1">
+    <w:lvl w:ilvl="7" w:tplc="0ACC8AB4" w:tentative="1">
       <w:start w:val="1"/>
       <w:numFmt w:val="bullet"/>
       <w:lvlText w:val="●"/>
@@ -48795,7 +49170,7 @@
         <w:ind w:left="5760" w:hanging="360"/>
       </w:pPr>
     </w:lvl>
-    <w:lvl w:ilvl="8" w:tplc="F5CAD9D6" w:tentative="1">
+    <w:lvl w:ilvl="8" w:tplc="925C4BD0" w:tentative="1">
       <w:start w:val="1"/>
       <w:numFmt w:val="bullet"/>
       <w:lvlText w:val="●"/>
@@ -48805,8 +49180,132 @@
       </w:pPr>
     </w:lvl>
   </w:abstractNum>
+  <w:abstractNum w:abstractNumId="1" w15:restartNumberingAfterBreak="0">
+    <w:nsid w:val="60EB7287"/>
+    <w:multiLevelType w:val="hybridMultilevel"/>
+    <w:tmpl w:val="D89A0A24"/>
+    <w:lvl w:ilvl="0" w:tplc="6F384D8A">
+      <w:start w:val="1"/>
+      <w:numFmt w:val="bullet"/>
+      <w:lvlText w:val="•"/>
+      <w:lvlJc w:val="left"/>
+      <w:pPr>
+        <w:ind w:left="540" w:hanging="300"/>
+      </w:pPr>
+    </w:lvl>
+    <w:lvl w:ilvl="1" w:tplc="3960A7F0" w:tentative="1">
+      <w:start w:val="1"/>
+      <w:numFmt w:val="bullet"/>
+      <w:lvlText w:val="–"/>
+      <w:lvlJc w:val="left"/>
+      <w:pPr>
+        <w:ind w:left="940" w:hanging="300"/>
+      </w:pPr>
+    </w:lvl>
+    <w:lvl w:ilvl="2" w:tplc="0E041ABA" w:tentative="1">
+      <w:start w:val="1"/>
+      <w:numFmt w:val="bullet"/>
+      <w:lvlText w:val="◦"/>
+      <w:lvlJc w:val="left"/>
+      <w:pPr>
+        <w:ind w:left="1340" w:hanging="300"/>
+      </w:pPr>
+    </w:lvl>
+    <w:lvl w:ilvl="3" w:tplc="D4241D42">
+      <w:numFmt w:val="decimal"/>
+      <w:lvlText w:val=""/>
+      <w:lvlJc w:val="left"/>
+    </w:lvl>
+    <w:lvl w:ilvl="4" w:tplc="DB6C3626">
+      <w:numFmt w:val="decimal"/>
+      <w:lvlText w:val=""/>
+      <w:lvlJc w:val="left"/>
+    </w:lvl>
+    <w:lvl w:ilvl="5" w:tplc="D2EE9B60">
+      <w:numFmt w:val="decimal"/>
+      <w:lvlText w:val=""/>
+      <w:lvlJc w:val="left"/>
+    </w:lvl>
+    <w:lvl w:ilvl="6" w:tplc="33B635FC">
+      <w:numFmt w:val="decimal"/>
+      <w:lvlText w:val=""/>
+      <w:lvlJc w:val="left"/>
+    </w:lvl>
+    <w:lvl w:ilvl="7" w:tplc="81647934">
+      <w:numFmt w:val="decimal"/>
+      <w:lvlText w:val=""/>
+      <w:lvlJc w:val="left"/>
+    </w:lvl>
+    <w:lvl w:ilvl="8" w:tplc="5D3C2FE6">
+      <w:numFmt w:val="decimal"/>
+      <w:lvlText w:val=""/>
+      <w:lvlJc w:val="left"/>
+    </w:lvl>
+  </w:abstractNum>
+  <w:abstractNum w:abstractNumId="2" w15:restartNumberingAfterBreak="0">
+    <w:nsid w:val="67840270"/>
+    <w:multiLevelType w:val="hybridMultilevel"/>
+    <w:tmpl w:val="823CC31E"/>
+    <w:lvl w:ilvl="0" w:tplc="0738573A">
+      <w:start w:val="1"/>
+      <w:numFmt w:val="decimal"/>
+      <w:lvlText w:val="%1."/>
+      <w:lvlJc w:val="left"/>
+      <w:pPr>
+        <w:ind w:left="540" w:hanging="300"/>
+      </w:pPr>
+    </w:lvl>
+    <w:lvl w:ilvl="1" w:tplc="B964BA2A" w:tentative="1">
+      <w:start w:val="1"/>
+      <w:numFmt w:val="lowerLetter"/>
+      <w:lvlText w:val="%2."/>
+      <w:lvlJc w:val="left"/>
+      <w:pPr>
+        <w:ind w:left="940" w:hanging="300"/>
+      </w:pPr>
+    </w:lvl>
+    <w:lvl w:ilvl="2" w:tplc="501A4E88" w:tentative="1">
+      <w:start w:val="1"/>
+      <w:numFmt w:val="lowerRoman"/>
+      <w:lvlText w:val="%3."/>
+      <w:lvlJc w:val="left"/>
+      <w:pPr>
+        <w:ind w:left="1340" w:hanging="300"/>
+      </w:pPr>
+    </w:lvl>
+    <w:lvl w:ilvl="3" w:tplc="076285B2">
+      <w:numFmt w:val="decimal"/>
+      <w:lvlText w:val=""/>
+      <w:lvlJc w:val="left"/>
+    </w:lvl>
+    <w:lvl w:ilvl="4" w:tplc="A84C00FE">
+      <w:numFmt w:val="decimal"/>
+      <w:lvlText w:val=""/>
+      <w:lvlJc w:val="left"/>
+    </w:lvl>
+    <w:lvl w:ilvl="5" w:tplc="51C0AB70">
+      <w:numFmt w:val="decimal"/>
+      <w:lvlText w:val=""/>
+      <w:lvlJc w:val="left"/>
+    </w:lvl>
+    <w:lvl w:ilvl="6" w:tplc="8C505CE8">
+      <w:numFmt w:val="decimal"/>
+      <w:lvlText w:val=""/>
+      <w:lvlJc w:val="left"/>
+    </w:lvl>
+    <w:lvl w:ilvl="7" w:tplc="97E821AA">
+      <w:numFmt w:val="decimal"/>
+      <w:lvlText w:val=""/>
+      <w:lvlJc w:val="left"/>
+    </w:lvl>
+    <w:lvl w:ilvl="8" w:tplc="EB3023F0">
+      <w:numFmt w:val="decimal"/>
+      <w:lvlText w:val=""/>
+      <w:lvlJc w:val="left"/>
+    </w:lvl>
+  </w:abstractNum>
   <w:num w:numId="1">
-    <w:abstractNumId w:val="2"/>
+    <w:abstractNumId w:val="0"/>
     <w:lvlOverride w:ilvl="0">
       <w:startOverride w:val="1"/>
     </w:lvlOverride>
@@ -48818,7 +49317,7 @@
     </w:lvlOverride>
   </w:num>
   <w:num w:numId="3">
-    <w:abstractNumId w:val="0"/>
+    <w:abstractNumId w:val="2"/>
     <w:lvlOverride w:ilvl="0">
       <w:startOverride w:val="1"/>
     </w:lvlOverride>
@@ -49447,7 +49946,7 @@
     <w:autoRedefine/>
     <w:uiPriority w:val="39"/>
     <w:unhideWhenUsed/>
-    <w:rsid w:val="00ED5CED"/>
+    <w:rsid w:val="00284990"/>
     <w:pPr>
       <w:spacing w:after="100"/>
     </w:pPr>
@@ -49459,7 +49958,7 @@
     <w:autoRedefine/>
     <w:uiPriority w:val="39"/>
     <w:unhideWhenUsed/>
-    <w:rsid w:val="00ED5CED"/>
+    <w:rsid w:val="00284990"/>
     <w:pPr>
       <w:spacing w:after="100"/>
       <w:ind w:left="210"/>

--- a/documentation/03 Backend/Backend Server.docx
+++ b/documentation/03 Backend/Backend Server.docx
@@ -421,7 +421,7 @@
           <w:sz w:val="20"/>
           <w:szCs w:val="20"/>
         </w:rPr>
-        <w:t>ll list of its 182 endpoints.</w:t>
+        <w:t>ll list of its 196 endpoints.</w:t>
       </w:r>
     </w:p>
     <w:p>
@@ -1692,6 +1692,81 @@
           </w:p>
         </w:tc>
       </w:tr>
+      <w:tr>
+        <w:tblPrEx>
+          <w:tblCellMar>
+            <w:top w:w="0" w:type="dxa"/>
+            <w:bottom w:w="0" w:type="dxa"/>
+          </w:tblCellMar>
+        </w:tblPrEx>
+        <w:tc>
+          <w:tcPr>
+            <w:tcW w:w="1300" w:type="dxa"/>
+            <w:tcMar>
+              <w:top w:w="50" w:type="dxa"/>
+              <w:left w:w="90" w:type="dxa"/>
+              <w:bottom w:w="50" w:type="dxa"/>
+              <w:right w:w="90" w:type="dxa"/>
+            </w:tcMar>
+          </w:tcPr>
+          <w:p>
+            <w:r>
+              <w:rPr>
+                <w:sz w:val="19"/>
+                <w:szCs w:val="19"/>
+              </w:rPr>
+              <w:t>1.1</w:t>
+            </w:r>
+          </w:p>
+        </w:tc>
+        <w:tc>
+          <w:tcPr>
+            <w:tcW w:w="1900" w:type="dxa"/>
+            <w:tcMar>
+              <w:top w:w="50" w:type="dxa"/>
+              <w:left w:w="90" w:type="dxa"/>
+              <w:bottom w:w="50" w:type="dxa"/>
+              <w:right w:w="90" w:type="dxa"/>
+            </w:tcMar>
+          </w:tcPr>
+          <w:p>
+            <w:r>
+              <w:rPr>
+                <w:sz w:val="19"/>
+                <w:szCs w:val="19"/>
+              </w:rPr>
+              <w:t>24 October 2026</w:t>
+            </w:r>
+          </w:p>
+        </w:tc>
+        <w:tc>
+          <w:tcPr>
+            <w:tcW w:w="6438" w:type="dxa"/>
+            <w:tcMar>
+              <w:top w:w="50" w:type="dxa"/>
+              <w:left w:w="90" w:type="dxa"/>
+              <w:bottom w:w="50" w:type="dxa"/>
+              <w:right w:w="90" w:type="dxa"/>
+            </w:tcMar>
+          </w:tcPr>
+          <w:p>
+            <w:r>
+              <w:rPr>
+                <w:sz w:val="19"/>
+                <w:szCs w:val="19"/>
+              </w:rPr>
+              <w:t>Worker details and documents (migration 040): WorkerService, WorkerController (/api/workers, 14 end</w:t>
+            </w:r>
+            <w:r>
+              <w:rPr>
+                <w:sz w:val="19"/>
+                <w:szCs w:val="19"/>
+              </w:rPr>
+              <w:t>points) and DataCipher, which encrypts ID-type numbers and document photos with app.workers.data-secret.</w:t>
+            </w:r>
+          </w:p>
+        </w:tc>
+      </w:tr>
     </w:tbl>
     <w:p>
       <w:pPr>
@@ -1703,15 +1778,7 @@
           <w:sz w:val="20"/>
           <w:szCs w:val="20"/>
         </w:rPr>
-        <w:t>Keep this document up to date: when a feature, setting or server changes, edit the matching section here and add a line</w:t>
-      </w:r>
-      <w:r>
-        <w:rPr>
-          <w:color w:val="5F6B66"/>
-          <w:sz w:val="20"/>
-          <w:szCs w:val="20"/>
-        </w:rPr>
-        <w:t xml:space="preserve"> to the table above.</w:t>
+        <w:t>Keep this document up to date: when a feature, setting or server changes, edit the matching section here and add a line to the table above.</w:t>
       </w:r>
     </w:p>
     <w:p>
@@ -1726,13 +1793,14 @@
           <w:sz w:val="28"/>
           <w:szCs w:val="28"/>
         </w:rPr>
+        <w:lastRenderedPageBreak/>
         <w:t>Contents</w:t>
       </w:r>
     </w:p>
     <w:sdt>
       <w:sdtPr>
         <w:alias w:val="Contents"/>
-        <w:id w:val="1394549886"/>
+        <w:id w:val="-1553079647"/>
       </w:sdtPr>
       <w:sdtEndPr/>
       <w:sdtContent>
@@ -1759,7 +1827,7 @@
           <w:r>
             <w:fldChar w:fldCharType="separate"/>
           </w:r>
-          <w:hyperlink w:anchor="_Toc243694769" w:history="1">
+          <w:hyperlink w:anchor="_Toc243697166" w:history="1">
             <w:r>
               <w:rPr>
                 <w:rStyle w:val="Hyperlink"/>
@@ -1783,7 +1851,7 @@
               <w:rPr>
                 <w:noProof/>
               </w:rPr>
-              <w:instrText xml:space="preserve"> PAGEREF _Toc243694769 \h </w:instrText>
+              <w:instrText xml:space="preserve"> PAGEREF _Toc243697166 \h </w:instrText>
             </w:r>
             <w:r>
               <w:rPr>
@@ -1824,7 +1892,7 @@
               <w:szCs w:val="22"/>
             </w:rPr>
           </w:pPr>
-          <w:hyperlink w:anchor="_Toc243694770" w:history="1">
+          <w:hyperlink w:anchor="_Toc243697167" w:history="1">
             <w:r>
               <w:rPr>
                 <w:rStyle w:val="Hyperlink"/>
@@ -1848,7 +1916,7 @@
               <w:rPr>
                 <w:noProof/>
               </w:rPr>
-              <w:instrText xml:space="preserve"> PAGEREF _Toc243694770 \h </w:instrText>
+              <w:instrText xml:space="preserve"> PAGEREF _Toc243697167 \h </w:instrText>
             </w:r>
             <w:r>
               <w:rPr>
@@ -1889,7 +1957,7 @@
               <w:szCs w:val="22"/>
             </w:rPr>
           </w:pPr>
-          <w:hyperlink w:anchor="_Toc243694771" w:history="1">
+          <w:hyperlink w:anchor="_Toc243697168" w:history="1">
             <w:r>
               <w:rPr>
                 <w:rStyle w:val="Hyperlink"/>
@@ -1913,7 +1981,7 @@
               <w:rPr>
                 <w:noProof/>
               </w:rPr>
-              <w:instrText xml:space="preserve"> PAGEREF _Toc243694771 \h </w:instrText>
+              <w:instrText xml:space="preserve"> PAGEREF _Toc243697168 \h </w:instrText>
             </w:r>
             <w:r>
               <w:rPr>
@@ -1954,7 +2022,7 @@
               <w:szCs w:val="22"/>
             </w:rPr>
           </w:pPr>
-          <w:hyperlink w:anchor="_Toc243694772" w:history="1">
+          <w:hyperlink w:anchor="_Toc243697169" w:history="1">
             <w:r>
               <w:rPr>
                 <w:rStyle w:val="Hyperlink"/>
@@ -1978,7 +2046,7 @@
               <w:rPr>
                 <w:noProof/>
               </w:rPr>
-              <w:instrText xml:space="preserve"> PAGEREF _Toc243694772 \h </w:instrText>
+              <w:instrText xml:space="preserve"> PAGEREF _Toc243697169 \h </w:instrText>
             </w:r>
             <w:r>
               <w:rPr>
@@ -2019,7 +2087,7 @@
               <w:szCs w:val="22"/>
             </w:rPr>
           </w:pPr>
-          <w:hyperlink w:anchor="_Toc243694773" w:history="1">
+          <w:hyperlink w:anchor="_Toc243697170" w:history="1">
             <w:r>
               <w:rPr>
                 <w:rStyle w:val="Hyperlink"/>
@@ -2043,7 +2111,7 @@
               <w:rPr>
                 <w:noProof/>
               </w:rPr>
-              <w:instrText xml:space="preserve"> PAGEREF _Toc243694773 \h </w:instrText>
+              <w:instrText xml:space="preserve"> PAGEREF _Toc243697170 \h </w:instrText>
             </w:r>
             <w:r>
               <w:rPr>
@@ -2084,7 +2152,7 @@
               <w:szCs w:val="22"/>
             </w:rPr>
           </w:pPr>
-          <w:hyperlink w:anchor="_Toc243694774" w:history="1">
+          <w:hyperlink w:anchor="_Toc243697171" w:history="1">
             <w:r>
               <w:rPr>
                 <w:rStyle w:val="Hyperlink"/>
@@ -2108,7 +2176,7 @@
               <w:rPr>
                 <w:noProof/>
               </w:rPr>
-              <w:instrText xml:space="preserve"> PAGEREF _Toc243694774 \h </w:instrText>
+              <w:instrText xml:space="preserve"> PAGEREF _Toc243697171 \h </w:instrText>
             </w:r>
             <w:r>
               <w:rPr>
@@ -2149,7 +2217,7 @@
               <w:szCs w:val="22"/>
             </w:rPr>
           </w:pPr>
-          <w:hyperlink w:anchor="_Toc243694775" w:history="1">
+          <w:hyperlink w:anchor="_Toc243697172" w:history="1">
             <w:r>
               <w:rPr>
                 <w:rStyle w:val="Hyperlink"/>
@@ -2173,7 +2241,7 @@
               <w:rPr>
                 <w:noProof/>
               </w:rPr>
-              <w:instrText xml:space="preserve"> PAGEREF _Toc243694775 \h </w:instrText>
+              <w:instrText xml:space="preserve"> PAGEREF _Toc243697172 \h </w:instrText>
             </w:r>
             <w:r>
               <w:rPr>
@@ -2214,7 +2282,7 @@
               <w:szCs w:val="22"/>
             </w:rPr>
           </w:pPr>
-          <w:hyperlink w:anchor="_Toc243694776" w:history="1">
+          <w:hyperlink w:anchor="_Toc243697173" w:history="1">
             <w:r>
               <w:rPr>
                 <w:rStyle w:val="Hyperlink"/>
@@ -2238,7 +2306,7 @@
               <w:rPr>
                 <w:noProof/>
               </w:rPr>
-              <w:instrText xml:space="preserve"> PAGEREF _Toc243694776 \h </w:instrText>
+              <w:instrText xml:space="preserve"> PAGEREF _Toc243697173 \h </w:instrText>
             </w:r>
             <w:r>
               <w:rPr>
@@ -2279,7 +2347,7 @@
               <w:szCs w:val="22"/>
             </w:rPr>
           </w:pPr>
-          <w:hyperlink w:anchor="_Toc243694777" w:history="1">
+          <w:hyperlink w:anchor="_Toc243697174" w:history="1">
             <w:r>
               <w:rPr>
                 <w:rStyle w:val="Hyperlink"/>
@@ -2303,7 +2371,7 @@
               <w:rPr>
                 <w:noProof/>
               </w:rPr>
-              <w:instrText xml:space="preserve"> PAGEREF _Toc243694777 \h </w:instrText>
+              <w:instrText xml:space="preserve"> PAGEREF _Toc243697174 \h </w:instrText>
             </w:r>
             <w:r>
               <w:rPr>
@@ -2344,7 +2412,7 @@
               <w:szCs w:val="22"/>
             </w:rPr>
           </w:pPr>
-          <w:hyperlink w:anchor="_Toc243694778" w:history="1">
+          <w:hyperlink w:anchor="_Toc243697175" w:history="1">
             <w:r>
               <w:rPr>
                 <w:rStyle w:val="Hyperlink"/>
@@ -2368,7 +2436,7 @@
               <w:rPr>
                 <w:noProof/>
               </w:rPr>
-              <w:instrText xml:space="preserve"> PAGEREF _Toc243694778 \h </w:instrText>
+              <w:instrText xml:space="preserve"> PAGEREF _Toc243697175 \h </w:instrText>
             </w:r>
             <w:r>
               <w:rPr>
@@ -2409,7 +2477,7 @@
               <w:szCs w:val="22"/>
             </w:rPr>
           </w:pPr>
-          <w:hyperlink w:anchor="_Toc243694779" w:history="1">
+          <w:hyperlink w:anchor="_Toc243697176" w:history="1">
             <w:r>
               <w:rPr>
                 <w:rStyle w:val="Hyperlink"/>
@@ -2433,7 +2501,7 @@
               <w:rPr>
                 <w:noProof/>
               </w:rPr>
-              <w:instrText xml:space="preserve"> PAGEREF _Toc243694779 \h </w:instrText>
+              <w:instrText xml:space="preserve"> PAGEREF _Toc243697176 \h </w:instrText>
             </w:r>
             <w:r>
               <w:rPr>
@@ -2474,7 +2542,7 @@
               <w:szCs w:val="22"/>
             </w:rPr>
           </w:pPr>
-          <w:hyperlink w:anchor="_Toc243694780" w:history="1">
+          <w:hyperlink w:anchor="_Toc243697177" w:history="1">
             <w:r>
               <w:rPr>
                 <w:rStyle w:val="Hyperlink"/>
@@ -2498,7 +2566,7 @@
               <w:rPr>
                 <w:noProof/>
               </w:rPr>
-              <w:instrText xml:space="preserve"> PAGEREF _Toc243694780 \h </w:instrText>
+              <w:instrText xml:space="preserve"> PAGEREF _Toc243697177 \h </w:instrText>
             </w:r>
             <w:r>
               <w:rPr>
@@ -2539,7 +2607,7 @@
               <w:szCs w:val="22"/>
             </w:rPr>
           </w:pPr>
-          <w:hyperlink w:anchor="_Toc243694781" w:history="1">
+          <w:hyperlink w:anchor="_Toc243697178" w:history="1">
             <w:r>
               <w:rPr>
                 <w:rStyle w:val="Hyperlink"/>
@@ -2563,7 +2631,7 @@
               <w:rPr>
                 <w:noProof/>
               </w:rPr>
-              <w:instrText xml:space="preserve"> PAGEREF _Toc243694781 \h </w:instrText>
+              <w:instrText xml:space="preserve"> PAGEREF _Toc243697178 \h </w:instrText>
             </w:r>
             <w:r>
               <w:rPr>
@@ -2604,7 +2672,7 @@
               <w:szCs w:val="22"/>
             </w:rPr>
           </w:pPr>
-          <w:hyperlink w:anchor="_Toc243694782" w:history="1">
+          <w:hyperlink w:anchor="_Toc243697179" w:history="1">
             <w:r>
               <w:rPr>
                 <w:rStyle w:val="Hyperlink"/>
@@ -2628,7 +2696,7 @@
               <w:rPr>
                 <w:noProof/>
               </w:rPr>
-              <w:instrText xml:space="preserve"> PAGEREF _Toc243694782 \h </w:instrText>
+              <w:instrText xml:space="preserve"> PAGEREF _Toc243697179 \h </w:instrText>
             </w:r>
             <w:r>
               <w:rPr>
@@ -2669,7 +2737,7 @@
               <w:szCs w:val="22"/>
             </w:rPr>
           </w:pPr>
-          <w:hyperlink w:anchor="_Toc243694783" w:history="1">
+          <w:hyperlink w:anchor="_Toc243697180" w:history="1">
             <w:r>
               <w:rPr>
                 <w:rStyle w:val="Hyperlink"/>
@@ -2693,7 +2761,7 @@
               <w:rPr>
                 <w:noProof/>
               </w:rPr>
-              <w:instrText xml:space="preserve"> PAGEREF _Toc243694783 \h </w:instrText>
+              <w:instrText xml:space="preserve"> PAGEREF _Toc243697180 \h </w:instrText>
             </w:r>
             <w:r>
               <w:rPr>
@@ -2734,7 +2802,7 @@
               <w:szCs w:val="22"/>
             </w:rPr>
           </w:pPr>
-          <w:hyperlink w:anchor="_Toc243694784" w:history="1">
+          <w:hyperlink w:anchor="_Toc243697181" w:history="1">
             <w:r>
               <w:rPr>
                 <w:rStyle w:val="Hyperlink"/>
@@ -2758,7 +2826,7 @@
               <w:rPr>
                 <w:noProof/>
               </w:rPr>
-              <w:instrText xml:space="preserve"> PAGEREF _Toc243694784 \h </w:instrText>
+              <w:instrText xml:space="preserve"> PAGEREF _Toc243697181 \h </w:instrText>
             </w:r>
             <w:r>
               <w:rPr>
@@ -2799,7 +2867,7 @@
               <w:szCs w:val="22"/>
             </w:rPr>
           </w:pPr>
-          <w:hyperlink w:anchor="_Toc243694785" w:history="1">
+          <w:hyperlink w:anchor="_Toc243697182" w:history="1">
             <w:r>
               <w:rPr>
                 <w:rStyle w:val="Hyperlink"/>
@@ -2823,7 +2891,7 @@
               <w:rPr>
                 <w:noProof/>
               </w:rPr>
-              <w:instrText xml:space="preserve"> PAGEREF _Toc243694785 \h </w:instrText>
+              <w:instrText xml:space="preserve"> PAGEREF _Toc243697182 \h </w:instrText>
             </w:r>
             <w:r>
               <w:rPr>
@@ -2864,7 +2932,7 @@
               <w:szCs w:val="22"/>
             </w:rPr>
           </w:pPr>
-          <w:hyperlink w:anchor="_Toc243694786" w:history="1">
+          <w:hyperlink w:anchor="_Toc243697183" w:history="1">
             <w:r>
               <w:rPr>
                 <w:rStyle w:val="Hyperlink"/>
@@ -2888,7 +2956,7 @@
               <w:rPr>
                 <w:noProof/>
               </w:rPr>
-              <w:instrText xml:space="preserve"> PAGEREF _Toc243694786 \h </w:instrText>
+              <w:instrText xml:space="preserve"> PAGEREF _Toc243697183 \h </w:instrText>
             </w:r>
             <w:r>
               <w:rPr>
@@ -2929,7 +2997,7 @@
               <w:szCs w:val="22"/>
             </w:rPr>
           </w:pPr>
-          <w:hyperlink w:anchor="_Toc243694787" w:history="1">
+          <w:hyperlink w:anchor="_Toc243697184" w:history="1">
             <w:r>
               <w:rPr>
                 <w:rStyle w:val="Hyperlink"/>
@@ -2953,7 +3021,7 @@
               <w:rPr>
                 <w:noProof/>
               </w:rPr>
-              <w:instrText xml:space="preserve"> PAGEREF _Toc243694787 \h </w:instrText>
+              <w:instrText xml:space="preserve"> PAGEREF _Toc243697184 \h </w:instrText>
             </w:r>
             <w:r>
               <w:rPr>
@@ -2994,7 +3062,7 @@
               <w:szCs w:val="22"/>
             </w:rPr>
           </w:pPr>
-          <w:hyperlink w:anchor="_Toc243694788" w:history="1">
+          <w:hyperlink w:anchor="_Toc243697185" w:history="1">
             <w:r>
               <w:rPr>
                 <w:rStyle w:val="Hyperlink"/>
@@ -3018,7 +3086,7 @@
               <w:rPr>
                 <w:noProof/>
               </w:rPr>
-              <w:instrText xml:space="preserve"> PAGEREF _Toc243694788 \h </w:instrText>
+              <w:instrText xml:space="preserve"> PAGEREF _Toc243697185 \h </w:instrText>
             </w:r>
             <w:r>
               <w:rPr>
@@ -3035,7 +3103,7 @@
               <w:rPr>
                 <w:noProof/>
               </w:rPr>
-              <w:t>17</w:t>
+              <w:t>18</w:t>
             </w:r>
             <w:r>
               <w:rPr>
@@ -3059,7 +3127,7 @@
               <w:szCs w:val="22"/>
             </w:rPr>
           </w:pPr>
-          <w:hyperlink w:anchor="_Toc243694789" w:history="1">
+          <w:hyperlink w:anchor="_Toc243697186" w:history="1">
             <w:r>
               <w:rPr>
                 <w:rStyle w:val="Hyperlink"/>
@@ -3083,7 +3151,7 @@
               <w:rPr>
                 <w:noProof/>
               </w:rPr>
-              <w:instrText xml:space="preserve"> PAGEREF _Toc243694789 \h </w:instrText>
+              <w:instrText xml:space="preserve"> PAGEREF _Toc243697186 \h </w:instrText>
             </w:r>
             <w:r>
               <w:rPr>
@@ -3124,7 +3192,7 @@
               <w:szCs w:val="22"/>
             </w:rPr>
           </w:pPr>
-          <w:hyperlink w:anchor="_Toc243694790" w:history="1">
+          <w:hyperlink w:anchor="_Toc243697187" w:history="1">
             <w:r>
               <w:rPr>
                 <w:rStyle w:val="Hyperlink"/>
@@ -3148,7 +3216,7 @@
               <w:rPr>
                 <w:noProof/>
               </w:rPr>
-              <w:instrText xml:space="preserve"> PAGEREF _Toc243694790 \h </w:instrText>
+              <w:instrText xml:space="preserve"> PAGEREF _Toc243697187 \h </w:instrText>
             </w:r>
             <w:r>
               <w:rPr>
@@ -3165,7 +3233,7 @@
               <w:rPr>
                 <w:noProof/>
               </w:rPr>
-              <w:t>18</w:t>
+              <w:t>19</w:t>
             </w:r>
             <w:r>
               <w:rPr>
@@ -3189,7 +3257,7 @@
               <w:szCs w:val="22"/>
             </w:rPr>
           </w:pPr>
-          <w:hyperlink w:anchor="_Toc243694791" w:history="1">
+          <w:hyperlink w:anchor="_Toc243697188" w:history="1">
             <w:r>
               <w:rPr>
                 <w:rStyle w:val="Hyperlink"/>
@@ -3213,7 +3281,7 @@
               <w:rPr>
                 <w:noProof/>
               </w:rPr>
-              <w:instrText xml:space="preserve"> PAGEREF _Toc243694791 \h </w:instrText>
+              <w:instrText xml:space="preserve"> PAGEREF _Toc243697188 \h </w:instrText>
             </w:r>
             <w:r>
               <w:rPr>
@@ -3254,7 +3322,7 @@
               <w:szCs w:val="22"/>
             </w:rPr>
           </w:pPr>
-          <w:hyperlink w:anchor="_Toc243694792" w:history="1">
+          <w:hyperlink w:anchor="_Toc243697189" w:history="1">
             <w:r>
               <w:rPr>
                 <w:rStyle w:val="Hyperlink"/>
@@ -3278,7 +3346,7 @@
               <w:rPr>
                 <w:noProof/>
               </w:rPr>
-              <w:instrText xml:space="preserve"> PAGEREF _Toc243694792 \h </w:instrText>
+              <w:instrText xml:space="preserve"> PAGEREF _Toc243697189 \h </w:instrText>
             </w:r>
             <w:r>
               <w:rPr>
@@ -3319,7 +3387,7 @@
               <w:szCs w:val="22"/>
             </w:rPr>
           </w:pPr>
-          <w:hyperlink w:anchor="_Toc243694793" w:history="1">
+          <w:hyperlink w:anchor="_Toc243697190" w:history="1">
             <w:r>
               <w:rPr>
                 <w:rStyle w:val="Hyperlink"/>
@@ -3343,7 +3411,7 @@
               <w:rPr>
                 <w:noProof/>
               </w:rPr>
-              <w:instrText xml:space="preserve"> PAGEREF _Toc243694793 \h </w:instrText>
+              <w:instrText xml:space="preserve"> PAGEREF _Toc243697190 \h </w:instrText>
             </w:r>
             <w:r>
               <w:rPr>
@@ -3384,7 +3452,7 @@
               <w:szCs w:val="22"/>
             </w:rPr>
           </w:pPr>
-          <w:hyperlink w:anchor="_Toc243694794" w:history="1">
+          <w:hyperlink w:anchor="_Toc243697191" w:history="1">
             <w:r>
               <w:rPr>
                 <w:rStyle w:val="Hyperlink"/>
@@ -3408,7 +3476,7 @@
               <w:rPr>
                 <w:noProof/>
               </w:rPr>
-              <w:instrText xml:space="preserve"> PAGEREF _Toc243694794 \h </w:instrText>
+              <w:instrText xml:space="preserve"> PAGEREF _Toc243697191 \h </w:instrText>
             </w:r>
             <w:r>
               <w:rPr>
@@ -3449,7 +3517,7 @@
               <w:szCs w:val="22"/>
             </w:rPr>
           </w:pPr>
-          <w:hyperlink w:anchor="_Toc243694795" w:history="1">
+          <w:hyperlink w:anchor="_Toc243697192" w:history="1">
             <w:r>
               <w:rPr>
                 <w:rStyle w:val="Hyperlink"/>
@@ -3473,7 +3541,7 @@
               <w:rPr>
                 <w:noProof/>
               </w:rPr>
-              <w:instrText xml:space="preserve"> PAGEREF _Toc243694795 \h </w:instrText>
+              <w:instrText xml:space="preserve"> PAGEREF _Toc243697192 \h </w:instrText>
             </w:r>
             <w:r>
               <w:rPr>
@@ -3514,7 +3582,7 @@
               <w:szCs w:val="22"/>
             </w:rPr>
           </w:pPr>
-          <w:hyperlink w:anchor="_Toc243694796" w:history="1">
+          <w:hyperlink w:anchor="_Toc243697193" w:history="1">
             <w:r>
               <w:rPr>
                 <w:rStyle w:val="Hyperlink"/>
@@ -3538,7 +3606,7 @@
               <w:rPr>
                 <w:noProof/>
               </w:rPr>
-              <w:instrText xml:space="preserve"> PAGEREF _Toc243694796 \h </w:instrText>
+              <w:instrText xml:space="preserve"> PAGEREF _Toc243697193 \h </w:instrText>
             </w:r>
             <w:r>
               <w:rPr>
@@ -3579,7 +3647,7 @@
               <w:szCs w:val="22"/>
             </w:rPr>
           </w:pPr>
-          <w:hyperlink w:anchor="_Toc243694797" w:history="1">
+          <w:hyperlink w:anchor="_Toc243697194" w:history="1">
             <w:r>
               <w:rPr>
                 <w:rStyle w:val="Hyperlink"/>
@@ -3603,7 +3671,7 @@
               <w:rPr>
                 <w:noProof/>
               </w:rPr>
-              <w:instrText xml:space="preserve"> PAGEREF _Toc243694797 \h </w:instrText>
+              <w:instrText xml:space="preserve"> PAGEREF _Toc243697194 \h </w:instrText>
             </w:r>
             <w:r>
               <w:rPr>
@@ -3644,7 +3712,7 @@
               <w:szCs w:val="22"/>
             </w:rPr>
           </w:pPr>
-          <w:hyperlink w:anchor="_Toc243694798" w:history="1">
+          <w:hyperlink w:anchor="_Toc243697195" w:history="1">
             <w:r>
               <w:rPr>
                 <w:rStyle w:val="Hyperlink"/>
@@ -3668,7 +3736,7 @@
               <w:rPr>
                 <w:noProof/>
               </w:rPr>
-              <w:instrText xml:space="preserve"> PAGEREF _Toc243694798 \h </w:instrText>
+              <w:instrText xml:space="preserve"> PAGEREF _Toc243697195 \h </w:instrText>
             </w:r>
             <w:r>
               <w:rPr>
@@ -3709,7 +3777,7 @@
               <w:szCs w:val="22"/>
             </w:rPr>
           </w:pPr>
-          <w:hyperlink w:anchor="_Toc243694799" w:history="1">
+          <w:hyperlink w:anchor="_Toc243697196" w:history="1">
             <w:r>
               <w:rPr>
                 <w:rStyle w:val="Hyperlink"/>
@@ -3733,7 +3801,7 @@
               <w:rPr>
                 <w:noProof/>
               </w:rPr>
-              <w:instrText xml:space="preserve"> PAGEREF _Toc243694799 \h </w:instrText>
+              <w:instrText xml:space="preserve"> PAGEREF _Toc243697196 \h </w:instrText>
             </w:r>
             <w:r>
               <w:rPr>
@@ -3774,7 +3842,7 @@
               <w:szCs w:val="22"/>
             </w:rPr>
           </w:pPr>
-          <w:hyperlink w:anchor="_Toc243694800" w:history="1">
+          <w:hyperlink w:anchor="_Toc243697197" w:history="1">
             <w:r>
               <w:rPr>
                 <w:rStyle w:val="Hyperlink"/>
@@ -3798,7 +3866,7 @@
               <w:rPr>
                 <w:noProof/>
               </w:rPr>
-              <w:instrText xml:space="preserve"> PAGEREF _Toc243694800 \h </w:instrText>
+              <w:instrText xml:space="preserve"> PAGEREF _Toc243697197 \h </w:instrText>
             </w:r>
             <w:r>
               <w:rPr>
@@ -3839,7 +3907,7 @@
               <w:szCs w:val="22"/>
             </w:rPr>
           </w:pPr>
-          <w:hyperlink w:anchor="_Toc243694801" w:history="1">
+          <w:hyperlink w:anchor="_Toc243697198" w:history="1">
             <w:r>
               <w:rPr>
                 <w:rStyle w:val="Hyperlink"/>
@@ -3863,7 +3931,7 @@
               <w:rPr>
                 <w:noProof/>
               </w:rPr>
-              <w:instrText xml:space="preserve"> PAGEREF _Toc243694801 \h </w:instrText>
+              <w:instrText xml:space="preserve"> PAGEREF _Toc243697198 \h </w:instrText>
             </w:r>
             <w:r>
               <w:rPr>
@@ -3904,7 +3972,7 @@
               <w:szCs w:val="22"/>
             </w:rPr>
           </w:pPr>
-          <w:hyperlink w:anchor="_Toc243694802" w:history="1">
+          <w:hyperlink w:anchor="_Toc243697199" w:history="1">
             <w:r>
               <w:rPr>
                 <w:rStyle w:val="Hyperlink"/>
@@ -3928,7 +3996,7 @@
               <w:rPr>
                 <w:noProof/>
               </w:rPr>
-              <w:instrText xml:space="preserve"> PAGEREF _Toc243694802 \h </w:instrText>
+              <w:instrText xml:space="preserve"> PAGEREF _Toc243697199 \h </w:instrText>
             </w:r>
             <w:r>
               <w:rPr>
@@ -3969,7 +4037,7 @@
               <w:szCs w:val="22"/>
             </w:rPr>
           </w:pPr>
-          <w:hyperlink w:anchor="_Toc243694803" w:history="1">
+          <w:hyperlink w:anchor="_Toc243697200" w:history="1">
             <w:r>
               <w:rPr>
                 <w:rStyle w:val="Hyperlink"/>
@@ -3993,7 +4061,7 @@
               <w:rPr>
                 <w:noProof/>
               </w:rPr>
-              <w:instrText xml:space="preserve"> PAGEREF _Toc243694803 \h </w:instrText>
+              <w:instrText xml:space="preserve"> PAGEREF _Toc243697200 \h </w:instrText>
             </w:r>
             <w:r>
               <w:rPr>
@@ -4034,7 +4102,7 @@
               <w:szCs w:val="22"/>
             </w:rPr>
           </w:pPr>
-          <w:hyperlink w:anchor="_Toc243694804" w:history="1">
+          <w:hyperlink w:anchor="_Toc243697201" w:history="1">
             <w:r>
               <w:rPr>
                 <w:rStyle w:val="Hyperlink"/>
@@ -4058,7 +4126,7 @@
               <w:rPr>
                 <w:noProof/>
               </w:rPr>
-              <w:instrText xml:space="preserve"> PAGEREF _Toc243694804 \h </w:instrText>
+              <w:instrText xml:space="preserve"> PAGEREF _Toc243697201 \h </w:instrText>
             </w:r>
             <w:r>
               <w:rPr>
@@ -4099,7 +4167,7 @@
               <w:szCs w:val="22"/>
             </w:rPr>
           </w:pPr>
-          <w:hyperlink w:anchor="_Toc243694805" w:history="1">
+          <w:hyperlink w:anchor="_Toc243697202" w:history="1">
             <w:r>
               <w:rPr>
                 <w:rStyle w:val="Hyperlink"/>
@@ -4123,7 +4191,7 @@
               <w:rPr>
                 <w:noProof/>
               </w:rPr>
-              <w:instrText xml:space="preserve"> PAGEREF _Toc243694805 \h </w:instrText>
+              <w:instrText xml:space="preserve"> PAGEREF _Toc243697202 \h </w:instrText>
             </w:r>
             <w:r>
               <w:rPr>
@@ -4164,7 +4232,7 @@
               <w:szCs w:val="22"/>
             </w:rPr>
           </w:pPr>
-          <w:hyperlink w:anchor="_Toc243694806" w:history="1">
+          <w:hyperlink w:anchor="_Toc243697203" w:history="1">
             <w:r>
               <w:rPr>
                 <w:rStyle w:val="Hyperlink"/>
@@ -4188,7 +4256,7 @@
               <w:rPr>
                 <w:noProof/>
               </w:rPr>
-              <w:instrText xml:space="preserve"> PAGEREF _Toc243694806 \h </w:instrText>
+              <w:instrText xml:space="preserve"> PAGEREF _Toc243697203 \h </w:instrText>
             </w:r>
             <w:r>
               <w:rPr>
@@ -4229,7 +4297,7 @@
               <w:szCs w:val="22"/>
             </w:rPr>
           </w:pPr>
-          <w:hyperlink w:anchor="_Toc243694807" w:history="1">
+          <w:hyperlink w:anchor="_Toc243697204" w:history="1">
             <w:r>
               <w:rPr>
                 <w:rStyle w:val="Hyperlink"/>
@@ -4253,7 +4321,7 @@
               <w:rPr>
                 <w:noProof/>
               </w:rPr>
-              <w:instrText xml:space="preserve"> PAGEREF _Toc243694807 \h </w:instrText>
+              <w:instrText xml:space="preserve"> PAGEREF _Toc243697204 \h </w:instrText>
             </w:r>
             <w:r>
               <w:rPr>
@@ -4294,7 +4362,7 @@
               <w:szCs w:val="22"/>
             </w:rPr>
           </w:pPr>
-          <w:hyperlink w:anchor="_Toc243694808" w:history="1">
+          <w:hyperlink w:anchor="_Toc243697205" w:history="1">
             <w:r>
               <w:rPr>
                 <w:rStyle w:val="Hyperlink"/>
@@ -4318,7 +4386,7 @@
               <w:rPr>
                 <w:noProof/>
               </w:rPr>
-              <w:instrText xml:space="preserve"> PAGEREF _Toc243694808 \h </w:instrText>
+              <w:instrText xml:space="preserve"> PAGEREF _Toc243697205 \h </w:instrText>
             </w:r>
             <w:r>
               <w:rPr>
@@ -4359,7 +4427,7 @@
               <w:szCs w:val="22"/>
             </w:rPr>
           </w:pPr>
-          <w:hyperlink w:anchor="_Toc243694809" w:history="1">
+          <w:hyperlink w:anchor="_Toc243697206" w:history="1">
             <w:r>
               <w:rPr>
                 <w:rStyle w:val="Hyperlink"/>
@@ -4383,7 +4451,7 @@
               <w:rPr>
                 <w:noProof/>
               </w:rPr>
-              <w:instrText xml:space="preserve"> PAGEREF _Toc243694809 \h </w:instrText>
+              <w:instrText xml:space="preserve"> PAGEREF _Toc243697206 \h </w:instrText>
             </w:r>
             <w:r>
               <w:rPr>
@@ -4424,7 +4492,7 @@
               <w:szCs w:val="22"/>
             </w:rPr>
           </w:pPr>
-          <w:hyperlink w:anchor="_Toc243694810" w:history="1">
+          <w:hyperlink w:anchor="_Toc243697207" w:history="1">
             <w:r>
               <w:rPr>
                 <w:rStyle w:val="Hyperlink"/>
@@ -4448,7 +4516,7 @@
               <w:rPr>
                 <w:noProof/>
               </w:rPr>
-              <w:instrText xml:space="preserve"> PAGEREF _Toc243694810 \h </w:instrText>
+              <w:instrText xml:space="preserve"> PAGEREF _Toc243697207 \h </w:instrText>
             </w:r>
             <w:r>
               <w:rPr>
@@ -4489,7 +4557,7 @@
               <w:szCs w:val="22"/>
             </w:rPr>
           </w:pPr>
-          <w:hyperlink w:anchor="_Toc243694811" w:history="1">
+          <w:hyperlink w:anchor="_Toc243697208" w:history="1">
             <w:r>
               <w:rPr>
                 <w:rStyle w:val="Hyperlink"/>
@@ -4513,7 +4581,7 @@
               <w:rPr>
                 <w:noProof/>
               </w:rPr>
-              <w:instrText xml:space="preserve"> PAGEREF _Toc243694811 \h </w:instrText>
+              <w:instrText xml:space="preserve"> PAGEREF _Toc243697208 \h </w:instrText>
             </w:r>
             <w:r>
               <w:rPr>
@@ -4554,7 +4622,7 @@
               <w:szCs w:val="22"/>
             </w:rPr>
           </w:pPr>
-          <w:hyperlink w:anchor="_Toc243694812" w:history="1">
+          <w:hyperlink w:anchor="_Toc243697209" w:history="1">
             <w:r>
               <w:rPr>
                 <w:rStyle w:val="Hyperlink"/>
@@ -4578,7 +4646,7 @@
               <w:rPr>
                 <w:noProof/>
               </w:rPr>
-              <w:instrText xml:space="preserve"> PAGEREF _Toc243694812 \h </w:instrText>
+              <w:instrText xml:space="preserve"> PAGEREF _Toc243697209 \h </w:instrText>
             </w:r>
             <w:r>
               <w:rPr>
@@ -4619,7 +4687,7 @@
               <w:szCs w:val="22"/>
             </w:rPr>
           </w:pPr>
-          <w:hyperlink w:anchor="_Toc243694813" w:history="1">
+          <w:hyperlink w:anchor="_Toc243697210" w:history="1">
             <w:r>
               <w:rPr>
                 <w:rStyle w:val="Hyperlink"/>
@@ -4643,7 +4711,7 @@
               <w:rPr>
                 <w:noProof/>
               </w:rPr>
-              <w:instrText xml:space="preserve"> PAGEREF _Toc243694813 \h </w:instrText>
+              <w:instrText xml:space="preserve"> PAGEREF _Toc243697210 \h </w:instrText>
             </w:r>
             <w:r>
               <w:rPr>
@@ -4684,7 +4752,7 @@
               <w:szCs w:val="22"/>
             </w:rPr>
           </w:pPr>
-          <w:hyperlink w:anchor="_Toc243694814" w:history="1">
+          <w:hyperlink w:anchor="_Toc243697211" w:history="1">
             <w:r>
               <w:rPr>
                 <w:rStyle w:val="Hyperlink"/>
@@ -4708,7 +4776,7 @@
               <w:rPr>
                 <w:noProof/>
               </w:rPr>
-              <w:instrText xml:space="preserve"> PAGEREF _Toc243694814 \h </w:instrText>
+              <w:instrText xml:space="preserve"> PAGEREF _Toc243697211 \h </w:instrText>
             </w:r>
             <w:r>
               <w:rPr>
@@ -4749,7 +4817,7 @@
               <w:szCs w:val="22"/>
             </w:rPr>
           </w:pPr>
-          <w:hyperlink w:anchor="_Toc243694815" w:history="1">
+          <w:hyperlink w:anchor="_Toc243697212" w:history="1">
             <w:r>
               <w:rPr>
                 <w:rStyle w:val="Hyperlink"/>
@@ -4773,7 +4841,7 @@
               <w:rPr>
                 <w:noProof/>
               </w:rPr>
-              <w:instrText xml:space="preserve"> PAGEREF _Toc243694815 \h </w:instrText>
+              <w:instrText xml:space="preserve"> PAGEREF _Toc243697212 \h </w:instrText>
             </w:r>
             <w:r>
               <w:rPr>
@@ -4814,7 +4882,7 @@
               <w:szCs w:val="22"/>
             </w:rPr>
           </w:pPr>
-          <w:hyperlink w:anchor="_Toc243694816" w:history="1">
+          <w:hyperlink w:anchor="_Toc243697213" w:history="1">
             <w:r>
               <w:rPr>
                 <w:rStyle w:val="Hyperlink"/>
@@ -4838,7 +4906,7 @@
               <w:rPr>
                 <w:noProof/>
               </w:rPr>
-              <w:instrText xml:space="preserve"> PAGEREF _Toc243694816 \h </w:instrText>
+              <w:instrText xml:space="preserve"> PAGEREF _Toc243697213 \h </w:instrText>
             </w:r>
             <w:r>
               <w:rPr>
@@ -4879,7 +4947,7 @@
               <w:szCs w:val="22"/>
             </w:rPr>
           </w:pPr>
-          <w:hyperlink w:anchor="_Toc243694817" w:history="1">
+          <w:hyperlink w:anchor="_Toc243697214" w:history="1">
             <w:r>
               <w:rPr>
                 <w:rStyle w:val="Hyperlink"/>
@@ -4903,7 +4971,7 @@
               <w:rPr>
                 <w:noProof/>
               </w:rPr>
-              <w:instrText xml:space="preserve"> PAGEREF _Toc243694817 \h </w:instrText>
+              <w:instrText xml:space="preserve"> PAGEREF _Toc243697214 \h </w:instrText>
             </w:r>
             <w:r>
               <w:rPr>
@@ -4944,7 +5012,7 @@
               <w:szCs w:val="22"/>
             </w:rPr>
           </w:pPr>
-          <w:hyperlink w:anchor="_Toc243694818" w:history="1">
+          <w:hyperlink w:anchor="_Toc243697215" w:history="1">
             <w:r>
               <w:rPr>
                 <w:rStyle w:val="Hyperlink"/>
@@ -4968,7 +5036,7 @@
               <w:rPr>
                 <w:noProof/>
               </w:rPr>
-              <w:instrText xml:space="preserve"> PAGEREF _Toc243694818 \h </w:instrText>
+              <w:instrText xml:space="preserve"> PAGEREF _Toc243697215 \h </w:instrText>
             </w:r>
             <w:r>
               <w:rPr>
@@ -5009,7 +5077,7 @@
               <w:szCs w:val="22"/>
             </w:rPr>
           </w:pPr>
-          <w:hyperlink w:anchor="_Toc243694819" w:history="1">
+          <w:hyperlink w:anchor="_Toc243697216" w:history="1">
             <w:r>
               <w:rPr>
                 <w:rStyle w:val="Hyperlink"/>
@@ -5033,7 +5101,7 @@
               <w:rPr>
                 <w:noProof/>
               </w:rPr>
-              <w:instrText xml:space="preserve"> PAGEREF _Toc243694819 \h </w:instrText>
+              <w:instrText xml:space="preserve"> PAGEREF _Toc243697216 \h </w:instrText>
             </w:r>
             <w:r>
               <w:rPr>
@@ -5074,7 +5142,7 @@
               <w:szCs w:val="22"/>
             </w:rPr>
           </w:pPr>
-          <w:hyperlink w:anchor="_Toc243694820" w:history="1">
+          <w:hyperlink w:anchor="_Toc243697217" w:history="1">
             <w:r>
               <w:rPr>
                 <w:rStyle w:val="Hyperlink"/>
@@ -5098,7 +5166,7 @@
               <w:rPr>
                 <w:noProof/>
               </w:rPr>
-              <w:instrText xml:space="preserve"> PAGEREF _Toc243694820 \h </w:instrText>
+              <w:instrText xml:space="preserve"> PAGEREF _Toc243697217 \h </w:instrText>
             </w:r>
             <w:r>
               <w:rPr>
@@ -5139,7 +5207,7 @@
               <w:szCs w:val="22"/>
             </w:rPr>
           </w:pPr>
-          <w:hyperlink w:anchor="_Toc243694821" w:history="1">
+          <w:hyperlink w:anchor="_Toc243697218" w:history="1">
             <w:r>
               <w:rPr>
                 <w:rStyle w:val="Hyperlink"/>
@@ -5163,7 +5231,7 @@
               <w:rPr>
                 <w:noProof/>
               </w:rPr>
-              <w:instrText xml:space="preserve"> PAGEREF _Toc243694821 \h </w:instrText>
+              <w:instrText xml:space="preserve"> PAGEREF _Toc243697218 \h </w:instrText>
             </w:r>
             <w:r>
               <w:rPr>
@@ -5204,7 +5272,7 @@
               <w:szCs w:val="22"/>
             </w:rPr>
           </w:pPr>
-          <w:hyperlink w:anchor="_Toc243694822" w:history="1">
+          <w:hyperlink w:anchor="_Toc243697219" w:history="1">
             <w:r>
               <w:rPr>
                 <w:rStyle w:val="Hyperlink"/>
@@ -5228,7 +5296,7 @@
               <w:rPr>
                 <w:noProof/>
               </w:rPr>
-              <w:instrText xml:space="preserve"> PAGEREF _Toc243694822 \h </w:instrText>
+              <w:instrText xml:space="preserve"> PAGEREF _Toc243697219 \h </w:instrText>
             </w:r>
             <w:r>
               <w:rPr>
@@ -5269,7 +5337,7 @@
               <w:szCs w:val="22"/>
             </w:rPr>
           </w:pPr>
-          <w:hyperlink w:anchor="_Toc243694823" w:history="1">
+          <w:hyperlink w:anchor="_Toc243697220" w:history="1">
             <w:r>
               <w:rPr>
                 <w:rStyle w:val="Hyperlink"/>
@@ -5293,7 +5361,7 @@
               <w:rPr>
                 <w:noProof/>
               </w:rPr>
-              <w:instrText xml:space="preserve"> PAGEREF _Toc243694823 \h </w:instrText>
+              <w:instrText xml:space="preserve"> PAGEREF _Toc243697220 \h </w:instrText>
             </w:r>
             <w:r>
               <w:rPr>
@@ -5334,7 +5402,7 @@
               <w:szCs w:val="22"/>
             </w:rPr>
           </w:pPr>
-          <w:hyperlink w:anchor="_Toc243694824" w:history="1">
+          <w:hyperlink w:anchor="_Toc243697221" w:history="1">
             <w:r>
               <w:rPr>
                 <w:rStyle w:val="Hyperlink"/>
@@ -5358,7 +5426,7 @@
               <w:rPr>
                 <w:noProof/>
               </w:rPr>
-              <w:instrText xml:space="preserve"> PAGEREF _Toc243694824 \h </w:instrText>
+              <w:instrText xml:space="preserve"> PAGEREF _Toc243697221 \h </w:instrText>
             </w:r>
             <w:r>
               <w:rPr>
@@ -5399,7 +5467,7 @@
               <w:szCs w:val="22"/>
             </w:rPr>
           </w:pPr>
-          <w:hyperlink w:anchor="_Toc243694825" w:history="1">
+          <w:hyperlink w:anchor="_Toc243697222" w:history="1">
             <w:r>
               <w:rPr>
                 <w:rStyle w:val="Hyperlink"/>
@@ -5423,7 +5491,7 @@
               <w:rPr>
                 <w:noProof/>
               </w:rPr>
-              <w:instrText xml:space="preserve"> PAGEREF _Toc243694825 \h </w:instrText>
+              <w:instrText xml:space="preserve"> PAGEREF _Toc243697222 \h </w:instrText>
             </w:r>
             <w:r>
               <w:rPr>
@@ -5464,7 +5532,7 @@
               <w:szCs w:val="22"/>
             </w:rPr>
           </w:pPr>
-          <w:hyperlink w:anchor="_Toc243694826" w:history="1">
+          <w:hyperlink w:anchor="_Toc243697223" w:history="1">
             <w:r>
               <w:rPr>
                 <w:rStyle w:val="Hyperlink"/>
@@ -5488,7 +5556,7 @@
               <w:rPr>
                 <w:noProof/>
               </w:rPr>
-              <w:instrText xml:space="preserve"> PAGEREF _Toc243694826 \h </w:instrText>
+              <w:instrText xml:space="preserve"> PAGEREF _Toc243697223 \h </w:instrText>
             </w:r>
             <w:r>
               <w:rPr>
@@ -5529,7 +5597,7 @@
               <w:szCs w:val="22"/>
             </w:rPr>
           </w:pPr>
-          <w:hyperlink w:anchor="_Toc243694827" w:history="1">
+          <w:hyperlink w:anchor="_Toc243697224" w:history="1">
             <w:r>
               <w:rPr>
                 <w:rStyle w:val="Hyperlink"/>
@@ -5553,7 +5621,7 @@
               <w:rPr>
                 <w:noProof/>
               </w:rPr>
-              <w:instrText xml:space="preserve"> PAGEREF _Toc243694827 \h </w:instrText>
+              <w:instrText xml:space="preserve"> PAGEREF _Toc243697224 \h </w:instrText>
             </w:r>
             <w:r>
               <w:rPr>
@@ -5594,7 +5662,7 @@
               <w:szCs w:val="22"/>
             </w:rPr>
           </w:pPr>
-          <w:hyperlink w:anchor="_Toc243694828" w:history="1">
+          <w:hyperlink w:anchor="_Toc243697225" w:history="1">
             <w:r>
               <w:rPr>
                 <w:rStyle w:val="Hyperlink"/>
@@ -5618,7 +5686,7 @@
               <w:rPr>
                 <w:noProof/>
               </w:rPr>
-              <w:instrText xml:space="preserve"> PAGEREF _Toc243694828 \h </w:instrText>
+              <w:instrText xml:space="preserve"> PAGEREF _Toc243697225 \h </w:instrText>
             </w:r>
             <w:r>
               <w:rPr>
@@ -5659,7 +5727,7 @@
               <w:szCs w:val="22"/>
             </w:rPr>
           </w:pPr>
-          <w:hyperlink w:anchor="_Toc243694829" w:history="1">
+          <w:hyperlink w:anchor="_Toc243697226" w:history="1">
             <w:r>
               <w:rPr>
                 <w:rStyle w:val="Hyperlink"/>
@@ -5683,7 +5751,7 @@
               <w:rPr>
                 <w:noProof/>
               </w:rPr>
-              <w:instrText xml:space="preserve"> PAGEREF _Toc243694829 \h </w:instrText>
+              <w:instrText xml:space="preserve"> PAGEREF _Toc243697226 \h </w:instrText>
             </w:r>
             <w:r>
               <w:rPr>
@@ -5724,7 +5792,7 @@
               <w:szCs w:val="22"/>
             </w:rPr>
           </w:pPr>
-          <w:hyperlink w:anchor="_Toc243694830" w:history="1">
+          <w:hyperlink w:anchor="_Toc243697227" w:history="1">
             <w:r>
               <w:rPr>
                 <w:rStyle w:val="Hyperlink"/>
@@ -5748,7 +5816,7 @@
               <w:rPr>
                 <w:noProof/>
               </w:rPr>
-              <w:instrText xml:space="preserve"> PAGEREF _Toc243694830 \h </w:instrText>
+              <w:instrText xml:space="preserve"> PAGEREF _Toc243697227 \h </w:instrText>
             </w:r>
             <w:r>
               <w:rPr>
@@ -5789,7 +5857,7 @@
               <w:szCs w:val="22"/>
             </w:rPr>
           </w:pPr>
-          <w:hyperlink w:anchor="_Toc243694831" w:history="1">
+          <w:hyperlink w:anchor="_Toc243697228" w:history="1">
             <w:r>
               <w:rPr>
                 <w:rStyle w:val="Hyperlink"/>
@@ -5813,7 +5881,7 @@
               <w:rPr>
                 <w:noProof/>
               </w:rPr>
-              <w:instrText xml:space="preserve"> PAGEREF _Toc243694831 \h </w:instrText>
+              <w:instrText xml:space="preserve"> PAGEREF _Toc243697228 \h </w:instrText>
             </w:r>
             <w:r>
               <w:rPr>
@@ -5854,7 +5922,7 @@
               <w:szCs w:val="22"/>
             </w:rPr>
           </w:pPr>
-          <w:hyperlink w:anchor="_Toc243694832" w:history="1">
+          <w:hyperlink w:anchor="_Toc243697229" w:history="1">
             <w:r>
               <w:rPr>
                 <w:rStyle w:val="Hyperlink"/>
@@ -5878,7 +5946,7 @@
               <w:rPr>
                 <w:noProof/>
               </w:rPr>
-              <w:instrText xml:space="preserve"> PAGEREF _Toc243694832 \h </w:instrText>
+              <w:instrText xml:space="preserve"> PAGEREF _Toc243697229 \h </w:instrText>
             </w:r>
             <w:r>
               <w:rPr>
@@ -5919,7 +5987,7 @@
               <w:szCs w:val="22"/>
             </w:rPr>
           </w:pPr>
-          <w:hyperlink w:anchor="_Toc243694833" w:history="1">
+          <w:hyperlink w:anchor="_Toc243697230" w:history="1">
             <w:r>
               <w:rPr>
                 <w:rStyle w:val="Hyperlink"/>
@@ -5943,7 +6011,7 @@
               <w:rPr>
                 <w:noProof/>
               </w:rPr>
-              <w:instrText xml:space="preserve"> PAGEREF _Toc243694833 \h </w:instrText>
+              <w:instrText xml:space="preserve"> PAGEREF _Toc243697230 \h </w:instrText>
             </w:r>
             <w:r>
               <w:rPr>
@@ -5984,7 +6052,7 @@
               <w:szCs w:val="22"/>
             </w:rPr>
           </w:pPr>
-          <w:hyperlink w:anchor="_Toc243694834" w:history="1">
+          <w:hyperlink w:anchor="_Toc243697231" w:history="1">
             <w:r>
               <w:rPr>
                 <w:rStyle w:val="Hyperlink"/>
@@ -6008,7 +6076,7 @@
               <w:rPr>
                 <w:noProof/>
               </w:rPr>
-              <w:instrText xml:space="preserve"> PAGEREF _Toc243694834 \h </w:instrText>
+              <w:instrText xml:space="preserve"> PAGEREF _Toc243697231 \h </w:instrText>
             </w:r>
             <w:r>
               <w:rPr>
@@ -6049,7 +6117,7 @@
               <w:szCs w:val="22"/>
             </w:rPr>
           </w:pPr>
-          <w:hyperlink w:anchor="_Toc243694835" w:history="1">
+          <w:hyperlink w:anchor="_Toc243697232" w:history="1">
             <w:r>
               <w:rPr>
                 <w:rStyle w:val="Hyperlink"/>
@@ -6073,7 +6141,7 @@
               <w:rPr>
                 <w:noProof/>
               </w:rPr>
-              <w:instrText xml:space="preserve"> PAGEREF _Toc243694835 \h </w:instrText>
+              <w:instrText xml:space="preserve"> PAGEREF _Toc243697232 \h </w:instrText>
             </w:r>
             <w:r>
               <w:rPr>
@@ -6114,7 +6182,7 @@
               <w:szCs w:val="22"/>
             </w:rPr>
           </w:pPr>
-          <w:hyperlink w:anchor="_Toc243694836" w:history="1">
+          <w:hyperlink w:anchor="_Toc243697233" w:history="1">
             <w:r>
               <w:rPr>
                 <w:rStyle w:val="Hyperlink"/>
@@ -6138,7 +6206,7 @@
               <w:rPr>
                 <w:noProof/>
               </w:rPr>
-              <w:instrText xml:space="preserve"> PAGEREF _Toc243694836 \h </w:instrText>
+              <w:instrText xml:space="preserve"> PAGEREF _Toc243697233 \h </w:instrText>
             </w:r>
             <w:r>
               <w:rPr>
@@ -6179,7 +6247,7 @@
               <w:szCs w:val="22"/>
             </w:rPr>
           </w:pPr>
-          <w:hyperlink w:anchor="_Toc243694837" w:history="1">
+          <w:hyperlink w:anchor="_Toc243697234" w:history="1">
             <w:r>
               <w:rPr>
                 <w:rStyle w:val="Hyperlink"/>
@@ -6203,7 +6271,7 @@
               <w:rPr>
                 <w:noProof/>
               </w:rPr>
-              <w:instrText xml:space="preserve"> PAGEREF _Toc243694837 \h </w:instrText>
+              <w:instrText xml:space="preserve"> PAGEREF _Toc243697234 \h </w:instrText>
             </w:r>
             <w:r>
               <w:rPr>
@@ -6244,7 +6312,7 @@
               <w:szCs w:val="22"/>
             </w:rPr>
           </w:pPr>
-          <w:hyperlink w:anchor="_Toc243694838" w:history="1">
+          <w:hyperlink w:anchor="_Toc243697235" w:history="1">
             <w:r>
               <w:rPr>
                 <w:rStyle w:val="Hyperlink"/>
@@ -6268,7 +6336,7 @@
               <w:rPr>
                 <w:noProof/>
               </w:rPr>
-              <w:instrText xml:space="preserve"> PAGEREF _Toc243694838 \h </w:instrText>
+              <w:instrText xml:space="preserve"> PAGEREF _Toc243697235 \h </w:instrText>
             </w:r>
             <w:r>
               <w:rPr>
@@ -6309,7 +6377,7 @@
               <w:szCs w:val="22"/>
             </w:rPr>
           </w:pPr>
-          <w:hyperlink w:anchor="_Toc243694839" w:history="1">
+          <w:hyperlink w:anchor="_Toc243697236" w:history="1">
             <w:r>
               <w:rPr>
                 <w:rStyle w:val="Hyperlink"/>
@@ -6333,7 +6401,72 @@
               <w:rPr>
                 <w:noProof/>
               </w:rPr>
-              <w:instrText xml:space="preserve"> PAGEREF _Toc243694839 \h </w:instrText>
+              <w:instrText xml:space="preserve"> PAGEREF _Toc243697236 \h </w:instrText>
+            </w:r>
+            <w:r>
+              <w:rPr>
+                <w:noProof/>
+              </w:rPr>
+            </w:r>
+            <w:r>
+              <w:rPr>
+                <w:noProof/>
+              </w:rPr>
+              <w:fldChar w:fldCharType="separate"/>
+            </w:r>
+            <w:r>
+              <w:rPr>
+                <w:noProof/>
+              </w:rPr>
+              <w:t>48</w:t>
+            </w:r>
+            <w:r>
+              <w:rPr>
+                <w:noProof/>
+              </w:rPr>
+              <w:fldChar w:fldCharType="end"/>
+            </w:r>
+          </w:hyperlink>
+        </w:p>
+        <w:p>
+          <w:pPr>
+            <w:pStyle w:val="TOC2"/>
+            <w:tabs>
+              <w:tab w:val="right" w:leader="dot" w:pos="9628"/>
+            </w:tabs>
+            <w:rPr>
+              <w:rFonts w:asciiTheme="minorHAnsi" w:eastAsiaTheme="minorEastAsia" w:hAnsiTheme="minorHAnsi" w:cstheme="minorBidi"/>
+              <w:noProof/>
+              <w:color w:val="auto"/>
+              <w:sz w:val="22"/>
+              <w:szCs w:val="22"/>
+            </w:rPr>
+          </w:pPr>
+          <w:hyperlink w:anchor="_Toc243697237" w:history="1">
+            <w:r>
+              <w:rPr>
+                <w:rStyle w:val="Hyperlink"/>
+                <w:noProof/>
+              </w:rPr>
+              <w:t>13.31  Worker</w:t>
+            </w:r>
+            <w:r>
+              <w:rPr>
+                <w:noProof/>
+              </w:rPr>
+              <w:tab/>
+            </w:r>
+            <w:r>
+              <w:rPr>
+                <w:noProof/>
+              </w:rPr>
+              <w:fldChar w:fldCharType="begin"/>
+            </w:r>
+            <w:r>
+              <w:rPr>
+                <w:noProof/>
+              </w:rPr>
+              <w:instrText xml:space="preserve"> PAGEREF _Toc243697237 \h </w:instrText>
             </w:r>
             <w:r>
               <w:rPr>
@@ -6376,7 +6509,7 @@
       <w:pPr>
         <w:pStyle w:val="Heading1"/>
       </w:pPr>
-      <w:bookmarkStart w:id="1" w:name="_Toc243694769"/>
+      <w:bookmarkStart w:id="1" w:name="_Toc243697166"/>
       <w:r>
         <w:lastRenderedPageBreak/>
         <w:t>1  Introduction</w:t>
@@ -6387,7 +6520,7 @@
       <w:pPr>
         <w:pStyle w:val="Heading2"/>
       </w:pPr>
-      <w:bookmarkStart w:id="2" w:name="_Toc243694770"/>
+      <w:bookmarkStart w:id="2" w:name="_Toc243697167"/>
       <w:r>
         <w:t>1.1  Purpose of this document</w:t>
       </w:r>
@@ -6398,17 +6531,17 @@
         <w:spacing w:after="120" w:line="276" w:lineRule="auto"/>
       </w:pPr>
       <w:r>
-        <w:t xml:space="preserve">The backend is the centre of the Dateroem system. Every website order, mobile-app action and desktop administration task ends up here, and this is the only part of the system that reads and writes the database or talks to M-Pesa and the AI providers. This </w:t>
-      </w:r>
-      <w:r>
-        <w:t>document explains how it is built, where each feature lives in the code, and what to change when the business needs something different.</w:t>
+        <w:t xml:space="preserve">The backend is the centre of the Dateroem system. Every website order, mobile-app action and desktop administration task ends up here, and this is the only part of the system that reads </w:t>
+      </w:r>
+      <w:r>
+        <w:t>and writes the database or talks to M-Pesa and the AI providers. This document explains how it is built, where each feature lives in the code, and what to change when the business needs something different.</w:t>
       </w:r>
     </w:p>
     <w:p>
       <w:pPr>
         <w:pStyle w:val="Heading2"/>
       </w:pPr>
-      <w:bookmarkStart w:id="3" w:name="_Toc243694771"/>
+      <w:bookmarkStart w:id="3" w:name="_Toc243697168"/>
       <w:r>
         <w:t>1.2  Related documents</w:t>
       </w:r>
@@ -6431,7 +6564,10 @@
         <w:t>Database</w:t>
       </w:r>
       <w:r>
-        <w:t xml:space="preserve"> (DWS-BE-02) - every table, column group, function and migration.</w:t>
+        <w:t xml:space="preserve"> (DWS-BE-02) - eve</w:t>
+      </w:r>
+      <w:r>
+        <w:t>ry table, column group, function and migration.</w:t>
       </w:r>
     </w:p>
     <w:p>
@@ -6451,10 +6587,7 @@
         <w:t>M-Pesa Payments</w:t>
       </w:r>
       <w:r>
-        <w:t xml:space="preserve"> (DWS-B</w:t>
-      </w:r>
-      <w:r>
-        <w:t>E-03) - STK push, Send Money (B2C), callbacks and the switch to production.</w:t>
+        <w:t xml:space="preserve"> (DWS-BE-03) - STK push, Send Money (B2C), callbacks and the switch to production.</w:t>
       </w:r>
     </w:p>
     <w:p>
@@ -6491,7 +6624,14 @@
           <w:b/>
           <w:bCs/>
         </w:rPr>
-        <w:t>Configuration and Secrets Reference</w:t>
+        <w:t>Configuration and Secrets Refere</w:t>
+      </w:r>
+      <w:r>
+        <w:rPr>
+          <w:b/>
+          <w:bCs/>
+        </w:rPr>
+        <w:t>nce</w:t>
       </w:r>
       <w:r>
         <w:t xml:space="preserve"> (DWS-CFG-01) - every setting in every part of the system.</w:t>
@@ -6511,14 +6651,7 @@
           <w:b/>
           <w:bCs/>
         </w:rPr>
-        <w:t xml:space="preserve">Running </w:t>
-      </w:r>
-      <w:r>
-        <w:rPr>
-          <w:b/>
-          <w:bCs/>
-        </w:rPr>
-        <w:t>and Operating the System</w:t>
+        <w:t>Running and Operating the System</w:t>
       </w:r>
       <w:r>
         <w:t xml:space="preserve"> (DWS-OPS-01) - starting, stopping and checking the servers.</w:t>
@@ -6538,7 +6671,7 @@
       <w:pPr>
         <w:pStyle w:val="Heading1"/>
       </w:pPr>
-      <w:bookmarkStart w:id="4" w:name="_Toc243694772"/>
+      <w:bookmarkStart w:id="4" w:name="_Toc243697169"/>
       <w:r>
         <w:lastRenderedPageBreak/>
         <w:t>2  Overview</w:t>
@@ -6549,7 +6682,7 @@
       <w:pPr>
         <w:pStyle w:val="Heading2"/>
       </w:pPr>
-      <w:bookmarkStart w:id="5" w:name="_Toc243694773"/>
+      <w:bookmarkStart w:id="5" w:name="_Toc243697170"/>
       <w:r>
         <w:t>2.1  Role in the system</w:t>
       </w:r>
@@ -6560,13 +6693,13 @@
         <w:spacing w:after="120" w:line="276" w:lineRule="auto"/>
       </w:pPr>
       <w:r>
-        <w:t>The backend is a single Java service on port 8080. It is never called directly by a customer's browser or a phone. Three small Pytho</w:t>
-      </w:r>
-      <w:r>
-        <w:t>n servers sit in front of it, one per kind of client (the website server on 8000, the mobile server on 8001 and the admin server on 8002); they forward requests here. The only path that reaches the backend from the internet is the M-Pesa result callback, w</w:t>
-      </w:r>
-      <w:r>
-        <w:t>hich the Caddy router passes through.</w:t>
+        <w:t>The backend is a single Java service on port 8080. It is never</w:t>
+      </w:r>
+      <w:r>
+        <w:t xml:space="preserve"> called directly by a customer's browser or a phone. Three small Python servers sit in front of it, one per kind of client (the website server on 8000, the mobile server on 8001 and the admin server on 8002); they forward requests here. The only path that </w:t>
+      </w:r>
+      <w:r>
+        <w:t>reaches the backend from the internet is the M-Pesa result callback, which the Caddy router passes through.</w:t>
       </w:r>
     </w:p>
     <w:p>
@@ -6639,7 +6772,7 @@
       <w:pPr>
         <w:pStyle w:val="Heading2"/>
       </w:pPr>
-      <w:bookmarkStart w:id="6" w:name="_Toc243694774"/>
+      <w:bookmarkStart w:id="6" w:name="_Toc243697171"/>
       <w:r>
         <w:lastRenderedPageBreak/>
         <w:t>2.2  Technology</w:t>
@@ -7234,7 +7367,7 @@
       <w:pPr>
         <w:pStyle w:val="Heading2"/>
       </w:pPr>
-      <w:bookmarkStart w:id="7" w:name="_Toc243694775"/>
+      <w:bookmarkStart w:id="7" w:name="_Toc243697172"/>
       <w:r>
         <w:t>2.3  Design conventions</w:t>
       </w:r>
@@ -7467,7 +7600,7 @@
       <w:pPr>
         <w:pStyle w:val="Heading1"/>
       </w:pPr>
-      <w:bookmarkStart w:id="8" w:name="_Toc243694776"/>
+      <w:bookmarkStart w:id="8" w:name="_Toc243697173"/>
       <w:r>
         <w:lastRenderedPageBreak/>
         <w:t>3  Source code layout</w:t>
@@ -8174,7 +8307,7 @@
       <w:pPr>
         <w:pStyle w:val="Heading1"/>
       </w:pPr>
-      <w:bookmarkStart w:id="9" w:name="_Toc243694777"/>
+      <w:bookmarkStart w:id="9" w:name="_Toc243697174"/>
       <w:r>
         <w:lastRenderedPageBreak/>
         <w:t>4  Security model</w:t>
@@ -8185,7 +8318,7 @@
       <w:pPr>
         <w:pStyle w:val="Heading2"/>
       </w:pPr>
-      <w:bookmarkStart w:id="10" w:name="_Toc243694778"/>
+      <w:bookmarkStart w:id="10" w:name="_Toc243697175"/>
       <w:r>
         <w:t>4.1  Accounts and roles</w:t>
       </w:r>
@@ -8242,7 +8375,7 @@
       <w:pPr>
         <w:pStyle w:val="Heading2"/>
       </w:pPr>
-      <w:bookmarkStart w:id="11" w:name="_Toc243694779"/>
+      <w:bookmarkStart w:id="11" w:name="_Toc243697176"/>
       <w:r>
         <w:t>4.2  Sign-in tokens</w:t>
       </w:r>
@@ -8411,7 +8544,7 @@
       <w:pPr>
         <w:pStyle w:val="Heading2"/>
       </w:pPr>
-      <w:bookmarkStart w:id="12" w:name="_Toc243694780"/>
+      <w:bookmarkStart w:id="12" w:name="_Toc243697177"/>
       <w:r>
         <w:t>4.3  Approved phones (mobile app)</w:t>
       </w:r>
@@ -8492,10 +8625,7 @@
         <w:t>GET /api/auth/device/challenge</w:t>
       </w:r>
       <w:r>
-        <w:t>, valid 2 minutes, usable once), signs it wi</w:t>
-      </w:r>
-      <w:r>
-        <w:t xml:space="preserve">th the key (ECDSA P-256 with SHA-256) and sends the signature with the username and password. </w:t>
+        <w:t xml:space="preserve">, valid 2 minutes, usable once), signs it with the key (ECDSA P-256 with SHA-256) and sends the signature with the username and password. </w:t>
       </w:r>
       <w:r>
         <w:rPr>
@@ -8527,7 +8657,10 @@
         <w:t>Who is approved.</w:t>
       </w:r>
       <w:r>
-        <w:t xml:space="preserve"> An account that has never had an approved phone gets its first phone approved automatically, so nobody already using the app is locked out. Any later phone is saved as waiting (</w:t>
+        <w:t xml:space="preserve"> An account that has never had an approved ph</w:t>
+      </w:r>
+      <w:r>
+        <w:t>one gets its first phone approved automatically, so nobody already using the app is locked out. Any later phone is saved as waiting (</w:t>
       </w:r>
       <w:r>
         <w:rPr>
@@ -8551,14 +8684,14 @@
         <w:t>DEVICE_PENDING</w:t>
       </w:r>
       <w:r>
-        <w:t xml:space="preserve"> until the SuperAdmin a</w:t>
-      </w:r>
-      <w:r>
-        <w:t xml:space="preserve">pproves it in the </w:t>
+        <w:t xml:space="preserve"> until the SuperAdmin approves it in the </w:t>
       </w:r>
       <w:r>
         <w:lastRenderedPageBreak/>
-        <w:t>desktop app (Users &gt; Phones; any admin could until 5 October 2026). Approving a second phone for the same account requires "replace", which blocks the old one in the same step.</w:t>
+        <w:t>desktop app (Users &gt; Phones</w:t>
+      </w:r>
+      <w:r>
+        <w:t>; any admin could until 5 October 2026). Approving a second phone for the same account requires "replace", which blocks the old one in the same step.</w:t>
       </w:r>
     </w:p>
     <w:p>
@@ -8578,10 +8711,7 @@
         <w:t>The token names the phone.</w:t>
       </w:r>
       <w:r>
-        <w:t xml:space="preserve"> A token issued to a phone carries </w:t>
-      </w:r>
-      <w:r>
-        <w:t xml:space="preserve">a </w:t>
+        <w:t xml:space="preserve"> A token issued to a phone carries a </w:t>
       </w:r>
       <w:r>
         <w:rPr>
@@ -8605,7 +8735,10 @@
         <w:t>USER_DEVICES.Device_ID</w:t>
       </w:r>
       <w:r>
-        <w:t>). Website tokens have no such claim and are unaffected; desktop tokens name a computer instead (see Approved computers).</w:t>
+        <w:t>). Web</w:t>
+      </w:r>
+      <w:r>
+        <w:t>site tokens have no such claim and are unaffected; desktop tokens name a computer instead (see Approved computers).</w:t>
       </w:r>
     </w:p>
     <w:p>
@@ -8646,22 +8779,13 @@
           <w:sz w:val="19"/>
           <w:szCs w:val="19"/>
         </w:rPr>
-        <w:t>se</w:t>
-      </w:r>
-      <w:r>
-        <w:rPr>
-          <w:rFonts w:ascii="Consolas" w:eastAsia="Consolas" w:hAnsi="Consolas" w:cs="Consolas"/>
-          <w:color w:val="3B3F3D"/>
-          <w:sz w:val="19"/>
-          <w:szCs w:val="19"/>
-        </w:rPr>
-        <w:t>curity/MobileDeviceFilter.java</w:t>
-      </w:r>
-      <w:r>
-        <w:t xml:space="preserve"> runs before any controller for those calls and refuses (401) a token that names no phone, a phone that is no longer approved, or a disabled account. Blocking a phone therefore cuts it off on its very next request, not when it</w:t>
-      </w:r>
-      <w:r>
-        <w:t>s token expires.</w:t>
+        <w:t>security/MobileDeviceFilter.java</w:t>
+      </w:r>
+      <w:r>
+        <w:t xml:space="preserve"> runs before an</w:t>
+      </w:r>
+      <w:r>
+        <w:t>y controller for those calls and refuses (401) a token that names no phone, a phone that is no longer approved, or a disabled account. Blocking a phone therefore cuts it off on its very next request, not when its token expires.</w:t>
       </w:r>
     </w:p>
     <w:p>
@@ -8678,7 +8802,14 @@
           <w:b/>
           <w:bCs/>
         </w:rPr>
-        <w:t>The acting user comes from the token.</w:t>
+        <w:t>The acting user comes from t</w:t>
+      </w:r>
+      <w:r>
+        <w:rPr>
+          <w:b/>
+          <w:bCs/>
+        </w:rPr>
+        <w:t>he token.</w:t>
       </w:r>
       <w:r>
         <w:t xml:space="preserve"> For mobile calls the filter replaces </w:t>
@@ -8764,7 +8895,7 @@
           <w:sz w:val="18"/>
           <w:szCs w:val="18"/>
         </w:rPr>
-        <w:t>Figure 3: Signing in on</w:t>
+        <w:t>Figure 3: Signing in on a phone, including a phone that waits for ap</w:t>
       </w:r>
       <w:r>
         <w:rPr>
@@ -8774,7 +8905,7 @@
           <w:sz w:val="18"/>
           <w:szCs w:val="18"/>
         </w:rPr>
-        <w:t xml:space="preserve"> a phone, including a phone that waits for approval</w:t>
+        <w:t>proval</w:t>
       </w:r>
     </w:p>
     <w:p>
@@ -8818,10 +8949,7 @@
         <w:t>POST /api/devices/{deviceId}/revoke</w:t>
       </w:r>
       <w:r>
-        <w:t xml:space="preserve">: admins may list, and only the SuperAdmin may approve, reject or </w:t>
-      </w:r>
-      <w:r>
-        <w:t>block (</w:t>
+        <w:t>: admins may list, and only the SuperAdmin may approve, reject or block (</w:t>
       </w:r>
       <w:r>
         <w:rPr>
@@ -8833,7 +8961,10 @@
         <w:t>AdminGuard.requireSuperAdmin</w:t>
       </w:r>
       <w:r>
-        <w:t xml:space="preserve">). Each approval, rejection, block and automatic first-phone approval is written to </w:t>
+        <w:t>). Each ap</w:t>
+      </w:r>
+      <w:r>
+        <w:t xml:space="preserve">proval, rejection, block and automatic first-phone approval is written to </w:t>
       </w:r>
       <w:r>
         <w:rPr>
@@ -8857,10 +8988,7 @@
         <w:t>USER_DEVICES</w:t>
       </w:r>
       <w:r>
-        <w:t>). The fingerprint lock that protects the app on the phone itself is described in the Mobile Applica</w:t>
-      </w:r>
-      <w:r>
-        <w:t>tion document (DWS-MOB-02).</w:t>
+        <w:t>). The fingerprint lock that protects the app on the phone itself is described in the Mobile Application document (DWS-MOB-02).</w:t>
       </w:r>
     </w:p>
     <w:p>
@@ -8927,19 +9055,13 @@
           <w:sz w:val="19"/>
           <w:szCs w:val="19"/>
         </w:rPr>
-        <w:t>security/M</w:t>
-      </w:r>
-      <w:r>
-        <w:rPr>
-          <w:rFonts w:ascii="Consolas" w:eastAsia="Consolas" w:hAnsi="Consolas" w:cs="Consolas"/>
-          <w:color w:val="3B3F3D"/>
-          <w:sz w:val="19"/>
-          <w:szCs w:val="19"/>
-        </w:rPr>
-        <w:t>obileDeviceFilter.java</w:t>
-      </w:r>
-      <w:r>
-        <w:t xml:space="preserve">. Turning the whole check off is not a setting: remove the </w:t>
+        <w:t>security/MobileDeviceFilter.java</w:t>
+      </w:r>
+      <w:r>
+        <w:t>. Turning the whole che</w:t>
+      </w:r>
+      <w:r>
+        <w:t xml:space="preserve">ck off is not a setting: remove the </w:t>
       </w:r>
       <w:r>
         <w:rPr>
@@ -8970,7 +9092,7 @@
       <w:pPr>
         <w:pStyle w:val="Heading2"/>
       </w:pPr>
-      <w:bookmarkStart w:id="13" w:name="_Toc243694781"/>
+      <w:bookmarkStart w:id="13" w:name="_Toc243697178"/>
       <w:r>
         <w:t>4.4  Approved computers (desktop app)</w:t>
       </w:r>
@@ -8981,10 +9103,10 @@
         <w:spacing w:after="120" w:line="276" w:lineRule="auto"/>
       </w:pPr>
       <w:r>
-        <w:t>Since 5 October 2026 the deskt</w:t>
-      </w:r>
-      <w:r>
-        <w:t>op app no longer has to run on the computer the servers run on: "a standalone application that has higher privilege that can work even if the backend is not in the same machine". The same idea as approved phones keeps that safe.</w:t>
+        <w:t>Since 5 October 2026 the desktop app no longer has to run on the computer t</w:t>
+      </w:r>
+      <w:r>
+        <w:t>he servers run on: "a standalone application that has higher privilege that can work even if the backend is not in the same machine". The same idea as approved phones keeps that safe.</w:t>
       </w:r>
     </w:p>
     <w:p>
@@ -9004,10 +9126,10 @@
         <w:t>The computer's identity.</w:t>
       </w:r>
       <w:r>
-        <w:t xml:space="preserve"> On</w:t>
-      </w:r>
-      <w:r>
-        <w:t xml:space="preserve"> first sign-in the desktop app has Windows create a P-256 key in its key store - in the TPM security chip when the computer has one - that can never be exported. The backend keeps only the public key and its SHA-256 fingerprint in </w:t>
+        <w:t xml:space="preserve"> On first sign-in the desktop app has Windows cr</w:t>
+      </w:r>
+      <w:r>
+        <w:t xml:space="preserve">eate a P-256 key in its key store - in the TPM security chip when the computer has one - that can never be exported. The backend keeps only the public key and its SHA-256 fingerprint in </w:t>
       </w:r>
       <w:r>
         <w:rPr>
@@ -9019,10 +9141,7 @@
         <w:t>USER_COMPUTERS</w:t>
       </w:r>
       <w:r>
-        <w:t xml:space="preserve"> (migration</w:t>
-      </w:r>
-      <w:r>
-        <w:t xml:space="preserve"> 031).</w:t>
+        <w:t xml:space="preserve"> (migration 031).</w:t>
       </w:r>
     </w:p>
     <w:p>
@@ -9042,7 +9161,10 @@
         <w:t>Proof at sign-in.</w:t>
       </w:r>
       <w:r>
-        <w:t xml:space="preserve"> The app asks for a one-time value (</w:t>
+        <w:t xml:space="preserve"> The app asks for a o</w:t>
+      </w:r>
+      <w:r>
+        <w:t>ne-time value (</w:t>
       </w:r>
       <w:r>
         <w:rPr>
@@ -9075,16 +9197,7 @@
           <w:sz w:val="19"/>
           <w:szCs w:val="19"/>
         </w:rPr>
-        <w:t>AuthController.lo</w:t>
-      </w:r>
-      <w:r>
-        <w:rPr>
-          <w:rFonts w:ascii="Consolas" w:eastAsia="Consolas" w:hAnsi="Consolas" w:cs="Consolas"/>
-          <w:color w:val="3B3F3D"/>
-          <w:sz w:val="19"/>
-          <w:szCs w:val="19"/>
-        </w:rPr>
-        <w:t>gin</w:t>
+        <w:t>AuthController.login</w:t>
       </w:r>
       <w:r>
         <w:t xml:space="preserve"> then uses </w:t>
@@ -9131,10 +9244,10 @@
         <w:t>Who is approved.</w:t>
       </w:r>
       <w:r>
-        <w:t xml:space="preserve"> One approved computer per account (the database refuses a second). The SuperAdmin's own first computer is approved automatically, since nobody else could approve it; every other computer - an Admin's first one included - is saved as waiting and refused wi</w:t>
-      </w:r>
-      <w:r>
-        <w:t xml:space="preserve">th </w:t>
+        <w:t xml:space="preserve"> One approved computer per account (the database refuses </w:t>
+      </w:r>
+      <w:r>
+        <w:t xml:space="preserve">a second). The SuperAdmin's own first computer is approved automatically, since nobody else could approve it; every other computer - an Admin's first one included - is saved as waiting and refused with </w:t>
       </w:r>
       <w:r>
         <w:rPr>
@@ -9146,7 +9259,10 @@
         <w:t>COMPUTER_PENDING</w:t>
       </w:r>
       <w:r>
-        <w:t xml:space="preserve"> until the SuperAdmin approves it in the desktop app (Users &gt; Computers). Approving another computer for the same account needs "replace", which blocks the old one.</w:t>
+        <w:t xml:space="preserve"> until the SuperAdmin approves it in t</w:t>
+      </w:r>
+      <w:r>
+        <w:t>he desktop app (Users &gt; Computers). Approving another computer for the same account needs "replace", which blocks the old one.</w:t>
       </w:r>
     </w:p>
     <w:p>
@@ -9187,16 +9303,7 @@
           <w:sz w:val="19"/>
           <w:szCs w:val="19"/>
         </w:rPr>
-        <w:t>USER_C</w:t>
-      </w:r>
-      <w:r>
-        <w:rPr>
-          <w:rFonts w:ascii="Consolas" w:eastAsia="Consolas" w:hAnsi="Consolas" w:cs="Consolas"/>
-          <w:color w:val="3B3F3D"/>
-          <w:sz w:val="19"/>
-          <w:szCs w:val="19"/>
-        </w:rPr>
-        <w:t>OMPUTERS.Computer_ID</w:t>
+        <w:t>USER_COMPUTERS.Computer_ID</w:t>
       </w:r>
       <w:r>
         <w:t>) and lasts 12 hours.</w:t>
@@ -9216,7 +9323,14 @@
           <w:b/>
           <w:bCs/>
         </w:rPr>
-        <w:t>Checked on every request.</w:t>
+        <w:t>Checked on ever</w:t>
+      </w:r>
+      <w:r>
+        <w:rPr>
+          <w:b/>
+          <w:bCs/>
+        </w:rPr>
+        <w:t>y request.</w:t>
       </w:r>
       <w:r>
         <w:t xml:space="preserve"> </w:t>
@@ -9255,10 +9369,10 @@
         <w:t>SESSION_EXPIRED</w:t>
       </w:r>
       <w:r>
-        <w:t>), a computer that is no longer ap</w:t>
-      </w:r>
-      <w:r>
-        <w:t>proved, a disabled account or one that is no longer Admin or SuperAdmin (</w:t>
+        <w:t>), a computer that is no longer approved, a disabled account or one that is no longer Admin</w:t>
+      </w:r>
+      <w:r>
+        <w:t xml:space="preserve"> or SuperAdmin (</w:t>
       </w:r>
       <w:r>
         <w:rPr>
@@ -9302,10 +9416,10 @@
         <w:t>X-Actor-User-Id</w:t>
       </w:r>
       <w:r>
-        <w:t xml:space="preserve"> with the user in t</w:t>
-      </w:r>
-      <w:r>
-        <w:t>he verified token. Before this, the desktop path took whatever acting user the app sent - "Send Money" included.</w:t>
+        <w:t xml:space="preserve"> with the user in the verified token. Before this, the desktop path took wha</w:t>
+      </w:r>
+      <w:r>
+        <w:t>tever acting user the app sent - "Send Money" included.</w:t>
       </w:r>
     </w:p>
     <w:p>
@@ -9396,15 +9510,7 @@
           <w:bCs/>
           <w:color w:val="8A5A2B"/>
         </w:rPr>
-        <w:t>Where to adjus</w:t>
-      </w:r>
-      <w:r>
-        <w:rPr>
-          <w:b/>
-          <w:bCs/>
-          <w:color w:val="8A5A2B"/>
-        </w:rPr>
-        <w:t xml:space="preserve">t: </w:t>
+        <w:t xml:space="preserve">Where to adjust: </w:t>
       </w:r>
       <w:r>
         <w:t xml:space="preserve">Desktop sign-in length: </w:t>
@@ -9416,7 +9522,16 @@
           <w:sz w:val="19"/>
           <w:szCs w:val="19"/>
         </w:rPr>
-        <w:t>app.auth.desktop-jwt-expiry-hours</w:t>
+        <w:t>app.auth.des</w:t>
+      </w:r>
+      <w:r>
+        <w:rPr>
+          <w:rFonts w:ascii="Consolas" w:eastAsia="Consolas" w:hAnsi="Consolas" w:cs="Consolas"/>
+          <w:color w:val="3B3F3D"/>
+          <w:sz w:val="19"/>
+          <w:szCs w:val="19"/>
+        </w:rPr>
+        <w:t>ktop-jwt-expiry-hours</w:t>
       </w:r>
       <w:r>
         <w:t xml:space="preserve"> (</w:t>
@@ -9476,26 +9591,20 @@
           <w:sz w:val="19"/>
           <w:szCs w:val="19"/>
         </w:rPr>
-        <w:t>service/ComputerSe</w:t>
-      </w:r>
-      <w:r>
-        <w:rPr>
-          <w:rFonts w:ascii="Consolas" w:eastAsia="Consolas" w:hAnsi="Consolas" w:cs="Consolas"/>
-          <w:color w:val="3B3F3D"/>
-          <w:sz w:val="19"/>
-          <w:szCs w:val="19"/>
-        </w:rPr>
-        <w:t>rvice.java</w:t>
-      </w:r>
-      <w:r>
-        <w:t>. The wrong-password limit for desktop sign-in lives in the admin server (Admin Server document).</w:t>
+        <w:t>service/ComputerService.java</w:t>
+      </w:r>
+      <w:r>
+        <w:t>. The wrong-password limit fo</w:t>
+      </w:r>
+      <w:r>
+        <w:t>r desktop sign-in lives in the admin server (Admin Server document).</w:t>
       </w:r>
     </w:p>
     <w:p>
       <w:pPr>
         <w:pStyle w:val="Heading2"/>
       </w:pPr>
-      <w:bookmarkStart w:id="14" w:name="_Toc243694782"/>
+      <w:bookmarkStart w:id="14" w:name="_Toc243697179"/>
       <w:r>
         <w:t>4.5  One SuperAdmin</w:t>
       </w:r>
@@ -9506,10 +9615,10 @@
         <w:spacing w:after="120" w:line="276" w:lineRule="auto"/>
       </w:pPr>
       <w:r>
-        <w:t>"there can only be one super admin ... the one who permits phones desktops is the superadmin" - since 5 October 2026 there is ex</w:t>
-      </w:r>
-      <w:r>
-        <w:t xml:space="preserve">actly one SuperAdmin, and Admins keep everything else they had. </w:t>
+        <w:t>"there can only be one super admin ... the one who permits phones desktops is the superadmin" - since 5 October 2026 there is exactly one SuperAdmin, and Admins keep e</w:t>
+      </w:r>
+      <w:r>
+        <w:t xml:space="preserve">verything else they had. </w:t>
       </w:r>
       <w:r>
         <w:rPr>
@@ -9548,10 +9657,10 @@
         <w:spacing w:after="60" w:line="264" w:lineRule="auto"/>
       </w:pPr>
       <w:r>
-        <w:t>Only the SuperAdmin can change the SuperAdmin account (403), and it can't be disabled (409) or given an</w:t>
-      </w:r>
-      <w:r>
-        <w:t>other role (409 - there must always be one).</w:t>
+        <w:t xml:space="preserve">Only the SuperAdmin can change the SuperAdmin account (403), and it can't be disabled (409) or given another role (409 - there must always be </w:t>
+      </w:r>
+      <w:r>
+        <w:t>one).</w:t>
       </w:r>
     </w:p>
     <w:p>
@@ -9577,13 +9686,13 @@
         <w:spacing w:after="60" w:line="264" w:lineRule="auto"/>
       </w:pPr>
       <w:r>
-        <w:t>Only the SuperAdmin c</w:t>
-      </w:r>
-      <w:r>
-        <w:t>an change a username (403 otherwise) - "one might have used a wrong username when creating". The new one follows the sign-up rule (400) and must not be taken (409), and the change is written to the audit log ("Username changed from ... to ..."). Nothing el</w:t>
-      </w:r>
-      <w:r>
-        <w:t>se changes: tokens, phones and computers name the user id, not the username.</w:t>
+        <w:t xml:space="preserve">Only the SuperAdmin can change a username (403 otherwise) - </w:t>
+      </w:r>
+      <w:r>
+        <w:t>"one might have used a wrong username when creating". The new one follows the sign-up rule (400) and must not be taken (409), and the change is written to the audit log ("Username changed from ... to ..."). Nothing else changes: tokens, phones and computer</w:t>
+      </w:r>
+      <w:r>
+        <w:t>s name the user id, not the username.</w:t>
       </w:r>
     </w:p>
     <w:p>
@@ -9617,7 +9726,7 @@
       <w:pPr>
         <w:pStyle w:val="Heading2"/>
       </w:pPr>
-      <w:bookmarkStart w:id="15" w:name="_Toc243694783"/>
+      <w:bookmarkStart w:id="15" w:name="_Toc243697180"/>
       <w:r>
         <w:t>4.6  How a caller is identified</w:t>
       </w:r>
@@ -9652,10 +9761,10 @@
         <w:t>Authorization</w:t>
       </w:r>
       <w:r>
-        <w:t xml:space="preserve"> an</w:t>
-      </w:r>
-      <w:r>
-        <w:t>d validate the JWT: authentication, website orders, reviews, the AI chat, SMS ingest and user management.</w:t>
+        <w:t xml:space="preserve"> and validate the JWT: authentication, web</w:t>
+      </w:r>
+      <w:r>
+        <w:t>site orders, reviews, the AI chat, SMS ingest and user management.</w:t>
       </w:r>
     </w:p>
     <w:p>
@@ -9695,10 +9804,7 @@
         <w:t>Approved-computer token</w:t>
       </w:r>
       <w:r>
-        <w:t xml:space="preserve"> - every </w:t>
-      </w:r>
-      <w:r>
-        <w:t>request through the admin server (see Approved computers). The acting user is the user in the token, and the account must still be Admin or SuperAdmin.</w:t>
+        <w:t xml:space="preserve"> - every request through the admin server (see Approved computers). The acting user is the user in the token, and the account must still be Admin or SuperAdmin.</w:t>
       </w:r>
     </w:p>
     <w:p>
@@ -9730,7 +9836,10 @@
         <w:t>X-Actor-User-Id</w:t>
       </w:r>
       <w:r>
-        <w:t xml:space="preserve"> header. On mobile and desktop requests it is set from the verified token, whatever the app sent. The backend uses it for the audit trail and, where noted, for an admin role check.</w:t>
+        <w:t xml:space="preserve"> header. On mobile and desktop req</w:t>
+      </w:r>
+      <w:r>
+        <w:t>uests it is set from the verified token, whatever the app sent. The backend uses it for the audit trail and, where noted, for an admin role check.</w:t>
       </w:r>
     </w:p>
     <w:p>
@@ -9750,27 +9859,23 @@
         <w:t>Admin enforced in the backend</w:t>
       </w:r>
       <w:r>
-        <w:t xml:space="preserve"> - retiring and bringing back products (9 Octo</w:t>
-      </w:r>
-      <w:r>
-        <w:t xml:space="preserve">ber 2026), user management, phone approval, the database browser, loans and capital changes, Pay Loan, Send Money and its confirmation, dropping orders, the refunds list, review moderation and deleting other people's expense entries. </w:t>
+        <w:t xml:space="preserve"> - retiring and bringing back products (9 October 2026), user management, phone </w:t>
+      </w:r>
+      <w:r>
+        <w:t xml:space="preserve">approval, the database browser, loans and capital changes, Pay Loan, Send Money and its confirmation, dropping orders, the refunds list, review moderation and deleting other people's expense entries. </w:t>
       </w:r>
       <w:r>
         <w:rPr>
           <w:b/>
           <w:bCs/>
         </w:rPr>
-        <w:t>Marketer or admin enfo</w:t>
-      </w:r>
-      <w:r>
-        <w:rPr>
-          <w:b/>
-          <w:bCs/>
-        </w:rPr>
-        <w:t>rced:</w:t>
-      </w:r>
-      <w:r>
-        <w:t xml:space="preserve"> changing the Bulk Orders pictures (9 October 2026, </w:t>
+        <w:t>Marketer or admin enforced:</w:t>
+      </w:r>
+      <w:r>
+        <w:t xml:space="preserve"> changing the Bulk Orders pic</w:t>
+      </w:r>
+      <w:r>
+        <w:t xml:space="preserve">tures (9 October 2026, </w:t>
       </w:r>
       <w:r>
         <w:rPr>
@@ -9792,10 +9897,7 @@
         <w:t>SuperAdmin enforced:</w:t>
       </w:r>
       <w:r>
-        <w:t xml:space="preserve"> approving, rejecting and blocking phones and computers, and changing the SuperAdmin account or role. Other role limits are applied by the apps,</w:t>
-      </w:r>
-      <w:r>
-        <w:t xml:space="preserve"> which hide screens by role.</w:t>
+        <w:t xml:space="preserve"> approving, rejecting and blocking phones and computers, and changing the SuperAdmin account or role. Other role limits are applied by the apps, which hide screens by role.</w:t>
       </w:r>
     </w:p>
     <w:p>
@@ -9818,13 +9920,18 @@
           <w:bCs/>
           <w:color w:val="B3261E"/>
         </w:rPr>
-        <w:t xml:space="preserve">Security: </w:t>
-      </w:r>
-      <w:r>
-        <w:t>Closed on 3 October 2026 for the mobile path: the acting user on a mobile request is taken from a verified token issued to an approved phone, so a person who knows an admin's user id can no longer act as that admin t</w:t>
-      </w:r>
-      <w:r>
-        <w:t>hrough the tunnel.</w:t>
+        <w:t>Secu</w:t>
+      </w:r>
+      <w:r>
+        <w:rPr>
+          <w:b/>
+          <w:bCs/>
+          <w:color w:val="B3261E"/>
+        </w:rPr>
+        <w:t xml:space="preserve">rity: </w:t>
+      </w:r>
+      <w:r>
+        <w:t>Closed on 3 October 2026 for the mobile path: the acting user on a mobile request is taken from a verified token issued to an approved phone, so a person who knows an admin's user id can no longer act as that admin through the tunnel.</w:t>
       </w:r>
     </w:p>
     <w:p>
@@ -9908,7 +10015,7 @@
       <w:pPr>
         <w:pStyle w:val="Heading2"/>
       </w:pPr>
-      <w:bookmarkStart w:id="16" w:name="_Toc243694784"/>
+      <w:bookmarkStart w:id="16" w:name="_Toc243697181"/>
       <w:r>
         <w:t>4.7  What is public</w:t>
       </w:r>
@@ -9965,7 +10072,7 @@
       <w:pPr>
         <w:pStyle w:val="Heading1"/>
       </w:pPr>
-      <w:bookmarkStart w:id="17" w:name="_Toc243694785"/>
+      <w:bookmarkStart w:id="17" w:name="_Toc243697182"/>
       <w:r>
         <w:lastRenderedPageBreak/>
         <w:t>5  Feature modules</w:t>
@@ -9987,7 +10094,7 @@
       <w:pPr>
         <w:pStyle w:val="Heading2"/>
       </w:pPr>
-      <w:bookmarkStart w:id="18" w:name="_Toc243694786"/>
+      <w:bookmarkStart w:id="18" w:name="_Toc243697183"/>
       <w:r>
         <w:t>5.1  Accounts, sign-in and users</w:t>
       </w:r>
@@ -10886,10 +10993,7 @@
         <w:t>deadlineRisk</w:t>
       </w:r>
       <w:r>
-        <w:t xml:space="preserve"> (groups their most urgent), a</w:t>
-      </w:r>
-      <w:r>
-        <w:t>nd the Home overview counts them.</w:t>
+        <w:t xml:space="preserve"> (groups their most urgent), and the Home overview counts them.</w:t>
       </w:r>
     </w:p>
     <w:p>
@@ -10914,10 +11018,13 @@
         <w:t>OverviewService</w:t>
       </w:r>
       <w:r>
-        <w:t>, admins only) answers users by role, products in the shop / retired / out of stock / deleted, campaigns running / upcoming /</w:t>
-      </w:r>
-      <w:r>
-        <w:t xml:space="preserve"> ended with photos and videos, trips, and the orders waiting (due soon, late, to reassign) in one call. The company card is APP_SETTINGS company_name, company_motto and company_code - GET /api/settings/company for anyone signed in, PUT for the SuperAdmin.</w:t>
+        <w:t xml:space="preserve">, admins only) answers users by role, products in the shop / retired / out of stock / deleted, </w:t>
+      </w:r>
+      <w:r>
+        <w:t>campaigns running / upcoming / ended with photos and videos, trips, and the orders waiting (due soon, late, to reassign) in one call. The company card is APP_SETTINGS company_name, company_motto and company_code - GET /api/settings/company for anyone signe</w:t>
+      </w:r>
+      <w:r>
+        <w:t>d in, PUT for the SuperAdmin.</w:t>
       </w:r>
     </w:p>
     <w:p>
@@ -10930,7 +11037,7 @@
         <w:spacing w:after="60" w:line="264" w:lineRule="auto"/>
       </w:pPr>
       <w:r>
-        <w:t>Google sign-in (</w:t>
+        <w:t xml:space="preserve">Worker details (since 24 October 2026, migration 040): </w:t>
       </w:r>
       <w:r>
         <w:rPr>
@@ -10939,64 +11046,22 @@
           <w:sz w:val="19"/>
           <w:szCs w:val="19"/>
         </w:rPr>
-        <w:t>/api/auth/google</w:t>
-      </w:r>
-      <w:r>
-        <w:t xml:space="preserve">) verifies the Google ID token against Google's public keys (cached for 6 hours), checks the audience equals </w:t>
-      </w:r>
-      <w:r>
-        <w:rPr>
-          <w:rFonts w:ascii="Consolas" w:eastAsia="Consolas" w:hAnsi="Consolas" w:cs="Consolas"/>
-          <w:color w:val="3B3F3D"/>
-          <w:sz w:val="19"/>
-          <w:szCs w:val="19"/>
-        </w:rPr>
-        <w:t>app.google.client-id</w:t>
-      </w:r>
-      <w:r>
-        <w:t xml:space="preserve"> and that the email is verified. Someone new gets </w:t>
-      </w:r>
-      <w:r>
-        <w:rPr>
-          <w:rFonts w:ascii="Consolas" w:eastAsia="Consolas" w:hAnsi="Consolas" w:cs="Consolas"/>
-          <w:color w:val="3B3F3D"/>
-          <w:sz w:val="19"/>
-          <w:szCs w:val="19"/>
-        </w:rPr>
-        <w:t>needsPhone</w:t>
-      </w:r>
-      <w:r>
-        <w:t xml:space="preserve"> and </w:t>
-      </w:r>
-      <w:r>
-        <w:rPr>
-          <w:rFonts w:ascii="Consolas" w:eastAsia="Consolas" w:hAnsi="Consolas" w:cs="Consolas"/>
-          <w:color w:val="3B3F3D"/>
-          <w:sz w:val="19"/>
-          <w:szCs w:val="19"/>
-        </w:rPr>
-        <w:t>needsUserName</w:t>
-      </w:r>
-      <w:r>
-        <w:t xml:space="preserve"> back; the websit</w:t>
-      </w:r>
-      <w:r>
-        <w:t xml:space="preserve">e then sends the same token again with the phone number and a username of their choice (same rules as sign-up). The Google account id is stored in </w:t>
-      </w:r>
-      <w:r>
-        <w:rPr>
-          <w:rFonts w:ascii="Consolas" w:eastAsia="Consolas" w:hAnsi="Consolas" w:cs="Consolas"/>
-          <w:color w:val="3B3F3D"/>
-          <w:sz w:val="19"/>
-          <w:szCs w:val="19"/>
-        </w:rPr>
-        <w:t>USERS.Google_Sub</w:t>
-      </w:r>
-      <w:r>
-        <w:t>; such an account has no password. A Google email already used by an account here is never jo</w:t>
-      </w:r>
-      <w:r>
-        <w:t>ined to it automatically (409).</w:t>
+        <w:t>WorkerService</w:t>
+      </w:r>
+      <w:r>
+        <w:t xml:space="preserve"> keeps each staff member's ID or passport number, KRA PIN, NSSF and SHA numbers, next of kin, driving licence and photos of their documents. The staff member </w:t>
+      </w:r>
+      <w:r>
+        <w:t>reads and saves their own (GET and PUT /api/workers/me, POST /api/workers/me/documents/{typeKey} - customers are refused); values are checked by kind (text, number, date, phone; at most 120 characters) and photos must be JPEGs of at most 3 MB. Once every r</w:t>
+      </w:r>
+      <w:r>
+        <w:t>equired item is there the record becomes SUBMITTED; a change after VERIFIED sends it back to SUBMITTED. Admins see only where each one stands (GET /api/workers - counts, no numbers); the SuperAdmin alone opens the details and photos (GET /api/workers/{user</w:t>
+      </w:r>
+      <w:r>
+        <w:t xml:space="preserve">Id}, .../documents/{documentId} - each opening written to AUDIT_LOGS), marks them VERIFIED or NEEDS_CHANGES with a note (POST .../verify), deletes a photo or everything (DELETE), and adds or stops asking for fields and document types (/api/workers/fields, </w:t>
+      </w:r>
+      <w:r>
+        <w:t>/api/workers/doc-types).</w:t>
       </w:r>
     </w:p>
     <w:p>
@@ -11009,22 +11074,16 @@
         <w:spacing w:after="60" w:line="264" w:lineRule="auto"/>
       </w:pPr>
       <w:r>
-        <w:t xml:space="preserve">Phone numbers confirmed by an SMS code (since 17 October 2026, migration 036) - "one may give a phone number not theirs ... push a code to the phone number they placed so that its verified". </w:t>
-      </w:r>
-      <w:r>
         <w:rPr>
           <w:rFonts w:ascii="Consolas" w:eastAsia="Consolas" w:hAnsi="Consolas" w:cs="Consolas"/>
           <w:color w:val="3B3F3D"/>
           <w:sz w:val="19"/>
           <w:szCs w:val="19"/>
         </w:rPr>
-        <w:t>PhoneVerificationService</w:t>
-      </w:r>
-      <w:r>
-        <w:t xml:space="preserve"> makes a </w:t>
-      </w:r>
-      <w:r>
-        <w:t xml:space="preserve">6-digit code (kept only as a hash), valid 10 minutes with 5 tries, and </w:t>
+        <w:t>DataCipher</w:t>
+      </w:r>
+      <w:r>
+        <w:t xml:space="preserve"> (security/) encrypts the fields marked sensitive and every document photo with AES-256-GCM (a fresh 12-byte nonce each time, stored in front of the ciphertext) using the 32-byte key </w:t>
       </w:r>
       <w:r>
         <w:rPr>
@@ -11033,73 +11092,13 @@
           <w:sz w:val="19"/>
           <w:szCs w:val="19"/>
         </w:rPr>
-        <w:t>SmsSender</w:t>
-      </w:r>
-      <w:r>
-        <w:t xml:space="preserve"> sends it through Africa's Talking. At sign-up a right code (</w:t>
-      </w:r>
-      <w:r>
-        <w:rPr>
-          <w:rFonts w:ascii="Consolas" w:eastAsia="Consolas" w:hAnsi="Consolas" w:cs="Consolas"/>
-          <w:color w:val="3B3F3D"/>
-          <w:sz w:val="19"/>
-          <w:szCs w:val="19"/>
-        </w:rPr>
-        <w:t>/api/auth/phone/verify</w:t>
-      </w:r>
-      <w:r>
-        <w:t xml:space="preserve">) returns a one-time proof, valid 30 minutes, that </w:t>
-      </w:r>
-      <w:r>
-        <w:rPr>
-          <w:rFonts w:ascii="Consolas" w:eastAsia="Consolas" w:hAnsi="Consolas" w:cs="Consolas"/>
-          <w:color w:val="3B3F3D"/>
-          <w:sz w:val="19"/>
-          <w:szCs w:val="19"/>
-        </w:rPr>
-        <w:t>/api/auth/register</w:t>
-      </w:r>
-      <w:r>
-        <w:t xml:space="preserve"> and </w:t>
-      </w:r>
-      <w:r>
-        <w:rPr>
-          <w:rFonts w:ascii="Consolas" w:eastAsia="Consolas" w:hAnsi="Consolas" w:cs="Consolas"/>
-          <w:color w:val="3B3F3D"/>
-          <w:sz w:val="19"/>
-          <w:szCs w:val="19"/>
-        </w:rPr>
-        <w:t>/api/auth/google</w:t>
-      </w:r>
-      <w:r>
-        <w:t xml:space="preserve"> mu</w:t>
-      </w:r>
-      <w:r>
-        <w:t xml:space="preserve">st carry; the account is then saved with </w:t>
-      </w:r>
-      <w:r>
-        <w:rPr>
-          <w:rFonts w:ascii="Consolas" w:eastAsia="Consolas" w:hAnsi="Consolas" w:cs="Consolas"/>
-          <w:color w:val="3B3F3D"/>
-          <w:sz w:val="19"/>
-          <w:szCs w:val="19"/>
-        </w:rPr>
-        <w:t>Phone_Verified_At</w:t>
-      </w:r>
-      <w:r>
-        <w:t>. A signed-in customer (</w:t>
-      </w:r>
-      <w:r>
-        <w:rPr>
-          <w:rFonts w:ascii="Consolas" w:eastAsia="Consolas" w:hAnsi="Consolas" w:cs="Consolas"/>
-          <w:color w:val="3B3F3D"/>
-          <w:sz w:val="19"/>
-          <w:szCs w:val="19"/>
-        </w:rPr>
-        <w:t>/api/auth/me/phone/...</w:t>
-      </w:r>
-      <w:r>
-        <w:t>) confirms their number once, and it becomes the account's number (audit log PHONE_VERIFIED).</w:t>
+        <w:t>app.workers.data-secret</w:t>
+      </w:r>
+      <w:r>
+        <w:t xml:space="preserve"> (base64; WORKE</w:t>
+      </w:r>
+      <w:r>
+        <w:t>R_DATA_SECRET overrides it). Without a key, worker details answer 503 "not set up on the server yet". The key must be copied - never made new - when the backend moves: what was saved can only be read with it.</w:t>
       </w:r>
     </w:p>
     <w:p>
@@ -11112,7 +11111,7 @@
         <w:spacing w:after="60" w:line="264" w:lineRule="auto"/>
       </w:pPr>
       <w:r>
-        <w:t>Who is asked: Customer accounts, when SMS is set up (</w:t>
+        <w:t>Google sign-in (</w:t>
       </w:r>
       <w:r>
         <w:rPr>
@@ -11121,7 +11120,13 @@
           <w:sz w:val="19"/>
           <w:szCs w:val="19"/>
         </w:rPr>
-        <w:t>app.s</w:t>
+        <w:t>/api/auth/google</w:t>
+      </w:r>
+      <w:r>
+        <w:t xml:space="preserve">) verifies the </w:t>
+      </w:r>
+      <w:r>
+        <w:t xml:space="preserve">Google ID token against Google's public keys (cached for 6 hours), checks the audience equals </w:t>
       </w:r>
       <w:r>
         <w:rPr>
@@ -11130,10 +11135,10 @@
           <w:sz w:val="19"/>
           <w:szCs w:val="19"/>
         </w:rPr>
-        <w:t>ms.provider</w:t>
-      </w:r>
-      <w:r>
-        <w:t xml:space="preserve"> africastalking with a username and key, or test) and the number is on a network in </w:t>
+        <w:t>app.google.client-id</w:t>
+      </w:r>
+      <w:r>
+        <w:t xml:space="preserve"> and that the email is verified. Someone new gets </w:t>
       </w:r>
       <w:r>
         <w:rPr>
@@ -11142,10 +11147,10 @@
           <w:sz w:val="19"/>
           <w:szCs w:val="19"/>
         </w:rPr>
-        <w:t>app.sms.networks</w:t>
-      </w:r>
-      <w:r>
-        <w:t xml:space="preserve"> (</w:t>
+        <w:t>needsPhone</w:t>
+      </w:r>
+      <w:r>
+        <w:t xml:space="preserve"> and </w:t>
       </w:r>
       <w:r>
         <w:rPr>
@@ -11154,10 +11159,13 @@
           <w:sz w:val="19"/>
           <w:szCs w:val="19"/>
         </w:rPr>
-        <w:t>util/KenyanNetworks</w:t>
-      </w:r>
-      <w:r>
-        <w:t xml:space="preserve"> tells from the prefix; Airtel only for now, because the shared sender reaches only Airtel). Any other number gets </w:t>
+        <w:t>needsUserName</w:t>
+      </w:r>
+      <w:r>
+        <w:t xml:space="preserve"> back; the website then sends the same token again with the phon</w:t>
+      </w:r>
+      <w:r>
+        <w:t xml:space="preserve">e number and a username of their choice (same rules as sign-up). The Google account id is stored in </w:t>
       </w:r>
       <w:r>
         <w:rPr>
@@ -11166,55 +11174,10 @@
           <w:sz w:val="19"/>
           <w:szCs w:val="19"/>
         </w:rPr>
-        <w:t>{codeNeed</w:t>
-      </w:r>
-      <w:r>
-        <w:rPr>
-          <w:rFonts w:ascii="Consolas" w:eastAsia="Consolas" w:hAnsi="Consolas" w:cs="Consolas"/>
-          <w:color w:val="3B3F3D"/>
-          <w:sz w:val="19"/>
-          <w:szCs w:val="19"/>
-        </w:rPr>
-        <w:t>ed: false}</w:t>
-      </w:r>
-      <w:r>
-        <w:t xml:space="preserve"> and is taken as typed, as before. </w:t>
-      </w:r>
-      <w:r>
-        <w:rPr>
-          <w:rFonts w:ascii="Consolas" w:eastAsia="Consolas" w:hAnsi="Consolas" w:cs="Consolas"/>
-          <w:color w:val="3B3F3D"/>
-          <w:sz w:val="19"/>
-          <w:szCs w:val="19"/>
-        </w:rPr>
-        <w:t>OrderService.createOrder</w:t>
-      </w:r>
-      <w:r>
-        <w:t xml:space="preserve"> refuses (403) an unconfirmed customer who should have a code, so the website asks before the first order; </w:t>
-      </w:r>
-      <w:r>
-        <w:rPr>
-          <w:rFonts w:ascii="Consolas" w:eastAsia="Consolas" w:hAnsi="Consolas" w:cs="Consolas"/>
-          <w:color w:val="3B3F3D"/>
-          <w:sz w:val="19"/>
-          <w:szCs w:val="19"/>
-        </w:rPr>
-        <w:t>/api/auth/me</w:t>
-      </w:r>
-      <w:r>
-        <w:t xml:space="preserve"> says </w:t>
-      </w:r>
-      <w:r>
-        <w:rPr>
-          <w:rFonts w:ascii="Consolas" w:eastAsia="Consolas" w:hAnsi="Consolas" w:cs="Consolas"/>
-          <w:color w:val="3B3F3D"/>
-          <w:sz w:val="19"/>
-          <w:szCs w:val="19"/>
-        </w:rPr>
-        <w:t>phoneCodeRequired</w:t>
-      </w:r>
-      <w:r>
-        <w:t>.</w:t>
+        <w:t>USERS.Google_Sub</w:t>
+      </w:r>
+      <w:r>
+        <w:t>; such an account has no password. A Google email already used by an account here is never joined to it automatically (409).</w:t>
       </w:r>
     </w:p>
     <w:p>
@@ -11227,13 +11190,106 @@
         <w:spacing w:after="60" w:line="264" w:lineRule="auto"/>
       </w:pPr>
       <w:r>
-        <w:t>Limits: one code a minute, 3 per 15 minutes</w:t>
-      </w:r>
-      <w:r>
-        <w:t xml:space="preserve"> and 8 a day per number; 8 a day per account; 200 an hour in all. When Africa's Talking cannot send (an empty balance, a gateway error, no connection), codes pause for 10 minutes and customers carry on without one - nobody is kept from signing up or paying</w:t>
-      </w:r>
-      <w:r>
-        <w:t>; the log says "phone codes paused ... top up". A number Africa's Talking calls invalid is refused (400). The code is never written to the log, and numbers in the log are masked (07XX XXX 123).</w:t>
+        <w:t>Phone numbers c</w:t>
+      </w:r>
+      <w:r>
+        <w:t xml:space="preserve">onfirmed by an SMS code (since 17 October 2026, migration 036) - "one may give a phone number not theirs ... push a code to the phone number they placed so that its verified". </w:t>
+      </w:r>
+      <w:r>
+        <w:rPr>
+          <w:rFonts w:ascii="Consolas" w:eastAsia="Consolas" w:hAnsi="Consolas" w:cs="Consolas"/>
+          <w:color w:val="3B3F3D"/>
+          <w:sz w:val="19"/>
+          <w:szCs w:val="19"/>
+        </w:rPr>
+        <w:t>PhoneVerificationService</w:t>
+      </w:r>
+      <w:r>
+        <w:t xml:space="preserve"> makes a 6-digit code (kept only as a hash), valid 10 mi</w:t>
+      </w:r>
+      <w:r>
+        <w:t xml:space="preserve">nutes with 5 tries, and </w:t>
+      </w:r>
+      <w:r>
+        <w:rPr>
+          <w:rFonts w:ascii="Consolas" w:eastAsia="Consolas" w:hAnsi="Consolas" w:cs="Consolas"/>
+          <w:color w:val="3B3F3D"/>
+          <w:sz w:val="19"/>
+          <w:szCs w:val="19"/>
+        </w:rPr>
+        <w:t>SmsSender</w:t>
+      </w:r>
+      <w:r>
+        <w:t xml:space="preserve"> sends it through Africa's Talking. At sign-up a right code (</w:t>
+      </w:r>
+      <w:r>
+        <w:rPr>
+          <w:rFonts w:ascii="Consolas" w:eastAsia="Consolas" w:hAnsi="Consolas" w:cs="Consolas"/>
+          <w:color w:val="3B3F3D"/>
+          <w:sz w:val="19"/>
+          <w:szCs w:val="19"/>
+        </w:rPr>
+        <w:t>/api/auth/phone/verify</w:t>
+      </w:r>
+      <w:r>
+        <w:t xml:space="preserve">) returns a one-time proof, valid 30 minutes, that </w:t>
+      </w:r>
+      <w:r>
+        <w:rPr>
+          <w:rFonts w:ascii="Consolas" w:eastAsia="Consolas" w:hAnsi="Consolas" w:cs="Consolas"/>
+          <w:color w:val="3B3F3D"/>
+          <w:sz w:val="19"/>
+          <w:szCs w:val="19"/>
+        </w:rPr>
+        <w:t>/api/auth/register</w:t>
+      </w:r>
+      <w:r>
+        <w:t xml:space="preserve"> and </w:t>
+      </w:r>
+      <w:r>
+        <w:rPr>
+          <w:rFonts w:ascii="Consolas" w:eastAsia="Consolas" w:hAnsi="Consolas" w:cs="Consolas"/>
+          <w:color w:val="3B3F3D"/>
+          <w:sz w:val="19"/>
+          <w:szCs w:val="19"/>
+        </w:rPr>
+        <w:t>/api/auth/google</w:t>
+      </w:r>
+      <w:r>
+        <w:t xml:space="preserve"> must carry; the account is then saved with </w:t>
+      </w:r>
+      <w:r>
+        <w:rPr>
+          <w:rFonts w:ascii="Consolas" w:eastAsia="Consolas" w:hAnsi="Consolas" w:cs="Consolas"/>
+          <w:color w:val="3B3F3D"/>
+          <w:sz w:val="19"/>
+          <w:szCs w:val="19"/>
+        </w:rPr>
+        <w:t>Phone_</w:t>
+      </w:r>
+      <w:r>
+        <w:rPr>
+          <w:rFonts w:ascii="Consolas" w:eastAsia="Consolas" w:hAnsi="Consolas" w:cs="Consolas"/>
+          <w:color w:val="3B3F3D"/>
+          <w:sz w:val="19"/>
+          <w:szCs w:val="19"/>
+        </w:rPr>
+        <w:t>Verified_At</w:t>
+      </w:r>
+      <w:r>
+        <w:t>. A signed-in customer (</w:t>
+      </w:r>
+      <w:r>
+        <w:rPr>
+          <w:rFonts w:ascii="Consolas" w:eastAsia="Consolas" w:hAnsi="Consolas" w:cs="Consolas"/>
+          <w:color w:val="3B3F3D"/>
+          <w:sz w:val="19"/>
+          <w:szCs w:val="19"/>
+        </w:rPr>
+        <w:t>/api/auth/me/phone/...</w:t>
+      </w:r>
+      <w:r>
+        <w:t>) confirms their number once, and it becomes the account's number (audit log PHONE_VERIFIED).</w:t>
       </w:r>
     </w:p>
     <w:p>
@@ -11246,10 +11302,8 @@
         <w:spacing w:after="60" w:line="264" w:lineRule="auto"/>
       </w:pPr>
       <w:r>
-        <w:t xml:space="preserve">Admins create staff accounts with any role except SuperAdmin, </w:t>
-      </w:r>
-      <w:r>
-        <w:t xml:space="preserve">edit them and enable or disable them (the SuperAdmin account only by the SuperAdmin - see Security model, One SuperAdmin). Exactly one account may be flagged </w:t>
+        <w:lastRenderedPageBreak/>
+        <w:t>Who is asked: Customer accounts, when SMS is set up (</w:t>
       </w:r>
       <w:r>
         <w:rPr>
@@ -11258,10 +11312,94 @@
           <w:sz w:val="19"/>
           <w:szCs w:val="19"/>
         </w:rPr>
-        <w:t>Can_Sync_Sms</w:t>
-      </w:r>
-      <w:r>
-        <w:t xml:space="preserve"> (the company phone) - setting it on one account clears it from the others.</w:t>
+        <w:t>app.sms.provider</w:t>
+      </w:r>
+      <w:r>
+        <w:t xml:space="preserve"> africastalking with a username and </w:t>
+      </w:r>
+      <w:r>
+        <w:t xml:space="preserve">key, or test) and the number is on a network in </w:t>
+      </w:r>
+      <w:r>
+        <w:rPr>
+          <w:rFonts w:ascii="Consolas" w:eastAsia="Consolas" w:hAnsi="Consolas" w:cs="Consolas"/>
+          <w:color w:val="3B3F3D"/>
+          <w:sz w:val="19"/>
+          <w:szCs w:val="19"/>
+        </w:rPr>
+        <w:t>app.sms.networks</w:t>
+      </w:r>
+      <w:r>
+        <w:t xml:space="preserve"> (</w:t>
+      </w:r>
+      <w:r>
+        <w:rPr>
+          <w:rFonts w:ascii="Consolas" w:eastAsia="Consolas" w:hAnsi="Consolas" w:cs="Consolas"/>
+          <w:color w:val="3B3F3D"/>
+          <w:sz w:val="19"/>
+          <w:szCs w:val="19"/>
+        </w:rPr>
+        <w:t>util/KenyanNetworks</w:t>
+      </w:r>
+      <w:r>
+        <w:t xml:space="preserve"> tells from the prefix; Airtel only for now, because the shared sender reaches only Airtel). Any other number gets </w:t>
+      </w:r>
+      <w:r>
+        <w:rPr>
+          <w:rFonts w:ascii="Consolas" w:eastAsia="Consolas" w:hAnsi="Consolas" w:cs="Consolas"/>
+          <w:color w:val="3B3F3D"/>
+          <w:sz w:val="19"/>
+          <w:szCs w:val="19"/>
+        </w:rPr>
+        <w:t>{codeNeeded: false}</w:t>
+      </w:r>
+      <w:r>
+        <w:t xml:space="preserve"> and is taken as typed, as before. </w:t>
+      </w:r>
+      <w:r>
+        <w:rPr>
+          <w:rFonts w:ascii="Consolas" w:eastAsia="Consolas" w:hAnsi="Consolas" w:cs="Consolas"/>
+          <w:color w:val="3B3F3D"/>
+          <w:sz w:val="19"/>
+          <w:szCs w:val="19"/>
+        </w:rPr>
+        <w:t>Or</w:t>
+      </w:r>
+      <w:r>
+        <w:rPr>
+          <w:rFonts w:ascii="Consolas" w:eastAsia="Consolas" w:hAnsi="Consolas" w:cs="Consolas"/>
+          <w:color w:val="3B3F3D"/>
+          <w:sz w:val="19"/>
+          <w:szCs w:val="19"/>
+        </w:rPr>
+        <w:t>derService.createOrder</w:t>
+      </w:r>
+      <w:r>
+        <w:t xml:space="preserve"> refuses (403) an unconfirmed customer who should have a code, so the website asks before the first order; </w:t>
+      </w:r>
+      <w:r>
+        <w:rPr>
+          <w:rFonts w:ascii="Consolas" w:eastAsia="Consolas" w:hAnsi="Consolas" w:cs="Consolas"/>
+          <w:color w:val="3B3F3D"/>
+          <w:sz w:val="19"/>
+          <w:szCs w:val="19"/>
+        </w:rPr>
+        <w:t>/api/auth/me</w:t>
+      </w:r>
+      <w:r>
+        <w:t xml:space="preserve"> says </w:t>
+      </w:r>
+      <w:r>
+        <w:rPr>
+          <w:rFonts w:ascii="Consolas" w:eastAsia="Consolas" w:hAnsi="Consolas" w:cs="Consolas"/>
+          <w:color w:val="3B3F3D"/>
+          <w:sz w:val="19"/>
+          <w:szCs w:val="19"/>
+        </w:rPr>
+        <w:t>phoneCodeRequired</w:t>
+      </w:r>
+      <w:r>
+        <w:t>.</w:t>
       </w:r>
     </w:p>
     <w:p>
@@ -11274,80 +11412,13 @@
         <w:spacing w:after="60" w:line="264" w:lineRule="auto"/>
       </w:pPr>
       <w:r>
-        <w:t>Mobile sig</w:t>
-      </w:r>
-      <w:r>
-        <w:t xml:space="preserve">n-in also proves which phone is used and is refused for a phone that is not approved (see Security model, Approved phones). </w:t>
-      </w:r>
-      <w:r>
-        <w:rPr>
-          <w:rFonts w:ascii="Consolas" w:eastAsia="Consolas" w:hAnsi="Consolas" w:cs="Consolas"/>
-          <w:color w:val="3B3F3D"/>
-          <w:sz w:val="19"/>
-          <w:szCs w:val="19"/>
-        </w:rPr>
-        <w:t>AuthService.login</w:t>
-      </w:r>
-      <w:r>
-        <w:t xml:space="preserve"> takes this path whenever the request carries a </w:t>
-      </w:r>
-      <w:r>
-        <w:rPr>
-          <w:rFonts w:ascii="Consolas" w:eastAsia="Consolas" w:hAnsi="Consolas" w:cs="Consolas"/>
-          <w:color w:val="3B3F3D"/>
-          <w:sz w:val="19"/>
-          <w:szCs w:val="19"/>
-        </w:rPr>
-        <w:lastRenderedPageBreak/>
-        <w:t>device</w:t>
-      </w:r>
-      <w:r>
-        <w:t xml:space="preserve"> proof; the website sends none. Desktop sign-ins (</w:t>
-      </w:r>
-      <w:r>
-        <w:rPr>
-          <w:rFonts w:ascii="Consolas" w:eastAsia="Consolas" w:hAnsi="Consolas" w:cs="Consolas"/>
-          <w:color w:val="3B3F3D"/>
-          <w:sz w:val="19"/>
-          <w:szCs w:val="19"/>
-        </w:rPr>
-        <w:t>X-Client: d</w:t>
-      </w:r>
-      <w:r>
-        <w:rPr>
-          <w:rFonts w:ascii="Consolas" w:eastAsia="Consolas" w:hAnsi="Consolas" w:cs="Consolas"/>
-          <w:color w:val="3B3F3D"/>
-          <w:sz w:val="19"/>
-          <w:szCs w:val="19"/>
-        </w:rPr>
-        <w:t>esktop</w:t>
-      </w:r>
-      <w:r>
-        <w:t xml:space="preserve">) go through </w:t>
-      </w:r>
-      <w:r>
-        <w:rPr>
-          <w:rFonts w:ascii="Consolas" w:eastAsia="Consolas" w:hAnsi="Consolas" w:cs="Consolas"/>
-          <w:color w:val="3B3F3D"/>
-          <w:sz w:val="19"/>
-          <w:szCs w:val="19"/>
-        </w:rPr>
-        <w:t>AuthService.desktopLogin</w:t>
-      </w:r>
-      <w:r>
-        <w:t xml:space="preserve"> and need a </w:t>
-      </w:r>
-      <w:r>
-        <w:rPr>
-          <w:rFonts w:ascii="Consolas" w:eastAsia="Consolas" w:hAnsi="Consolas" w:cs="Consolas"/>
-          <w:color w:val="3B3F3D"/>
-          <w:sz w:val="19"/>
-          <w:szCs w:val="19"/>
-        </w:rPr>
-        <w:t>computer</w:t>
-      </w:r>
-      <w:r>
-        <w:t xml:space="preserve"> proof (see Approved computers).</w:t>
+        <w:t>Limits: one code a minute, 3 per 15 minutes and 8 a day per number; 8 a day per account; 2</w:t>
+      </w:r>
+      <w:r>
+        <w:t>00 an hour in all. When Africa's Talking cannot send (an empty balance, a gateway error, no connection), codes pause for 10 minutes and customers carry on without one - nobody is kept from signing up or paying; the log says "phone codes paused ... top up".</w:t>
+      </w:r>
+      <w:r>
+        <w:t xml:space="preserve"> A number Africa's Talking calls invalid is refused (400). The code is never written to the log, and numbers in the log are masked (07XX XXX 123).</w:t>
       </w:r>
     </w:p>
     <w:p>
@@ -11360,10 +11431,22 @@
         <w:spacing w:after="60" w:line="264" w:lineRule="auto"/>
       </w:pPr>
       <w:r>
-        <w:t>Phones: admins list every phone that has signed in (waiting ones first); the SuperAdmin approves a waiting phone (with replace when the account already has one)</w:t>
-      </w:r>
-      <w:r>
-        <w:t>, rejects a waiting phone or blocks an approved one. A blocked phone can be approved again later.</w:t>
+        <w:t>Admins create staff accounts with any role except SuperAdmin, edit them and enable or disable them (the Super</w:t>
+      </w:r>
+      <w:r>
+        <w:t xml:space="preserve">Admin account only by the SuperAdmin - see Security model, One SuperAdmin). Exactly one account may be flagged </w:t>
+      </w:r>
+      <w:r>
+        <w:rPr>
+          <w:rFonts w:ascii="Consolas" w:eastAsia="Consolas" w:hAnsi="Consolas" w:cs="Consolas"/>
+          <w:color w:val="3B3F3D"/>
+          <w:sz w:val="19"/>
+          <w:szCs w:val="19"/>
+        </w:rPr>
+        <w:t>Can_Sync_Sms</w:t>
+      </w:r>
+      <w:r>
+        <w:t xml:space="preserve"> (the company phone) - setting it on one account clears it from the others.</w:t>
       </w:r>
     </w:p>
     <w:p>
@@ -11376,6 +11459,101 @@
         <w:spacing w:after="60" w:line="264" w:lineRule="auto"/>
       </w:pPr>
       <w:r>
+        <w:t>Mobile sign-in also proves which phone is used and is ref</w:t>
+      </w:r>
+      <w:r>
+        <w:t xml:space="preserve">used for a phone that is not approved (see Security model, Approved phones). </w:t>
+      </w:r>
+      <w:r>
+        <w:rPr>
+          <w:rFonts w:ascii="Consolas" w:eastAsia="Consolas" w:hAnsi="Consolas" w:cs="Consolas"/>
+          <w:color w:val="3B3F3D"/>
+          <w:sz w:val="19"/>
+          <w:szCs w:val="19"/>
+        </w:rPr>
+        <w:t>AuthService.login</w:t>
+      </w:r>
+      <w:r>
+        <w:t xml:space="preserve"> takes this path whenever the request carries a </w:t>
+      </w:r>
+      <w:r>
+        <w:rPr>
+          <w:rFonts w:ascii="Consolas" w:eastAsia="Consolas" w:hAnsi="Consolas" w:cs="Consolas"/>
+          <w:color w:val="3B3F3D"/>
+          <w:sz w:val="19"/>
+          <w:szCs w:val="19"/>
+        </w:rPr>
+        <w:t>device</w:t>
+      </w:r>
+      <w:r>
+        <w:t xml:space="preserve"> proof; the website sends none. Desktop sign-ins (</w:t>
+      </w:r>
+      <w:r>
+        <w:rPr>
+          <w:rFonts w:ascii="Consolas" w:eastAsia="Consolas" w:hAnsi="Consolas" w:cs="Consolas"/>
+          <w:color w:val="3B3F3D"/>
+          <w:sz w:val="19"/>
+          <w:szCs w:val="19"/>
+        </w:rPr>
+        <w:t>X-Client: desktop</w:t>
+      </w:r>
+      <w:r>
+        <w:t xml:space="preserve">) go through </w:t>
+      </w:r>
+      <w:r>
+        <w:rPr>
+          <w:rFonts w:ascii="Consolas" w:eastAsia="Consolas" w:hAnsi="Consolas" w:cs="Consolas"/>
+          <w:color w:val="3B3F3D"/>
+          <w:sz w:val="19"/>
+          <w:szCs w:val="19"/>
+        </w:rPr>
+        <w:t>AuthService.desktopLogin</w:t>
+      </w:r>
+      <w:r>
+        <w:t xml:space="preserve"> and</w:t>
+      </w:r>
+      <w:r>
+        <w:t xml:space="preserve"> need a </w:t>
+      </w:r>
+      <w:r>
+        <w:rPr>
+          <w:rFonts w:ascii="Consolas" w:eastAsia="Consolas" w:hAnsi="Consolas" w:cs="Consolas"/>
+          <w:color w:val="3B3F3D"/>
+          <w:sz w:val="19"/>
+          <w:szCs w:val="19"/>
+        </w:rPr>
+        <w:t>computer</w:t>
+      </w:r>
+      <w:r>
+        <w:t xml:space="preserve"> proof (see Approved computers).</w:t>
+      </w:r>
+    </w:p>
+    <w:p>
+      <w:pPr>
+        <w:pStyle w:val="ListParagraph"/>
+        <w:numPr>
+          <w:ilvl w:val="0"/>
+          <w:numId w:val="2"/>
+        </w:numPr>
+        <w:spacing w:after="60" w:line="264" w:lineRule="auto"/>
+      </w:pPr>
+      <w:r>
+        <w:t>Phones: admins list every phone that has signed in (waiting ones first); the SuperAdmin approves a waiting phone (with replace when the account already has one), rejects a waiting phone or blocks an approved</w:t>
+      </w:r>
+      <w:r>
+        <w:t xml:space="preserve"> one. A blocked phone can be approved again later.</w:t>
+      </w:r>
+    </w:p>
+    <w:p>
+      <w:pPr>
+        <w:pStyle w:val="ListParagraph"/>
+        <w:numPr>
+          <w:ilvl w:val="0"/>
+          <w:numId w:val="2"/>
+        </w:numPr>
+        <w:spacing w:after="60" w:line="264" w:lineRule="auto"/>
+      </w:pPr>
+      <w:r>
         <w:t>Computers: the same for the computers the desktop app is used on, from the desktop app only.</w:t>
       </w:r>
     </w:p>
@@ -11388,7 +11566,7 @@
       <w:pPr>
         <w:pStyle w:val="Heading2"/>
       </w:pPr>
-      <w:bookmarkStart w:id="19" w:name="_Toc243694787"/>
+      <w:bookmarkStart w:id="19" w:name="_Toc243697184"/>
       <w:r>
         <w:t>5.2  Products</w:t>
       </w:r>
@@ -11763,10 +11941,7 @@
         <w:spacing w:after="60" w:line="264" w:lineRule="auto"/>
       </w:pPr>
       <w:r>
-        <w:t>"Most ordered" c</w:t>
-      </w:r>
-      <w:r>
-        <w:t xml:space="preserve">omes from the database function </w:t>
+        <w:t xml:space="preserve">"Most ordered" comes from the database function </w:t>
       </w:r>
       <w:r>
         <w:rPr>
@@ -11791,7 +11966,10 @@
         <w:spacing w:after="60" w:line="264" w:lineRule="auto"/>
       </w:pPr>
       <w:r>
-        <w:t xml:space="preserve">Long descriptions (up to 10,000 characters) are kept exactly as typed. </w:t>
+        <w:t>Long descriptions (</w:t>
+      </w:r>
+      <w:r>
+        <w:t xml:space="preserve">up to 10,000 characters) are kept exactly as typed. </w:t>
       </w:r>
       <w:r>
         <w:rPr>
@@ -11815,10 +11993,7 @@
         <w:t>Description_Display</w:t>
       </w:r>
       <w:r>
-        <w:t>) in the background and throws it away unless every number</w:t>
-      </w:r>
-      <w:r>
-        <w:t xml:space="preserve"> and fact still matches. A sweep every 5 minutes catches anything missed.</w:t>
+        <w:t>) in the background and throws it away unless every number and fact still matches. A sweep every 5 minutes catches anything missed.</w:t>
       </w:r>
     </w:p>
     <w:p>
@@ -11837,7 +12012,16 @@
           <w:sz w:val="19"/>
           <w:szCs w:val="19"/>
         </w:rPr>
-        <w:t>Marketer_Note</w:t>
+        <w:t>M</w:t>
+      </w:r>
+      <w:r>
+        <w:rPr>
+          <w:rFonts w:ascii="Consolas" w:eastAsia="Consolas" w:hAnsi="Consolas" w:cs="Consolas"/>
+          <w:color w:val="3B3F3D"/>
+          <w:sz w:val="19"/>
+          <w:szCs w:val="19"/>
+        </w:rPr>
+        <w:t>arketer_Note</w:t>
       </w:r>
       <w:r>
         <w:t xml:space="preserve"> is the short badge shown on the product card (for example "Most ordered - only 2 left").</w:t>
@@ -11865,10 +12049,7 @@
         <w:t>POST /api/products/{id}/retire</w:t>
       </w:r>
       <w:r>
-        <w:t xml:space="preserve"> </w:t>
-      </w:r>
-      <w:r>
-        <w:t xml:space="preserve">and </w:t>
+        <w:t xml:space="preserve"> and </w:t>
       </w:r>
       <w:r>
         <w:rPr>
@@ -11880,7 +12061,10 @@
         <w:t>/unretire</w:t>
       </w:r>
       <w:r>
-        <w:t xml:space="preserve"> (Admin or SuperAdmin, checked here) take a product off the shop or bring it back, recorded in </w:t>
+        <w:t xml:space="preserve"> (Admin or SuperAdmin, checked here) take a product off the sh</w:t>
+      </w:r>
+      <w:r>
+        <w:t xml:space="preserve">op or bring it back, recorded in </w:t>
       </w:r>
       <w:r>
         <w:rPr>
@@ -11916,10 +12100,7 @@
         <w:t>Retired_By</w:t>
       </w:r>
       <w:r>
-        <w:t xml:space="preserve"> and the audit log. The shop's catalogue, product page, "most ordered" and checkout leave retired products out; th</w:t>
-      </w:r>
-      <w:r>
-        <w:t xml:space="preserve">e admin apps ask with </w:t>
+        <w:t xml:space="preserve"> and the audit log. The shop's catalogue, product page, "most ordered" and checkout leave retired products out; the admin apps ask with </w:t>
       </w:r>
       <w:r>
         <w:rPr>
@@ -11940,7 +12121,16 @@
           <w:sz w:val="19"/>
           <w:szCs w:val="19"/>
         </w:rPr>
-        <w:t>GET /api/products/depleted</w:t>
+        <w:t>GET /api/pro</w:t>
+      </w:r>
+      <w:r>
+        <w:rPr>
+          <w:rFonts w:ascii="Consolas" w:eastAsia="Consolas" w:hAnsi="Consolas" w:cs="Consolas"/>
+          <w:color w:val="3B3F3D"/>
+          <w:sz w:val="19"/>
+          <w:szCs w:val="19"/>
+        </w:rPr>
+        <w:t>ducts/depleted</w:t>
       </w:r>
       <w:r>
         <w:t xml:space="preserve"> lists products that have run out (stock 0 or less) and are not retired: the admins' "needs attention" list. Stock and existing orders are never touched.</w:t>
@@ -11955,12 +12145,10 @@
       <w:pPr>
         <w:pStyle w:val="Heading2"/>
       </w:pPr>
-      <w:bookmarkStart w:id="20" w:name="_Toc243694788"/>
-      <w:r>
-        <w:t>5.3  Marketi</w:t>
-      </w:r>
-      <w:r>
-        <w:t>ng campaigns</w:t>
+      <w:bookmarkStart w:id="20" w:name="_Toc243697185"/>
+      <w:r>
+        <w:lastRenderedPageBreak/>
+        <w:t>5.3  Marketing campaigns</w:t>
       </w:r>
       <w:bookmarkEnd w:id="20"/>
     </w:p>
@@ -12259,7 +12447,10 @@
         <w:t>PUT /api/marketing/campaigns/{campaignId}/products</w:t>
       </w:r>
       <w:r>
-        <w:t xml:space="preserve"> replaces the whole set of linked products in one step (body </w:t>
+        <w:t xml:space="preserve"> replaces the whole set of linked</w:t>
+      </w:r>
+      <w:r>
+        <w:t xml:space="preserve"> products in one step (body </w:t>
       </w:r>
       <w:r>
         <w:rPr>
@@ -12271,10 +12462,10 @@
         <w:t>{"productIds": [...]}</w:t>
       </w:r>
       <w:r>
-        <w:t xml:space="preserve">; an empty list removes them all). The list may name only products that exist and are not in the bin (400 otherwise); links </w:t>
-      </w:r>
-      <w:r>
-        <w:t xml:space="preserve">to products that are already in the bin are left as they are, so restoring such a product brings its campaign back. An unknown or deleted campaign gives 404. Each change writes an </w:t>
+        <w:t>; an empty list removes them all). The list may name only products that exist and are not in the bin (400 otherwise); links to products that are already in the bin are left as they are, so restoring such a p</w:t>
+      </w:r>
+      <w:r>
+        <w:t xml:space="preserve">roduct brings its campaign back. An unknown or deleted campaign gives 404. Each change writes an </w:t>
       </w:r>
       <w:r>
         <w:rPr>
@@ -12299,11 +12490,10 @@
         <w:spacing w:after="60" w:line="264" w:lineRule="auto"/>
       </w:pPr>
       <w:r>
-        <w:lastRenderedPageBreak/>
-        <w:t>The website shows a campaign o</w:t>
-      </w:r>
-      <w:r>
-        <w:t xml:space="preserve">nly while it is running: Active, today within its dates, and with at least one linked product not in the bin. That rule lives in the website server (DWS-WEB-01) and, for the assistant, in </w:t>
+        <w:t>The website shows a campaign only while it is running: Active, today within its dates, and with at least one link</w:t>
+      </w:r>
+      <w:r>
+        <w:t xml:space="preserve">ed product not in the bin. That rule lives in the website server (DWS-WEB-01) and, for the assistant, in </w:t>
       </w:r>
       <w:r>
         <w:rPr>
@@ -12327,7 +12517,7 @@
       <w:pPr>
         <w:pStyle w:val="Heading2"/>
       </w:pPr>
-      <w:bookmarkStart w:id="21" w:name="_Toc243694789"/>
+      <w:bookmarkStart w:id="21" w:name="_Toc243697186"/>
       <w:r>
         <w:t>5.4  Orders and checkout</w:t>
       </w:r>
@@ -12616,7 +12806,10 @@
         <w:t>SELECT ... FOR UPDATE</w:t>
       </w:r>
       <w:r>
-        <w:t>) and checked against stock. A shortfall rejects the whole order with a message naming the products.</w:t>
+        <w:t>) and checked again</w:t>
+      </w:r>
+      <w:r>
+        <w:t>st stock. A shortfall rejects the whole order with a message naming the products.</w:t>
       </w:r>
     </w:p>
     <w:p>
@@ -12629,10 +12822,10 @@
         <w:spacing w:after="60" w:line="264" w:lineRule="auto"/>
       </w:pPr>
       <w:r>
-        <w:t>The order, its items, a negative stock movement and a PENDING delivery record are written. Th</w:t>
-      </w:r>
-      <w:r>
-        <w:t>e delivery estimate is 3 weeks, or 3 months if any item is larger than 500 body feet per piece.</w:t>
+        <w:t>The order, its items, a negative stock movement and a PENDING delivery record are written. The delivery estimate is 3 weeks, or 3 months if any item is larger than 500 body f</w:t>
+      </w:r>
+      <w:r>
+        <w:t>eet per piece.</w:t>
       </w:r>
     </w:p>
     <w:p>
@@ -12658,10 +12851,10 @@
         <w:spacing w:after="60" w:line="264" w:lineRule="auto"/>
       </w:pPr>
       <w:r>
-        <w:t>The payment is settled by the Safa</w:t>
-      </w:r>
-      <w:r>
-        <w:t>ricom callback or by a status query when the order page polls (at most once every 8 seconds per payment). Success marks the order PAID; failure cancels it and returns the stock.</w:t>
+        <w:t>The payment is settled by the Safaricom callback or by a status query when the order page polls (at most once every</w:t>
+      </w:r>
+      <w:r>
+        <w:t xml:space="preserve"> 8 seconds per payment). Success marks the order PAID; failure cancels it and returns the stock.</w:t>
       </w:r>
     </w:p>
     <w:p>
@@ -12674,10 +12867,7 @@
         <w:spacing w:after="60" w:line="264" w:lineRule="auto"/>
       </w:pPr>
       <w:r>
-        <w:t>The receipt (since 17 October 2026, migration 035): a callback's M-Pesa receip</w:t>
-      </w:r>
-      <w:r>
-        <w:t xml:space="preserve">t is stored in </w:t>
+        <w:t xml:space="preserve">The receipt (since 17 October 2026, migration 035): a callback's M-Pesa receipt is stored in </w:t>
       </w:r>
       <w:r>
         <w:rPr>
@@ -12689,7 +12879,10 @@
         <w:t>PRODUCT_PAYMENTS.Mpesa_Receipt</w:t>
       </w:r>
       <w:r>
-        <w:t xml:space="preserve"> (and still appended to the description); a payment settled by the status query has none, because that query returns no receipt. </w:t>
+        <w:t xml:space="preserve"> (and still appended to the descript</w:t>
+      </w:r>
+      <w:r>
+        <w:t xml:space="preserve">ion); a payment settled by the status query has none, because that query returns no receipt. </w:t>
       </w:r>
       <w:r>
         <w:rPr>
@@ -12701,10 +12894,7 @@
         <w:t>GET /api/orders/payments</w:t>
       </w:r>
       <w:r>
-        <w:t xml:space="preserve"> (admin) lists the website payments with their receipts, a</w:t>
-      </w:r>
-      <w:r>
-        <w:t>nd the pending-orders data (</w:t>
+        <w:t xml:space="preserve"> (admin) lists the website payments with their receipts, and the pending-orders data (</w:t>
       </w:r>
       <w:r>
         <w:rPr>
@@ -12716,7 +12906,10 @@
         <w:t>DeliveryService.pendingOrderGroups</w:t>
       </w:r>
       <w:r>
-        <w:t>) carries each order's receipt.</w:t>
+        <w:t>) carries each orde</w:t>
+      </w:r>
+      <w:r>
+        <w:t>r's receipt.</w:t>
       </w:r>
     </w:p>
     <w:p>
@@ -12741,10 +12934,10 @@
         <w:t>Order_ID</w:t>
       </w:r>
       <w:r>
-        <w:t xml:space="preserve">; they see their own 1st, 2nd, 3rd order number. Admins can drop an order that is not yet on a trip: the stock is returned, </w:t>
-      </w:r>
-      <w:r>
-        <w:t>the cancellation cost is kept and the refund is paid later through Send Money (category ORDER_REFUND).</w:t>
+        <w:t>; they see their own 1st, 2nd, 3rd order number. Admins can drop an order that is not yet on a trip: the stock is returned, the cancellation cost is kept and the refund is paid later through Send Money (ca</w:t>
+      </w:r>
+      <w:r>
+        <w:t>tegory ORDER_REFUND).</w:t>
       </w:r>
     </w:p>
     <w:p>
@@ -12826,6 +13019,7 @@
         <w:ind w:left="160" w:right="160"/>
       </w:pPr>
       <w:r>
+        <w:lastRenderedPageBreak/>
         <w:t xml:space="preserve">Status-query spacing: </w:t>
       </w:r>
       <w:r>
@@ -12845,7 +13039,7 @@
       <w:pPr>
         <w:pStyle w:val="Heading2"/>
       </w:pPr>
-      <w:bookmarkStart w:id="22" w:name="_Toc243694790"/>
+      <w:bookmarkStart w:id="22" w:name="_Toc243697187"/>
       <w:r>
         <w:t>5.5  Deliveries</w:t>
       </w:r>
@@ -13123,10 +13317,10 @@
         <w:t>Light deliveries</w:t>
       </w:r>
       <w:r>
-        <w:t xml:space="preserve"> carry ordinary website orders. Every order gets one at checkout. Admins see pending orders grouped per customer and delivery area, gauged LIGHT, BULK or COMBINED by size, and put a group on a trip - into a new or existing light delivery (optionally named)</w:t>
-      </w:r>
-      <w:r>
-        <w:t>, or riding along with a bulk delivery as a "side quest".</w:t>
+        <w:t xml:space="preserve"> carry ordinary website orders. Every order gets one at checkout. Admins see pending orders grouped per customer and delivery area, gauged LIGHT, BULK or COMBINED by size, and put a group on a trip - into a new or existing light delivery (o</w:t>
+      </w:r>
+      <w:r>
+        <w:t>ptionally named), or riding along with a bulk delivery as a "side quest".</w:t>
       </w:r>
     </w:p>
     <w:p>
@@ -13139,11 +13333,10 @@
         <w:spacing w:after="60" w:line="264" w:lineRule="auto"/>
       </w:pPr>
       <w:r>
-        <w:lastRenderedPageBreak/>
-        <w:t xml:space="preserve">At hand-over the worker records "received by" and the customer's signature (stored as an image data URL). Settling a delivery closes the delivered orders and sends the rest back to the pending pool </w:t>
-      </w:r>
-      <w:r>
-        <w:t xml:space="preserve">flagged </w:t>
+        <w:t>At hand-over the worker records "received by" and the customer's signature (stored as an image data URL). Settling a delivery closes the delivered orders and sends the rest back to t</w:t>
+      </w:r>
+      <w:r>
+        <w:t xml:space="preserve">he pending pool flagged </w:t>
       </w:r>
       <w:r>
         <w:rPr>
@@ -13175,10 +13368,10 @@
         <w:t>Bulk (heavy) deliveries</w:t>
       </w:r>
       <w:r>
-        <w:t xml:space="preserve"> are negotiated mostly offline. A heavy order creates an ORDERS row and a BULK_DELIVERY row together. Production description lines (type, measurement, body feet, total, optional photo) can </w:t>
-      </w:r>
-      <w:r>
-        <w:t>be typed or read from a photo of a handwritten sheet by the AI scan. Finalizing records the hard and soft cash amounts and recalculates the trip.</w:t>
+        <w:t xml:space="preserve"> are negotiated mostly offline. A heavy order creates an ORDERS row and a BULK_DELIVERY row together. Production description lines (type, measurement, body feet, total, opti</w:t>
+      </w:r>
+      <w:r>
+        <w:t>onal photo) can be typed or read from a photo of a handwritten sheet by the AI scan. Finalizing records the hard and soft cash amounts and recalculates the trip.</w:t>
       </w:r>
     </w:p>
     <w:p>
@@ -13257,7 +13450,7 @@
       <w:pPr>
         <w:pStyle w:val="Heading2"/>
       </w:pPr>
-      <w:bookmarkStart w:id="23" w:name="_Toc243694791"/>
+      <w:bookmarkStart w:id="23" w:name="_Toc243697188"/>
       <w:r>
         <w:t>5.6  Trips</w:t>
       </w:r>
@@ -13407,14 +13600,7 @@
                 <w:sz w:val="17"/>
                 <w:szCs w:val="17"/>
               </w:rPr>
-              <w:t>TripController</w:t>
-            </w:r>
-            <w:r>
-              <w:rPr>
-                <w:sz w:val="19"/>
-                <w:szCs w:val="19"/>
-              </w:rPr>
-              <w:t xml:space="preserve">, </w:t>
+              <w:t>TripCon</w:t>
             </w:r>
             <w:r>
               <w:rPr>
@@ -13423,7 +13609,14 @@
                 <w:sz w:val="17"/>
                 <w:szCs w:val="17"/>
               </w:rPr>
-              <w:t>TripSer</w:t>
+              <w:t>troller</w:t>
+            </w:r>
+            <w:r>
+              <w:rPr>
+                <w:sz w:val="19"/>
+                <w:szCs w:val="19"/>
+              </w:rPr>
+              <w:t xml:space="preserve">, </w:t>
             </w:r>
             <w:r>
               <w:rPr>
@@ -13432,7 +13625,7 @@
                 <w:sz w:val="17"/>
                 <w:szCs w:val="17"/>
               </w:rPr>
-              <w:t>vice</w:t>
+              <w:t>TripService</w:t>
             </w:r>
           </w:p>
         </w:tc>
@@ -13568,10 +13761,7 @@
         <w:spacing w:after="60" w:line="264" w:lineRule="auto"/>
       </w:pPr>
       <w:r>
-        <w:t>Total payment = prod</w:t>
-      </w:r>
-      <w:r>
-        <w:t>uct payments + bulk delivery amounts for the trip.</w:t>
+        <w:t>Total payment = product payments + bulk delivery amounts for the trip.</w:t>
       </w:r>
     </w:p>
     <w:p>
@@ -13650,7 +13840,7 @@
       <w:pPr>
         <w:pStyle w:val="Heading2"/>
       </w:pPr>
-      <w:bookmarkStart w:id="24" w:name="_Toc243694792"/>
+      <w:bookmarkStart w:id="24" w:name="_Toc243697189"/>
       <w:r>
         <w:lastRenderedPageBreak/>
         <w:t>5.7  Trees, farmers and farmer payments</w:t>
@@ -14000,7 +14190,7 @@
       <w:pPr>
         <w:pStyle w:val="Heading2"/>
       </w:pPr>
-      <w:bookmarkStart w:id="25" w:name="_Toc243694793"/>
+      <w:bookmarkStart w:id="25" w:name="_Toc243697190"/>
       <w:r>
         <w:t>5.8  Expenses</w:t>
       </w:r>
@@ -14322,17 +14512,14 @@
         <w:t>ui/expenses/ExpenseCategory.kt</w:t>
       </w:r>
       <w:r>
-        <w:t xml:space="preserve"> and the desktop exp</w:t>
-      </w:r>
-      <w:r>
-        <w:t>enses tab.</w:t>
+        <w:t xml:space="preserve"> and the desktop expenses tab.</w:t>
       </w:r>
     </w:p>
     <w:p>
       <w:pPr>
         <w:pStyle w:val="Heading2"/>
       </w:pPr>
-      <w:bookmarkStart w:id="26" w:name="_Toc243694794"/>
+      <w:bookmarkStart w:id="26" w:name="_Toc243697191"/>
       <w:r>
         <w:t>5.9  Loans and capital</w:t>
       </w:r>
@@ -14585,7 +14772,7 @@
       <w:pPr>
         <w:pStyle w:val="Heading2"/>
       </w:pPr>
-      <w:bookmarkStart w:id="27" w:name="_Toc243694795"/>
+      <w:bookmarkStart w:id="27" w:name="_Toc243697192"/>
       <w:r>
         <w:t>5.10  Transactions and payments</w:t>
       </w:r>
@@ -14871,7 +15058,7 @@
       <w:pPr>
         <w:pStyle w:val="Heading2"/>
       </w:pPr>
-      <w:bookmarkStart w:id="28" w:name="_Toc243694796"/>
+      <w:bookmarkStart w:id="28" w:name="_Toc243697193"/>
       <w:r>
         <w:t>5.11  SMS queue (offline M-Pesa payments)</w:t>
       </w:r>
@@ -15203,7 +15390,7 @@
       <w:pPr>
         <w:pStyle w:val="Heading2"/>
       </w:pPr>
-      <w:bookmarkStart w:id="29" w:name="_Toc243694797"/>
+      <w:bookmarkStart w:id="29" w:name="_Toc243697194"/>
       <w:r>
         <w:lastRenderedPageBreak/>
         <w:t>5.12  Help page questions (FAQs)</w:t>
@@ -15579,7 +15766,7 @@
       <w:pPr>
         <w:pStyle w:val="Heading2"/>
       </w:pPr>
-      <w:bookmarkStart w:id="30" w:name="_Toc243694798"/>
+      <w:bookmarkStart w:id="30" w:name="_Toc243697195"/>
       <w:r>
         <w:t>5.13  Bulk order pictures (showcase)</w:t>
       </w:r>
@@ -16072,7 +16259,7 @@
       <w:pPr>
         <w:pStyle w:val="Heading2"/>
       </w:pPr>
-      <w:bookmarkStart w:id="31" w:name="_Toc243694799"/>
+      <w:bookmarkStart w:id="31" w:name="_Toc243697196"/>
       <w:r>
         <w:t>5.14  Ratings and reviews</w:t>
       </w:r>
@@ -16389,7 +16576,7 @@
       <w:pPr>
         <w:pStyle w:val="Heading2"/>
       </w:pPr>
-      <w:bookmarkStart w:id="32" w:name="_Toc243694800"/>
+      <w:bookmarkStart w:id="32" w:name="_Toc243697197"/>
       <w:r>
         <w:t>5.15  Delivery areas, machines and vehicles</w:t>
       </w:r>
@@ -16455,7 +16642,7 @@
       <w:pPr>
         <w:pStyle w:val="Heading2"/>
       </w:pPr>
-      <w:bookmarkStart w:id="33" w:name="_Toc243694801"/>
+      <w:bookmarkStart w:id="33" w:name="_Toc243697198"/>
       <w:r>
         <w:t>5.16  Insights, AI and da</w:t>
       </w:r>
@@ -16644,7 +16831,7 @@
       <w:pPr>
         <w:pStyle w:val="Heading1"/>
       </w:pPr>
-      <w:bookmarkStart w:id="34" w:name="_Toc243694802"/>
+      <w:bookmarkStart w:id="34" w:name="_Toc243697199"/>
       <w:r>
         <w:lastRenderedPageBreak/>
         <w:t>6  Scheduled jobs</w:t>
@@ -17041,7 +17228,7 @@
       <w:pPr>
         <w:pStyle w:val="Heading1"/>
       </w:pPr>
-      <w:bookmarkStart w:id="35" w:name="_Toc243694803"/>
+      <w:bookmarkStart w:id="35" w:name="_Toc243697200"/>
       <w:r>
         <w:lastRenderedPageBreak/>
         <w:t>7  External services and network resilience</w:t>
@@ -17246,7 +17433,7 @@
       <w:pPr>
         <w:pStyle w:val="Heading1"/>
       </w:pPr>
-      <w:bookmarkStart w:id="36" w:name="_Toc243694804"/>
+      <w:bookmarkStart w:id="36" w:name="_Toc243697201"/>
       <w:r>
         <w:lastRenderedPageBreak/>
         <w:t>8  Error answers</w:t>
@@ -17297,7 +17484,7 @@
       <w:pPr>
         <w:pStyle w:val="Heading1"/>
       </w:pPr>
-      <w:bookmarkStart w:id="37" w:name="_Toc243694805"/>
+      <w:bookmarkStart w:id="37" w:name="_Toc243697202"/>
       <w:r>
         <w:lastRenderedPageBreak/>
         <w:t>9  Configuration</w:t>
@@ -21832,7 +22019,7 @@
       <w:pPr>
         <w:pStyle w:val="Heading1"/>
       </w:pPr>
-      <w:bookmarkStart w:id="38" w:name="_Toc243694806"/>
+      <w:bookmarkStart w:id="38" w:name="_Toc243697203"/>
       <w:r>
         <w:lastRenderedPageBreak/>
         <w:t>10  Building and running</w:t>
@@ -22047,7 +22234,7 @@
       <w:pPr>
         <w:pStyle w:val="Heading1"/>
       </w:pPr>
-      <w:bookmarkStart w:id="39" w:name="_Toc243694807"/>
+      <w:bookmarkStart w:id="39" w:name="_Toc243697204"/>
       <w:r>
         <w:lastRenderedPageBreak/>
         <w:t>11  Known limitations and future work</w:t>
@@ -22139,7 +22326,7 @@
       <w:pPr>
         <w:pStyle w:val="Heading1"/>
       </w:pPr>
-      <w:bookmarkStart w:id="40" w:name="_Toc243694808"/>
+      <w:bookmarkStart w:id="40" w:name="_Toc243697205"/>
       <w:r>
         <w:lastRenderedPageBreak/>
         <w:t>12  Development history</w:t>
@@ -24962,7 +25149,7 @@
       <w:pPr>
         <w:pStyle w:val="Heading1"/>
       </w:pPr>
-      <w:bookmarkStart w:id="41" w:name="_Toc243694809"/>
+      <w:bookmarkStart w:id="41" w:name="_Toc243697206"/>
       <w:r>
         <w:lastRenderedPageBreak/>
         <w:t>13  Appendix A - Endpoint reference</w:t>
@@ -24984,7 +25171,7 @@
       <w:pPr>
         <w:pStyle w:val="Heading2"/>
       </w:pPr>
-      <w:bookmarkStart w:id="42" w:name="_Toc243694810"/>
+      <w:bookmarkStart w:id="42" w:name="_Toc243697207"/>
       <w:r>
         <w:t>13.1  Admin</w:t>
       </w:r>
@@ -25354,7 +25541,7 @@
       <w:pPr>
         <w:pStyle w:val="Heading2"/>
       </w:pPr>
-      <w:bookmarkStart w:id="43" w:name="_Toc243694811"/>
+      <w:bookmarkStart w:id="43" w:name="_Toc243697208"/>
       <w:r>
         <w:t>13.2  AiChat</w:t>
       </w:r>
@@ -25827,7 +26014,7 @@
       <w:pPr>
         <w:pStyle w:val="Heading2"/>
       </w:pPr>
-      <w:bookmarkStart w:id="44" w:name="_Toc243694812"/>
+      <w:bookmarkStart w:id="44" w:name="_Toc243697209"/>
       <w:r>
         <w:t>13.3  Auth</w:t>
       </w:r>
@@ -27458,7 +27645,7 @@
       <w:pPr>
         <w:pStyle w:val="Heading2"/>
       </w:pPr>
-      <w:bookmarkStart w:id="45" w:name="_Toc243694813"/>
+      <w:bookmarkStart w:id="45" w:name="_Toc243697210"/>
       <w:r>
         <w:t>13.4  Computer</w:t>
       </w:r>
@@ -28038,7 +28225,7 @@
       <w:pPr>
         <w:pStyle w:val="Heading2"/>
       </w:pPr>
-      <w:bookmarkStart w:id="46" w:name="_Toc243694814"/>
+      <w:bookmarkStart w:id="46" w:name="_Toc243697211"/>
       <w:r>
         <w:t>13.5  Delivery</w:t>
       </w:r>
@@ -30402,7 +30589,7 @@
       <w:pPr>
         <w:pStyle w:val="Heading2"/>
       </w:pPr>
-      <w:bookmarkStart w:id="47" w:name="_Toc243694815"/>
+      <w:bookmarkStart w:id="47" w:name="_Toc243697212"/>
       <w:r>
         <w:t>13.6  Device</w:t>
       </w:r>
@@ -30983,7 +31170,7 @@
       <w:pPr>
         <w:pStyle w:val="Heading2"/>
       </w:pPr>
-      <w:bookmarkStart w:id="48" w:name="_Toc243694816"/>
+      <w:bookmarkStart w:id="48" w:name="_Toc243697213"/>
       <w:r>
         <w:t>13.7  Expense</w:t>
       </w:r>
@@ -31563,7 +31750,7 @@
       <w:pPr>
         <w:pStyle w:val="Heading2"/>
       </w:pPr>
-      <w:bookmarkStart w:id="49" w:name="_Toc243694817"/>
+      <w:bookmarkStart w:id="49" w:name="_Toc243697214"/>
       <w:r>
         <w:t>13.8  Faq</w:t>
       </w:r>
@@ -32353,7 +32540,7 @@
       <w:pPr>
         <w:pStyle w:val="Heading2"/>
       </w:pPr>
-      <w:bookmarkStart w:id="50" w:name="_Toc243694818"/>
+      <w:bookmarkStart w:id="50" w:name="_Toc243697215"/>
       <w:r>
         <w:t>13.9  Farmer</w:t>
       </w:r>
@@ -33036,7 +33223,7 @@
       <w:pPr>
         <w:pStyle w:val="Heading2"/>
       </w:pPr>
-      <w:bookmarkStart w:id="51" w:name="_Toc243694819"/>
+      <w:bookmarkStart w:id="51" w:name="_Toc243697216"/>
       <w:r>
         <w:lastRenderedPageBreak/>
         <w:t>13.10  FarmerPayment</w:t>
@@ -33407,7 +33594,7 @@
       <w:pPr>
         <w:pStyle w:val="Heading2"/>
       </w:pPr>
-      <w:bookmarkStart w:id="52" w:name="_Toc243694820"/>
+      <w:bookmarkStart w:id="52" w:name="_Toc243697217"/>
       <w:r>
         <w:t>13.11  Health</w:t>
       </w:r>
@@ -33670,7 +33857,7 @@
       <w:pPr>
         <w:pStyle w:val="Heading2"/>
       </w:pPr>
-      <w:bookmarkStart w:id="53" w:name="_Toc243694821"/>
+      <w:bookmarkStart w:id="53" w:name="_Toc243697218"/>
       <w:r>
         <w:t>13.12  Insights</w:t>
       </w:r>
@@ -34040,7 +34227,7 @@
       <w:pPr>
         <w:pStyle w:val="Heading2"/>
       </w:pPr>
-      <w:bookmarkStart w:id="54" w:name="_Toc243694822"/>
+      <w:bookmarkStart w:id="54" w:name="_Toc243697219"/>
       <w:r>
         <w:t>13.13  LoanFinance</w:t>
       </w:r>
@@ -35143,7 +35330,7 @@
       <w:pPr>
         <w:pStyle w:val="Heading2"/>
       </w:pPr>
-      <w:bookmarkStart w:id="55" w:name="_Toc243694823"/>
+      <w:bookmarkStart w:id="55" w:name="_Toc243697220"/>
       <w:r>
         <w:lastRenderedPageBreak/>
         <w:t>13.14  Machine</w:t>
@@ -35724,7 +35911,7 @@
       <w:pPr>
         <w:pStyle w:val="Heading2"/>
       </w:pPr>
-      <w:bookmarkStart w:id="56" w:name="_Toc243694824"/>
+      <w:bookmarkStart w:id="56" w:name="_Toc243697221"/>
       <w:r>
         <w:t>13.15  Marketing</w:t>
       </w:r>
@@ -37037,7 +37224,7 @@
       <w:pPr>
         <w:pStyle w:val="Heading2"/>
       </w:pPr>
-      <w:bookmarkStart w:id="57" w:name="_Toc243694825"/>
+      <w:bookmarkStart w:id="57" w:name="_Toc243697222"/>
       <w:r>
         <w:t>13.16  MpesaCallback</w:t>
       </w:r>
@@ -37407,7 +37594,7 @@
       <w:pPr>
         <w:pStyle w:val="Heading2"/>
       </w:pPr>
-      <w:bookmarkStart w:id="58" w:name="_Toc243694826"/>
+      <w:bookmarkStart w:id="58" w:name="_Toc243697223"/>
       <w:r>
         <w:t>13.17  Order</w:t>
       </w:r>
@@ -38301,7 +38488,7 @@
       <w:pPr>
         <w:pStyle w:val="Heading2"/>
       </w:pPr>
-      <w:bookmarkStart w:id="59" w:name="_Toc243694827"/>
+      <w:bookmarkStart w:id="59" w:name="_Toc243697224"/>
       <w:r>
         <w:t>13.18  Product</w:t>
       </w:r>
@@ -39614,7 +39801,7 @@
       <w:pPr>
         <w:pStyle w:val="Heading2"/>
       </w:pPr>
-      <w:bookmarkStart w:id="60" w:name="_Toc243694828"/>
+      <w:bookmarkStart w:id="60" w:name="_Toc243697225"/>
       <w:r>
         <w:t>13.19  RemainderTree</w:t>
       </w:r>
@@ -40194,7 +40381,7 @@
       <w:pPr>
         <w:pStyle w:val="Heading2"/>
       </w:pPr>
-      <w:bookmarkStart w:id="61" w:name="_Toc243694829"/>
+      <w:bookmarkStart w:id="61" w:name="_Toc243697226"/>
       <w:r>
         <w:t>13.20  Review</w:t>
       </w:r>
@@ -41087,7 +41274,7 @@
       <w:pPr>
         <w:pStyle w:val="Heading2"/>
       </w:pPr>
-      <w:bookmarkStart w:id="62" w:name="_Toc243694830"/>
+      <w:bookmarkStart w:id="62" w:name="_Toc243697227"/>
       <w:r>
         <w:t>13.21  Role</w:t>
       </w:r>
@@ -41350,7 +41537,7 @@
       <w:pPr>
         <w:pStyle w:val="Heading2"/>
       </w:pPr>
-      <w:bookmarkStart w:id="63" w:name="_Toc243694831"/>
+      <w:bookmarkStart w:id="63" w:name="_Toc243697228"/>
       <w:r>
         <w:t>13.22  Shipping</w:t>
       </w:r>
@@ -41930,7 +42117,7 @@
       <w:pPr>
         <w:pStyle w:val="Heading2"/>
       </w:pPr>
-      <w:bookmarkStart w:id="64" w:name="_Toc243694832"/>
+      <w:bookmarkStart w:id="64" w:name="_Toc243697229"/>
       <w:r>
         <w:t>13.23  Showcase</w:t>
       </w:r>
@@ -42614,7 +42801,7 @@
       <w:pPr>
         <w:pStyle w:val="Heading2"/>
       </w:pPr>
-      <w:bookmarkStart w:id="65" w:name="_Toc243694833"/>
+      <w:bookmarkStart w:id="65" w:name="_Toc243697230"/>
       <w:r>
         <w:t>13.24  SmsQueue</w:t>
       </w:r>
@@ -43087,7 +43274,7 @@
       <w:pPr>
         <w:pStyle w:val="Heading2"/>
       </w:pPr>
-      <w:bookmarkStart w:id="66" w:name="_Toc243694834"/>
+      <w:bookmarkStart w:id="66" w:name="_Toc243697231"/>
       <w:r>
         <w:t>13.25  Transaction</w:t>
       </w:r>
@@ -44507,7 +44694,7 @@
       <w:pPr>
         <w:pStyle w:val="Heading2"/>
       </w:pPr>
-      <w:bookmarkStart w:id="67" w:name="_Toc243694835"/>
+      <w:bookmarkStart w:id="67" w:name="_Toc243697232"/>
       <w:r>
         <w:t>13.26  Tree</w:t>
       </w:r>
@@ -45401,7 +45588,7 @@
       <w:pPr>
         <w:pStyle w:val="Heading2"/>
       </w:pPr>
-      <w:bookmarkStart w:id="68" w:name="_Toc243694836"/>
+      <w:bookmarkStart w:id="68" w:name="_Toc243697233"/>
       <w:r>
         <w:t>13.27  Trip</w:t>
       </w:r>
@@ -46714,7 +46901,7 @@
       <w:pPr>
         <w:pStyle w:val="Heading2"/>
       </w:pPr>
-      <w:bookmarkStart w:id="69" w:name="_Toc243694837"/>
+      <w:bookmarkStart w:id="69" w:name="_Toc243697234"/>
       <w:r>
         <w:t>13.28  User</w:t>
       </w:r>
@@ -47714,7 +47901,7 @@
       <w:pPr>
         <w:pStyle w:val="Heading2"/>
       </w:pPr>
-      <w:bookmarkStart w:id="70" w:name="_Toc243694838"/>
+      <w:bookmarkStart w:id="70" w:name="_Toc243697235"/>
       <w:r>
         <w:t>13.29  Vehicle</w:t>
       </w:r>
@@ -48294,7 +48481,7 @@
       <w:pPr>
         <w:pStyle w:val="Heading2"/>
       </w:pPr>
-      <w:bookmarkStart w:id="71" w:name="_Toc243694839"/>
+      <w:bookmarkStart w:id="71" w:name="_Toc243697236"/>
       <w:r>
         <w:t>13.30  Settings</w:t>
       </w:r>
@@ -48836,6 +49023,1637 @@
                 <w:szCs w:val="19"/>
               </w:rPr>
               <w:t>Change the company card (SuperAdmin).</w:t>
+            </w:r>
+          </w:p>
+        </w:tc>
+        <w:tc>
+          <w:tcPr>
+            <w:tcW w:w="1906" w:type="dxa"/>
+            <w:shd w:val="clear" w:color="auto" w:fill="F4F5F3"/>
+            <w:tcMar>
+              <w:top w:w="50" w:type="dxa"/>
+              <w:left w:w="90" w:type="dxa"/>
+              <w:bottom w:w="50" w:type="dxa"/>
+              <w:right w:w="90" w:type="dxa"/>
+            </w:tcMar>
+          </w:tcPr>
+          <w:p>
+            <w:pPr>
+              <w:spacing w:after="20" w:line="252" w:lineRule="auto"/>
+            </w:pPr>
+            <w:r>
+              <w:rPr>
+                <w:sz w:val="19"/>
+                <w:szCs w:val="19"/>
+              </w:rPr>
+              <w:t>Signed-in token, SuperAdmin enforced</w:t>
+            </w:r>
+          </w:p>
+        </w:tc>
+      </w:tr>
+    </w:tbl>
+    <w:p>
+      <w:pPr>
+        <w:spacing w:after="120"/>
+      </w:pPr>
+    </w:p>
+    <w:p>
+      <w:pPr>
+        <w:pStyle w:val="Heading2"/>
+      </w:pPr>
+      <w:bookmarkStart w:id="72" w:name="_Toc243697237"/>
+      <w:r>
+        <w:t>13.31  Worker</w:t>
+      </w:r>
+      <w:bookmarkEnd w:id="72"/>
+    </w:p>
+    <w:tbl>
+      <w:tblPr>
+        <w:tblW w:w="9638" w:type="dxa"/>
+        <w:tblBorders>
+          <w:top w:val="single" w:sz="4" w:space="0" w:color="C9D2CC"/>
+          <w:left w:val="single" w:sz="4" w:space="0" w:color="C9D2CC"/>
+          <w:bottom w:val="single" w:sz="4" w:space="0" w:color="C9D2CC"/>
+          <w:right w:val="single" w:sz="4" w:space="0" w:color="C9D2CC"/>
+          <w:insideH w:val="single" w:sz="4" w:space="0" w:color="C9D2CC"/>
+          <w:insideV w:val="single" w:sz="4" w:space="0" w:color="C9D2CC"/>
+        </w:tblBorders>
+        <w:tblLayout w:type="fixed"/>
+        <w:tblCellMar>
+          <w:left w:w="10" w:type="dxa"/>
+          <w:right w:w="10" w:type="dxa"/>
+        </w:tblCellMar>
+        <w:tblLook w:val="04A0" w:firstRow="1" w:lastRow="0" w:firstColumn="1" w:lastColumn="0" w:noHBand="0" w:noVBand="1"/>
+      </w:tblPr>
+      <w:tblGrid>
+        <w:gridCol w:w="896"/>
+        <w:gridCol w:w="3474"/>
+        <w:gridCol w:w="3362"/>
+        <w:gridCol w:w="1906"/>
+      </w:tblGrid>
+      <w:tr>
+        <w:tblPrEx>
+          <w:tblCellMar>
+            <w:top w:w="0" w:type="dxa"/>
+            <w:bottom w:w="0" w:type="dxa"/>
+          </w:tblCellMar>
+        </w:tblPrEx>
+        <w:trPr>
+          <w:cantSplit/>
+          <w:tblHeader/>
+        </w:trPr>
+        <w:tc>
+          <w:tcPr>
+            <w:tcW w:w="896" w:type="dxa"/>
+            <w:shd w:val="clear" w:color="auto" w:fill="1F4D3A"/>
+            <w:tcMar>
+              <w:top w:w="50" w:type="dxa"/>
+              <w:left w:w="90" w:type="dxa"/>
+              <w:bottom w:w="50" w:type="dxa"/>
+              <w:right w:w="90" w:type="dxa"/>
+            </w:tcMar>
+          </w:tcPr>
+          <w:p>
+            <w:pPr>
+              <w:spacing w:after="20" w:line="252" w:lineRule="auto"/>
+            </w:pPr>
+            <w:r>
+              <w:rPr>
+                <w:b/>
+                <w:bCs/>
+                <w:color w:val="FFFFFF"/>
+                <w:sz w:val="19"/>
+                <w:szCs w:val="19"/>
+              </w:rPr>
+              <w:t>Method</w:t>
+            </w:r>
+          </w:p>
+        </w:tc>
+        <w:tc>
+          <w:tcPr>
+            <w:tcW w:w="3474" w:type="dxa"/>
+            <w:shd w:val="clear" w:color="auto" w:fill="1F4D3A"/>
+            <w:tcMar>
+              <w:top w:w="50" w:type="dxa"/>
+              <w:left w:w="90" w:type="dxa"/>
+              <w:bottom w:w="50" w:type="dxa"/>
+              <w:right w:w="90" w:type="dxa"/>
+            </w:tcMar>
+          </w:tcPr>
+          <w:p>
+            <w:pPr>
+              <w:spacing w:after="20" w:line="252" w:lineRule="auto"/>
+            </w:pPr>
+            <w:r>
+              <w:rPr>
+                <w:b/>
+                <w:bCs/>
+                <w:color w:val="FFFFFF"/>
+                <w:sz w:val="19"/>
+                <w:szCs w:val="19"/>
+              </w:rPr>
+              <w:t>Path</w:t>
+            </w:r>
+          </w:p>
+        </w:tc>
+        <w:tc>
+          <w:tcPr>
+            <w:tcW w:w="3362" w:type="dxa"/>
+            <w:shd w:val="clear" w:color="auto" w:fill="1F4D3A"/>
+            <w:tcMar>
+              <w:top w:w="50" w:type="dxa"/>
+              <w:left w:w="90" w:type="dxa"/>
+              <w:bottom w:w="50" w:type="dxa"/>
+              <w:right w:w="90" w:type="dxa"/>
+            </w:tcMar>
+          </w:tcPr>
+          <w:p>
+            <w:pPr>
+              <w:spacing w:after="20" w:line="252" w:lineRule="auto"/>
+            </w:pPr>
+            <w:r>
+              <w:rPr>
+                <w:b/>
+                <w:bCs/>
+                <w:color w:val="FFFFFF"/>
+                <w:sz w:val="19"/>
+                <w:szCs w:val="19"/>
+              </w:rPr>
+              <w:t>Purpose</w:t>
+            </w:r>
+          </w:p>
+        </w:tc>
+        <w:tc>
+          <w:tcPr>
+            <w:tcW w:w="1906" w:type="dxa"/>
+            <w:shd w:val="clear" w:color="auto" w:fill="1F4D3A"/>
+            <w:tcMar>
+              <w:top w:w="50" w:type="dxa"/>
+              <w:left w:w="90" w:type="dxa"/>
+              <w:bottom w:w="50" w:type="dxa"/>
+              <w:right w:w="90" w:type="dxa"/>
+            </w:tcMar>
+          </w:tcPr>
+          <w:p>
+            <w:pPr>
+              <w:spacing w:after="20" w:line="252" w:lineRule="auto"/>
+            </w:pPr>
+            <w:r>
+              <w:rPr>
+                <w:b/>
+                <w:bCs/>
+                <w:color w:val="FFFFFF"/>
+                <w:sz w:val="19"/>
+                <w:szCs w:val="19"/>
+              </w:rPr>
+              <w:t>Caller identity</w:t>
+            </w:r>
+          </w:p>
+        </w:tc>
+      </w:tr>
+      <w:tr>
+        <w:tblPrEx>
+          <w:tblCellMar>
+            <w:top w:w="0" w:type="dxa"/>
+            <w:bottom w:w="0" w:type="dxa"/>
+          </w:tblCellMar>
+        </w:tblPrEx>
+        <w:trPr>
+          <w:cantSplit/>
+        </w:trPr>
+        <w:tc>
+          <w:tcPr>
+            <w:tcW w:w="896" w:type="dxa"/>
+            <w:tcMar>
+              <w:top w:w="50" w:type="dxa"/>
+              <w:left w:w="90" w:type="dxa"/>
+              <w:bottom w:w="50" w:type="dxa"/>
+              <w:right w:w="90" w:type="dxa"/>
+            </w:tcMar>
+          </w:tcPr>
+          <w:p>
+            <w:pPr>
+              <w:spacing w:after="20" w:line="252" w:lineRule="auto"/>
+            </w:pPr>
+            <w:r>
+              <w:rPr>
+                <w:sz w:val="19"/>
+                <w:szCs w:val="19"/>
+              </w:rPr>
+              <w:t>GET</w:t>
+            </w:r>
+          </w:p>
+        </w:tc>
+        <w:tc>
+          <w:tcPr>
+            <w:tcW w:w="3474" w:type="dxa"/>
+            <w:tcMar>
+              <w:top w:w="50" w:type="dxa"/>
+              <w:left w:w="90" w:type="dxa"/>
+              <w:bottom w:w="50" w:type="dxa"/>
+              <w:right w:w="90" w:type="dxa"/>
+            </w:tcMar>
+          </w:tcPr>
+          <w:p>
+            <w:pPr>
+              <w:spacing w:after="20" w:line="252" w:lineRule="auto"/>
+            </w:pPr>
+            <w:r>
+              <w:rPr>
+                <w:sz w:val="19"/>
+                <w:szCs w:val="19"/>
+              </w:rPr>
+              <w:t>/api/workers/me</w:t>
+            </w:r>
+          </w:p>
+        </w:tc>
+        <w:tc>
+          <w:tcPr>
+            <w:tcW w:w="3362" w:type="dxa"/>
+            <w:tcMar>
+              <w:top w:w="50" w:type="dxa"/>
+              <w:left w:w="90" w:type="dxa"/>
+              <w:bottom w:w="50" w:type="dxa"/>
+              <w:right w:w="90" w:type="dxa"/>
+            </w:tcMar>
+          </w:tcPr>
+          <w:p>
+            <w:pPr>
+              <w:spacing w:after="20" w:line="252" w:lineRule="auto"/>
+            </w:pPr>
+            <w:r>
+              <w:rPr>
+                <w:sz w:val="19"/>
+                <w:szCs w:val="19"/>
+              </w:rPr>
+              <w:t>The signed-in staff member's own worker details: every field asked for with their value, each document type with when its photo was sent (never the photo), and where it stands.</w:t>
+            </w:r>
+          </w:p>
+        </w:tc>
+        <w:tc>
+          <w:tcPr>
+            <w:tcW w:w="1906" w:type="dxa"/>
+            <w:tcMar>
+              <w:top w:w="50" w:type="dxa"/>
+              <w:left w:w="90" w:type="dxa"/>
+              <w:bottom w:w="50" w:type="dxa"/>
+              <w:right w:w="90" w:type="dxa"/>
+            </w:tcMar>
+          </w:tcPr>
+          <w:p>
+            <w:pPr>
+              <w:spacing w:after="20" w:line="252" w:lineRule="auto"/>
+            </w:pPr>
+            <w:r>
+              <w:rPr>
+                <w:sz w:val="19"/>
+                <w:szCs w:val="19"/>
+              </w:rPr>
+              <w:t>Signed-in token</w:t>
+            </w:r>
+          </w:p>
+        </w:tc>
+      </w:tr>
+      <w:tr>
+        <w:tblPrEx>
+          <w:tblCellMar>
+            <w:top w:w="0" w:type="dxa"/>
+            <w:bottom w:w="0" w:type="dxa"/>
+          </w:tblCellMar>
+        </w:tblPrEx>
+        <w:trPr>
+          <w:cantSplit/>
+        </w:trPr>
+        <w:tc>
+          <w:tcPr>
+            <w:tcW w:w="896" w:type="dxa"/>
+            <w:shd w:val="clear" w:color="auto" w:fill="F4F5F3"/>
+            <w:tcMar>
+              <w:top w:w="50" w:type="dxa"/>
+              <w:left w:w="90" w:type="dxa"/>
+              <w:bottom w:w="50" w:type="dxa"/>
+              <w:right w:w="90" w:type="dxa"/>
+            </w:tcMar>
+          </w:tcPr>
+          <w:p>
+            <w:pPr>
+              <w:spacing w:after="20" w:line="252" w:lineRule="auto"/>
+            </w:pPr>
+            <w:r>
+              <w:rPr>
+                <w:sz w:val="19"/>
+                <w:szCs w:val="19"/>
+              </w:rPr>
+              <w:t>PUT</w:t>
+            </w:r>
+          </w:p>
+        </w:tc>
+        <w:tc>
+          <w:tcPr>
+            <w:tcW w:w="3474" w:type="dxa"/>
+            <w:shd w:val="clear" w:color="auto" w:fill="F4F5F3"/>
+            <w:tcMar>
+              <w:top w:w="50" w:type="dxa"/>
+              <w:left w:w="90" w:type="dxa"/>
+              <w:bottom w:w="50" w:type="dxa"/>
+              <w:right w:w="90" w:type="dxa"/>
+            </w:tcMar>
+          </w:tcPr>
+          <w:p>
+            <w:pPr>
+              <w:spacing w:after="20" w:line="252" w:lineRule="auto"/>
+            </w:pPr>
+            <w:r>
+              <w:rPr>
+                <w:sz w:val="19"/>
+                <w:szCs w:val="19"/>
+              </w:rPr>
+              <w:t>/api/workers/me</w:t>
+            </w:r>
+          </w:p>
+        </w:tc>
+        <w:tc>
+          <w:tcPr>
+            <w:tcW w:w="3362" w:type="dxa"/>
+            <w:shd w:val="clear" w:color="auto" w:fill="F4F5F3"/>
+            <w:tcMar>
+              <w:top w:w="50" w:type="dxa"/>
+              <w:left w:w="90" w:type="dxa"/>
+              <w:bottom w:w="50" w:type="dxa"/>
+              <w:right w:w="90" w:type="dxa"/>
+            </w:tcMar>
+          </w:tcPr>
+          <w:p>
+            <w:pPr>
+              <w:spacing w:after="20" w:line="252" w:lineRule="auto"/>
+            </w:pPr>
+            <w:r>
+              <w:rPr>
+                <w:sz w:val="19"/>
+                <w:szCs w:val="19"/>
+              </w:rPr>
+              <w:t>Save the staff member's own details (numbers checked by kind; ID-type numbers stored encrypted). Sent for checking once every required item is there; a change after Verified sends it back for checking.</w:t>
+            </w:r>
+          </w:p>
+        </w:tc>
+        <w:tc>
+          <w:tcPr>
+            <w:tcW w:w="1906" w:type="dxa"/>
+            <w:shd w:val="clear" w:color="auto" w:fill="F4F5F3"/>
+            <w:tcMar>
+              <w:top w:w="50" w:type="dxa"/>
+              <w:left w:w="90" w:type="dxa"/>
+              <w:bottom w:w="50" w:type="dxa"/>
+              <w:right w:w="90" w:type="dxa"/>
+            </w:tcMar>
+          </w:tcPr>
+          <w:p>
+            <w:pPr>
+              <w:spacing w:after="20" w:line="252" w:lineRule="auto"/>
+            </w:pPr>
+            <w:r>
+              <w:rPr>
+                <w:sz w:val="19"/>
+                <w:szCs w:val="19"/>
+              </w:rPr>
+              <w:t>Signed-in token</w:t>
+            </w:r>
+          </w:p>
+        </w:tc>
+      </w:tr>
+      <w:tr>
+        <w:tblPrEx>
+          <w:tblCellMar>
+            <w:top w:w="0" w:type="dxa"/>
+            <w:bottom w:w="0" w:type="dxa"/>
+          </w:tblCellMar>
+        </w:tblPrEx>
+        <w:trPr>
+          <w:cantSplit/>
+        </w:trPr>
+        <w:tc>
+          <w:tcPr>
+            <w:tcW w:w="896" w:type="dxa"/>
+            <w:tcMar>
+              <w:top w:w="50" w:type="dxa"/>
+              <w:left w:w="90" w:type="dxa"/>
+              <w:bottom w:w="50" w:type="dxa"/>
+              <w:right w:w="90" w:type="dxa"/>
+            </w:tcMar>
+          </w:tcPr>
+          <w:p>
+            <w:pPr>
+              <w:spacing w:after="20" w:line="252" w:lineRule="auto"/>
+            </w:pPr>
+            <w:r>
+              <w:rPr>
+                <w:sz w:val="19"/>
+                <w:szCs w:val="19"/>
+              </w:rPr>
+              <w:t>POST</w:t>
+            </w:r>
+          </w:p>
+        </w:tc>
+        <w:tc>
+          <w:tcPr>
+            <w:tcW w:w="3474" w:type="dxa"/>
+            <w:tcMar>
+              <w:top w:w="50" w:type="dxa"/>
+              <w:left w:w="90" w:type="dxa"/>
+              <w:bottom w:w="50" w:type="dxa"/>
+              <w:right w:w="90" w:type="dxa"/>
+            </w:tcMar>
+          </w:tcPr>
+          <w:p>
+            <w:pPr>
+              <w:spacing w:after="20" w:line="252" w:lineRule="auto"/>
+            </w:pPr>
+            <w:r>
+              <w:rPr>
+                <w:sz w:val="19"/>
+                <w:szCs w:val="19"/>
+              </w:rPr>
+              <w:t>/api/workers/me/documents/{typeKey}</w:t>
+            </w:r>
+          </w:p>
+        </w:tc>
+        <w:tc>
+          <w:tcPr>
+            <w:tcW w:w="3362" w:type="dxa"/>
+            <w:tcMar>
+              <w:top w:w="50" w:type="dxa"/>
+              <w:left w:w="90" w:type="dxa"/>
+              <w:bottom w:w="50" w:type="dxa"/>
+              <w:right w:w="90" w:type="dxa"/>
+            </w:tcMar>
+          </w:tcPr>
+          <w:p>
+            <w:pPr>
+              <w:spacing w:after="20" w:line="252" w:lineRule="auto"/>
+            </w:pPr>
+            <w:r>
+              <w:rPr>
+                <w:sz w:val="19"/>
+                <w:szCs w:val="19"/>
+              </w:rPr>
+              <w:t>A photo of one of the staff member's documents (a JPEG of at most 3 MB, made by the phone server), stored encrypted; replaces the earlier photo of that document.</w:t>
+            </w:r>
+          </w:p>
+        </w:tc>
+        <w:tc>
+          <w:tcPr>
+            <w:tcW w:w="1906" w:type="dxa"/>
+            <w:tcMar>
+              <w:top w:w="50" w:type="dxa"/>
+              <w:left w:w="90" w:type="dxa"/>
+              <w:bottom w:w="50" w:type="dxa"/>
+              <w:right w:w="90" w:type="dxa"/>
+            </w:tcMar>
+          </w:tcPr>
+          <w:p>
+            <w:pPr>
+              <w:spacing w:after="20" w:line="252" w:lineRule="auto"/>
+            </w:pPr>
+            <w:r>
+              <w:rPr>
+                <w:sz w:val="19"/>
+                <w:szCs w:val="19"/>
+              </w:rPr>
+              <w:t>Signed-in token</w:t>
+            </w:r>
+          </w:p>
+        </w:tc>
+      </w:tr>
+      <w:tr>
+        <w:tblPrEx>
+          <w:tblCellMar>
+            <w:top w:w="0" w:type="dxa"/>
+            <w:bottom w:w="0" w:type="dxa"/>
+          </w:tblCellMar>
+        </w:tblPrEx>
+        <w:trPr>
+          <w:cantSplit/>
+        </w:trPr>
+        <w:tc>
+          <w:tcPr>
+            <w:tcW w:w="896" w:type="dxa"/>
+            <w:shd w:val="clear" w:color="auto" w:fill="F4F5F3"/>
+            <w:tcMar>
+              <w:top w:w="50" w:type="dxa"/>
+              <w:left w:w="90" w:type="dxa"/>
+              <w:bottom w:w="50" w:type="dxa"/>
+              <w:right w:w="90" w:type="dxa"/>
+            </w:tcMar>
+          </w:tcPr>
+          <w:p>
+            <w:pPr>
+              <w:spacing w:after="20" w:line="252" w:lineRule="auto"/>
+            </w:pPr>
+            <w:r>
+              <w:rPr>
+                <w:sz w:val="19"/>
+                <w:szCs w:val="19"/>
+              </w:rPr>
+              <w:t>GET</w:t>
+            </w:r>
+          </w:p>
+        </w:tc>
+        <w:tc>
+          <w:tcPr>
+            <w:tcW w:w="3474" w:type="dxa"/>
+            <w:shd w:val="clear" w:color="auto" w:fill="F4F5F3"/>
+            <w:tcMar>
+              <w:top w:w="50" w:type="dxa"/>
+              <w:left w:w="90" w:type="dxa"/>
+              <w:bottom w:w="50" w:type="dxa"/>
+              <w:right w:w="90" w:type="dxa"/>
+            </w:tcMar>
+          </w:tcPr>
+          <w:p>
+            <w:pPr>
+              <w:spacing w:after="20" w:line="252" w:lineRule="auto"/>
+            </w:pPr>
+            <w:r>
+              <w:rPr>
+                <w:sz w:val="19"/>
+                <w:szCs w:val="19"/>
+              </w:rPr>
+              <w:t>/api/workers</w:t>
+            </w:r>
+          </w:p>
+        </w:tc>
+        <w:tc>
+          <w:tcPr>
+            <w:tcW w:w="3362" w:type="dxa"/>
+            <w:shd w:val="clear" w:color="auto" w:fill="F4F5F3"/>
+            <w:tcMar>
+              <w:top w:w="50" w:type="dxa"/>
+              <w:left w:w="90" w:type="dxa"/>
+              <w:bottom w:w="50" w:type="dxa"/>
+              <w:right w:w="90" w:type="dxa"/>
+            </w:tcMar>
+          </w:tcPr>
+          <w:p>
+            <w:pPr>
+              <w:spacing w:after="20" w:line="252" w:lineRule="auto"/>
+            </w:pPr>
+            <w:r>
+              <w:rPr>
+                <w:sz w:val="19"/>
+                <w:szCs w:val="19"/>
+              </w:rPr>
+              <w:t>Every staff account and where its worker details stand - counts only, no numbers or photos (admins).</w:t>
+            </w:r>
+          </w:p>
+        </w:tc>
+        <w:tc>
+          <w:tcPr>
+            <w:tcW w:w="1906" w:type="dxa"/>
+            <w:shd w:val="clear" w:color="auto" w:fill="F4F5F3"/>
+            <w:tcMar>
+              <w:top w:w="50" w:type="dxa"/>
+              <w:left w:w="90" w:type="dxa"/>
+              <w:bottom w:w="50" w:type="dxa"/>
+              <w:right w:w="90" w:type="dxa"/>
+            </w:tcMar>
+          </w:tcPr>
+          <w:p>
+            <w:pPr>
+              <w:spacing w:after="20" w:line="252" w:lineRule="auto"/>
+            </w:pPr>
+            <w:r>
+              <w:rPr>
+                <w:sz w:val="19"/>
+                <w:szCs w:val="19"/>
+              </w:rPr>
+              <w:t>Signed-in token, admin enforced</w:t>
+            </w:r>
+          </w:p>
+        </w:tc>
+      </w:tr>
+      <w:tr>
+        <w:tblPrEx>
+          <w:tblCellMar>
+            <w:top w:w="0" w:type="dxa"/>
+            <w:bottom w:w="0" w:type="dxa"/>
+          </w:tblCellMar>
+        </w:tblPrEx>
+        <w:trPr>
+          <w:cantSplit/>
+        </w:trPr>
+        <w:tc>
+          <w:tcPr>
+            <w:tcW w:w="896" w:type="dxa"/>
+            <w:tcMar>
+              <w:top w:w="50" w:type="dxa"/>
+              <w:left w:w="90" w:type="dxa"/>
+              <w:bottom w:w="50" w:type="dxa"/>
+              <w:right w:w="90" w:type="dxa"/>
+            </w:tcMar>
+          </w:tcPr>
+          <w:p>
+            <w:pPr>
+              <w:spacing w:after="20" w:line="252" w:lineRule="auto"/>
+            </w:pPr>
+            <w:r>
+              <w:rPr>
+                <w:sz w:val="19"/>
+                <w:szCs w:val="19"/>
+              </w:rPr>
+              <w:t>GET</w:t>
+            </w:r>
+          </w:p>
+        </w:tc>
+        <w:tc>
+          <w:tcPr>
+            <w:tcW w:w="3474" w:type="dxa"/>
+            <w:tcMar>
+              <w:top w:w="50" w:type="dxa"/>
+              <w:left w:w="90" w:type="dxa"/>
+              <w:bottom w:w="50" w:type="dxa"/>
+              <w:right w:w="90" w:type="dxa"/>
+            </w:tcMar>
+          </w:tcPr>
+          <w:p>
+            <w:pPr>
+              <w:spacing w:after="20" w:line="252" w:lineRule="auto"/>
+            </w:pPr>
+            <w:r>
+              <w:rPr>
+                <w:sz w:val="19"/>
+                <w:szCs w:val="19"/>
+              </w:rPr>
+              <w:t>/api/workers/definitions</w:t>
+            </w:r>
+          </w:p>
+        </w:tc>
+        <w:tc>
+          <w:tcPr>
+            <w:tcW w:w="3362" w:type="dxa"/>
+            <w:tcMar>
+              <w:top w:w="50" w:type="dxa"/>
+              <w:left w:w="90" w:type="dxa"/>
+              <w:bottom w:w="50" w:type="dxa"/>
+              <w:right w:w="90" w:type="dxa"/>
+            </w:tcMar>
+          </w:tcPr>
+          <w:p>
+            <w:pPr>
+              <w:spacing w:after="20" w:line="252" w:lineRule="auto"/>
+            </w:pPr>
+            <w:r>
+              <w:rPr>
+                <w:sz w:val="19"/>
+                <w:szCs w:val="19"/>
+              </w:rPr>
+              <w:t>The fields and document types staff are asked for, including those no longer asked (admins).</w:t>
+            </w:r>
+          </w:p>
+        </w:tc>
+        <w:tc>
+          <w:tcPr>
+            <w:tcW w:w="1906" w:type="dxa"/>
+            <w:tcMar>
+              <w:top w:w="50" w:type="dxa"/>
+              <w:left w:w="90" w:type="dxa"/>
+              <w:bottom w:w="50" w:type="dxa"/>
+              <w:right w:w="90" w:type="dxa"/>
+            </w:tcMar>
+          </w:tcPr>
+          <w:p>
+            <w:pPr>
+              <w:spacing w:after="20" w:line="252" w:lineRule="auto"/>
+            </w:pPr>
+            <w:r>
+              <w:rPr>
+                <w:sz w:val="19"/>
+                <w:szCs w:val="19"/>
+              </w:rPr>
+              <w:t>Signed-in token, admin enforced</w:t>
+            </w:r>
+          </w:p>
+        </w:tc>
+      </w:tr>
+      <w:tr>
+        <w:tblPrEx>
+          <w:tblCellMar>
+            <w:top w:w="0" w:type="dxa"/>
+            <w:bottom w:w="0" w:type="dxa"/>
+          </w:tblCellMar>
+        </w:tblPrEx>
+        <w:trPr>
+          <w:cantSplit/>
+        </w:trPr>
+        <w:tc>
+          <w:tcPr>
+            <w:tcW w:w="896" w:type="dxa"/>
+            <w:shd w:val="clear" w:color="auto" w:fill="F4F5F3"/>
+            <w:tcMar>
+              <w:top w:w="50" w:type="dxa"/>
+              <w:left w:w="90" w:type="dxa"/>
+              <w:bottom w:w="50" w:type="dxa"/>
+              <w:right w:w="90" w:type="dxa"/>
+            </w:tcMar>
+          </w:tcPr>
+          <w:p>
+            <w:pPr>
+              <w:spacing w:after="20" w:line="252" w:lineRule="auto"/>
+            </w:pPr>
+            <w:r>
+              <w:rPr>
+                <w:sz w:val="19"/>
+                <w:szCs w:val="19"/>
+              </w:rPr>
+              <w:lastRenderedPageBreak/>
+              <w:t>POST</w:t>
+            </w:r>
+          </w:p>
+        </w:tc>
+        <w:tc>
+          <w:tcPr>
+            <w:tcW w:w="3474" w:type="dxa"/>
+            <w:shd w:val="clear" w:color="auto" w:fill="F4F5F3"/>
+            <w:tcMar>
+              <w:top w:w="50" w:type="dxa"/>
+              <w:left w:w="90" w:type="dxa"/>
+              <w:bottom w:w="50" w:type="dxa"/>
+              <w:right w:w="90" w:type="dxa"/>
+            </w:tcMar>
+          </w:tcPr>
+          <w:p>
+            <w:pPr>
+              <w:spacing w:after="20" w:line="252" w:lineRule="auto"/>
+            </w:pPr>
+            <w:r>
+              <w:rPr>
+                <w:sz w:val="19"/>
+                <w:szCs w:val="19"/>
+              </w:rPr>
+              <w:t>/api/workers/fields</w:t>
+            </w:r>
+          </w:p>
+        </w:tc>
+        <w:tc>
+          <w:tcPr>
+            <w:tcW w:w="3362" w:type="dxa"/>
+            <w:shd w:val="clear" w:color="auto" w:fill="F4F5F3"/>
+            <w:tcMar>
+              <w:top w:w="50" w:type="dxa"/>
+              <w:left w:w="90" w:type="dxa"/>
+              <w:bottom w:w="50" w:type="dxa"/>
+              <w:right w:w="90" w:type="dxa"/>
+            </w:tcMar>
+          </w:tcPr>
+          <w:p>
+            <w:pPr>
+              <w:spacing w:after="20" w:line="252" w:lineRule="auto"/>
+            </w:pPr>
+            <w:r>
+              <w:rPr>
+                <w:sz w:val="19"/>
+                <w:szCs w:val="19"/>
+              </w:rPr>
+              <w:t>Ask staff for a new detail: name, kind (text, number, date or phone), hint, encrypted or not, required or not (SuperAdmin).</w:t>
+            </w:r>
+          </w:p>
+        </w:tc>
+        <w:tc>
+          <w:tcPr>
+            <w:tcW w:w="1906" w:type="dxa"/>
+            <w:shd w:val="clear" w:color="auto" w:fill="F4F5F3"/>
+            <w:tcMar>
+              <w:top w:w="50" w:type="dxa"/>
+              <w:left w:w="90" w:type="dxa"/>
+              <w:bottom w:w="50" w:type="dxa"/>
+              <w:right w:w="90" w:type="dxa"/>
+            </w:tcMar>
+          </w:tcPr>
+          <w:p>
+            <w:pPr>
+              <w:spacing w:after="20" w:line="252" w:lineRule="auto"/>
+            </w:pPr>
+            <w:r>
+              <w:rPr>
+                <w:sz w:val="19"/>
+                <w:szCs w:val="19"/>
+              </w:rPr>
+              <w:t>Signed-in token, SuperAdmin enforced</w:t>
+            </w:r>
+          </w:p>
+        </w:tc>
+      </w:tr>
+      <w:tr>
+        <w:tblPrEx>
+          <w:tblCellMar>
+            <w:top w:w="0" w:type="dxa"/>
+            <w:bottom w:w="0" w:type="dxa"/>
+          </w:tblCellMar>
+        </w:tblPrEx>
+        <w:trPr>
+          <w:cantSplit/>
+        </w:trPr>
+        <w:tc>
+          <w:tcPr>
+            <w:tcW w:w="896" w:type="dxa"/>
+            <w:tcMar>
+              <w:top w:w="50" w:type="dxa"/>
+              <w:left w:w="90" w:type="dxa"/>
+              <w:bottom w:w="50" w:type="dxa"/>
+              <w:right w:w="90" w:type="dxa"/>
+            </w:tcMar>
+          </w:tcPr>
+          <w:p>
+            <w:pPr>
+              <w:spacing w:after="20" w:line="252" w:lineRule="auto"/>
+            </w:pPr>
+            <w:r>
+              <w:rPr>
+                <w:sz w:val="19"/>
+                <w:szCs w:val="19"/>
+              </w:rPr>
+              <w:t>PATCH</w:t>
+            </w:r>
+          </w:p>
+        </w:tc>
+        <w:tc>
+          <w:tcPr>
+            <w:tcW w:w="3474" w:type="dxa"/>
+            <w:tcMar>
+              <w:top w:w="50" w:type="dxa"/>
+              <w:left w:w="90" w:type="dxa"/>
+              <w:bottom w:w="50" w:type="dxa"/>
+              <w:right w:w="90" w:type="dxa"/>
+            </w:tcMar>
+          </w:tcPr>
+          <w:p>
+            <w:pPr>
+              <w:spacing w:after="20" w:line="252" w:lineRule="auto"/>
+            </w:pPr>
+            <w:r>
+              <w:rPr>
+                <w:sz w:val="19"/>
+                <w:szCs w:val="19"/>
+              </w:rPr>
+              <w:t>/api/workers/fields/{fieldKey}</w:t>
+            </w:r>
+          </w:p>
+        </w:tc>
+        <w:tc>
+          <w:tcPr>
+            <w:tcW w:w="3362" w:type="dxa"/>
+            <w:tcMar>
+              <w:top w:w="50" w:type="dxa"/>
+              <w:left w:w="90" w:type="dxa"/>
+              <w:bottom w:w="50" w:type="dxa"/>
+              <w:right w:w="90" w:type="dxa"/>
+            </w:tcMar>
+          </w:tcPr>
+          <w:p>
+            <w:pPr>
+              <w:spacing w:after="20" w:line="252" w:lineRule="auto"/>
+            </w:pPr>
+            <w:r>
+              <w:rPr>
+                <w:sz w:val="19"/>
+                <w:szCs w:val="19"/>
+              </w:rPr>
+              <w:t>Stop or start asking for a detail; what was given is kept (SuperAdmin).</w:t>
+            </w:r>
+          </w:p>
+        </w:tc>
+        <w:tc>
+          <w:tcPr>
+            <w:tcW w:w="1906" w:type="dxa"/>
+            <w:tcMar>
+              <w:top w:w="50" w:type="dxa"/>
+              <w:left w:w="90" w:type="dxa"/>
+              <w:bottom w:w="50" w:type="dxa"/>
+              <w:right w:w="90" w:type="dxa"/>
+            </w:tcMar>
+          </w:tcPr>
+          <w:p>
+            <w:pPr>
+              <w:spacing w:after="20" w:line="252" w:lineRule="auto"/>
+            </w:pPr>
+            <w:r>
+              <w:rPr>
+                <w:sz w:val="19"/>
+                <w:szCs w:val="19"/>
+              </w:rPr>
+              <w:t>Signed-in token, SuperAdmin enforced</w:t>
+            </w:r>
+          </w:p>
+        </w:tc>
+      </w:tr>
+      <w:tr>
+        <w:tblPrEx>
+          <w:tblCellMar>
+            <w:top w:w="0" w:type="dxa"/>
+            <w:bottom w:w="0" w:type="dxa"/>
+          </w:tblCellMar>
+        </w:tblPrEx>
+        <w:trPr>
+          <w:cantSplit/>
+        </w:trPr>
+        <w:tc>
+          <w:tcPr>
+            <w:tcW w:w="896" w:type="dxa"/>
+            <w:shd w:val="clear" w:color="auto" w:fill="F4F5F3"/>
+            <w:tcMar>
+              <w:top w:w="50" w:type="dxa"/>
+              <w:left w:w="90" w:type="dxa"/>
+              <w:bottom w:w="50" w:type="dxa"/>
+              <w:right w:w="90" w:type="dxa"/>
+            </w:tcMar>
+          </w:tcPr>
+          <w:p>
+            <w:pPr>
+              <w:spacing w:after="20" w:line="252" w:lineRule="auto"/>
+            </w:pPr>
+            <w:r>
+              <w:rPr>
+                <w:sz w:val="19"/>
+                <w:szCs w:val="19"/>
+              </w:rPr>
+              <w:t>POST</w:t>
+            </w:r>
+          </w:p>
+        </w:tc>
+        <w:tc>
+          <w:tcPr>
+            <w:tcW w:w="3474" w:type="dxa"/>
+            <w:shd w:val="clear" w:color="auto" w:fill="F4F5F3"/>
+            <w:tcMar>
+              <w:top w:w="50" w:type="dxa"/>
+              <w:left w:w="90" w:type="dxa"/>
+              <w:bottom w:w="50" w:type="dxa"/>
+              <w:right w:w="90" w:type="dxa"/>
+            </w:tcMar>
+          </w:tcPr>
+          <w:p>
+            <w:pPr>
+              <w:spacing w:after="20" w:line="252" w:lineRule="auto"/>
+            </w:pPr>
+            <w:r>
+              <w:rPr>
+                <w:sz w:val="19"/>
+                <w:szCs w:val="19"/>
+              </w:rPr>
+              <w:t>/api/workers/doc-types</w:t>
+            </w:r>
+          </w:p>
+        </w:tc>
+        <w:tc>
+          <w:tcPr>
+            <w:tcW w:w="3362" w:type="dxa"/>
+            <w:shd w:val="clear" w:color="auto" w:fill="F4F5F3"/>
+            <w:tcMar>
+              <w:top w:w="50" w:type="dxa"/>
+              <w:left w:w="90" w:type="dxa"/>
+              <w:bottom w:w="50" w:type="dxa"/>
+              <w:right w:w="90" w:type="dxa"/>
+            </w:tcMar>
+          </w:tcPr>
+          <w:p>
+            <w:pPr>
+              <w:spacing w:after="20" w:line="252" w:lineRule="auto"/>
+            </w:pPr>
+            <w:r>
+              <w:rPr>
+                <w:sz w:val="19"/>
+                <w:szCs w:val="19"/>
+              </w:rPr>
+              <w:t>Ask staff for a new document photo (SuperAdmin).</w:t>
+            </w:r>
+          </w:p>
+        </w:tc>
+        <w:tc>
+          <w:tcPr>
+            <w:tcW w:w="1906" w:type="dxa"/>
+            <w:shd w:val="clear" w:color="auto" w:fill="F4F5F3"/>
+            <w:tcMar>
+              <w:top w:w="50" w:type="dxa"/>
+              <w:left w:w="90" w:type="dxa"/>
+              <w:bottom w:w="50" w:type="dxa"/>
+              <w:right w:w="90" w:type="dxa"/>
+            </w:tcMar>
+          </w:tcPr>
+          <w:p>
+            <w:pPr>
+              <w:spacing w:after="20" w:line="252" w:lineRule="auto"/>
+            </w:pPr>
+            <w:r>
+              <w:rPr>
+                <w:sz w:val="19"/>
+                <w:szCs w:val="19"/>
+              </w:rPr>
+              <w:t>Signed-in token, SuperAdmin enforced</w:t>
+            </w:r>
+          </w:p>
+        </w:tc>
+      </w:tr>
+      <w:tr>
+        <w:tblPrEx>
+          <w:tblCellMar>
+            <w:top w:w="0" w:type="dxa"/>
+            <w:bottom w:w="0" w:type="dxa"/>
+          </w:tblCellMar>
+        </w:tblPrEx>
+        <w:trPr>
+          <w:cantSplit/>
+        </w:trPr>
+        <w:tc>
+          <w:tcPr>
+            <w:tcW w:w="896" w:type="dxa"/>
+            <w:tcMar>
+              <w:top w:w="50" w:type="dxa"/>
+              <w:left w:w="90" w:type="dxa"/>
+              <w:bottom w:w="50" w:type="dxa"/>
+              <w:right w:w="90" w:type="dxa"/>
+            </w:tcMar>
+          </w:tcPr>
+          <w:p>
+            <w:pPr>
+              <w:spacing w:after="20" w:line="252" w:lineRule="auto"/>
+            </w:pPr>
+            <w:r>
+              <w:rPr>
+                <w:sz w:val="19"/>
+                <w:szCs w:val="19"/>
+              </w:rPr>
+              <w:t>PATCH</w:t>
+            </w:r>
+          </w:p>
+        </w:tc>
+        <w:tc>
+          <w:tcPr>
+            <w:tcW w:w="3474" w:type="dxa"/>
+            <w:tcMar>
+              <w:top w:w="50" w:type="dxa"/>
+              <w:left w:w="90" w:type="dxa"/>
+              <w:bottom w:w="50" w:type="dxa"/>
+              <w:right w:w="90" w:type="dxa"/>
+            </w:tcMar>
+          </w:tcPr>
+          <w:p>
+            <w:pPr>
+              <w:spacing w:after="20" w:line="252" w:lineRule="auto"/>
+            </w:pPr>
+            <w:r>
+              <w:rPr>
+                <w:sz w:val="19"/>
+                <w:szCs w:val="19"/>
+              </w:rPr>
+              <w:t>/api/workers/doc-types/{typeKey}</w:t>
+            </w:r>
+          </w:p>
+        </w:tc>
+        <w:tc>
+          <w:tcPr>
+            <w:tcW w:w="3362" w:type="dxa"/>
+            <w:tcMar>
+              <w:top w:w="50" w:type="dxa"/>
+              <w:left w:w="90" w:type="dxa"/>
+              <w:bottom w:w="50" w:type="dxa"/>
+              <w:right w:w="90" w:type="dxa"/>
+            </w:tcMar>
+          </w:tcPr>
+          <w:p>
+            <w:pPr>
+              <w:spacing w:after="20" w:line="252" w:lineRule="auto"/>
+            </w:pPr>
+            <w:r>
+              <w:rPr>
+                <w:sz w:val="19"/>
+                <w:szCs w:val="19"/>
+              </w:rPr>
+              <w:t>Stop or start asking for a document photo (SuperAdmin).</w:t>
+            </w:r>
+          </w:p>
+        </w:tc>
+        <w:tc>
+          <w:tcPr>
+            <w:tcW w:w="1906" w:type="dxa"/>
+            <w:tcMar>
+              <w:top w:w="50" w:type="dxa"/>
+              <w:left w:w="90" w:type="dxa"/>
+              <w:bottom w:w="50" w:type="dxa"/>
+              <w:right w:w="90" w:type="dxa"/>
+            </w:tcMar>
+          </w:tcPr>
+          <w:p>
+            <w:pPr>
+              <w:spacing w:after="20" w:line="252" w:lineRule="auto"/>
+            </w:pPr>
+            <w:r>
+              <w:rPr>
+                <w:sz w:val="19"/>
+                <w:szCs w:val="19"/>
+              </w:rPr>
+              <w:t>Signed-in token, SuperAdmin enforced</w:t>
+            </w:r>
+          </w:p>
+        </w:tc>
+      </w:tr>
+      <w:tr>
+        <w:tblPrEx>
+          <w:tblCellMar>
+            <w:top w:w="0" w:type="dxa"/>
+            <w:bottom w:w="0" w:type="dxa"/>
+          </w:tblCellMar>
+        </w:tblPrEx>
+        <w:trPr>
+          <w:cantSplit/>
+        </w:trPr>
+        <w:tc>
+          <w:tcPr>
+            <w:tcW w:w="896" w:type="dxa"/>
+            <w:shd w:val="clear" w:color="auto" w:fill="F4F5F3"/>
+            <w:tcMar>
+              <w:top w:w="50" w:type="dxa"/>
+              <w:left w:w="90" w:type="dxa"/>
+              <w:bottom w:w="50" w:type="dxa"/>
+              <w:right w:w="90" w:type="dxa"/>
+            </w:tcMar>
+          </w:tcPr>
+          <w:p>
+            <w:pPr>
+              <w:spacing w:after="20" w:line="252" w:lineRule="auto"/>
+            </w:pPr>
+            <w:r>
+              <w:rPr>
+                <w:sz w:val="19"/>
+                <w:szCs w:val="19"/>
+              </w:rPr>
+              <w:t>GET</w:t>
+            </w:r>
+          </w:p>
+        </w:tc>
+        <w:tc>
+          <w:tcPr>
+            <w:tcW w:w="3474" w:type="dxa"/>
+            <w:shd w:val="clear" w:color="auto" w:fill="F4F5F3"/>
+            <w:tcMar>
+              <w:top w:w="50" w:type="dxa"/>
+              <w:left w:w="90" w:type="dxa"/>
+              <w:bottom w:w="50" w:type="dxa"/>
+              <w:right w:w="90" w:type="dxa"/>
+            </w:tcMar>
+          </w:tcPr>
+          <w:p>
+            <w:pPr>
+              <w:spacing w:after="20" w:line="252" w:lineRule="auto"/>
+            </w:pPr>
+            <w:r>
+              <w:rPr>
+                <w:sz w:val="19"/>
+                <w:szCs w:val="19"/>
+              </w:rPr>
+              <w:t>/api/workers/{userId}</w:t>
+            </w:r>
+          </w:p>
+        </w:tc>
+        <w:tc>
+          <w:tcPr>
+            <w:tcW w:w="3362" w:type="dxa"/>
+            <w:shd w:val="clear" w:color="auto" w:fill="F4F5F3"/>
+            <w:tcMar>
+              <w:top w:w="50" w:type="dxa"/>
+              <w:left w:w="90" w:type="dxa"/>
+              <w:bottom w:w="50" w:type="dxa"/>
+              <w:right w:w="90" w:type="dxa"/>
+            </w:tcMar>
+          </w:tcPr>
+          <w:p>
+            <w:pPr>
+              <w:spacing w:after="20" w:line="252" w:lineRule="auto"/>
+            </w:pPr>
+            <w:r>
+              <w:rPr>
+                <w:sz w:val="19"/>
+                <w:szCs w:val="19"/>
+              </w:rPr>
+              <w:t>One staff member's details, decrypted, and their document list (SuperAdmin; written to the audit log).</w:t>
+            </w:r>
+          </w:p>
+        </w:tc>
+        <w:tc>
+          <w:tcPr>
+            <w:tcW w:w="1906" w:type="dxa"/>
+            <w:shd w:val="clear" w:color="auto" w:fill="F4F5F3"/>
+            <w:tcMar>
+              <w:top w:w="50" w:type="dxa"/>
+              <w:left w:w="90" w:type="dxa"/>
+              <w:bottom w:w="50" w:type="dxa"/>
+              <w:right w:w="90" w:type="dxa"/>
+            </w:tcMar>
+          </w:tcPr>
+          <w:p>
+            <w:pPr>
+              <w:spacing w:after="20" w:line="252" w:lineRule="auto"/>
+            </w:pPr>
+            <w:r>
+              <w:rPr>
+                <w:sz w:val="19"/>
+                <w:szCs w:val="19"/>
+              </w:rPr>
+              <w:t>Signed-in token, SuperAdmin enforced</w:t>
+            </w:r>
+          </w:p>
+        </w:tc>
+      </w:tr>
+      <w:tr>
+        <w:tblPrEx>
+          <w:tblCellMar>
+            <w:top w:w="0" w:type="dxa"/>
+            <w:bottom w:w="0" w:type="dxa"/>
+          </w:tblCellMar>
+        </w:tblPrEx>
+        <w:trPr>
+          <w:cantSplit/>
+        </w:trPr>
+        <w:tc>
+          <w:tcPr>
+            <w:tcW w:w="896" w:type="dxa"/>
+            <w:tcMar>
+              <w:top w:w="50" w:type="dxa"/>
+              <w:left w:w="90" w:type="dxa"/>
+              <w:bottom w:w="50" w:type="dxa"/>
+              <w:right w:w="90" w:type="dxa"/>
+            </w:tcMar>
+          </w:tcPr>
+          <w:p>
+            <w:pPr>
+              <w:spacing w:after="20" w:line="252" w:lineRule="auto"/>
+            </w:pPr>
+            <w:r>
+              <w:rPr>
+                <w:sz w:val="19"/>
+                <w:szCs w:val="19"/>
+              </w:rPr>
+              <w:t>GET</w:t>
+            </w:r>
+          </w:p>
+        </w:tc>
+        <w:tc>
+          <w:tcPr>
+            <w:tcW w:w="3474" w:type="dxa"/>
+            <w:tcMar>
+              <w:top w:w="50" w:type="dxa"/>
+              <w:left w:w="90" w:type="dxa"/>
+              <w:bottom w:w="50" w:type="dxa"/>
+              <w:right w:w="90" w:type="dxa"/>
+            </w:tcMar>
+          </w:tcPr>
+          <w:p>
+            <w:pPr>
+              <w:spacing w:after="20" w:line="252" w:lineRule="auto"/>
+            </w:pPr>
+            <w:r>
+              <w:rPr>
+                <w:sz w:val="19"/>
+                <w:szCs w:val="19"/>
+              </w:rPr>
+              <w:t>/api/workers/{userId}/documents/{documentId}</w:t>
+            </w:r>
+          </w:p>
+        </w:tc>
+        <w:tc>
+          <w:tcPr>
+            <w:tcW w:w="3362" w:type="dxa"/>
+            <w:tcMar>
+              <w:top w:w="50" w:type="dxa"/>
+              <w:left w:w="90" w:type="dxa"/>
+              <w:bottom w:w="50" w:type="dxa"/>
+              <w:right w:w="90" w:type="dxa"/>
+            </w:tcMar>
+          </w:tcPr>
+          <w:p>
+            <w:pPr>
+              <w:spacing w:after="20" w:line="252" w:lineRule="auto"/>
+            </w:pPr>
+            <w:r>
+              <w:rPr>
+                <w:sz w:val="19"/>
+                <w:szCs w:val="19"/>
+              </w:rPr>
+              <w:t>One document photo, decrypted, as base64 (SuperAdmin; written to the audit log).</w:t>
+            </w:r>
+          </w:p>
+        </w:tc>
+        <w:tc>
+          <w:tcPr>
+            <w:tcW w:w="1906" w:type="dxa"/>
+            <w:tcMar>
+              <w:top w:w="50" w:type="dxa"/>
+              <w:left w:w="90" w:type="dxa"/>
+              <w:bottom w:w="50" w:type="dxa"/>
+              <w:right w:w="90" w:type="dxa"/>
+            </w:tcMar>
+          </w:tcPr>
+          <w:p>
+            <w:pPr>
+              <w:spacing w:after="20" w:line="252" w:lineRule="auto"/>
+            </w:pPr>
+            <w:r>
+              <w:rPr>
+                <w:sz w:val="19"/>
+                <w:szCs w:val="19"/>
+              </w:rPr>
+              <w:t>Signed-in token, SuperAdmin enforced</w:t>
+            </w:r>
+          </w:p>
+        </w:tc>
+      </w:tr>
+      <w:tr>
+        <w:tblPrEx>
+          <w:tblCellMar>
+            <w:top w:w="0" w:type="dxa"/>
+            <w:bottom w:w="0" w:type="dxa"/>
+          </w:tblCellMar>
+        </w:tblPrEx>
+        <w:trPr>
+          <w:cantSplit/>
+        </w:trPr>
+        <w:tc>
+          <w:tcPr>
+            <w:tcW w:w="896" w:type="dxa"/>
+            <w:shd w:val="clear" w:color="auto" w:fill="F4F5F3"/>
+            <w:tcMar>
+              <w:top w:w="50" w:type="dxa"/>
+              <w:left w:w="90" w:type="dxa"/>
+              <w:bottom w:w="50" w:type="dxa"/>
+              <w:right w:w="90" w:type="dxa"/>
+            </w:tcMar>
+          </w:tcPr>
+          <w:p>
+            <w:pPr>
+              <w:spacing w:after="20" w:line="252" w:lineRule="auto"/>
+            </w:pPr>
+            <w:r>
+              <w:rPr>
+                <w:sz w:val="19"/>
+                <w:szCs w:val="19"/>
+              </w:rPr>
+              <w:t>POST</w:t>
+            </w:r>
+          </w:p>
+        </w:tc>
+        <w:tc>
+          <w:tcPr>
+            <w:tcW w:w="3474" w:type="dxa"/>
+            <w:shd w:val="clear" w:color="auto" w:fill="F4F5F3"/>
+            <w:tcMar>
+              <w:top w:w="50" w:type="dxa"/>
+              <w:left w:w="90" w:type="dxa"/>
+              <w:bottom w:w="50" w:type="dxa"/>
+              <w:right w:w="90" w:type="dxa"/>
+            </w:tcMar>
+          </w:tcPr>
+          <w:p>
+            <w:pPr>
+              <w:spacing w:after="20" w:line="252" w:lineRule="auto"/>
+            </w:pPr>
+            <w:r>
+              <w:rPr>
+                <w:sz w:val="19"/>
+                <w:szCs w:val="19"/>
+              </w:rPr>
+              <w:t>/api/workers/{userId}/verify</w:t>
+            </w:r>
+          </w:p>
+        </w:tc>
+        <w:tc>
+          <w:tcPr>
+            <w:tcW w:w="3362" w:type="dxa"/>
+            <w:shd w:val="clear" w:color="auto" w:fill="F4F5F3"/>
+            <w:tcMar>
+              <w:top w:w="50" w:type="dxa"/>
+              <w:left w:w="90" w:type="dxa"/>
+              <w:bottom w:w="50" w:type="dxa"/>
+              <w:right w:w="90" w:type="dxa"/>
+            </w:tcMar>
+          </w:tcPr>
+          <w:p>
+            <w:pPr>
+              <w:spacing w:after="20" w:line="252" w:lineRule="auto"/>
+            </w:pPr>
+            <w:r>
+              <w:rPr>
+                <w:sz w:val="19"/>
+                <w:szCs w:val="19"/>
+              </w:rPr>
+              <w:t>Mark the details Verified, or Needs changes with a note the staff member sees (SuperAdmin).</w:t>
+            </w:r>
+          </w:p>
+        </w:tc>
+        <w:tc>
+          <w:tcPr>
+            <w:tcW w:w="1906" w:type="dxa"/>
+            <w:shd w:val="clear" w:color="auto" w:fill="F4F5F3"/>
+            <w:tcMar>
+              <w:top w:w="50" w:type="dxa"/>
+              <w:left w:w="90" w:type="dxa"/>
+              <w:bottom w:w="50" w:type="dxa"/>
+              <w:right w:w="90" w:type="dxa"/>
+            </w:tcMar>
+          </w:tcPr>
+          <w:p>
+            <w:pPr>
+              <w:spacing w:after="20" w:line="252" w:lineRule="auto"/>
+            </w:pPr>
+            <w:r>
+              <w:rPr>
+                <w:sz w:val="19"/>
+                <w:szCs w:val="19"/>
+              </w:rPr>
+              <w:t>Signed-in token, SuperAdmin enforced</w:t>
+            </w:r>
+          </w:p>
+        </w:tc>
+      </w:tr>
+      <w:tr>
+        <w:tblPrEx>
+          <w:tblCellMar>
+            <w:top w:w="0" w:type="dxa"/>
+            <w:bottom w:w="0" w:type="dxa"/>
+          </w:tblCellMar>
+        </w:tblPrEx>
+        <w:trPr>
+          <w:cantSplit/>
+        </w:trPr>
+        <w:tc>
+          <w:tcPr>
+            <w:tcW w:w="896" w:type="dxa"/>
+            <w:tcMar>
+              <w:top w:w="50" w:type="dxa"/>
+              <w:left w:w="90" w:type="dxa"/>
+              <w:bottom w:w="50" w:type="dxa"/>
+              <w:right w:w="90" w:type="dxa"/>
+            </w:tcMar>
+          </w:tcPr>
+          <w:p>
+            <w:pPr>
+              <w:spacing w:after="20" w:line="252" w:lineRule="auto"/>
+            </w:pPr>
+            <w:r>
+              <w:rPr>
+                <w:sz w:val="19"/>
+                <w:szCs w:val="19"/>
+              </w:rPr>
+              <w:t>DELETE</w:t>
+            </w:r>
+          </w:p>
+        </w:tc>
+        <w:tc>
+          <w:tcPr>
+            <w:tcW w:w="3474" w:type="dxa"/>
+            <w:tcMar>
+              <w:top w:w="50" w:type="dxa"/>
+              <w:left w:w="90" w:type="dxa"/>
+              <w:bottom w:w="50" w:type="dxa"/>
+              <w:right w:w="90" w:type="dxa"/>
+            </w:tcMar>
+          </w:tcPr>
+          <w:p>
+            <w:pPr>
+              <w:spacing w:after="20" w:line="252" w:lineRule="auto"/>
+            </w:pPr>
+            <w:r>
+              <w:rPr>
+                <w:sz w:val="19"/>
+                <w:szCs w:val="19"/>
+              </w:rPr>
+              <w:t>/api/workers/{userId}/documents/{documentId}</w:t>
+            </w:r>
+          </w:p>
+        </w:tc>
+        <w:tc>
+          <w:tcPr>
+            <w:tcW w:w="3362" w:type="dxa"/>
+            <w:tcMar>
+              <w:top w:w="50" w:type="dxa"/>
+              <w:left w:w="90" w:type="dxa"/>
+              <w:bottom w:w="50" w:type="dxa"/>
+              <w:right w:w="90" w:type="dxa"/>
+            </w:tcMar>
+          </w:tcPr>
+          <w:p>
+            <w:pPr>
+              <w:spacing w:after="20" w:line="252" w:lineRule="auto"/>
+            </w:pPr>
+            <w:r>
+              <w:rPr>
+                <w:sz w:val="19"/>
+                <w:szCs w:val="19"/>
+              </w:rPr>
+              <w:t>Delete one document photo (SuperAdmin).</w:t>
+            </w:r>
+          </w:p>
+        </w:tc>
+        <w:tc>
+          <w:tcPr>
+            <w:tcW w:w="1906" w:type="dxa"/>
+            <w:tcMar>
+              <w:top w:w="50" w:type="dxa"/>
+              <w:left w:w="90" w:type="dxa"/>
+              <w:bottom w:w="50" w:type="dxa"/>
+              <w:right w:w="90" w:type="dxa"/>
+            </w:tcMar>
+          </w:tcPr>
+          <w:p>
+            <w:pPr>
+              <w:spacing w:after="20" w:line="252" w:lineRule="auto"/>
+            </w:pPr>
+            <w:r>
+              <w:rPr>
+                <w:sz w:val="19"/>
+                <w:szCs w:val="19"/>
+              </w:rPr>
+              <w:t>Signed-in token, SuperAdmin enforced</w:t>
+            </w:r>
+          </w:p>
+        </w:tc>
+      </w:tr>
+      <w:tr>
+        <w:tblPrEx>
+          <w:tblCellMar>
+            <w:top w:w="0" w:type="dxa"/>
+            <w:bottom w:w="0" w:type="dxa"/>
+          </w:tblCellMar>
+        </w:tblPrEx>
+        <w:trPr>
+          <w:cantSplit/>
+        </w:trPr>
+        <w:tc>
+          <w:tcPr>
+            <w:tcW w:w="896" w:type="dxa"/>
+            <w:shd w:val="clear" w:color="auto" w:fill="F4F5F3"/>
+            <w:tcMar>
+              <w:top w:w="50" w:type="dxa"/>
+              <w:left w:w="90" w:type="dxa"/>
+              <w:bottom w:w="50" w:type="dxa"/>
+              <w:right w:w="90" w:type="dxa"/>
+            </w:tcMar>
+          </w:tcPr>
+          <w:p>
+            <w:pPr>
+              <w:spacing w:after="20" w:line="252" w:lineRule="auto"/>
+            </w:pPr>
+            <w:r>
+              <w:rPr>
+                <w:sz w:val="19"/>
+                <w:szCs w:val="19"/>
+              </w:rPr>
+              <w:t>DELETE</w:t>
+            </w:r>
+          </w:p>
+        </w:tc>
+        <w:tc>
+          <w:tcPr>
+            <w:tcW w:w="3474" w:type="dxa"/>
+            <w:shd w:val="clear" w:color="auto" w:fill="F4F5F3"/>
+            <w:tcMar>
+              <w:top w:w="50" w:type="dxa"/>
+              <w:left w:w="90" w:type="dxa"/>
+              <w:bottom w:w="50" w:type="dxa"/>
+              <w:right w:w="90" w:type="dxa"/>
+            </w:tcMar>
+          </w:tcPr>
+          <w:p>
+            <w:pPr>
+              <w:spacing w:after="20" w:line="252" w:lineRule="auto"/>
+            </w:pPr>
+            <w:r>
+              <w:rPr>
+                <w:sz w:val="19"/>
+                <w:szCs w:val="19"/>
+              </w:rPr>
+              <w:t>/api/workers/{userId}</w:t>
+            </w:r>
+          </w:p>
+        </w:tc>
+        <w:tc>
+          <w:tcPr>
+            <w:tcW w:w="3362" w:type="dxa"/>
+            <w:shd w:val="clear" w:color="auto" w:fill="F4F5F3"/>
+            <w:tcMar>
+              <w:top w:w="50" w:type="dxa"/>
+              <w:left w:w="90" w:type="dxa"/>
+              <w:bottom w:w="50" w:type="dxa"/>
+              <w:right w:w="90" w:type="dxa"/>
+            </w:tcMar>
+          </w:tcPr>
+          <w:p>
+            <w:pPr>
+              <w:spacing w:after="20" w:line="252" w:lineRule="auto"/>
+            </w:pPr>
+            <w:r>
+              <w:rPr>
+                <w:sz w:val="19"/>
+                <w:szCs w:val="19"/>
+              </w:rPr>
+              <w:t>Delete every detail and photo kept for a staff member (SuperAdmin).</w:t>
             </w:r>
           </w:p>
         </w:tc>
@@ -48962,7 +50780,7 @@
         <w:sz w:val="16"/>
         <w:szCs w:val="16"/>
       </w:rPr>
-      <w:t>48</w:t>
+      <w:t>49</w:t>
     </w:r>
     <w:r>
       <w:rPr>
@@ -49011,7 +50829,7 @@
         <w:sz w:val="16"/>
         <w:szCs w:val="16"/>
       </w:rPr>
-      <w:t>48</w:t>
+      <w:t>49</w:t>
     </w:r>
     <w:r>
       <w:rPr>
@@ -49095,10 +50913,72 @@
 <file path=word/numbering.xml><?xml version="1.0" encoding="utf-8"?>
 <w:numbering xmlns:wpc="http://schemas.microsoft.com/office/word/2010/wordprocessingCanvas" xmlns:cx="http://schemas.microsoft.com/office/drawing/2014/chartex" xmlns:cx1="http://schemas.microsoft.com/office/drawing/2015/9/8/chartex" xmlns:mc="http://schemas.openxmlformats.org/markup-compatibility/2006" xmlns:o="urn:schemas-microsoft-com:office:office" xmlns:r="http://schemas.openxmlformats.org/officeDocument/2006/relationships" xmlns:m="http://schemas.openxmlformats.org/officeDocument/2006/math" xmlns:v="urn:schemas-microsoft-com:vml" xmlns:wp14="http://schemas.microsoft.com/office/word/2010/wordprocessingDrawing" xmlns:wp="http://schemas.openxmlformats.org/drawingml/2006/wordprocessingDrawing" xmlns:w10="urn:schemas-microsoft-com:office:word" xmlns:w="http://schemas.openxmlformats.org/wordprocessingml/2006/main" xmlns:w14="http://schemas.microsoft.com/office/word/2010/wordml" xmlns:w15="http://schemas.microsoft.com/office/word/2012/wordml" xmlns:w16se="http://schemas.microsoft.com/office/word/2015/wordml/symex" xmlns:wpg="http://schemas.microsoft.com/office/word/2010/wordprocessingGroup" xmlns:wpi="http://schemas.microsoft.com/office/word/2010/wordprocessingInk" xmlns:wne="http://schemas.microsoft.com/office/word/2006/wordml" xmlns:wps="http://schemas.microsoft.com/office/word/2010/wordprocessingShape" mc:Ignorable="w14 w15 w16se wp14">
   <w:abstractNum w:abstractNumId="0" w15:restartNumberingAfterBreak="0">
-    <w:nsid w:val="01F5371C"/>
+    <w:nsid w:val="75FE5545"/>
     <w:multiLevelType w:val="hybridMultilevel"/>
-    <w:tmpl w:val="E53A7E12"/>
-    <w:lvl w:ilvl="0" w:tplc="E1366FE0" w:tentative="1">
+    <w:tmpl w:val="23BC6898"/>
+    <w:lvl w:ilvl="0" w:tplc="E744A318">
+      <w:start w:val="1"/>
+      <w:numFmt w:val="bullet"/>
+      <w:lvlText w:val="•"/>
+      <w:lvlJc w:val="left"/>
+      <w:pPr>
+        <w:ind w:left="540" w:hanging="300"/>
+      </w:pPr>
+    </w:lvl>
+    <w:lvl w:ilvl="1" w:tplc="59047BA0" w:tentative="1">
+      <w:start w:val="1"/>
+      <w:numFmt w:val="bullet"/>
+      <w:lvlText w:val="–"/>
+      <w:lvlJc w:val="left"/>
+      <w:pPr>
+        <w:ind w:left="940" w:hanging="300"/>
+      </w:pPr>
+    </w:lvl>
+    <w:lvl w:ilvl="2" w:tplc="2E3E6F96" w:tentative="1">
+      <w:start w:val="1"/>
+      <w:numFmt w:val="bullet"/>
+      <w:lvlText w:val="◦"/>
+      <w:lvlJc w:val="left"/>
+      <w:pPr>
+        <w:ind w:left="1340" w:hanging="300"/>
+      </w:pPr>
+    </w:lvl>
+    <w:lvl w:ilvl="3" w:tplc="45F078DC">
+      <w:numFmt w:val="decimal"/>
+      <w:lvlText w:val=""/>
+      <w:lvlJc w:val="left"/>
+    </w:lvl>
+    <w:lvl w:ilvl="4" w:tplc="1DB629EA">
+      <w:numFmt w:val="decimal"/>
+      <w:lvlText w:val=""/>
+      <w:lvlJc w:val="left"/>
+    </w:lvl>
+    <w:lvl w:ilvl="5" w:tplc="76344456">
+      <w:numFmt w:val="decimal"/>
+      <w:lvlText w:val=""/>
+      <w:lvlJc w:val="left"/>
+    </w:lvl>
+    <w:lvl w:ilvl="6" w:tplc="F3325D14">
+      <w:numFmt w:val="decimal"/>
+      <w:lvlText w:val=""/>
+      <w:lvlJc w:val="left"/>
+    </w:lvl>
+    <w:lvl w:ilvl="7" w:tplc="5B9606E6">
+      <w:numFmt w:val="decimal"/>
+      <w:lvlText w:val=""/>
+      <w:lvlJc w:val="left"/>
+    </w:lvl>
+    <w:lvl w:ilvl="8" w:tplc="FCD886C0">
+      <w:numFmt w:val="decimal"/>
+      <w:lvlText w:val=""/>
+      <w:lvlJc w:val="left"/>
+    </w:lvl>
+  </w:abstractNum>
+  <w:abstractNum w:abstractNumId="1" w15:restartNumberingAfterBreak="0">
+    <w:nsid w:val="79F33BE8"/>
+    <w:multiLevelType w:val="hybridMultilevel"/>
+    <w:tmpl w:val="F15C0ED2"/>
+    <w:lvl w:ilvl="0" w:tplc="F7842768" w:tentative="1">
       <w:start w:val="1"/>
       <w:numFmt w:val="bullet"/>
       <w:lvlText w:val="●"/>
@@ -49107,7 +50987,7 @@
         <w:ind w:left="720" w:hanging="360"/>
       </w:pPr>
     </w:lvl>
-    <w:lvl w:ilvl="1" w:tplc="3E80236C" w:tentative="1">
+    <w:lvl w:ilvl="1" w:tplc="078A7D08" w:tentative="1">
       <w:start w:val="1"/>
       <w:numFmt w:val="bullet"/>
       <w:lvlText w:val="○"/>
@@ -49116,7 +50996,7 @@
         <w:ind w:left="1440" w:hanging="360"/>
       </w:pPr>
     </w:lvl>
-    <w:lvl w:ilvl="2" w:tplc="576C3978" w:tentative="1">
+    <w:lvl w:ilvl="2" w:tplc="1D386B6A" w:tentative="1">
       <w:start w:val="1"/>
       <w:numFmt w:val="bullet"/>
       <w:lvlText w:val="■"/>
@@ -49125,7 +51005,7 @@
         <w:ind w:left="2160" w:hanging="360"/>
       </w:pPr>
     </w:lvl>
-    <w:lvl w:ilvl="3" w:tplc="03785330" w:tentative="1">
+    <w:lvl w:ilvl="3" w:tplc="4AFE6164" w:tentative="1">
       <w:start w:val="1"/>
       <w:numFmt w:val="bullet"/>
       <w:lvlText w:val="●"/>
@@ -49134,7 +51014,7 @@
         <w:ind w:left="2880" w:hanging="360"/>
       </w:pPr>
     </w:lvl>
-    <w:lvl w:ilvl="4" w:tplc="DE04BD88" w:tentative="1">
+    <w:lvl w:ilvl="4" w:tplc="AB6E49D4" w:tentative="1">
       <w:start w:val="1"/>
       <w:numFmt w:val="bullet"/>
       <w:lvlText w:val="○"/>
@@ -49143,7 +51023,7 @@
         <w:ind w:left="3600" w:hanging="360"/>
       </w:pPr>
     </w:lvl>
-    <w:lvl w:ilvl="5" w:tplc="7C96161A" w:tentative="1">
+    <w:lvl w:ilvl="5" w:tplc="CCFEA180" w:tentative="1">
       <w:start w:val="1"/>
       <w:numFmt w:val="bullet"/>
       <w:lvlText w:val="■"/>
@@ -49152,7 +51032,7 @@
         <w:ind w:left="4320" w:hanging="360"/>
       </w:pPr>
     </w:lvl>
-    <w:lvl w:ilvl="6" w:tplc="4EE4CEAA" w:tentative="1">
+    <w:lvl w:ilvl="6" w:tplc="268EA37C" w:tentative="1">
       <w:start w:val="1"/>
       <w:numFmt w:val="bullet"/>
       <w:lvlText w:val="●"/>
@@ -49161,7 +51041,7 @@
         <w:ind w:left="5040" w:hanging="360"/>
       </w:pPr>
     </w:lvl>
-    <w:lvl w:ilvl="7" w:tplc="0ACC8AB4" w:tentative="1">
+    <w:lvl w:ilvl="7" w:tplc="6248C782" w:tentative="1">
       <w:start w:val="1"/>
       <w:numFmt w:val="bullet"/>
       <w:lvlText w:val="●"/>
@@ -49170,7 +51050,7 @@
         <w:ind w:left="5760" w:hanging="360"/>
       </w:pPr>
     </w:lvl>
-    <w:lvl w:ilvl="8" w:tplc="925C4BD0" w:tentative="1">
+    <w:lvl w:ilvl="8" w:tplc="5A1C7384" w:tentative="1">
       <w:start w:val="1"/>
       <w:numFmt w:val="bullet"/>
       <w:lvlText w:val="●"/>
@@ -49180,73 +51060,11 @@
       </w:pPr>
     </w:lvl>
   </w:abstractNum>
-  <w:abstractNum w:abstractNumId="1" w15:restartNumberingAfterBreak="0">
-    <w:nsid w:val="60EB7287"/>
+  <w:abstractNum w:abstractNumId="2" w15:restartNumberingAfterBreak="0">
+    <w:nsid w:val="7CAA69F6"/>
     <w:multiLevelType w:val="hybridMultilevel"/>
-    <w:tmpl w:val="D89A0A24"/>
-    <w:lvl w:ilvl="0" w:tplc="6F384D8A">
-      <w:start w:val="1"/>
-      <w:numFmt w:val="bullet"/>
-      <w:lvlText w:val="•"/>
-      <w:lvlJc w:val="left"/>
-      <w:pPr>
-        <w:ind w:left="540" w:hanging="300"/>
-      </w:pPr>
-    </w:lvl>
-    <w:lvl w:ilvl="1" w:tplc="3960A7F0" w:tentative="1">
-      <w:start w:val="1"/>
-      <w:numFmt w:val="bullet"/>
-      <w:lvlText w:val="–"/>
-      <w:lvlJc w:val="left"/>
-      <w:pPr>
-        <w:ind w:left="940" w:hanging="300"/>
-      </w:pPr>
-    </w:lvl>
-    <w:lvl w:ilvl="2" w:tplc="0E041ABA" w:tentative="1">
-      <w:start w:val="1"/>
-      <w:numFmt w:val="bullet"/>
-      <w:lvlText w:val="◦"/>
-      <w:lvlJc w:val="left"/>
-      <w:pPr>
-        <w:ind w:left="1340" w:hanging="300"/>
-      </w:pPr>
-    </w:lvl>
-    <w:lvl w:ilvl="3" w:tplc="D4241D42">
-      <w:numFmt w:val="decimal"/>
-      <w:lvlText w:val=""/>
-      <w:lvlJc w:val="left"/>
-    </w:lvl>
-    <w:lvl w:ilvl="4" w:tplc="DB6C3626">
-      <w:numFmt w:val="decimal"/>
-      <w:lvlText w:val=""/>
-      <w:lvlJc w:val="left"/>
-    </w:lvl>
-    <w:lvl w:ilvl="5" w:tplc="D2EE9B60">
-      <w:numFmt w:val="decimal"/>
-      <w:lvlText w:val=""/>
-      <w:lvlJc w:val="left"/>
-    </w:lvl>
-    <w:lvl w:ilvl="6" w:tplc="33B635FC">
-      <w:numFmt w:val="decimal"/>
-      <w:lvlText w:val=""/>
-      <w:lvlJc w:val="left"/>
-    </w:lvl>
-    <w:lvl w:ilvl="7" w:tplc="81647934">
-      <w:numFmt w:val="decimal"/>
-      <w:lvlText w:val=""/>
-      <w:lvlJc w:val="left"/>
-    </w:lvl>
-    <w:lvl w:ilvl="8" w:tplc="5D3C2FE6">
-      <w:numFmt w:val="decimal"/>
-      <w:lvlText w:val=""/>
-      <w:lvlJc w:val="left"/>
-    </w:lvl>
-  </w:abstractNum>
-  <w:abstractNum w:abstractNumId="2" w15:restartNumberingAfterBreak="0">
-    <w:nsid w:val="67840270"/>
-    <w:multiLevelType w:val="hybridMultilevel"/>
-    <w:tmpl w:val="823CC31E"/>
-    <w:lvl w:ilvl="0" w:tplc="0738573A">
+    <w:tmpl w:val="9C5CEB36"/>
+    <w:lvl w:ilvl="0" w:tplc="25FA2CFA">
       <w:start w:val="1"/>
       <w:numFmt w:val="decimal"/>
       <w:lvlText w:val="%1."/>
@@ -49255,7 +51073,7 @@
         <w:ind w:left="540" w:hanging="300"/>
       </w:pPr>
     </w:lvl>
-    <w:lvl w:ilvl="1" w:tplc="B964BA2A" w:tentative="1">
+    <w:lvl w:ilvl="1" w:tplc="EA36BB34" w:tentative="1">
       <w:start w:val="1"/>
       <w:numFmt w:val="lowerLetter"/>
       <w:lvlText w:val="%2."/>
@@ -49264,7 +51082,7 @@
         <w:ind w:left="940" w:hanging="300"/>
       </w:pPr>
     </w:lvl>
-    <w:lvl w:ilvl="2" w:tplc="501A4E88" w:tentative="1">
+    <w:lvl w:ilvl="2" w:tplc="371C9E52" w:tentative="1">
       <w:start w:val="1"/>
       <w:numFmt w:val="lowerRoman"/>
       <w:lvlText w:val="%3."/>
@@ -49273,45 +51091,45 @@
         <w:ind w:left="1340" w:hanging="300"/>
       </w:pPr>
     </w:lvl>
-    <w:lvl w:ilvl="3" w:tplc="076285B2">
+    <w:lvl w:ilvl="3" w:tplc="3660788A">
       <w:numFmt w:val="decimal"/>
       <w:lvlText w:val=""/>
       <w:lvlJc w:val="left"/>
     </w:lvl>
-    <w:lvl w:ilvl="4" w:tplc="A84C00FE">
+    <w:lvl w:ilvl="4" w:tplc="D71494C2">
       <w:numFmt w:val="decimal"/>
       <w:lvlText w:val=""/>
       <w:lvlJc w:val="left"/>
     </w:lvl>
-    <w:lvl w:ilvl="5" w:tplc="51C0AB70">
+    <w:lvl w:ilvl="5" w:tplc="68B2E860">
       <w:numFmt w:val="decimal"/>
       <w:lvlText w:val=""/>
       <w:lvlJc w:val="left"/>
     </w:lvl>
-    <w:lvl w:ilvl="6" w:tplc="8C505CE8">
+    <w:lvl w:ilvl="6" w:tplc="55482806">
       <w:numFmt w:val="decimal"/>
       <w:lvlText w:val=""/>
       <w:lvlJc w:val="left"/>
     </w:lvl>
-    <w:lvl w:ilvl="7" w:tplc="97E821AA">
+    <w:lvl w:ilvl="7" w:tplc="C1580126">
       <w:numFmt w:val="decimal"/>
       <w:lvlText w:val=""/>
       <w:lvlJc w:val="left"/>
     </w:lvl>
-    <w:lvl w:ilvl="8" w:tplc="EB3023F0">
+    <w:lvl w:ilvl="8" w:tplc="675A7BD0">
       <w:numFmt w:val="decimal"/>
       <w:lvlText w:val=""/>
       <w:lvlJc w:val="left"/>
     </w:lvl>
   </w:abstractNum>
   <w:num w:numId="1">
-    <w:abstractNumId w:val="0"/>
+    <w:abstractNumId w:val="1"/>
     <w:lvlOverride w:ilvl="0">
       <w:startOverride w:val="1"/>
     </w:lvlOverride>
   </w:num>
   <w:num w:numId="2">
-    <w:abstractNumId w:val="1"/>
+    <w:abstractNumId w:val="0"/>
     <w:lvlOverride w:ilvl="0">
       <w:startOverride w:val="1"/>
     </w:lvlOverride>
@@ -49946,7 +51764,7 @@
     <w:autoRedefine/>
     <w:uiPriority w:val="39"/>
     <w:unhideWhenUsed/>
-    <w:rsid w:val="00284990"/>
+    <w:rsid w:val="004E20F4"/>
     <w:pPr>
       <w:spacing w:after="100"/>
     </w:pPr>
@@ -49958,7 +51776,7 @@
     <w:autoRedefine/>
     <w:uiPriority w:val="39"/>
     <w:unhideWhenUsed/>
-    <w:rsid w:val="00284990"/>
+    <w:rsid w:val="004E20F4"/>
     <w:pPr>
       <w:spacing w:after="100"/>
       <w:ind w:left="210"/>

--- a/documentation/03 Backend/Backend Server.docx
+++ b/documentation/03 Backend/Backend Server.docx
@@ -1767,6 +1767,81 @@
           </w:p>
         </w:tc>
       </w:tr>
+      <w:tr>
+        <w:tblPrEx>
+          <w:tblCellMar>
+            <w:top w:w="0" w:type="dxa"/>
+            <w:bottom w:w="0" w:type="dxa"/>
+          </w:tblCellMar>
+        </w:tblPrEx>
+        <w:tc>
+          <w:tcPr>
+            <w:tcW w:w="1300" w:type="dxa"/>
+            <w:tcMar>
+              <w:top w:w="50" w:type="dxa"/>
+              <w:left w:w="90" w:type="dxa"/>
+              <w:bottom w:w="50" w:type="dxa"/>
+              <w:right w:w="90" w:type="dxa"/>
+            </w:tcMar>
+          </w:tcPr>
+          <w:p>
+            <w:r>
+              <w:rPr>
+                <w:sz w:val="19"/>
+                <w:szCs w:val="19"/>
+              </w:rPr>
+              <w:t>1.1</w:t>
+            </w:r>
+          </w:p>
+        </w:tc>
+        <w:tc>
+          <w:tcPr>
+            <w:tcW w:w="1900" w:type="dxa"/>
+            <w:tcMar>
+              <w:top w:w="50" w:type="dxa"/>
+              <w:left w:w="90" w:type="dxa"/>
+              <w:bottom w:w="50" w:type="dxa"/>
+              <w:right w:w="90" w:type="dxa"/>
+            </w:tcMar>
+          </w:tcPr>
+          <w:p>
+            <w:r>
+              <w:rPr>
+                <w:sz w:val="19"/>
+                <w:szCs w:val="19"/>
+              </w:rPr>
+              <w:t>24 October 2026</w:t>
+            </w:r>
+          </w:p>
+        </w:tc>
+        <w:tc>
+          <w:tcPr>
+            <w:tcW w:w="6438" w:type="dxa"/>
+            <w:tcMar>
+              <w:top w:w="50" w:type="dxa"/>
+              <w:left w:w="90" w:type="dxa"/>
+              <w:bottom w:w="50" w:type="dxa"/>
+              <w:right w:w="90" w:type="dxa"/>
+            </w:tcMar>
+          </w:tcPr>
+          <w:p>
+            <w:r>
+              <w:rPr>
+                <w:sz w:val="19"/>
+                <w:szCs w:val="19"/>
+              </w:rPr>
+              <w:t>Edits keep what they aren't sent: a delivery area's coordinates and active switch, a product's body feet per unit; "" removes an a</w:t>
+            </w:r>
+            <w:r>
+              <w:rPr>
+                <w:sz w:val="19"/>
+                <w:szCs w:val="19"/>
+              </w:rPr>
+              <w:t>ccount's email.</w:t>
+            </w:r>
+          </w:p>
+        </w:tc>
+      </w:tr>
     </w:tbl>
     <w:p>
       <w:pPr>
@@ -1778,6 +1853,7 @@
           <w:sz w:val="20"/>
           <w:szCs w:val="20"/>
         </w:rPr>
+        <w:lastRenderedPageBreak/>
         <w:t>Keep this document up to date: when a feature, setting or server changes, edit the matching section here and add a line to the table above.</w:t>
       </w:r>
     </w:p>
@@ -1793,14 +1869,13 @@
           <w:sz w:val="28"/>
           <w:szCs w:val="28"/>
         </w:rPr>
-        <w:lastRenderedPageBreak/>
         <w:t>Contents</w:t>
       </w:r>
     </w:p>
     <w:sdt>
       <w:sdtPr>
         <w:alias w:val="Contents"/>
-        <w:id w:val="-1553079647"/>
+        <w:id w:val="1723171280"/>
       </w:sdtPr>
       <w:sdtEndPr/>
       <w:sdtContent>
@@ -1827,7 +1902,7 @@
           <w:r>
             <w:fldChar w:fldCharType="separate"/>
           </w:r>
-          <w:hyperlink w:anchor="_Toc243697166" w:history="1">
+          <w:hyperlink w:anchor="_Toc243700238" w:history="1">
             <w:r>
               <w:rPr>
                 <w:rStyle w:val="Hyperlink"/>
@@ -1851,7 +1926,7 @@
               <w:rPr>
                 <w:noProof/>
               </w:rPr>
-              <w:instrText xml:space="preserve"> PAGEREF _Toc243697166 \h </w:instrText>
+              <w:instrText xml:space="preserve"> PAGEREF _Toc243700238 \h </w:instrText>
             </w:r>
             <w:r>
               <w:rPr>
@@ -1892,7 +1967,7 @@
               <w:szCs w:val="22"/>
             </w:rPr>
           </w:pPr>
-          <w:hyperlink w:anchor="_Toc243697167" w:history="1">
+          <w:hyperlink w:anchor="_Toc243700239" w:history="1">
             <w:r>
               <w:rPr>
                 <w:rStyle w:val="Hyperlink"/>
@@ -1916,7 +1991,7 @@
               <w:rPr>
                 <w:noProof/>
               </w:rPr>
-              <w:instrText xml:space="preserve"> PAGEREF _Toc243697167 \h </w:instrText>
+              <w:instrText xml:space="preserve"> PAGEREF _Toc243700239 \h </w:instrText>
             </w:r>
             <w:r>
               <w:rPr>
@@ -1957,7 +2032,7 @@
               <w:szCs w:val="22"/>
             </w:rPr>
           </w:pPr>
-          <w:hyperlink w:anchor="_Toc243697168" w:history="1">
+          <w:hyperlink w:anchor="_Toc243700240" w:history="1">
             <w:r>
               <w:rPr>
                 <w:rStyle w:val="Hyperlink"/>
@@ -1981,7 +2056,7 @@
               <w:rPr>
                 <w:noProof/>
               </w:rPr>
-              <w:instrText xml:space="preserve"> PAGEREF _Toc243697168 \h </w:instrText>
+              <w:instrText xml:space="preserve"> PAGEREF _Toc243700240 \h </w:instrText>
             </w:r>
             <w:r>
               <w:rPr>
@@ -2022,7 +2097,7 @@
               <w:szCs w:val="22"/>
             </w:rPr>
           </w:pPr>
-          <w:hyperlink w:anchor="_Toc243697169" w:history="1">
+          <w:hyperlink w:anchor="_Toc243700241" w:history="1">
             <w:r>
               <w:rPr>
                 <w:rStyle w:val="Hyperlink"/>
@@ -2046,7 +2121,7 @@
               <w:rPr>
                 <w:noProof/>
               </w:rPr>
-              <w:instrText xml:space="preserve"> PAGEREF _Toc243697169 \h </w:instrText>
+              <w:instrText xml:space="preserve"> PAGEREF _Toc243700241 \h </w:instrText>
             </w:r>
             <w:r>
               <w:rPr>
@@ -2087,7 +2162,7 @@
               <w:szCs w:val="22"/>
             </w:rPr>
           </w:pPr>
-          <w:hyperlink w:anchor="_Toc243697170" w:history="1">
+          <w:hyperlink w:anchor="_Toc243700242" w:history="1">
             <w:r>
               <w:rPr>
                 <w:rStyle w:val="Hyperlink"/>
@@ -2111,7 +2186,7 @@
               <w:rPr>
                 <w:noProof/>
               </w:rPr>
-              <w:instrText xml:space="preserve"> PAGEREF _Toc243697170 \h </w:instrText>
+              <w:instrText xml:space="preserve"> PAGEREF _Toc243700242 \h </w:instrText>
             </w:r>
             <w:r>
               <w:rPr>
@@ -2152,7 +2227,7 @@
               <w:szCs w:val="22"/>
             </w:rPr>
           </w:pPr>
-          <w:hyperlink w:anchor="_Toc243697171" w:history="1">
+          <w:hyperlink w:anchor="_Toc243700243" w:history="1">
             <w:r>
               <w:rPr>
                 <w:rStyle w:val="Hyperlink"/>
@@ -2176,7 +2251,7 @@
               <w:rPr>
                 <w:noProof/>
               </w:rPr>
-              <w:instrText xml:space="preserve"> PAGEREF _Toc243697171 \h </w:instrText>
+              <w:instrText xml:space="preserve"> PAGEREF _Toc243700243 \h </w:instrText>
             </w:r>
             <w:r>
               <w:rPr>
@@ -2217,7 +2292,7 @@
               <w:szCs w:val="22"/>
             </w:rPr>
           </w:pPr>
-          <w:hyperlink w:anchor="_Toc243697172" w:history="1">
+          <w:hyperlink w:anchor="_Toc243700244" w:history="1">
             <w:r>
               <w:rPr>
                 <w:rStyle w:val="Hyperlink"/>
@@ -2241,7 +2316,7 @@
               <w:rPr>
                 <w:noProof/>
               </w:rPr>
-              <w:instrText xml:space="preserve"> PAGEREF _Toc243697172 \h </w:instrText>
+              <w:instrText xml:space="preserve"> PAGEREF _Toc243700244 \h </w:instrText>
             </w:r>
             <w:r>
               <w:rPr>
@@ -2282,7 +2357,7 @@
               <w:szCs w:val="22"/>
             </w:rPr>
           </w:pPr>
-          <w:hyperlink w:anchor="_Toc243697173" w:history="1">
+          <w:hyperlink w:anchor="_Toc243700245" w:history="1">
             <w:r>
               <w:rPr>
                 <w:rStyle w:val="Hyperlink"/>
@@ -2306,7 +2381,7 @@
               <w:rPr>
                 <w:noProof/>
               </w:rPr>
-              <w:instrText xml:space="preserve"> PAGEREF _Toc243697173 \h </w:instrText>
+              <w:instrText xml:space="preserve"> PAGEREF _Toc243700245 \h </w:instrText>
             </w:r>
             <w:r>
               <w:rPr>
@@ -2347,7 +2422,7 @@
               <w:szCs w:val="22"/>
             </w:rPr>
           </w:pPr>
-          <w:hyperlink w:anchor="_Toc243697174" w:history="1">
+          <w:hyperlink w:anchor="_Toc243700246" w:history="1">
             <w:r>
               <w:rPr>
                 <w:rStyle w:val="Hyperlink"/>
@@ -2371,7 +2446,7 @@
               <w:rPr>
                 <w:noProof/>
               </w:rPr>
-              <w:instrText xml:space="preserve"> PAGEREF _Toc243697174 \h </w:instrText>
+              <w:instrText xml:space="preserve"> PAGEREF _Toc243700246 \h </w:instrText>
             </w:r>
             <w:r>
               <w:rPr>
@@ -2412,7 +2487,7 @@
               <w:szCs w:val="22"/>
             </w:rPr>
           </w:pPr>
-          <w:hyperlink w:anchor="_Toc243697175" w:history="1">
+          <w:hyperlink w:anchor="_Toc243700247" w:history="1">
             <w:r>
               <w:rPr>
                 <w:rStyle w:val="Hyperlink"/>
@@ -2436,7 +2511,7 @@
               <w:rPr>
                 <w:noProof/>
               </w:rPr>
-              <w:instrText xml:space="preserve"> PAGEREF _Toc243697175 \h </w:instrText>
+              <w:instrText xml:space="preserve"> PAGEREF _Toc243700247 \h </w:instrText>
             </w:r>
             <w:r>
               <w:rPr>
@@ -2477,7 +2552,7 @@
               <w:szCs w:val="22"/>
             </w:rPr>
           </w:pPr>
-          <w:hyperlink w:anchor="_Toc243697176" w:history="1">
+          <w:hyperlink w:anchor="_Toc243700248" w:history="1">
             <w:r>
               <w:rPr>
                 <w:rStyle w:val="Hyperlink"/>
@@ -2501,7 +2576,7 @@
               <w:rPr>
                 <w:noProof/>
               </w:rPr>
-              <w:instrText xml:space="preserve"> PAGEREF _Toc243697176 \h </w:instrText>
+              <w:instrText xml:space="preserve"> PAGEREF _Toc243700248 \h </w:instrText>
             </w:r>
             <w:r>
               <w:rPr>
@@ -2542,7 +2617,7 @@
               <w:szCs w:val="22"/>
             </w:rPr>
           </w:pPr>
-          <w:hyperlink w:anchor="_Toc243697177" w:history="1">
+          <w:hyperlink w:anchor="_Toc243700249" w:history="1">
             <w:r>
               <w:rPr>
                 <w:rStyle w:val="Hyperlink"/>
@@ -2566,7 +2641,7 @@
               <w:rPr>
                 <w:noProof/>
               </w:rPr>
-              <w:instrText xml:space="preserve"> PAGEREF _Toc243697177 \h </w:instrText>
+              <w:instrText xml:space="preserve"> PAGEREF _Toc243700249 \h </w:instrText>
             </w:r>
             <w:r>
               <w:rPr>
@@ -2607,7 +2682,7 @@
               <w:szCs w:val="22"/>
             </w:rPr>
           </w:pPr>
-          <w:hyperlink w:anchor="_Toc243697178" w:history="1">
+          <w:hyperlink w:anchor="_Toc243700250" w:history="1">
             <w:r>
               <w:rPr>
                 <w:rStyle w:val="Hyperlink"/>
@@ -2631,7 +2706,7 @@
               <w:rPr>
                 <w:noProof/>
               </w:rPr>
-              <w:instrText xml:space="preserve"> PAGEREF _Toc243697178 \h </w:instrText>
+              <w:instrText xml:space="preserve"> PAGEREF _Toc243700250 \h </w:instrText>
             </w:r>
             <w:r>
               <w:rPr>
@@ -2672,7 +2747,7 @@
               <w:szCs w:val="22"/>
             </w:rPr>
           </w:pPr>
-          <w:hyperlink w:anchor="_Toc243697179" w:history="1">
+          <w:hyperlink w:anchor="_Toc243700251" w:history="1">
             <w:r>
               <w:rPr>
                 <w:rStyle w:val="Hyperlink"/>
@@ -2696,7 +2771,7 @@
               <w:rPr>
                 <w:noProof/>
               </w:rPr>
-              <w:instrText xml:space="preserve"> PAGEREF _Toc243697179 \h </w:instrText>
+              <w:instrText xml:space="preserve"> PAGEREF _Toc243700251 \h </w:instrText>
             </w:r>
             <w:r>
               <w:rPr>
@@ -2737,7 +2812,7 @@
               <w:szCs w:val="22"/>
             </w:rPr>
           </w:pPr>
-          <w:hyperlink w:anchor="_Toc243697180" w:history="1">
+          <w:hyperlink w:anchor="_Toc243700252" w:history="1">
             <w:r>
               <w:rPr>
                 <w:rStyle w:val="Hyperlink"/>
@@ -2761,7 +2836,7 @@
               <w:rPr>
                 <w:noProof/>
               </w:rPr>
-              <w:instrText xml:space="preserve"> PAGEREF _Toc243697180 \h </w:instrText>
+              <w:instrText xml:space="preserve"> PAGEREF _Toc243700252 \h </w:instrText>
             </w:r>
             <w:r>
               <w:rPr>
@@ -2802,7 +2877,7 @@
               <w:szCs w:val="22"/>
             </w:rPr>
           </w:pPr>
-          <w:hyperlink w:anchor="_Toc243697181" w:history="1">
+          <w:hyperlink w:anchor="_Toc243700253" w:history="1">
             <w:r>
               <w:rPr>
                 <w:rStyle w:val="Hyperlink"/>
@@ -2826,7 +2901,7 @@
               <w:rPr>
                 <w:noProof/>
               </w:rPr>
-              <w:instrText xml:space="preserve"> PAGEREF _Toc243697181 \h </w:instrText>
+              <w:instrText xml:space="preserve"> PAGEREF _Toc243700253 \h </w:instrText>
             </w:r>
             <w:r>
               <w:rPr>
@@ -2867,7 +2942,7 @@
               <w:szCs w:val="22"/>
             </w:rPr>
           </w:pPr>
-          <w:hyperlink w:anchor="_Toc243697182" w:history="1">
+          <w:hyperlink w:anchor="_Toc243700254" w:history="1">
             <w:r>
               <w:rPr>
                 <w:rStyle w:val="Hyperlink"/>
@@ -2891,7 +2966,7 @@
               <w:rPr>
                 <w:noProof/>
               </w:rPr>
-              <w:instrText xml:space="preserve"> PAGEREF _Toc243697182 \h </w:instrText>
+              <w:instrText xml:space="preserve"> PAGEREF _Toc243700254 \h </w:instrText>
             </w:r>
             <w:r>
               <w:rPr>
@@ -2932,7 +3007,7 @@
               <w:szCs w:val="22"/>
             </w:rPr>
           </w:pPr>
-          <w:hyperlink w:anchor="_Toc243697183" w:history="1">
+          <w:hyperlink w:anchor="_Toc243700255" w:history="1">
             <w:r>
               <w:rPr>
                 <w:rStyle w:val="Hyperlink"/>
@@ -2956,7 +3031,7 @@
               <w:rPr>
                 <w:noProof/>
               </w:rPr>
-              <w:instrText xml:space="preserve"> PAGEREF _Toc243697183 \h </w:instrText>
+              <w:instrText xml:space="preserve"> PAGEREF _Toc243700255 \h </w:instrText>
             </w:r>
             <w:r>
               <w:rPr>
@@ -2997,7 +3072,7 @@
               <w:szCs w:val="22"/>
             </w:rPr>
           </w:pPr>
-          <w:hyperlink w:anchor="_Toc243697184" w:history="1">
+          <w:hyperlink w:anchor="_Toc243700256" w:history="1">
             <w:r>
               <w:rPr>
                 <w:rStyle w:val="Hyperlink"/>
@@ -3021,7 +3096,7 @@
               <w:rPr>
                 <w:noProof/>
               </w:rPr>
-              <w:instrText xml:space="preserve"> PAGEREF _Toc243697184 \h </w:instrText>
+              <w:instrText xml:space="preserve"> PAGEREF _Toc243700256 \h </w:instrText>
             </w:r>
             <w:r>
               <w:rPr>
@@ -3062,7 +3137,7 @@
               <w:szCs w:val="22"/>
             </w:rPr>
           </w:pPr>
-          <w:hyperlink w:anchor="_Toc243697185" w:history="1">
+          <w:hyperlink w:anchor="_Toc243700257" w:history="1">
             <w:r>
               <w:rPr>
                 <w:rStyle w:val="Hyperlink"/>
@@ -3086,7 +3161,7 @@
               <w:rPr>
                 <w:noProof/>
               </w:rPr>
-              <w:instrText xml:space="preserve"> PAGEREF _Toc243697185 \h </w:instrText>
+              <w:instrText xml:space="preserve"> PAGEREF _Toc243700257 \h </w:instrText>
             </w:r>
             <w:r>
               <w:rPr>
@@ -3127,7 +3202,7 @@
               <w:szCs w:val="22"/>
             </w:rPr>
           </w:pPr>
-          <w:hyperlink w:anchor="_Toc243697186" w:history="1">
+          <w:hyperlink w:anchor="_Toc243700258" w:history="1">
             <w:r>
               <w:rPr>
                 <w:rStyle w:val="Hyperlink"/>
@@ -3151,7 +3226,7 @@
               <w:rPr>
                 <w:noProof/>
               </w:rPr>
-              <w:instrText xml:space="preserve"> PAGEREF _Toc243697186 \h </w:instrText>
+              <w:instrText xml:space="preserve"> PAGEREF _Toc243700258 \h </w:instrText>
             </w:r>
             <w:r>
               <w:rPr>
@@ -3192,7 +3267,7 @@
               <w:szCs w:val="22"/>
             </w:rPr>
           </w:pPr>
-          <w:hyperlink w:anchor="_Toc243697187" w:history="1">
+          <w:hyperlink w:anchor="_Toc243700259" w:history="1">
             <w:r>
               <w:rPr>
                 <w:rStyle w:val="Hyperlink"/>
@@ -3216,7 +3291,7 @@
               <w:rPr>
                 <w:noProof/>
               </w:rPr>
-              <w:instrText xml:space="preserve"> PAGEREF _Toc243697187 \h </w:instrText>
+              <w:instrText xml:space="preserve"> PAGEREF _Toc243700259 \h </w:instrText>
             </w:r>
             <w:r>
               <w:rPr>
@@ -3257,7 +3332,7 @@
               <w:szCs w:val="22"/>
             </w:rPr>
           </w:pPr>
-          <w:hyperlink w:anchor="_Toc243697188" w:history="1">
+          <w:hyperlink w:anchor="_Toc243700260" w:history="1">
             <w:r>
               <w:rPr>
                 <w:rStyle w:val="Hyperlink"/>
@@ -3281,7 +3356,7 @@
               <w:rPr>
                 <w:noProof/>
               </w:rPr>
-              <w:instrText xml:space="preserve"> PAGEREF _Toc243697188 \h </w:instrText>
+              <w:instrText xml:space="preserve"> PAGEREF _Toc243700260 \h </w:instrText>
             </w:r>
             <w:r>
               <w:rPr>
@@ -3322,7 +3397,7 @@
               <w:szCs w:val="22"/>
             </w:rPr>
           </w:pPr>
-          <w:hyperlink w:anchor="_Toc243697189" w:history="1">
+          <w:hyperlink w:anchor="_Toc243700261" w:history="1">
             <w:r>
               <w:rPr>
                 <w:rStyle w:val="Hyperlink"/>
@@ -3346,7 +3421,7 @@
               <w:rPr>
                 <w:noProof/>
               </w:rPr>
-              <w:instrText xml:space="preserve"> PAGEREF _Toc243697189 \h </w:instrText>
+              <w:instrText xml:space="preserve"> PAGEREF _Toc243700261 \h </w:instrText>
             </w:r>
             <w:r>
               <w:rPr>
@@ -3387,7 +3462,7 @@
               <w:szCs w:val="22"/>
             </w:rPr>
           </w:pPr>
-          <w:hyperlink w:anchor="_Toc243697190" w:history="1">
+          <w:hyperlink w:anchor="_Toc243700262" w:history="1">
             <w:r>
               <w:rPr>
                 <w:rStyle w:val="Hyperlink"/>
@@ -3411,7 +3486,7 @@
               <w:rPr>
                 <w:noProof/>
               </w:rPr>
-              <w:instrText xml:space="preserve"> PAGEREF _Toc243697190 \h </w:instrText>
+              <w:instrText xml:space="preserve"> PAGEREF _Toc243700262 \h </w:instrText>
             </w:r>
             <w:r>
               <w:rPr>
@@ -3452,7 +3527,7 @@
               <w:szCs w:val="22"/>
             </w:rPr>
           </w:pPr>
-          <w:hyperlink w:anchor="_Toc243697191" w:history="1">
+          <w:hyperlink w:anchor="_Toc243700263" w:history="1">
             <w:r>
               <w:rPr>
                 <w:rStyle w:val="Hyperlink"/>
@@ -3476,7 +3551,7 @@
               <w:rPr>
                 <w:noProof/>
               </w:rPr>
-              <w:instrText xml:space="preserve"> PAGEREF _Toc243697191 \h </w:instrText>
+              <w:instrText xml:space="preserve"> PAGEREF _Toc243700263 \h </w:instrText>
             </w:r>
             <w:r>
               <w:rPr>
@@ -3517,7 +3592,7 @@
               <w:szCs w:val="22"/>
             </w:rPr>
           </w:pPr>
-          <w:hyperlink w:anchor="_Toc243697192" w:history="1">
+          <w:hyperlink w:anchor="_Toc243700264" w:history="1">
             <w:r>
               <w:rPr>
                 <w:rStyle w:val="Hyperlink"/>
@@ -3541,7 +3616,7 @@
               <w:rPr>
                 <w:noProof/>
               </w:rPr>
-              <w:instrText xml:space="preserve"> PAGEREF _Toc243697192 \h </w:instrText>
+              <w:instrText xml:space="preserve"> PAGEREF _Toc243700264 \h </w:instrText>
             </w:r>
             <w:r>
               <w:rPr>
@@ -3582,7 +3657,7 @@
               <w:szCs w:val="22"/>
             </w:rPr>
           </w:pPr>
-          <w:hyperlink w:anchor="_Toc243697193" w:history="1">
+          <w:hyperlink w:anchor="_Toc243700265" w:history="1">
             <w:r>
               <w:rPr>
                 <w:rStyle w:val="Hyperlink"/>
@@ -3606,7 +3681,7 @@
               <w:rPr>
                 <w:noProof/>
               </w:rPr>
-              <w:instrText xml:space="preserve"> PAGEREF _Toc243697193 \h </w:instrText>
+              <w:instrText xml:space="preserve"> PAGEREF _Toc243700265 \h </w:instrText>
             </w:r>
             <w:r>
               <w:rPr>
@@ -3647,7 +3722,7 @@
               <w:szCs w:val="22"/>
             </w:rPr>
           </w:pPr>
-          <w:hyperlink w:anchor="_Toc243697194" w:history="1">
+          <w:hyperlink w:anchor="_Toc243700266" w:history="1">
             <w:r>
               <w:rPr>
                 <w:rStyle w:val="Hyperlink"/>
@@ -3671,7 +3746,7 @@
               <w:rPr>
                 <w:noProof/>
               </w:rPr>
-              <w:instrText xml:space="preserve"> PAGEREF _Toc243697194 \h </w:instrText>
+              <w:instrText xml:space="preserve"> PAGEREF _Toc243700266 \h </w:instrText>
             </w:r>
             <w:r>
               <w:rPr>
@@ -3712,7 +3787,7 @@
               <w:szCs w:val="22"/>
             </w:rPr>
           </w:pPr>
-          <w:hyperlink w:anchor="_Toc243697195" w:history="1">
+          <w:hyperlink w:anchor="_Toc243700267" w:history="1">
             <w:r>
               <w:rPr>
                 <w:rStyle w:val="Hyperlink"/>
@@ -3736,7 +3811,7 @@
               <w:rPr>
                 <w:noProof/>
               </w:rPr>
-              <w:instrText xml:space="preserve"> PAGEREF _Toc243697195 \h </w:instrText>
+              <w:instrText xml:space="preserve"> PAGEREF _Toc243700267 \h </w:instrText>
             </w:r>
             <w:r>
               <w:rPr>
@@ -3777,7 +3852,7 @@
               <w:szCs w:val="22"/>
             </w:rPr>
           </w:pPr>
-          <w:hyperlink w:anchor="_Toc243697196" w:history="1">
+          <w:hyperlink w:anchor="_Toc243700268" w:history="1">
             <w:r>
               <w:rPr>
                 <w:rStyle w:val="Hyperlink"/>
@@ -3801,7 +3876,7 @@
               <w:rPr>
                 <w:noProof/>
               </w:rPr>
-              <w:instrText xml:space="preserve"> PAGEREF _Toc243697196 \h </w:instrText>
+              <w:instrText xml:space="preserve"> PAGEREF _Toc243700268 \h </w:instrText>
             </w:r>
             <w:r>
               <w:rPr>
@@ -3842,7 +3917,7 @@
               <w:szCs w:val="22"/>
             </w:rPr>
           </w:pPr>
-          <w:hyperlink w:anchor="_Toc243697197" w:history="1">
+          <w:hyperlink w:anchor="_Toc243700269" w:history="1">
             <w:r>
               <w:rPr>
                 <w:rStyle w:val="Hyperlink"/>
@@ -3866,7 +3941,7 @@
               <w:rPr>
                 <w:noProof/>
               </w:rPr>
-              <w:instrText xml:space="preserve"> PAGEREF _Toc243697197 \h </w:instrText>
+              <w:instrText xml:space="preserve"> PAGEREF _Toc243700269 \h </w:instrText>
             </w:r>
             <w:r>
               <w:rPr>
@@ -3907,7 +3982,7 @@
               <w:szCs w:val="22"/>
             </w:rPr>
           </w:pPr>
-          <w:hyperlink w:anchor="_Toc243697198" w:history="1">
+          <w:hyperlink w:anchor="_Toc243700270" w:history="1">
             <w:r>
               <w:rPr>
                 <w:rStyle w:val="Hyperlink"/>
@@ -3931,7 +4006,7 @@
               <w:rPr>
                 <w:noProof/>
               </w:rPr>
-              <w:instrText xml:space="preserve"> PAGEREF _Toc243697198 \h </w:instrText>
+              <w:instrText xml:space="preserve"> PAGEREF _Toc243700270 \h </w:instrText>
             </w:r>
             <w:r>
               <w:rPr>
@@ -3972,7 +4047,7 @@
               <w:szCs w:val="22"/>
             </w:rPr>
           </w:pPr>
-          <w:hyperlink w:anchor="_Toc243697199" w:history="1">
+          <w:hyperlink w:anchor="_Toc243700271" w:history="1">
             <w:r>
               <w:rPr>
                 <w:rStyle w:val="Hyperlink"/>
@@ -3996,7 +4071,7 @@
               <w:rPr>
                 <w:noProof/>
               </w:rPr>
-              <w:instrText xml:space="preserve"> PAGEREF _Toc243697199 \h </w:instrText>
+              <w:instrText xml:space="preserve"> PAGEREF _Toc243700271 \h </w:instrText>
             </w:r>
             <w:r>
               <w:rPr>
@@ -4037,7 +4112,7 @@
               <w:szCs w:val="22"/>
             </w:rPr>
           </w:pPr>
-          <w:hyperlink w:anchor="_Toc243697200" w:history="1">
+          <w:hyperlink w:anchor="_Toc243700272" w:history="1">
             <w:r>
               <w:rPr>
                 <w:rStyle w:val="Hyperlink"/>
@@ -4061,7 +4136,7 @@
               <w:rPr>
                 <w:noProof/>
               </w:rPr>
-              <w:instrText xml:space="preserve"> PAGEREF _Toc243697200 \h </w:instrText>
+              <w:instrText xml:space="preserve"> PAGEREF _Toc243700272 \h </w:instrText>
             </w:r>
             <w:r>
               <w:rPr>
@@ -4102,7 +4177,7 @@
               <w:szCs w:val="22"/>
             </w:rPr>
           </w:pPr>
-          <w:hyperlink w:anchor="_Toc243697201" w:history="1">
+          <w:hyperlink w:anchor="_Toc243700273" w:history="1">
             <w:r>
               <w:rPr>
                 <w:rStyle w:val="Hyperlink"/>
@@ -4126,7 +4201,7 @@
               <w:rPr>
                 <w:noProof/>
               </w:rPr>
-              <w:instrText xml:space="preserve"> PAGEREF _Toc243697201 \h </w:instrText>
+              <w:instrText xml:space="preserve"> PAGEREF _Toc243700273 \h </w:instrText>
             </w:r>
             <w:r>
               <w:rPr>
@@ -4167,7 +4242,7 @@
               <w:szCs w:val="22"/>
             </w:rPr>
           </w:pPr>
-          <w:hyperlink w:anchor="_Toc243697202" w:history="1">
+          <w:hyperlink w:anchor="_Toc243700274" w:history="1">
             <w:r>
               <w:rPr>
                 <w:rStyle w:val="Hyperlink"/>
@@ -4191,7 +4266,7 @@
               <w:rPr>
                 <w:noProof/>
               </w:rPr>
-              <w:instrText xml:space="preserve"> PAGEREF _Toc243697202 \h </w:instrText>
+              <w:instrText xml:space="preserve"> PAGEREF _Toc243700274 \h </w:instrText>
             </w:r>
             <w:r>
               <w:rPr>
@@ -4232,7 +4307,7 @@
               <w:szCs w:val="22"/>
             </w:rPr>
           </w:pPr>
-          <w:hyperlink w:anchor="_Toc243697203" w:history="1">
+          <w:hyperlink w:anchor="_Toc243700275" w:history="1">
             <w:r>
               <w:rPr>
                 <w:rStyle w:val="Hyperlink"/>
@@ -4256,7 +4331,7 @@
               <w:rPr>
                 <w:noProof/>
               </w:rPr>
-              <w:instrText xml:space="preserve"> PAGEREF _Toc243697203 \h </w:instrText>
+              <w:instrText xml:space="preserve"> PAGEREF _Toc243700275 \h </w:instrText>
             </w:r>
             <w:r>
               <w:rPr>
@@ -4297,7 +4372,7 @@
               <w:szCs w:val="22"/>
             </w:rPr>
           </w:pPr>
-          <w:hyperlink w:anchor="_Toc243697204" w:history="1">
+          <w:hyperlink w:anchor="_Toc243700276" w:history="1">
             <w:r>
               <w:rPr>
                 <w:rStyle w:val="Hyperlink"/>
@@ -4321,7 +4396,7 @@
               <w:rPr>
                 <w:noProof/>
               </w:rPr>
-              <w:instrText xml:space="preserve"> PAGEREF _Toc243697204 \h </w:instrText>
+              <w:instrText xml:space="preserve"> PAGEREF _Toc243700276 \h </w:instrText>
             </w:r>
             <w:r>
               <w:rPr>
@@ -4362,7 +4437,7 @@
               <w:szCs w:val="22"/>
             </w:rPr>
           </w:pPr>
-          <w:hyperlink w:anchor="_Toc243697205" w:history="1">
+          <w:hyperlink w:anchor="_Toc243700277" w:history="1">
             <w:r>
               <w:rPr>
                 <w:rStyle w:val="Hyperlink"/>
@@ -4386,7 +4461,7 @@
               <w:rPr>
                 <w:noProof/>
               </w:rPr>
-              <w:instrText xml:space="preserve"> PAGEREF _Toc243697205 \h </w:instrText>
+              <w:instrText xml:space="preserve"> PAGEREF _Toc243700277 \h </w:instrText>
             </w:r>
             <w:r>
               <w:rPr>
@@ -4427,7 +4502,7 @@
               <w:szCs w:val="22"/>
             </w:rPr>
           </w:pPr>
-          <w:hyperlink w:anchor="_Toc243697206" w:history="1">
+          <w:hyperlink w:anchor="_Toc243700278" w:history="1">
             <w:r>
               <w:rPr>
                 <w:rStyle w:val="Hyperlink"/>
@@ -4451,7 +4526,7 @@
               <w:rPr>
                 <w:noProof/>
               </w:rPr>
-              <w:instrText xml:space="preserve"> PAGEREF _Toc243697206 \h </w:instrText>
+              <w:instrText xml:space="preserve"> PAGEREF _Toc243700278 \h </w:instrText>
             </w:r>
             <w:r>
               <w:rPr>
@@ -4492,7 +4567,7 @@
               <w:szCs w:val="22"/>
             </w:rPr>
           </w:pPr>
-          <w:hyperlink w:anchor="_Toc243697207" w:history="1">
+          <w:hyperlink w:anchor="_Toc243700279" w:history="1">
             <w:r>
               <w:rPr>
                 <w:rStyle w:val="Hyperlink"/>
@@ -4516,7 +4591,7 @@
               <w:rPr>
                 <w:noProof/>
               </w:rPr>
-              <w:instrText xml:space="preserve"> PAGEREF _Toc243697207 \h </w:instrText>
+              <w:instrText xml:space="preserve"> PAGEREF _Toc243700279 \h </w:instrText>
             </w:r>
             <w:r>
               <w:rPr>
@@ -4557,7 +4632,7 @@
               <w:szCs w:val="22"/>
             </w:rPr>
           </w:pPr>
-          <w:hyperlink w:anchor="_Toc243697208" w:history="1">
+          <w:hyperlink w:anchor="_Toc243700280" w:history="1">
             <w:r>
               <w:rPr>
                 <w:rStyle w:val="Hyperlink"/>
@@ -4581,7 +4656,7 @@
               <w:rPr>
                 <w:noProof/>
               </w:rPr>
-              <w:instrText xml:space="preserve"> PAGEREF _Toc243697208 \h </w:instrText>
+              <w:instrText xml:space="preserve"> PAGEREF _Toc243700280 \h </w:instrText>
             </w:r>
             <w:r>
               <w:rPr>
@@ -4622,7 +4697,7 @@
               <w:szCs w:val="22"/>
             </w:rPr>
           </w:pPr>
-          <w:hyperlink w:anchor="_Toc243697209" w:history="1">
+          <w:hyperlink w:anchor="_Toc243700281" w:history="1">
             <w:r>
               <w:rPr>
                 <w:rStyle w:val="Hyperlink"/>
@@ -4646,7 +4721,7 @@
               <w:rPr>
                 <w:noProof/>
               </w:rPr>
-              <w:instrText xml:space="preserve"> PAGEREF _Toc243697209 \h </w:instrText>
+              <w:instrText xml:space="preserve"> PAGEREF _Toc243700281 \h </w:instrText>
             </w:r>
             <w:r>
               <w:rPr>
@@ -4687,7 +4762,7 @@
               <w:szCs w:val="22"/>
             </w:rPr>
           </w:pPr>
-          <w:hyperlink w:anchor="_Toc243697210" w:history="1">
+          <w:hyperlink w:anchor="_Toc243700282" w:history="1">
             <w:r>
               <w:rPr>
                 <w:rStyle w:val="Hyperlink"/>
@@ -4711,7 +4786,7 @@
               <w:rPr>
                 <w:noProof/>
               </w:rPr>
-              <w:instrText xml:space="preserve"> PAGEREF _Toc243697210 \h </w:instrText>
+              <w:instrText xml:space="preserve"> PAGEREF _Toc243700282 \h </w:instrText>
             </w:r>
             <w:r>
               <w:rPr>
@@ -4752,7 +4827,7 @@
               <w:szCs w:val="22"/>
             </w:rPr>
           </w:pPr>
-          <w:hyperlink w:anchor="_Toc243697211" w:history="1">
+          <w:hyperlink w:anchor="_Toc243700283" w:history="1">
             <w:r>
               <w:rPr>
                 <w:rStyle w:val="Hyperlink"/>
@@ -4776,7 +4851,7 @@
               <w:rPr>
                 <w:noProof/>
               </w:rPr>
-              <w:instrText xml:space="preserve"> PAGEREF _Toc243697211 \h </w:instrText>
+              <w:instrText xml:space="preserve"> PAGEREF _Toc243700283 \h </w:instrText>
             </w:r>
             <w:r>
               <w:rPr>
@@ -4817,7 +4892,7 @@
               <w:szCs w:val="22"/>
             </w:rPr>
           </w:pPr>
-          <w:hyperlink w:anchor="_Toc243697212" w:history="1">
+          <w:hyperlink w:anchor="_Toc243700284" w:history="1">
             <w:r>
               <w:rPr>
                 <w:rStyle w:val="Hyperlink"/>
@@ -4841,7 +4916,7 @@
               <w:rPr>
                 <w:noProof/>
               </w:rPr>
-              <w:instrText xml:space="preserve"> PAGEREF _Toc243697212 \h </w:instrText>
+              <w:instrText xml:space="preserve"> PAGEREF _Toc243700284 \h </w:instrText>
             </w:r>
             <w:r>
               <w:rPr>
@@ -4882,7 +4957,7 @@
               <w:szCs w:val="22"/>
             </w:rPr>
           </w:pPr>
-          <w:hyperlink w:anchor="_Toc243697213" w:history="1">
+          <w:hyperlink w:anchor="_Toc243700285" w:history="1">
             <w:r>
               <w:rPr>
                 <w:rStyle w:val="Hyperlink"/>
@@ -4906,7 +4981,7 @@
               <w:rPr>
                 <w:noProof/>
               </w:rPr>
-              <w:instrText xml:space="preserve"> PAGEREF _Toc243697213 \h </w:instrText>
+              <w:instrText xml:space="preserve"> PAGEREF _Toc243700285 \h </w:instrText>
             </w:r>
             <w:r>
               <w:rPr>
@@ -4947,7 +5022,7 @@
               <w:szCs w:val="22"/>
             </w:rPr>
           </w:pPr>
-          <w:hyperlink w:anchor="_Toc243697214" w:history="1">
+          <w:hyperlink w:anchor="_Toc243700286" w:history="1">
             <w:r>
               <w:rPr>
                 <w:rStyle w:val="Hyperlink"/>
@@ -4971,7 +5046,7 @@
               <w:rPr>
                 <w:noProof/>
               </w:rPr>
-              <w:instrText xml:space="preserve"> PAGEREF _Toc243697214 \h </w:instrText>
+              <w:instrText xml:space="preserve"> PAGEREF _Toc243700286 \h </w:instrText>
             </w:r>
             <w:r>
               <w:rPr>
@@ -5012,7 +5087,7 @@
               <w:szCs w:val="22"/>
             </w:rPr>
           </w:pPr>
-          <w:hyperlink w:anchor="_Toc243697215" w:history="1">
+          <w:hyperlink w:anchor="_Toc243700287" w:history="1">
             <w:r>
               <w:rPr>
                 <w:rStyle w:val="Hyperlink"/>
@@ -5036,7 +5111,7 @@
               <w:rPr>
                 <w:noProof/>
               </w:rPr>
-              <w:instrText xml:space="preserve"> PAGEREF _Toc243697215 \h </w:instrText>
+              <w:instrText xml:space="preserve"> PAGEREF _Toc243700287 \h </w:instrText>
             </w:r>
             <w:r>
               <w:rPr>
@@ -5077,7 +5152,7 @@
               <w:szCs w:val="22"/>
             </w:rPr>
           </w:pPr>
-          <w:hyperlink w:anchor="_Toc243697216" w:history="1">
+          <w:hyperlink w:anchor="_Toc243700288" w:history="1">
             <w:r>
               <w:rPr>
                 <w:rStyle w:val="Hyperlink"/>
@@ -5101,7 +5176,7 @@
               <w:rPr>
                 <w:noProof/>
               </w:rPr>
-              <w:instrText xml:space="preserve"> PAGEREF _Toc243697216 \h </w:instrText>
+              <w:instrText xml:space="preserve"> PAGEREF _Toc243700288 \h </w:instrText>
             </w:r>
             <w:r>
               <w:rPr>
@@ -5142,7 +5217,7 @@
               <w:szCs w:val="22"/>
             </w:rPr>
           </w:pPr>
-          <w:hyperlink w:anchor="_Toc243697217" w:history="1">
+          <w:hyperlink w:anchor="_Toc243700289" w:history="1">
             <w:r>
               <w:rPr>
                 <w:rStyle w:val="Hyperlink"/>
@@ -5166,7 +5241,7 @@
               <w:rPr>
                 <w:noProof/>
               </w:rPr>
-              <w:instrText xml:space="preserve"> PAGEREF _Toc243697217 \h </w:instrText>
+              <w:instrText xml:space="preserve"> PAGEREF _Toc243700289 \h </w:instrText>
             </w:r>
             <w:r>
               <w:rPr>
@@ -5207,7 +5282,7 @@
               <w:szCs w:val="22"/>
             </w:rPr>
           </w:pPr>
-          <w:hyperlink w:anchor="_Toc243697218" w:history="1">
+          <w:hyperlink w:anchor="_Toc243700290" w:history="1">
             <w:r>
               <w:rPr>
                 <w:rStyle w:val="Hyperlink"/>
@@ -5231,7 +5306,7 @@
               <w:rPr>
                 <w:noProof/>
               </w:rPr>
-              <w:instrText xml:space="preserve"> PAGEREF _Toc243697218 \h </w:instrText>
+              <w:instrText xml:space="preserve"> PAGEREF _Toc243700290 \h </w:instrText>
             </w:r>
             <w:r>
               <w:rPr>
@@ -5272,7 +5347,7 @@
               <w:szCs w:val="22"/>
             </w:rPr>
           </w:pPr>
-          <w:hyperlink w:anchor="_Toc243697219" w:history="1">
+          <w:hyperlink w:anchor="_Toc243700291" w:history="1">
             <w:r>
               <w:rPr>
                 <w:rStyle w:val="Hyperlink"/>
@@ -5296,7 +5371,7 @@
               <w:rPr>
                 <w:noProof/>
               </w:rPr>
-              <w:instrText xml:space="preserve"> PAGEREF _Toc243697219 \h </w:instrText>
+              <w:instrText xml:space="preserve"> PAGEREF _Toc243700291 \h </w:instrText>
             </w:r>
             <w:r>
               <w:rPr>
@@ -5337,7 +5412,7 @@
               <w:szCs w:val="22"/>
             </w:rPr>
           </w:pPr>
-          <w:hyperlink w:anchor="_Toc243697220" w:history="1">
+          <w:hyperlink w:anchor="_Toc243700292" w:history="1">
             <w:r>
               <w:rPr>
                 <w:rStyle w:val="Hyperlink"/>
@@ -5361,7 +5436,7 @@
               <w:rPr>
                 <w:noProof/>
               </w:rPr>
-              <w:instrText xml:space="preserve"> PAGEREF _Toc243697220 \h </w:instrText>
+              <w:instrText xml:space="preserve"> PAGEREF _Toc243700292 \h </w:instrText>
             </w:r>
             <w:r>
               <w:rPr>
@@ -5402,7 +5477,7 @@
               <w:szCs w:val="22"/>
             </w:rPr>
           </w:pPr>
-          <w:hyperlink w:anchor="_Toc243697221" w:history="1">
+          <w:hyperlink w:anchor="_Toc243700293" w:history="1">
             <w:r>
               <w:rPr>
                 <w:rStyle w:val="Hyperlink"/>
@@ -5426,7 +5501,7 @@
               <w:rPr>
                 <w:noProof/>
               </w:rPr>
-              <w:instrText xml:space="preserve"> PAGEREF _Toc243697221 \h </w:instrText>
+              <w:instrText xml:space="preserve"> PAGEREF _Toc243700293 \h </w:instrText>
             </w:r>
             <w:r>
               <w:rPr>
@@ -5467,7 +5542,7 @@
               <w:szCs w:val="22"/>
             </w:rPr>
           </w:pPr>
-          <w:hyperlink w:anchor="_Toc243697222" w:history="1">
+          <w:hyperlink w:anchor="_Toc243700294" w:history="1">
             <w:r>
               <w:rPr>
                 <w:rStyle w:val="Hyperlink"/>
@@ -5491,7 +5566,7 @@
               <w:rPr>
                 <w:noProof/>
               </w:rPr>
-              <w:instrText xml:space="preserve"> PAGEREF _Toc243697222 \h </w:instrText>
+              <w:instrText xml:space="preserve"> PAGEREF _Toc243700294 \h </w:instrText>
             </w:r>
             <w:r>
               <w:rPr>
@@ -5532,7 +5607,7 @@
               <w:szCs w:val="22"/>
             </w:rPr>
           </w:pPr>
-          <w:hyperlink w:anchor="_Toc243697223" w:history="1">
+          <w:hyperlink w:anchor="_Toc243700295" w:history="1">
             <w:r>
               <w:rPr>
                 <w:rStyle w:val="Hyperlink"/>
@@ -5556,7 +5631,7 @@
               <w:rPr>
                 <w:noProof/>
               </w:rPr>
-              <w:instrText xml:space="preserve"> PAGEREF _Toc243697223 \h </w:instrText>
+              <w:instrText xml:space="preserve"> PAGEREF _Toc243700295 \h </w:instrText>
             </w:r>
             <w:r>
               <w:rPr>
@@ -5597,7 +5672,7 @@
               <w:szCs w:val="22"/>
             </w:rPr>
           </w:pPr>
-          <w:hyperlink w:anchor="_Toc243697224" w:history="1">
+          <w:hyperlink w:anchor="_Toc243700296" w:history="1">
             <w:r>
               <w:rPr>
                 <w:rStyle w:val="Hyperlink"/>
@@ -5621,7 +5696,7 @@
               <w:rPr>
                 <w:noProof/>
               </w:rPr>
-              <w:instrText xml:space="preserve"> PAGEREF _Toc243697224 \h </w:instrText>
+              <w:instrText xml:space="preserve"> PAGEREF _Toc243700296 \h </w:instrText>
             </w:r>
             <w:r>
               <w:rPr>
@@ -5662,7 +5737,7 @@
               <w:szCs w:val="22"/>
             </w:rPr>
           </w:pPr>
-          <w:hyperlink w:anchor="_Toc243697225" w:history="1">
+          <w:hyperlink w:anchor="_Toc243700297" w:history="1">
             <w:r>
               <w:rPr>
                 <w:rStyle w:val="Hyperlink"/>
@@ -5686,7 +5761,7 @@
               <w:rPr>
                 <w:noProof/>
               </w:rPr>
-              <w:instrText xml:space="preserve"> PAGEREF _Toc243697225 \h </w:instrText>
+              <w:instrText xml:space="preserve"> PAGEREF _Toc243700297 \h </w:instrText>
             </w:r>
             <w:r>
               <w:rPr>
@@ -5727,7 +5802,7 @@
               <w:szCs w:val="22"/>
             </w:rPr>
           </w:pPr>
-          <w:hyperlink w:anchor="_Toc243697226" w:history="1">
+          <w:hyperlink w:anchor="_Toc243700298" w:history="1">
             <w:r>
               <w:rPr>
                 <w:rStyle w:val="Hyperlink"/>
@@ -5751,7 +5826,7 @@
               <w:rPr>
                 <w:noProof/>
               </w:rPr>
-              <w:instrText xml:space="preserve"> PAGEREF _Toc243697226 \h </w:instrText>
+              <w:instrText xml:space="preserve"> PAGEREF _Toc243700298 \h </w:instrText>
             </w:r>
             <w:r>
               <w:rPr>
@@ -5792,7 +5867,7 @@
               <w:szCs w:val="22"/>
             </w:rPr>
           </w:pPr>
-          <w:hyperlink w:anchor="_Toc243697227" w:history="1">
+          <w:hyperlink w:anchor="_Toc243700299" w:history="1">
             <w:r>
               <w:rPr>
                 <w:rStyle w:val="Hyperlink"/>
@@ -5816,7 +5891,7 @@
               <w:rPr>
                 <w:noProof/>
               </w:rPr>
-              <w:instrText xml:space="preserve"> PAGEREF _Toc243697227 \h </w:instrText>
+              <w:instrText xml:space="preserve"> PAGEREF _Toc243700299 \h </w:instrText>
             </w:r>
             <w:r>
               <w:rPr>
@@ -5857,7 +5932,7 @@
               <w:szCs w:val="22"/>
             </w:rPr>
           </w:pPr>
-          <w:hyperlink w:anchor="_Toc243697228" w:history="1">
+          <w:hyperlink w:anchor="_Toc243700300" w:history="1">
             <w:r>
               <w:rPr>
                 <w:rStyle w:val="Hyperlink"/>
@@ -5881,7 +5956,7 @@
               <w:rPr>
                 <w:noProof/>
               </w:rPr>
-              <w:instrText xml:space="preserve"> PAGEREF _Toc243697228 \h </w:instrText>
+              <w:instrText xml:space="preserve"> PAGEREF _Toc243700300 \h </w:instrText>
             </w:r>
             <w:r>
               <w:rPr>
@@ -5922,7 +5997,7 @@
               <w:szCs w:val="22"/>
             </w:rPr>
           </w:pPr>
-          <w:hyperlink w:anchor="_Toc243697229" w:history="1">
+          <w:hyperlink w:anchor="_Toc243700301" w:history="1">
             <w:r>
               <w:rPr>
                 <w:rStyle w:val="Hyperlink"/>
@@ -5946,7 +6021,7 @@
               <w:rPr>
                 <w:noProof/>
               </w:rPr>
-              <w:instrText xml:space="preserve"> PAGEREF _Toc243697229 \h </w:instrText>
+              <w:instrText xml:space="preserve"> PAGEREF _Toc243700301 \h </w:instrText>
             </w:r>
             <w:r>
               <w:rPr>
@@ -5987,7 +6062,7 @@
               <w:szCs w:val="22"/>
             </w:rPr>
           </w:pPr>
-          <w:hyperlink w:anchor="_Toc243697230" w:history="1">
+          <w:hyperlink w:anchor="_Toc243700302" w:history="1">
             <w:r>
               <w:rPr>
                 <w:rStyle w:val="Hyperlink"/>
@@ -6011,7 +6086,7 @@
               <w:rPr>
                 <w:noProof/>
               </w:rPr>
-              <w:instrText xml:space="preserve"> PAGEREF _Toc243697230 \h </w:instrText>
+              <w:instrText xml:space="preserve"> PAGEREF _Toc243700302 \h </w:instrText>
             </w:r>
             <w:r>
               <w:rPr>
@@ -6052,7 +6127,7 @@
               <w:szCs w:val="22"/>
             </w:rPr>
           </w:pPr>
-          <w:hyperlink w:anchor="_Toc243697231" w:history="1">
+          <w:hyperlink w:anchor="_Toc243700303" w:history="1">
             <w:r>
               <w:rPr>
                 <w:rStyle w:val="Hyperlink"/>
@@ -6076,7 +6151,7 @@
               <w:rPr>
                 <w:noProof/>
               </w:rPr>
-              <w:instrText xml:space="preserve"> PAGEREF _Toc243697231 \h </w:instrText>
+              <w:instrText xml:space="preserve"> PAGEREF _Toc243700303 \h </w:instrText>
             </w:r>
             <w:r>
               <w:rPr>
@@ -6117,7 +6192,7 @@
               <w:szCs w:val="22"/>
             </w:rPr>
           </w:pPr>
-          <w:hyperlink w:anchor="_Toc243697232" w:history="1">
+          <w:hyperlink w:anchor="_Toc243700304" w:history="1">
             <w:r>
               <w:rPr>
                 <w:rStyle w:val="Hyperlink"/>
@@ -6141,7 +6216,7 @@
               <w:rPr>
                 <w:noProof/>
               </w:rPr>
-              <w:instrText xml:space="preserve"> PAGEREF _Toc243697232 \h </w:instrText>
+              <w:instrText xml:space="preserve"> PAGEREF _Toc243700304 \h </w:instrText>
             </w:r>
             <w:r>
               <w:rPr>
@@ -6182,7 +6257,7 @@
               <w:szCs w:val="22"/>
             </w:rPr>
           </w:pPr>
-          <w:hyperlink w:anchor="_Toc243697233" w:history="1">
+          <w:hyperlink w:anchor="_Toc243700305" w:history="1">
             <w:r>
               <w:rPr>
                 <w:rStyle w:val="Hyperlink"/>
@@ -6206,7 +6281,7 @@
               <w:rPr>
                 <w:noProof/>
               </w:rPr>
-              <w:instrText xml:space="preserve"> PAGEREF _Toc243697233 \h </w:instrText>
+              <w:instrText xml:space="preserve"> PAGEREF _Toc243700305 \h </w:instrText>
             </w:r>
             <w:r>
               <w:rPr>
@@ -6247,7 +6322,7 @@
               <w:szCs w:val="22"/>
             </w:rPr>
           </w:pPr>
-          <w:hyperlink w:anchor="_Toc243697234" w:history="1">
+          <w:hyperlink w:anchor="_Toc243700306" w:history="1">
             <w:r>
               <w:rPr>
                 <w:rStyle w:val="Hyperlink"/>
@@ -6271,7 +6346,7 @@
               <w:rPr>
                 <w:noProof/>
               </w:rPr>
-              <w:instrText xml:space="preserve"> PAGEREF _Toc243697234 \h </w:instrText>
+              <w:instrText xml:space="preserve"> PAGEREF _Toc243700306 \h </w:instrText>
             </w:r>
             <w:r>
               <w:rPr>
@@ -6312,7 +6387,7 @@
               <w:szCs w:val="22"/>
             </w:rPr>
           </w:pPr>
-          <w:hyperlink w:anchor="_Toc243697235" w:history="1">
+          <w:hyperlink w:anchor="_Toc243700307" w:history="1">
             <w:r>
               <w:rPr>
                 <w:rStyle w:val="Hyperlink"/>
@@ -6336,7 +6411,7 @@
               <w:rPr>
                 <w:noProof/>
               </w:rPr>
-              <w:instrText xml:space="preserve"> PAGEREF _Toc243697235 \h </w:instrText>
+              <w:instrText xml:space="preserve"> PAGEREF _Toc243700307 \h </w:instrText>
             </w:r>
             <w:r>
               <w:rPr>
@@ -6377,7 +6452,7 @@
               <w:szCs w:val="22"/>
             </w:rPr>
           </w:pPr>
-          <w:hyperlink w:anchor="_Toc243697236" w:history="1">
+          <w:hyperlink w:anchor="_Toc243700308" w:history="1">
             <w:r>
               <w:rPr>
                 <w:rStyle w:val="Hyperlink"/>
@@ -6401,7 +6476,7 @@
               <w:rPr>
                 <w:noProof/>
               </w:rPr>
-              <w:instrText xml:space="preserve"> PAGEREF _Toc243697236 \h </w:instrText>
+              <w:instrText xml:space="preserve"> PAGEREF _Toc243700308 \h </w:instrText>
             </w:r>
             <w:r>
               <w:rPr>
@@ -6442,7 +6517,7 @@
               <w:szCs w:val="22"/>
             </w:rPr>
           </w:pPr>
-          <w:hyperlink w:anchor="_Toc243697237" w:history="1">
+          <w:hyperlink w:anchor="_Toc243700309" w:history="1">
             <w:r>
               <w:rPr>
                 <w:rStyle w:val="Hyperlink"/>
@@ -6466,7 +6541,7 @@
               <w:rPr>
                 <w:noProof/>
               </w:rPr>
-              <w:instrText xml:space="preserve"> PAGEREF _Toc243697237 \h </w:instrText>
+              <w:instrText xml:space="preserve"> PAGEREF _Toc243700309 \h </w:instrText>
             </w:r>
             <w:r>
               <w:rPr>
@@ -6509,7 +6584,7 @@
       <w:pPr>
         <w:pStyle w:val="Heading1"/>
       </w:pPr>
-      <w:bookmarkStart w:id="1" w:name="_Toc243697166"/>
+      <w:bookmarkStart w:id="1" w:name="_Toc243700238"/>
       <w:r>
         <w:lastRenderedPageBreak/>
         <w:t>1  Introduction</w:t>
@@ -6520,7 +6595,7 @@
       <w:pPr>
         <w:pStyle w:val="Heading2"/>
       </w:pPr>
-      <w:bookmarkStart w:id="2" w:name="_Toc243697167"/>
+      <w:bookmarkStart w:id="2" w:name="_Toc243700239"/>
       <w:r>
         <w:t>1.1  Purpose of this document</w:t>
       </w:r>
@@ -6531,17 +6606,17 @@
         <w:spacing w:after="120" w:line="276" w:lineRule="auto"/>
       </w:pPr>
       <w:r>
-        <w:t xml:space="preserve">The backend is the centre of the Dateroem system. Every website order, mobile-app action and desktop administration task ends up here, and this is the only part of the system that reads </w:t>
-      </w:r>
-      <w:r>
-        <w:t>and writes the database or talks to M-Pesa and the AI providers. This document explains how it is built, where each feature lives in the code, and what to change when the business needs something different.</w:t>
+        <w:t xml:space="preserve">The backend is the centre of the Dateroem system. Every website order, mobile-app action and desktop administration task ends up here, and this is the only part of the system that reads and writes the database or talks to M-Pesa and the AI providers. This </w:t>
+      </w:r>
+      <w:r>
+        <w:t>document explains how it is built, where each feature lives in the code, and what to change when the business needs something different.</w:t>
       </w:r>
     </w:p>
     <w:p>
       <w:pPr>
         <w:pStyle w:val="Heading2"/>
       </w:pPr>
-      <w:bookmarkStart w:id="3" w:name="_Toc243697168"/>
+      <w:bookmarkStart w:id="3" w:name="_Toc243700240"/>
       <w:r>
         <w:t>1.2  Related documents</w:t>
       </w:r>
@@ -6564,10 +6639,7 @@
         <w:t>Database</w:t>
       </w:r>
       <w:r>
-        <w:t xml:space="preserve"> (DWS-BE-02) - eve</w:t>
-      </w:r>
-      <w:r>
-        <w:t>ry table, column group, function and migration.</w:t>
+        <w:t xml:space="preserve"> (DWS-BE-02) - every table, column group, function and migration.</w:t>
       </w:r>
     </w:p>
     <w:p>
@@ -6587,7 +6659,10 @@
         <w:t>M-Pesa Payments</w:t>
       </w:r>
       <w:r>
-        <w:t xml:space="preserve"> (DWS-BE-03) - STK push, Send Money (B2C), callbacks and the switch to production.</w:t>
+        <w:t xml:space="preserve"> (DWS-B</w:t>
+      </w:r>
+      <w:r>
+        <w:t>E-03) - STK push, Send Money (B2C), callbacks and the switch to production.</w:t>
       </w:r>
     </w:p>
     <w:p>
@@ -6624,14 +6699,7 @@
           <w:b/>
           <w:bCs/>
         </w:rPr>
-        <w:t>Configuration and Secrets Refere</w:t>
-      </w:r>
-      <w:r>
-        <w:rPr>
-          <w:b/>
-          <w:bCs/>
-        </w:rPr>
-        <w:t>nce</w:t>
+        <w:t>Configuration and Secrets Reference</w:t>
       </w:r>
       <w:r>
         <w:t xml:space="preserve"> (DWS-CFG-01) - every setting in every part of the system.</w:t>
@@ -6651,7 +6719,14 @@
           <w:b/>
           <w:bCs/>
         </w:rPr>
-        <w:t>Running and Operating the System</w:t>
+        <w:t xml:space="preserve">Running </w:t>
+      </w:r>
+      <w:r>
+        <w:rPr>
+          <w:b/>
+          <w:bCs/>
+        </w:rPr>
+        <w:t>and Operating the System</w:t>
       </w:r>
       <w:r>
         <w:t xml:space="preserve"> (DWS-OPS-01) - starting, stopping and checking the servers.</w:t>
@@ -6671,7 +6746,7 @@
       <w:pPr>
         <w:pStyle w:val="Heading1"/>
       </w:pPr>
-      <w:bookmarkStart w:id="4" w:name="_Toc243697169"/>
+      <w:bookmarkStart w:id="4" w:name="_Toc243700241"/>
       <w:r>
         <w:lastRenderedPageBreak/>
         <w:t>2  Overview</w:t>
@@ -6682,7 +6757,7 @@
       <w:pPr>
         <w:pStyle w:val="Heading2"/>
       </w:pPr>
-      <w:bookmarkStart w:id="5" w:name="_Toc243697170"/>
+      <w:bookmarkStart w:id="5" w:name="_Toc243700242"/>
       <w:r>
         <w:t>2.1  Role in the system</w:t>
       </w:r>
@@ -6693,13 +6768,10 @@
         <w:spacing w:after="120" w:line="276" w:lineRule="auto"/>
       </w:pPr>
       <w:r>
-        <w:t>The backend is a single Java service on port 8080. It is never</w:t>
-      </w:r>
-      <w:r>
-        <w:t xml:space="preserve"> called directly by a customer's browser or a phone. Three small Python servers sit in front of it, one per kind of client (the website server on 8000, the mobile server on 8001 and the admin server on 8002); they forward requests here. The only path that </w:t>
-      </w:r>
-      <w:r>
-        <w:t>reaches the backend from the internet is the M-Pesa result callback, which the Caddy router passes through.</w:t>
+        <w:t>The backend is a single Java service on port 8080. It is never called directly by a customer's browser or a phone. Three small Python servers sit in front of it, one per kind of client (the website server on 8000, the mobile server on 8001 and the admin se</w:t>
+      </w:r>
+      <w:r>
+        <w:t>rver on 8002); they forward requests here. The only path that reaches the backend from the internet is the M-Pesa result callback, which the Caddy router passes through.</w:t>
       </w:r>
     </w:p>
     <w:p>
@@ -6772,7 +6844,7 @@
       <w:pPr>
         <w:pStyle w:val="Heading2"/>
       </w:pPr>
-      <w:bookmarkStart w:id="6" w:name="_Toc243697171"/>
+      <w:bookmarkStart w:id="6" w:name="_Toc243700243"/>
       <w:r>
         <w:lastRenderedPageBreak/>
         <w:t>2.2  Technology</w:t>
@@ -6835,7 +6907,17 @@
                 <w:sz w:val="19"/>
                 <w:szCs w:val="19"/>
               </w:rPr>
-              <w:t>Item</w:t>
+              <w:t>Ite</w:t>
+            </w:r>
+            <w:r>
+              <w:rPr>
+                <w:b/>
+                <w:bCs/>
+                <w:color w:val="FFFFFF"/>
+                <w:sz w:val="19"/>
+                <w:szCs w:val="19"/>
+              </w:rPr>
+              <w:t>m</w:t>
             </w:r>
           </w:p>
         </w:tc>
@@ -7367,7 +7449,7 @@
       <w:pPr>
         <w:pStyle w:val="Heading2"/>
       </w:pPr>
-      <w:bookmarkStart w:id="7" w:name="_Toc243697172"/>
+      <w:bookmarkStart w:id="7" w:name="_Toc243700244"/>
       <w:r>
         <w:t>2.3  Design conventions</w:t>
       </w:r>
@@ -7422,7 +7504,10 @@
         <w:t>Soft delete.</w:t>
       </w:r>
       <w:r>
-        <w:t xml:space="preserve"> Nothing is physically deleted. Rows carry </w:t>
+        <w:t xml:space="preserve"> Nothing is physically deleted. Rows c</w:t>
+      </w:r>
+      <w:r>
+        <w:t xml:space="preserve">arry </w:t>
       </w:r>
       <w:r>
         <w:rPr>
@@ -7458,10 +7543,7 @@
         <w:t>Deleted_At</w:t>
       </w:r>
       <w:r>
-        <w:t>; d</w:t>
-      </w:r>
-      <w:r>
-        <w:t>eleted products, campaigns and trees can be restored from a "bin".</w:t>
+        <w:t>; deleted products, campaigns and trees can be restored from a "bin".</w:t>
       </w:r>
     </w:p>
     <w:p>
@@ -7513,7 +7595,10 @@
         <w:t>Newest first.</w:t>
       </w:r>
       <w:r>
-        <w:t xml:space="preserve"> Lists are ordered by id descending. A </w:t>
+        <w:t xml:space="preserve"> Lists are ordered</w:t>
+      </w:r>
+      <w:r>
+        <w:t xml:space="preserve"> by id descending. A </w:t>
       </w:r>
       <w:r>
         <w:rPr>
@@ -7525,10 +7610,7 @@
         <w:t>limit</w:t>
       </w:r>
       <w:r>
-        <w:t xml:space="preserve"> parameter of null </w:t>
-      </w:r>
-      <w:r>
-        <w:t>means "all", used by the desktop app.</w:t>
+        <w:t xml:space="preserve"> parameter of null means "all", used by the desktop app.</w:t>
       </w:r>
     </w:p>
     <w:p>
@@ -7560,7 +7642,10 @@
         <w:t>ResponseStatusException</w:t>
       </w:r>
       <w:r>
-        <w:t xml:space="preserve"> with a readable message (for example "Not enough stock: ..."). The Python servers pass that message on to the user.</w:t>
+        <w:t xml:space="preserve"> with a readable message (for example "Not enough stock: ..."). The Python servers pass that message on to the us</w:t>
+      </w:r>
+      <w:r>
+        <w:t>er.</w:t>
       </w:r>
     </w:p>
     <w:p>
@@ -7580,10 +7665,7 @@
         <w:t>Money-safe external calls.</w:t>
       </w:r>
       <w:r>
-        <w:t xml:space="preserve"> Network retrie</w:t>
-      </w:r>
-      <w:r>
-        <w:t>s never resend a payment that may already have reached Safaricom (see External services and network resilience).</w:t>
+        <w:t xml:space="preserve"> Network retries never resend a payment that may already have reached Safaricom (see External services and network resilience).</w:t>
       </w:r>
     </w:p>
     <w:p>
@@ -7600,7 +7682,7 @@
       <w:pPr>
         <w:pStyle w:val="Heading1"/>
       </w:pPr>
-      <w:bookmarkStart w:id="8" w:name="_Toc243697173"/>
+      <w:bookmarkStart w:id="8" w:name="_Toc243700245"/>
       <w:r>
         <w:lastRenderedPageBreak/>
         <w:t>3  Source code layout</w:t>
@@ -7633,16 +7715,7 @@
           <w:sz w:val="19"/>
           <w:szCs w:val="19"/>
         </w:rPr>
-        <w:t>backend/src/main/resources/app</w:t>
-      </w:r>
-      <w:r>
-        <w:rPr>
-          <w:rFonts w:ascii="Consolas" w:eastAsia="Consolas" w:hAnsi="Consolas" w:cs="Consolas"/>
-          <w:color w:val="3B3F3D"/>
-          <w:sz w:val="19"/>
-          <w:szCs w:val="19"/>
-        </w:rPr>
-        <w:t>lication.properties</w:t>
+        <w:t>backend/src/main/resources/application.properties</w:t>
       </w:r>
       <w:r>
         <w:t>.</w:t>
@@ -8307,7 +8380,7 @@
       <w:pPr>
         <w:pStyle w:val="Heading1"/>
       </w:pPr>
-      <w:bookmarkStart w:id="9" w:name="_Toc243697174"/>
+      <w:bookmarkStart w:id="9" w:name="_Toc243700246"/>
       <w:r>
         <w:lastRenderedPageBreak/>
         <w:t>4  Security model</w:t>
@@ -8318,7 +8391,7 @@
       <w:pPr>
         <w:pStyle w:val="Heading2"/>
       </w:pPr>
-      <w:bookmarkStart w:id="10" w:name="_Toc243697175"/>
+      <w:bookmarkStart w:id="10" w:name="_Toc243700247"/>
       <w:r>
         <w:t>4.1  Accounts and roles</w:t>
       </w:r>
@@ -8375,7 +8448,7 @@
       <w:pPr>
         <w:pStyle w:val="Heading2"/>
       </w:pPr>
-      <w:bookmarkStart w:id="11" w:name="_Toc243697176"/>
+      <w:bookmarkStart w:id="11" w:name="_Toc243700248"/>
       <w:r>
         <w:t>4.2  Sign-in tokens</w:t>
       </w:r>
@@ -8544,7 +8617,7 @@
       <w:pPr>
         <w:pStyle w:val="Heading2"/>
       </w:pPr>
-      <w:bookmarkStart w:id="12" w:name="_Toc243697177"/>
+      <w:bookmarkStart w:id="12" w:name="_Toc243700249"/>
       <w:r>
         <w:t>4.3  Approved phones (mobile app)</w:t>
       </w:r>
@@ -8625,7 +8698,10 @@
         <w:t>GET /api/auth/device/challenge</w:t>
       </w:r>
       <w:r>
-        <w:t xml:space="preserve">, valid 2 minutes, usable once), signs it with the key (ECDSA P-256 with SHA-256) and sends the signature with the username and password. </w:t>
+        <w:t>, valid 2 minutes, usable once), signs it wi</w:t>
+      </w:r>
+      <w:r>
+        <w:t xml:space="preserve">th the key (ECDSA P-256 with SHA-256) and sends the signature with the username and password. </w:t>
       </w:r>
       <w:r>
         <w:rPr>
@@ -8657,10 +8733,10 @@
         <w:t>Who is approved.</w:t>
       </w:r>
       <w:r>
-        <w:t xml:space="preserve"> An account that has never had an approved ph</w:t>
-      </w:r>
-      <w:r>
-        <w:t>one gets its first phone approved automatically, so nobody already using the app is locked out. Any later phone is saved as waiting (</w:t>
+        <w:t xml:space="preserve"> An account that has never had an approved phone gets its first phone approved automatica</w:t>
+      </w:r>
+      <w:r>
+        <w:t>lly, so nobody already using the app is locked out. Any later phone is saved as waiting (</w:t>
       </w:r>
       <w:r>
         <w:rPr>
@@ -8688,10 +8764,10 @@
       </w:r>
       <w:r>
         <w:lastRenderedPageBreak/>
-        <w:t>desktop app (Users &gt; Phones</w:t>
-      </w:r>
-      <w:r>
-        <w:t>; any admin could until 5 October 2026). Approving a second phone for the same account requires "replace", which blocks the old one in the same step.</w:t>
+        <w:t>desktop app (Users &gt; Phones; any admin could until 5 October 2026). App</w:t>
+      </w:r>
+      <w:r>
+        <w:t>roving a second phone for the same account requires "replace", which blocks the old one in the same step.</w:t>
       </w:r>
     </w:p>
     <w:p>
@@ -8735,10 +8811,10 @@
         <w:t>USER_DEVICES.Device_ID</w:t>
       </w:r>
       <w:r>
-        <w:t>). Web</w:t>
-      </w:r>
-      <w:r>
-        <w:t>site tokens have no such claim and are unaffected; desktop tokens name a computer instead (see Approved computers).</w:t>
+        <w:t>). Website tokens have no such claim and are unaff</w:t>
+      </w:r>
+      <w:r>
+        <w:t>ected; desktop tokens name a computer instead (see Approved computers).</w:t>
       </w:r>
     </w:p>
     <w:p>
@@ -8782,10 +8858,10 @@
         <w:t>security/MobileDeviceFilter.java</w:t>
       </w:r>
       <w:r>
-        <w:t xml:space="preserve"> runs before an</w:t>
-      </w:r>
-      <w:r>
-        <w:t>y controller for those calls and refuses (401) a token that names no phone, a phone that is no longer approved, or a disabled account. Blocking a phone therefore cuts it off on its very next request, not when its token expires.</w:t>
+        <w:t xml:space="preserve"> runs before any controller for those calls and refuses (40</w:t>
+      </w:r>
+      <w:r>
+        <w:t>1) a token that names no phone, a phone that is no longer approved, or a disabled account. Blocking a phone therefore cuts it off on its very next request, not when its token expires.</w:t>
       </w:r>
     </w:p>
     <w:p>
@@ -8802,17 +8878,13 @@
           <w:b/>
           <w:bCs/>
         </w:rPr>
-        <w:t>The acting user comes from t</w:t>
-      </w:r>
-      <w:r>
-        <w:rPr>
-          <w:b/>
-          <w:bCs/>
-        </w:rPr>
-        <w:t>he token.</w:t>
-      </w:r>
-      <w:r>
-        <w:t xml:space="preserve"> For mobile calls the filter replaces </w:t>
+        <w:t>The acting user comes from the token.</w:t>
+      </w:r>
+      <w:r>
+        <w:t xml:space="preserve"> For mobile calls the filter replac</w:t>
+      </w:r>
+      <w:r>
+        <w:t xml:space="preserve">es </w:t>
       </w:r>
       <w:r>
         <w:rPr>
@@ -8895,17 +8967,7 @@
           <w:sz w:val="18"/>
           <w:szCs w:val="18"/>
         </w:rPr>
-        <w:t>Figure 3: Signing in on a phone, including a phone that waits for ap</w:t>
-      </w:r>
-      <w:r>
-        <w:rPr>
-          <w:i/>
-          <w:iCs/>
-          <w:color w:val="5F6B66"/>
-          <w:sz w:val="18"/>
-          <w:szCs w:val="18"/>
-        </w:rPr>
-        <w:t>proval</w:t>
+        <w:t>Figure 3: Signing in on a phone, including a phone that waits for approval</w:t>
       </w:r>
     </w:p>
     <w:p>
@@ -8922,7 +8984,16 @@
           <w:sz w:val="19"/>
           <w:szCs w:val="19"/>
         </w:rPr>
-        <w:t>GET /api/devices</w:t>
+        <w:t>GE</w:t>
+      </w:r>
+      <w:r>
+        <w:rPr>
+          <w:rFonts w:ascii="Consolas" w:eastAsia="Consolas" w:hAnsi="Consolas" w:cs="Consolas"/>
+          <w:color w:val="3B3F3D"/>
+          <w:sz w:val="19"/>
+          <w:szCs w:val="19"/>
+        </w:rPr>
+        <w:t>T /api/devices</w:t>
       </w:r>
       <w:r>
         <w:t xml:space="preserve">, </w:t>
@@ -8961,10 +9032,10 @@
         <w:t>AdminGuard.requireSuperAdmin</w:t>
       </w:r>
       <w:r>
-        <w:t>). Each ap</w:t>
-      </w:r>
-      <w:r>
-        <w:t xml:space="preserve">proval, rejection, block and automatic first-phone approval is written to </w:t>
+        <w:t>). Each approval, rejection, block and automatic first</w:t>
+      </w:r>
+      <w:r>
+        <w:t xml:space="preserve">-phone approval is written to </w:t>
       </w:r>
       <w:r>
         <w:rPr>
@@ -9058,10 +9129,7 @@
         <w:t>security/MobileDeviceFilter.java</w:t>
       </w:r>
       <w:r>
-        <w:t>. Turning the whole che</w:t>
-      </w:r>
-      <w:r>
-        <w:t xml:space="preserve">ck off is not a setting: remove the </w:t>
+        <w:t xml:space="preserve">. Turning the whole check off is not a setting: remove the </w:t>
       </w:r>
       <w:r>
         <w:rPr>
@@ -9070,7 +9138,16 @@
           <w:sz w:val="19"/>
           <w:szCs w:val="19"/>
         </w:rPr>
-        <w:t>X-Client</w:t>
+        <w:t>X-Clien</w:t>
+      </w:r>
+      <w:r>
+        <w:rPr>
+          <w:rFonts w:ascii="Consolas" w:eastAsia="Consolas" w:hAnsi="Consolas" w:cs="Consolas"/>
+          <w:color w:val="3B3F3D"/>
+          <w:sz w:val="19"/>
+          <w:szCs w:val="19"/>
+        </w:rPr>
+        <w:t>t</w:t>
       </w:r>
       <w:r>
         <w:t xml:space="preserve"> header in the mobile server's </w:t>
@@ -9092,7 +9169,7 @@
       <w:pPr>
         <w:pStyle w:val="Heading2"/>
       </w:pPr>
-      <w:bookmarkStart w:id="13" w:name="_Toc243697178"/>
+      <w:bookmarkStart w:id="13" w:name="_Toc243700250"/>
       <w:r>
         <w:t>4.4  Approved computers (desktop app)</w:t>
       </w:r>
@@ -9103,10 +9180,10 @@
         <w:spacing w:after="120" w:line="276" w:lineRule="auto"/>
       </w:pPr>
       <w:r>
-        <w:t>Since 5 October 2026 the desktop app no longer has to run on the computer t</w:t>
-      </w:r>
-      <w:r>
-        <w:t>he servers run on: "a standalone application that has higher privilege that can work even if the backend is not in the same machine". The same idea as approved phones keeps that safe.</w:t>
+        <w:t>Since 5 October 2026 the desktop app no longer has to run on the computer the servers run on: "a standalone application that has higher privilege that can work even if the backend is not in the same machine". The same idea as approved phones keeps that saf</w:t>
+      </w:r>
+      <w:r>
+        <w:t>e.</w:t>
       </w:r>
     </w:p>
     <w:p>
@@ -9126,10 +9203,10 @@
         <w:t>The computer's identity.</w:t>
       </w:r>
       <w:r>
-        <w:t xml:space="preserve"> On first sign-in the desktop app has Windows cr</w:t>
-      </w:r>
-      <w:r>
-        <w:t xml:space="preserve">eate a P-256 key in its key store - in the TPM security chip when the computer has one - that can never be exported. The backend keeps only the public key and its SHA-256 fingerprint in </w:t>
+        <w:t xml:space="preserve"> On first sign-in the desktop app has Windows create a P-256 key in its key store - in the TPM security chip when the computer has one - that can never be exported. The backend keeps only the public key and its SHA-256 fingerprin</w:t>
+      </w:r>
+      <w:r>
+        <w:t xml:space="preserve">t in </w:t>
       </w:r>
       <w:r>
         <w:rPr>
@@ -9161,10 +9238,7 @@
         <w:t>Proof at sign-in.</w:t>
       </w:r>
       <w:r>
-        <w:t xml:space="preserve"> The app asks for a o</w:t>
-      </w:r>
-      <w:r>
-        <w:t>ne-time value (</w:t>
+        <w:t xml:space="preserve"> The app asks for a one-time value (</w:t>
       </w:r>
       <w:r>
         <w:rPr>
@@ -9185,7 +9259,16 @@
           <w:sz w:val="19"/>
           <w:szCs w:val="19"/>
         </w:rPr>
-        <w:t>X-Client: desktop</w:t>
+        <w:t xml:space="preserve">X-Client: </w:t>
+      </w:r>
+      <w:r>
+        <w:rPr>
+          <w:rFonts w:ascii="Consolas" w:eastAsia="Consolas" w:hAnsi="Consolas" w:cs="Consolas"/>
+          <w:color w:val="3B3F3D"/>
+          <w:sz w:val="19"/>
+          <w:szCs w:val="19"/>
+        </w:rPr>
+        <w:t>desktop</w:t>
       </w:r>
       <w:r>
         <w:t xml:space="preserve">, and </w:t>
@@ -9241,13 +9324,20 @@
           <w:b/>
           <w:bCs/>
         </w:rPr>
-        <w:t>Who is approved.</w:t>
-      </w:r>
-      <w:r>
-        <w:t xml:space="preserve"> One approved computer per account (the database refuses </w:t>
-      </w:r>
-      <w:r>
-        <w:t xml:space="preserve">a second). The SuperAdmin's own first computer is approved automatically, since nobody else could approve it; every other computer - an Admin's first one included - is saved as waiting and refused with </w:t>
+        <w:t>Who i</w:t>
+      </w:r>
+      <w:r>
+        <w:rPr>
+          <w:b/>
+          <w:bCs/>
+        </w:rPr>
+        <w:t>s approved.</w:t>
+      </w:r>
+      <w:r>
+        <w:t xml:space="preserve"> One approved computer per account (the database refuses a second). The SuperAdmin's own first computer is approved automatically, since nobody else could approve it; every other computer - an Admin's first one included - is saved as waiting and</w:t>
+      </w:r>
+      <w:r>
+        <w:t xml:space="preserve"> refused with </w:t>
       </w:r>
       <w:r>
         <w:rPr>
@@ -9259,10 +9349,7 @@
         <w:t>COMPUTER_PENDING</w:t>
       </w:r>
       <w:r>
-        <w:t xml:space="preserve"> until the SuperAdmin approves it in t</w:t>
-      </w:r>
-      <w:r>
-        <w:t>he desktop app (Users &gt; Computers). Approving another computer for the same account needs "replace", which blocks the old one.</w:t>
+        <w:t xml:space="preserve"> until the SuperAdmin approves it in the desktop app (Users &gt; Computers). Approving another computer for the same account needs "replace", which blocks the old one.</w:t>
       </w:r>
     </w:p>
     <w:p>
@@ -9294,7 +9381,10 @@
         <w:t>pc</w:t>
       </w:r>
       <w:r>
-        <w:t xml:space="preserve"> claim (</w:t>
+        <w:t xml:space="preserve"> cl</w:t>
+      </w:r>
+      <w:r>
+        <w:t>aim (</w:t>
       </w:r>
       <w:r>
         <w:rPr>
@@ -9323,14 +9413,7 @@
           <w:b/>
           <w:bCs/>
         </w:rPr>
-        <w:t>Checked on ever</w:t>
-      </w:r>
-      <w:r>
-        <w:rPr>
-          <w:b/>
-          <w:bCs/>
-        </w:rPr>
-        <w:t>y request.</w:t>
+        <w:t>Checked on every request.</w:t>
       </w:r>
       <w:r>
         <w:t xml:space="preserve"> </w:t>
@@ -9369,10 +9452,10 @@
         <w:t>SESSION_EXPIRED</w:t>
       </w:r>
       <w:r>
-        <w:t>), a computer that is no longer approved, a disabled account or one that is no longer Admin</w:t>
-      </w:r>
-      <w:r>
-        <w:t xml:space="preserve"> or SuperAdmin (</w:t>
+        <w:t>), a computer that is n</w:t>
+      </w:r>
+      <w:r>
+        <w:t>o longer approved, a disabled account or one that is no longer Admin or SuperAdmin (</w:t>
       </w:r>
       <w:r>
         <w:rPr>
@@ -9416,10 +9499,10 @@
         <w:t>X-Actor-User-Id</w:t>
       </w:r>
       <w:r>
-        <w:t xml:space="preserve"> with the user in the verified token. Before this, the desktop path took wha</w:t>
-      </w:r>
-      <w:r>
-        <w:t>tever acting user the app sent - "Send Money" included.</w:t>
+        <w:t xml:space="preserve"> with th</w:t>
+      </w:r>
+      <w:r>
+        <w:t>e user in the verified token. Before this, the desktop path took whatever acting user the app sent - "Send Money" included.</w:t>
       </w:r>
     </w:p>
     <w:p>
@@ -9465,7 +9548,16 @@
           <w:sz w:val="19"/>
           <w:szCs w:val="19"/>
         </w:rPr>
-        <w:t>POST /api/computers/{computerId}/revoke</w:t>
+        <w:t>POST /api/computers</w:t>
+      </w:r>
+      <w:r>
+        <w:rPr>
+          <w:rFonts w:ascii="Consolas" w:eastAsia="Consolas" w:hAnsi="Consolas" w:cs="Consolas"/>
+          <w:color w:val="3B3F3D"/>
+          <w:sz w:val="19"/>
+          <w:szCs w:val="19"/>
+        </w:rPr>
+        <w:t>/{computerId}/revoke</w:t>
       </w:r>
       <w:r>
         <w:t xml:space="preserve">. They answer only requests that came through the desktop filter; admins may list, and only the SuperAdmin may approve, reject or block. Each step is written to </w:t>
@@ -9513,7 +9605,10 @@
         <w:t xml:space="preserve">Where to adjust: </w:t>
       </w:r>
       <w:r>
-        <w:t xml:space="preserve">Desktop sign-in length: </w:t>
+        <w:t xml:space="preserve">Desktop sign-in </w:t>
+      </w:r>
+      <w:r>
+        <w:t xml:space="preserve">length: </w:t>
       </w:r>
       <w:r>
         <w:rPr>
@@ -9522,16 +9617,7 @@
           <w:sz w:val="19"/>
           <w:szCs w:val="19"/>
         </w:rPr>
-        <w:t>app.auth.des</w:t>
-      </w:r>
-      <w:r>
-        <w:rPr>
-          <w:rFonts w:ascii="Consolas" w:eastAsia="Consolas" w:hAnsi="Consolas" w:cs="Consolas"/>
-          <w:color w:val="3B3F3D"/>
-          <w:sz w:val="19"/>
-          <w:szCs w:val="19"/>
-        </w:rPr>
-        <w:t>ktop-jwt-expiry-hours</w:t>
+        <w:t>app.auth.desktop-jwt-expiry-hours</w:t>
       </w:r>
       <w:r>
         <w:t xml:space="preserve"> (</w:t>
@@ -9594,17 +9680,17 @@
         <w:t>service/ComputerService.java</w:t>
       </w:r>
       <w:r>
-        <w:t>. The wrong-password limit fo</w:t>
-      </w:r>
-      <w:r>
-        <w:t>r desktop sign-in lives in the admin server (Admin Server document).</w:t>
+        <w:t>. The wro</w:t>
+      </w:r>
+      <w:r>
+        <w:t>ng-password limit for desktop sign-in lives in the admin server (Admin Server document).</w:t>
       </w:r>
     </w:p>
     <w:p>
       <w:pPr>
         <w:pStyle w:val="Heading2"/>
       </w:pPr>
-      <w:bookmarkStart w:id="14" w:name="_Toc243697179"/>
+      <w:bookmarkStart w:id="14" w:name="_Toc243700251"/>
       <w:r>
         <w:t>4.5  One SuperAdmin</w:t>
       </w:r>
@@ -9615,10 +9701,10 @@
         <w:spacing w:after="120" w:line="276" w:lineRule="auto"/>
       </w:pPr>
       <w:r>
-        <w:t>"there can only be one super admin ... the one who permits phones desktops is the superadmin" - since 5 October 2026 there is exactly one SuperAdmin, and Admins keep e</w:t>
-      </w:r>
-      <w:r>
-        <w:t xml:space="preserve">verything else they had. </w:t>
+        <w:t>"there can only be one super admin ... the one who permits phones desktops is the superadmin" - since 5 October 2026 there is exactly one SuperAdmi</w:t>
+      </w:r>
+      <w:r>
+        <w:t xml:space="preserve">n, and Admins keep everything else they had. </w:t>
       </w:r>
       <w:r>
         <w:rPr>
@@ -9657,10 +9743,10 @@
         <w:spacing w:after="60" w:line="264" w:lineRule="auto"/>
       </w:pPr>
       <w:r>
-        <w:t xml:space="preserve">Only the SuperAdmin can change the SuperAdmin account (403), and it can't be disabled (409) or given another role (409 - there must always be </w:t>
-      </w:r>
-      <w:r>
-        <w:t>one).</w:t>
+        <w:t>Only the SuperAdmin can change the SuperAdmin account (403), and it can't be disabled (409) or given another role (409 - t</w:t>
+      </w:r>
+      <w:r>
+        <w:t>here must always be one).</w:t>
       </w:r>
     </w:p>
     <w:p>
@@ -9686,13 +9772,13 @@
         <w:spacing w:after="60" w:line="264" w:lineRule="auto"/>
       </w:pPr>
       <w:r>
-        <w:t xml:space="preserve">Only the SuperAdmin can change a username (403 otherwise) - </w:t>
-      </w:r>
-      <w:r>
-        <w:t>"one might have used a wrong username when creating". The new one follows the sign-up rule (400) and must not be taken (409), and the change is written to the audit log ("Username changed from ... to ..."). Nothing else changes: tokens, phones and computer</w:t>
-      </w:r>
-      <w:r>
-        <w:t>s name the user id, not the username.</w:t>
+        <w:t>Only the SuperAdmin can change a usernam</w:t>
+      </w:r>
+      <w:r>
+        <w:t>e (403 otherwise) - "one might have used a wrong username when creating". The new one follows the sign-up rule (400) and must not be taken (409), and the change is written to the audit log ("Username changed from ... to ..."). Nothing else changes: tokens,</w:t>
+      </w:r>
+      <w:r>
+        <w:t xml:space="preserve"> phones and computers name the user id, not the username.</w:t>
       </w:r>
     </w:p>
     <w:p>
@@ -9726,7 +9812,7 @@
       <w:pPr>
         <w:pStyle w:val="Heading2"/>
       </w:pPr>
-      <w:bookmarkStart w:id="15" w:name="_Toc243697180"/>
+      <w:bookmarkStart w:id="15" w:name="_Toc243700252"/>
       <w:r>
         <w:t>4.6  How a caller is identified</w:t>
       </w:r>
@@ -9761,10 +9847,7 @@
         <w:t>Authorization</w:t>
       </w:r>
       <w:r>
-        <w:t xml:space="preserve"> and validate the JWT: authentication, web</w:t>
-      </w:r>
-      <w:r>
-        <w:t>site orders, reviews, the AI chat, SMS ingest and user management.</w:t>
+        <w:t xml:space="preserve"> and validate the JWT: authentication, website orders, reviews, the AI chat, SMS ingest and user management.</w:t>
       </w:r>
     </w:p>
     <w:p>
@@ -9944,10 +10027,13 @@
         <w:ind w:left="160" w:right="160"/>
       </w:pPr>
       <w:r>
-        <w:t>Closed on 5 October 2026 for the desktop path: every call through the admin server needs a token issued to an approved computer of an Admin or SuperAdmin, and the acting user is taken from it. This is what allows the admin server to be reachable from other</w:t>
-      </w:r>
-      <w:r>
-        <w:t xml:space="preserve"> computers once the servers move to a provider (see the Production Go-Live Checklist, DWS-CFG-02).</w:t>
+        <w:t>Closed on 5 Oct</w:t>
+      </w:r>
+      <w:r>
+        <w:t>ober 2026 for the desktop path: every call through the admin server needs a token issued to an approved computer of an Admin or SuperAdmin, and the acting user is taken from it. This is what allows the admin server to be reachable from other computers once</w:t>
+      </w:r>
+      <w:r>
+        <w:t xml:space="preserve"> the servers move to a provider (see the Production Go-Live Checklist, DWS-CFG-02).</w:t>
       </w:r>
     </w:p>
     <w:p>
@@ -9969,7 +10055,10 @@
           <w:sz w:val="19"/>
           <w:szCs w:val="19"/>
         </w:rPr>
-        <w:t>TransactionService.handleMpesaC</w:t>
+        <w:t>TransactionService.handleMpesaCallback</w:t>
+      </w:r>
+      <w:r>
+        <w:t xml:space="preserve">); </w:t>
       </w:r>
       <w:r>
         <w:rPr>
@@ -9978,10 +10067,7 @@
           <w:sz w:val="19"/>
           <w:szCs w:val="19"/>
         </w:rPr>
-        <w:t>allback</w:t>
-      </w:r>
-      <w:r>
-        <w:t xml:space="preserve">); </w:t>
+        <w:t>Order</w:t>
       </w:r>
       <w:r>
         <w:rPr>
@@ -9990,7 +10076,7 @@
           <w:sz w:val="19"/>
           <w:szCs w:val="19"/>
         </w:rPr>
-        <w:t>OrderService.createOrder</w:t>
+        <w:t>Service.createOrder</w:t>
       </w:r>
       <w:r>
         <w:t xml:space="preserve"> refuses an empty cart and any quantity below 1 and adds up repeated products before the stock check; the mobile sign-in refuses customer accounts (</w:t>
@@ -10005,17 +10091,17 @@
         <w:t>RoleService.isStaff</w:t>
       </w:r>
       <w:r>
-        <w:t>); payout amounts must be positive whole shillings up t</w:t>
-      </w:r>
-      <w:r>
-        <w:t>o KES 1,000,000 and Send Money or a loan payment to a number other than the one on file needs the SuperAdmin; a failure found by the status query cancels the order and returns its stock.</w:t>
+        <w:t>); payout amounts must be positive whole shillings up to KES 1,000,000</w:t>
+      </w:r>
+      <w:r>
+        <w:t xml:space="preserve"> and Send Money or a loan payment to a number other than the one on file needs the SuperAdmin; a failure found by the status query cancels the order and returns its stock.</w:t>
       </w:r>
     </w:p>
     <w:p>
       <w:pPr>
         <w:pStyle w:val="Heading2"/>
       </w:pPr>
-      <w:bookmarkStart w:id="16" w:name="_Toc243697181"/>
+      <w:bookmarkStart w:id="16" w:name="_Toc243700253"/>
       <w:r>
         <w:t>4.7  What is public</w:t>
       </w:r>
@@ -10026,10 +10112,10 @@
         <w:spacing w:after="120" w:line="276" w:lineRule="auto"/>
       </w:pPr>
       <w:r>
-        <w:t>Port 8080 is never exposed directly. The Caddy ro</w:t>
-      </w:r>
-      <w:r>
-        <w:t xml:space="preserve">uter only forwards </w:t>
+        <w:t>Port 8080 is never exposed directly. The Caddy router only forwa</w:t>
+      </w:r>
+      <w:r>
+        <w:t xml:space="preserve">rds </w:t>
       </w:r>
       <w:r>
         <w:rPr>
@@ -10057,10 +10143,10 @@
       </w:r>
       <w:r>
         <w:lastRenderedPageBreak/>
-        <w:t>with "mpesa" in them) - to it, so Safaricom can deliver payment results. Everything else rea</w:t>
-      </w:r>
-      <w:r>
-        <w:t>ches the backend from the three Python servers running on the same computer. The admin server (8002) is not on the tunnel either; when it is given a public HTTPS address, the approved-computer check above is what protects it.</w:t>
+        <w:t>with "mpesa" in them) - to it, so Safaricom can deliver payment results. Everything else reaches the backen</w:t>
+      </w:r>
+      <w:r>
+        <w:t>d from the three Python servers running on the same computer. The admin server (8002) is not on the tunnel either; when it is given a public HTTPS address, the approved-computer check above is what protects it.</w:t>
       </w:r>
     </w:p>
     <w:p>
@@ -10072,7 +10158,7 @@
       <w:pPr>
         <w:pStyle w:val="Heading1"/>
       </w:pPr>
-      <w:bookmarkStart w:id="17" w:name="_Toc243697182"/>
+      <w:bookmarkStart w:id="17" w:name="_Toc243700254"/>
       <w:r>
         <w:lastRenderedPageBreak/>
         <w:t>5  Feature modules</w:t>
@@ -10084,17 +10170,17 @@
         <w:spacing w:after="120" w:line="276" w:lineRule="auto"/>
       </w:pPr>
       <w:r>
-        <w:t>Each modu</w:t>
-      </w:r>
-      <w:r>
-        <w:t>le below lists its files, the tables it uses and the rules worth knowing before changing it. The full endpoint list is in Appendix A.</w:t>
+        <w:t xml:space="preserve">Each module below lists </w:t>
+      </w:r>
+      <w:r>
+        <w:t>its files, the tables it uses and the rules worth knowing before changing it. The full endpoint list is in Appendix A.</w:t>
       </w:r>
     </w:p>
     <w:p>
       <w:pPr>
         <w:pStyle w:val="Heading2"/>
       </w:pPr>
-      <w:bookmarkStart w:id="18" w:name="_Toc243697183"/>
+      <w:bookmarkStart w:id="18" w:name="_Toc243700255"/>
       <w:r>
         <w:t>5.1  Accounts, sign-in and users</w:t>
       </w:r>
@@ -10557,10 +10643,10 @@
         <w:t>/api/auth/register</w:t>
       </w:r>
       <w:r>
-        <w:t>) always creates a Customer and requires a phone number, normalised to the 07XXXXXXXX form. The person chooses the username: 3 to 30 characters, no spaces and no @ (so a username can never look like an email), and not already taken (409). Staff accounts ma</w:t>
-      </w:r>
-      <w:r>
-        <w:t>de by an admin are not held to this rule.</w:t>
+        <w:t>) always creates a Customer and requires a phone number, normalised to the 07XXXXXXXX form. The person chooses the username: 3 to 3</w:t>
+      </w:r>
+      <w:r>
+        <w:t>0 characters, no spaces and no @ (so a username can never look like an email), and not already taken (409). Staff accounts made by an admin are not held to this rule.</w:t>
       </w:r>
     </w:p>
     <w:p>
@@ -10585,13 +10671,16 @@
         <w:t>util/EmailAddresses</w:t>
       </w:r>
       <w:r>
-        <w:t xml:space="preserve"> checks that it is well formed (a "+tag" such as name+shop@gmail.com is fine) and that its domain can receive mail: it asks DNS for the domain's MX re</w:t>
-      </w:r>
-      <w:r>
-        <w:t>cords, or failing those an address record (2-second time limit, one retry), and remembers each domain's answer for an hour. A domain that refuses mail ("null MX") or does not exist is rejected with a readable message (400). If DNS cannot be asked at all (n</w:t>
-      </w:r>
-      <w:r>
-        <w:t>o internet), the address is accepted rather than turning a customer away. An email already used by another account is refused (409).</w:t>
+        <w:t xml:space="preserve"> checks that it is well f</w:t>
+      </w:r>
+      <w:r>
+        <w:t>ormed (a "+tag" such as name+shop@gmail.com is fine) and that its domain can receive mail: it asks DNS for the domain's MX records, or failing those an address record (2-second time limit, one retry), and remembers each domain's answer for an hour. A domai</w:t>
+      </w:r>
+      <w:r>
+        <w:t>n that refuses mail ("null MX") or does not exist is rejected with a readable message (400). If DNS cannot be asked at all (no internet), the address is accepted rather than turning a customer away. An email already used by another account is refused (409)</w:t>
+      </w:r>
+      <w:r>
+        <w:t>.</w:t>
       </w:r>
     </w:p>
     <w:p>
@@ -10616,10 +10705,10 @@
         <w:t>/api/auth/login</w:t>
       </w:r>
       <w:r>
-        <w:t>) accepts the username or the email. The username is tried first, exactly as before; the email is u</w:t>
-      </w:r>
-      <w:r>
-        <w:t>sed only when no username matches and exactly one account has that address. If several accounts share it, the person is asked to sign in with their username.</w:t>
+        <w:t>) accepts the username or the email. The username is tried first, exactly as before; the email is used only when no username matches and exactly one account has that address. If several accounts share it, the person is asked to si</w:t>
+      </w:r>
+      <w:r>
+        <w:t>gn in with their username.</w:t>
       </w:r>
     </w:p>
     <w:p>
@@ -10644,10 +10733,7 @@
         <w:t>USERS.Theme</w:t>
       </w:r>
       <w:r>
-        <w:t xml:space="preserve"> is forest (the default), dark or </w:t>
-      </w:r>
-      <w:r>
-        <w:t>light. Every sign-in answer (</w:t>
+        <w:t xml:space="preserve"> is forest (the default), dark or light. Every sign-in answer (</w:t>
       </w:r>
       <w:r>
         <w:rPr>
@@ -10683,7 +10769,10 @@
         <w:t>PUT /api/auth/me/theme</w:t>
       </w:r>
       <w:r>
-        <w:t xml:space="preserve"> with {"theme": ...} saves it for the signed-in, enabled account (</w:t>
+        <w:t xml:space="preserve"> with {"theme": ...} saves it</w:t>
+      </w:r>
+      <w:r>
+        <w:t xml:space="preserve"> for the signed-in, enabled account (</w:t>
       </w:r>
       <w:r>
         <w:rPr>
@@ -10695,10 +10784,10 @@
         <w:t>AuthService.saveTheme</w:t>
       </w:r>
       <w:r>
-        <w:t>; anything else is refused with 400). The website, the phone app an</w:t>
-      </w:r>
-      <w:r>
-        <w:t>d the desktop app read it when they start or someone signs in - a device already open keeps its theme until then, on purpose ("no one is affected when working").</w:t>
+        <w:t>; anything else is refused with 400). The website, the phone app and the desktop app read it when they start or someone signs in - a device already open keeps its theme until then, on purpose ("no o</w:t>
+      </w:r>
+      <w:r>
+        <w:t>ne is affected when working").</w:t>
       </w:r>
     </w:p>
     <w:p>
@@ -10723,10 +10812,7 @@
         <w:t>ORDERS.Ticket_Code</w:t>
       </w:r>
       <w:r>
-        <w:t>, like DW-7K3Q9P, is d</w:t>
-      </w:r>
-      <w:r>
-        <w:t xml:space="preserve">rawn at random by </w:t>
+        <w:t xml:space="preserve">, like DW-7K3Q9P, is drawn at random by </w:t>
       </w:r>
       <w:r>
         <w:rPr>
@@ -10738,10 +10824,10 @@
         <w:t>OrderTickets</w:t>
       </w:r>
       <w:r>
-        <w:t xml:space="preserve"> when an order is made - website checkout, a light delivery or a bulk order opened by staff - and older orders get one when the backend starts. Order lists, a trip's deliveries, the pending groups, refunds and Website Payments</w:t>
-      </w:r>
-      <w:r>
-        <w:t xml:space="preserve"> carry </w:t>
+        <w:t xml:space="preserve"> when an order is made - website checkout, a light delivery or a bulk order opened by staff - and old</w:t>
+      </w:r>
+      <w:r>
+        <w:t xml:space="preserve">er orders get one when the backend starts. Order lists, a trip's deliveries, the pending groups, refunds and Website Payments carry </w:t>
       </w:r>
       <w:r>
         <w:rPr>
@@ -10765,10 +10851,13 @@
         <w:t>GET /api/orders/track?ticket=&amp;phone=</w:t>
       </w:r>
       <w:r>
-        <w:t xml:space="preserve"> is open (no sign-in) for orders made by a Customer account: the last 3 digits of the account's phone must match; five wrong answers lock that ticket </w:t>
-      </w:r>
-      <w:r>
-        <w:t xml:space="preserve">for 30 minutes and the endpoint answers at most 60 look-ups a minute (429). A customer's order shows the driver's first name and the number plate only when </w:t>
+        <w:t xml:space="preserve"> is open (no sign-in) for</w:t>
+      </w:r>
+      <w:r>
+        <w:t xml:space="preserve"> orders made by a Customer account: the last 3 digits of the account's phone must match; five wrong answers lock that ticket for 30 minutes and the endpoint answers at most 60 look-ups a minute (429). A customer's order shows the driver's first name and th</w:t>
+      </w:r>
+      <w:r>
+        <w:t xml:space="preserve">e number plate only when </w:t>
       </w:r>
       <w:r>
         <w:rPr>
@@ -10792,10 +10881,10 @@
         <w:t>PATCH /api/deliveries/light/{id}/share-driver</w:t>
       </w:r>
       <w:r>
-        <w:t xml:space="preserve"> sets it on a del</w:t>
-      </w:r>
-      <w:r>
-        <w:t>ivery and the orders under it (audited), an order put under a delivery follows that delivery, and an order sent back to the pool is hidden again.</w:t>
+        <w:t xml:space="preserve"> sets it on a delivery and the orders under it (audited), an order put under a delivery follows that delivery, and an order sent back to the pool is</w:t>
+      </w:r>
+      <w:r>
+        <w:t xml:space="preserve"> hidden again.</w:t>
       </w:r>
     </w:p>
     <w:p>
@@ -10820,13 +10909,10 @@
         <w:t>ProfileService</w:t>
       </w:r>
       <w:r>
-        <w:t xml:space="preserve"> changes the signed-in person's n</w:t>
-      </w:r>
-      <w:r>
-        <w:t>ame and email (PUT /api/auth/me/profile - the current password when the email changes), photo (PUT /api/auth/me/photo - only a profiles/u&lt;own id&gt;-&lt;random&gt;.jpg key the servers saved) and password (POST /api/auth/me/password - at least 8 characters with lett</w:t>
-      </w:r>
-      <w:r>
-        <w:t xml:space="preserve">ers and numbers, not the username; five wrong current passwords in 15 minutes and the account waits). </w:t>
+        <w:t xml:space="preserve"> changes the signed-in person's name and email (PUT /api/auth/me/profile - the current password when the email changes), photo (PUT /api/auth/me/photo - only a prof</w:t>
+      </w:r>
+      <w:r>
+        <w:t xml:space="preserve">iles/u&lt;own id&gt;-&lt;random&gt;.jpg key the servers saved) and password (POST /api/auth/me/password - at least 8 characters with letters and numbers, not the username; five wrong current passwords in 15 minutes and the account waits). </w:t>
       </w:r>
       <w:r>
         <w:rPr>
@@ -10839,7 +10925,10 @@
         <w:t>USERS.Password_Changed_At</w:t>
       </w:r>
       <w:r>
-        <w:t xml:space="preserve"> is written from Java in whole seconds and UTC (the connection runs with serverTimezone=UTC) and read back as a Timestamp by </w:t>
+        <w:t xml:space="preserve"> is </w:t>
+      </w:r>
+      <w:r>
+        <w:t xml:space="preserve">written from Java in whole seconds and UTC (the connection runs with serverTimezone=UTC) and read back as a Timestamp by </w:t>
       </w:r>
       <w:r>
         <w:rPr>
@@ -10848,16 +10937,7 @@
           <w:sz w:val="19"/>
           <w:szCs w:val="19"/>
         </w:rPr>
-        <w:t>Acco</w:t>
-      </w:r>
-      <w:r>
-        <w:rPr>
-          <w:rFonts w:ascii="Consolas" w:eastAsia="Consolas" w:hAnsi="Consolas" w:cs="Consolas"/>
-          <w:color w:val="3B3F3D"/>
-          <w:sz w:val="19"/>
-          <w:szCs w:val="19"/>
-        </w:rPr>
-        <w:t>untSecurity</w:t>
+        <w:t>AccountSecurity</w:t>
       </w:r>
       <w:r>
         <w:t xml:space="preserve">, which </w:t>
@@ -10872,10 +10952,10 @@
         <w:t>JwtService</w:t>
       </w:r>
       <w:r>
-        <w:t xml:space="preserve"> asks on every token: a token issued before it is refused, so a change signs the account out everywhere else - the device asking gets a new token in the answer. Nobody can read a password; POST /api/users/{id}/reset-password (a</w:t>
-      </w:r>
-      <w:r>
-        <w:t xml:space="preserve">dmins; only the SuperAdmin resets an Admin; the SuperAdmin's own only from their profile) sets a temporary one, shown once, and </w:t>
+        <w:t xml:space="preserve"> asks on every token: a token issued before it is refused, so a change signs the account out everywher</w:t>
+      </w:r>
+      <w:r>
+        <w:t xml:space="preserve">e else - the device asking gets a new token in the answer. Nobody can read a password; POST /api/users/{id}/reset-password (admins; only the SuperAdmin resets an Admin; the SuperAdmin's own only from their profile) sets a temporary one, shown once, and </w:t>
       </w:r>
       <w:r>
         <w:rPr>
@@ -10884,7 +10964,16 @@
           <w:sz w:val="19"/>
           <w:szCs w:val="19"/>
         </w:rPr>
-        <w:t>Must_Change_Password</w:t>
+        <w:t>Mus</w:t>
+      </w:r>
+      <w:r>
+        <w:rPr>
+          <w:rFonts w:ascii="Consolas" w:eastAsia="Consolas" w:hAnsi="Consolas" w:cs="Consolas"/>
+          <w:color w:val="3B3F3D"/>
+          <w:sz w:val="19"/>
+          <w:szCs w:val="19"/>
+        </w:rPr>
+        <w:t>t_Change_Password</w:t>
       </w:r>
       <w:r>
         <w:t xml:space="preserve"> - </w:t>
@@ -10899,10 +10988,10 @@
         <w:t>PasswordChangeFilter</w:t>
       </w:r>
       <w:r>
-        <w:t xml:space="preserve"> then answers PASSWORD_CHANGE_REQUIRED to everything but /api/auth/me and /api/auth/m</w:t>
-      </w:r>
-      <w:r>
-        <w:t xml:space="preserve">e/password. A customer's own phone number changes only with the SMS code routes; a staff number only through Users (it receives payouts). Sign-in answers carry </w:t>
+        <w:t xml:space="preserve"> then answers PASSWORD_CHANGE_REQUIRED to everything but /api/auth/me and /api/auth/me/password. A customer's own phone number changes only with the SMS code routes; a staff number only through Users (it receives pay</w:t>
+      </w:r>
+      <w:r>
+        <w:t xml:space="preserve">outs). Sign-in answers carry </w:t>
       </w:r>
       <w:r>
         <w:rPr>
@@ -10926,10 +11015,7 @@
         <w:t>idleLockMinutes</w:t>
       </w:r>
       <w:r>
-        <w:t xml:space="preserve"> (APP_SETTINGS idle_lock_minutes, 5 to 120, set by the Sup</w:t>
-      </w:r>
-      <w:r>
-        <w:t>erAdmin with PUT /api/settings/idle-lock; POST /api/auth/me/verify-password unlocks the desktop app).</w:t>
+        <w:t xml:space="preserve"> (APP_SETTINGS idle_lock_minutes, 5 to 120, set by the SuperAdmin with PUT /api/settings/idle-lock; POST /api/auth/me/verify-password unlocks the desktop app).</w:t>
       </w:r>
     </w:p>
     <w:p>
@@ -10954,10 +11040,10 @@
         <w:t>DeliveryDeadline</w:t>
       </w:r>
       <w:r>
-        <w:t xml:space="preserve"> marks an order still waiting for a delivery DUE_SOON in the last quarter of the </w:t>
-      </w:r>
-      <w:r>
-        <w:t xml:space="preserve">time it was promised (3 weeks, or 3 months for large items) and never later than 5 days before the date, and LATE once the date has passed; the pending groups and the unassigned pool carry </w:t>
+        <w:t xml:space="preserve"> marks an order still waiting for a delivery DUE_SOON in the last quarter of the time it was promised (3 weeks, or 3 months for large items) and never later than 5 days before the dat</w:t>
+      </w:r>
+      <w:r>
+        <w:t xml:space="preserve">e, and LATE once the date has passed; the pending groups and the unassigned pool carry </w:t>
       </w:r>
       <w:r>
         <w:rPr>
@@ -11006,7 +11092,10 @@
         <w:spacing w:after="60" w:line="264" w:lineRule="auto"/>
       </w:pPr>
       <w:r>
-        <w:t>Home for Admins and the SuperAdmin (24 October 2026): GET /api/insights/overview (</w:t>
+        <w:t>Home for Admins and the SuperAdmin (24 October 2026): GET /api/insig</w:t>
+      </w:r>
+      <w:r>
+        <w:t>hts/overview (</w:t>
       </w:r>
       <w:r>
         <w:rPr>
@@ -11018,13 +11107,10 @@
         <w:t>OverviewService</w:t>
       </w:r>
       <w:r>
-        <w:t xml:space="preserve">, admins only) answers users by role, products in the shop / retired / out of stock / deleted, </w:t>
-      </w:r>
-      <w:r>
-        <w:t>campaigns running / upcoming / ended with photos and videos, trips, and the orders waiting (due soon, late, to reassign) in one call. The company card is APP_SETTINGS company_name, company_motto and company_code - GET /api/settings/company for anyone signe</w:t>
-      </w:r>
-      <w:r>
-        <w:t>d in, PUT for the SuperAdmin.</w:t>
+        <w:t>, admins only) answers users by role, products in the shop / retired / out of stock / deleted, campaigns running / upcoming / ended with photos and videos, trips, and the orders waiting (due soon, late, to reassign) in one call</w:t>
+      </w:r>
+      <w:r>
+        <w:t>. The company card is APP_SETTINGS company_name, company_motto and company_code - GET /api/settings/company for anyone signed in, PUT for the SuperAdmin.</w:t>
       </w:r>
     </w:p>
     <w:p>
@@ -11049,19 +11135,19 @@
         <w:t>WorkerService</w:t>
       </w:r>
       <w:r>
-        <w:t xml:space="preserve"> keeps each staff member's ID or passport number, KRA PIN, NSSF and SHA numbers, next of kin, driving licence and photos of their documents. The staff member </w:t>
-      </w:r>
-      <w:r>
-        <w:t>reads and saves their own (GET and PUT /api/workers/me, POST /api/workers/me/documents/{typeKey} - customers are refused); values are checked by kind (text, number, date, phone; at most 120 characters) and photos must be JPEGs of at most 3 MB. Once every r</w:t>
-      </w:r>
-      <w:r>
-        <w:t>equired item is there the record becomes SUBMITTED; a change after VERIFIED sends it back to SUBMITTED. Admins see only where each one stands (GET /api/workers - counts, no numbers); the SuperAdmin alone opens the details and photos (GET /api/workers/{user</w:t>
-      </w:r>
-      <w:r>
-        <w:t xml:space="preserve">Id}, .../documents/{documentId} - each opening written to AUDIT_LOGS), marks them VERIFIED or NEEDS_CHANGES with a note (POST .../verify), deletes a photo or everything (DELETE), and adds or stops asking for fields and document types (/api/workers/fields, </w:t>
-      </w:r>
-      <w:r>
-        <w:t>/api/workers/doc-types).</w:t>
+        <w:t xml:space="preserve"> keeps each staff member's ID or p</w:t>
+      </w:r>
+      <w:r>
+        <w:t>assport number, KRA PIN, NSSF and SHA numbers, next of kin, driving licence and photos of their documents. The staff member reads and saves their own (GET and PUT /api/workers/me, POST /api/workers/me/documents/{typeKey} - customers are refused); values ar</w:t>
+      </w:r>
+      <w:r>
+        <w:t>e checked by kind (text, number, date, phone; at most 120 characters) and photos must be JPEGs of at most 3 MB. Once every required item is there the record becomes SUBMITTED; a change after VERIFIED sends it back to SUBMITTED. Admins see only where each o</w:t>
+      </w:r>
+      <w:r>
+        <w:t>ne stands (GET /api/workers - counts, no numbers); the SuperAdmin alone opens the details and photos (GET /api/workers/{userId}, .../documents/{documentId} - each opening written to AUDIT_LOGS), marks them VERIFIED or NEEDS_CHANGES with a note (POST .../ve</w:t>
+      </w:r>
+      <w:r>
+        <w:t>rify), deletes a photo or everything (DELETE), and adds or stops asking for fields and document types (/api/workers/fields, /api/workers/doc-types).</w:t>
       </w:r>
     </w:p>
     <w:p>
@@ -11083,7 +11169,10 @@
         <w:t>DataCipher</w:t>
       </w:r>
       <w:r>
-        <w:t xml:space="preserve"> (security/) encrypts the fields marked sensitive and every document photo with AES-256-GCM (a fresh 12-byte nonce each time, stored in front of the ciphertext) using the 32-byte key </w:t>
+        <w:t xml:space="preserve"> (security/) encrypts the fields marked sensitive and every document photo with AES-256-GCM (a fr</w:t>
+      </w:r>
+      <w:r>
+        <w:t xml:space="preserve">esh 12-byte nonce each time, stored in front of the ciphertext) using the 32-byte key </w:t>
       </w:r>
       <w:r>
         <w:rPr>
@@ -11095,10 +11184,10 @@
         <w:t>app.workers.data-secret</w:t>
       </w:r>
       <w:r>
-        <w:t xml:space="preserve"> (base64; WORKE</w:t>
-      </w:r>
-      <w:r>
-        <w:t>R_DATA_SECRET overrides it). Without a key, worker details answer 503 "not set up on the server yet". The key must be copied - never made new - when the backend moves: what was saved can only be read with it.</w:t>
+        <w:t xml:space="preserve"> (base64; WORKER_DATA_SECRET overrides it). Without a key, worker details answer 503 "not set up on the server yet". The key must be copied - never</w:t>
+      </w:r>
+      <w:r>
+        <w:t xml:space="preserve"> made new - when the backend moves: what was saved can only be read with it.</w:t>
       </w:r>
     </w:p>
     <w:p>
@@ -11111,7 +11200,7 @@
         <w:spacing w:after="60" w:line="264" w:lineRule="auto"/>
       </w:pPr>
       <w:r>
-        <w:t>Google sign-in (</w:t>
+        <w:t xml:space="preserve">Edits that keep what isn't sent (24 October 2026, found by scripts/check_field_flow.py): </w:t>
       </w:r>
       <w:r>
         <w:rPr>
@@ -11120,13 +11209,13 @@
           <w:sz w:val="19"/>
           <w:szCs w:val="19"/>
         </w:rPr>
-        <w:t>/api/auth/google</w:t>
-      </w:r>
-      <w:r>
-        <w:t xml:space="preserve">) verifies the </w:t>
-      </w:r>
-      <w:r>
-        <w:t xml:space="preserve">Google ID token against Google's public keys (cached for 6 hours), checks the audience equals </w:t>
+        <w:t>ShippingService.updateArea</w:t>
+      </w:r>
+      <w:r>
+        <w:t xml:space="preserve"> keeps Coordinates when the request has none (Coordinates = IF(?</w:t>
+      </w:r>
+      <w:r>
+        <w:t xml:space="preserve"> IS NULL, Coordinates, NULLIF(TRIM(?), ''))) and Is_Active the same way - the phone's area form has no pin, and every edit from it emptied the pin; "" still clears it. </w:t>
       </w:r>
       <w:r>
         <w:rPr>
@@ -11135,10 +11224,13 @@
           <w:sz w:val="19"/>
           <w:szCs w:val="19"/>
         </w:rPr>
-        <w:t>app.google.client-id</w:t>
-      </w:r>
-      <w:r>
-        <w:t xml:space="preserve"> and that the email is verified. Someone new gets </w:t>
+        <w:t>ProductService.update</w:t>
+      </w:r>
+      <w:r>
+        <w:t xml:space="preserve"> keeps Body_Feet_Per_Unit (COALESCE), as it already kept the image.</w:t>
+      </w:r>
+      <w:r>
+        <w:t xml:space="preserve"> </w:t>
       </w:r>
       <w:r>
         <w:rPr>
@@ -11147,37 +11239,10 @@
           <w:sz w:val="19"/>
           <w:szCs w:val="19"/>
         </w:rPr>
-        <w:t>needsPhone</w:t>
-      </w:r>
-      <w:r>
-        <w:t xml:space="preserve"> and </w:t>
-      </w:r>
-      <w:r>
-        <w:rPr>
-          <w:rFonts w:ascii="Consolas" w:eastAsia="Consolas" w:hAnsi="Consolas" w:cs="Consolas"/>
-          <w:color w:val="3B3F3D"/>
-          <w:sz w:val="19"/>
-          <w:szCs w:val="19"/>
-        </w:rPr>
-        <w:t>needsUserName</w:t>
-      </w:r>
-      <w:r>
-        <w:t xml:space="preserve"> back; the website then sends the same token again with the phon</w:t>
-      </w:r>
-      <w:r>
-        <w:t xml:space="preserve">e number and a username of their choice (same rules as sign-up). The Google account id is stored in </w:t>
-      </w:r>
-      <w:r>
-        <w:rPr>
-          <w:rFonts w:ascii="Consolas" w:eastAsia="Consolas" w:hAnsi="Consolas" w:cs="Consolas"/>
-          <w:color w:val="3B3F3D"/>
-          <w:sz w:val="19"/>
-          <w:szCs w:val="19"/>
-        </w:rPr>
-        <w:t>USERS.Google_Sub</w:t>
-      </w:r>
-      <w:r>
-        <w:t>; such an account has no password. A Google email already used by an account here is never joined to it automatically (409).</w:t>
+        <w:t>UserService.update</w:t>
+      </w:r>
+      <w:r>
+        <w:t xml:space="preserve"> stores "" for the email as no email (the desktop sends "" when the box is emptied). The check reads these patterns, and != null guards, as "kept when not sent".</w:t>
       </w:r>
     </w:p>
     <w:p>
@@ -11190,61 +11255,7 @@
         <w:spacing w:after="60" w:line="264" w:lineRule="auto"/>
       </w:pPr>
       <w:r>
-        <w:t>Phone numbers c</w:t>
-      </w:r>
-      <w:r>
-        <w:t xml:space="preserve">onfirmed by an SMS code (since 17 October 2026, migration 036) - "one may give a phone number not theirs ... push a code to the phone number they placed so that its verified". </w:t>
-      </w:r>
-      <w:r>
-        <w:rPr>
-          <w:rFonts w:ascii="Consolas" w:eastAsia="Consolas" w:hAnsi="Consolas" w:cs="Consolas"/>
-          <w:color w:val="3B3F3D"/>
-          <w:sz w:val="19"/>
-          <w:szCs w:val="19"/>
-        </w:rPr>
-        <w:t>PhoneVerificationService</w:t>
-      </w:r>
-      <w:r>
-        <w:t xml:space="preserve"> makes a 6-digit code (kept only as a hash), valid 10 mi</w:t>
-      </w:r>
-      <w:r>
-        <w:t xml:space="preserve">nutes with 5 tries, and </w:t>
-      </w:r>
-      <w:r>
-        <w:rPr>
-          <w:rFonts w:ascii="Consolas" w:eastAsia="Consolas" w:hAnsi="Consolas" w:cs="Consolas"/>
-          <w:color w:val="3B3F3D"/>
-          <w:sz w:val="19"/>
-          <w:szCs w:val="19"/>
-        </w:rPr>
-        <w:t>SmsSender</w:t>
-      </w:r>
-      <w:r>
-        <w:t xml:space="preserve"> sends it through Africa's Talking. At sign-up a right code (</w:t>
-      </w:r>
-      <w:r>
-        <w:rPr>
-          <w:rFonts w:ascii="Consolas" w:eastAsia="Consolas" w:hAnsi="Consolas" w:cs="Consolas"/>
-          <w:color w:val="3B3F3D"/>
-          <w:sz w:val="19"/>
-          <w:szCs w:val="19"/>
-        </w:rPr>
-        <w:t>/api/auth/phone/verify</w:t>
-      </w:r>
-      <w:r>
-        <w:t xml:space="preserve">) returns a one-time proof, valid 30 minutes, that </w:t>
-      </w:r>
-      <w:r>
-        <w:rPr>
-          <w:rFonts w:ascii="Consolas" w:eastAsia="Consolas" w:hAnsi="Consolas" w:cs="Consolas"/>
-          <w:color w:val="3B3F3D"/>
-          <w:sz w:val="19"/>
-          <w:szCs w:val="19"/>
-        </w:rPr>
-        <w:t>/api/auth/register</w:t>
-      </w:r>
-      <w:r>
-        <w:t xml:space="preserve"> and </w:t>
+        <w:t>Google sign-in (</w:t>
       </w:r>
       <w:r>
         <w:rPr>
@@ -11256,7 +11267,10 @@
         <w:t>/api/auth/google</w:t>
       </w:r>
       <w:r>
-        <w:t xml:space="preserve"> must carry; the account is then saved with </w:t>
+        <w:t>) verifies the Google ID token against Goog</w:t>
+      </w:r>
+      <w:r>
+        <w:t xml:space="preserve">le's public keys (cached for 6 hours), checks the audience equals </w:t>
       </w:r>
       <w:r>
         <w:rPr>
@@ -11265,7 +11279,10 @@
           <w:sz w:val="19"/>
           <w:szCs w:val="19"/>
         </w:rPr>
-        <w:t>Phone_</w:t>
+        <w:t>app.google.client-id</w:t>
+      </w:r>
+      <w:r>
+        <w:t xml:space="preserve"> and that the email is verified. Someone new gets </w:t>
       </w:r>
       <w:r>
         <w:rPr>
@@ -11274,10 +11291,10 @@
           <w:sz w:val="19"/>
           <w:szCs w:val="19"/>
         </w:rPr>
-        <w:t>Verified_At</w:t>
-      </w:r>
-      <w:r>
-        <w:t>. A signed-in customer (</w:t>
+        <w:t>needsPhone</w:t>
+      </w:r>
+      <w:r>
+        <w:t xml:space="preserve"> and </w:t>
       </w:r>
       <w:r>
         <w:rPr>
@@ -11286,10 +11303,25 @@
           <w:sz w:val="19"/>
           <w:szCs w:val="19"/>
         </w:rPr>
-        <w:t>/api/auth/me/phone/...</w:t>
-      </w:r>
-      <w:r>
-        <w:t>) confirms their number once, and it becomes the account's number (audit log PHONE_VERIFIED).</w:t>
+        <w:t>needsUserName</w:t>
+      </w:r>
+      <w:r>
+        <w:t xml:space="preserve"> back; the website then sends the same token again with the phone number and a username of t</w:t>
+      </w:r>
+      <w:r>
+        <w:t xml:space="preserve">heir choice (same rules as sign-up). The Google account id is stored in </w:t>
+      </w:r>
+      <w:r>
+        <w:rPr>
+          <w:rFonts w:ascii="Consolas" w:eastAsia="Consolas" w:hAnsi="Consolas" w:cs="Consolas"/>
+          <w:color w:val="3B3F3D"/>
+          <w:sz w:val="19"/>
+          <w:szCs w:val="19"/>
+        </w:rPr>
+        <w:t>USERS.Google_Sub</w:t>
+      </w:r>
+      <w:r>
+        <w:t>; such an account has no password. A Google email already used by an account here is never joined to it automatically (409).</w:t>
       </w:r>
     </w:p>
     <w:p>
@@ -11303,7 +11335,7 @@
       </w:pPr>
       <w:r>
         <w:lastRenderedPageBreak/>
-        <w:t>Who is asked: Customer accounts, when SMS is set up (</w:t>
+        <w:t xml:space="preserve">Phone numbers confirmed by an SMS code (since 17 October 2026, migration 036) - "one may give a phone number not theirs ... push a code to the phone number they placed so that its verified". </w:t>
       </w:r>
       <w:r>
         <w:rPr>
@@ -11312,13 +11344,13 @@
           <w:sz w:val="19"/>
           <w:szCs w:val="19"/>
         </w:rPr>
-        <w:t>app.sms.provider</w:t>
-      </w:r>
-      <w:r>
-        <w:t xml:space="preserve"> africastalking with a username and </w:t>
-      </w:r>
-      <w:r>
-        <w:t xml:space="preserve">key, or test) and the number is on a network in </w:t>
+        <w:t>PhoneVerificationService</w:t>
+      </w:r>
+      <w:r>
+        <w:t xml:space="preserve"> makes a 6-digit code (kept only as a has</w:t>
+      </w:r>
+      <w:r>
+        <w:t xml:space="preserve">h), valid 10 minutes with 5 tries, and </w:t>
       </w:r>
       <w:r>
         <w:rPr>
@@ -11327,10 +11359,10 @@
           <w:sz w:val="19"/>
           <w:szCs w:val="19"/>
         </w:rPr>
-        <w:t>app.sms.networks</w:t>
-      </w:r>
-      <w:r>
-        <w:t xml:space="preserve"> (</w:t>
+        <w:t>SmsSender</w:t>
+      </w:r>
+      <w:r>
+        <w:t xml:space="preserve"> sends it through Africa's Talking. At sign-up a right code (</w:t>
       </w:r>
       <w:r>
         <w:rPr>
@@ -11339,10 +11371,10 @@
           <w:sz w:val="19"/>
           <w:szCs w:val="19"/>
         </w:rPr>
-        <w:t>util/KenyanNetworks</w:t>
-      </w:r>
-      <w:r>
-        <w:t xml:space="preserve"> tells from the prefix; Airtel only for now, because the shared sender reaches only Airtel). Any other number gets </w:t>
+        <w:t>/api/auth/phone/verify</w:t>
+      </w:r>
+      <w:r>
+        <w:t xml:space="preserve">) returns a one-time proof, valid 30 minutes, that </w:t>
       </w:r>
       <w:r>
         <w:rPr>
@@ -11351,10 +11383,10 @@
           <w:sz w:val="19"/>
           <w:szCs w:val="19"/>
         </w:rPr>
-        <w:t>{codeNeeded: false}</w:t>
-      </w:r>
-      <w:r>
-        <w:t xml:space="preserve"> and is taken as typed, as before. </w:t>
+        <w:t>/api/auth/register</w:t>
+      </w:r>
+      <w:r>
+        <w:t xml:space="preserve"> and </w:t>
       </w:r>
       <w:r>
         <w:rPr>
@@ -11363,7 +11395,13 @@
           <w:sz w:val="19"/>
           <w:szCs w:val="19"/>
         </w:rPr>
-        <w:t>Or</w:t>
+        <w:t>/api/auth/google</w:t>
+      </w:r>
+      <w:r>
+        <w:t xml:space="preserve"> must carry; the account is then sa</w:t>
+      </w:r>
+      <w:r>
+        <w:t xml:space="preserve">ved with </w:t>
       </w:r>
       <w:r>
         <w:rPr>
@@ -11372,10 +11410,10 @@
           <w:sz w:val="19"/>
           <w:szCs w:val="19"/>
         </w:rPr>
-        <w:t>derService.createOrder</w:t>
-      </w:r>
-      <w:r>
-        <w:t xml:space="preserve"> refuses (403) an unconfirmed customer who should have a code, so the website asks before the first order; </w:t>
+        <w:t>Phone_Verified_At</w:t>
+      </w:r>
+      <w:r>
+        <w:t>. A signed-in customer (</w:t>
       </w:r>
       <w:r>
         <w:rPr>
@@ -11384,22 +11422,10 @@
           <w:sz w:val="19"/>
           <w:szCs w:val="19"/>
         </w:rPr>
-        <w:t>/api/auth/me</w:t>
-      </w:r>
-      <w:r>
-        <w:t xml:space="preserve"> says </w:t>
-      </w:r>
-      <w:r>
-        <w:rPr>
-          <w:rFonts w:ascii="Consolas" w:eastAsia="Consolas" w:hAnsi="Consolas" w:cs="Consolas"/>
-          <w:color w:val="3B3F3D"/>
-          <w:sz w:val="19"/>
-          <w:szCs w:val="19"/>
-        </w:rPr>
-        <w:t>phoneCodeRequired</w:t>
-      </w:r>
-      <w:r>
-        <w:t>.</w:t>
+        <w:t>/api/auth/me/phone/...</w:t>
+      </w:r>
+      <w:r>
+        <w:t>) confirms their number once, and it becomes the account's number (audit log PHONE_VERIFIED).</w:t>
       </w:r>
     </w:p>
     <w:p>
@@ -11412,13 +11438,97 @@
         <w:spacing w:after="60" w:line="264" w:lineRule="auto"/>
       </w:pPr>
       <w:r>
-        <w:t>Limits: one code a minute, 3 per 15 minutes and 8 a day per number; 8 a day per account; 2</w:t>
-      </w:r>
-      <w:r>
-        <w:t>00 an hour in all. When Africa's Talking cannot send (an empty balance, a gateway error, no connection), codes pause for 10 minutes and customers carry on without one - nobody is kept from signing up or paying; the log says "phone codes paused ... top up".</w:t>
-      </w:r>
-      <w:r>
-        <w:t xml:space="preserve"> A number Africa's Talking calls invalid is refused (400). The code is never written to the log, and numbers in the log are masked (07XX XXX 123).</w:t>
+        <w:t>Who is asked: Customer accounts, when SMS is set up (</w:t>
+      </w:r>
+      <w:r>
+        <w:rPr>
+          <w:rFonts w:ascii="Consolas" w:eastAsia="Consolas" w:hAnsi="Consolas" w:cs="Consolas"/>
+          <w:color w:val="3B3F3D"/>
+          <w:sz w:val="19"/>
+          <w:szCs w:val="19"/>
+        </w:rPr>
+        <w:t>app.sms.provider</w:t>
+      </w:r>
+      <w:r>
+        <w:t xml:space="preserve"> africastalking with </w:t>
+      </w:r>
+      <w:r>
+        <w:t xml:space="preserve">a username and key, or test) and the number is on a network in </w:t>
+      </w:r>
+      <w:r>
+        <w:rPr>
+          <w:rFonts w:ascii="Consolas" w:eastAsia="Consolas" w:hAnsi="Consolas" w:cs="Consolas"/>
+          <w:color w:val="3B3F3D"/>
+          <w:sz w:val="19"/>
+          <w:szCs w:val="19"/>
+        </w:rPr>
+        <w:t>app.sms.networks</w:t>
+      </w:r>
+      <w:r>
+        <w:t xml:space="preserve"> (</w:t>
+      </w:r>
+      <w:r>
+        <w:rPr>
+          <w:rFonts w:ascii="Consolas" w:eastAsia="Consolas" w:hAnsi="Consolas" w:cs="Consolas"/>
+          <w:color w:val="3B3F3D"/>
+          <w:sz w:val="19"/>
+          <w:szCs w:val="19"/>
+        </w:rPr>
+        <w:t>util/KenyanNetworks</w:t>
+      </w:r>
+      <w:r>
+        <w:t xml:space="preserve"> tells from the prefix; Airtel only for now, because the shared sender reaches only Airtel). Any other number gets </w:t>
+      </w:r>
+      <w:r>
+        <w:rPr>
+          <w:rFonts w:ascii="Consolas" w:eastAsia="Consolas" w:hAnsi="Consolas" w:cs="Consolas"/>
+          <w:color w:val="3B3F3D"/>
+          <w:sz w:val="19"/>
+          <w:szCs w:val="19"/>
+        </w:rPr>
+        <w:t>{codeNeeded: false}</w:t>
+      </w:r>
+      <w:r>
+        <w:t xml:space="preserve"> and is taken as typed</w:t>
+      </w:r>
+      <w:r>
+        <w:t xml:space="preserve">, as before. </w:t>
+      </w:r>
+      <w:r>
+        <w:rPr>
+          <w:rFonts w:ascii="Consolas" w:eastAsia="Consolas" w:hAnsi="Consolas" w:cs="Consolas"/>
+          <w:color w:val="3B3F3D"/>
+          <w:sz w:val="19"/>
+          <w:szCs w:val="19"/>
+        </w:rPr>
+        <w:t>OrderService.createOrder</w:t>
+      </w:r>
+      <w:r>
+        <w:t xml:space="preserve"> refuses (403) an unconfirmed customer who should have a code, so the website asks before the first order; </w:t>
+      </w:r>
+      <w:r>
+        <w:rPr>
+          <w:rFonts w:ascii="Consolas" w:eastAsia="Consolas" w:hAnsi="Consolas" w:cs="Consolas"/>
+          <w:color w:val="3B3F3D"/>
+          <w:sz w:val="19"/>
+          <w:szCs w:val="19"/>
+        </w:rPr>
+        <w:t>/api/auth/me</w:t>
+      </w:r>
+      <w:r>
+        <w:t xml:space="preserve"> says </w:t>
+      </w:r>
+      <w:r>
+        <w:rPr>
+          <w:rFonts w:ascii="Consolas" w:eastAsia="Consolas" w:hAnsi="Consolas" w:cs="Consolas"/>
+          <w:color w:val="3B3F3D"/>
+          <w:sz w:val="19"/>
+          <w:szCs w:val="19"/>
+        </w:rPr>
+        <w:t>phoneCodeRequired</w:t>
+      </w:r>
+      <w:r>
+        <w:t>.</w:t>
       </w:r>
     </w:p>
     <w:p>
@@ -11431,22 +11541,13 @@
         <w:spacing w:after="60" w:line="264" w:lineRule="auto"/>
       </w:pPr>
       <w:r>
-        <w:t>Admins create staff accounts with any role except SuperAdmin, edit them and enable or disable them (the Super</w:t>
-      </w:r>
-      <w:r>
-        <w:t xml:space="preserve">Admin account only by the SuperAdmin - see Security model, One SuperAdmin). Exactly one account may be flagged </w:t>
-      </w:r>
-      <w:r>
-        <w:rPr>
-          <w:rFonts w:ascii="Consolas" w:eastAsia="Consolas" w:hAnsi="Consolas" w:cs="Consolas"/>
-          <w:color w:val="3B3F3D"/>
-          <w:sz w:val="19"/>
-          <w:szCs w:val="19"/>
-        </w:rPr>
-        <w:t>Can_Sync_Sms</w:t>
-      </w:r>
-      <w:r>
-        <w:t xml:space="preserve"> (the company phone) - setting it on one account clears it from the others.</w:t>
+        <w:t>Limits: one code a minute, 3 per 15 minutes and 8 a day per number; 8 a day</w:t>
+      </w:r>
+      <w:r>
+        <w:t xml:space="preserve"> per account; 200 an hour in all. When Africa's Talking cannot send (an empty balance, a gateway error, no connection), codes pause for 10 minutes and customers carry on without one - nobody is kept from signing up or paying; the log says "phone codes paus</w:t>
+      </w:r>
+      <w:r>
+        <w:t>ed ... top up". A number Africa's Talking calls invalid is refused (400). The code is never written to the log, and numbers in the log are masked (07XX XXX 123).</w:t>
       </w:r>
     </w:p>
     <w:p>
@@ -11459,10 +11560,10 @@
         <w:spacing w:after="60" w:line="264" w:lineRule="auto"/>
       </w:pPr>
       <w:r>
-        <w:t>Mobile sign-in also proves which phone is used and is ref</w:t>
-      </w:r>
-      <w:r>
-        <w:t xml:space="preserve">used for a phone that is not approved (see Security model, Approved phones). </w:t>
+        <w:t xml:space="preserve">Admins create staff accounts with any role except SuperAdmin, edit them and enable or disable </w:t>
+      </w:r>
+      <w:r>
+        <w:t xml:space="preserve">them (the SuperAdmin account only by the SuperAdmin - see Security model, One SuperAdmin). Exactly one account may be flagged </w:t>
       </w:r>
       <w:r>
         <w:rPr>
@@ -11471,61 +11572,10 @@
           <w:sz w:val="19"/>
           <w:szCs w:val="19"/>
         </w:rPr>
-        <w:t>AuthService.login</w:t>
-      </w:r>
-      <w:r>
-        <w:t xml:space="preserve"> takes this path whenever the request carries a </w:t>
-      </w:r>
-      <w:r>
-        <w:rPr>
-          <w:rFonts w:ascii="Consolas" w:eastAsia="Consolas" w:hAnsi="Consolas" w:cs="Consolas"/>
-          <w:color w:val="3B3F3D"/>
-          <w:sz w:val="19"/>
-          <w:szCs w:val="19"/>
-        </w:rPr>
-        <w:t>device</w:t>
-      </w:r>
-      <w:r>
-        <w:t xml:space="preserve"> proof; the website sends none. Desktop sign-ins (</w:t>
-      </w:r>
-      <w:r>
-        <w:rPr>
-          <w:rFonts w:ascii="Consolas" w:eastAsia="Consolas" w:hAnsi="Consolas" w:cs="Consolas"/>
-          <w:color w:val="3B3F3D"/>
-          <w:sz w:val="19"/>
-          <w:szCs w:val="19"/>
-        </w:rPr>
-        <w:t>X-Client: desktop</w:t>
-      </w:r>
-      <w:r>
-        <w:t xml:space="preserve">) go through </w:t>
-      </w:r>
-      <w:r>
-        <w:rPr>
-          <w:rFonts w:ascii="Consolas" w:eastAsia="Consolas" w:hAnsi="Consolas" w:cs="Consolas"/>
-          <w:color w:val="3B3F3D"/>
-          <w:sz w:val="19"/>
-          <w:szCs w:val="19"/>
-        </w:rPr>
-        <w:t>AuthService.desktopLogin</w:t>
-      </w:r>
-      <w:r>
-        <w:t xml:space="preserve"> and</w:t>
-      </w:r>
-      <w:r>
-        <w:t xml:space="preserve"> need a </w:t>
-      </w:r>
-      <w:r>
-        <w:rPr>
-          <w:rFonts w:ascii="Consolas" w:eastAsia="Consolas" w:hAnsi="Consolas" w:cs="Consolas"/>
-          <w:color w:val="3B3F3D"/>
-          <w:sz w:val="19"/>
-          <w:szCs w:val="19"/>
-        </w:rPr>
-        <w:t>computer</w:t>
-      </w:r>
-      <w:r>
-        <w:t xml:space="preserve"> proof (see Approved computers).</w:t>
+        <w:t>Can_Sync_Sms</w:t>
+      </w:r>
+      <w:r>
+        <w:t xml:space="preserve"> (the company phone) - setting it on one account clears it from the others.</w:t>
       </w:r>
     </w:p>
     <w:p>
@@ -11538,10 +11588,70 @@
         <w:spacing w:after="60" w:line="264" w:lineRule="auto"/>
       </w:pPr>
       <w:r>
-        <w:t>Phones: admins list every phone that has signed in (waiting ones first); the SuperAdmin approves a waiting phone (with replace when the account already has one), rejects a waiting phone or blocks an approved</w:t>
-      </w:r>
-      <w:r>
-        <w:t xml:space="preserve"> one. A blocked phone can be approved again later.</w:t>
+        <w:t xml:space="preserve">Mobile sign-in also proves which phone is </w:t>
+      </w:r>
+      <w:r>
+        <w:t xml:space="preserve">used and is refused for a phone that is not approved (see Security model, Approved phones). </w:t>
+      </w:r>
+      <w:r>
+        <w:rPr>
+          <w:rFonts w:ascii="Consolas" w:eastAsia="Consolas" w:hAnsi="Consolas" w:cs="Consolas"/>
+          <w:color w:val="3B3F3D"/>
+          <w:sz w:val="19"/>
+          <w:szCs w:val="19"/>
+        </w:rPr>
+        <w:t>AuthService.login</w:t>
+      </w:r>
+      <w:r>
+        <w:t xml:space="preserve"> takes this path whenever the request carries a </w:t>
+      </w:r>
+      <w:r>
+        <w:rPr>
+          <w:rFonts w:ascii="Consolas" w:eastAsia="Consolas" w:hAnsi="Consolas" w:cs="Consolas"/>
+          <w:color w:val="3B3F3D"/>
+          <w:sz w:val="19"/>
+          <w:szCs w:val="19"/>
+        </w:rPr>
+        <w:t>device</w:t>
+      </w:r>
+      <w:r>
+        <w:t xml:space="preserve"> proof; the website sends none. Desktop sign-ins (</w:t>
+      </w:r>
+      <w:r>
+        <w:rPr>
+          <w:rFonts w:ascii="Consolas" w:eastAsia="Consolas" w:hAnsi="Consolas" w:cs="Consolas"/>
+          <w:color w:val="3B3F3D"/>
+          <w:sz w:val="19"/>
+          <w:szCs w:val="19"/>
+        </w:rPr>
+        <w:t>X-Client: desktop</w:t>
+      </w:r>
+      <w:r>
+        <w:t xml:space="preserve">) go through </w:t>
+      </w:r>
+      <w:r>
+        <w:rPr>
+          <w:rFonts w:ascii="Consolas" w:eastAsia="Consolas" w:hAnsi="Consolas" w:cs="Consolas"/>
+          <w:color w:val="3B3F3D"/>
+          <w:sz w:val="19"/>
+          <w:szCs w:val="19"/>
+        </w:rPr>
+        <w:t>AuthService.desktopLogin</w:t>
+      </w:r>
+      <w:r>
+        <w:t xml:space="preserve"> and need a </w:t>
+      </w:r>
+      <w:r>
+        <w:rPr>
+          <w:rFonts w:ascii="Consolas" w:eastAsia="Consolas" w:hAnsi="Consolas" w:cs="Consolas"/>
+          <w:color w:val="3B3F3D"/>
+          <w:sz w:val="19"/>
+          <w:szCs w:val="19"/>
+        </w:rPr>
+        <w:t>computer</w:t>
+      </w:r>
+      <w:r>
+        <w:t xml:space="preserve"> proof (see Approved computers).</w:t>
       </w:r>
     </w:p>
     <w:p>
@@ -11554,6 +11664,22 @@
         <w:spacing w:after="60" w:line="264" w:lineRule="auto"/>
       </w:pPr>
       <w:r>
+        <w:t>Phones: admins list every phone that has signed in (waiting ones first); the SuperAdmin approves a waiting phone (with replace when the account already has one), rejects a waiting</w:t>
+      </w:r>
+      <w:r>
+        <w:t xml:space="preserve"> phone or blocks an approved one. A blocked phone can be approved again later.</w:t>
+      </w:r>
+    </w:p>
+    <w:p>
+      <w:pPr>
+        <w:pStyle w:val="ListParagraph"/>
+        <w:numPr>
+          <w:ilvl w:val="0"/>
+          <w:numId w:val="2"/>
+        </w:numPr>
+        <w:spacing w:after="60" w:line="264" w:lineRule="auto"/>
+      </w:pPr>
+      <w:r>
         <w:t>Computers: the same for the computers the desktop app is used on, from the desktop app only.</w:t>
       </w:r>
     </w:p>
@@ -11566,7 +11692,7 @@
       <w:pPr>
         <w:pStyle w:val="Heading2"/>
       </w:pPr>
-      <w:bookmarkStart w:id="19" w:name="_Toc243697184"/>
+      <w:bookmarkStart w:id="19" w:name="_Toc243700256"/>
       <w:r>
         <w:t>5.2  Products</w:t>
       </w:r>
@@ -11748,7 +11874,16 @@
                 <w:sz w:val="17"/>
                 <w:szCs w:val="17"/>
               </w:rPr>
-              <w:t>DescriptionFormatter</w:t>
+              <w:t>DescriptionFor</w:t>
+            </w:r>
+            <w:r>
+              <w:rPr>
+                <w:rFonts w:ascii="Consolas" w:eastAsia="Consolas" w:hAnsi="Consolas" w:cs="Consolas"/>
+                <w:color w:val="3B3F3D"/>
+                <w:sz w:val="17"/>
+                <w:szCs w:val="17"/>
+              </w:rPr>
+              <w:t>matter</w:t>
             </w:r>
             <w:r>
               <w:rPr>
@@ -11941,7 +12076,10 @@
         <w:spacing w:after="60" w:line="264" w:lineRule="auto"/>
       </w:pPr>
       <w:r>
-        <w:t xml:space="preserve">"Most ordered" comes from the database function </w:t>
+        <w:t>"Most ordered" c</w:t>
+      </w:r>
+      <w:r>
+        <w:t xml:space="preserve">omes from the database function </w:t>
       </w:r>
       <w:r>
         <w:rPr>
@@ -11966,10 +12104,7 @@
         <w:spacing w:after="60" w:line="264" w:lineRule="auto"/>
       </w:pPr>
       <w:r>
-        <w:t>Long descriptions (</w:t>
-      </w:r>
-      <w:r>
-        <w:t xml:space="preserve">up to 10,000 characters) are kept exactly as typed. </w:t>
+        <w:t xml:space="preserve">Long descriptions (up to 10,000 characters) are kept exactly as typed. </w:t>
       </w:r>
       <w:r>
         <w:rPr>
@@ -11993,7 +12128,10 @@
         <w:t>Description_Display</w:t>
       </w:r>
       <w:r>
-        <w:t>) in the background and throws it away unless every number and fact still matches. A sweep every 5 minutes catches anything missed.</w:t>
+        <w:t>) in the background and throws it away unless every number</w:t>
+      </w:r>
+      <w:r>
+        <w:t xml:space="preserve"> and fact still matches. A sweep every 5 minutes catches anything missed.</w:t>
       </w:r>
     </w:p>
     <w:p>
@@ -12012,16 +12150,7 @@
           <w:sz w:val="19"/>
           <w:szCs w:val="19"/>
         </w:rPr>
-        <w:t>M</w:t>
-      </w:r>
-      <w:r>
-        <w:rPr>
-          <w:rFonts w:ascii="Consolas" w:eastAsia="Consolas" w:hAnsi="Consolas" w:cs="Consolas"/>
-          <w:color w:val="3B3F3D"/>
-          <w:sz w:val="19"/>
-          <w:szCs w:val="19"/>
-        </w:rPr>
-        <w:t>arketer_Note</w:t>
+        <w:t>Marketer_Note</w:t>
       </w:r>
       <w:r>
         <w:t xml:space="preserve"> is the short badge shown on the product card (for example "Most ordered - only 2 left").</w:t>
@@ -12049,7 +12178,10 @@
         <w:t>POST /api/products/{id}/retire</w:t>
       </w:r>
       <w:r>
-        <w:t xml:space="preserve"> and </w:t>
+        <w:t xml:space="preserve"> </w:t>
+      </w:r>
+      <w:r>
+        <w:t xml:space="preserve">and </w:t>
       </w:r>
       <w:r>
         <w:rPr>
@@ -12061,10 +12193,7 @@
         <w:t>/unretire</w:t>
       </w:r>
       <w:r>
-        <w:t xml:space="preserve"> (Admin or SuperAdmin, checked here) take a product off the sh</w:t>
-      </w:r>
-      <w:r>
-        <w:t xml:space="preserve">op or bring it back, recorded in </w:t>
+        <w:t xml:space="preserve"> (Admin or SuperAdmin, checked here) take a product off the shop or bring it back, recorded in </w:t>
       </w:r>
       <w:r>
         <w:rPr>
@@ -12073,6 +12202,7 @@
           <w:sz w:val="19"/>
           <w:szCs w:val="19"/>
         </w:rPr>
+        <w:lastRenderedPageBreak/>
         <w:t>Is_Retired</w:t>
       </w:r>
       <w:r>
@@ -12100,7 +12230,10 @@
         <w:t>Retired_By</w:t>
       </w:r>
       <w:r>
-        <w:t xml:space="preserve"> and the audit log. The shop's catalogue, product page, "most ordered" and checkout leave retired products out; the admin apps ask with </w:t>
+        <w:t xml:space="preserve"> and the audit log. The shop's catalogue, product page, "most ordered" and checkout leave retired products out; th</w:t>
+      </w:r>
+      <w:r>
+        <w:t xml:space="preserve">e admin apps ask with </w:t>
       </w:r>
       <w:r>
         <w:rPr>
@@ -12121,16 +12254,7 @@
           <w:sz w:val="19"/>
           <w:szCs w:val="19"/>
         </w:rPr>
-        <w:t>GET /api/pro</w:t>
-      </w:r>
-      <w:r>
-        <w:rPr>
-          <w:rFonts w:ascii="Consolas" w:eastAsia="Consolas" w:hAnsi="Consolas" w:cs="Consolas"/>
-          <w:color w:val="3B3F3D"/>
-          <w:sz w:val="19"/>
-          <w:szCs w:val="19"/>
-        </w:rPr>
-        <w:t>ducts/depleted</w:t>
+        <w:t>GET /api/products/depleted</w:t>
       </w:r>
       <w:r>
         <w:t xml:space="preserve"> lists products that have run out (stock 0 or less) and are not retired: the admins' "needs attention" list. Stock and existing orders are never touched.</w:t>
@@ -12145,9 +12269,8 @@
       <w:pPr>
         <w:pStyle w:val="Heading2"/>
       </w:pPr>
-      <w:bookmarkStart w:id="20" w:name="_Toc243697185"/>
-      <w:r>
-        <w:lastRenderedPageBreak/>
+      <w:bookmarkStart w:id="20" w:name="_Toc243700257"/>
+      <w:r>
         <w:t>5.3  Marketing campaigns</w:t>
       </w:r>
       <w:bookmarkEnd w:id="20"/>
@@ -12444,13 +12567,19 @@
           <w:sz w:val="19"/>
           <w:szCs w:val="19"/>
         </w:rPr>
-        <w:t>PUT /api/marketing/campaigns/{campaignId}/products</w:t>
-      </w:r>
-      <w:r>
-        <w:t xml:space="preserve"> replaces the whole set of linked</w:t>
-      </w:r>
-      <w:r>
-        <w:t xml:space="preserve"> products in one step (body </w:t>
+        <w:t>PUT</w:t>
+      </w:r>
+      <w:r>
+        <w:rPr>
+          <w:rFonts w:ascii="Consolas" w:eastAsia="Consolas" w:hAnsi="Consolas" w:cs="Consolas"/>
+          <w:color w:val="3B3F3D"/>
+          <w:sz w:val="19"/>
+          <w:szCs w:val="19"/>
+        </w:rPr>
+        <w:t xml:space="preserve"> /api/marketing/campaigns/{campaignId}/products</w:t>
+      </w:r>
+      <w:r>
+        <w:t xml:space="preserve"> replaces the whole set of linked products in one step (body </w:t>
       </w:r>
       <w:r>
         <w:rPr>
@@ -12462,10 +12591,10 @@
         <w:t>{"productIds": [...]}</w:t>
       </w:r>
       <w:r>
-        <w:t>; an empty list removes them all). The list may name only products that exist and are not in the bin (400 otherwise); links to products that are already in the bin are left as they are, so restoring such a p</w:t>
-      </w:r>
-      <w:r>
-        <w:t xml:space="preserve">roduct brings its campaign back. An unknown or deleted campaign gives 404. Each change writes an </w:t>
+        <w:t xml:space="preserve">; an empty list removes them all). The list may name only products that exist and are not in the bin (400 otherwise); links to </w:t>
+      </w:r>
+      <w:r>
+        <w:t xml:space="preserve">products that are already in the bin are left as they are, so restoring such a product brings its campaign back. An unknown or deleted campaign gives 404. Each change writes an </w:t>
       </w:r>
       <w:r>
         <w:rPr>
@@ -12490,10 +12619,10 @@
         <w:spacing w:after="60" w:line="264" w:lineRule="auto"/>
       </w:pPr>
       <w:r>
-        <w:t>The website shows a campaign only while it is running: Active, today within its dates, and with at least one link</w:t>
-      </w:r>
-      <w:r>
-        <w:t xml:space="preserve">ed product not in the bin. That rule lives in the website server (DWS-WEB-01) and, for the assistant, in </w:t>
+        <w:t>The website shows a campaign only</w:t>
+      </w:r>
+      <w:r>
+        <w:t xml:space="preserve"> while it is running: Active, today within its dates, and with at least one linked product not in the bin. That rule lives in the website server (DWS-WEB-01) and, for the assistant, in </w:t>
       </w:r>
       <w:r>
         <w:rPr>
@@ -12517,7 +12646,7 @@
       <w:pPr>
         <w:pStyle w:val="Heading2"/>
       </w:pPr>
-      <w:bookmarkStart w:id="21" w:name="_Toc243697186"/>
+      <w:bookmarkStart w:id="21" w:name="_Toc243700258"/>
       <w:r>
         <w:t>5.4  Orders and checkout</w:t>
       </w:r>
@@ -12606,7 +12735,17 @@
                 <w:sz w:val="19"/>
                 <w:szCs w:val="19"/>
               </w:rPr>
-              <w:t>Details</w:t>
+              <w:t>Det</w:t>
+            </w:r>
+            <w:r>
+              <w:rPr>
+                <w:b/>
+                <w:bCs/>
+                <w:color w:val="FFFFFF"/>
+                <w:sz w:val="19"/>
+                <w:szCs w:val="19"/>
+              </w:rPr>
+              <w:t>ails</w:t>
             </w:r>
           </w:p>
         </w:tc>
@@ -12806,10 +12945,7 @@
         <w:t>SELECT ... FOR UPDATE</w:t>
       </w:r>
       <w:r>
-        <w:t>) and checked again</w:t>
-      </w:r>
-      <w:r>
-        <w:t>st stock. A shortfall rejects the whole order with a message naming the products.</w:t>
+        <w:t>) and checked against stock. A shortfall rejects the whole order with a message naming the products.</w:t>
       </w:r>
     </w:p>
     <w:p>
@@ -12822,10 +12958,10 @@
         <w:spacing w:after="60" w:line="264" w:lineRule="auto"/>
       </w:pPr>
       <w:r>
-        <w:t>The order, its items, a negative stock movement and a PENDING delivery record are written. The delivery estimate is 3 weeks, or 3 months if any item is larger than 500 body f</w:t>
-      </w:r>
-      <w:r>
-        <w:t>eet per piece.</w:t>
+        <w:t>The order, its items, a negative stock movement and a PENDING delivery record are written. Th</w:t>
+      </w:r>
+      <w:r>
+        <w:t>e delivery estimate is 3 weeks, or 3 months if any item is larger than 500 body feet per piece.</w:t>
       </w:r>
     </w:p>
     <w:p>
@@ -12851,10 +12987,10 @@
         <w:spacing w:after="60" w:line="264" w:lineRule="auto"/>
       </w:pPr>
       <w:r>
-        <w:t>The payment is settled by the Safaricom callback or by a status query when the order page polls (at most once every</w:t>
-      </w:r>
-      <w:r>
-        <w:t xml:space="preserve"> 8 seconds per payment). Success marks the order PAID; failure cancels it and returns the stock.</w:t>
+        <w:t>The payment is settled by the Safa</w:t>
+      </w:r>
+      <w:r>
+        <w:t>ricom callback or by a status query when the order page polls (at most once every 8 seconds per payment). Success marks the order PAID; failure cancels it and returns the stock.</w:t>
       </w:r>
     </w:p>
     <w:p>
@@ -12867,7 +13003,10 @@
         <w:spacing w:after="60" w:line="264" w:lineRule="auto"/>
       </w:pPr>
       <w:r>
-        <w:t xml:space="preserve">The receipt (since 17 October 2026, migration 035): a callback's M-Pesa receipt is stored in </w:t>
+        <w:t>The receipt (since 17 October 2026, migration 035): a callback's M-Pesa receip</w:t>
+      </w:r>
+      <w:r>
+        <w:t xml:space="preserve">t is stored in </w:t>
       </w:r>
       <w:r>
         <w:rPr>
@@ -12879,10 +13018,7 @@
         <w:t>PRODUCT_PAYMENTS.Mpesa_Receipt</w:t>
       </w:r>
       <w:r>
-        <w:t xml:space="preserve"> (and still appended to the descript</w:t>
-      </w:r>
-      <w:r>
-        <w:t xml:space="preserve">ion); a payment settled by the status query has none, because that query returns no receipt. </w:t>
+        <w:t xml:space="preserve"> (and still appended to the description); a payment settled by the status query has none, because that query returns no receipt. </w:t>
       </w:r>
       <w:r>
         <w:rPr>
@@ -12894,7 +13030,10 @@
         <w:t>GET /api/orders/payments</w:t>
       </w:r>
       <w:r>
-        <w:t xml:space="preserve"> (admin) lists the website payments with their receipts, and the pending-orders data (</w:t>
+        <w:t xml:space="preserve"> (admin) lists the website payments with their receipts, a</w:t>
+      </w:r>
+      <w:r>
+        <w:t>nd the pending-orders data (</w:t>
       </w:r>
       <w:r>
         <w:rPr>
@@ -12906,10 +13045,7 @@
         <w:t>DeliveryService.pendingOrderGroups</w:t>
       </w:r>
       <w:r>
-        <w:t>) carries each orde</w:t>
-      </w:r>
-      <w:r>
-        <w:t>r's receipt.</w:t>
+        <w:t>) carries each order's receipt.</w:t>
       </w:r>
     </w:p>
     <w:p>
@@ -12934,10 +13070,7 @@
         <w:t>Order_ID</w:t>
       </w:r>
       <w:r>
-        <w:t>; they see their own 1st, 2nd, 3rd order number. Admins can drop an order that is not yet on a trip: the stock is returned, the cancellation cost is kept and the refund is paid later through Send Money (ca</w:t>
-      </w:r>
-      <w:r>
-        <w:t>tegory ORDER_REFUND).</w:t>
+        <w:t>; they see their own 1st, 2nd, 3rd order number. Admins can drop an order that is not yet on a trip: the stock is returned, the cancellation cost is kept and the refund is paid later through Send Money (category ORDER_REFUND).</w:t>
       </w:r>
     </w:p>
     <w:p>
@@ -12958,7 +13091,10 @@
         <w:t xml:space="preserve">Where to adjust: </w:t>
       </w:r>
       <w:r>
-        <w:t xml:space="preserve">Delivery estimate rules: constants </w:t>
+        <w:t>Delivery est</w:t>
+      </w:r>
+      <w:r>
+        <w:t xml:space="preserve">imate rules: constants </w:t>
       </w:r>
       <w:r>
         <w:rPr>
@@ -13019,7 +13155,6 @@
         <w:ind w:left="160" w:right="160"/>
       </w:pPr>
       <w:r>
-        <w:lastRenderedPageBreak/>
         <w:t xml:space="preserve">Status-query spacing: </w:t>
       </w:r>
       <w:r>
@@ -13039,9 +13174,12 @@
       <w:pPr>
         <w:pStyle w:val="Heading2"/>
       </w:pPr>
-      <w:bookmarkStart w:id="22" w:name="_Toc243697187"/>
-      <w:r>
-        <w:t>5.5  Deliveries</w:t>
+      <w:bookmarkStart w:id="22" w:name="_Toc243700259"/>
+      <w:r>
+        <w:t>5.5  De</w:t>
+      </w:r>
+      <w:r>
+        <w:t>liveries</w:t>
       </w:r>
       <w:bookmarkEnd w:id="22"/>
     </w:p>
@@ -13317,10 +13455,10 @@
         <w:t>Light deliveries</w:t>
       </w:r>
       <w:r>
-        <w:t xml:space="preserve"> carry ordinary website orders. Every order gets one at checkout. Admins see pending orders grouped per customer and delivery area, gauged LIGHT, BULK or COMBINED by size, and put a group on a trip - into a new or existing light delivery (o</w:t>
-      </w:r>
-      <w:r>
-        <w:t>ptionally named), or riding along with a bulk delivery as a "side quest".</w:t>
+        <w:t xml:space="preserve"> carry ordinary website orders. Every order gets one at checkout. Admins see pending orders grouped per customer and delivery area, gauged LIGHT, BULK or COMBINED by size, and put a group on a trip - into a new or existing light delivery (optionally named)</w:t>
+      </w:r>
+      <w:r>
+        <w:t>, or riding along with a bulk delivery as a "side quest".</w:t>
       </w:r>
     </w:p>
     <w:p>
@@ -13333,10 +13471,10 @@
         <w:spacing w:after="60" w:line="264" w:lineRule="auto"/>
       </w:pPr>
       <w:r>
-        <w:t>At hand-over the worker records "received by" and the customer's signature (stored as an image data URL). Settling a delivery closes the delivered orders and sends the rest back to t</w:t>
-      </w:r>
-      <w:r>
-        <w:t xml:space="preserve">he pending pool flagged </w:t>
+        <w:t xml:space="preserve">At hand-over the worker records "received by" and the customer's signature (stored as an image data URL). Settling a delivery closes the delivered orders and sends the rest back to the pending pool </w:t>
+      </w:r>
+      <w:r>
+        <w:t xml:space="preserve">flagged </w:t>
       </w:r>
       <w:r>
         <w:rPr>
@@ -13368,10 +13506,10 @@
         <w:t>Bulk (heavy) deliveries</w:t>
       </w:r>
       <w:r>
-        <w:t xml:space="preserve"> are negotiated mostly offline. A heavy order creates an ORDERS row and a BULK_DELIVERY row together. Production description lines (type, measurement, body feet, total, opti</w:t>
-      </w:r>
-      <w:r>
-        <w:t>onal photo) can be typed or read from a photo of a handwritten sheet by the AI scan. Finalizing records the hard and soft cash amounts and recalculates the trip.</w:t>
+        <w:t xml:space="preserve"> are negotiated mostly offline. A heavy order creates an ORDERS row and a BULK_DELIVERY row together. Production description lines (type, measurement, body feet, total, optional photo) can </w:t>
+      </w:r>
+      <w:r>
+        <w:t>be typed or read from a photo of a handwritten sheet by the AI scan. Finalizing records the hard and soft cash amounts and recalculates the trip.</w:t>
       </w:r>
     </w:p>
     <w:p>
@@ -13450,7 +13588,7 @@
       <w:pPr>
         <w:pStyle w:val="Heading2"/>
       </w:pPr>
-      <w:bookmarkStart w:id="23" w:name="_Toc243697188"/>
+      <w:bookmarkStart w:id="23" w:name="_Toc243700260"/>
       <w:r>
         <w:t>5.6  Trips</w:t>
       </w:r>
@@ -13600,16 +13738,7 @@
                 <w:sz w:val="17"/>
                 <w:szCs w:val="17"/>
               </w:rPr>
-              <w:t>TripCon</w:t>
-            </w:r>
-            <w:r>
-              <w:rPr>
-                <w:rFonts w:ascii="Consolas" w:eastAsia="Consolas" w:hAnsi="Consolas" w:cs="Consolas"/>
-                <w:color w:val="3B3F3D"/>
-                <w:sz w:val="17"/>
-                <w:szCs w:val="17"/>
-              </w:rPr>
-              <w:t>troller</w:t>
+              <w:t>TripController</w:t>
             </w:r>
             <w:r>
               <w:rPr>
@@ -13761,7 +13890,10 @@
         <w:spacing w:after="60" w:line="264" w:lineRule="auto"/>
       </w:pPr>
       <w:r>
-        <w:t>Total payment = product payments + bulk delivery amounts for the trip.</w:t>
+        <w:t>Total payment = prod</w:t>
+      </w:r>
+      <w:r>
+        <w:t>uct payments + bulk delivery amounts for the trip.</w:t>
       </w:r>
     </w:p>
     <w:p>
@@ -13840,7 +13972,7 @@
       <w:pPr>
         <w:pStyle w:val="Heading2"/>
       </w:pPr>
-      <w:bookmarkStart w:id="24" w:name="_Toc243697189"/>
+      <w:bookmarkStart w:id="24" w:name="_Toc243700261"/>
       <w:r>
         <w:lastRenderedPageBreak/>
         <w:t>5.7  Trees, farmers and farmer payments</w:t>
@@ -14190,7 +14322,7 @@
       <w:pPr>
         <w:pStyle w:val="Heading2"/>
       </w:pPr>
-      <w:bookmarkStart w:id="25" w:name="_Toc243697190"/>
+      <w:bookmarkStart w:id="25" w:name="_Toc243700262"/>
       <w:r>
         <w:t>5.8  Expenses</w:t>
       </w:r>
@@ -14512,14 +14644,17 @@
         <w:t>ui/expenses/ExpenseCategory.kt</w:t>
       </w:r>
       <w:r>
-        <w:t xml:space="preserve"> and the desktop expenses tab.</w:t>
+        <w:t xml:space="preserve"> and the desktop exp</w:t>
+      </w:r>
+      <w:r>
+        <w:t>enses tab.</w:t>
       </w:r>
     </w:p>
     <w:p>
       <w:pPr>
         <w:pStyle w:val="Heading2"/>
       </w:pPr>
-      <w:bookmarkStart w:id="26" w:name="_Toc243697191"/>
+      <w:bookmarkStart w:id="26" w:name="_Toc243700263"/>
       <w:r>
         <w:t>5.9  Loans and capital</w:t>
       </w:r>
@@ -14772,7 +14907,7 @@
       <w:pPr>
         <w:pStyle w:val="Heading2"/>
       </w:pPr>
-      <w:bookmarkStart w:id="27" w:name="_Toc243697192"/>
+      <w:bookmarkStart w:id="27" w:name="_Toc243700264"/>
       <w:r>
         <w:t>5.10  Transactions and payments</w:t>
       </w:r>
@@ -15058,7 +15193,7 @@
       <w:pPr>
         <w:pStyle w:val="Heading2"/>
       </w:pPr>
-      <w:bookmarkStart w:id="28" w:name="_Toc243697193"/>
+      <w:bookmarkStart w:id="28" w:name="_Toc243700265"/>
       <w:r>
         <w:t>5.11  SMS queue (offline M-Pesa payments)</w:t>
       </w:r>
@@ -15390,7 +15525,7 @@
       <w:pPr>
         <w:pStyle w:val="Heading2"/>
       </w:pPr>
-      <w:bookmarkStart w:id="29" w:name="_Toc243697194"/>
+      <w:bookmarkStart w:id="29" w:name="_Toc243700266"/>
       <w:r>
         <w:lastRenderedPageBreak/>
         <w:t>5.12  Help page questions (FAQs)</w:t>
@@ -15766,7 +15901,7 @@
       <w:pPr>
         <w:pStyle w:val="Heading2"/>
       </w:pPr>
-      <w:bookmarkStart w:id="30" w:name="_Toc243697195"/>
+      <w:bookmarkStart w:id="30" w:name="_Toc243700267"/>
       <w:r>
         <w:t>5.13  Bulk order pictures (showcase)</w:t>
       </w:r>
@@ -16259,7 +16394,7 @@
       <w:pPr>
         <w:pStyle w:val="Heading2"/>
       </w:pPr>
-      <w:bookmarkStart w:id="31" w:name="_Toc243697196"/>
+      <w:bookmarkStart w:id="31" w:name="_Toc243700268"/>
       <w:r>
         <w:t>5.14  Ratings and reviews</w:t>
       </w:r>
@@ -16409,7 +16544,16 @@
                 <w:sz w:val="17"/>
                 <w:szCs w:val="17"/>
               </w:rPr>
-              <w:t>ReviewController</w:t>
+              <w:t>ReviewCon</w:t>
+            </w:r>
+            <w:r>
+              <w:rPr>
+                <w:rFonts w:ascii="Consolas" w:eastAsia="Consolas" w:hAnsi="Consolas" w:cs="Consolas"/>
+                <w:color w:val="3B3F3D"/>
+                <w:sz w:val="17"/>
+                <w:szCs w:val="17"/>
+              </w:rPr>
+              <w:t>troller</w:t>
             </w:r>
             <w:r>
               <w:rPr>
@@ -16576,7 +16720,7 @@
       <w:pPr>
         <w:pStyle w:val="Heading2"/>
       </w:pPr>
-      <w:bookmarkStart w:id="32" w:name="_Toc243697197"/>
+      <w:bookmarkStart w:id="32" w:name="_Toc243700269"/>
       <w:r>
         <w:t>5.15  Delivery areas, machines and vehicles</w:t>
       </w:r>
@@ -16642,7 +16786,7 @@
       <w:pPr>
         <w:pStyle w:val="Heading2"/>
       </w:pPr>
-      <w:bookmarkStart w:id="33" w:name="_Toc243697198"/>
+      <w:bookmarkStart w:id="33" w:name="_Toc243700270"/>
       <w:r>
         <w:t>5.16  Insights, AI and da</w:t>
       </w:r>
@@ -16738,10 +16882,7 @@
         <w:t>AdminDataService</w:t>
       </w:r>
       <w:r>
-        <w:t xml:space="preserve"> - raw table browser for the deskto</w:t>
-      </w:r>
-      <w:r>
-        <w:t xml:space="preserve">p app. The table name is checked against the names MySQL itself reports before any query runs. Values of columns whose name contains password, secret, token or public_key (today </w:t>
+        <w:t xml:space="preserve"> - raw table browser for the desktop app. The table name is checked against the names MySQL itself reports before any query runs. Values of columns whose name contains password, secret, token or public_key (today </w:t>
       </w:r>
       <w:r>
         <w:rPr>
@@ -16774,13 +16915,19 @@
           <w:sz w:val="19"/>
           <w:szCs w:val="19"/>
         </w:rPr>
-        <w:t>USER_COMPUTERS.Public_Key</w:t>
-      </w:r>
-      <w:r>
-        <w:t>) are sent a</w:t>
-      </w:r>
-      <w:r>
-        <w:t>s "(hidden)".</w:t>
+        <w:t>US</w:t>
+      </w:r>
+      <w:r>
+        <w:rPr>
+          <w:rFonts w:ascii="Consolas" w:eastAsia="Consolas" w:hAnsi="Consolas" w:cs="Consolas"/>
+          <w:color w:val="3B3F3D"/>
+          <w:sz w:val="19"/>
+          <w:szCs w:val="19"/>
+        </w:rPr>
+        <w:t>ER_COMPUTERS.Public_Key</w:t>
+      </w:r>
+      <w:r>
+        <w:t>) are sent as "(hidden)".</w:t>
       </w:r>
     </w:p>
     <w:p>
@@ -16831,7 +16978,7 @@
       <w:pPr>
         <w:pStyle w:val="Heading1"/>
       </w:pPr>
-      <w:bookmarkStart w:id="34" w:name="_Toc243697199"/>
+      <w:bookmarkStart w:id="34" w:name="_Toc243700271"/>
       <w:r>
         <w:lastRenderedPageBreak/>
         <w:t>6  Scheduled jobs</w:t>
@@ -17228,7 +17375,7 @@
       <w:pPr>
         <w:pStyle w:val="Heading1"/>
       </w:pPr>
-      <w:bookmarkStart w:id="35" w:name="_Toc243697200"/>
+      <w:bookmarkStart w:id="35" w:name="_Toc243700272"/>
       <w:r>
         <w:lastRenderedPageBreak/>
         <w:t>7  External services and network resilience</w:t>
@@ -17398,10 +17545,7 @@
         <w:spacing w:after="60" w:line="264" w:lineRule="auto"/>
       </w:pPr>
       <w:r>
-        <w:t>This network sometimes resolves a ser</w:t>
-      </w:r>
-      <w:r>
-        <w:t xml:space="preserve">vice name to a dead address. DNS caching is switched off and </w:t>
+        <w:t xml:space="preserve">This network sometimes resolves a service name to a dead address. DNS caching is switched off and </w:t>
       </w:r>
       <w:r>
         <w:rPr>
@@ -17413,10 +17557,10 @@
         <w:t>util/FlakyNetworkRetry</w:t>
       </w:r>
       <w:r>
-        <w:t xml:space="preserve"> retries up to 5 times. Reads may be retried after any I/O error; a payment request is retried only when nothing could have been sent (a connection failure), so money is nev</w:t>
-      </w:r>
-      <w:r>
-        <w:t>er sent twice.</w:t>
+        <w:t xml:space="preserve"> retries up to 5 times. Reads may be retried after any I/O error; a payment request is retried only when nothing could have been sent (a</w:t>
+      </w:r>
+      <w:r>
+        <w:t xml:space="preserve"> connection failure), so money is never sent twice.</w:t>
       </w:r>
     </w:p>
     <w:p>
@@ -17433,7 +17577,7 @@
       <w:pPr>
         <w:pStyle w:val="Heading1"/>
       </w:pPr>
-      <w:bookmarkStart w:id="36" w:name="_Toc243697201"/>
+      <w:bookmarkStart w:id="36" w:name="_Toc243700273"/>
       <w:r>
         <w:lastRenderedPageBreak/>
         <w:t>8  Error answers</w:t>
@@ -17457,10 +17601,10 @@
         <w:t>server.error.*</w:t>
       </w:r>
       <w:r>
-        <w:t xml:space="preserve"> in application.properties - the development tools would otherwise switch traces on). The message stay</w:t>
-      </w:r>
-      <w:r>
-        <w:t>s: a reason written for people (</w:t>
+        <w:t xml:space="preserve"> in application.properties - the development tools would otherwis</w:t>
+      </w:r>
+      <w:r>
+        <w:t>e switch traces on). The message stays: a reason written for people (</w:t>
       </w:r>
       <w:r>
         <w:rPr>
@@ -17484,7 +17628,7 @@
       <w:pPr>
         <w:pStyle w:val="Heading1"/>
       </w:pPr>
-      <w:bookmarkStart w:id="37" w:name="_Toc243697202"/>
+      <w:bookmarkStart w:id="37" w:name="_Toc243700274"/>
       <w:r>
         <w:lastRenderedPageBreak/>
         <w:t>9  Configuration</w:t>
@@ -17508,10 +17652,10 @@
         <w:t>backend/src/main/resources/application.properties</w:t>
       </w:r>
       <w:r>
-        <w:t>. Almost every value can be overridden by the environment variable shown, which is how secrets are supplied at start-up (the launch scripts export them). Values marked secret must never be written into docum</w:t>
-      </w:r>
-      <w:r>
-        <w:t>ents, chat messages or source control.</w:t>
+        <w:t>. Almost every value can be overridden by the environment variable shown, which is how secrets are supplied at start-up (the launch scripts export them). Values marked secret must never b</w:t>
+      </w:r>
+      <w:r>
+        <w:t>e written into documents, chat messages or source control.</w:t>
       </w:r>
     </w:p>
     <w:tbl>
@@ -22019,7 +22163,7 @@
       <w:pPr>
         <w:pStyle w:val="Heading1"/>
       </w:pPr>
-      <w:bookmarkStart w:id="38" w:name="_Toc243697203"/>
+      <w:bookmarkStart w:id="38" w:name="_Toc243700275"/>
       <w:r>
         <w:lastRenderedPageBreak/>
         <w:t>10  Building and running</w:t>
@@ -22234,7 +22378,7 @@
       <w:pPr>
         <w:pStyle w:val="Heading1"/>
       </w:pPr>
-      <w:bookmarkStart w:id="39" w:name="_Toc243697204"/>
+      <w:bookmarkStart w:id="39" w:name="_Toc243700276"/>
       <w:r>
         <w:lastRenderedPageBreak/>
         <w:t>11  Known limitations and future work</w:t>
@@ -22326,7 +22470,7 @@
       <w:pPr>
         <w:pStyle w:val="Heading1"/>
       </w:pPr>
-      <w:bookmarkStart w:id="40" w:name="_Toc243697205"/>
+      <w:bookmarkStart w:id="40" w:name="_Toc243700277"/>
       <w:r>
         <w:lastRenderedPageBreak/>
         <w:t>12  Development history</w:t>
@@ -25149,7 +25293,7 @@
       <w:pPr>
         <w:pStyle w:val="Heading1"/>
       </w:pPr>
-      <w:bookmarkStart w:id="41" w:name="_Toc243697206"/>
+      <w:bookmarkStart w:id="41" w:name="_Toc243700278"/>
       <w:r>
         <w:lastRenderedPageBreak/>
         <w:t>13  Appendix A - Endpoint reference</w:t>
@@ -25171,7 +25315,7 @@
       <w:pPr>
         <w:pStyle w:val="Heading2"/>
       </w:pPr>
-      <w:bookmarkStart w:id="42" w:name="_Toc243697207"/>
+      <w:bookmarkStart w:id="42" w:name="_Toc243700279"/>
       <w:r>
         <w:t>13.1  Admin</w:t>
       </w:r>
@@ -25541,7 +25685,7 @@
       <w:pPr>
         <w:pStyle w:val="Heading2"/>
       </w:pPr>
-      <w:bookmarkStart w:id="43" w:name="_Toc243697208"/>
+      <w:bookmarkStart w:id="43" w:name="_Toc243700280"/>
       <w:r>
         <w:t>13.2  AiChat</w:t>
       </w:r>
@@ -26014,7 +26158,7 @@
       <w:pPr>
         <w:pStyle w:val="Heading2"/>
       </w:pPr>
-      <w:bookmarkStart w:id="44" w:name="_Toc243697209"/>
+      <w:bookmarkStart w:id="44" w:name="_Toc243700281"/>
       <w:r>
         <w:t>13.3  Auth</w:t>
       </w:r>
@@ -27645,7 +27789,7 @@
       <w:pPr>
         <w:pStyle w:val="Heading2"/>
       </w:pPr>
-      <w:bookmarkStart w:id="45" w:name="_Toc243697210"/>
+      <w:bookmarkStart w:id="45" w:name="_Toc243700282"/>
       <w:r>
         <w:t>13.4  Computer</w:t>
       </w:r>
@@ -28225,7 +28369,7 @@
       <w:pPr>
         <w:pStyle w:val="Heading2"/>
       </w:pPr>
-      <w:bookmarkStart w:id="46" w:name="_Toc243697211"/>
+      <w:bookmarkStart w:id="46" w:name="_Toc243700283"/>
       <w:r>
         <w:t>13.5  Delivery</w:t>
       </w:r>
@@ -30589,7 +30733,7 @@
       <w:pPr>
         <w:pStyle w:val="Heading2"/>
       </w:pPr>
-      <w:bookmarkStart w:id="47" w:name="_Toc243697212"/>
+      <w:bookmarkStart w:id="47" w:name="_Toc243700284"/>
       <w:r>
         <w:t>13.6  Device</w:t>
       </w:r>
@@ -31170,7 +31314,7 @@
       <w:pPr>
         <w:pStyle w:val="Heading2"/>
       </w:pPr>
-      <w:bookmarkStart w:id="48" w:name="_Toc243697213"/>
+      <w:bookmarkStart w:id="48" w:name="_Toc243700285"/>
       <w:r>
         <w:t>13.7  Expense</w:t>
       </w:r>
@@ -31750,7 +31894,7 @@
       <w:pPr>
         <w:pStyle w:val="Heading2"/>
       </w:pPr>
-      <w:bookmarkStart w:id="49" w:name="_Toc243697214"/>
+      <w:bookmarkStart w:id="49" w:name="_Toc243700286"/>
       <w:r>
         <w:t>13.8  Faq</w:t>
       </w:r>
@@ -32540,7 +32684,7 @@
       <w:pPr>
         <w:pStyle w:val="Heading2"/>
       </w:pPr>
-      <w:bookmarkStart w:id="50" w:name="_Toc243697215"/>
+      <w:bookmarkStart w:id="50" w:name="_Toc243700287"/>
       <w:r>
         <w:t>13.9  Farmer</w:t>
       </w:r>
@@ -33223,7 +33367,7 @@
       <w:pPr>
         <w:pStyle w:val="Heading2"/>
       </w:pPr>
-      <w:bookmarkStart w:id="51" w:name="_Toc243697216"/>
+      <w:bookmarkStart w:id="51" w:name="_Toc243700288"/>
       <w:r>
         <w:lastRenderedPageBreak/>
         <w:t>13.10  FarmerPayment</w:t>
@@ -33594,7 +33738,7 @@
       <w:pPr>
         <w:pStyle w:val="Heading2"/>
       </w:pPr>
-      <w:bookmarkStart w:id="52" w:name="_Toc243697217"/>
+      <w:bookmarkStart w:id="52" w:name="_Toc243700289"/>
       <w:r>
         <w:t>13.11  Health</w:t>
       </w:r>
@@ -33857,7 +34001,7 @@
       <w:pPr>
         <w:pStyle w:val="Heading2"/>
       </w:pPr>
-      <w:bookmarkStart w:id="53" w:name="_Toc243697218"/>
+      <w:bookmarkStart w:id="53" w:name="_Toc243700290"/>
       <w:r>
         <w:t>13.12  Insights</w:t>
       </w:r>
@@ -34227,7 +34371,7 @@
       <w:pPr>
         <w:pStyle w:val="Heading2"/>
       </w:pPr>
-      <w:bookmarkStart w:id="54" w:name="_Toc243697219"/>
+      <w:bookmarkStart w:id="54" w:name="_Toc243700291"/>
       <w:r>
         <w:t>13.13  LoanFinance</w:t>
       </w:r>
@@ -35330,7 +35474,7 @@
       <w:pPr>
         <w:pStyle w:val="Heading2"/>
       </w:pPr>
-      <w:bookmarkStart w:id="55" w:name="_Toc243697220"/>
+      <w:bookmarkStart w:id="55" w:name="_Toc243700292"/>
       <w:r>
         <w:lastRenderedPageBreak/>
         <w:t>13.14  Machine</w:t>
@@ -35911,7 +36055,7 @@
       <w:pPr>
         <w:pStyle w:val="Heading2"/>
       </w:pPr>
-      <w:bookmarkStart w:id="56" w:name="_Toc243697221"/>
+      <w:bookmarkStart w:id="56" w:name="_Toc243700293"/>
       <w:r>
         <w:t>13.15  Marketing</w:t>
       </w:r>
@@ -37224,7 +37368,7 @@
       <w:pPr>
         <w:pStyle w:val="Heading2"/>
       </w:pPr>
-      <w:bookmarkStart w:id="57" w:name="_Toc243697222"/>
+      <w:bookmarkStart w:id="57" w:name="_Toc243700294"/>
       <w:r>
         <w:t>13.16  MpesaCallback</w:t>
       </w:r>
@@ -37594,7 +37738,7 @@
       <w:pPr>
         <w:pStyle w:val="Heading2"/>
       </w:pPr>
-      <w:bookmarkStart w:id="58" w:name="_Toc243697223"/>
+      <w:bookmarkStart w:id="58" w:name="_Toc243700295"/>
       <w:r>
         <w:t>13.17  Order</w:t>
       </w:r>
@@ -38488,7 +38632,7 @@
       <w:pPr>
         <w:pStyle w:val="Heading2"/>
       </w:pPr>
-      <w:bookmarkStart w:id="59" w:name="_Toc243697224"/>
+      <w:bookmarkStart w:id="59" w:name="_Toc243700296"/>
       <w:r>
         <w:t>13.18  Product</w:t>
       </w:r>
@@ -39801,7 +39945,7 @@
       <w:pPr>
         <w:pStyle w:val="Heading2"/>
       </w:pPr>
-      <w:bookmarkStart w:id="60" w:name="_Toc243697225"/>
+      <w:bookmarkStart w:id="60" w:name="_Toc243700297"/>
       <w:r>
         <w:t>13.19  RemainderTree</w:t>
       </w:r>
@@ -40381,7 +40525,7 @@
       <w:pPr>
         <w:pStyle w:val="Heading2"/>
       </w:pPr>
-      <w:bookmarkStart w:id="61" w:name="_Toc243697226"/>
+      <w:bookmarkStart w:id="61" w:name="_Toc243700298"/>
       <w:r>
         <w:t>13.20  Review</w:t>
       </w:r>
@@ -41274,7 +41418,7 @@
       <w:pPr>
         <w:pStyle w:val="Heading2"/>
       </w:pPr>
-      <w:bookmarkStart w:id="62" w:name="_Toc243697227"/>
+      <w:bookmarkStart w:id="62" w:name="_Toc243700299"/>
       <w:r>
         <w:t>13.21  Role</w:t>
       </w:r>
@@ -41537,7 +41681,7 @@
       <w:pPr>
         <w:pStyle w:val="Heading2"/>
       </w:pPr>
-      <w:bookmarkStart w:id="63" w:name="_Toc243697228"/>
+      <w:bookmarkStart w:id="63" w:name="_Toc243700300"/>
       <w:r>
         <w:t>13.22  Shipping</w:t>
       </w:r>
@@ -42117,7 +42261,7 @@
       <w:pPr>
         <w:pStyle w:val="Heading2"/>
       </w:pPr>
-      <w:bookmarkStart w:id="64" w:name="_Toc243697229"/>
+      <w:bookmarkStart w:id="64" w:name="_Toc243700301"/>
       <w:r>
         <w:t>13.23  Showcase</w:t>
       </w:r>
@@ -42801,7 +42945,7 @@
       <w:pPr>
         <w:pStyle w:val="Heading2"/>
       </w:pPr>
-      <w:bookmarkStart w:id="65" w:name="_Toc243697230"/>
+      <w:bookmarkStart w:id="65" w:name="_Toc243700302"/>
       <w:r>
         <w:t>13.24  SmsQueue</w:t>
       </w:r>
@@ -43274,7 +43418,7 @@
       <w:pPr>
         <w:pStyle w:val="Heading2"/>
       </w:pPr>
-      <w:bookmarkStart w:id="66" w:name="_Toc243697231"/>
+      <w:bookmarkStart w:id="66" w:name="_Toc243700303"/>
       <w:r>
         <w:t>13.25  Transaction</w:t>
       </w:r>
@@ -44694,7 +44838,7 @@
       <w:pPr>
         <w:pStyle w:val="Heading2"/>
       </w:pPr>
-      <w:bookmarkStart w:id="67" w:name="_Toc243697232"/>
+      <w:bookmarkStart w:id="67" w:name="_Toc243700304"/>
       <w:r>
         <w:t>13.26  Tree</w:t>
       </w:r>
@@ -45588,7 +45732,7 @@
       <w:pPr>
         <w:pStyle w:val="Heading2"/>
       </w:pPr>
-      <w:bookmarkStart w:id="68" w:name="_Toc243697233"/>
+      <w:bookmarkStart w:id="68" w:name="_Toc243700305"/>
       <w:r>
         <w:t>13.27  Trip</w:t>
       </w:r>
@@ -46901,7 +47045,7 @@
       <w:pPr>
         <w:pStyle w:val="Heading2"/>
       </w:pPr>
-      <w:bookmarkStart w:id="69" w:name="_Toc243697234"/>
+      <w:bookmarkStart w:id="69" w:name="_Toc243700306"/>
       <w:r>
         <w:t>13.28  User</w:t>
       </w:r>
@@ -47901,7 +48045,7 @@
       <w:pPr>
         <w:pStyle w:val="Heading2"/>
       </w:pPr>
-      <w:bookmarkStart w:id="70" w:name="_Toc243697235"/>
+      <w:bookmarkStart w:id="70" w:name="_Toc243700307"/>
       <w:r>
         <w:t>13.29  Vehicle</w:t>
       </w:r>
@@ -48481,7 +48625,7 @@
       <w:pPr>
         <w:pStyle w:val="Heading2"/>
       </w:pPr>
-      <w:bookmarkStart w:id="71" w:name="_Toc243697236"/>
+      <w:bookmarkStart w:id="71" w:name="_Toc243700308"/>
       <w:r>
         <w:t>13.30  Settings</w:t>
       </w:r>
@@ -49061,7 +49205,7 @@
       <w:pPr>
         <w:pStyle w:val="Heading2"/>
       </w:pPr>
-      <w:bookmarkStart w:id="72" w:name="_Toc243697237"/>
+      <w:bookmarkStart w:id="72" w:name="_Toc243700309"/>
       <w:r>
         <w:t>13.31  Worker</w:t>
       </w:r>
@@ -50913,72 +51057,72 @@
 <file path=word/numbering.xml><?xml version="1.0" encoding="utf-8"?>
 <w:numbering xmlns:wpc="http://schemas.microsoft.com/office/word/2010/wordprocessingCanvas" xmlns:cx="http://schemas.microsoft.com/office/drawing/2014/chartex" xmlns:cx1="http://schemas.microsoft.com/office/drawing/2015/9/8/chartex" xmlns:mc="http://schemas.openxmlformats.org/markup-compatibility/2006" xmlns:o="urn:schemas-microsoft-com:office:office" xmlns:r="http://schemas.openxmlformats.org/officeDocument/2006/relationships" xmlns:m="http://schemas.openxmlformats.org/officeDocument/2006/math" xmlns:v="urn:schemas-microsoft-com:vml" xmlns:wp14="http://schemas.microsoft.com/office/word/2010/wordprocessingDrawing" xmlns:wp="http://schemas.openxmlformats.org/drawingml/2006/wordprocessingDrawing" xmlns:w10="urn:schemas-microsoft-com:office:word" xmlns:w="http://schemas.openxmlformats.org/wordprocessingml/2006/main" xmlns:w14="http://schemas.microsoft.com/office/word/2010/wordml" xmlns:w15="http://schemas.microsoft.com/office/word/2012/wordml" xmlns:w16se="http://schemas.microsoft.com/office/word/2015/wordml/symex" xmlns:wpg="http://schemas.microsoft.com/office/word/2010/wordprocessingGroup" xmlns:wpi="http://schemas.microsoft.com/office/word/2010/wordprocessingInk" xmlns:wne="http://schemas.microsoft.com/office/word/2006/wordml" xmlns:wps="http://schemas.microsoft.com/office/word/2010/wordprocessingShape" mc:Ignorable="w14 w15 w16se wp14">
   <w:abstractNum w:abstractNumId="0" w15:restartNumberingAfterBreak="0">
-    <w:nsid w:val="75FE5545"/>
+    <w:nsid w:val="08AA0750"/>
     <w:multiLevelType w:val="hybridMultilevel"/>
-    <w:tmpl w:val="23BC6898"/>
-    <w:lvl w:ilvl="0" w:tplc="E744A318">
+    <w:tmpl w:val="81FC1EEC"/>
+    <w:lvl w:ilvl="0" w:tplc="BAF28606">
       <w:start w:val="1"/>
-      <w:numFmt w:val="bullet"/>
-      <w:lvlText w:val="•"/>
+      <w:numFmt w:val="decimal"/>
+      <w:lvlText w:val="%1."/>
       <w:lvlJc w:val="left"/>
       <w:pPr>
         <w:ind w:left="540" w:hanging="300"/>
       </w:pPr>
     </w:lvl>
-    <w:lvl w:ilvl="1" w:tplc="59047BA0" w:tentative="1">
+    <w:lvl w:ilvl="1" w:tplc="24486836" w:tentative="1">
       <w:start w:val="1"/>
-      <w:numFmt w:val="bullet"/>
-      <w:lvlText w:val="–"/>
+      <w:numFmt w:val="lowerLetter"/>
+      <w:lvlText w:val="%2."/>
       <w:lvlJc w:val="left"/>
       <w:pPr>
         <w:ind w:left="940" w:hanging="300"/>
       </w:pPr>
     </w:lvl>
-    <w:lvl w:ilvl="2" w:tplc="2E3E6F96" w:tentative="1">
+    <w:lvl w:ilvl="2" w:tplc="4FE20B00" w:tentative="1">
       <w:start w:val="1"/>
-      <w:numFmt w:val="bullet"/>
-      <w:lvlText w:val="◦"/>
+      <w:numFmt w:val="lowerRoman"/>
+      <w:lvlText w:val="%3."/>
       <w:lvlJc w:val="left"/>
       <w:pPr>
         <w:ind w:left="1340" w:hanging="300"/>
       </w:pPr>
     </w:lvl>
-    <w:lvl w:ilvl="3" w:tplc="45F078DC">
+    <w:lvl w:ilvl="3" w:tplc="4C500AE0">
       <w:numFmt w:val="decimal"/>
       <w:lvlText w:val=""/>
       <w:lvlJc w:val="left"/>
     </w:lvl>
-    <w:lvl w:ilvl="4" w:tplc="1DB629EA">
+    <w:lvl w:ilvl="4" w:tplc="835E263C">
       <w:numFmt w:val="decimal"/>
       <w:lvlText w:val=""/>
       <w:lvlJc w:val="left"/>
     </w:lvl>
-    <w:lvl w:ilvl="5" w:tplc="76344456">
+    <w:lvl w:ilvl="5" w:tplc="478401AA">
       <w:numFmt w:val="decimal"/>
       <w:lvlText w:val=""/>
       <w:lvlJc w:val="left"/>
     </w:lvl>
-    <w:lvl w:ilvl="6" w:tplc="F3325D14">
+    <w:lvl w:ilvl="6" w:tplc="32D8D736">
       <w:numFmt w:val="decimal"/>
       <w:lvlText w:val=""/>
       <w:lvlJc w:val="left"/>
     </w:lvl>
-    <w:lvl w:ilvl="7" w:tplc="5B9606E6">
+    <w:lvl w:ilvl="7" w:tplc="DD4405DC">
       <w:numFmt w:val="decimal"/>
       <w:lvlText w:val=""/>
       <w:lvlJc w:val="left"/>
     </w:lvl>
-    <w:lvl w:ilvl="8" w:tplc="FCD886C0">
+    <w:lvl w:ilvl="8" w:tplc="2C6C9B22">
       <w:numFmt w:val="decimal"/>
       <w:lvlText w:val=""/>
       <w:lvlJc w:val="left"/>
     </w:lvl>
   </w:abstractNum>
   <w:abstractNum w:abstractNumId="1" w15:restartNumberingAfterBreak="0">
-    <w:nsid w:val="79F33BE8"/>
+    <w:nsid w:val="181E6DEF"/>
     <w:multiLevelType w:val="hybridMultilevel"/>
-    <w:tmpl w:val="F15C0ED2"/>
-    <w:lvl w:ilvl="0" w:tplc="F7842768" w:tentative="1">
+    <w:tmpl w:val="7AEC222C"/>
+    <w:lvl w:ilvl="0" w:tplc="6A3E3D24" w:tentative="1">
       <w:start w:val="1"/>
       <w:numFmt w:val="bullet"/>
       <w:lvlText w:val="●"/>
@@ -50987,7 +51131,7 @@
         <w:ind w:left="720" w:hanging="360"/>
       </w:pPr>
     </w:lvl>
-    <w:lvl w:ilvl="1" w:tplc="078A7D08" w:tentative="1">
+    <w:lvl w:ilvl="1" w:tplc="F9587194" w:tentative="1">
       <w:start w:val="1"/>
       <w:numFmt w:val="bullet"/>
       <w:lvlText w:val="○"/>
@@ -50996,7 +51140,7 @@
         <w:ind w:left="1440" w:hanging="360"/>
       </w:pPr>
     </w:lvl>
-    <w:lvl w:ilvl="2" w:tplc="1D386B6A" w:tentative="1">
+    <w:lvl w:ilvl="2" w:tplc="A6DE1D08" w:tentative="1">
       <w:start w:val="1"/>
       <w:numFmt w:val="bullet"/>
       <w:lvlText w:val="■"/>
@@ -51005,7 +51149,7 @@
         <w:ind w:left="2160" w:hanging="360"/>
       </w:pPr>
     </w:lvl>
-    <w:lvl w:ilvl="3" w:tplc="4AFE6164" w:tentative="1">
+    <w:lvl w:ilvl="3" w:tplc="FC8893C8" w:tentative="1">
       <w:start w:val="1"/>
       <w:numFmt w:val="bullet"/>
       <w:lvlText w:val="●"/>
@@ -51014,7 +51158,7 @@
         <w:ind w:left="2880" w:hanging="360"/>
       </w:pPr>
     </w:lvl>
-    <w:lvl w:ilvl="4" w:tplc="AB6E49D4" w:tentative="1">
+    <w:lvl w:ilvl="4" w:tplc="02CE08F0" w:tentative="1">
       <w:start w:val="1"/>
       <w:numFmt w:val="bullet"/>
       <w:lvlText w:val="○"/>
@@ -51023,7 +51167,7 @@
         <w:ind w:left="3600" w:hanging="360"/>
       </w:pPr>
     </w:lvl>
-    <w:lvl w:ilvl="5" w:tplc="CCFEA180" w:tentative="1">
+    <w:lvl w:ilvl="5" w:tplc="57AE2D96" w:tentative="1">
       <w:start w:val="1"/>
       <w:numFmt w:val="bullet"/>
       <w:lvlText w:val="■"/>
@@ -51032,7 +51176,7 @@
         <w:ind w:left="4320" w:hanging="360"/>
       </w:pPr>
     </w:lvl>
-    <w:lvl w:ilvl="6" w:tplc="268EA37C" w:tentative="1">
+    <w:lvl w:ilvl="6" w:tplc="1CDED302" w:tentative="1">
       <w:start w:val="1"/>
       <w:numFmt w:val="bullet"/>
       <w:lvlText w:val="●"/>
@@ -51041,7 +51185,7 @@
         <w:ind w:left="5040" w:hanging="360"/>
       </w:pPr>
     </w:lvl>
-    <w:lvl w:ilvl="7" w:tplc="6248C782" w:tentative="1">
+    <w:lvl w:ilvl="7" w:tplc="6ED0A33A" w:tentative="1">
       <w:start w:val="1"/>
       <w:numFmt w:val="bullet"/>
       <w:lvlText w:val="●"/>
@@ -51050,7 +51194,7 @@
         <w:ind w:left="5760" w:hanging="360"/>
       </w:pPr>
     </w:lvl>
-    <w:lvl w:ilvl="8" w:tplc="5A1C7384" w:tentative="1">
+    <w:lvl w:ilvl="8" w:tplc="660E86EC" w:tentative="1">
       <w:start w:val="1"/>
       <w:numFmt w:val="bullet"/>
       <w:lvlText w:val="●"/>
@@ -51061,62 +51205,62 @@
     </w:lvl>
   </w:abstractNum>
   <w:abstractNum w:abstractNumId="2" w15:restartNumberingAfterBreak="0">
-    <w:nsid w:val="7CAA69F6"/>
+    <w:nsid w:val="52705D69"/>
     <w:multiLevelType w:val="hybridMultilevel"/>
-    <w:tmpl w:val="9C5CEB36"/>
-    <w:lvl w:ilvl="0" w:tplc="25FA2CFA">
+    <w:tmpl w:val="A23A204E"/>
+    <w:lvl w:ilvl="0" w:tplc="C65EA22C">
       <w:start w:val="1"/>
-      <w:numFmt w:val="decimal"/>
-      <w:lvlText w:val="%1."/>
+      <w:numFmt w:val="bullet"/>
+      <w:lvlText w:val="•"/>
       <w:lvlJc w:val="left"/>
       <w:pPr>
         <w:ind w:left="540" w:hanging="300"/>
       </w:pPr>
     </w:lvl>
-    <w:lvl w:ilvl="1" w:tplc="EA36BB34" w:tentative="1">
+    <w:lvl w:ilvl="1" w:tplc="048E28C4" w:tentative="1">
       <w:start w:val="1"/>
-      <w:numFmt w:val="lowerLetter"/>
-      <w:lvlText w:val="%2."/>
+      <w:numFmt w:val="bullet"/>
+      <w:lvlText w:val="–"/>
       <w:lvlJc w:val="left"/>
       <w:pPr>
         <w:ind w:left="940" w:hanging="300"/>
       </w:pPr>
     </w:lvl>
-    <w:lvl w:ilvl="2" w:tplc="371C9E52" w:tentative="1">
+    <w:lvl w:ilvl="2" w:tplc="6980C3A8" w:tentative="1">
       <w:start w:val="1"/>
-      <w:numFmt w:val="lowerRoman"/>
-      <w:lvlText w:val="%3."/>
+      <w:numFmt w:val="bullet"/>
+      <w:lvlText w:val="◦"/>
       <w:lvlJc w:val="left"/>
       <w:pPr>
         <w:ind w:left="1340" w:hanging="300"/>
       </w:pPr>
     </w:lvl>
-    <w:lvl w:ilvl="3" w:tplc="3660788A">
+    <w:lvl w:ilvl="3" w:tplc="87F2F768">
       <w:numFmt w:val="decimal"/>
       <w:lvlText w:val=""/>
       <w:lvlJc w:val="left"/>
     </w:lvl>
-    <w:lvl w:ilvl="4" w:tplc="D71494C2">
+    <w:lvl w:ilvl="4" w:tplc="E6DC3CEE">
       <w:numFmt w:val="decimal"/>
       <w:lvlText w:val=""/>
       <w:lvlJc w:val="left"/>
     </w:lvl>
-    <w:lvl w:ilvl="5" w:tplc="68B2E860">
+    <w:lvl w:ilvl="5" w:tplc="E4FC3AAC">
       <w:numFmt w:val="decimal"/>
       <w:lvlText w:val=""/>
       <w:lvlJc w:val="left"/>
     </w:lvl>
-    <w:lvl w:ilvl="6" w:tplc="55482806">
+    <w:lvl w:ilvl="6" w:tplc="36A4939C">
       <w:numFmt w:val="decimal"/>
       <w:lvlText w:val=""/>
       <w:lvlJc w:val="left"/>
     </w:lvl>
-    <w:lvl w:ilvl="7" w:tplc="C1580126">
+    <w:lvl w:ilvl="7" w:tplc="6CC05BE2">
       <w:numFmt w:val="decimal"/>
       <w:lvlText w:val=""/>
       <w:lvlJc w:val="left"/>
     </w:lvl>
-    <w:lvl w:ilvl="8" w:tplc="675A7BD0">
+    <w:lvl w:ilvl="8" w:tplc="5FB665BA">
       <w:numFmt w:val="decimal"/>
       <w:lvlText w:val=""/>
       <w:lvlJc w:val="left"/>
@@ -51129,13 +51273,13 @@
     </w:lvlOverride>
   </w:num>
   <w:num w:numId="2">
-    <w:abstractNumId w:val="0"/>
+    <w:abstractNumId w:val="2"/>
     <w:lvlOverride w:ilvl="0">
       <w:startOverride w:val="1"/>
     </w:lvlOverride>
   </w:num>
   <w:num w:numId="3">
-    <w:abstractNumId w:val="2"/>
+    <w:abstractNumId w:val="0"/>
     <w:lvlOverride w:ilvl="0">
       <w:startOverride w:val="1"/>
     </w:lvlOverride>
@@ -51764,7 +51908,7 @@
     <w:autoRedefine/>
     <w:uiPriority w:val="39"/>
     <w:unhideWhenUsed/>
-    <w:rsid w:val="004E20F4"/>
+    <w:rsid w:val="000B601D"/>
     <w:pPr>
       <w:spacing w:after="100"/>
     </w:pPr>
@@ -51776,7 +51920,7 @@
     <w:autoRedefine/>
     <w:uiPriority w:val="39"/>
     <w:unhideWhenUsed/>
-    <w:rsid w:val="004E20F4"/>
+    <w:rsid w:val="000B601D"/>
     <w:pPr>
       <w:spacing w:after="100"/>
       <w:ind w:left="210"/>

--- a/documentation/03 Backend/Backend Server.docx
+++ b/documentation/03 Backend/Backend Server.docx
@@ -1842,6 +1842,75 @@
           </w:p>
         </w:tc>
       </w:tr>
+      <w:tr>
+        <w:tblPrEx>
+          <w:tblCellMar>
+            <w:top w:w="0" w:type="dxa"/>
+            <w:bottom w:w="0" w:type="dxa"/>
+          </w:tblCellMar>
+        </w:tblPrEx>
+        <w:tc>
+          <w:tcPr>
+            <w:tcW w:w="1300" w:type="dxa"/>
+            <w:tcMar>
+              <w:top w:w="50" w:type="dxa"/>
+              <w:left w:w="90" w:type="dxa"/>
+              <w:bottom w:w="50" w:type="dxa"/>
+              <w:right w:w="90" w:type="dxa"/>
+            </w:tcMar>
+          </w:tcPr>
+          <w:p>
+            <w:r>
+              <w:rPr>
+                <w:sz w:val="19"/>
+                <w:szCs w:val="19"/>
+              </w:rPr>
+              <w:lastRenderedPageBreak/>
+              <w:t>1.1</w:t>
+            </w:r>
+          </w:p>
+        </w:tc>
+        <w:tc>
+          <w:tcPr>
+            <w:tcW w:w="1900" w:type="dxa"/>
+            <w:tcMar>
+              <w:top w:w="50" w:type="dxa"/>
+              <w:left w:w="90" w:type="dxa"/>
+              <w:bottom w:w="50" w:type="dxa"/>
+              <w:right w:w="90" w:type="dxa"/>
+            </w:tcMar>
+          </w:tcPr>
+          <w:p>
+            <w:r>
+              <w:rPr>
+                <w:sz w:val="19"/>
+                <w:szCs w:val="19"/>
+              </w:rPr>
+              <w:t>24 October 2026</w:t>
+            </w:r>
+          </w:p>
+        </w:tc>
+        <w:tc>
+          <w:tcPr>
+            <w:tcW w:w="6438" w:type="dxa"/>
+            <w:tcMar>
+              <w:top w:w="50" w:type="dxa"/>
+              <w:left w:w="90" w:type="dxa"/>
+              <w:bottom w:w="50" w:type="dxa"/>
+              <w:right w:w="90" w:type="dxa"/>
+            </w:tcMar>
+          </w:tcPr>
+          <w:p>
+            <w:r>
+              <w:rPr>
+                <w:sz w:val="19"/>
+                <w:szCs w:val="19"/>
+              </w:rPr>
+              <w:t>The chat assistant answers refund and return questions with the Returns &amp; Refunds rules and points to /returns, /privacy and /terms (AiChatService customer guide).</w:t>
+            </w:r>
+          </w:p>
+        </w:tc>
+      </w:tr>
     </w:tbl>
     <w:p>
       <w:pPr>
@@ -1853,7 +1922,6 @@
           <w:sz w:val="20"/>
           <w:szCs w:val="20"/>
         </w:rPr>
-        <w:lastRenderedPageBreak/>
         <w:t>Keep this document up to date: when a feature, setting or server changes, edit the matching section here and add a line to the table above.</w:t>
       </w:r>
     </w:p>
@@ -1875,7 +1943,7 @@
     <w:sdt>
       <w:sdtPr>
         <w:alias w:val="Contents"/>
-        <w:id w:val="1723171280"/>
+        <w:id w:val="-646133719"/>
       </w:sdtPr>
       <w:sdtEndPr/>
       <w:sdtContent>
@@ -1902,7 +1970,7 @@
           <w:r>
             <w:fldChar w:fldCharType="separate"/>
           </w:r>
-          <w:hyperlink w:anchor="_Toc243700238" w:history="1">
+          <w:hyperlink w:anchor="_Toc243726509" w:history="1">
             <w:r>
               <w:rPr>
                 <w:rStyle w:val="Hyperlink"/>
@@ -1926,7 +1994,7 @@
               <w:rPr>
                 <w:noProof/>
               </w:rPr>
-              <w:instrText xml:space="preserve"> PAGEREF _Toc243700238 \h </w:instrText>
+              <w:instrText xml:space="preserve"> PAGEREF _Toc243726509 \h </w:instrText>
             </w:r>
             <w:r>
               <w:rPr>
@@ -1967,7 +2035,7 @@
               <w:szCs w:val="22"/>
             </w:rPr>
           </w:pPr>
-          <w:hyperlink w:anchor="_Toc243700239" w:history="1">
+          <w:hyperlink w:anchor="_Toc243726510" w:history="1">
             <w:r>
               <w:rPr>
                 <w:rStyle w:val="Hyperlink"/>
@@ -1991,7 +2059,7 @@
               <w:rPr>
                 <w:noProof/>
               </w:rPr>
-              <w:instrText xml:space="preserve"> PAGEREF _Toc243700239 \h </w:instrText>
+              <w:instrText xml:space="preserve"> PAGEREF _Toc243726510 \h </w:instrText>
             </w:r>
             <w:r>
               <w:rPr>
@@ -2032,7 +2100,7 @@
               <w:szCs w:val="22"/>
             </w:rPr>
           </w:pPr>
-          <w:hyperlink w:anchor="_Toc243700240" w:history="1">
+          <w:hyperlink w:anchor="_Toc243726511" w:history="1">
             <w:r>
               <w:rPr>
                 <w:rStyle w:val="Hyperlink"/>
@@ -2056,7 +2124,7 @@
               <w:rPr>
                 <w:noProof/>
               </w:rPr>
-              <w:instrText xml:space="preserve"> PAGEREF _Toc243700240 \h </w:instrText>
+              <w:instrText xml:space="preserve"> PAGEREF _Toc243726511 \h </w:instrText>
             </w:r>
             <w:r>
               <w:rPr>
@@ -2097,7 +2165,7 @@
               <w:szCs w:val="22"/>
             </w:rPr>
           </w:pPr>
-          <w:hyperlink w:anchor="_Toc243700241" w:history="1">
+          <w:hyperlink w:anchor="_Toc243726512" w:history="1">
             <w:r>
               <w:rPr>
                 <w:rStyle w:val="Hyperlink"/>
@@ -2121,7 +2189,7 @@
               <w:rPr>
                 <w:noProof/>
               </w:rPr>
-              <w:instrText xml:space="preserve"> PAGEREF _Toc243700241 \h </w:instrText>
+              <w:instrText xml:space="preserve"> PAGEREF _Toc243726512 \h </w:instrText>
             </w:r>
             <w:r>
               <w:rPr>
@@ -2162,7 +2230,7 @@
               <w:szCs w:val="22"/>
             </w:rPr>
           </w:pPr>
-          <w:hyperlink w:anchor="_Toc243700242" w:history="1">
+          <w:hyperlink w:anchor="_Toc243726513" w:history="1">
             <w:r>
               <w:rPr>
                 <w:rStyle w:val="Hyperlink"/>
@@ -2186,7 +2254,7 @@
               <w:rPr>
                 <w:noProof/>
               </w:rPr>
-              <w:instrText xml:space="preserve"> PAGEREF _Toc243700242 \h </w:instrText>
+              <w:instrText xml:space="preserve"> PAGEREF _Toc243726513 \h </w:instrText>
             </w:r>
             <w:r>
               <w:rPr>
@@ -2227,7 +2295,7 @@
               <w:szCs w:val="22"/>
             </w:rPr>
           </w:pPr>
-          <w:hyperlink w:anchor="_Toc243700243" w:history="1">
+          <w:hyperlink w:anchor="_Toc243726514" w:history="1">
             <w:r>
               <w:rPr>
                 <w:rStyle w:val="Hyperlink"/>
@@ -2251,7 +2319,7 @@
               <w:rPr>
                 <w:noProof/>
               </w:rPr>
-              <w:instrText xml:space="preserve"> PAGEREF _Toc243700243 \h </w:instrText>
+              <w:instrText xml:space="preserve"> PAGEREF _Toc243726514 \h </w:instrText>
             </w:r>
             <w:r>
               <w:rPr>
@@ -2292,7 +2360,7 @@
               <w:szCs w:val="22"/>
             </w:rPr>
           </w:pPr>
-          <w:hyperlink w:anchor="_Toc243700244" w:history="1">
+          <w:hyperlink w:anchor="_Toc243726515" w:history="1">
             <w:r>
               <w:rPr>
                 <w:rStyle w:val="Hyperlink"/>
@@ -2316,7 +2384,7 @@
               <w:rPr>
                 <w:noProof/>
               </w:rPr>
-              <w:instrText xml:space="preserve"> PAGEREF _Toc243700244 \h </w:instrText>
+              <w:instrText xml:space="preserve"> PAGEREF _Toc243726515 \h </w:instrText>
             </w:r>
             <w:r>
               <w:rPr>
@@ -2357,7 +2425,7 @@
               <w:szCs w:val="22"/>
             </w:rPr>
           </w:pPr>
-          <w:hyperlink w:anchor="_Toc243700245" w:history="1">
+          <w:hyperlink w:anchor="_Toc243726516" w:history="1">
             <w:r>
               <w:rPr>
                 <w:rStyle w:val="Hyperlink"/>
@@ -2381,7 +2449,7 @@
               <w:rPr>
                 <w:noProof/>
               </w:rPr>
-              <w:instrText xml:space="preserve"> PAGEREF _Toc243700245 \h </w:instrText>
+              <w:instrText xml:space="preserve"> PAGEREF _Toc243726516 \h </w:instrText>
             </w:r>
             <w:r>
               <w:rPr>
@@ -2422,7 +2490,7 @@
               <w:szCs w:val="22"/>
             </w:rPr>
           </w:pPr>
-          <w:hyperlink w:anchor="_Toc243700246" w:history="1">
+          <w:hyperlink w:anchor="_Toc243726517" w:history="1">
             <w:r>
               <w:rPr>
                 <w:rStyle w:val="Hyperlink"/>
@@ -2446,7 +2514,7 @@
               <w:rPr>
                 <w:noProof/>
               </w:rPr>
-              <w:instrText xml:space="preserve"> PAGEREF _Toc243700246 \h </w:instrText>
+              <w:instrText xml:space="preserve"> PAGEREF _Toc243726517 \h </w:instrText>
             </w:r>
             <w:r>
               <w:rPr>
@@ -2487,7 +2555,7 @@
               <w:szCs w:val="22"/>
             </w:rPr>
           </w:pPr>
-          <w:hyperlink w:anchor="_Toc243700247" w:history="1">
+          <w:hyperlink w:anchor="_Toc243726518" w:history="1">
             <w:r>
               <w:rPr>
                 <w:rStyle w:val="Hyperlink"/>
@@ -2511,7 +2579,7 @@
               <w:rPr>
                 <w:noProof/>
               </w:rPr>
-              <w:instrText xml:space="preserve"> PAGEREF _Toc243700247 \h </w:instrText>
+              <w:instrText xml:space="preserve"> PAGEREF _Toc243726518 \h </w:instrText>
             </w:r>
             <w:r>
               <w:rPr>
@@ -2552,7 +2620,7 @@
               <w:szCs w:val="22"/>
             </w:rPr>
           </w:pPr>
-          <w:hyperlink w:anchor="_Toc243700248" w:history="1">
+          <w:hyperlink w:anchor="_Toc243726519" w:history="1">
             <w:r>
               <w:rPr>
                 <w:rStyle w:val="Hyperlink"/>
@@ -2576,7 +2644,7 @@
               <w:rPr>
                 <w:noProof/>
               </w:rPr>
-              <w:instrText xml:space="preserve"> PAGEREF _Toc243700248 \h </w:instrText>
+              <w:instrText xml:space="preserve"> PAGEREF _Toc243726519 \h </w:instrText>
             </w:r>
             <w:r>
               <w:rPr>
@@ -2617,7 +2685,7 @@
               <w:szCs w:val="22"/>
             </w:rPr>
           </w:pPr>
-          <w:hyperlink w:anchor="_Toc243700249" w:history="1">
+          <w:hyperlink w:anchor="_Toc243726520" w:history="1">
             <w:r>
               <w:rPr>
                 <w:rStyle w:val="Hyperlink"/>
@@ -2641,7 +2709,7 @@
               <w:rPr>
                 <w:noProof/>
               </w:rPr>
-              <w:instrText xml:space="preserve"> PAGEREF _Toc243700249 \h </w:instrText>
+              <w:instrText xml:space="preserve"> PAGEREF _Toc243726520 \h </w:instrText>
             </w:r>
             <w:r>
               <w:rPr>
@@ -2682,7 +2750,7 @@
               <w:szCs w:val="22"/>
             </w:rPr>
           </w:pPr>
-          <w:hyperlink w:anchor="_Toc243700250" w:history="1">
+          <w:hyperlink w:anchor="_Toc243726521" w:history="1">
             <w:r>
               <w:rPr>
                 <w:rStyle w:val="Hyperlink"/>
@@ -2706,7 +2774,7 @@
               <w:rPr>
                 <w:noProof/>
               </w:rPr>
-              <w:instrText xml:space="preserve"> PAGEREF _Toc243700250 \h </w:instrText>
+              <w:instrText xml:space="preserve"> PAGEREF _Toc243726521 \h </w:instrText>
             </w:r>
             <w:r>
               <w:rPr>
@@ -2747,7 +2815,7 @@
               <w:szCs w:val="22"/>
             </w:rPr>
           </w:pPr>
-          <w:hyperlink w:anchor="_Toc243700251" w:history="1">
+          <w:hyperlink w:anchor="_Toc243726522" w:history="1">
             <w:r>
               <w:rPr>
                 <w:rStyle w:val="Hyperlink"/>
@@ -2771,7 +2839,7 @@
               <w:rPr>
                 <w:noProof/>
               </w:rPr>
-              <w:instrText xml:space="preserve"> PAGEREF _Toc243700251 \h </w:instrText>
+              <w:instrText xml:space="preserve"> PAGEREF _Toc243726522 \h </w:instrText>
             </w:r>
             <w:r>
               <w:rPr>
@@ -2812,7 +2880,7 @@
               <w:szCs w:val="22"/>
             </w:rPr>
           </w:pPr>
-          <w:hyperlink w:anchor="_Toc243700252" w:history="1">
+          <w:hyperlink w:anchor="_Toc243726523" w:history="1">
             <w:r>
               <w:rPr>
                 <w:rStyle w:val="Hyperlink"/>
@@ -2836,7 +2904,7 @@
               <w:rPr>
                 <w:noProof/>
               </w:rPr>
-              <w:instrText xml:space="preserve"> PAGEREF _Toc243700252 \h </w:instrText>
+              <w:instrText xml:space="preserve"> PAGEREF _Toc243726523 \h </w:instrText>
             </w:r>
             <w:r>
               <w:rPr>
@@ -2877,7 +2945,7 @@
               <w:szCs w:val="22"/>
             </w:rPr>
           </w:pPr>
-          <w:hyperlink w:anchor="_Toc243700253" w:history="1">
+          <w:hyperlink w:anchor="_Toc243726524" w:history="1">
             <w:r>
               <w:rPr>
                 <w:rStyle w:val="Hyperlink"/>
@@ -2901,7 +2969,7 @@
               <w:rPr>
                 <w:noProof/>
               </w:rPr>
-              <w:instrText xml:space="preserve"> PAGEREF _Toc243700253 \h </w:instrText>
+              <w:instrText xml:space="preserve"> PAGEREF _Toc243726524 \h </w:instrText>
             </w:r>
             <w:r>
               <w:rPr>
@@ -2942,7 +3010,7 @@
               <w:szCs w:val="22"/>
             </w:rPr>
           </w:pPr>
-          <w:hyperlink w:anchor="_Toc243700254" w:history="1">
+          <w:hyperlink w:anchor="_Toc243726525" w:history="1">
             <w:r>
               <w:rPr>
                 <w:rStyle w:val="Hyperlink"/>
@@ -2966,7 +3034,7 @@
               <w:rPr>
                 <w:noProof/>
               </w:rPr>
-              <w:instrText xml:space="preserve"> PAGEREF _Toc243700254 \h </w:instrText>
+              <w:instrText xml:space="preserve"> PAGEREF _Toc243726525 \h </w:instrText>
             </w:r>
             <w:r>
               <w:rPr>
@@ -3007,7 +3075,7 @@
               <w:szCs w:val="22"/>
             </w:rPr>
           </w:pPr>
-          <w:hyperlink w:anchor="_Toc243700255" w:history="1">
+          <w:hyperlink w:anchor="_Toc243726526" w:history="1">
             <w:r>
               <w:rPr>
                 <w:rStyle w:val="Hyperlink"/>
@@ -3031,7 +3099,7 @@
               <w:rPr>
                 <w:noProof/>
               </w:rPr>
-              <w:instrText xml:space="preserve"> PAGEREF _Toc243700255 \h </w:instrText>
+              <w:instrText xml:space="preserve"> PAGEREF _Toc243726526 \h </w:instrText>
             </w:r>
             <w:r>
               <w:rPr>
@@ -3072,7 +3140,7 @@
               <w:szCs w:val="22"/>
             </w:rPr>
           </w:pPr>
-          <w:hyperlink w:anchor="_Toc243700256" w:history="1">
+          <w:hyperlink w:anchor="_Toc243726527" w:history="1">
             <w:r>
               <w:rPr>
                 <w:rStyle w:val="Hyperlink"/>
@@ -3096,7 +3164,7 @@
               <w:rPr>
                 <w:noProof/>
               </w:rPr>
-              <w:instrText xml:space="preserve"> PAGEREF _Toc243700256 \h </w:instrText>
+              <w:instrText xml:space="preserve"> PAGEREF _Toc243726527 \h </w:instrText>
             </w:r>
             <w:r>
               <w:rPr>
@@ -3137,7 +3205,7 @@
               <w:szCs w:val="22"/>
             </w:rPr>
           </w:pPr>
-          <w:hyperlink w:anchor="_Toc243700257" w:history="1">
+          <w:hyperlink w:anchor="_Toc243726528" w:history="1">
             <w:r>
               <w:rPr>
                 <w:rStyle w:val="Hyperlink"/>
@@ -3161,7 +3229,7 @@
               <w:rPr>
                 <w:noProof/>
               </w:rPr>
-              <w:instrText xml:space="preserve"> PAGEREF _Toc243700257 \h </w:instrText>
+              <w:instrText xml:space="preserve"> PAGEREF _Toc243726528 \h </w:instrText>
             </w:r>
             <w:r>
               <w:rPr>
@@ -3202,7 +3270,7 @@
               <w:szCs w:val="22"/>
             </w:rPr>
           </w:pPr>
-          <w:hyperlink w:anchor="_Toc243700258" w:history="1">
+          <w:hyperlink w:anchor="_Toc243726529" w:history="1">
             <w:r>
               <w:rPr>
                 <w:rStyle w:val="Hyperlink"/>
@@ -3226,7 +3294,7 @@
               <w:rPr>
                 <w:noProof/>
               </w:rPr>
-              <w:instrText xml:space="preserve"> PAGEREF _Toc243700258 \h </w:instrText>
+              <w:instrText xml:space="preserve"> PAGEREF _Toc243726529 \h </w:instrText>
             </w:r>
             <w:r>
               <w:rPr>
@@ -3267,7 +3335,7 @@
               <w:szCs w:val="22"/>
             </w:rPr>
           </w:pPr>
-          <w:hyperlink w:anchor="_Toc243700259" w:history="1">
+          <w:hyperlink w:anchor="_Toc243726530" w:history="1">
             <w:r>
               <w:rPr>
                 <w:rStyle w:val="Hyperlink"/>
@@ -3291,7 +3359,7 @@
               <w:rPr>
                 <w:noProof/>
               </w:rPr>
-              <w:instrText xml:space="preserve"> PAGEREF _Toc243700259 \h </w:instrText>
+              <w:instrText xml:space="preserve"> PAGEREF _Toc243726530 \h </w:instrText>
             </w:r>
             <w:r>
               <w:rPr>
@@ -3332,7 +3400,7 @@
               <w:szCs w:val="22"/>
             </w:rPr>
           </w:pPr>
-          <w:hyperlink w:anchor="_Toc243700260" w:history="1">
+          <w:hyperlink w:anchor="_Toc243726531" w:history="1">
             <w:r>
               <w:rPr>
                 <w:rStyle w:val="Hyperlink"/>
@@ -3356,7 +3424,7 @@
               <w:rPr>
                 <w:noProof/>
               </w:rPr>
-              <w:instrText xml:space="preserve"> PAGEREF _Toc243700260 \h </w:instrText>
+              <w:instrText xml:space="preserve"> PAGEREF _Toc243726531 \h </w:instrText>
             </w:r>
             <w:r>
               <w:rPr>
@@ -3397,7 +3465,7 @@
               <w:szCs w:val="22"/>
             </w:rPr>
           </w:pPr>
-          <w:hyperlink w:anchor="_Toc243700261" w:history="1">
+          <w:hyperlink w:anchor="_Toc243726532" w:history="1">
             <w:r>
               <w:rPr>
                 <w:rStyle w:val="Hyperlink"/>
@@ -3421,7 +3489,7 @@
               <w:rPr>
                 <w:noProof/>
               </w:rPr>
-              <w:instrText xml:space="preserve"> PAGEREF _Toc243700261 \h </w:instrText>
+              <w:instrText xml:space="preserve"> PAGEREF _Toc243726532 \h </w:instrText>
             </w:r>
             <w:r>
               <w:rPr>
@@ -3462,7 +3530,7 @@
               <w:szCs w:val="22"/>
             </w:rPr>
           </w:pPr>
-          <w:hyperlink w:anchor="_Toc243700262" w:history="1">
+          <w:hyperlink w:anchor="_Toc243726533" w:history="1">
             <w:r>
               <w:rPr>
                 <w:rStyle w:val="Hyperlink"/>
@@ -3486,7 +3554,7 @@
               <w:rPr>
                 <w:noProof/>
               </w:rPr>
-              <w:instrText xml:space="preserve"> PAGEREF _Toc243700262 \h </w:instrText>
+              <w:instrText xml:space="preserve"> PAGEREF _Toc243726533 \h </w:instrText>
             </w:r>
             <w:r>
               <w:rPr>
@@ -3527,7 +3595,7 @@
               <w:szCs w:val="22"/>
             </w:rPr>
           </w:pPr>
-          <w:hyperlink w:anchor="_Toc243700263" w:history="1">
+          <w:hyperlink w:anchor="_Toc243726534" w:history="1">
             <w:r>
               <w:rPr>
                 <w:rStyle w:val="Hyperlink"/>
@@ -3551,7 +3619,7 @@
               <w:rPr>
                 <w:noProof/>
               </w:rPr>
-              <w:instrText xml:space="preserve"> PAGEREF _Toc243700263 \h </w:instrText>
+              <w:instrText xml:space="preserve"> PAGEREF _Toc243726534 \h </w:instrText>
             </w:r>
             <w:r>
               <w:rPr>
@@ -3592,7 +3660,7 @@
               <w:szCs w:val="22"/>
             </w:rPr>
           </w:pPr>
-          <w:hyperlink w:anchor="_Toc243700264" w:history="1">
+          <w:hyperlink w:anchor="_Toc243726535" w:history="1">
             <w:r>
               <w:rPr>
                 <w:rStyle w:val="Hyperlink"/>
@@ -3616,7 +3684,7 @@
               <w:rPr>
                 <w:noProof/>
               </w:rPr>
-              <w:instrText xml:space="preserve"> PAGEREF _Toc243700264 \h </w:instrText>
+              <w:instrText xml:space="preserve"> PAGEREF _Toc243726535 \h </w:instrText>
             </w:r>
             <w:r>
               <w:rPr>
@@ -3657,7 +3725,7 @@
               <w:szCs w:val="22"/>
             </w:rPr>
           </w:pPr>
-          <w:hyperlink w:anchor="_Toc243700265" w:history="1">
+          <w:hyperlink w:anchor="_Toc243726536" w:history="1">
             <w:r>
               <w:rPr>
                 <w:rStyle w:val="Hyperlink"/>
@@ -3681,7 +3749,7 @@
               <w:rPr>
                 <w:noProof/>
               </w:rPr>
-              <w:instrText xml:space="preserve"> PAGEREF _Toc243700265 \h </w:instrText>
+              <w:instrText xml:space="preserve"> PAGEREF _Toc243726536 \h </w:instrText>
             </w:r>
             <w:r>
               <w:rPr>
@@ -3722,7 +3790,7 @@
               <w:szCs w:val="22"/>
             </w:rPr>
           </w:pPr>
-          <w:hyperlink w:anchor="_Toc243700266" w:history="1">
+          <w:hyperlink w:anchor="_Toc243726537" w:history="1">
             <w:r>
               <w:rPr>
                 <w:rStyle w:val="Hyperlink"/>
@@ -3746,7 +3814,7 @@
               <w:rPr>
                 <w:noProof/>
               </w:rPr>
-              <w:instrText xml:space="preserve"> PAGEREF _Toc243700266 \h </w:instrText>
+              <w:instrText xml:space="preserve"> PAGEREF _Toc243726537 \h </w:instrText>
             </w:r>
             <w:r>
               <w:rPr>
@@ -3787,7 +3855,7 @@
               <w:szCs w:val="22"/>
             </w:rPr>
           </w:pPr>
-          <w:hyperlink w:anchor="_Toc243700267" w:history="1">
+          <w:hyperlink w:anchor="_Toc243726538" w:history="1">
             <w:r>
               <w:rPr>
                 <w:rStyle w:val="Hyperlink"/>
@@ -3811,7 +3879,7 @@
               <w:rPr>
                 <w:noProof/>
               </w:rPr>
-              <w:instrText xml:space="preserve"> PAGEREF _Toc243700267 \h </w:instrText>
+              <w:instrText xml:space="preserve"> PAGEREF _Toc243726538 \h </w:instrText>
             </w:r>
             <w:r>
               <w:rPr>
@@ -3852,7 +3920,7 @@
               <w:szCs w:val="22"/>
             </w:rPr>
           </w:pPr>
-          <w:hyperlink w:anchor="_Toc243700268" w:history="1">
+          <w:hyperlink w:anchor="_Toc243726539" w:history="1">
             <w:r>
               <w:rPr>
                 <w:rStyle w:val="Hyperlink"/>
@@ -3876,7 +3944,7 @@
               <w:rPr>
                 <w:noProof/>
               </w:rPr>
-              <w:instrText xml:space="preserve"> PAGEREF _Toc243700268 \h </w:instrText>
+              <w:instrText xml:space="preserve"> PAGEREF _Toc243726539 \h </w:instrText>
             </w:r>
             <w:r>
               <w:rPr>
@@ -3917,7 +3985,7 @@
               <w:szCs w:val="22"/>
             </w:rPr>
           </w:pPr>
-          <w:hyperlink w:anchor="_Toc243700269" w:history="1">
+          <w:hyperlink w:anchor="_Toc243726540" w:history="1">
             <w:r>
               <w:rPr>
                 <w:rStyle w:val="Hyperlink"/>
@@ -3941,7 +4009,7 @@
               <w:rPr>
                 <w:noProof/>
               </w:rPr>
-              <w:instrText xml:space="preserve"> PAGEREF _Toc243700269 \h </w:instrText>
+              <w:instrText xml:space="preserve"> PAGEREF _Toc243726540 \h </w:instrText>
             </w:r>
             <w:r>
               <w:rPr>
@@ -3982,7 +4050,7 @@
               <w:szCs w:val="22"/>
             </w:rPr>
           </w:pPr>
-          <w:hyperlink w:anchor="_Toc243700270" w:history="1">
+          <w:hyperlink w:anchor="_Toc243726541" w:history="1">
             <w:r>
               <w:rPr>
                 <w:rStyle w:val="Hyperlink"/>
@@ -4006,7 +4074,7 @@
               <w:rPr>
                 <w:noProof/>
               </w:rPr>
-              <w:instrText xml:space="preserve"> PAGEREF _Toc243700270 \h </w:instrText>
+              <w:instrText xml:space="preserve"> PAGEREF _Toc243726541 \h </w:instrText>
             </w:r>
             <w:r>
               <w:rPr>
@@ -4047,7 +4115,7 @@
               <w:szCs w:val="22"/>
             </w:rPr>
           </w:pPr>
-          <w:hyperlink w:anchor="_Toc243700271" w:history="1">
+          <w:hyperlink w:anchor="_Toc243726542" w:history="1">
             <w:r>
               <w:rPr>
                 <w:rStyle w:val="Hyperlink"/>
@@ -4071,7 +4139,7 @@
               <w:rPr>
                 <w:noProof/>
               </w:rPr>
-              <w:instrText xml:space="preserve"> PAGEREF _Toc243700271 \h </w:instrText>
+              <w:instrText xml:space="preserve"> PAGEREF _Toc243726542 \h </w:instrText>
             </w:r>
             <w:r>
               <w:rPr>
@@ -4112,7 +4180,7 @@
               <w:szCs w:val="22"/>
             </w:rPr>
           </w:pPr>
-          <w:hyperlink w:anchor="_Toc243700272" w:history="1">
+          <w:hyperlink w:anchor="_Toc243726543" w:history="1">
             <w:r>
               <w:rPr>
                 <w:rStyle w:val="Hyperlink"/>
@@ -4136,7 +4204,7 @@
               <w:rPr>
                 <w:noProof/>
               </w:rPr>
-              <w:instrText xml:space="preserve"> PAGEREF _Toc243700272 \h </w:instrText>
+              <w:instrText xml:space="preserve"> PAGEREF _Toc243726543 \h </w:instrText>
             </w:r>
             <w:r>
               <w:rPr>
@@ -4177,7 +4245,7 @@
               <w:szCs w:val="22"/>
             </w:rPr>
           </w:pPr>
-          <w:hyperlink w:anchor="_Toc243700273" w:history="1">
+          <w:hyperlink w:anchor="_Toc243726544" w:history="1">
             <w:r>
               <w:rPr>
                 <w:rStyle w:val="Hyperlink"/>
@@ -4201,7 +4269,7 @@
               <w:rPr>
                 <w:noProof/>
               </w:rPr>
-              <w:instrText xml:space="preserve"> PAGEREF _Toc243700273 \h </w:instrText>
+              <w:instrText xml:space="preserve"> PAGEREF _Toc243726544 \h </w:instrText>
             </w:r>
             <w:r>
               <w:rPr>
@@ -4242,7 +4310,7 @@
               <w:szCs w:val="22"/>
             </w:rPr>
           </w:pPr>
-          <w:hyperlink w:anchor="_Toc243700274" w:history="1">
+          <w:hyperlink w:anchor="_Toc243726545" w:history="1">
             <w:r>
               <w:rPr>
                 <w:rStyle w:val="Hyperlink"/>
@@ -4266,7 +4334,7 @@
               <w:rPr>
                 <w:noProof/>
               </w:rPr>
-              <w:instrText xml:space="preserve"> PAGEREF _Toc243700274 \h </w:instrText>
+              <w:instrText xml:space="preserve"> PAGEREF _Toc243726545 \h </w:instrText>
             </w:r>
             <w:r>
               <w:rPr>
@@ -4307,7 +4375,7 @@
               <w:szCs w:val="22"/>
             </w:rPr>
           </w:pPr>
-          <w:hyperlink w:anchor="_Toc243700275" w:history="1">
+          <w:hyperlink w:anchor="_Toc243726546" w:history="1">
             <w:r>
               <w:rPr>
                 <w:rStyle w:val="Hyperlink"/>
@@ -4331,7 +4399,7 @@
               <w:rPr>
                 <w:noProof/>
               </w:rPr>
-              <w:instrText xml:space="preserve"> PAGEREF _Toc243700275 \h </w:instrText>
+              <w:instrText xml:space="preserve"> PAGEREF _Toc243726546 \h </w:instrText>
             </w:r>
             <w:r>
               <w:rPr>
@@ -4372,7 +4440,7 @@
               <w:szCs w:val="22"/>
             </w:rPr>
           </w:pPr>
-          <w:hyperlink w:anchor="_Toc243700276" w:history="1">
+          <w:hyperlink w:anchor="_Toc243726547" w:history="1">
             <w:r>
               <w:rPr>
                 <w:rStyle w:val="Hyperlink"/>
@@ -4396,7 +4464,7 @@
               <w:rPr>
                 <w:noProof/>
               </w:rPr>
-              <w:instrText xml:space="preserve"> PAGEREF _Toc243700276 \h </w:instrText>
+              <w:instrText xml:space="preserve"> PAGEREF _Toc243726547 \h </w:instrText>
             </w:r>
             <w:r>
               <w:rPr>
@@ -4437,7 +4505,7 @@
               <w:szCs w:val="22"/>
             </w:rPr>
           </w:pPr>
-          <w:hyperlink w:anchor="_Toc243700277" w:history="1">
+          <w:hyperlink w:anchor="_Toc243726548" w:history="1">
             <w:r>
               <w:rPr>
                 <w:rStyle w:val="Hyperlink"/>
@@ -4461,7 +4529,7 @@
               <w:rPr>
                 <w:noProof/>
               </w:rPr>
-              <w:instrText xml:space="preserve"> PAGEREF _Toc243700277 \h </w:instrText>
+              <w:instrText xml:space="preserve"> PAGEREF _Toc243726548 \h </w:instrText>
             </w:r>
             <w:r>
               <w:rPr>
@@ -4502,7 +4570,7 @@
               <w:szCs w:val="22"/>
             </w:rPr>
           </w:pPr>
-          <w:hyperlink w:anchor="_Toc243700278" w:history="1">
+          <w:hyperlink w:anchor="_Toc243726549" w:history="1">
             <w:r>
               <w:rPr>
                 <w:rStyle w:val="Hyperlink"/>
@@ -4526,7 +4594,7 @@
               <w:rPr>
                 <w:noProof/>
               </w:rPr>
-              <w:instrText xml:space="preserve"> PAGEREF _Toc243700278 \h </w:instrText>
+              <w:instrText xml:space="preserve"> PAGEREF _Toc243726549 \h </w:instrText>
             </w:r>
             <w:r>
               <w:rPr>
@@ -4567,7 +4635,7 @@
               <w:szCs w:val="22"/>
             </w:rPr>
           </w:pPr>
-          <w:hyperlink w:anchor="_Toc243700279" w:history="1">
+          <w:hyperlink w:anchor="_Toc243726550" w:history="1">
             <w:r>
               <w:rPr>
                 <w:rStyle w:val="Hyperlink"/>
@@ -4591,7 +4659,7 @@
               <w:rPr>
                 <w:noProof/>
               </w:rPr>
-              <w:instrText xml:space="preserve"> PAGEREF _Toc243700279 \h </w:instrText>
+              <w:instrText xml:space="preserve"> PAGEREF _Toc243726550 \h </w:instrText>
             </w:r>
             <w:r>
               <w:rPr>
@@ -4632,7 +4700,7 @@
               <w:szCs w:val="22"/>
             </w:rPr>
           </w:pPr>
-          <w:hyperlink w:anchor="_Toc243700280" w:history="1">
+          <w:hyperlink w:anchor="_Toc243726551" w:history="1">
             <w:r>
               <w:rPr>
                 <w:rStyle w:val="Hyperlink"/>
@@ -4656,7 +4724,7 @@
               <w:rPr>
                 <w:noProof/>
               </w:rPr>
-              <w:instrText xml:space="preserve"> PAGEREF _Toc243700280 \h </w:instrText>
+              <w:instrText xml:space="preserve"> PAGEREF _Toc243726551 \h </w:instrText>
             </w:r>
             <w:r>
               <w:rPr>
@@ -4697,7 +4765,7 @@
               <w:szCs w:val="22"/>
             </w:rPr>
           </w:pPr>
-          <w:hyperlink w:anchor="_Toc243700281" w:history="1">
+          <w:hyperlink w:anchor="_Toc243726552" w:history="1">
             <w:r>
               <w:rPr>
                 <w:rStyle w:val="Hyperlink"/>
@@ -4721,7 +4789,7 @@
               <w:rPr>
                 <w:noProof/>
               </w:rPr>
-              <w:instrText xml:space="preserve"> PAGEREF _Toc243700281 \h </w:instrText>
+              <w:instrText xml:space="preserve"> PAGEREF _Toc243726552 \h </w:instrText>
             </w:r>
             <w:r>
               <w:rPr>
@@ -4762,7 +4830,7 @@
               <w:szCs w:val="22"/>
             </w:rPr>
           </w:pPr>
-          <w:hyperlink w:anchor="_Toc243700282" w:history="1">
+          <w:hyperlink w:anchor="_Toc243726553" w:history="1">
             <w:r>
               <w:rPr>
                 <w:rStyle w:val="Hyperlink"/>
@@ -4786,7 +4854,7 @@
               <w:rPr>
                 <w:noProof/>
               </w:rPr>
-              <w:instrText xml:space="preserve"> PAGEREF _Toc243700282 \h </w:instrText>
+              <w:instrText xml:space="preserve"> PAGEREF _Toc243726553 \h </w:instrText>
             </w:r>
             <w:r>
               <w:rPr>
@@ -4827,7 +4895,7 @@
               <w:szCs w:val="22"/>
             </w:rPr>
           </w:pPr>
-          <w:hyperlink w:anchor="_Toc243700283" w:history="1">
+          <w:hyperlink w:anchor="_Toc243726554" w:history="1">
             <w:r>
               <w:rPr>
                 <w:rStyle w:val="Hyperlink"/>
@@ -4851,7 +4919,7 @@
               <w:rPr>
                 <w:noProof/>
               </w:rPr>
-              <w:instrText xml:space="preserve"> PAGEREF _Toc243700283 \h </w:instrText>
+              <w:instrText xml:space="preserve"> PAGEREF _Toc243726554 \h </w:instrText>
             </w:r>
             <w:r>
               <w:rPr>
@@ -4892,7 +4960,7 @@
               <w:szCs w:val="22"/>
             </w:rPr>
           </w:pPr>
-          <w:hyperlink w:anchor="_Toc243700284" w:history="1">
+          <w:hyperlink w:anchor="_Toc243726555" w:history="1">
             <w:r>
               <w:rPr>
                 <w:rStyle w:val="Hyperlink"/>
@@ -4916,7 +4984,7 @@
               <w:rPr>
                 <w:noProof/>
               </w:rPr>
-              <w:instrText xml:space="preserve"> PAGEREF _Toc243700284 \h </w:instrText>
+              <w:instrText xml:space="preserve"> PAGEREF _Toc243726555 \h </w:instrText>
             </w:r>
             <w:r>
               <w:rPr>
@@ -4957,7 +5025,7 @@
               <w:szCs w:val="22"/>
             </w:rPr>
           </w:pPr>
-          <w:hyperlink w:anchor="_Toc243700285" w:history="1">
+          <w:hyperlink w:anchor="_Toc243726556" w:history="1">
             <w:r>
               <w:rPr>
                 <w:rStyle w:val="Hyperlink"/>
@@ -4981,7 +5049,7 @@
               <w:rPr>
                 <w:noProof/>
               </w:rPr>
-              <w:instrText xml:space="preserve"> PAGEREF _Toc243700285 \h </w:instrText>
+              <w:instrText xml:space="preserve"> PAGEREF _Toc243726556 \h </w:instrText>
             </w:r>
             <w:r>
               <w:rPr>
@@ -5022,7 +5090,7 @@
               <w:szCs w:val="22"/>
             </w:rPr>
           </w:pPr>
-          <w:hyperlink w:anchor="_Toc243700286" w:history="1">
+          <w:hyperlink w:anchor="_Toc243726557" w:history="1">
             <w:r>
               <w:rPr>
                 <w:rStyle w:val="Hyperlink"/>
@@ -5046,7 +5114,7 @@
               <w:rPr>
                 <w:noProof/>
               </w:rPr>
-              <w:instrText xml:space="preserve"> PAGEREF _Toc243700286 \h </w:instrText>
+              <w:instrText xml:space="preserve"> PAGEREF _Toc243726557 \h </w:instrText>
             </w:r>
             <w:r>
               <w:rPr>
@@ -5087,7 +5155,7 @@
               <w:szCs w:val="22"/>
             </w:rPr>
           </w:pPr>
-          <w:hyperlink w:anchor="_Toc243700287" w:history="1">
+          <w:hyperlink w:anchor="_Toc243726558" w:history="1">
             <w:r>
               <w:rPr>
                 <w:rStyle w:val="Hyperlink"/>
@@ -5111,7 +5179,7 @@
               <w:rPr>
                 <w:noProof/>
               </w:rPr>
-              <w:instrText xml:space="preserve"> PAGEREF _Toc243700287 \h </w:instrText>
+              <w:instrText xml:space="preserve"> PAGEREF _Toc243726558 \h </w:instrText>
             </w:r>
             <w:r>
               <w:rPr>
@@ -5152,7 +5220,7 @@
               <w:szCs w:val="22"/>
             </w:rPr>
           </w:pPr>
-          <w:hyperlink w:anchor="_Toc243700288" w:history="1">
+          <w:hyperlink w:anchor="_Toc243726559" w:history="1">
             <w:r>
               <w:rPr>
                 <w:rStyle w:val="Hyperlink"/>
@@ -5176,7 +5244,7 @@
               <w:rPr>
                 <w:noProof/>
               </w:rPr>
-              <w:instrText xml:space="preserve"> PAGEREF _Toc243700288 \h </w:instrText>
+              <w:instrText xml:space="preserve"> PAGEREF _Toc243726559 \h </w:instrText>
             </w:r>
             <w:r>
               <w:rPr>
@@ -5217,7 +5285,7 @@
               <w:szCs w:val="22"/>
             </w:rPr>
           </w:pPr>
-          <w:hyperlink w:anchor="_Toc243700289" w:history="1">
+          <w:hyperlink w:anchor="_Toc243726560" w:history="1">
             <w:r>
               <w:rPr>
                 <w:rStyle w:val="Hyperlink"/>
@@ -5241,7 +5309,7 @@
               <w:rPr>
                 <w:noProof/>
               </w:rPr>
-              <w:instrText xml:space="preserve"> PAGEREF _Toc243700289 \h </w:instrText>
+              <w:instrText xml:space="preserve"> PAGEREF _Toc243726560 \h </w:instrText>
             </w:r>
             <w:r>
               <w:rPr>
@@ -5282,7 +5350,7 @@
               <w:szCs w:val="22"/>
             </w:rPr>
           </w:pPr>
-          <w:hyperlink w:anchor="_Toc243700290" w:history="1">
+          <w:hyperlink w:anchor="_Toc243726561" w:history="1">
             <w:r>
               <w:rPr>
                 <w:rStyle w:val="Hyperlink"/>
@@ -5306,7 +5374,7 @@
               <w:rPr>
                 <w:noProof/>
               </w:rPr>
-              <w:instrText xml:space="preserve"> PAGEREF _Toc243700290 \h </w:instrText>
+              <w:instrText xml:space="preserve"> PAGEREF _Toc243726561 \h </w:instrText>
             </w:r>
             <w:r>
               <w:rPr>
@@ -5347,7 +5415,7 @@
               <w:szCs w:val="22"/>
             </w:rPr>
           </w:pPr>
-          <w:hyperlink w:anchor="_Toc243700291" w:history="1">
+          <w:hyperlink w:anchor="_Toc243726562" w:history="1">
             <w:r>
               <w:rPr>
                 <w:rStyle w:val="Hyperlink"/>
@@ -5371,7 +5439,7 @@
               <w:rPr>
                 <w:noProof/>
               </w:rPr>
-              <w:instrText xml:space="preserve"> PAGEREF _Toc243700291 \h </w:instrText>
+              <w:instrText xml:space="preserve"> PAGEREF _Toc243726562 \h </w:instrText>
             </w:r>
             <w:r>
               <w:rPr>
@@ -5412,7 +5480,7 @@
               <w:szCs w:val="22"/>
             </w:rPr>
           </w:pPr>
-          <w:hyperlink w:anchor="_Toc243700292" w:history="1">
+          <w:hyperlink w:anchor="_Toc243726563" w:history="1">
             <w:r>
               <w:rPr>
                 <w:rStyle w:val="Hyperlink"/>
@@ -5436,7 +5504,7 @@
               <w:rPr>
                 <w:noProof/>
               </w:rPr>
-              <w:instrText xml:space="preserve"> PAGEREF _Toc243700292 \h </w:instrText>
+              <w:instrText xml:space="preserve"> PAGEREF _Toc243726563 \h </w:instrText>
             </w:r>
             <w:r>
               <w:rPr>
@@ -5477,7 +5545,7 @@
               <w:szCs w:val="22"/>
             </w:rPr>
           </w:pPr>
-          <w:hyperlink w:anchor="_Toc243700293" w:history="1">
+          <w:hyperlink w:anchor="_Toc243726564" w:history="1">
             <w:r>
               <w:rPr>
                 <w:rStyle w:val="Hyperlink"/>
@@ -5501,7 +5569,7 @@
               <w:rPr>
                 <w:noProof/>
               </w:rPr>
-              <w:instrText xml:space="preserve"> PAGEREF _Toc243700293 \h </w:instrText>
+              <w:instrText xml:space="preserve"> PAGEREF _Toc243726564 \h </w:instrText>
             </w:r>
             <w:r>
               <w:rPr>
@@ -5542,7 +5610,7 @@
               <w:szCs w:val="22"/>
             </w:rPr>
           </w:pPr>
-          <w:hyperlink w:anchor="_Toc243700294" w:history="1">
+          <w:hyperlink w:anchor="_Toc243726565" w:history="1">
             <w:r>
               <w:rPr>
                 <w:rStyle w:val="Hyperlink"/>
@@ -5566,7 +5634,7 @@
               <w:rPr>
                 <w:noProof/>
               </w:rPr>
-              <w:instrText xml:space="preserve"> PAGEREF _Toc243700294 \h </w:instrText>
+              <w:instrText xml:space="preserve"> PAGEREF _Toc243726565 \h </w:instrText>
             </w:r>
             <w:r>
               <w:rPr>
@@ -5607,7 +5675,7 @@
               <w:szCs w:val="22"/>
             </w:rPr>
           </w:pPr>
-          <w:hyperlink w:anchor="_Toc243700295" w:history="1">
+          <w:hyperlink w:anchor="_Toc243726566" w:history="1">
             <w:r>
               <w:rPr>
                 <w:rStyle w:val="Hyperlink"/>
@@ -5631,7 +5699,7 @@
               <w:rPr>
                 <w:noProof/>
               </w:rPr>
-              <w:instrText xml:space="preserve"> PAGEREF _Toc243700295 \h </w:instrText>
+              <w:instrText xml:space="preserve"> PAGEREF _Toc243726566 \h </w:instrText>
             </w:r>
             <w:r>
               <w:rPr>
@@ -5672,7 +5740,7 @@
               <w:szCs w:val="22"/>
             </w:rPr>
           </w:pPr>
-          <w:hyperlink w:anchor="_Toc243700296" w:history="1">
+          <w:hyperlink w:anchor="_Toc243726567" w:history="1">
             <w:r>
               <w:rPr>
                 <w:rStyle w:val="Hyperlink"/>
@@ -5696,7 +5764,7 @@
               <w:rPr>
                 <w:noProof/>
               </w:rPr>
-              <w:instrText xml:space="preserve"> PAGEREF _Toc243700296 \h </w:instrText>
+              <w:instrText xml:space="preserve"> PAGEREF _Toc243726567 \h </w:instrText>
             </w:r>
             <w:r>
               <w:rPr>
@@ -5737,7 +5805,7 @@
               <w:szCs w:val="22"/>
             </w:rPr>
           </w:pPr>
-          <w:hyperlink w:anchor="_Toc243700297" w:history="1">
+          <w:hyperlink w:anchor="_Toc243726568" w:history="1">
             <w:r>
               <w:rPr>
                 <w:rStyle w:val="Hyperlink"/>
@@ -5761,7 +5829,7 @@
               <w:rPr>
                 <w:noProof/>
               </w:rPr>
-              <w:instrText xml:space="preserve"> PAGEREF _Toc243700297 \h </w:instrText>
+              <w:instrText xml:space="preserve"> PAGEREF _Toc243726568 \h </w:instrText>
             </w:r>
             <w:r>
               <w:rPr>
@@ -5802,7 +5870,7 @@
               <w:szCs w:val="22"/>
             </w:rPr>
           </w:pPr>
-          <w:hyperlink w:anchor="_Toc243700298" w:history="1">
+          <w:hyperlink w:anchor="_Toc243726569" w:history="1">
             <w:r>
               <w:rPr>
                 <w:rStyle w:val="Hyperlink"/>
@@ -5826,7 +5894,7 @@
               <w:rPr>
                 <w:noProof/>
               </w:rPr>
-              <w:instrText xml:space="preserve"> PAGEREF _Toc243700298 \h </w:instrText>
+              <w:instrText xml:space="preserve"> PAGEREF _Toc243726569 \h </w:instrText>
             </w:r>
             <w:r>
               <w:rPr>
@@ -5867,7 +5935,7 @@
               <w:szCs w:val="22"/>
             </w:rPr>
           </w:pPr>
-          <w:hyperlink w:anchor="_Toc243700299" w:history="1">
+          <w:hyperlink w:anchor="_Toc243726570" w:history="1">
             <w:r>
               <w:rPr>
                 <w:rStyle w:val="Hyperlink"/>
@@ -5891,7 +5959,7 @@
               <w:rPr>
                 <w:noProof/>
               </w:rPr>
-              <w:instrText xml:space="preserve"> PAGEREF _Toc243700299 \h </w:instrText>
+              <w:instrText xml:space="preserve"> PAGEREF _Toc243726570 \h </w:instrText>
             </w:r>
             <w:r>
               <w:rPr>
@@ -5932,7 +6000,7 @@
               <w:szCs w:val="22"/>
             </w:rPr>
           </w:pPr>
-          <w:hyperlink w:anchor="_Toc243700300" w:history="1">
+          <w:hyperlink w:anchor="_Toc243726571" w:history="1">
             <w:r>
               <w:rPr>
                 <w:rStyle w:val="Hyperlink"/>
@@ -5956,7 +6024,7 @@
               <w:rPr>
                 <w:noProof/>
               </w:rPr>
-              <w:instrText xml:space="preserve"> PAGEREF _Toc243700300 \h </w:instrText>
+              <w:instrText xml:space="preserve"> PAGEREF _Toc243726571 \h </w:instrText>
             </w:r>
             <w:r>
               <w:rPr>
@@ -5997,7 +6065,7 @@
               <w:szCs w:val="22"/>
             </w:rPr>
           </w:pPr>
-          <w:hyperlink w:anchor="_Toc243700301" w:history="1">
+          <w:hyperlink w:anchor="_Toc243726572" w:history="1">
             <w:r>
               <w:rPr>
                 <w:rStyle w:val="Hyperlink"/>
@@ -6021,7 +6089,7 @@
               <w:rPr>
                 <w:noProof/>
               </w:rPr>
-              <w:instrText xml:space="preserve"> PAGEREF _Toc243700301 \h </w:instrText>
+              <w:instrText xml:space="preserve"> PAGEREF _Toc243726572 \h </w:instrText>
             </w:r>
             <w:r>
               <w:rPr>
@@ -6062,7 +6130,7 @@
               <w:szCs w:val="22"/>
             </w:rPr>
           </w:pPr>
-          <w:hyperlink w:anchor="_Toc243700302" w:history="1">
+          <w:hyperlink w:anchor="_Toc243726573" w:history="1">
             <w:r>
               <w:rPr>
                 <w:rStyle w:val="Hyperlink"/>
@@ -6086,7 +6154,7 @@
               <w:rPr>
                 <w:noProof/>
               </w:rPr>
-              <w:instrText xml:space="preserve"> PAGEREF _Toc243700302 \h </w:instrText>
+              <w:instrText xml:space="preserve"> PAGEREF _Toc243726573 \h </w:instrText>
             </w:r>
             <w:r>
               <w:rPr>
@@ -6127,7 +6195,7 @@
               <w:szCs w:val="22"/>
             </w:rPr>
           </w:pPr>
-          <w:hyperlink w:anchor="_Toc243700303" w:history="1">
+          <w:hyperlink w:anchor="_Toc243726574" w:history="1">
             <w:r>
               <w:rPr>
                 <w:rStyle w:val="Hyperlink"/>
@@ -6151,7 +6219,7 @@
               <w:rPr>
                 <w:noProof/>
               </w:rPr>
-              <w:instrText xml:space="preserve"> PAGEREF _Toc243700303 \h </w:instrText>
+              <w:instrText xml:space="preserve"> PAGEREF _Toc243726574 \h </w:instrText>
             </w:r>
             <w:r>
               <w:rPr>
@@ -6192,7 +6260,7 @@
               <w:szCs w:val="22"/>
             </w:rPr>
           </w:pPr>
-          <w:hyperlink w:anchor="_Toc243700304" w:history="1">
+          <w:hyperlink w:anchor="_Toc243726575" w:history="1">
             <w:r>
               <w:rPr>
                 <w:rStyle w:val="Hyperlink"/>
@@ -6216,7 +6284,7 @@
               <w:rPr>
                 <w:noProof/>
               </w:rPr>
-              <w:instrText xml:space="preserve"> PAGEREF _Toc243700304 \h </w:instrText>
+              <w:instrText xml:space="preserve"> PAGEREF _Toc243726575 \h </w:instrText>
             </w:r>
             <w:r>
               <w:rPr>
@@ -6257,7 +6325,7 @@
               <w:szCs w:val="22"/>
             </w:rPr>
           </w:pPr>
-          <w:hyperlink w:anchor="_Toc243700305" w:history="1">
+          <w:hyperlink w:anchor="_Toc243726576" w:history="1">
             <w:r>
               <w:rPr>
                 <w:rStyle w:val="Hyperlink"/>
@@ -6281,7 +6349,7 @@
               <w:rPr>
                 <w:noProof/>
               </w:rPr>
-              <w:instrText xml:space="preserve"> PAGEREF _Toc243700305 \h </w:instrText>
+              <w:instrText xml:space="preserve"> PAGEREF _Toc243726576 \h </w:instrText>
             </w:r>
             <w:r>
               <w:rPr>
@@ -6322,7 +6390,7 @@
               <w:szCs w:val="22"/>
             </w:rPr>
           </w:pPr>
-          <w:hyperlink w:anchor="_Toc243700306" w:history="1">
+          <w:hyperlink w:anchor="_Toc243726577" w:history="1">
             <w:r>
               <w:rPr>
                 <w:rStyle w:val="Hyperlink"/>
@@ -6346,7 +6414,7 @@
               <w:rPr>
                 <w:noProof/>
               </w:rPr>
-              <w:instrText xml:space="preserve"> PAGEREF _Toc243700306 \h </w:instrText>
+              <w:instrText xml:space="preserve"> PAGEREF _Toc243726577 \h </w:instrText>
             </w:r>
             <w:r>
               <w:rPr>
@@ -6387,7 +6455,7 @@
               <w:szCs w:val="22"/>
             </w:rPr>
           </w:pPr>
-          <w:hyperlink w:anchor="_Toc243700307" w:history="1">
+          <w:hyperlink w:anchor="_Toc243726578" w:history="1">
             <w:r>
               <w:rPr>
                 <w:rStyle w:val="Hyperlink"/>
@@ -6411,7 +6479,7 @@
               <w:rPr>
                 <w:noProof/>
               </w:rPr>
-              <w:instrText xml:space="preserve"> PAGEREF _Toc243700307 \h </w:instrText>
+              <w:instrText xml:space="preserve"> PAGEREF _Toc243726578 \h </w:instrText>
             </w:r>
             <w:r>
               <w:rPr>
@@ -6452,7 +6520,7 @@
               <w:szCs w:val="22"/>
             </w:rPr>
           </w:pPr>
-          <w:hyperlink w:anchor="_Toc243700308" w:history="1">
+          <w:hyperlink w:anchor="_Toc243726579" w:history="1">
             <w:r>
               <w:rPr>
                 <w:rStyle w:val="Hyperlink"/>
@@ -6476,7 +6544,7 @@
               <w:rPr>
                 <w:noProof/>
               </w:rPr>
-              <w:instrText xml:space="preserve"> PAGEREF _Toc243700308 \h </w:instrText>
+              <w:instrText xml:space="preserve"> PAGEREF _Toc243726579 \h </w:instrText>
             </w:r>
             <w:r>
               <w:rPr>
@@ -6517,7 +6585,7 @@
               <w:szCs w:val="22"/>
             </w:rPr>
           </w:pPr>
-          <w:hyperlink w:anchor="_Toc243700309" w:history="1">
+          <w:hyperlink w:anchor="_Toc243726580" w:history="1">
             <w:r>
               <w:rPr>
                 <w:rStyle w:val="Hyperlink"/>
@@ -6541,7 +6609,7 @@
               <w:rPr>
                 <w:noProof/>
               </w:rPr>
-              <w:instrText xml:space="preserve"> PAGEREF _Toc243700309 \h </w:instrText>
+              <w:instrText xml:space="preserve"> PAGEREF _Toc243726580 \h </w:instrText>
             </w:r>
             <w:r>
               <w:rPr>
@@ -6584,7 +6652,7 @@
       <w:pPr>
         <w:pStyle w:val="Heading1"/>
       </w:pPr>
-      <w:bookmarkStart w:id="1" w:name="_Toc243700238"/>
+      <w:bookmarkStart w:id="1" w:name="_Toc243726509"/>
       <w:r>
         <w:lastRenderedPageBreak/>
         <w:t>1  Introduction</w:t>
@@ -6595,7 +6663,7 @@
       <w:pPr>
         <w:pStyle w:val="Heading2"/>
       </w:pPr>
-      <w:bookmarkStart w:id="2" w:name="_Toc243700239"/>
+      <w:bookmarkStart w:id="2" w:name="_Toc243726510"/>
       <w:r>
         <w:t>1.1  Purpose of this document</w:t>
       </w:r>
@@ -6606,17 +6674,20 @@
         <w:spacing w:after="120" w:line="276" w:lineRule="auto"/>
       </w:pPr>
       <w:r>
-        <w:t xml:space="preserve">The backend is the centre of the Dateroem system. Every website order, mobile-app action and desktop administration task ends up here, and this is the only part of the system that reads and writes the database or talks to M-Pesa and the AI providers. This </w:t>
-      </w:r>
-      <w:r>
-        <w:t>document explains how it is built, where each feature lives in the code, and what to change when the business needs something different.</w:t>
+        <w:t>The backend is the centre of the Date</w:t>
+      </w:r>
+      <w:r>
+        <w:t>roem system. Every website order, mobile-app action and desktop administration task ends up here, and this is the only part of the system that reads and writes the database or talks to M-Pesa and the AI providers. This document explains how it is built, wh</w:t>
+      </w:r>
+      <w:r>
+        <w:t>ere each feature lives in the code, and what to change when the business needs something different.</w:t>
       </w:r>
     </w:p>
     <w:p>
       <w:pPr>
         <w:pStyle w:val="Heading2"/>
       </w:pPr>
-      <w:bookmarkStart w:id="3" w:name="_Toc243700240"/>
+      <w:bookmarkStart w:id="3" w:name="_Toc243726511"/>
       <w:r>
         <w:t>1.2  Related documents</w:t>
       </w:r>
@@ -6659,10 +6730,7 @@
         <w:t>M-Pesa Payments</w:t>
       </w:r>
       <w:r>
-        <w:t xml:space="preserve"> (DWS-B</w:t>
-      </w:r>
-      <w:r>
-        <w:t>E-03) - STK push, Send Money (B2C), callbacks and the switch to production.</w:t>
+        <w:t xml:space="preserve"> (DWS-BE-03) - STK push, Send Money (B2C), callbacks and the switch to production.</w:t>
       </w:r>
     </w:p>
     <w:p>
@@ -6719,14 +6787,14 @@
           <w:b/>
           <w:bCs/>
         </w:rPr>
-        <w:t xml:space="preserve">Running </w:t>
+        <w:t>R</w:t>
       </w:r>
       <w:r>
         <w:rPr>
           <w:b/>
           <w:bCs/>
         </w:rPr>
-        <w:t>and Operating the System</w:t>
+        <w:t>unning and Operating the System</w:t>
       </w:r>
       <w:r>
         <w:t xml:space="preserve"> (DWS-OPS-01) - starting, stopping and checking the servers.</w:t>
@@ -6746,7 +6814,7 @@
       <w:pPr>
         <w:pStyle w:val="Heading1"/>
       </w:pPr>
-      <w:bookmarkStart w:id="4" w:name="_Toc243700241"/>
+      <w:bookmarkStart w:id="4" w:name="_Toc243726512"/>
       <w:r>
         <w:lastRenderedPageBreak/>
         <w:t>2  Overview</w:t>
@@ -6757,7 +6825,7 @@
       <w:pPr>
         <w:pStyle w:val="Heading2"/>
       </w:pPr>
-      <w:bookmarkStart w:id="5" w:name="_Toc243700242"/>
+      <w:bookmarkStart w:id="5" w:name="_Toc243726513"/>
       <w:r>
         <w:t>2.1  Role in the system</w:t>
       </w:r>
@@ -6768,10 +6836,13 @@
         <w:spacing w:after="120" w:line="276" w:lineRule="auto"/>
       </w:pPr>
       <w:r>
-        <w:t>The backend is a single Java service on port 8080. It is never called directly by a customer's browser or a phone. Three small Python servers sit in front of it, one per kind of client (the website server on 8000, the mobile server on 8001 and the admin se</w:t>
-      </w:r>
-      <w:r>
-        <w:t>rver on 8002); they forward requests here. The only path that reaches the backend from the internet is the M-Pesa result callback, which the Caddy router passes through.</w:t>
+        <w:t>The backend is a single Java service on port 8080. It is never called directly by a customer's browser or a phone. Three smal</w:t>
+      </w:r>
+      <w:r>
+        <w:t>l Python servers sit in front of it, one per kind of client (the website server on 8000, the mobile server on 8001 and the admin server on 8002); they forward requests here. The only path that reaches the backend from the internet is the M-Pesa result call</w:t>
+      </w:r>
+      <w:r>
+        <w:t>back, which the Caddy router passes through.</w:t>
       </w:r>
     </w:p>
     <w:p>
@@ -6844,7 +6915,7 @@
       <w:pPr>
         <w:pStyle w:val="Heading2"/>
       </w:pPr>
-      <w:bookmarkStart w:id="6" w:name="_Toc243700243"/>
+      <w:bookmarkStart w:id="6" w:name="_Toc243726514"/>
       <w:r>
         <w:lastRenderedPageBreak/>
         <w:t>2.2  Technology</w:t>
@@ -6907,17 +6978,7 @@
                 <w:sz w:val="19"/>
                 <w:szCs w:val="19"/>
               </w:rPr>
-              <w:t>Ite</w:t>
-            </w:r>
-            <w:r>
-              <w:rPr>
-                <w:b/>
-                <w:bCs/>
-                <w:color w:val="FFFFFF"/>
-                <w:sz w:val="19"/>
-                <w:szCs w:val="19"/>
-              </w:rPr>
-              <w:t>m</w:t>
+              <w:t>Item</w:t>
             </w:r>
           </w:p>
         </w:tc>
@@ -7449,7 +7510,7 @@
       <w:pPr>
         <w:pStyle w:val="Heading2"/>
       </w:pPr>
-      <w:bookmarkStart w:id="7" w:name="_Toc243700244"/>
+      <w:bookmarkStart w:id="7" w:name="_Toc243726515"/>
       <w:r>
         <w:t>2.3  Design conventions</w:t>
       </w:r>
@@ -7504,10 +7565,7 @@
         <w:t>Soft delete.</w:t>
       </w:r>
       <w:r>
-        <w:t xml:space="preserve"> Nothing is physically deleted. Rows c</w:t>
-      </w:r>
-      <w:r>
-        <w:t xml:space="preserve">arry </w:t>
+        <w:t xml:space="preserve"> Nothing is physically deleted. Rows carry </w:t>
       </w:r>
       <w:r>
         <w:rPr>
@@ -7543,7 +7601,10 @@
         <w:t>Deleted_At</w:t>
       </w:r>
       <w:r>
-        <w:t>; deleted products, campaigns and trees can be restored from a "bin".</w:t>
+        <w:t>; d</w:t>
+      </w:r>
+      <w:r>
+        <w:t>eleted products, campaigns and trees can be restored from a "bin".</w:t>
       </w:r>
     </w:p>
     <w:p>
@@ -7595,10 +7656,7 @@
         <w:t>Newest first.</w:t>
       </w:r>
       <w:r>
-        <w:t xml:space="preserve"> Lists are ordered</w:t>
-      </w:r>
-      <w:r>
-        <w:t xml:space="preserve"> by id descending. A </w:t>
+        <w:t xml:space="preserve"> Lists are ordered by id descending. A </w:t>
       </w:r>
       <w:r>
         <w:rPr>
@@ -7610,7 +7668,10 @@
         <w:t>limit</w:t>
       </w:r>
       <w:r>
-        <w:t xml:space="preserve"> parameter of null means "all", used by the desktop app.</w:t>
+        <w:t xml:space="preserve"> parameter of null </w:t>
+      </w:r>
+      <w:r>
+        <w:t>means "all", used by the desktop app.</w:t>
       </w:r>
     </w:p>
     <w:p>
@@ -7642,10 +7703,7 @@
         <w:t>ResponseStatusException</w:t>
       </w:r>
       <w:r>
-        <w:t xml:space="preserve"> with a readable message (for example "Not enough stock: ..."). The Python servers pass that message on to the us</w:t>
-      </w:r>
-      <w:r>
-        <w:t>er.</w:t>
+        <w:t xml:space="preserve"> with a readable message (for example "Not enough stock: ..."). The Python servers pass that message on to the user.</w:t>
       </w:r>
     </w:p>
     <w:p>
@@ -7665,7 +7723,10 @@
         <w:t>Money-safe external calls.</w:t>
       </w:r>
       <w:r>
-        <w:t xml:space="preserve"> Network retries never resend a payment that may already have reached Safaricom (see External services and network resilience).</w:t>
+        <w:t xml:space="preserve"> Network retrie</w:t>
+      </w:r>
+      <w:r>
+        <w:t>s never resend a payment that may already have reached Safaricom (see External services and network resilience).</w:t>
       </w:r>
     </w:p>
     <w:p>
@@ -7682,7 +7743,7 @@
       <w:pPr>
         <w:pStyle w:val="Heading1"/>
       </w:pPr>
-      <w:bookmarkStart w:id="8" w:name="_Toc243700245"/>
+      <w:bookmarkStart w:id="8" w:name="_Toc243726516"/>
       <w:r>
         <w:lastRenderedPageBreak/>
         <w:t>3  Source code layout</w:t>
@@ -7715,7 +7776,16 @@
           <w:sz w:val="19"/>
           <w:szCs w:val="19"/>
         </w:rPr>
-        <w:t>backend/src/main/resources/application.properties</w:t>
+        <w:t>backend/src/main/resources/app</w:t>
+      </w:r>
+      <w:r>
+        <w:rPr>
+          <w:rFonts w:ascii="Consolas" w:eastAsia="Consolas" w:hAnsi="Consolas" w:cs="Consolas"/>
+          <w:color w:val="3B3F3D"/>
+          <w:sz w:val="19"/>
+          <w:szCs w:val="19"/>
+        </w:rPr>
+        <w:t>lication.properties</w:t>
       </w:r>
       <w:r>
         <w:t>.</w:t>
@@ -8380,7 +8450,7 @@
       <w:pPr>
         <w:pStyle w:val="Heading1"/>
       </w:pPr>
-      <w:bookmarkStart w:id="9" w:name="_Toc243700246"/>
+      <w:bookmarkStart w:id="9" w:name="_Toc243726517"/>
       <w:r>
         <w:lastRenderedPageBreak/>
         <w:t>4  Security model</w:t>
@@ -8391,7 +8461,7 @@
       <w:pPr>
         <w:pStyle w:val="Heading2"/>
       </w:pPr>
-      <w:bookmarkStart w:id="10" w:name="_Toc243700247"/>
+      <w:bookmarkStart w:id="10" w:name="_Toc243726518"/>
       <w:r>
         <w:t>4.1  Accounts and roles</w:t>
       </w:r>
@@ -8448,7 +8518,7 @@
       <w:pPr>
         <w:pStyle w:val="Heading2"/>
       </w:pPr>
-      <w:bookmarkStart w:id="11" w:name="_Toc243700248"/>
+      <w:bookmarkStart w:id="11" w:name="_Toc243726519"/>
       <w:r>
         <w:t>4.2  Sign-in tokens</w:t>
       </w:r>
@@ -8600,24 +8670,14 @@
           <w:sz w:val="18"/>
           <w:szCs w:val="18"/>
         </w:rPr>
-        <w:t>Figure 2: Signing in with a password or wit</w:t>
-      </w:r>
-      <w:r>
-        <w:rPr>
-          <w:i/>
-          <w:iCs/>
-          <w:color w:val="5F6B66"/>
-          <w:sz w:val="18"/>
-          <w:szCs w:val="18"/>
-        </w:rPr>
-        <w:t>h Google</w:t>
+        <w:t>Figure 2: Signing in with a password or with Google</w:t>
       </w:r>
     </w:p>
     <w:p>
       <w:pPr>
         <w:pStyle w:val="Heading2"/>
       </w:pPr>
-      <w:bookmarkStart w:id="12" w:name="_Toc243700249"/>
+      <w:bookmarkStart w:id="12" w:name="_Toc243726520"/>
       <w:r>
         <w:t>4.3  Approved phones (mobile app)</w:t>
       </w:r>
@@ -9090,7 +9150,16 @@
           <w:sz w:val="19"/>
           <w:szCs w:val="19"/>
         </w:rPr>
-        <w:t>CHALLENGE_TTL_MS</w:t>
+        <w:t>C</w:t>
+      </w:r>
+      <w:r>
+        <w:rPr>
+          <w:rFonts w:ascii="Consolas" w:eastAsia="Consolas" w:hAnsi="Consolas" w:cs="Consolas"/>
+          <w:color w:val="3B3F3D"/>
+          <w:sz w:val="19"/>
+          <w:szCs w:val="19"/>
+        </w:rPr>
+        <w:t>HALLENGE_TTL_MS</w:t>
       </w:r>
       <w:r>
         <w:t xml:space="preserve"> in </w:t>
@@ -9138,16 +9207,7 @@
           <w:sz w:val="19"/>
           <w:szCs w:val="19"/>
         </w:rPr>
-        <w:t>X-Clien</w:t>
-      </w:r>
-      <w:r>
-        <w:rPr>
-          <w:rFonts w:ascii="Consolas" w:eastAsia="Consolas" w:hAnsi="Consolas" w:cs="Consolas"/>
-          <w:color w:val="3B3F3D"/>
-          <w:sz w:val="19"/>
-          <w:szCs w:val="19"/>
-        </w:rPr>
-        <w:t>t</w:t>
+        <w:t>X-Client</w:t>
       </w:r>
       <w:r>
         <w:t xml:space="preserve"> header in the mobile server's </w:t>
@@ -9169,7 +9229,7 @@
       <w:pPr>
         <w:pStyle w:val="Heading2"/>
       </w:pPr>
-      <w:bookmarkStart w:id="13" w:name="_Toc243700250"/>
+      <w:bookmarkStart w:id="13" w:name="_Toc243726521"/>
       <w:r>
         <w:t>4.4  Approved computers (desktop app)</w:t>
       </w:r>
@@ -9548,16 +9608,7 @@
           <w:sz w:val="19"/>
           <w:szCs w:val="19"/>
         </w:rPr>
-        <w:t>POST /api/computers</w:t>
-      </w:r>
-      <w:r>
-        <w:rPr>
-          <w:rFonts w:ascii="Consolas" w:eastAsia="Consolas" w:hAnsi="Consolas" w:cs="Consolas"/>
-          <w:color w:val="3B3F3D"/>
-          <w:sz w:val="19"/>
-          <w:szCs w:val="19"/>
-        </w:rPr>
-        <w:t>/{computerId}/revoke</w:t>
+        <w:t>POST /api/computers/{computerId}/revoke</w:t>
       </w:r>
       <w:r>
         <w:t xml:space="preserve">. They answer only requests that came through the desktop filter; admins may list, and only the SuperAdmin may approve, reject or block. Each step is written to </w:t>
@@ -9602,13 +9653,18 @@
           <w:bCs/>
           <w:color w:val="8A5A2B"/>
         </w:rPr>
-        <w:t xml:space="preserve">Where to adjust: </w:t>
-      </w:r>
-      <w:r>
-        <w:t xml:space="preserve">Desktop sign-in </w:t>
-      </w:r>
-      <w:r>
-        <w:t xml:space="preserve">length: </w:t>
+        <w:t>Where to adjus</w:t>
+      </w:r>
+      <w:r>
+        <w:rPr>
+          <w:b/>
+          <w:bCs/>
+          <w:color w:val="8A5A2B"/>
+        </w:rPr>
+        <w:t xml:space="preserve">t: </w:t>
+      </w:r>
+      <w:r>
+        <w:t xml:space="preserve">Desktop sign-in length: </w:t>
       </w:r>
       <w:r>
         <w:rPr>
@@ -9677,20 +9733,26 @@
           <w:sz w:val="19"/>
           <w:szCs w:val="19"/>
         </w:rPr>
-        <w:t>service/ComputerService.java</w:t>
-      </w:r>
-      <w:r>
-        <w:t>. The wro</w:t>
-      </w:r>
-      <w:r>
-        <w:t>ng-password limit for desktop sign-in lives in the admin server (Admin Server document).</w:t>
+        <w:t>service/ComputerSe</w:t>
+      </w:r>
+      <w:r>
+        <w:rPr>
+          <w:rFonts w:ascii="Consolas" w:eastAsia="Consolas" w:hAnsi="Consolas" w:cs="Consolas"/>
+          <w:color w:val="3B3F3D"/>
+          <w:sz w:val="19"/>
+          <w:szCs w:val="19"/>
+        </w:rPr>
+        <w:t>rvice.java</w:t>
+      </w:r>
+      <w:r>
+        <w:t>. The wrong-password limit for desktop sign-in lives in the admin server (Admin Server document).</w:t>
       </w:r>
     </w:p>
     <w:p>
       <w:pPr>
         <w:pStyle w:val="Heading2"/>
       </w:pPr>
-      <w:bookmarkStart w:id="14" w:name="_Toc243700251"/>
+      <w:bookmarkStart w:id="14" w:name="_Toc243726522"/>
       <w:r>
         <w:t>4.5  One SuperAdmin</w:t>
       </w:r>
@@ -9701,10 +9763,10 @@
         <w:spacing w:after="120" w:line="276" w:lineRule="auto"/>
       </w:pPr>
       <w:r>
-        <w:t>"there can only be one super admin ... the one who permits phones desktops is the superadmin" - since 5 October 2026 there is exactly one SuperAdmi</w:t>
-      </w:r>
-      <w:r>
-        <w:t xml:space="preserve">n, and Admins keep everything else they had. </w:t>
+        <w:t>"there can only be one super admin ... the one who permits phones desktops is the superadmin" - since 5 October 2026 there is ex</w:t>
+      </w:r>
+      <w:r>
+        <w:t xml:space="preserve">actly one SuperAdmin, and Admins keep everything else they had. </w:t>
       </w:r>
       <w:r>
         <w:rPr>
@@ -9743,10 +9805,10 @@
         <w:spacing w:after="60" w:line="264" w:lineRule="auto"/>
       </w:pPr>
       <w:r>
-        <w:t>Only the SuperAdmin can change the SuperAdmin account (403), and it can't be disabled (409) or given another role (409 - t</w:t>
-      </w:r>
-      <w:r>
-        <w:t>here must always be one).</w:t>
+        <w:t>Only the SuperAdmin can change the SuperAdmin account (403), and it can't be disabled (409) or given an</w:t>
+      </w:r>
+      <w:r>
+        <w:t>other role (409 - there must always be one).</w:t>
       </w:r>
     </w:p>
     <w:p>
@@ -9772,13 +9834,10 @@
         <w:spacing w:after="60" w:line="264" w:lineRule="auto"/>
       </w:pPr>
       <w:r>
-        <w:t>Only the SuperAdmin can change a usernam</w:t>
-      </w:r>
-      <w:r>
-        <w:t>e (403 otherwise) - "one might have used a wrong username when creating". The new one follows the sign-up rule (400) and must not be taken (409), and the change is written to the audit log ("Username changed from ... to ..."). Nothing else changes: tokens,</w:t>
-      </w:r>
-      <w:r>
-        <w:t xml:space="preserve"> phones and computers name the user id, not the username.</w:t>
+        <w:t>Only the SuperAdmin can change a username (403 otherwise) - "one might have used a wrong username when creating". The new one follows the sign-up rule (400) and must not be taken (409), and the change is written to the audit log ("Username changed from ...</w:t>
+      </w:r>
+      <w:r>
+        <w:t xml:space="preserve"> to ..."). Nothing else changes: tokens, phones and computers name the user id, not the username.</w:t>
       </w:r>
     </w:p>
     <w:p>
@@ -9812,7 +9871,7 @@
       <w:pPr>
         <w:pStyle w:val="Heading2"/>
       </w:pPr>
-      <w:bookmarkStart w:id="15" w:name="_Toc243700252"/>
+      <w:bookmarkStart w:id="15" w:name="_Toc243726523"/>
       <w:r>
         <w:t>4.6  How a caller is identified</w:t>
       </w:r>
@@ -9835,7 +9894,10 @@
         <w:t>Signed-in token</w:t>
       </w:r>
       <w:r>
-        <w:t xml:space="preserve"> - endpoints that read </w:t>
+        <w:t xml:space="preserve"> - endpoints that </w:t>
+      </w:r>
+      <w:r>
+        <w:t xml:space="preserve">read </w:t>
       </w:r>
       <w:r>
         <w:rPr>
@@ -9884,7 +9946,14 @@
           <w:b/>
           <w:bCs/>
         </w:rPr>
-        <w:t>Approved-computer token</w:t>
+        <w:t>Approved-co</w:t>
+      </w:r>
+      <w:r>
+        <w:rPr>
+          <w:b/>
+          <w:bCs/>
+        </w:rPr>
+        <w:t>mputer token</w:t>
       </w:r>
       <w:r>
         <w:t xml:space="preserve"> - every request through the admin server (see Approved computers). The acting user is the user in the token, and the account must still be Admin or SuperAdmin.</w:t>
@@ -9919,10 +9988,10 @@
         <w:t>X-Actor-User-Id</w:t>
       </w:r>
       <w:r>
-        <w:t xml:space="preserve"> header. On mobile and desktop req</w:t>
-      </w:r>
-      <w:r>
-        <w:t>uests it is set from the verified token, whatever the app sent. The backend uses it for the audit trail and, where noted, for an admin role check.</w:t>
+        <w:t xml:space="preserve"> header. On mobile and</w:t>
+      </w:r>
+      <w:r>
+        <w:t xml:space="preserve"> desktop requests it is set from the verified token, whatever the app sent. The backend uses it for the audit trail and, where noted, for an admin role check.</w:t>
       </w:r>
     </w:p>
     <w:p>
@@ -9942,10 +10011,10 @@
         <w:t>Admin enforced in the backend</w:t>
       </w:r>
       <w:r>
-        <w:t xml:space="preserve"> - retiring and bringing back products (9 October 2026), user management, phone </w:t>
-      </w:r>
-      <w:r>
-        <w:t xml:space="preserve">approval, the database browser, loans and capital changes, Pay Loan, Send Money and its confirmation, dropping orders, the refunds list, review moderation and deleting other people's expense entries. </w:t>
+        <w:t xml:space="preserve"> - retiring and bringing back products (9 October 2026), user manage</w:t>
+      </w:r>
+      <w:r>
+        <w:t xml:space="preserve">ment, phone approval, the database browser, loans and capital changes, Pay Loan, Send Money and its confirmation, dropping orders, the refunds list, review moderation and deleting other people's expense entries. </w:t>
       </w:r>
       <w:r>
         <w:rPr>
@@ -9955,10 +10024,10 @@
         <w:t>Marketer or admin enforced:</w:t>
       </w:r>
       <w:r>
-        <w:t xml:space="preserve"> changing the Bulk Orders pic</w:t>
-      </w:r>
-      <w:r>
-        <w:t xml:space="preserve">tures (9 October 2026, </w:t>
+        <w:t xml:space="preserve"> changing the Bul</w:t>
+      </w:r>
+      <w:r>
+        <w:t xml:space="preserve">k Orders pictures (9 October 2026, </w:t>
       </w:r>
       <w:r>
         <w:rPr>
@@ -9980,7 +10049,10 @@
         <w:t>SuperAdmin enforced:</w:t>
       </w:r>
       <w:r>
-        <w:t xml:space="preserve"> approving, rejecting and blocking phones and computers, and changing the SuperAdmin account or role. Other role limits are applied by the apps, which hide screens by role.</w:t>
+        <w:t xml:space="preserve"> approving, rejecting and blocking phones and computers, and changing the SuperAdmin account or role. Other role limits are applied by the apps, which hide screens by</w:t>
+      </w:r>
+      <w:r>
+        <w:t xml:space="preserve"> role.</w:t>
       </w:r>
     </w:p>
     <w:p>
@@ -10003,15 +10075,7 @@
           <w:bCs/>
           <w:color w:val="B3261E"/>
         </w:rPr>
-        <w:t>Secu</w:t>
-      </w:r>
-      <w:r>
-        <w:rPr>
-          <w:b/>
-          <w:bCs/>
-          <w:color w:val="B3261E"/>
-        </w:rPr>
-        <w:t xml:space="preserve">rity: </w:t>
+        <w:t xml:space="preserve">Security: </w:t>
       </w:r>
       <w:r>
         <w:t>Closed on 3 October 2026 for the mobile path: the acting user on a mobile request is taken from a verified token issued to an approved phone, so a person who knows an admin's user id can no longer act as that admin through the tunnel.</w:t>
@@ -10027,13 +10091,10 @@
         <w:ind w:left="160" w:right="160"/>
       </w:pPr>
       <w:r>
-        <w:t>Closed on 5 Oct</w:t>
-      </w:r>
-      <w:r>
-        <w:t>ober 2026 for the desktop path: every call through the admin server needs a token issued to an approved computer of an Admin or SuperAdmin, and the acting user is taken from it. This is what allows the admin server to be reachable from other computers once</w:t>
-      </w:r>
-      <w:r>
-        <w:t xml:space="preserve"> the servers move to a provider (see the Production Go-Live Checklist, DWS-CFG-02).</w:t>
+        <w:t>Closed on 5 October 2026 for the desktop path: every call through the admin server needs a token issued to an approved computer of an Admin or SuperAdmin, and the acting user is taken from it. This is what allows the admin server to be reachable from other</w:t>
+      </w:r>
+      <w:r>
+        <w:t xml:space="preserve"> computers once the servers move to a provider (see the Production Go-Live Checklist, DWS-CFG-02).</w:t>
       </w:r>
     </w:p>
     <w:p>
@@ -10055,10 +10116,7 @@
           <w:sz w:val="19"/>
           <w:szCs w:val="19"/>
         </w:rPr>
-        <w:t>TransactionService.handleMpesaCallback</w:t>
-      </w:r>
-      <w:r>
-        <w:t xml:space="preserve">); </w:t>
+        <w:t>TransactionService.handleMpesaC</w:t>
       </w:r>
       <w:r>
         <w:rPr>
@@ -10067,7 +10125,10 @@
           <w:sz w:val="19"/>
           <w:szCs w:val="19"/>
         </w:rPr>
-        <w:t>Order</w:t>
+        <w:t>allback</w:t>
+      </w:r>
+      <w:r>
+        <w:t xml:space="preserve">); </w:t>
       </w:r>
       <w:r>
         <w:rPr>
@@ -10076,7 +10137,7 @@
           <w:sz w:val="19"/>
           <w:szCs w:val="19"/>
         </w:rPr>
-        <w:t>Service.createOrder</w:t>
+        <w:t>OrderService.createOrder</w:t>
       </w:r>
       <w:r>
         <w:t xml:space="preserve"> refuses an empty cart and any quantity below 1 and adds up repeated products before the stock check; the mobile sign-in refuses customer accounts (</w:t>
@@ -10091,17 +10152,17 @@
         <w:t>RoleService.isStaff</w:t>
       </w:r>
       <w:r>
-        <w:t>); payout amounts must be positive whole shillings up to KES 1,000,000</w:t>
-      </w:r>
-      <w:r>
-        <w:t xml:space="preserve"> and Send Money or a loan payment to a number other than the one on file needs the SuperAdmin; a failure found by the status query cancels the order and returns its stock.</w:t>
+        <w:t>); payout amounts must be positive whole shillings up t</w:t>
+      </w:r>
+      <w:r>
+        <w:t>o KES 1,000,000 and Send Money or a loan payment to a number other than the one on file needs the SuperAdmin; a failure found by the status query cancels the order and returns its stock.</w:t>
       </w:r>
     </w:p>
     <w:p>
       <w:pPr>
         <w:pStyle w:val="Heading2"/>
       </w:pPr>
-      <w:bookmarkStart w:id="16" w:name="_Toc243700253"/>
+      <w:bookmarkStart w:id="16" w:name="_Toc243726524"/>
       <w:r>
         <w:t>4.7  What is public</w:t>
       </w:r>
@@ -10112,10 +10173,10 @@
         <w:spacing w:after="120" w:line="276" w:lineRule="auto"/>
       </w:pPr>
       <w:r>
-        <w:t>Port 8080 is never exposed directly. The Caddy router only forwa</w:t>
-      </w:r>
-      <w:r>
-        <w:t xml:space="preserve">rds </w:t>
+        <w:t>Port 8080 is never exposed directly. The Caddy ro</w:t>
+      </w:r>
+      <w:r>
+        <w:t xml:space="preserve">uter only forwards </w:t>
       </w:r>
       <w:r>
         <w:rPr>
@@ -10143,10 +10204,10 @@
       </w:r>
       <w:r>
         <w:lastRenderedPageBreak/>
-        <w:t>with "mpesa" in them) - to it, so Safaricom can deliver payment results. Everything else reaches the backen</w:t>
-      </w:r>
-      <w:r>
-        <w:t>d from the three Python servers running on the same computer. The admin server (8002) is not on the tunnel either; when it is given a public HTTPS address, the approved-computer check above is what protects it.</w:t>
+        <w:t>with "mpesa" in them) - to it, so Safaricom can deliver payment results. Everything else rea</w:t>
+      </w:r>
+      <w:r>
+        <w:t>ches the backend from the three Python servers running on the same computer. The admin server (8002) is not on the tunnel either; when it is given a public HTTPS address, the approved-computer check above is what protects it.</w:t>
       </w:r>
     </w:p>
     <w:p>
@@ -10158,7 +10219,7 @@
       <w:pPr>
         <w:pStyle w:val="Heading1"/>
       </w:pPr>
-      <w:bookmarkStart w:id="17" w:name="_Toc243700254"/>
+      <w:bookmarkStart w:id="17" w:name="_Toc243726525"/>
       <w:r>
         <w:lastRenderedPageBreak/>
         <w:t>5  Feature modules</w:t>
@@ -10170,17 +10231,17 @@
         <w:spacing w:after="120" w:line="276" w:lineRule="auto"/>
       </w:pPr>
       <w:r>
-        <w:t xml:space="preserve">Each module below lists </w:t>
-      </w:r>
-      <w:r>
-        <w:t>its files, the tables it uses and the rules worth knowing before changing it. The full endpoint list is in Appendix A.</w:t>
+        <w:t>Each modu</w:t>
+      </w:r>
+      <w:r>
+        <w:t>le below lists its files, the tables it uses and the rules worth knowing before changing it. The full endpoint list is in Appendix A.</w:t>
       </w:r>
     </w:p>
     <w:p>
       <w:pPr>
         <w:pStyle w:val="Heading2"/>
       </w:pPr>
-      <w:bookmarkStart w:id="18" w:name="_Toc243700255"/>
+      <w:bookmarkStart w:id="18" w:name="_Toc243726526"/>
       <w:r>
         <w:t>5.1  Accounts, sign-in and users</w:t>
       </w:r>
@@ -10643,10 +10704,10 @@
         <w:t>/api/auth/register</w:t>
       </w:r>
       <w:r>
-        <w:t>) always creates a Customer and requires a phone number, normalised to the 07XXXXXXXX form. The person chooses the username: 3 to 3</w:t>
-      </w:r>
-      <w:r>
-        <w:t>0 characters, no spaces and no @ (so a username can never look like an email), and not already taken (409). Staff accounts made by an admin are not held to this rule.</w:t>
+        <w:t>) always creates a Customer and requires a phone number, normalised to the 07XXXXXXXX form. The person chooses the username: 3 to 30 characters, no spaces and no @ (so a username can never look like an email), and not already taken (409). Staff accounts ma</w:t>
+      </w:r>
+      <w:r>
+        <w:t>de by an admin are not held to this rule.</w:t>
       </w:r>
     </w:p>
     <w:p>
@@ -10671,16 +10732,13 @@
         <w:t>util/EmailAddresses</w:t>
       </w:r>
       <w:r>
-        <w:t xml:space="preserve"> checks that it is well f</w:t>
-      </w:r>
-      <w:r>
-        <w:t>ormed (a "+tag" such as name+shop@gmail.com is fine) and that its domain can receive mail: it asks DNS for the domain's MX records, or failing those an address record (2-second time limit, one retry), and remembers each domain's answer for an hour. A domai</w:t>
-      </w:r>
-      <w:r>
-        <w:t>n that refuses mail ("null MX") or does not exist is rejected with a readable message (400). If DNS cannot be asked at all (no internet), the address is accepted rather than turning a customer away. An email already used by another account is refused (409)</w:t>
-      </w:r>
-      <w:r>
-        <w:t>.</w:t>
+        <w:t xml:space="preserve"> checks that it is well formed (a "+tag" such as name+shop@gmail.com is fine) and that its domain can receive mail: it asks DNS for the domain's MX re</w:t>
+      </w:r>
+      <w:r>
+        <w:t>cords, or failing those an address record (2-second time limit, one retry), and remembers each domain's answer for an hour. A domain that refuses mail ("null MX") or does not exist is rejected with a readable message (400). If DNS cannot be asked at all (n</w:t>
+      </w:r>
+      <w:r>
+        <w:t>o internet), the address is accepted rather than turning a customer away. An email already used by another account is refused (409).</w:t>
       </w:r>
     </w:p>
     <w:p>
@@ -10705,10 +10763,10 @@
         <w:t>/api/auth/login</w:t>
       </w:r>
       <w:r>
-        <w:t>) accepts the username or the email. The username is tried first, exactly as before; the email is used only when no username matches and exactly one account has that address. If several accounts share it, the person is asked to si</w:t>
-      </w:r>
-      <w:r>
-        <w:t>gn in with their username.</w:t>
+        <w:t>) accepts the username or the email. The username is tried first, exactly as before; the email is u</w:t>
+      </w:r>
+      <w:r>
+        <w:t>sed only when no username matches and exactly one account has that address. If several accounts share it, the person is asked to sign in with their username.</w:t>
       </w:r>
     </w:p>
     <w:p>
@@ -10733,7 +10791,10 @@
         <w:t>USERS.Theme</w:t>
       </w:r>
       <w:r>
-        <w:t xml:space="preserve"> is forest (the default), dark or light. Every sign-in answer (</w:t>
+        <w:t xml:space="preserve"> is forest (the default), dark or </w:t>
+      </w:r>
+      <w:r>
+        <w:t>light. Every sign-in answer (</w:t>
       </w:r>
       <w:r>
         <w:rPr>
@@ -10769,10 +10830,7 @@
         <w:t>PUT /api/auth/me/theme</w:t>
       </w:r>
       <w:r>
-        <w:t xml:space="preserve"> with {"theme": ...} saves it</w:t>
-      </w:r>
-      <w:r>
-        <w:t xml:space="preserve"> for the signed-in, enabled account (</w:t>
+        <w:t xml:space="preserve"> with {"theme": ...} saves it for the signed-in, enabled account (</w:t>
       </w:r>
       <w:r>
         <w:rPr>
@@ -10784,10 +10842,10 @@
         <w:t>AuthService.saveTheme</w:t>
       </w:r>
       <w:r>
-        <w:t>; anything else is refused with 400). The website, the phone app and the desktop app read it when they start or someone signs in - a device already open keeps its theme until then, on purpose ("no o</w:t>
-      </w:r>
-      <w:r>
-        <w:t>ne is affected when working").</w:t>
+        <w:t>; anything else is refused with 400). The website, the phone app an</w:t>
+      </w:r>
+      <w:r>
+        <w:t>d the desktop app read it when they start or someone signs in - a device already open keeps its theme until then, on purpose ("no one is affected when working").</w:t>
       </w:r>
     </w:p>
     <w:p>
@@ -10812,7 +10870,10 @@
         <w:t>ORDERS.Ticket_Code</w:t>
       </w:r>
       <w:r>
-        <w:t xml:space="preserve">, like DW-7K3Q9P, is drawn at random by </w:t>
+        <w:t>, like DW-7K3Q9P, is d</w:t>
+      </w:r>
+      <w:r>
+        <w:t xml:space="preserve">rawn at random by </w:t>
       </w:r>
       <w:r>
         <w:rPr>
@@ -10824,10 +10885,10 @@
         <w:t>OrderTickets</w:t>
       </w:r>
       <w:r>
-        <w:t xml:space="preserve"> when an order is made - website checkout, a light delivery or a bulk order opened by staff - and old</w:t>
-      </w:r>
-      <w:r>
-        <w:t xml:space="preserve">er orders get one when the backend starts. Order lists, a trip's deliveries, the pending groups, refunds and Website Payments carry </w:t>
+        <w:t xml:space="preserve"> when an order is made - website checkout, a light delivery or a bulk order opened by staff - and older orders get one when the backend starts. Order lists, a trip's deliveries, the pending groups, refunds and Website Payments</w:t>
+      </w:r>
+      <w:r>
+        <w:t xml:space="preserve"> carry </w:t>
       </w:r>
       <w:r>
         <w:rPr>
@@ -10851,13 +10912,10 @@
         <w:t>GET /api/orders/track?ticket=&amp;phone=</w:t>
       </w:r>
       <w:r>
-        <w:t xml:space="preserve"> is open (no sign-in) for</w:t>
-      </w:r>
-      <w:r>
-        <w:t xml:space="preserve"> orders made by a Customer account: the last 3 digits of the account's phone must match; five wrong answers lock that ticket for 30 minutes and the endpoint answers at most 60 look-ups a minute (429). A customer's order shows the driver's first name and th</w:t>
-      </w:r>
-      <w:r>
-        <w:t xml:space="preserve">e number plate only when </w:t>
+        <w:t xml:space="preserve"> is open (no sign-in) for orders made by a Customer account: the last 3 digits of the account's phone must match; five wrong answers lock that ticket </w:t>
+      </w:r>
+      <w:r>
+        <w:t xml:space="preserve">for 30 minutes and the endpoint answers at most 60 look-ups a minute (429). A customer's order shows the driver's first name and the number plate only when </w:t>
       </w:r>
       <w:r>
         <w:rPr>
@@ -10881,10 +10939,10 @@
         <w:t>PATCH /api/deliveries/light/{id}/share-driver</w:t>
       </w:r>
       <w:r>
-        <w:t xml:space="preserve"> sets it on a delivery and the orders under it (audited), an order put under a delivery follows that delivery, and an order sent back to the pool is</w:t>
-      </w:r>
-      <w:r>
-        <w:t xml:space="preserve"> hidden again.</w:t>
+        <w:t xml:space="preserve"> sets it on a del</w:t>
+      </w:r>
+      <w:r>
+        <w:t>ivery and the orders under it (audited), an order put under a delivery follows that delivery, and an order sent back to the pool is hidden again.</w:t>
       </w:r>
     </w:p>
     <w:p>
@@ -10909,10 +10967,13 @@
         <w:t>ProfileService</w:t>
       </w:r>
       <w:r>
-        <w:t xml:space="preserve"> changes the signed-in person's name and email (PUT /api/auth/me/profile - the current password when the email changes), photo (PUT /api/auth/me/photo - only a prof</w:t>
-      </w:r>
-      <w:r>
-        <w:t xml:space="preserve">iles/u&lt;own id&gt;-&lt;random&gt;.jpg key the servers saved) and password (POST /api/auth/me/password - at least 8 characters with letters and numbers, not the username; five wrong current passwords in 15 minutes and the account waits). </w:t>
+        <w:t xml:space="preserve"> changes the signed-in person's n</w:t>
+      </w:r>
+      <w:r>
+        <w:t>ame and email (PUT /api/auth/me/profile - the current password when the email changes), photo (PUT /api/auth/me/photo - only a profiles/u&lt;own id&gt;-&lt;random&gt;.jpg key the servers saved) and password (POST /api/auth/me/password - at least 8 characters with lett</w:t>
+      </w:r>
+      <w:r>
+        <w:t xml:space="preserve">ers and numbers, not the username; five wrong current passwords in 15 minutes and the account waits). </w:t>
       </w:r>
       <w:r>
         <w:rPr>
@@ -10925,10 +10986,7 @@
         <w:t>USERS.Password_Changed_At</w:t>
       </w:r>
       <w:r>
-        <w:t xml:space="preserve"> is </w:t>
-      </w:r>
-      <w:r>
-        <w:t xml:space="preserve">written from Java in whole seconds and UTC (the connection runs with serverTimezone=UTC) and read back as a Timestamp by </w:t>
+        <w:t xml:space="preserve"> is written from Java in whole seconds and UTC (the connection runs with serverTimezone=UTC) and read back as a Timestamp by </w:t>
       </w:r>
       <w:r>
         <w:rPr>
@@ -10937,7 +10995,16 @@
           <w:sz w:val="19"/>
           <w:szCs w:val="19"/>
         </w:rPr>
-        <w:t>AccountSecurity</w:t>
+        <w:t>Acco</w:t>
+      </w:r>
+      <w:r>
+        <w:rPr>
+          <w:rFonts w:ascii="Consolas" w:eastAsia="Consolas" w:hAnsi="Consolas" w:cs="Consolas"/>
+          <w:color w:val="3B3F3D"/>
+          <w:sz w:val="19"/>
+          <w:szCs w:val="19"/>
+        </w:rPr>
+        <w:t>untSecurity</w:t>
       </w:r>
       <w:r>
         <w:t xml:space="preserve">, which </w:t>
@@ -10952,10 +11019,10 @@
         <w:t>JwtService</w:t>
       </w:r>
       <w:r>
-        <w:t xml:space="preserve"> asks on every token: a token issued before it is refused, so a change signs the account out everywher</w:t>
-      </w:r>
-      <w:r>
-        <w:t xml:space="preserve">e else - the device asking gets a new token in the answer. Nobody can read a password; POST /api/users/{id}/reset-password (admins; only the SuperAdmin resets an Admin; the SuperAdmin's own only from their profile) sets a temporary one, shown once, and </w:t>
+        <w:t xml:space="preserve"> asks on every token: a token issued before it is refused, so a change signs the account out everywhere else - the device asking gets a new token in the answer. Nobody can read a password; POST /api/users/{id}/reset-password (a</w:t>
+      </w:r>
+      <w:r>
+        <w:t xml:space="preserve">dmins; only the SuperAdmin resets an Admin; the SuperAdmin's own only from their profile) sets a temporary one, shown once, and </w:t>
       </w:r>
       <w:r>
         <w:rPr>
@@ -10964,16 +11031,7 @@
           <w:sz w:val="19"/>
           <w:szCs w:val="19"/>
         </w:rPr>
-        <w:t>Mus</w:t>
-      </w:r>
-      <w:r>
-        <w:rPr>
-          <w:rFonts w:ascii="Consolas" w:eastAsia="Consolas" w:hAnsi="Consolas" w:cs="Consolas"/>
-          <w:color w:val="3B3F3D"/>
-          <w:sz w:val="19"/>
-          <w:szCs w:val="19"/>
-        </w:rPr>
-        <w:t>t_Change_Password</w:t>
+        <w:t>Must_Change_Password</w:t>
       </w:r>
       <w:r>
         <w:t xml:space="preserve"> - </w:t>
@@ -10988,10 +11046,7 @@
         <w:t>PasswordChangeFilter</w:t>
       </w:r>
       <w:r>
-        <w:t xml:space="preserve"> then answers PASSWORD_CHANGE_REQUIRED to everything but /api/auth/me and /api/auth/me/password. A customer's own phone number changes only with the SMS code routes; a staff number only through Users (it receives pay</w:t>
-      </w:r>
-      <w:r>
-        <w:t xml:space="preserve">outs). Sign-in answers carry </w:t>
+        <w:t xml:space="preserve"> then answers PASSWORD_CHANGE_REQUIRED to everything but /api/auth/me and /api/auth/me/password. A customer's own phone number changes only with the SMS code routes; a staff number only through Users (it receives payouts). Sign-in answers carry </w:t>
       </w:r>
       <w:r>
         <w:rPr>
@@ -11000,7 +11055,16 @@
           <w:sz w:val="19"/>
           <w:szCs w:val="19"/>
         </w:rPr>
-        <w:t>mustChangePassword</w:t>
+        <w:t>mustChangeP</w:t>
+      </w:r>
+      <w:r>
+        <w:rPr>
+          <w:rFonts w:ascii="Consolas" w:eastAsia="Consolas" w:hAnsi="Consolas" w:cs="Consolas"/>
+          <w:color w:val="3B3F3D"/>
+          <w:sz w:val="19"/>
+          <w:szCs w:val="19"/>
+        </w:rPr>
+        <w:t>assword</w:t>
       </w:r>
       <w:r>
         <w:t xml:space="preserve"> and </w:t>
@@ -11037,13 +11101,22 @@
           <w:sz w:val="19"/>
           <w:szCs w:val="19"/>
         </w:rPr>
-        <w:t>DeliveryDeadline</w:t>
-      </w:r>
-      <w:r>
-        <w:t xml:space="preserve"> marks an order still waiting for a delivery DUE_SOON in the last quarter of the time it was promised (3 weeks, or 3 months for large items) and never later than 5 days before the dat</w:t>
-      </w:r>
-      <w:r>
-        <w:t xml:space="preserve">e, and LATE once the date has passed; the pending groups and the unassigned pool carry </w:t>
+        <w:t>DeliveryDead</w:t>
+      </w:r>
+      <w:r>
+        <w:rPr>
+          <w:rFonts w:ascii="Consolas" w:eastAsia="Consolas" w:hAnsi="Consolas" w:cs="Consolas"/>
+          <w:color w:val="3B3F3D"/>
+          <w:sz w:val="19"/>
+          <w:szCs w:val="19"/>
+        </w:rPr>
+        <w:t>line</w:t>
+      </w:r>
+      <w:r>
+        <w:t xml:space="preserve"> marks an order still waiting for a delivery DUE_SOON in the last quarter of the time it was promised (3 weeks, or 3 months for large items) and never later than 5 days before the date, and LATE once the date has passed; the pending groups and the unas</w:t>
+      </w:r>
+      <w:r>
+        <w:t xml:space="preserve">signed pool carry </w:t>
       </w:r>
       <w:r>
         <w:rPr>
@@ -11092,10 +11165,7 @@
         <w:spacing w:after="60" w:line="264" w:lineRule="auto"/>
       </w:pPr>
       <w:r>
-        <w:t>Home for Admins and the SuperAdmin (24 October 2026): GET /api/insig</w:t>
-      </w:r>
-      <w:r>
-        <w:t>hts/overview (</w:t>
+        <w:t>Home for Admins and the SuperAdmin (24 October 2026): GET /api/insights/overview (</w:t>
       </w:r>
       <w:r>
         <w:rPr>
@@ -11107,10 +11177,13 @@
         <w:t>OverviewService</w:t>
       </w:r>
       <w:r>
-        <w:t>, admins only) answers users by role, products in the shop / retired / out of stock / deleted, campaigns running / upcoming / ended with photos and videos, trips, and the orders waiting (due soon, late, to reassign) in one call</w:t>
-      </w:r>
-      <w:r>
-        <w:t>. The company card is APP_SETTINGS company_name, company_motto and company_code - GET /api/settings/company for anyone signed in, PUT for the SuperAdmin.</w:t>
+        <w:t>, admins only) answers users by role, pr</w:t>
+      </w:r>
+      <w:r>
+        <w:t>oducts in the shop / retired / out of stock / deleted, campaigns running / upcoming / ended with photos and videos, trips, and the orders waiting (due soon, late, to reassign) in one call. The company card is APP_SETTINGS company_name, company_motto and co</w:t>
+      </w:r>
+      <w:r>
+        <w:t>mpany_code - GET /api/settings/company for anyone signed in, PUT for the SuperAdmin.</w:t>
       </w:r>
     </w:p>
     <w:p>
@@ -11135,19 +11208,19 @@
         <w:t>WorkerService</w:t>
       </w:r>
       <w:r>
-        <w:t xml:space="preserve"> keeps each staff member's ID or p</w:t>
-      </w:r>
-      <w:r>
-        <w:t>assport number, KRA PIN, NSSF and SHA numbers, next of kin, driving licence and photos of their documents. The staff member reads and saves their own (GET and PUT /api/workers/me, POST /api/workers/me/documents/{typeKey} - customers are refused); values ar</w:t>
-      </w:r>
-      <w:r>
-        <w:t>e checked by kind (text, number, date, phone; at most 120 characters) and photos must be JPEGs of at most 3 MB. Once every required item is there the record becomes SUBMITTED; a change after VERIFIED sends it back to SUBMITTED. Admins see only where each o</w:t>
-      </w:r>
-      <w:r>
-        <w:t>ne stands (GET /api/workers - counts, no numbers); the SuperAdmin alone opens the details and photos (GET /api/workers/{userId}, .../documents/{documentId} - each opening written to AUDIT_LOGS), marks them VERIFIED or NEEDS_CHANGES with a note (POST .../ve</w:t>
-      </w:r>
-      <w:r>
-        <w:t>rify), deletes a photo or everything (DELETE), and adds or stops asking for fields and document types (/api/workers/fields, /api/workers/doc-types).</w:t>
+        <w:t xml:space="preserve"> keeps each staff member's ID or passport number, KRA PIN, NSSF and SHA numbers, next of kin, driving l</w:t>
+      </w:r>
+      <w:r>
+        <w:t>icence and photos of their documents. The staff member reads and saves their own (GET and PUT /api/workers/me, POST /api/workers/me/documents/{typeKey} - customers are refused); values are checked by kind (text, number, date, phone; at most 120 characters)</w:t>
+      </w:r>
+      <w:r>
+        <w:t xml:space="preserve"> and photos must be JPEGs of at most 3 MB. Once every required item is there the record becomes SUBMITTED; a change after VERIFIED sends it back to SUBMITTED. Admins see only where each one stands (GET /api/workers - counts, no numbers); the SuperAdmin alo</w:t>
+      </w:r>
+      <w:r>
+        <w:t>ne opens the details and photos (GET /api/workers/{userId}, .../documents/{documentId} - each opening written to AUDIT_LOGS), marks them VERIFIED or NEEDS_CHANGES with a note (POST .../verify), deletes a photo or everything (DELETE), and adds or stops aski</w:t>
+      </w:r>
+      <w:r>
+        <w:t>ng for fields and document types (/api/workers/fields, /api/workers/doc-types).</w:t>
       </w:r>
     </w:p>
     <w:p>
@@ -11169,10 +11242,10 @@
         <w:t>DataCipher</w:t>
       </w:r>
       <w:r>
-        <w:t xml:space="preserve"> (security/) encrypts the fields marked sensitive and every document photo with AES-256-GCM (a fr</w:t>
-      </w:r>
-      <w:r>
-        <w:t xml:space="preserve">esh 12-byte nonce each time, stored in front of the ciphertext) using the 32-byte key </w:t>
+        <w:t xml:space="preserve"> (security/) encrypts the fields marked sensitive and every document photo with AES-256-GCM (a fresh 12-byte nonce each time, stored in front of the ciphertext) using</w:t>
+      </w:r>
+      <w:r>
+        <w:t xml:space="preserve"> the 32-byte key </w:t>
       </w:r>
       <w:r>
         <w:rPr>
@@ -11184,10 +11257,10 @@
         <w:t>app.workers.data-secret</w:t>
       </w:r>
       <w:r>
-        <w:t xml:space="preserve"> (base64; WORKER_DATA_SECRET overrides it). Without a key, worker details answer 503 "not set up on the server yet". The key must be copied - never</w:t>
-      </w:r>
-      <w:r>
-        <w:t xml:space="preserve"> made new - when the backend moves: what was saved can only be read with it.</w:t>
+        <w:t xml:space="preserve"> (base64; WORKER_DATA_SECRET overrides it). Without a key, worker details answer 503 "not set up on the server yet". The key must be copied - never made new - when the backend moves: what was saved can only be read w</w:t>
+      </w:r>
+      <w:r>
+        <w:t>ith it.</w:t>
       </w:r>
     </w:p>
     <w:p>
@@ -11212,10 +11285,10 @@
         <w:t>ShippingService.updateArea</w:t>
       </w:r>
       <w:r>
-        <w:t xml:space="preserve"> keeps Coordinates when the request has none (Coordinates = IF(?</w:t>
-      </w:r>
-      <w:r>
-        <w:t xml:space="preserve"> IS NULL, Coordinates, NULLIF(TRIM(?), ''))) and Is_Active the same way - the phone's area form has no pin, and every edit from it emptied the pin; "" still clears it. </w:t>
+        <w:t xml:space="preserve"> keeps Coordinates when the request has none (Coordinates = IF(? IS NULL, Coordinates, NULLIF(TRIM(?), ''))) and Is_Active the same w</w:t>
+      </w:r>
+      <w:r>
+        <w:t xml:space="preserve">ay - the phone's area form has no pin, and every edit from it emptied the pin; "" still clears it. </w:t>
       </w:r>
       <w:r>
         <w:rPr>
@@ -11227,10 +11300,7 @@
         <w:t>ProductService.update</w:t>
       </w:r>
       <w:r>
-        <w:t xml:space="preserve"> keeps Body_Feet_Per_Unit (COALESCE), as it already kept the image.</w:t>
-      </w:r>
-      <w:r>
-        <w:t xml:space="preserve"> </w:t>
+        <w:t xml:space="preserve"> keeps Body_Feet_Per_Unit (COALESCE), as it already kept the image. </w:t>
       </w:r>
       <w:r>
         <w:rPr>
@@ -11242,7 +11312,10 @@
         <w:t>UserService.update</w:t>
       </w:r>
       <w:r>
-        <w:t xml:space="preserve"> stores "" for the email as no email (the desktop sends "" when the box is emptied). The check reads these patterns, and != null guards, as "kept when not sent".</w:t>
+        <w:t xml:space="preserve"> stores "" for the email as no email (the desktop </w:t>
+      </w:r>
+      <w:r>
+        <w:t>sends "" when the box is emptied). The check reads these patterns, and != null guards, as "kept when not sent".</w:t>
       </w:r>
     </w:p>
     <w:p>
@@ -11267,10 +11340,7 @@
         <w:t>/api/auth/google</w:t>
       </w:r>
       <w:r>
-        <w:t>) verifies the Google ID token against Goog</w:t>
-      </w:r>
-      <w:r>
-        <w:t xml:space="preserve">le's public keys (cached for 6 hours), checks the audience equals </w:t>
+        <w:t xml:space="preserve">) verifies the Google ID token against Google's public keys (cached for 6 hours), checks the audience equals </w:t>
       </w:r>
       <w:r>
         <w:rPr>
@@ -11279,7 +11349,16 @@
           <w:sz w:val="19"/>
           <w:szCs w:val="19"/>
         </w:rPr>
-        <w:t>app.google.client-id</w:t>
+        <w:t>app</w:t>
+      </w:r>
+      <w:r>
+        <w:rPr>
+          <w:rFonts w:ascii="Consolas" w:eastAsia="Consolas" w:hAnsi="Consolas" w:cs="Consolas"/>
+          <w:color w:val="3B3F3D"/>
+          <w:sz w:val="19"/>
+          <w:szCs w:val="19"/>
+        </w:rPr>
+        <w:t>.google.client-id</w:t>
       </w:r>
       <w:r>
         <w:t xml:space="preserve"> and that the email is verified. Someone new gets </w:t>
@@ -11306,10 +11385,10 @@
         <w:t>needsUserName</w:t>
       </w:r>
       <w:r>
-        <w:t xml:space="preserve"> back; the website then sends the same token again with the phone number and a username of t</w:t>
-      </w:r>
-      <w:r>
-        <w:t xml:space="preserve">heir choice (same rules as sign-up). The Google account id is stored in </w:t>
+        <w:t xml:space="preserve"> back; the website then sends the same token again with the phone number and a username of their choice (same rules as sign-up). The Google account id is stored </w:t>
+      </w:r>
+      <w:r>
+        <w:t xml:space="preserve">in </w:t>
       </w:r>
       <w:r>
         <w:rPr>
@@ -11335,7 +11414,10 @@
       </w:pPr>
       <w:r>
         <w:lastRenderedPageBreak/>
-        <w:t xml:space="preserve">Phone numbers confirmed by an SMS code (since 17 October 2026, migration 036) - "one may give a phone number not theirs ... push a code to the phone number they placed so that its verified". </w:t>
+        <w:t>Phone numbers confirmed by an SMS code (since 17 October 2026, migration 036) - "one may give a phone number not</w:t>
+      </w:r>
+      <w:r>
+        <w:t xml:space="preserve"> theirs ... push a code to the phone number they placed so that its verified". </w:t>
       </w:r>
       <w:r>
         <w:rPr>
@@ -11347,10 +11429,7 @@
         <w:t>PhoneVerificationService</w:t>
       </w:r>
       <w:r>
-        <w:t xml:space="preserve"> makes a 6-digit code (kept only as a has</w:t>
-      </w:r>
-      <w:r>
-        <w:t xml:space="preserve">h), valid 10 minutes with 5 tries, and </w:t>
+        <w:t xml:space="preserve"> makes a 6-digit code (kept only as a hash), valid 10 minutes with 5 tries, and </w:t>
       </w:r>
       <w:r>
         <w:rPr>
@@ -11371,7 +11450,16 @@
           <w:sz w:val="19"/>
           <w:szCs w:val="19"/>
         </w:rPr>
-        <w:t>/api/auth/phone/verify</w:t>
+        <w:t>/ap</w:t>
+      </w:r>
+      <w:r>
+        <w:rPr>
+          <w:rFonts w:ascii="Consolas" w:eastAsia="Consolas" w:hAnsi="Consolas" w:cs="Consolas"/>
+          <w:color w:val="3B3F3D"/>
+          <w:sz w:val="19"/>
+          <w:szCs w:val="19"/>
+        </w:rPr>
+        <w:t>i/auth/phone/verify</w:t>
       </w:r>
       <w:r>
         <w:t xml:space="preserve">) returns a one-time proof, valid 30 minutes, that </w:t>
@@ -11398,10 +11486,7 @@
         <w:t>/api/auth/google</w:t>
       </w:r>
       <w:r>
-        <w:t xml:space="preserve"> must carry; the account is then sa</w:t>
-      </w:r>
-      <w:r>
-        <w:t xml:space="preserve">ved with </w:t>
+        <w:t xml:space="preserve"> must carry; the account is then saved with </w:t>
       </w:r>
       <w:r>
         <w:rPr>
@@ -11425,7 +11510,10 @@
         <w:t>/api/auth/me/phone/...</w:t>
       </w:r>
       <w:r>
-        <w:t>) confirms their number once, and it becomes the account's number (audit log PHONE_VERIFIED).</w:t>
+        <w:t>) confirms their number once, and it bec</w:t>
+      </w:r>
+      <w:r>
+        <w:t>omes the account's number (audit log PHONE_VERIFIED).</w:t>
       </w:r>
     </w:p>
     <w:p>
@@ -11450,10 +11538,7 @@
         <w:t>app.sms.provider</w:t>
       </w:r>
       <w:r>
-        <w:t xml:space="preserve"> africastalking with </w:t>
-      </w:r>
-      <w:r>
-        <w:t xml:space="preserve">a username and key, or test) and the number is on a network in </w:t>
+        <w:t xml:space="preserve"> africastalking with a username and key, or test) and the number is on a network in </w:t>
       </w:r>
       <w:r>
         <w:rPr>
@@ -11477,7 +11562,10 @@
         <w:t>util/KenyanNetworks</w:t>
       </w:r>
       <w:r>
-        <w:t xml:space="preserve"> tells from the prefix; Airtel only for now, because the shared sender reaches only Airtel). Any other number gets </w:t>
+        <w:t xml:space="preserve"> tells from </w:t>
+      </w:r>
+      <w:r>
+        <w:t xml:space="preserve">the prefix; Airtel only for now, because the shared sender reaches only Airtel). Any other number gets </w:t>
       </w:r>
       <w:r>
         <w:rPr>
@@ -11489,10 +11577,7 @@
         <w:t>{codeNeeded: false}</w:t>
       </w:r>
       <w:r>
-        <w:t xml:space="preserve"> and is taken as typed</w:t>
-      </w:r>
-      <w:r>
-        <w:t xml:space="preserve">, as before. </w:t>
+        <w:t xml:space="preserve"> and is taken as typed, as before. </w:t>
       </w:r>
       <w:r>
         <w:rPr>
@@ -11504,7 +11589,10 @@
         <w:t>OrderService.createOrder</w:t>
       </w:r>
       <w:r>
-        <w:t xml:space="preserve"> refuses (403) an unconfirmed customer who should have a code, so the website asks before the first order; </w:t>
+        <w:t xml:space="preserve"> refuses (403) an unconfirmed customer who should have a code, so the websi</w:t>
+      </w:r>
+      <w:r>
+        <w:t xml:space="preserve">te asks before the first order; </w:t>
       </w:r>
       <w:r>
         <w:rPr>
@@ -11541,13 +11629,13 @@
         <w:spacing w:after="60" w:line="264" w:lineRule="auto"/>
       </w:pPr>
       <w:r>
-        <w:t>Limits: one code a minute, 3 per 15 minutes and 8 a day per number; 8 a day</w:t>
-      </w:r>
-      <w:r>
-        <w:t xml:space="preserve"> per account; 200 an hour in all. When Africa's Talking cannot send (an empty balance, a gateway error, no connection), codes pause for 10 minutes and customers carry on without one - nobody is kept from signing up or paying; the log says "phone codes paus</w:t>
-      </w:r>
-      <w:r>
-        <w:t>ed ... top up". A number Africa's Talking calls invalid is refused (400). The code is never written to the log, and numbers in the log are masked (07XX XXX 123).</w:t>
+        <w:t>Limits: one code a minute, 3 per 15 minutes and 8 a day per number; 8 a day per account; 200 an hour in all. When Africa's Talking cannot send (an empty balance, a gateway error, no conne</w:t>
+      </w:r>
+      <w:r>
+        <w:t xml:space="preserve">ction), codes pause for 10 minutes and customers carry on without one - nobody is kept from signing up or paying; the log says "phone codes paused ... top up". A number Africa's Talking calls invalid is refused (400). The code is never written to the log, </w:t>
+      </w:r>
+      <w:r>
+        <w:t>and numbers in the log are masked (07XX XXX 123).</w:t>
       </w:r>
     </w:p>
     <w:p>
@@ -11560,10 +11648,10 @@
         <w:spacing w:after="60" w:line="264" w:lineRule="auto"/>
       </w:pPr>
       <w:r>
-        <w:t xml:space="preserve">Admins create staff accounts with any role except SuperAdmin, edit them and enable or disable </w:t>
-      </w:r>
-      <w:r>
-        <w:t xml:space="preserve">them (the SuperAdmin account only by the SuperAdmin - see Security model, One SuperAdmin). Exactly one account may be flagged </w:t>
+        <w:t>Admins create staff accounts with any role except SuperAdmin, edit them and enable or disable them (the SuperAdmin account only by the SuperAdmin - see Security model, One SuperAdmin). Exactly one account m</w:t>
+      </w:r>
+      <w:r>
+        <w:t xml:space="preserve">ay be flagged </w:t>
       </w:r>
       <w:r>
         <w:rPr>
@@ -11588,10 +11676,7 @@
         <w:spacing w:after="60" w:line="264" w:lineRule="auto"/>
       </w:pPr>
       <w:r>
-        <w:t xml:space="preserve">Mobile sign-in also proves which phone is </w:t>
-      </w:r>
-      <w:r>
-        <w:t xml:space="preserve">used and is refused for a phone that is not approved (see Security model, Approved phones). </w:t>
+        <w:t xml:space="preserve">Mobile sign-in also proves which phone is used and is refused for a phone that is not approved (see Security model, Approved phones). </w:t>
       </w:r>
       <w:r>
         <w:rPr>
@@ -11603,7 +11688,10 @@
         <w:t>AuthService.login</w:t>
       </w:r>
       <w:r>
-        <w:t xml:space="preserve"> takes this path whenever the request carries a </w:t>
+        <w:t xml:space="preserve"> ta</w:t>
+      </w:r>
+      <w:r>
+        <w:t xml:space="preserve">kes this path whenever the request carries a </w:t>
       </w:r>
       <w:r>
         <w:rPr>
@@ -11664,10 +11752,10 @@
         <w:spacing w:after="60" w:line="264" w:lineRule="auto"/>
       </w:pPr>
       <w:r>
-        <w:t>Phones: admins list every phone that has signed in (waiting ones first); the SuperAdmin approves a waiting phone (with replace when the account already has one), rejects a waiting</w:t>
-      </w:r>
-      <w:r>
-        <w:t xml:space="preserve"> phone or blocks an approved one. A blocked phone can be approved again later.</w:t>
+        <w:t>Phones: admins list every phone that has signed in (waiting ones first); the SuperAdmin approves a waiting phone (with replace when the account already has one), rejects a waiting phone or blocks an approved one. A blocked phone can be approved again later</w:t>
+      </w:r>
+      <w:r>
+        <w:t>.</w:t>
       </w:r>
     </w:p>
     <w:p>
@@ -11692,7 +11780,7 @@
       <w:pPr>
         <w:pStyle w:val="Heading2"/>
       </w:pPr>
-      <w:bookmarkStart w:id="19" w:name="_Toc243700256"/>
+      <w:bookmarkStart w:id="19" w:name="_Toc243726527"/>
       <w:r>
         <w:t>5.2  Products</w:t>
       </w:r>
@@ -11874,16 +11962,7 @@
                 <w:sz w:val="17"/>
                 <w:szCs w:val="17"/>
               </w:rPr>
-              <w:t>DescriptionFor</w:t>
-            </w:r>
-            <w:r>
-              <w:rPr>
-                <w:rFonts w:ascii="Consolas" w:eastAsia="Consolas" w:hAnsi="Consolas" w:cs="Consolas"/>
-                <w:color w:val="3B3F3D"/>
-                <w:sz w:val="17"/>
-                <w:szCs w:val="17"/>
-              </w:rPr>
-              <w:t>matter</w:t>
+              <w:t>DescriptionFormatter</w:t>
             </w:r>
             <w:r>
               <w:rPr>
@@ -12027,7 +12106,10 @@
         <w:t>PRODUCTS.Image</w:t>
       </w:r>
       <w:r>
-        <w:t xml:space="preserve"> stores only a relative key such as </w:t>
+        <w:t xml:space="preserve"> stores onl</w:t>
+      </w:r>
+      <w:r>
+        <w:t xml:space="preserve">y a relative key such as </w:t>
       </w:r>
       <w:r>
         <w:rPr>
@@ -12076,10 +12158,7 @@
         <w:spacing w:after="60" w:line="264" w:lineRule="auto"/>
       </w:pPr>
       <w:r>
-        <w:t>"Most ordered" c</w:t>
-      </w:r>
-      <w:r>
-        <w:t xml:space="preserve">omes from the database function </w:t>
+        <w:t xml:space="preserve">"Most ordered" comes from the database function </w:t>
       </w:r>
       <w:r>
         <w:rPr>
@@ -12104,7 +12183,10 @@
         <w:spacing w:after="60" w:line="264" w:lineRule="auto"/>
       </w:pPr>
       <w:r>
-        <w:t xml:space="preserve">Long descriptions (up to 10,000 characters) are kept exactly as typed. </w:t>
+        <w:t>Long descriptions (up to 10,00</w:t>
+      </w:r>
+      <w:r>
+        <w:t xml:space="preserve">0 characters) are kept exactly as typed. </w:t>
       </w:r>
       <w:r>
         <w:rPr>
@@ -12128,10 +12210,7 @@
         <w:t>Description_Display</w:t>
       </w:r>
       <w:r>
-        <w:t>) in the background and throws it away unless every number</w:t>
-      </w:r>
-      <w:r>
-        <w:t xml:space="preserve"> and fact still matches. A sweep every 5 minutes catches anything missed.</w:t>
+        <w:t>) in the background and throws it away unless every number and fact still matches. A sweep every 5 minutes catches anything missed.</w:t>
       </w:r>
     </w:p>
     <w:p>
@@ -12150,7 +12229,16 @@
           <w:sz w:val="19"/>
           <w:szCs w:val="19"/>
         </w:rPr>
-        <w:t>Marketer_Note</w:t>
+        <w:t>Marketer_Not</w:t>
+      </w:r>
+      <w:r>
+        <w:rPr>
+          <w:rFonts w:ascii="Consolas" w:eastAsia="Consolas" w:hAnsi="Consolas" w:cs="Consolas"/>
+          <w:color w:val="3B3F3D"/>
+          <w:sz w:val="19"/>
+          <w:szCs w:val="19"/>
+        </w:rPr>
+        <w:t>e</w:t>
       </w:r>
       <w:r>
         <w:t xml:space="preserve"> is the short badge shown on the product card (for example "Most ordered - only 2 left").</w:t>
@@ -12178,10 +12266,7 @@
         <w:t>POST /api/products/{id}/retire</w:t>
       </w:r>
       <w:r>
-        <w:t xml:space="preserve"> </w:t>
-      </w:r>
-      <w:r>
-        <w:t xml:space="preserve">and </w:t>
+        <w:t xml:space="preserve"> and </w:t>
       </w:r>
       <w:r>
         <w:rPr>
@@ -12193,7 +12278,10 @@
         <w:t>/unretire</w:t>
       </w:r>
       <w:r>
-        <w:t xml:space="preserve"> (Admin or SuperAdmin, checked here) take a product off the shop or bring it back, recorded in </w:t>
+        <w:t xml:space="preserve"> (Admin or SuperAdmin, checked here) take a product off the shop or bring</w:t>
+      </w:r>
+      <w:r>
+        <w:t xml:space="preserve"> it back, recorded in </w:t>
       </w:r>
       <w:r>
         <w:rPr>
@@ -12230,10 +12318,7 @@
         <w:t>Retired_By</w:t>
       </w:r>
       <w:r>
-        <w:t xml:space="preserve"> and the audit log. The shop's catalogue, product page, "most ordered" and checkout leave retired products out; th</w:t>
-      </w:r>
-      <w:r>
-        <w:t xml:space="preserve">e admin apps ask with </w:t>
+        <w:t xml:space="preserve"> and the audit log. The shop's catalogue, product page, "most ordered" and checkout leave retired products out; the admin apps ask with </w:t>
       </w:r>
       <w:r>
         <w:rPr>
@@ -12254,7 +12339,16 @@
           <w:sz w:val="19"/>
           <w:szCs w:val="19"/>
         </w:rPr>
-        <w:t>GET /api/products/depleted</w:t>
+        <w:t>GET /api/products/deple</w:t>
+      </w:r>
+      <w:r>
+        <w:rPr>
+          <w:rFonts w:ascii="Consolas" w:eastAsia="Consolas" w:hAnsi="Consolas" w:cs="Consolas"/>
+          <w:color w:val="3B3F3D"/>
+          <w:sz w:val="19"/>
+          <w:szCs w:val="19"/>
+        </w:rPr>
+        <w:t>ted</w:t>
       </w:r>
       <w:r>
         <w:t xml:space="preserve"> lists products that have run out (stock 0 or less) and are not retired: the admins' "needs attention" list. Stock and existing orders are never touched.</w:t>
@@ -12269,7 +12363,7 @@
       <w:pPr>
         <w:pStyle w:val="Heading2"/>
       </w:pPr>
-      <w:bookmarkStart w:id="20" w:name="_Toc243700257"/>
+      <w:bookmarkStart w:id="20" w:name="_Toc243726528"/>
       <w:r>
         <w:t>5.3  Marketing campaigns</w:t>
       </w:r>
@@ -12536,7 +12630,10 @@
         <w:t>MarketingService</w:t>
       </w:r>
       <w:r>
-        <w:t xml:space="preserve"> always stores the bare key (</w:t>
+        <w:t xml:space="preserve"> always stores </w:t>
+      </w:r>
+      <w:r>
+        <w:t>the bare key (</w:t>
       </w:r>
       <w:r>
         <w:rPr>
@@ -12567,19 +12664,13 @@
           <w:sz w:val="19"/>
           <w:szCs w:val="19"/>
         </w:rPr>
-        <w:t>PUT</w:t>
-      </w:r>
-      <w:r>
-        <w:rPr>
-          <w:rFonts w:ascii="Consolas" w:eastAsia="Consolas" w:hAnsi="Consolas" w:cs="Consolas"/>
-          <w:color w:val="3B3F3D"/>
-          <w:sz w:val="19"/>
-          <w:szCs w:val="19"/>
-        </w:rPr>
-        <w:t xml:space="preserve"> /api/marketing/campaigns/{campaignId}/products</w:t>
-      </w:r>
-      <w:r>
-        <w:t xml:space="preserve"> replaces the whole set of linked products in one step (body </w:t>
+        <w:t>PUT /api/marketing/campaigns/{campaignId}/products</w:t>
+      </w:r>
+      <w:r>
+        <w:t xml:space="preserve"> replaces the whole set of linked products in on</w:t>
+      </w:r>
+      <w:r>
+        <w:t xml:space="preserve">e step (body </w:t>
       </w:r>
       <w:r>
         <w:rPr>
@@ -12591,10 +12682,10 @@
         <w:t>{"productIds": [...]}</w:t>
       </w:r>
       <w:r>
-        <w:t xml:space="preserve">; an empty list removes them all). The list may name only products that exist and are not in the bin (400 otherwise); links to </w:t>
-      </w:r>
-      <w:r>
-        <w:t xml:space="preserve">products that are already in the bin are left as they are, so restoring such a product brings its campaign back. An unknown or deleted campaign gives 404. Each change writes an </w:t>
+        <w:t>; an empty list removes them all). The list may name only products that exist and are not in the bin (400 otherwise); links to products that are already in the bin are left as they are, so restoring such a product brings i</w:t>
+      </w:r>
+      <w:r>
+        <w:t xml:space="preserve">ts campaign back. An unknown or deleted campaign gives 404. Each change writes an </w:t>
       </w:r>
       <w:r>
         <w:rPr>
@@ -12619,10 +12710,10 @@
         <w:spacing w:after="60" w:line="264" w:lineRule="auto"/>
       </w:pPr>
       <w:r>
-        <w:t>The website shows a campaign only</w:t>
-      </w:r>
-      <w:r>
-        <w:t xml:space="preserve"> while it is running: Active, today within its dates, and with at least one linked product not in the bin. That rule lives in the website server (DWS-WEB-01) and, for the assistant, in </w:t>
+        <w:t xml:space="preserve">The website shows a campaign only while it is running: Active, today within its dates, and with at least one linked product not </w:t>
+      </w:r>
+      <w:r>
+        <w:t xml:space="preserve">in the bin. That rule lives in the website server (DWS-WEB-01) and, for the assistant, in </w:t>
       </w:r>
       <w:r>
         <w:rPr>
@@ -12646,7 +12737,7 @@
       <w:pPr>
         <w:pStyle w:val="Heading2"/>
       </w:pPr>
-      <w:bookmarkStart w:id="21" w:name="_Toc243700258"/>
+      <w:bookmarkStart w:id="21" w:name="_Toc243726529"/>
       <w:r>
         <w:t>5.4  Orders and checkout</w:t>
       </w:r>
@@ -12735,17 +12826,7 @@
                 <w:sz w:val="19"/>
                 <w:szCs w:val="19"/>
               </w:rPr>
-              <w:t>Det</w:t>
-            </w:r>
-            <w:r>
-              <w:rPr>
-                <w:b/>
-                <w:bCs/>
-                <w:color w:val="FFFFFF"/>
-                <w:sz w:val="19"/>
-                <w:szCs w:val="19"/>
-              </w:rPr>
-              <w:t>ails</w:t>
+              <w:t>Details</w:t>
             </w:r>
           </w:p>
         </w:tc>
@@ -12945,7 +13026,10 @@
         <w:t>SELECT ... FOR UPDATE</w:t>
       </w:r>
       <w:r>
-        <w:t>) and checked against stock. A shortfall rejects the whole order with a message naming the products.</w:t>
+        <w:t>) and checked again</w:t>
+      </w:r>
+      <w:r>
+        <w:t>st stock. A shortfall rejects the whole order with a message naming the products.</w:t>
       </w:r>
     </w:p>
     <w:p>
@@ -12958,10 +13042,10 @@
         <w:spacing w:after="60" w:line="264" w:lineRule="auto"/>
       </w:pPr>
       <w:r>
-        <w:t>The order, its items, a negative stock movement and a PENDING delivery record are written. Th</w:t>
-      </w:r>
-      <w:r>
-        <w:t>e delivery estimate is 3 weeks, or 3 months if any item is larger than 500 body feet per piece.</w:t>
+        <w:t>The order, its items, a negative stock movement and a PENDING delivery record are written. The delivery estimate is 3 weeks, or 3 months if any item is larger than 500 body f</w:t>
+      </w:r>
+      <w:r>
+        <w:t>eet per piece.</w:t>
       </w:r>
     </w:p>
     <w:p>
@@ -12987,10 +13071,10 @@
         <w:spacing w:after="60" w:line="264" w:lineRule="auto"/>
       </w:pPr>
       <w:r>
-        <w:t>The payment is settled by the Safa</w:t>
-      </w:r>
-      <w:r>
-        <w:t>ricom callback or by a status query when the order page polls (at most once every 8 seconds per payment). Success marks the order PAID; failure cancels it and returns the stock.</w:t>
+        <w:t>The payment is settled by the Safaricom callback or by a status query when the order page polls (at most once every</w:t>
+      </w:r>
+      <w:r>
+        <w:t xml:space="preserve"> 8 seconds per payment). Success marks the order PAID; failure cancels it and returns the stock.</w:t>
       </w:r>
     </w:p>
     <w:p>
@@ -13003,10 +13087,7 @@
         <w:spacing w:after="60" w:line="264" w:lineRule="auto"/>
       </w:pPr>
       <w:r>
-        <w:t>The receipt (since 17 October 2026, migration 035): a callback's M-Pesa receip</w:t>
-      </w:r>
-      <w:r>
-        <w:t xml:space="preserve">t is stored in </w:t>
+        <w:t xml:space="preserve">The receipt (since 17 October 2026, migration 035): a callback's M-Pesa receipt is stored in </w:t>
       </w:r>
       <w:r>
         <w:rPr>
@@ -13018,7 +13099,10 @@
         <w:t>PRODUCT_PAYMENTS.Mpesa_Receipt</w:t>
       </w:r>
       <w:r>
-        <w:t xml:space="preserve"> (and still appended to the description); a payment settled by the status query has none, because that query returns no receipt. </w:t>
+        <w:t xml:space="preserve"> (and still appended to the descript</w:t>
+      </w:r>
+      <w:r>
+        <w:t xml:space="preserve">ion); a payment settled by the status query has none, because that query returns no receipt. </w:t>
       </w:r>
       <w:r>
         <w:rPr>
@@ -13030,10 +13114,7 @@
         <w:t>GET /api/orders/payments</w:t>
       </w:r>
       <w:r>
-        <w:t xml:space="preserve"> (admin) lists the website payments with their receipts, a</w:t>
-      </w:r>
-      <w:r>
-        <w:t>nd the pending-orders data (</w:t>
+        <w:t xml:space="preserve"> (admin) lists the website payments with their receipts, and the pending-orders data (</w:t>
       </w:r>
       <w:r>
         <w:rPr>
@@ -13070,7 +13151,10 @@
         <w:t>Order_ID</w:t>
       </w:r>
       <w:r>
-        <w:t>; they see their own 1st, 2nd, 3rd order number. Admins can drop an order that is not yet on a trip: the stock is returned, the cancellation cost is kept and the refund is paid later through Send Money (category ORDER_REFUND).</w:t>
+        <w:t>; they see their own 1st, 2nd, 3rd order number. Admins can drop an order that is not yet on a trip: the stock is returned, the cancellation cost is kept and the refund is paid later thr</w:t>
+      </w:r>
+      <w:r>
+        <w:t>ough Send Money (category ORDER_REFUND).</w:t>
       </w:r>
     </w:p>
     <w:p>
@@ -13091,10 +13175,7 @@
         <w:t xml:space="preserve">Where to adjust: </w:t>
       </w:r>
       <w:r>
-        <w:t>Delivery est</w:t>
-      </w:r>
-      <w:r>
-        <w:t xml:space="preserve">imate rules: constants </w:t>
+        <w:t xml:space="preserve">Delivery estimate rules: constants </w:t>
       </w:r>
       <w:r>
         <w:rPr>
@@ -13174,12 +13255,9 @@
       <w:pPr>
         <w:pStyle w:val="Heading2"/>
       </w:pPr>
-      <w:bookmarkStart w:id="22" w:name="_Toc243700259"/>
-      <w:r>
-        <w:t>5.5  De</w:t>
-      </w:r>
-      <w:r>
-        <w:t>liveries</w:t>
+      <w:bookmarkStart w:id="22" w:name="_Toc243726530"/>
+      <w:r>
+        <w:t>5.5  Deliveries</w:t>
       </w:r>
       <w:bookmarkEnd w:id="22"/>
     </w:p>
@@ -13588,7 +13666,7 @@
       <w:pPr>
         <w:pStyle w:val="Heading2"/>
       </w:pPr>
-      <w:bookmarkStart w:id="23" w:name="_Toc243700260"/>
+      <w:bookmarkStart w:id="23" w:name="_Toc243726531"/>
       <w:r>
         <w:t>5.6  Trips</w:t>
       </w:r>
@@ -13972,7 +14050,7 @@
       <w:pPr>
         <w:pStyle w:val="Heading2"/>
       </w:pPr>
-      <w:bookmarkStart w:id="24" w:name="_Toc243700261"/>
+      <w:bookmarkStart w:id="24" w:name="_Toc243726532"/>
       <w:r>
         <w:lastRenderedPageBreak/>
         <w:t>5.7  Trees, farmers and farmer payments</w:t>
@@ -14322,7 +14400,7 @@
       <w:pPr>
         <w:pStyle w:val="Heading2"/>
       </w:pPr>
-      <w:bookmarkStart w:id="25" w:name="_Toc243700262"/>
+      <w:bookmarkStart w:id="25" w:name="_Toc243726533"/>
       <w:r>
         <w:t>5.8  Expenses</w:t>
       </w:r>
@@ -14654,7 +14732,7 @@
       <w:pPr>
         <w:pStyle w:val="Heading2"/>
       </w:pPr>
-      <w:bookmarkStart w:id="26" w:name="_Toc243700263"/>
+      <w:bookmarkStart w:id="26" w:name="_Toc243726534"/>
       <w:r>
         <w:t>5.9  Loans and capital</w:t>
       </w:r>
@@ -14907,7 +14985,7 @@
       <w:pPr>
         <w:pStyle w:val="Heading2"/>
       </w:pPr>
-      <w:bookmarkStart w:id="27" w:name="_Toc243700264"/>
+      <w:bookmarkStart w:id="27" w:name="_Toc243726535"/>
       <w:r>
         <w:t>5.10  Transactions and payments</w:t>
       </w:r>
@@ -15193,7 +15271,7 @@
       <w:pPr>
         <w:pStyle w:val="Heading2"/>
       </w:pPr>
-      <w:bookmarkStart w:id="28" w:name="_Toc243700265"/>
+      <w:bookmarkStart w:id="28" w:name="_Toc243726536"/>
       <w:r>
         <w:t>5.11  SMS queue (offline M-Pesa payments)</w:t>
       </w:r>
@@ -15525,7 +15603,7 @@
       <w:pPr>
         <w:pStyle w:val="Heading2"/>
       </w:pPr>
-      <w:bookmarkStart w:id="29" w:name="_Toc243700266"/>
+      <w:bookmarkStart w:id="29" w:name="_Toc243726537"/>
       <w:r>
         <w:lastRenderedPageBreak/>
         <w:t>5.12  Help page questions (FAQs)</w:t>
@@ -15901,7 +15979,7 @@
       <w:pPr>
         <w:pStyle w:val="Heading2"/>
       </w:pPr>
-      <w:bookmarkStart w:id="30" w:name="_Toc243700267"/>
+      <w:bookmarkStart w:id="30" w:name="_Toc243726538"/>
       <w:r>
         <w:t>5.13  Bulk order pictures (showcase)</w:t>
       </w:r>
@@ -16394,7 +16472,7 @@
       <w:pPr>
         <w:pStyle w:val="Heading2"/>
       </w:pPr>
-      <w:bookmarkStart w:id="31" w:name="_Toc243700268"/>
+      <w:bookmarkStart w:id="31" w:name="_Toc243726539"/>
       <w:r>
         <w:t>5.14  Ratings and reviews</w:t>
       </w:r>
@@ -16720,7 +16798,7 @@
       <w:pPr>
         <w:pStyle w:val="Heading2"/>
       </w:pPr>
-      <w:bookmarkStart w:id="32" w:name="_Toc243700269"/>
+      <w:bookmarkStart w:id="32" w:name="_Toc243726540"/>
       <w:r>
         <w:t>5.15  Delivery areas, machines and vehicles</w:t>
       </w:r>
@@ -16786,7 +16864,7 @@
       <w:pPr>
         <w:pStyle w:val="Heading2"/>
       </w:pPr>
-      <w:bookmarkStart w:id="33" w:name="_Toc243700270"/>
+      <w:bookmarkStart w:id="33" w:name="_Toc243726541"/>
       <w:r>
         <w:t>5.16  Insights, AI and da</w:t>
       </w:r>
@@ -16978,7 +17056,7 @@
       <w:pPr>
         <w:pStyle w:val="Heading1"/>
       </w:pPr>
-      <w:bookmarkStart w:id="34" w:name="_Toc243700271"/>
+      <w:bookmarkStart w:id="34" w:name="_Toc243726542"/>
       <w:r>
         <w:lastRenderedPageBreak/>
         <w:t>6  Scheduled jobs</w:t>
@@ -17375,7 +17453,7 @@
       <w:pPr>
         <w:pStyle w:val="Heading1"/>
       </w:pPr>
-      <w:bookmarkStart w:id="35" w:name="_Toc243700272"/>
+      <w:bookmarkStart w:id="35" w:name="_Toc243726543"/>
       <w:r>
         <w:lastRenderedPageBreak/>
         <w:t>7  External services and network resilience</w:t>
@@ -17577,7 +17655,7 @@
       <w:pPr>
         <w:pStyle w:val="Heading1"/>
       </w:pPr>
-      <w:bookmarkStart w:id="36" w:name="_Toc243700273"/>
+      <w:bookmarkStart w:id="36" w:name="_Toc243726544"/>
       <w:r>
         <w:lastRenderedPageBreak/>
         <w:t>8  Error answers</w:t>
@@ -17628,7 +17706,7 @@
       <w:pPr>
         <w:pStyle w:val="Heading1"/>
       </w:pPr>
-      <w:bookmarkStart w:id="37" w:name="_Toc243700274"/>
+      <w:bookmarkStart w:id="37" w:name="_Toc243726545"/>
       <w:r>
         <w:lastRenderedPageBreak/>
         <w:t>9  Configuration</w:t>
@@ -22163,7 +22241,7 @@
       <w:pPr>
         <w:pStyle w:val="Heading1"/>
       </w:pPr>
-      <w:bookmarkStart w:id="38" w:name="_Toc243700275"/>
+      <w:bookmarkStart w:id="38" w:name="_Toc243726546"/>
       <w:r>
         <w:lastRenderedPageBreak/>
         <w:t>10  Building and running</w:t>
@@ -22378,7 +22456,7 @@
       <w:pPr>
         <w:pStyle w:val="Heading1"/>
       </w:pPr>
-      <w:bookmarkStart w:id="39" w:name="_Toc243700276"/>
+      <w:bookmarkStart w:id="39" w:name="_Toc243726547"/>
       <w:r>
         <w:lastRenderedPageBreak/>
         <w:t>11  Known limitations and future work</w:t>
@@ -22470,7 +22548,7 @@
       <w:pPr>
         <w:pStyle w:val="Heading1"/>
       </w:pPr>
-      <w:bookmarkStart w:id="40" w:name="_Toc243700277"/>
+      <w:bookmarkStart w:id="40" w:name="_Toc243726548"/>
       <w:r>
         <w:lastRenderedPageBreak/>
         <w:t>12  Development history</w:t>
@@ -25293,7 +25371,7 @@
       <w:pPr>
         <w:pStyle w:val="Heading1"/>
       </w:pPr>
-      <w:bookmarkStart w:id="41" w:name="_Toc243700278"/>
+      <w:bookmarkStart w:id="41" w:name="_Toc243726549"/>
       <w:r>
         <w:lastRenderedPageBreak/>
         <w:t>13  Appendix A - Endpoint reference</w:t>
@@ -25315,7 +25393,7 @@
       <w:pPr>
         <w:pStyle w:val="Heading2"/>
       </w:pPr>
-      <w:bookmarkStart w:id="42" w:name="_Toc243700279"/>
+      <w:bookmarkStart w:id="42" w:name="_Toc243726550"/>
       <w:r>
         <w:t>13.1  Admin</w:t>
       </w:r>
@@ -25685,7 +25763,7 @@
       <w:pPr>
         <w:pStyle w:val="Heading2"/>
       </w:pPr>
-      <w:bookmarkStart w:id="43" w:name="_Toc243700280"/>
+      <w:bookmarkStart w:id="43" w:name="_Toc243726551"/>
       <w:r>
         <w:t>13.2  AiChat</w:t>
       </w:r>
@@ -26158,7 +26236,7 @@
       <w:pPr>
         <w:pStyle w:val="Heading2"/>
       </w:pPr>
-      <w:bookmarkStart w:id="44" w:name="_Toc243700281"/>
+      <w:bookmarkStart w:id="44" w:name="_Toc243726552"/>
       <w:r>
         <w:t>13.3  Auth</w:t>
       </w:r>
@@ -27789,7 +27867,7 @@
       <w:pPr>
         <w:pStyle w:val="Heading2"/>
       </w:pPr>
-      <w:bookmarkStart w:id="45" w:name="_Toc243700282"/>
+      <w:bookmarkStart w:id="45" w:name="_Toc243726553"/>
       <w:r>
         <w:t>13.4  Computer</w:t>
       </w:r>
@@ -28369,7 +28447,7 @@
       <w:pPr>
         <w:pStyle w:val="Heading2"/>
       </w:pPr>
-      <w:bookmarkStart w:id="46" w:name="_Toc243700283"/>
+      <w:bookmarkStart w:id="46" w:name="_Toc243726554"/>
       <w:r>
         <w:t>13.5  Delivery</w:t>
       </w:r>
@@ -30733,7 +30811,7 @@
       <w:pPr>
         <w:pStyle w:val="Heading2"/>
       </w:pPr>
-      <w:bookmarkStart w:id="47" w:name="_Toc243700284"/>
+      <w:bookmarkStart w:id="47" w:name="_Toc243726555"/>
       <w:r>
         <w:t>13.6  Device</w:t>
       </w:r>
@@ -31314,7 +31392,7 @@
       <w:pPr>
         <w:pStyle w:val="Heading2"/>
       </w:pPr>
-      <w:bookmarkStart w:id="48" w:name="_Toc243700285"/>
+      <w:bookmarkStart w:id="48" w:name="_Toc243726556"/>
       <w:r>
         <w:t>13.7  Expense</w:t>
       </w:r>
@@ -31894,7 +31972,7 @@
       <w:pPr>
         <w:pStyle w:val="Heading2"/>
       </w:pPr>
-      <w:bookmarkStart w:id="49" w:name="_Toc243700286"/>
+      <w:bookmarkStart w:id="49" w:name="_Toc243726557"/>
       <w:r>
         <w:t>13.8  Faq</w:t>
       </w:r>
@@ -32684,7 +32762,7 @@
       <w:pPr>
         <w:pStyle w:val="Heading2"/>
       </w:pPr>
-      <w:bookmarkStart w:id="50" w:name="_Toc243700287"/>
+      <w:bookmarkStart w:id="50" w:name="_Toc243726558"/>
       <w:r>
         <w:t>13.9  Farmer</w:t>
       </w:r>
@@ -33367,7 +33445,7 @@
       <w:pPr>
         <w:pStyle w:val="Heading2"/>
       </w:pPr>
-      <w:bookmarkStart w:id="51" w:name="_Toc243700288"/>
+      <w:bookmarkStart w:id="51" w:name="_Toc243726559"/>
       <w:r>
         <w:lastRenderedPageBreak/>
         <w:t>13.10  FarmerPayment</w:t>
@@ -33738,7 +33816,7 @@
       <w:pPr>
         <w:pStyle w:val="Heading2"/>
       </w:pPr>
-      <w:bookmarkStart w:id="52" w:name="_Toc243700289"/>
+      <w:bookmarkStart w:id="52" w:name="_Toc243726560"/>
       <w:r>
         <w:t>13.11  Health</w:t>
       </w:r>
@@ -34001,7 +34079,7 @@
       <w:pPr>
         <w:pStyle w:val="Heading2"/>
       </w:pPr>
-      <w:bookmarkStart w:id="53" w:name="_Toc243700290"/>
+      <w:bookmarkStart w:id="53" w:name="_Toc243726561"/>
       <w:r>
         <w:t>13.12  Insights</w:t>
       </w:r>
@@ -34371,7 +34449,7 @@
       <w:pPr>
         <w:pStyle w:val="Heading2"/>
       </w:pPr>
-      <w:bookmarkStart w:id="54" w:name="_Toc243700291"/>
+      <w:bookmarkStart w:id="54" w:name="_Toc243726562"/>
       <w:r>
         <w:t>13.13  LoanFinance</w:t>
       </w:r>
@@ -35474,7 +35552,7 @@
       <w:pPr>
         <w:pStyle w:val="Heading2"/>
       </w:pPr>
-      <w:bookmarkStart w:id="55" w:name="_Toc243700292"/>
+      <w:bookmarkStart w:id="55" w:name="_Toc243726563"/>
       <w:r>
         <w:lastRenderedPageBreak/>
         <w:t>13.14  Machine</w:t>
@@ -36055,7 +36133,7 @@
       <w:pPr>
         <w:pStyle w:val="Heading2"/>
       </w:pPr>
-      <w:bookmarkStart w:id="56" w:name="_Toc243700293"/>
+      <w:bookmarkStart w:id="56" w:name="_Toc243726564"/>
       <w:r>
         <w:t>13.15  Marketing</w:t>
       </w:r>
@@ -37368,7 +37446,7 @@
       <w:pPr>
         <w:pStyle w:val="Heading2"/>
       </w:pPr>
-      <w:bookmarkStart w:id="57" w:name="_Toc243700294"/>
+      <w:bookmarkStart w:id="57" w:name="_Toc243726565"/>
       <w:r>
         <w:t>13.16  MpesaCallback</w:t>
       </w:r>
@@ -37738,7 +37816,7 @@
       <w:pPr>
         <w:pStyle w:val="Heading2"/>
       </w:pPr>
-      <w:bookmarkStart w:id="58" w:name="_Toc243700295"/>
+      <w:bookmarkStart w:id="58" w:name="_Toc243726566"/>
       <w:r>
         <w:t>13.17  Order</w:t>
       </w:r>
@@ -38632,7 +38710,7 @@
       <w:pPr>
         <w:pStyle w:val="Heading2"/>
       </w:pPr>
-      <w:bookmarkStart w:id="59" w:name="_Toc243700296"/>
+      <w:bookmarkStart w:id="59" w:name="_Toc243726567"/>
       <w:r>
         <w:t>13.18  Product</w:t>
       </w:r>
@@ -39945,7 +40023,7 @@
       <w:pPr>
         <w:pStyle w:val="Heading2"/>
       </w:pPr>
-      <w:bookmarkStart w:id="60" w:name="_Toc243700297"/>
+      <w:bookmarkStart w:id="60" w:name="_Toc243726568"/>
       <w:r>
         <w:t>13.19  RemainderTree</w:t>
       </w:r>
@@ -40525,7 +40603,7 @@
       <w:pPr>
         <w:pStyle w:val="Heading2"/>
       </w:pPr>
-      <w:bookmarkStart w:id="61" w:name="_Toc243700298"/>
+      <w:bookmarkStart w:id="61" w:name="_Toc243726569"/>
       <w:r>
         <w:t>13.20  Review</w:t>
       </w:r>
@@ -41418,7 +41496,7 @@
       <w:pPr>
         <w:pStyle w:val="Heading2"/>
       </w:pPr>
-      <w:bookmarkStart w:id="62" w:name="_Toc243700299"/>
+      <w:bookmarkStart w:id="62" w:name="_Toc243726570"/>
       <w:r>
         <w:t>13.21  Role</w:t>
       </w:r>
@@ -41681,7 +41759,7 @@
       <w:pPr>
         <w:pStyle w:val="Heading2"/>
       </w:pPr>
-      <w:bookmarkStart w:id="63" w:name="_Toc243700300"/>
+      <w:bookmarkStart w:id="63" w:name="_Toc243726571"/>
       <w:r>
         <w:t>13.22  Shipping</w:t>
       </w:r>
@@ -42261,7 +42339,7 @@
       <w:pPr>
         <w:pStyle w:val="Heading2"/>
       </w:pPr>
-      <w:bookmarkStart w:id="64" w:name="_Toc243700301"/>
+      <w:bookmarkStart w:id="64" w:name="_Toc243726572"/>
       <w:r>
         <w:t>13.23  Showcase</w:t>
       </w:r>
@@ -42945,7 +43023,7 @@
       <w:pPr>
         <w:pStyle w:val="Heading2"/>
       </w:pPr>
-      <w:bookmarkStart w:id="65" w:name="_Toc243700302"/>
+      <w:bookmarkStart w:id="65" w:name="_Toc243726573"/>
       <w:r>
         <w:t>13.24  SmsQueue</w:t>
       </w:r>
@@ -43418,7 +43496,7 @@
       <w:pPr>
         <w:pStyle w:val="Heading2"/>
       </w:pPr>
-      <w:bookmarkStart w:id="66" w:name="_Toc243700303"/>
+      <w:bookmarkStart w:id="66" w:name="_Toc243726574"/>
       <w:r>
         <w:t>13.25  Transaction</w:t>
       </w:r>
@@ -44838,7 +44916,7 @@
       <w:pPr>
         <w:pStyle w:val="Heading2"/>
       </w:pPr>
-      <w:bookmarkStart w:id="67" w:name="_Toc243700304"/>
+      <w:bookmarkStart w:id="67" w:name="_Toc243726575"/>
       <w:r>
         <w:t>13.26  Tree</w:t>
       </w:r>
@@ -45732,7 +45810,7 @@
       <w:pPr>
         <w:pStyle w:val="Heading2"/>
       </w:pPr>
-      <w:bookmarkStart w:id="68" w:name="_Toc243700305"/>
+      <w:bookmarkStart w:id="68" w:name="_Toc243726576"/>
       <w:r>
         <w:t>13.27  Trip</w:t>
       </w:r>
@@ -47045,7 +47123,7 @@
       <w:pPr>
         <w:pStyle w:val="Heading2"/>
       </w:pPr>
-      <w:bookmarkStart w:id="69" w:name="_Toc243700306"/>
+      <w:bookmarkStart w:id="69" w:name="_Toc243726577"/>
       <w:r>
         <w:t>13.28  User</w:t>
       </w:r>
@@ -48045,7 +48123,7 @@
       <w:pPr>
         <w:pStyle w:val="Heading2"/>
       </w:pPr>
-      <w:bookmarkStart w:id="70" w:name="_Toc243700307"/>
+      <w:bookmarkStart w:id="70" w:name="_Toc243726578"/>
       <w:r>
         <w:t>13.29  Vehicle</w:t>
       </w:r>
@@ -48625,7 +48703,7 @@
       <w:pPr>
         <w:pStyle w:val="Heading2"/>
       </w:pPr>
-      <w:bookmarkStart w:id="71" w:name="_Toc243700308"/>
+      <w:bookmarkStart w:id="71" w:name="_Toc243726579"/>
       <w:r>
         <w:t>13.30  Settings</w:t>
       </w:r>
@@ -49205,7 +49283,7 @@
       <w:pPr>
         <w:pStyle w:val="Heading2"/>
       </w:pPr>
-      <w:bookmarkStart w:id="72" w:name="_Toc243700309"/>
+      <w:bookmarkStart w:id="72" w:name="_Toc243726580"/>
       <w:r>
         <w:t>13.31  Worker</w:t>
       </w:r>
@@ -51057,10 +51135,10 @@
 <file path=word/numbering.xml><?xml version="1.0" encoding="utf-8"?>
 <w:numbering xmlns:wpc="http://schemas.microsoft.com/office/word/2010/wordprocessingCanvas" xmlns:cx="http://schemas.microsoft.com/office/drawing/2014/chartex" xmlns:cx1="http://schemas.microsoft.com/office/drawing/2015/9/8/chartex" xmlns:mc="http://schemas.openxmlformats.org/markup-compatibility/2006" xmlns:o="urn:schemas-microsoft-com:office:office" xmlns:r="http://schemas.openxmlformats.org/officeDocument/2006/relationships" xmlns:m="http://schemas.openxmlformats.org/officeDocument/2006/math" xmlns:v="urn:schemas-microsoft-com:vml" xmlns:wp14="http://schemas.microsoft.com/office/word/2010/wordprocessingDrawing" xmlns:wp="http://schemas.openxmlformats.org/drawingml/2006/wordprocessingDrawing" xmlns:w10="urn:schemas-microsoft-com:office:word" xmlns:w="http://schemas.openxmlformats.org/wordprocessingml/2006/main" xmlns:w14="http://schemas.microsoft.com/office/word/2010/wordml" xmlns:w15="http://schemas.microsoft.com/office/word/2012/wordml" xmlns:w16se="http://schemas.microsoft.com/office/word/2015/wordml/symex" xmlns:wpg="http://schemas.microsoft.com/office/word/2010/wordprocessingGroup" xmlns:wpi="http://schemas.microsoft.com/office/word/2010/wordprocessingInk" xmlns:wne="http://schemas.microsoft.com/office/word/2006/wordml" xmlns:wps="http://schemas.microsoft.com/office/word/2010/wordprocessingShape" mc:Ignorable="w14 w15 w16se wp14">
   <w:abstractNum w:abstractNumId="0" w15:restartNumberingAfterBreak="0">
-    <w:nsid w:val="08AA0750"/>
+    <w:nsid w:val="250444EC"/>
     <w:multiLevelType w:val="hybridMultilevel"/>
-    <w:tmpl w:val="81FC1EEC"/>
-    <w:lvl w:ilvl="0" w:tplc="BAF28606">
+    <w:tmpl w:val="9758877C"/>
+    <w:lvl w:ilvl="0" w:tplc="02F0274E">
       <w:start w:val="1"/>
       <w:numFmt w:val="decimal"/>
       <w:lvlText w:val="%1."/>
@@ -51069,7 +51147,7 @@
         <w:ind w:left="540" w:hanging="300"/>
       </w:pPr>
     </w:lvl>
-    <w:lvl w:ilvl="1" w:tplc="24486836" w:tentative="1">
+    <w:lvl w:ilvl="1" w:tplc="4E2A15F8" w:tentative="1">
       <w:start w:val="1"/>
       <w:numFmt w:val="lowerLetter"/>
       <w:lvlText w:val="%2."/>
@@ -51078,7 +51156,7 @@
         <w:ind w:left="940" w:hanging="300"/>
       </w:pPr>
     </w:lvl>
-    <w:lvl w:ilvl="2" w:tplc="4FE20B00" w:tentative="1">
+    <w:lvl w:ilvl="2" w:tplc="2E48FC08" w:tentative="1">
       <w:start w:val="1"/>
       <w:numFmt w:val="lowerRoman"/>
       <w:lvlText w:val="%3."/>
@@ -51087,42 +51165,42 @@
         <w:ind w:left="1340" w:hanging="300"/>
       </w:pPr>
     </w:lvl>
-    <w:lvl w:ilvl="3" w:tplc="4C500AE0">
+    <w:lvl w:ilvl="3" w:tplc="7292B00E">
       <w:numFmt w:val="decimal"/>
       <w:lvlText w:val=""/>
       <w:lvlJc w:val="left"/>
     </w:lvl>
-    <w:lvl w:ilvl="4" w:tplc="835E263C">
+    <w:lvl w:ilvl="4" w:tplc="860CE39E">
       <w:numFmt w:val="decimal"/>
       <w:lvlText w:val=""/>
       <w:lvlJc w:val="left"/>
     </w:lvl>
-    <w:lvl w:ilvl="5" w:tplc="478401AA">
+    <w:lvl w:ilvl="5" w:tplc="D222ED2A">
       <w:numFmt w:val="decimal"/>
       <w:lvlText w:val=""/>
       <w:lvlJc w:val="left"/>
     </w:lvl>
-    <w:lvl w:ilvl="6" w:tplc="32D8D736">
+    <w:lvl w:ilvl="6" w:tplc="F3D83276">
       <w:numFmt w:val="decimal"/>
       <w:lvlText w:val=""/>
       <w:lvlJc w:val="left"/>
     </w:lvl>
-    <w:lvl w:ilvl="7" w:tplc="DD4405DC">
+    <w:lvl w:ilvl="7" w:tplc="20E09C70">
       <w:numFmt w:val="decimal"/>
       <w:lvlText w:val=""/>
       <w:lvlJc w:val="left"/>
     </w:lvl>
-    <w:lvl w:ilvl="8" w:tplc="2C6C9B22">
+    <w:lvl w:ilvl="8" w:tplc="F2E85E9C">
       <w:numFmt w:val="decimal"/>
       <w:lvlText w:val=""/>
       <w:lvlJc w:val="left"/>
     </w:lvl>
   </w:abstractNum>
   <w:abstractNum w:abstractNumId="1" w15:restartNumberingAfterBreak="0">
-    <w:nsid w:val="181E6DEF"/>
+    <w:nsid w:val="396C10CA"/>
     <w:multiLevelType w:val="hybridMultilevel"/>
-    <w:tmpl w:val="7AEC222C"/>
-    <w:lvl w:ilvl="0" w:tplc="6A3E3D24" w:tentative="1">
+    <w:tmpl w:val="96A821CA"/>
+    <w:lvl w:ilvl="0" w:tplc="9984D8AC" w:tentative="1">
       <w:start w:val="1"/>
       <w:numFmt w:val="bullet"/>
       <w:lvlText w:val="●"/>
@@ -51131,7 +51209,7 @@
         <w:ind w:left="720" w:hanging="360"/>
       </w:pPr>
     </w:lvl>
-    <w:lvl w:ilvl="1" w:tplc="F9587194" w:tentative="1">
+    <w:lvl w:ilvl="1" w:tplc="C4407C34" w:tentative="1">
       <w:start w:val="1"/>
       <w:numFmt w:val="bullet"/>
       <w:lvlText w:val="○"/>
@@ -51140,7 +51218,7 @@
         <w:ind w:left="1440" w:hanging="360"/>
       </w:pPr>
     </w:lvl>
-    <w:lvl w:ilvl="2" w:tplc="A6DE1D08" w:tentative="1">
+    <w:lvl w:ilvl="2" w:tplc="635081F8" w:tentative="1">
       <w:start w:val="1"/>
       <w:numFmt w:val="bullet"/>
       <w:lvlText w:val="■"/>
@@ -51149,7 +51227,7 @@
         <w:ind w:left="2160" w:hanging="360"/>
       </w:pPr>
     </w:lvl>
-    <w:lvl w:ilvl="3" w:tplc="FC8893C8" w:tentative="1">
+    <w:lvl w:ilvl="3" w:tplc="AF86309A" w:tentative="1">
       <w:start w:val="1"/>
       <w:numFmt w:val="bullet"/>
       <w:lvlText w:val="●"/>
@@ -51158,7 +51236,7 @@
         <w:ind w:left="2880" w:hanging="360"/>
       </w:pPr>
     </w:lvl>
-    <w:lvl w:ilvl="4" w:tplc="02CE08F0" w:tentative="1">
+    <w:lvl w:ilvl="4" w:tplc="EC9E0EA6" w:tentative="1">
       <w:start w:val="1"/>
       <w:numFmt w:val="bullet"/>
       <w:lvlText w:val="○"/>
@@ -51167,7 +51245,7 @@
         <w:ind w:left="3600" w:hanging="360"/>
       </w:pPr>
     </w:lvl>
-    <w:lvl w:ilvl="5" w:tplc="57AE2D96" w:tentative="1">
+    <w:lvl w:ilvl="5" w:tplc="5BF413BE" w:tentative="1">
       <w:start w:val="1"/>
       <w:numFmt w:val="bullet"/>
       <w:lvlText w:val="■"/>
@@ -51176,7 +51254,7 @@
         <w:ind w:left="4320" w:hanging="360"/>
       </w:pPr>
     </w:lvl>
-    <w:lvl w:ilvl="6" w:tplc="1CDED302" w:tentative="1">
+    <w:lvl w:ilvl="6" w:tplc="ADF4D5AA" w:tentative="1">
       <w:start w:val="1"/>
       <w:numFmt w:val="bullet"/>
       <w:lvlText w:val="●"/>
@@ -51185,7 +51263,7 @@
         <w:ind w:left="5040" w:hanging="360"/>
       </w:pPr>
     </w:lvl>
-    <w:lvl w:ilvl="7" w:tplc="6ED0A33A" w:tentative="1">
+    <w:lvl w:ilvl="7" w:tplc="7980BE6A" w:tentative="1">
       <w:start w:val="1"/>
       <w:numFmt w:val="bullet"/>
       <w:lvlText w:val="●"/>
@@ -51194,7 +51272,7 @@
         <w:ind w:left="5760" w:hanging="360"/>
       </w:pPr>
     </w:lvl>
-    <w:lvl w:ilvl="8" w:tplc="660E86EC" w:tentative="1">
+    <w:lvl w:ilvl="8" w:tplc="873EFFE0" w:tentative="1">
       <w:start w:val="1"/>
       <w:numFmt w:val="bullet"/>
       <w:lvlText w:val="●"/>
@@ -51205,10 +51283,10 @@
     </w:lvl>
   </w:abstractNum>
   <w:abstractNum w:abstractNumId="2" w15:restartNumberingAfterBreak="0">
-    <w:nsid w:val="52705D69"/>
+    <w:nsid w:val="7CDD0B88"/>
     <w:multiLevelType w:val="hybridMultilevel"/>
-    <w:tmpl w:val="A23A204E"/>
-    <w:lvl w:ilvl="0" w:tplc="C65EA22C">
+    <w:tmpl w:val="1BB43056"/>
+    <w:lvl w:ilvl="0" w:tplc="9ECA4D4A">
       <w:start w:val="1"/>
       <w:numFmt w:val="bullet"/>
       <w:lvlText w:val="•"/>
@@ -51217,7 +51295,7 @@
         <w:ind w:left="540" w:hanging="300"/>
       </w:pPr>
     </w:lvl>
-    <w:lvl w:ilvl="1" w:tplc="048E28C4" w:tentative="1">
+    <w:lvl w:ilvl="1" w:tplc="7286D956" w:tentative="1">
       <w:start w:val="1"/>
       <w:numFmt w:val="bullet"/>
       <w:lvlText w:val="–"/>
@@ -51226,7 +51304,7 @@
         <w:ind w:left="940" w:hanging="300"/>
       </w:pPr>
     </w:lvl>
-    <w:lvl w:ilvl="2" w:tplc="6980C3A8" w:tentative="1">
+    <w:lvl w:ilvl="2" w:tplc="32B6E11C" w:tentative="1">
       <w:start w:val="1"/>
       <w:numFmt w:val="bullet"/>
       <w:lvlText w:val="◦"/>
@@ -51235,32 +51313,32 @@
         <w:ind w:left="1340" w:hanging="300"/>
       </w:pPr>
     </w:lvl>
-    <w:lvl w:ilvl="3" w:tplc="87F2F768">
+    <w:lvl w:ilvl="3" w:tplc="B372A7D0">
       <w:numFmt w:val="decimal"/>
       <w:lvlText w:val=""/>
       <w:lvlJc w:val="left"/>
     </w:lvl>
-    <w:lvl w:ilvl="4" w:tplc="E6DC3CEE">
+    <w:lvl w:ilvl="4" w:tplc="52306206">
       <w:numFmt w:val="decimal"/>
       <w:lvlText w:val=""/>
       <w:lvlJc w:val="left"/>
     </w:lvl>
-    <w:lvl w:ilvl="5" w:tplc="E4FC3AAC">
+    <w:lvl w:ilvl="5" w:tplc="DDC673B6">
       <w:numFmt w:val="decimal"/>
       <w:lvlText w:val=""/>
       <w:lvlJc w:val="left"/>
     </w:lvl>
-    <w:lvl w:ilvl="6" w:tplc="36A4939C">
+    <w:lvl w:ilvl="6" w:tplc="B22E45E4">
       <w:numFmt w:val="decimal"/>
       <w:lvlText w:val=""/>
       <w:lvlJc w:val="left"/>
     </w:lvl>
-    <w:lvl w:ilvl="7" w:tplc="6CC05BE2">
+    <w:lvl w:ilvl="7" w:tplc="9070812E">
       <w:numFmt w:val="decimal"/>
       <w:lvlText w:val=""/>
       <w:lvlJc w:val="left"/>
     </w:lvl>
-    <w:lvl w:ilvl="8" w:tplc="5FB665BA">
+    <w:lvl w:ilvl="8" w:tplc="55368C14">
       <w:numFmt w:val="decimal"/>
       <w:lvlText w:val=""/>
       <w:lvlJc w:val="left"/>
@@ -51908,7 +51986,7 @@
     <w:autoRedefine/>
     <w:uiPriority w:val="39"/>
     <w:unhideWhenUsed/>
-    <w:rsid w:val="000B601D"/>
+    <w:rsid w:val="00CB18DE"/>
     <w:pPr>
       <w:spacing w:after="100"/>
     </w:pPr>
@@ -51920,7 +51998,7 @@
     <w:autoRedefine/>
     <w:uiPriority w:val="39"/>
     <w:unhideWhenUsed/>
-    <w:rsid w:val="000B601D"/>
+    <w:rsid w:val="00CB18DE"/>
     <w:pPr>
       <w:spacing w:after="100"/>
       <w:ind w:left="210"/>

--- a/documentation/03 Backend/Backend Server.docx
+++ b/documentation/03 Backend/Backend Server.docx
@@ -80,7 +80,7 @@
           <w:left w:w="10" w:type="dxa"/>
           <w:right w:w="10" w:type="dxa"/>
         </w:tblCellMar>
-        <w:tblLook w:val="04A0" w:firstRow="1" w:lastRow="0" w:firstColumn="1" w:lastColumn="0" w:noHBand="0" w:noVBand="1"/>
+        <w:tblLook w:val="0000" w:firstRow="0" w:lastRow="0" w:firstColumn="0" w:lastColumn="0" w:noHBand="0" w:noVBand="0"/>
       </w:tblPr>
       <w:tblGrid>
         <w:gridCol w:w="2600"/>
@@ -289,7 +289,7 @@
                 <w:sz w:val="20"/>
                 <w:szCs w:val="20"/>
               </w:rPr>
-              <w:t>24 October 2026</w:t>
+              <w:t>25 October 2026</w:t>
             </w:r>
           </w:p>
         </w:tc>
@@ -461,7 +461,7 @@
           <w:left w:w="10" w:type="dxa"/>
           <w:right w:w="10" w:type="dxa"/>
         </w:tblCellMar>
-        <w:tblLook w:val="04A0" w:firstRow="1" w:lastRow="0" w:firstColumn="1" w:lastColumn="0" w:noHBand="0" w:noVBand="1"/>
+        <w:tblLook w:val="0000" w:firstRow="0" w:lastRow="0" w:firstColumn="0" w:lastColumn="0" w:noHBand="0" w:noVBand="0"/>
       </w:tblPr>
       <w:tblGrid>
         <w:gridCol w:w="1300"/>
@@ -1251,7 +1251,14 @@
                 <w:sz w:val="19"/>
                 <w:szCs w:val="19"/>
               </w:rPr>
-              <w:t>Website payments list with M-Pesa receipts (GET /api/orders/payments, admin); receipts stored in PRODUCT_PAYMENTS.Mpesa_Receipt.</w:t>
+              <w:t>Website payments list with M-Pesa receipts (GET /api/</w:t>
+            </w:r>
+            <w:r>
+              <w:rPr>
+                <w:sz w:val="19"/>
+                <w:szCs w:val="19"/>
+              </w:rPr>
+              <w:t>orders/payments, admin); receipts stored in PRODUCT_PAYMENTS.Mpesa_Receipt.</w:t>
             </w:r>
           </w:p>
         </w:tc>
@@ -1319,14 +1326,14 @@
                 <w:sz w:val="19"/>
                 <w:szCs w:val="19"/>
               </w:rPr>
-              <w:t>Phone numbers confirmed by an SMS code: PhoneVerificationService, SmsSender, four /api/auth phone endpoint</w:t>
-            </w:r>
-            <w:r>
-              <w:rPr>
-                <w:sz w:val="19"/>
-                <w:szCs w:val="19"/>
-              </w:rPr>
-              <w:t>s, Africa's Talking (Airtel numbers for now); an unconfirmed customer's first order waits for it; the admin user list shows when a number was confirmed.</w:t>
+              <w:t>Phone numbers confirmed by an SMS code: PhoneVerificationService, SmsSender, four /api/auth phone endpoints, Africa's Talking (Airtel numbers for now); an unconfirmed customer's first order waits for it; the admin user list shows when a number was confirme</w:t>
+            </w:r>
+            <w:r>
+              <w:rPr>
+                <w:sz w:val="19"/>
+                <w:szCs w:val="19"/>
+              </w:rPr>
+              <w:t>d.</w:t>
             </w:r>
           </w:p>
         </w:tc>
@@ -1394,14 +1401,7 @@
                 <w:sz w:val="19"/>
                 <w:szCs w:val="19"/>
               </w:rPr>
-              <w:t>Sign-in tokens issued before the clean-up of 18 October 2026 are refused (app.auth</w:t>
-            </w:r>
-            <w:r>
-              <w:rPr>
-                <w:sz w:val="19"/>
-                <w:szCs w:val="19"/>
-              </w:rPr>
-              <w:t>.tokens-valid-from); error answers carry no stack traces (server.error.*).</w:t>
+              <w:t>Sign-in tokens issued before the clean-up of 18 October 2026 are refused (app.auth.tokens-valid-from); error answers carry no stack traces (server.error.*).</w:t>
             </w:r>
           </w:p>
         </w:tc>
@@ -1469,7 +1469,14 @@
                 <w:sz w:val="19"/>
                 <w:szCs w:val="19"/>
               </w:rPr>
-              <w:t>Colour theme per account: USERS.Theme (migration 037), returned at sign-in and by /api/auth/me, saved with PUT /api/auth/me/theme.</w:t>
+              <w:t>Colour theme per account: USERS.Theme (migration 037),</w:t>
+            </w:r>
+            <w:r>
+              <w:rPr>
+                <w:sz w:val="19"/>
+                <w:szCs w:val="19"/>
+              </w:rPr>
+              <w:t xml:space="preserve"> returned at sign-in and by /api/auth/me, saved with PUT /api/auth/me/theme.</w:t>
             </w:r>
           </w:p>
         </w:tc>
@@ -1537,7 +1544,14 @@
                 <w:sz w:val="19"/>
                 <w:szCs w:val="19"/>
               </w:rPr>
-              <w:t>Order tickets (OrderTickets, migration 038), Track my order (GET /api/orders/track, open, with limits on wrong tries) and Share driver (PATCH /api/deliveries/light/{id}/share-driver); the endpoint list now also shows PUT /api/auth/me/theme.</w:t>
+              <w:t>Order tickets (OrderTickets, migration 038), Track my order (GET /api/orders/track, open, with limits on wrong tries) and Share driver (PATCH /api/deliveries/</w:t>
+            </w:r>
+            <w:r>
+              <w:rPr>
+                <w:sz w:val="19"/>
+                <w:szCs w:val="19"/>
+              </w:rPr>
+              <w:t>light/{id}/share-driver); the endpoint list now also shows PUT /api/auth/me/theme.</w:t>
             </w:r>
           </w:p>
         </w:tc>
@@ -1585,14 +1599,7 @@
                 <w:sz w:val="19"/>
                 <w:szCs w:val="19"/>
               </w:rPr>
-              <w:t>24 October</w:t>
-            </w:r>
-            <w:r>
-              <w:rPr>
-                <w:sz w:val="19"/>
-                <w:szCs w:val="19"/>
-              </w:rPr>
-              <w:t xml:space="preserve"> 2026</w:t>
+              <w:t>24 October 2026</w:t>
             </w:r>
           </w:p>
         </w:tc>
@@ -1680,14 +1687,14 @@
                 <w:sz w:val="19"/>
                 <w:szCs w:val="19"/>
               </w:rPr>
-              <w:t>Home overview (GET /api/insights</w:t>
-            </w:r>
-            <w:r>
-              <w:rPr>
-                <w:sz w:val="19"/>
-                <w:szCs w:val="19"/>
-              </w:rPr>
-              <w:t>/overview), the company card on the server (GET and PUT /api/settings/company) and deadline flags on waiting orders (DeliveryDeadline).</w:t>
+              <w:t>Home overview (GET /api/insights/overv</w:t>
+            </w:r>
+            <w:r>
+              <w:rPr>
+                <w:sz w:val="19"/>
+                <w:szCs w:val="19"/>
+              </w:rPr>
+              <w:t>iew), the company card on the server (GET and PUT /api/settings/company) and deadline flags on waiting orders (DeliveryDeadline).</w:t>
             </w:r>
           </w:p>
         </w:tc>
@@ -1755,14 +1762,14 @@
                 <w:sz w:val="19"/>
                 <w:szCs w:val="19"/>
               </w:rPr>
-              <w:t>Worker details and documents (migration 040): WorkerService, WorkerController (/api/workers, 14 end</w:t>
-            </w:r>
-            <w:r>
-              <w:rPr>
-                <w:sz w:val="19"/>
-                <w:szCs w:val="19"/>
-              </w:rPr>
-              <w:t>points) and DataCipher, which encrypts ID-type numbers and document photos with app.workers.data-secret.</w:t>
+              <w:t>Worker details and documents (migration 040): WorkerService, WorkerController (/api/workers, 14 endpoints</w:t>
+            </w:r>
+            <w:r>
+              <w:rPr>
+                <w:sz w:val="19"/>
+                <w:szCs w:val="19"/>
+              </w:rPr>
+              <w:t>) and DataCipher, which encrypts ID-type numbers and document photos with app.workers.data-secret.</w:t>
             </w:r>
           </w:p>
         </w:tc>
@@ -1830,14 +1837,14 @@
                 <w:sz w:val="19"/>
                 <w:szCs w:val="19"/>
               </w:rPr>
-              <w:t>Edits keep what they aren't sent: a delivery area's coordinates and active switch, a product's body feet per unit; "" removes an a</w:t>
-            </w:r>
-            <w:r>
-              <w:rPr>
-                <w:sz w:val="19"/>
-                <w:szCs w:val="19"/>
-              </w:rPr>
-              <w:t>ccount's email.</w:t>
+              <w:t>Edits keep what they aren't sent: a delivery area's coordinates and active switch, a product's body feet per unit; "" removes an account</w:t>
+            </w:r>
+            <w:r>
+              <w:rPr>
+                <w:sz w:val="19"/>
+                <w:szCs w:val="19"/>
+              </w:rPr>
+              <w:t>'s email.</w:t>
             </w:r>
           </w:p>
         </w:tc>
@@ -1911,6 +1918,74 @@
           </w:p>
         </w:tc>
       </w:tr>
+      <w:tr>
+        <w:tblPrEx>
+          <w:tblCellMar>
+            <w:top w:w="0" w:type="dxa"/>
+            <w:bottom w:w="0" w:type="dxa"/>
+          </w:tblCellMar>
+        </w:tblPrEx>
+        <w:tc>
+          <w:tcPr>
+            <w:tcW w:w="1300" w:type="dxa"/>
+            <w:tcMar>
+              <w:top w:w="50" w:type="dxa"/>
+              <w:left w:w="90" w:type="dxa"/>
+              <w:bottom w:w="50" w:type="dxa"/>
+              <w:right w:w="90" w:type="dxa"/>
+            </w:tcMar>
+          </w:tcPr>
+          <w:p>
+            <w:r>
+              <w:rPr>
+                <w:sz w:val="19"/>
+                <w:szCs w:val="19"/>
+              </w:rPr>
+              <w:t>1.1</w:t>
+            </w:r>
+          </w:p>
+        </w:tc>
+        <w:tc>
+          <w:tcPr>
+            <w:tcW w:w="1900" w:type="dxa"/>
+            <w:tcMar>
+              <w:top w:w="50" w:type="dxa"/>
+              <w:left w:w="90" w:type="dxa"/>
+              <w:bottom w:w="50" w:type="dxa"/>
+              <w:right w:w="90" w:type="dxa"/>
+            </w:tcMar>
+          </w:tcPr>
+          <w:p>
+            <w:r>
+              <w:rPr>
+                <w:sz w:val="19"/>
+                <w:szCs w:val="19"/>
+              </w:rPr>
+              <w:t>25 October 2026</w:t>
+            </w:r>
+          </w:p>
+        </w:tc>
+        <w:tc>
+          <w:tcPr>
+            <w:tcW w:w="6438" w:type="dxa"/>
+            <w:tcMar>
+              <w:top w:w="50" w:type="dxa"/>
+              <w:left w:w="90" w:type="dxa"/>
+              <w:bottom w:w="50" w:type="dxa"/>
+              <w:right w:w="90" w:type="dxa"/>
+            </w:tcMar>
+          </w:tcPr>
+          <w:p>
+            <w:r>
+              <w:rPr>
+                <w:sz w:val="19"/>
+                <w:szCs w:val="19"/>
+              </w:rPr>
+              <w:t>Product descriptions: the AI-tidied copy is served only while it matches the description, so an edited description shows at once.</w:t>
+            </w:r>
+          </w:p>
+        </w:tc>
+      </w:tr>
     </w:tbl>
     <w:p>
       <w:pPr>
@@ -1922,7 +1997,15 @@
           <w:sz w:val="20"/>
           <w:szCs w:val="20"/>
         </w:rPr>
-        <w:t>Keep this document up to date: when a feature, setting or server changes, edit the matching section here and add a line to the table above.</w:t>
+        <w:t>Keep this document up to date: when a feature, setting or server changes, edit the matching section here and add a line to th</w:t>
+      </w:r>
+      <w:r>
+        <w:rPr>
+          <w:color w:val="5F6B66"/>
+          <w:sz w:val="20"/>
+          <w:szCs w:val="20"/>
+        </w:rPr>
+        <w:t>e table above.</w:t>
       </w:r>
     </w:p>
     <w:p>
@@ -1943,7 +2026,7 @@
     <w:sdt>
       <w:sdtPr>
         <w:alias w:val="Contents"/>
-        <w:id w:val="-646133719"/>
+        <w:id w:val="83047093"/>
       </w:sdtPr>
       <w:sdtEndPr/>
       <w:sdtContent>
@@ -1970,7 +2053,7 @@
           <w:r>
             <w:fldChar w:fldCharType="separate"/>
           </w:r>
-          <w:hyperlink w:anchor="_Toc243726509" w:history="1">
+          <w:hyperlink w:anchor="_Toc243836816" w:history="1">
             <w:r>
               <w:rPr>
                 <w:rStyle w:val="Hyperlink"/>
@@ -1994,7 +2077,7 @@
               <w:rPr>
                 <w:noProof/>
               </w:rPr>
-              <w:instrText xml:space="preserve"> PAGEREF _Toc243726509 \h </w:instrText>
+              <w:instrText xml:space="preserve"> PAGEREF _Toc243836816 \h </w:instrText>
             </w:r>
             <w:r>
               <w:rPr>
@@ -2035,7 +2118,7 @@
               <w:szCs w:val="22"/>
             </w:rPr>
           </w:pPr>
-          <w:hyperlink w:anchor="_Toc243726510" w:history="1">
+          <w:hyperlink w:anchor="_Toc243836817" w:history="1">
             <w:r>
               <w:rPr>
                 <w:rStyle w:val="Hyperlink"/>
@@ -2059,7 +2142,7 @@
               <w:rPr>
                 <w:noProof/>
               </w:rPr>
-              <w:instrText xml:space="preserve"> PAGEREF _Toc243726510 \h </w:instrText>
+              <w:instrText xml:space="preserve"> PAGEREF _Toc243836817 \h </w:instrText>
             </w:r>
             <w:r>
               <w:rPr>
@@ -2100,7 +2183,7 @@
               <w:szCs w:val="22"/>
             </w:rPr>
           </w:pPr>
-          <w:hyperlink w:anchor="_Toc243726511" w:history="1">
+          <w:hyperlink w:anchor="_Toc243836818" w:history="1">
             <w:r>
               <w:rPr>
                 <w:rStyle w:val="Hyperlink"/>
@@ -2124,7 +2207,7 @@
               <w:rPr>
                 <w:noProof/>
               </w:rPr>
-              <w:instrText xml:space="preserve"> PAGEREF _Toc243726511 \h </w:instrText>
+              <w:instrText xml:space="preserve"> PAGEREF _Toc243836818 \h </w:instrText>
             </w:r>
             <w:r>
               <w:rPr>
@@ -2165,7 +2248,7 @@
               <w:szCs w:val="22"/>
             </w:rPr>
           </w:pPr>
-          <w:hyperlink w:anchor="_Toc243726512" w:history="1">
+          <w:hyperlink w:anchor="_Toc243836819" w:history="1">
             <w:r>
               <w:rPr>
                 <w:rStyle w:val="Hyperlink"/>
@@ -2189,7 +2272,7 @@
               <w:rPr>
                 <w:noProof/>
               </w:rPr>
-              <w:instrText xml:space="preserve"> PAGEREF _Toc243726512 \h </w:instrText>
+              <w:instrText xml:space="preserve"> PAGEREF _Toc243836819 \h </w:instrText>
             </w:r>
             <w:r>
               <w:rPr>
@@ -2230,7 +2313,7 @@
               <w:szCs w:val="22"/>
             </w:rPr>
           </w:pPr>
-          <w:hyperlink w:anchor="_Toc243726513" w:history="1">
+          <w:hyperlink w:anchor="_Toc243836820" w:history="1">
             <w:r>
               <w:rPr>
                 <w:rStyle w:val="Hyperlink"/>
@@ -2254,7 +2337,7 @@
               <w:rPr>
                 <w:noProof/>
               </w:rPr>
-              <w:instrText xml:space="preserve"> PAGEREF _Toc243726513 \h </w:instrText>
+              <w:instrText xml:space="preserve"> PAGEREF _Toc243836820 \h </w:instrText>
             </w:r>
             <w:r>
               <w:rPr>
@@ -2295,7 +2378,7 @@
               <w:szCs w:val="22"/>
             </w:rPr>
           </w:pPr>
-          <w:hyperlink w:anchor="_Toc243726514" w:history="1">
+          <w:hyperlink w:anchor="_Toc243836821" w:history="1">
             <w:r>
               <w:rPr>
                 <w:rStyle w:val="Hyperlink"/>
@@ -2319,7 +2402,7 @@
               <w:rPr>
                 <w:noProof/>
               </w:rPr>
-              <w:instrText xml:space="preserve"> PAGEREF _Toc243726514 \h </w:instrText>
+              <w:instrText xml:space="preserve"> PAGEREF _Toc243836821 \h </w:instrText>
             </w:r>
             <w:r>
               <w:rPr>
@@ -2360,7 +2443,7 @@
               <w:szCs w:val="22"/>
             </w:rPr>
           </w:pPr>
-          <w:hyperlink w:anchor="_Toc243726515" w:history="1">
+          <w:hyperlink w:anchor="_Toc243836822" w:history="1">
             <w:r>
               <w:rPr>
                 <w:rStyle w:val="Hyperlink"/>
@@ -2384,7 +2467,7 @@
               <w:rPr>
                 <w:noProof/>
               </w:rPr>
-              <w:instrText xml:space="preserve"> PAGEREF _Toc243726515 \h </w:instrText>
+              <w:instrText xml:space="preserve"> PAGEREF _Toc243836822 \h </w:instrText>
             </w:r>
             <w:r>
               <w:rPr>
@@ -2425,7 +2508,7 @@
               <w:szCs w:val="22"/>
             </w:rPr>
           </w:pPr>
-          <w:hyperlink w:anchor="_Toc243726516" w:history="1">
+          <w:hyperlink w:anchor="_Toc243836823" w:history="1">
             <w:r>
               <w:rPr>
                 <w:rStyle w:val="Hyperlink"/>
@@ -2449,7 +2532,7 @@
               <w:rPr>
                 <w:noProof/>
               </w:rPr>
-              <w:instrText xml:space="preserve"> PAGEREF _Toc243726516 \h </w:instrText>
+              <w:instrText xml:space="preserve"> PAGEREF _Toc243836823 \h </w:instrText>
             </w:r>
             <w:r>
               <w:rPr>
@@ -2490,7 +2573,7 @@
               <w:szCs w:val="22"/>
             </w:rPr>
           </w:pPr>
-          <w:hyperlink w:anchor="_Toc243726517" w:history="1">
+          <w:hyperlink w:anchor="_Toc243836824" w:history="1">
             <w:r>
               <w:rPr>
                 <w:rStyle w:val="Hyperlink"/>
@@ -2514,7 +2597,7 @@
               <w:rPr>
                 <w:noProof/>
               </w:rPr>
-              <w:instrText xml:space="preserve"> PAGEREF _Toc243726517 \h </w:instrText>
+              <w:instrText xml:space="preserve"> PAGEREF _Toc243836824 \h </w:instrText>
             </w:r>
             <w:r>
               <w:rPr>
@@ -2555,7 +2638,7 @@
               <w:szCs w:val="22"/>
             </w:rPr>
           </w:pPr>
-          <w:hyperlink w:anchor="_Toc243726518" w:history="1">
+          <w:hyperlink w:anchor="_Toc243836825" w:history="1">
             <w:r>
               <w:rPr>
                 <w:rStyle w:val="Hyperlink"/>
@@ -2579,7 +2662,7 @@
               <w:rPr>
                 <w:noProof/>
               </w:rPr>
-              <w:instrText xml:space="preserve"> PAGEREF _Toc243726518 \h </w:instrText>
+              <w:instrText xml:space="preserve"> PAGEREF _Toc243836825 \h </w:instrText>
             </w:r>
             <w:r>
               <w:rPr>
@@ -2620,7 +2703,7 @@
               <w:szCs w:val="22"/>
             </w:rPr>
           </w:pPr>
-          <w:hyperlink w:anchor="_Toc243726519" w:history="1">
+          <w:hyperlink w:anchor="_Toc243836826" w:history="1">
             <w:r>
               <w:rPr>
                 <w:rStyle w:val="Hyperlink"/>
@@ -2644,7 +2727,7 @@
               <w:rPr>
                 <w:noProof/>
               </w:rPr>
-              <w:instrText xml:space="preserve"> PAGEREF _Toc243726519 \h </w:instrText>
+              <w:instrText xml:space="preserve"> PAGEREF _Toc243836826 \h </w:instrText>
             </w:r>
             <w:r>
               <w:rPr>
@@ -2685,7 +2768,7 @@
               <w:szCs w:val="22"/>
             </w:rPr>
           </w:pPr>
-          <w:hyperlink w:anchor="_Toc243726520" w:history="1">
+          <w:hyperlink w:anchor="_Toc243836827" w:history="1">
             <w:r>
               <w:rPr>
                 <w:rStyle w:val="Hyperlink"/>
@@ -2709,7 +2792,7 @@
               <w:rPr>
                 <w:noProof/>
               </w:rPr>
-              <w:instrText xml:space="preserve"> PAGEREF _Toc243726520 \h </w:instrText>
+              <w:instrText xml:space="preserve"> PAGEREF _Toc243836827 \h </w:instrText>
             </w:r>
             <w:r>
               <w:rPr>
@@ -2750,7 +2833,7 @@
               <w:szCs w:val="22"/>
             </w:rPr>
           </w:pPr>
-          <w:hyperlink w:anchor="_Toc243726521" w:history="1">
+          <w:hyperlink w:anchor="_Toc243836828" w:history="1">
             <w:r>
               <w:rPr>
                 <w:rStyle w:val="Hyperlink"/>
@@ -2774,7 +2857,7 @@
               <w:rPr>
                 <w:noProof/>
               </w:rPr>
-              <w:instrText xml:space="preserve"> PAGEREF _Toc243726521 \h </w:instrText>
+              <w:instrText xml:space="preserve"> PAGEREF _Toc243836828 \h </w:instrText>
             </w:r>
             <w:r>
               <w:rPr>
@@ -2815,7 +2898,7 @@
               <w:szCs w:val="22"/>
             </w:rPr>
           </w:pPr>
-          <w:hyperlink w:anchor="_Toc243726522" w:history="1">
+          <w:hyperlink w:anchor="_Toc243836829" w:history="1">
             <w:r>
               <w:rPr>
                 <w:rStyle w:val="Hyperlink"/>
@@ -2839,7 +2922,7 @@
               <w:rPr>
                 <w:noProof/>
               </w:rPr>
-              <w:instrText xml:space="preserve"> PAGEREF _Toc243726522 \h </w:instrText>
+              <w:instrText xml:space="preserve"> PAGEREF _Toc243836829 \h </w:instrText>
             </w:r>
             <w:r>
               <w:rPr>
@@ -2880,7 +2963,7 @@
               <w:szCs w:val="22"/>
             </w:rPr>
           </w:pPr>
-          <w:hyperlink w:anchor="_Toc243726523" w:history="1">
+          <w:hyperlink w:anchor="_Toc243836830" w:history="1">
             <w:r>
               <w:rPr>
                 <w:rStyle w:val="Hyperlink"/>
@@ -2904,7 +2987,7 @@
               <w:rPr>
                 <w:noProof/>
               </w:rPr>
-              <w:instrText xml:space="preserve"> PAGEREF _Toc243726523 \h </w:instrText>
+              <w:instrText xml:space="preserve"> PAGEREF _Toc243836830 \h </w:instrText>
             </w:r>
             <w:r>
               <w:rPr>
@@ -2945,7 +3028,7 @@
               <w:szCs w:val="22"/>
             </w:rPr>
           </w:pPr>
-          <w:hyperlink w:anchor="_Toc243726524" w:history="1">
+          <w:hyperlink w:anchor="_Toc243836831" w:history="1">
             <w:r>
               <w:rPr>
                 <w:rStyle w:val="Hyperlink"/>
@@ -2969,7 +3052,7 @@
               <w:rPr>
                 <w:noProof/>
               </w:rPr>
-              <w:instrText xml:space="preserve"> PAGEREF _Toc243726524 \h </w:instrText>
+              <w:instrText xml:space="preserve"> PAGEREF _Toc243836831 \h </w:instrText>
             </w:r>
             <w:r>
               <w:rPr>
@@ -3010,7 +3093,7 @@
               <w:szCs w:val="22"/>
             </w:rPr>
           </w:pPr>
-          <w:hyperlink w:anchor="_Toc243726525" w:history="1">
+          <w:hyperlink w:anchor="_Toc243836832" w:history="1">
             <w:r>
               <w:rPr>
                 <w:rStyle w:val="Hyperlink"/>
@@ -3034,7 +3117,7 @@
               <w:rPr>
                 <w:noProof/>
               </w:rPr>
-              <w:instrText xml:space="preserve"> PAGEREF _Toc243726525 \h </w:instrText>
+              <w:instrText xml:space="preserve"> PAGEREF _Toc243836832 \h </w:instrText>
             </w:r>
             <w:r>
               <w:rPr>
@@ -3075,7 +3158,7 @@
               <w:szCs w:val="22"/>
             </w:rPr>
           </w:pPr>
-          <w:hyperlink w:anchor="_Toc243726526" w:history="1">
+          <w:hyperlink w:anchor="_Toc243836833" w:history="1">
             <w:r>
               <w:rPr>
                 <w:rStyle w:val="Hyperlink"/>
@@ -3099,7 +3182,7 @@
               <w:rPr>
                 <w:noProof/>
               </w:rPr>
-              <w:instrText xml:space="preserve"> PAGEREF _Toc243726526 \h </w:instrText>
+              <w:instrText xml:space="preserve"> PAGEREF _Toc243836833 \h </w:instrText>
             </w:r>
             <w:r>
               <w:rPr>
@@ -3140,7 +3223,7 @@
               <w:szCs w:val="22"/>
             </w:rPr>
           </w:pPr>
-          <w:hyperlink w:anchor="_Toc243726527" w:history="1">
+          <w:hyperlink w:anchor="_Toc243836834" w:history="1">
             <w:r>
               <w:rPr>
                 <w:rStyle w:val="Hyperlink"/>
@@ -3164,7 +3247,7 @@
               <w:rPr>
                 <w:noProof/>
               </w:rPr>
-              <w:instrText xml:space="preserve"> PAGEREF _Toc243726527 \h </w:instrText>
+              <w:instrText xml:space="preserve"> PAGEREF _Toc243836834 \h </w:instrText>
             </w:r>
             <w:r>
               <w:rPr>
@@ -3205,7 +3288,7 @@
               <w:szCs w:val="22"/>
             </w:rPr>
           </w:pPr>
-          <w:hyperlink w:anchor="_Toc243726528" w:history="1">
+          <w:hyperlink w:anchor="_Toc243836835" w:history="1">
             <w:r>
               <w:rPr>
                 <w:rStyle w:val="Hyperlink"/>
@@ -3229,7 +3312,7 @@
               <w:rPr>
                 <w:noProof/>
               </w:rPr>
-              <w:instrText xml:space="preserve"> PAGEREF _Toc243726528 \h </w:instrText>
+              <w:instrText xml:space="preserve"> PAGEREF _Toc243836835 \h </w:instrText>
             </w:r>
             <w:r>
               <w:rPr>
@@ -3270,7 +3353,7 @@
               <w:szCs w:val="22"/>
             </w:rPr>
           </w:pPr>
-          <w:hyperlink w:anchor="_Toc243726529" w:history="1">
+          <w:hyperlink w:anchor="_Toc243836836" w:history="1">
             <w:r>
               <w:rPr>
                 <w:rStyle w:val="Hyperlink"/>
@@ -3294,7 +3377,7 @@
               <w:rPr>
                 <w:noProof/>
               </w:rPr>
-              <w:instrText xml:space="preserve"> PAGEREF _Toc243726529 \h </w:instrText>
+              <w:instrText xml:space="preserve"> PAGEREF _Toc243836836 \h </w:instrText>
             </w:r>
             <w:r>
               <w:rPr>
@@ -3335,7 +3418,7 @@
               <w:szCs w:val="22"/>
             </w:rPr>
           </w:pPr>
-          <w:hyperlink w:anchor="_Toc243726530" w:history="1">
+          <w:hyperlink w:anchor="_Toc243836837" w:history="1">
             <w:r>
               <w:rPr>
                 <w:rStyle w:val="Hyperlink"/>
@@ -3359,7 +3442,7 @@
               <w:rPr>
                 <w:noProof/>
               </w:rPr>
-              <w:instrText xml:space="preserve"> PAGEREF _Toc243726530 \h </w:instrText>
+              <w:instrText xml:space="preserve"> PAGEREF _Toc243836837 \h </w:instrText>
             </w:r>
             <w:r>
               <w:rPr>
@@ -3400,7 +3483,7 @@
               <w:szCs w:val="22"/>
             </w:rPr>
           </w:pPr>
-          <w:hyperlink w:anchor="_Toc243726531" w:history="1">
+          <w:hyperlink w:anchor="_Toc243836838" w:history="1">
             <w:r>
               <w:rPr>
                 <w:rStyle w:val="Hyperlink"/>
@@ -3424,7 +3507,7 @@
               <w:rPr>
                 <w:noProof/>
               </w:rPr>
-              <w:instrText xml:space="preserve"> PAGEREF _Toc243726531 \h </w:instrText>
+              <w:instrText xml:space="preserve"> PAGEREF _Toc243836838 \h </w:instrText>
             </w:r>
             <w:r>
               <w:rPr>
@@ -3465,7 +3548,7 @@
               <w:szCs w:val="22"/>
             </w:rPr>
           </w:pPr>
-          <w:hyperlink w:anchor="_Toc243726532" w:history="1">
+          <w:hyperlink w:anchor="_Toc243836839" w:history="1">
             <w:r>
               <w:rPr>
                 <w:rStyle w:val="Hyperlink"/>
@@ -3489,7 +3572,7 @@
               <w:rPr>
                 <w:noProof/>
               </w:rPr>
-              <w:instrText xml:space="preserve"> PAGEREF _Toc243726532 \h </w:instrText>
+              <w:instrText xml:space="preserve"> PAGEREF _Toc243836839 \h </w:instrText>
             </w:r>
             <w:r>
               <w:rPr>
@@ -3530,7 +3613,7 @@
               <w:szCs w:val="22"/>
             </w:rPr>
           </w:pPr>
-          <w:hyperlink w:anchor="_Toc243726533" w:history="1">
+          <w:hyperlink w:anchor="_Toc243836840" w:history="1">
             <w:r>
               <w:rPr>
                 <w:rStyle w:val="Hyperlink"/>
@@ -3554,7 +3637,7 @@
               <w:rPr>
                 <w:noProof/>
               </w:rPr>
-              <w:instrText xml:space="preserve"> PAGEREF _Toc243726533 \h </w:instrText>
+              <w:instrText xml:space="preserve"> PAGEREF _Toc243836840 \h </w:instrText>
             </w:r>
             <w:r>
               <w:rPr>
@@ -3595,7 +3678,7 @@
               <w:szCs w:val="22"/>
             </w:rPr>
           </w:pPr>
-          <w:hyperlink w:anchor="_Toc243726534" w:history="1">
+          <w:hyperlink w:anchor="_Toc243836841" w:history="1">
             <w:r>
               <w:rPr>
                 <w:rStyle w:val="Hyperlink"/>
@@ -3619,7 +3702,7 @@
               <w:rPr>
                 <w:noProof/>
               </w:rPr>
-              <w:instrText xml:space="preserve"> PAGEREF _Toc243726534 \h </w:instrText>
+              <w:instrText xml:space="preserve"> PAGEREF _Toc243836841 \h </w:instrText>
             </w:r>
             <w:r>
               <w:rPr>
@@ -3660,7 +3743,7 @@
               <w:szCs w:val="22"/>
             </w:rPr>
           </w:pPr>
-          <w:hyperlink w:anchor="_Toc243726535" w:history="1">
+          <w:hyperlink w:anchor="_Toc243836842" w:history="1">
             <w:r>
               <w:rPr>
                 <w:rStyle w:val="Hyperlink"/>
@@ -3684,7 +3767,7 @@
               <w:rPr>
                 <w:noProof/>
               </w:rPr>
-              <w:instrText xml:space="preserve"> PAGEREF _Toc243726535 \h </w:instrText>
+              <w:instrText xml:space="preserve"> PAGEREF _Toc243836842 \h </w:instrText>
             </w:r>
             <w:r>
               <w:rPr>
@@ -3725,7 +3808,7 @@
               <w:szCs w:val="22"/>
             </w:rPr>
           </w:pPr>
-          <w:hyperlink w:anchor="_Toc243726536" w:history="1">
+          <w:hyperlink w:anchor="_Toc243836843" w:history="1">
             <w:r>
               <w:rPr>
                 <w:rStyle w:val="Hyperlink"/>
@@ -3749,7 +3832,7 @@
               <w:rPr>
                 <w:noProof/>
               </w:rPr>
-              <w:instrText xml:space="preserve"> PAGEREF _Toc243726536 \h </w:instrText>
+              <w:instrText xml:space="preserve"> PAGEREF _Toc243836843 \h </w:instrText>
             </w:r>
             <w:r>
               <w:rPr>
@@ -3790,7 +3873,7 @@
               <w:szCs w:val="22"/>
             </w:rPr>
           </w:pPr>
-          <w:hyperlink w:anchor="_Toc243726537" w:history="1">
+          <w:hyperlink w:anchor="_Toc243836844" w:history="1">
             <w:r>
               <w:rPr>
                 <w:rStyle w:val="Hyperlink"/>
@@ -3814,7 +3897,7 @@
               <w:rPr>
                 <w:noProof/>
               </w:rPr>
-              <w:instrText xml:space="preserve"> PAGEREF _Toc243726537 \h </w:instrText>
+              <w:instrText xml:space="preserve"> PAGEREF _Toc243836844 \h </w:instrText>
             </w:r>
             <w:r>
               <w:rPr>
@@ -3855,7 +3938,7 @@
               <w:szCs w:val="22"/>
             </w:rPr>
           </w:pPr>
-          <w:hyperlink w:anchor="_Toc243726538" w:history="1">
+          <w:hyperlink w:anchor="_Toc243836845" w:history="1">
             <w:r>
               <w:rPr>
                 <w:rStyle w:val="Hyperlink"/>
@@ -3879,7 +3962,7 @@
               <w:rPr>
                 <w:noProof/>
               </w:rPr>
-              <w:instrText xml:space="preserve"> PAGEREF _Toc243726538 \h </w:instrText>
+              <w:instrText xml:space="preserve"> PAGEREF _Toc243836845 \h </w:instrText>
             </w:r>
             <w:r>
               <w:rPr>
@@ -3920,7 +4003,7 @@
               <w:szCs w:val="22"/>
             </w:rPr>
           </w:pPr>
-          <w:hyperlink w:anchor="_Toc243726539" w:history="1">
+          <w:hyperlink w:anchor="_Toc243836846" w:history="1">
             <w:r>
               <w:rPr>
                 <w:rStyle w:val="Hyperlink"/>
@@ -3944,7 +4027,7 @@
               <w:rPr>
                 <w:noProof/>
               </w:rPr>
-              <w:instrText xml:space="preserve"> PAGEREF _Toc243726539 \h </w:instrText>
+              <w:instrText xml:space="preserve"> PAGEREF _Toc243836846 \h </w:instrText>
             </w:r>
             <w:r>
               <w:rPr>
@@ -3985,7 +4068,7 @@
               <w:szCs w:val="22"/>
             </w:rPr>
           </w:pPr>
-          <w:hyperlink w:anchor="_Toc243726540" w:history="1">
+          <w:hyperlink w:anchor="_Toc243836847" w:history="1">
             <w:r>
               <w:rPr>
                 <w:rStyle w:val="Hyperlink"/>
@@ -4009,7 +4092,7 @@
               <w:rPr>
                 <w:noProof/>
               </w:rPr>
-              <w:instrText xml:space="preserve"> PAGEREF _Toc243726540 \h </w:instrText>
+              <w:instrText xml:space="preserve"> PAGEREF _Toc243836847 \h </w:instrText>
             </w:r>
             <w:r>
               <w:rPr>
@@ -4050,7 +4133,7 @@
               <w:szCs w:val="22"/>
             </w:rPr>
           </w:pPr>
-          <w:hyperlink w:anchor="_Toc243726541" w:history="1">
+          <w:hyperlink w:anchor="_Toc243836848" w:history="1">
             <w:r>
               <w:rPr>
                 <w:rStyle w:val="Hyperlink"/>
@@ -4074,7 +4157,7 @@
               <w:rPr>
                 <w:noProof/>
               </w:rPr>
-              <w:instrText xml:space="preserve"> PAGEREF _Toc243726541 \h </w:instrText>
+              <w:instrText xml:space="preserve"> PAGEREF _Toc243836848 \h </w:instrText>
             </w:r>
             <w:r>
               <w:rPr>
@@ -4115,7 +4198,7 @@
               <w:szCs w:val="22"/>
             </w:rPr>
           </w:pPr>
-          <w:hyperlink w:anchor="_Toc243726542" w:history="1">
+          <w:hyperlink w:anchor="_Toc243836849" w:history="1">
             <w:r>
               <w:rPr>
                 <w:rStyle w:val="Hyperlink"/>
@@ -4139,7 +4222,7 @@
               <w:rPr>
                 <w:noProof/>
               </w:rPr>
-              <w:instrText xml:space="preserve"> PAGEREF _Toc243726542 \h </w:instrText>
+              <w:instrText xml:space="preserve"> PAGEREF _Toc243836849 \h </w:instrText>
             </w:r>
             <w:r>
               <w:rPr>
@@ -4180,7 +4263,7 @@
               <w:szCs w:val="22"/>
             </w:rPr>
           </w:pPr>
-          <w:hyperlink w:anchor="_Toc243726543" w:history="1">
+          <w:hyperlink w:anchor="_Toc243836850" w:history="1">
             <w:r>
               <w:rPr>
                 <w:rStyle w:val="Hyperlink"/>
@@ -4204,7 +4287,7 @@
               <w:rPr>
                 <w:noProof/>
               </w:rPr>
-              <w:instrText xml:space="preserve"> PAGEREF _Toc243726543 \h </w:instrText>
+              <w:instrText xml:space="preserve"> PAGEREF _Toc243836850 \h </w:instrText>
             </w:r>
             <w:r>
               <w:rPr>
@@ -4245,7 +4328,7 @@
               <w:szCs w:val="22"/>
             </w:rPr>
           </w:pPr>
-          <w:hyperlink w:anchor="_Toc243726544" w:history="1">
+          <w:hyperlink w:anchor="_Toc243836851" w:history="1">
             <w:r>
               <w:rPr>
                 <w:rStyle w:val="Hyperlink"/>
@@ -4269,7 +4352,7 @@
               <w:rPr>
                 <w:noProof/>
               </w:rPr>
-              <w:instrText xml:space="preserve"> PAGEREF _Toc243726544 \h </w:instrText>
+              <w:instrText xml:space="preserve"> PAGEREF _Toc243836851 \h </w:instrText>
             </w:r>
             <w:r>
               <w:rPr>
@@ -4310,7 +4393,7 @@
               <w:szCs w:val="22"/>
             </w:rPr>
           </w:pPr>
-          <w:hyperlink w:anchor="_Toc243726545" w:history="1">
+          <w:hyperlink w:anchor="_Toc243836852" w:history="1">
             <w:r>
               <w:rPr>
                 <w:rStyle w:val="Hyperlink"/>
@@ -4334,7 +4417,7 @@
               <w:rPr>
                 <w:noProof/>
               </w:rPr>
-              <w:instrText xml:space="preserve"> PAGEREF _Toc243726545 \h </w:instrText>
+              <w:instrText xml:space="preserve"> PAGEREF _Toc243836852 \h </w:instrText>
             </w:r>
             <w:r>
               <w:rPr>
@@ -4375,7 +4458,7 @@
               <w:szCs w:val="22"/>
             </w:rPr>
           </w:pPr>
-          <w:hyperlink w:anchor="_Toc243726546" w:history="1">
+          <w:hyperlink w:anchor="_Toc243836853" w:history="1">
             <w:r>
               <w:rPr>
                 <w:rStyle w:val="Hyperlink"/>
@@ -4399,7 +4482,7 @@
               <w:rPr>
                 <w:noProof/>
               </w:rPr>
-              <w:instrText xml:space="preserve"> PAGEREF _Toc243726546 \h </w:instrText>
+              <w:instrText xml:space="preserve"> PAGEREF _Toc243836853 \h </w:instrText>
             </w:r>
             <w:r>
               <w:rPr>
@@ -4440,7 +4523,7 @@
               <w:szCs w:val="22"/>
             </w:rPr>
           </w:pPr>
-          <w:hyperlink w:anchor="_Toc243726547" w:history="1">
+          <w:hyperlink w:anchor="_Toc243836854" w:history="1">
             <w:r>
               <w:rPr>
                 <w:rStyle w:val="Hyperlink"/>
@@ -4464,7 +4547,7 @@
               <w:rPr>
                 <w:noProof/>
               </w:rPr>
-              <w:instrText xml:space="preserve"> PAGEREF _Toc243726547 \h </w:instrText>
+              <w:instrText xml:space="preserve"> PAGEREF _Toc243836854 \h </w:instrText>
             </w:r>
             <w:r>
               <w:rPr>
@@ -4505,7 +4588,7 @@
               <w:szCs w:val="22"/>
             </w:rPr>
           </w:pPr>
-          <w:hyperlink w:anchor="_Toc243726548" w:history="1">
+          <w:hyperlink w:anchor="_Toc243836855" w:history="1">
             <w:r>
               <w:rPr>
                 <w:rStyle w:val="Hyperlink"/>
@@ -4529,7 +4612,7 @@
               <w:rPr>
                 <w:noProof/>
               </w:rPr>
-              <w:instrText xml:space="preserve"> PAGEREF _Toc243726548 \h </w:instrText>
+              <w:instrText xml:space="preserve"> PAGEREF _Toc243836855 \h </w:instrText>
             </w:r>
             <w:r>
               <w:rPr>
@@ -4570,7 +4653,7 @@
               <w:szCs w:val="22"/>
             </w:rPr>
           </w:pPr>
-          <w:hyperlink w:anchor="_Toc243726549" w:history="1">
+          <w:hyperlink w:anchor="_Toc243836856" w:history="1">
             <w:r>
               <w:rPr>
                 <w:rStyle w:val="Hyperlink"/>
@@ -4594,7 +4677,7 @@
               <w:rPr>
                 <w:noProof/>
               </w:rPr>
-              <w:instrText xml:space="preserve"> PAGEREF _Toc243726549 \h </w:instrText>
+              <w:instrText xml:space="preserve"> PAGEREF _Toc243836856 \h </w:instrText>
             </w:r>
             <w:r>
               <w:rPr>
@@ -4635,7 +4718,7 @@
               <w:szCs w:val="22"/>
             </w:rPr>
           </w:pPr>
-          <w:hyperlink w:anchor="_Toc243726550" w:history="1">
+          <w:hyperlink w:anchor="_Toc243836857" w:history="1">
             <w:r>
               <w:rPr>
                 <w:rStyle w:val="Hyperlink"/>
@@ -4659,7 +4742,7 @@
               <w:rPr>
                 <w:noProof/>
               </w:rPr>
-              <w:instrText xml:space="preserve"> PAGEREF _Toc243726550 \h </w:instrText>
+              <w:instrText xml:space="preserve"> PAGEREF _Toc243836857 \h </w:instrText>
             </w:r>
             <w:r>
               <w:rPr>
@@ -4700,7 +4783,7 @@
               <w:szCs w:val="22"/>
             </w:rPr>
           </w:pPr>
-          <w:hyperlink w:anchor="_Toc243726551" w:history="1">
+          <w:hyperlink w:anchor="_Toc243836858" w:history="1">
             <w:r>
               <w:rPr>
                 <w:rStyle w:val="Hyperlink"/>
@@ -4724,7 +4807,7 @@
               <w:rPr>
                 <w:noProof/>
               </w:rPr>
-              <w:instrText xml:space="preserve"> PAGEREF _Toc243726551 \h </w:instrText>
+              <w:instrText xml:space="preserve"> PAGEREF _Toc243836858 \h </w:instrText>
             </w:r>
             <w:r>
               <w:rPr>
@@ -4765,7 +4848,7 @@
               <w:szCs w:val="22"/>
             </w:rPr>
           </w:pPr>
-          <w:hyperlink w:anchor="_Toc243726552" w:history="1">
+          <w:hyperlink w:anchor="_Toc243836859" w:history="1">
             <w:r>
               <w:rPr>
                 <w:rStyle w:val="Hyperlink"/>
@@ -4789,7 +4872,7 @@
               <w:rPr>
                 <w:noProof/>
               </w:rPr>
-              <w:instrText xml:space="preserve"> PAGEREF _Toc243726552 \h </w:instrText>
+              <w:instrText xml:space="preserve"> PAGEREF _Toc243836859 \h </w:instrText>
             </w:r>
             <w:r>
               <w:rPr>
@@ -4830,7 +4913,7 @@
               <w:szCs w:val="22"/>
             </w:rPr>
           </w:pPr>
-          <w:hyperlink w:anchor="_Toc243726553" w:history="1">
+          <w:hyperlink w:anchor="_Toc243836860" w:history="1">
             <w:r>
               <w:rPr>
                 <w:rStyle w:val="Hyperlink"/>
@@ -4854,7 +4937,7 @@
               <w:rPr>
                 <w:noProof/>
               </w:rPr>
-              <w:instrText xml:space="preserve"> PAGEREF _Toc243726553 \h </w:instrText>
+              <w:instrText xml:space="preserve"> PAGEREF _Toc243836860 \h </w:instrText>
             </w:r>
             <w:r>
               <w:rPr>
@@ -4895,7 +4978,7 @@
               <w:szCs w:val="22"/>
             </w:rPr>
           </w:pPr>
-          <w:hyperlink w:anchor="_Toc243726554" w:history="1">
+          <w:hyperlink w:anchor="_Toc243836861" w:history="1">
             <w:r>
               <w:rPr>
                 <w:rStyle w:val="Hyperlink"/>
@@ -4919,7 +5002,7 @@
               <w:rPr>
                 <w:noProof/>
               </w:rPr>
-              <w:instrText xml:space="preserve"> PAGEREF _Toc243726554 \h </w:instrText>
+              <w:instrText xml:space="preserve"> PAGEREF _Toc243836861 \h </w:instrText>
             </w:r>
             <w:r>
               <w:rPr>
@@ -4960,7 +5043,7 @@
               <w:szCs w:val="22"/>
             </w:rPr>
           </w:pPr>
-          <w:hyperlink w:anchor="_Toc243726555" w:history="1">
+          <w:hyperlink w:anchor="_Toc243836862" w:history="1">
             <w:r>
               <w:rPr>
                 <w:rStyle w:val="Hyperlink"/>
@@ -4984,7 +5067,7 @@
               <w:rPr>
                 <w:noProof/>
               </w:rPr>
-              <w:instrText xml:space="preserve"> PAGEREF _Toc243726555 \h </w:instrText>
+              <w:instrText xml:space="preserve"> PAGEREF _Toc243836862 \h </w:instrText>
             </w:r>
             <w:r>
               <w:rPr>
@@ -5025,7 +5108,7 @@
               <w:szCs w:val="22"/>
             </w:rPr>
           </w:pPr>
-          <w:hyperlink w:anchor="_Toc243726556" w:history="1">
+          <w:hyperlink w:anchor="_Toc243836863" w:history="1">
             <w:r>
               <w:rPr>
                 <w:rStyle w:val="Hyperlink"/>
@@ -5049,7 +5132,7 @@
               <w:rPr>
                 <w:noProof/>
               </w:rPr>
-              <w:instrText xml:space="preserve"> PAGEREF _Toc243726556 \h </w:instrText>
+              <w:instrText xml:space="preserve"> PAGEREF _Toc243836863 \h </w:instrText>
             </w:r>
             <w:r>
               <w:rPr>
@@ -5090,7 +5173,7 @@
               <w:szCs w:val="22"/>
             </w:rPr>
           </w:pPr>
-          <w:hyperlink w:anchor="_Toc243726557" w:history="1">
+          <w:hyperlink w:anchor="_Toc243836864" w:history="1">
             <w:r>
               <w:rPr>
                 <w:rStyle w:val="Hyperlink"/>
@@ -5114,7 +5197,7 @@
               <w:rPr>
                 <w:noProof/>
               </w:rPr>
-              <w:instrText xml:space="preserve"> PAGEREF _Toc243726557 \h </w:instrText>
+              <w:instrText xml:space="preserve"> PAGEREF _Toc243836864 \h </w:instrText>
             </w:r>
             <w:r>
               <w:rPr>
@@ -5155,7 +5238,7 @@
               <w:szCs w:val="22"/>
             </w:rPr>
           </w:pPr>
-          <w:hyperlink w:anchor="_Toc243726558" w:history="1">
+          <w:hyperlink w:anchor="_Toc243836865" w:history="1">
             <w:r>
               <w:rPr>
                 <w:rStyle w:val="Hyperlink"/>
@@ -5179,7 +5262,7 @@
               <w:rPr>
                 <w:noProof/>
               </w:rPr>
-              <w:instrText xml:space="preserve"> PAGEREF _Toc243726558 \h </w:instrText>
+              <w:instrText xml:space="preserve"> PAGEREF _Toc243836865 \h </w:instrText>
             </w:r>
             <w:r>
               <w:rPr>
@@ -5220,7 +5303,7 @@
               <w:szCs w:val="22"/>
             </w:rPr>
           </w:pPr>
-          <w:hyperlink w:anchor="_Toc243726559" w:history="1">
+          <w:hyperlink w:anchor="_Toc243836866" w:history="1">
             <w:r>
               <w:rPr>
                 <w:rStyle w:val="Hyperlink"/>
@@ -5244,7 +5327,7 @@
               <w:rPr>
                 <w:noProof/>
               </w:rPr>
-              <w:instrText xml:space="preserve"> PAGEREF _Toc243726559 \h </w:instrText>
+              <w:instrText xml:space="preserve"> PAGEREF _Toc243836866 \h </w:instrText>
             </w:r>
             <w:r>
               <w:rPr>
@@ -5285,7 +5368,7 @@
               <w:szCs w:val="22"/>
             </w:rPr>
           </w:pPr>
-          <w:hyperlink w:anchor="_Toc243726560" w:history="1">
+          <w:hyperlink w:anchor="_Toc243836867" w:history="1">
             <w:r>
               <w:rPr>
                 <w:rStyle w:val="Hyperlink"/>
@@ -5309,7 +5392,7 @@
               <w:rPr>
                 <w:noProof/>
               </w:rPr>
-              <w:instrText xml:space="preserve"> PAGEREF _Toc243726560 \h </w:instrText>
+              <w:instrText xml:space="preserve"> PAGEREF _Toc243836867 \h </w:instrText>
             </w:r>
             <w:r>
               <w:rPr>
@@ -5350,7 +5433,7 @@
               <w:szCs w:val="22"/>
             </w:rPr>
           </w:pPr>
-          <w:hyperlink w:anchor="_Toc243726561" w:history="1">
+          <w:hyperlink w:anchor="_Toc243836868" w:history="1">
             <w:r>
               <w:rPr>
                 <w:rStyle w:val="Hyperlink"/>
@@ -5374,7 +5457,7 @@
               <w:rPr>
                 <w:noProof/>
               </w:rPr>
-              <w:instrText xml:space="preserve"> PAGEREF _Toc243726561 \h </w:instrText>
+              <w:instrText xml:space="preserve"> PAGEREF _Toc243836868 \h </w:instrText>
             </w:r>
             <w:r>
               <w:rPr>
@@ -5415,7 +5498,7 @@
               <w:szCs w:val="22"/>
             </w:rPr>
           </w:pPr>
-          <w:hyperlink w:anchor="_Toc243726562" w:history="1">
+          <w:hyperlink w:anchor="_Toc243836869" w:history="1">
             <w:r>
               <w:rPr>
                 <w:rStyle w:val="Hyperlink"/>
@@ -5439,7 +5522,7 @@
               <w:rPr>
                 <w:noProof/>
               </w:rPr>
-              <w:instrText xml:space="preserve"> PAGEREF _Toc243726562 \h </w:instrText>
+              <w:instrText xml:space="preserve"> PAGEREF _Toc243836869 \h </w:instrText>
             </w:r>
             <w:r>
               <w:rPr>
@@ -5480,7 +5563,7 @@
               <w:szCs w:val="22"/>
             </w:rPr>
           </w:pPr>
-          <w:hyperlink w:anchor="_Toc243726563" w:history="1">
+          <w:hyperlink w:anchor="_Toc243836870" w:history="1">
             <w:r>
               <w:rPr>
                 <w:rStyle w:val="Hyperlink"/>
@@ -5504,7 +5587,7 @@
               <w:rPr>
                 <w:noProof/>
               </w:rPr>
-              <w:instrText xml:space="preserve"> PAGEREF _Toc243726563 \h </w:instrText>
+              <w:instrText xml:space="preserve"> PAGEREF _Toc243836870 \h </w:instrText>
             </w:r>
             <w:r>
               <w:rPr>
@@ -5545,7 +5628,7 @@
               <w:szCs w:val="22"/>
             </w:rPr>
           </w:pPr>
-          <w:hyperlink w:anchor="_Toc243726564" w:history="1">
+          <w:hyperlink w:anchor="_Toc243836871" w:history="1">
             <w:r>
               <w:rPr>
                 <w:rStyle w:val="Hyperlink"/>
@@ -5569,7 +5652,7 @@
               <w:rPr>
                 <w:noProof/>
               </w:rPr>
-              <w:instrText xml:space="preserve"> PAGEREF _Toc243726564 \h </w:instrText>
+              <w:instrText xml:space="preserve"> PAGEREF _Toc243836871 \h </w:instrText>
             </w:r>
             <w:r>
               <w:rPr>
@@ -5610,7 +5693,7 @@
               <w:szCs w:val="22"/>
             </w:rPr>
           </w:pPr>
-          <w:hyperlink w:anchor="_Toc243726565" w:history="1">
+          <w:hyperlink w:anchor="_Toc243836872" w:history="1">
             <w:r>
               <w:rPr>
                 <w:rStyle w:val="Hyperlink"/>
@@ -5634,7 +5717,7 @@
               <w:rPr>
                 <w:noProof/>
               </w:rPr>
-              <w:instrText xml:space="preserve"> PAGEREF _Toc243726565 \h </w:instrText>
+              <w:instrText xml:space="preserve"> PAGEREF _Toc243836872 \h </w:instrText>
             </w:r>
             <w:r>
               <w:rPr>
@@ -5675,7 +5758,7 @@
               <w:szCs w:val="22"/>
             </w:rPr>
           </w:pPr>
-          <w:hyperlink w:anchor="_Toc243726566" w:history="1">
+          <w:hyperlink w:anchor="_Toc243836873" w:history="1">
             <w:r>
               <w:rPr>
                 <w:rStyle w:val="Hyperlink"/>
@@ -5699,7 +5782,7 @@
               <w:rPr>
                 <w:noProof/>
               </w:rPr>
-              <w:instrText xml:space="preserve"> PAGEREF _Toc243726566 \h </w:instrText>
+              <w:instrText xml:space="preserve"> PAGEREF _Toc243836873 \h </w:instrText>
             </w:r>
             <w:r>
               <w:rPr>
@@ -5740,7 +5823,7 @@
               <w:szCs w:val="22"/>
             </w:rPr>
           </w:pPr>
-          <w:hyperlink w:anchor="_Toc243726567" w:history="1">
+          <w:hyperlink w:anchor="_Toc243836874" w:history="1">
             <w:r>
               <w:rPr>
                 <w:rStyle w:val="Hyperlink"/>
@@ -5764,7 +5847,7 @@
               <w:rPr>
                 <w:noProof/>
               </w:rPr>
-              <w:instrText xml:space="preserve"> PAGEREF _Toc243726567 \h </w:instrText>
+              <w:instrText xml:space="preserve"> PAGEREF _Toc243836874 \h </w:instrText>
             </w:r>
             <w:r>
               <w:rPr>
@@ -5805,7 +5888,7 @@
               <w:szCs w:val="22"/>
             </w:rPr>
           </w:pPr>
-          <w:hyperlink w:anchor="_Toc243726568" w:history="1">
+          <w:hyperlink w:anchor="_Toc243836875" w:history="1">
             <w:r>
               <w:rPr>
                 <w:rStyle w:val="Hyperlink"/>
@@ -5829,7 +5912,7 @@
               <w:rPr>
                 <w:noProof/>
               </w:rPr>
-              <w:instrText xml:space="preserve"> PAGEREF _Toc243726568 \h </w:instrText>
+              <w:instrText xml:space="preserve"> PAGEREF _Toc243836875 \h </w:instrText>
             </w:r>
             <w:r>
               <w:rPr>
@@ -5870,7 +5953,7 @@
               <w:szCs w:val="22"/>
             </w:rPr>
           </w:pPr>
-          <w:hyperlink w:anchor="_Toc243726569" w:history="1">
+          <w:hyperlink w:anchor="_Toc243836876" w:history="1">
             <w:r>
               <w:rPr>
                 <w:rStyle w:val="Hyperlink"/>
@@ -5894,7 +5977,7 @@
               <w:rPr>
                 <w:noProof/>
               </w:rPr>
-              <w:instrText xml:space="preserve"> PAGEREF _Toc243726569 \h </w:instrText>
+              <w:instrText xml:space="preserve"> PAGEREF _Toc243836876 \h </w:instrText>
             </w:r>
             <w:r>
               <w:rPr>
@@ -5935,7 +6018,7 @@
               <w:szCs w:val="22"/>
             </w:rPr>
           </w:pPr>
-          <w:hyperlink w:anchor="_Toc243726570" w:history="1">
+          <w:hyperlink w:anchor="_Toc243836877" w:history="1">
             <w:r>
               <w:rPr>
                 <w:rStyle w:val="Hyperlink"/>
@@ -5959,7 +6042,7 @@
               <w:rPr>
                 <w:noProof/>
               </w:rPr>
-              <w:instrText xml:space="preserve"> PAGEREF _Toc243726570 \h </w:instrText>
+              <w:instrText xml:space="preserve"> PAGEREF _Toc243836877 \h </w:instrText>
             </w:r>
             <w:r>
               <w:rPr>
@@ -6000,7 +6083,7 @@
               <w:szCs w:val="22"/>
             </w:rPr>
           </w:pPr>
-          <w:hyperlink w:anchor="_Toc243726571" w:history="1">
+          <w:hyperlink w:anchor="_Toc243836878" w:history="1">
             <w:r>
               <w:rPr>
                 <w:rStyle w:val="Hyperlink"/>
@@ -6024,7 +6107,7 @@
               <w:rPr>
                 <w:noProof/>
               </w:rPr>
-              <w:instrText xml:space="preserve"> PAGEREF _Toc243726571 \h </w:instrText>
+              <w:instrText xml:space="preserve"> PAGEREF _Toc243836878 \h </w:instrText>
             </w:r>
             <w:r>
               <w:rPr>
@@ -6065,7 +6148,7 @@
               <w:szCs w:val="22"/>
             </w:rPr>
           </w:pPr>
-          <w:hyperlink w:anchor="_Toc243726572" w:history="1">
+          <w:hyperlink w:anchor="_Toc243836879" w:history="1">
             <w:r>
               <w:rPr>
                 <w:rStyle w:val="Hyperlink"/>
@@ -6089,7 +6172,7 @@
               <w:rPr>
                 <w:noProof/>
               </w:rPr>
-              <w:instrText xml:space="preserve"> PAGEREF _Toc243726572 \h </w:instrText>
+              <w:instrText xml:space="preserve"> PAGEREF _Toc243836879 \h </w:instrText>
             </w:r>
             <w:r>
               <w:rPr>
@@ -6130,7 +6213,7 @@
               <w:szCs w:val="22"/>
             </w:rPr>
           </w:pPr>
-          <w:hyperlink w:anchor="_Toc243726573" w:history="1">
+          <w:hyperlink w:anchor="_Toc243836880" w:history="1">
             <w:r>
               <w:rPr>
                 <w:rStyle w:val="Hyperlink"/>
@@ -6154,7 +6237,7 @@
               <w:rPr>
                 <w:noProof/>
               </w:rPr>
-              <w:instrText xml:space="preserve"> PAGEREF _Toc243726573 \h </w:instrText>
+              <w:instrText xml:space="preserve"> PAGEREF _Toc243836880 \h </w:instrText>
             </w:r>
             <w:r>
               <w:rPr>
@@ -6195,7 +6278,7 @@
               <w:szCs w:val="22"/>
             </w:rPr>
           </w:pPr>
-          <w:hyperlink w:anchor="_Toc243726574" w:history="1">
+          <w:hyperlink w:anchor="_Toc243836881" w:history="1">
             <w:r>
               <w:rPr>
                 <w:rStyle w:val="Hyperlink"/>
@@ -6219,7 +6302,7 @@
               <w:rPr>
                 <w:noProof/>
               </w:rPr>
-              <w:instrText xml:space="preserve"> PAGEREF _Toc243726574 \h </w:instrText>
+              <w:instrText xml:space="preserve"> PAGEREF _Toc243836881 \h </w:instrText>
             </w:r>
             <w:r>
               <w:rPr>
@@ -6260,7 +6343,7 @@
               <w:szCs w:val="22"/>
             </w:rPr>
           </w:pPr>
-          <w:hyperlink w:anchor="_Toc243726575" w:history="1">
+          <w:hyperlink w:anchor="_Toc243836882" w:history="1">
             <w:r>
               <w:rPr>
                 <w:rStyle w:val="Hyperlink"/>
@@ -6284,7 +6367,7 @@
               <w:rPr>
                 <w:noProof/>
               </w:rPr>
-              <w:instrText xml:space="preserve"> PAGEREF _Toc243726575 \h </w:instrText>
+              <w:instrText xml:space="preserve"> PAGEREF _Toc243836882 \h </w:instrText>
             </w:r>
             <w:r>
               <w:rPr>
@@ -6325,7 +6408,7 @@
               <w:szCs w:val="22"/>
             </w:rPr>
           </w:pPr>
-          <w:hyperlink w:anchor="_Toc243726576" w:history="1">
+          <w:hyperlink w:anchor="_Toc243836883" w:history="1">
             <w:r>
               <w:rPr>
                 <w:rStyle w:val="Hyperlink"/>
@@ -6349,7 +6432,7 @@
               <w:rPr>
                 <w:noProof/>
               </w:rPr>
-              <w:instrText xml:space="preserve"> PAGEREF _Toc243726576 \h </w:instrText>
+              <w:instrText xml:space="preserve"> PAGEREF _Toc243836883 \h </w:instrText>
             </w:r>
             <w:r>
               <w:rPr>
@@ -6390,7 +6473,7 @@
               <w:szCs w:val="22"/>
             </w:rPr>
           </w:pPr>
-          <w:hyperlink w:anchor="_Toc243726577" w:history="1">
+          <w:hyperlink w:anchor="_Toc243836884" w:history="1">
             <w:r>
               <w:rPr>
                 <w:rStyle w:val="Hyperlink"/>
@@ -6414,7 +6497,7 @@
               <w:rPr>
                 <w:noProof/>
               </w:rPr>
-              <w:instrText xml:space="preserve"> PAGEREF _Toc243726577 \h </w:instrText>
+              <w:instrText xml:space="preserve"> PAGEREF _Toc243836884 \h </w:instrText>
             </w:r>
             <w:r>
               <w:rPr>
@@ -6455,7 +6538,7 @@
               <w:szCs w:val="22"/>
             </w:rPr>
           </w:pPr>
-          <w:hyperlink w:anchor="_Toc243726578" w:history="1">
+          <w:hyperlink w:anchor="_Toc243836885" w:history="1">
             <w:r>
               <w:rPr>
                 <w:rStyle w:val="Hyperlink"/>
@@ -6479,7 +6562,7 @@
               <w:rPr>
                 <w:noProof/>
               </w:rPr>
-              <w:instrText xml:space="preserve"> PAGEREF _Toc243726578 \h </w:instrText>
+              <w:instrText xml:space="preserve"> PAGEREF _Toc243836885 \h </w:instrText>
             </w:r>
             <w:r>
               <w:rPr>
@@ -6520,7 +6603,7 @@
               <w:szCs w:val="22"/>
             </w:rPr>
           </w:pPr>
-          <w:hyperlink w:anchor="_Toc243726579" w:history="1">
+          <w:hyperlink w:anchor="_Toc243836886" w:history="1">
             <w:r>
               <w:rPr>
                 <w:rStyle w:val="Hyperlink"/>
@@ -6544,7 +6627,7 @@
               <w:rPr>
                 <w:noProof/>
               </w:rPr>
-              <w:instrText xml:space="preserve"> PAGEREF _Toc243726579 \h </w:instrText>
+              <w:instrText xml:space="preserve"> PAGEREF _Toc243836886 \h </w:instrText>
             </w:r>
             <w:r>
               <w:rPr>
@@ -6585,7 +6668,7 @@
               <w:szCs w:val="22"/>
             </w:rPr>
           </w:pPr>
-          <w:hyperlink w:anchor="_Toc243726580" w:history="1">
+          <w:hyperlink w:anchor="_Toc243836887" w:history="1">
             <w:r>
               <w:rPr>
                 <w:rStyle w:val="Hyperlink"/>
@@ -6609,7 +6692,7 @@
               <w:rPr>
                 <w:noProof/>
               </w:rPr>
-              <w:instrText xml:space="preserve"> PAGEREF _Toc243726580 \h </w:instrText>
+              <w:instrText xml:space="preserve"> PAGEREF _Toc243836887 \h </w:instrText>
             </w:r>
             <w:r>
               <w:rPr>
@@ -6652,7 +6735,7 @@
       <w:pPr>
         <w:pStyle w:val="Heading1"/>
       </w:pPr>
-      <w:bookmarkStart w:id="1" w:name="_Toc243726509"/>
+      <w:bookmarkStart w:id="1" w:name="_Toc243836816"/>
       <w:r>
         <w:lastRenderedPageBreak/>
         <w:t>1  Introduction</w:t>
@@ -6663,7 +6746,7 @@
       <w:pPr>
         <w:pStyle w:val="Heading2"/>
       </w:pPr>
-      <w:bookmarkStart w:id="2" w:name="_Toc243726510"/>
+      <w:bookmarkStart w:id="2" w:name="_Toc243836817"/>
       <w:r>
         <w:t>1.1  Purpose of this document</w:t>
       </w:r>
@@ -6674,20 +6757,17 @@
         <w:spacing w:after="120" w:line="276" w:lineRule="auto"/>
       </w:pPr>
       <w:r>
-        <w:t>The backend is the centre of the Date</w:t>
-      </w:r>
-      <w:r>
-        <w:t>roem system. Every website order, mobile-app action and desktop administration task ends up here, and this is the only part of the system that reads and writes the database or talks to M-Pesa and the AI providers. This document explains how it is built, wh</w:t>
-      </w:r>
-      <w:r>
-        <w:t>ere each feature lives in the code, and what to change when the business needs something different.</w:t>
+        <w:t>The backend is the centre of the Dateroem system. Every website order, mobile-app action and desktop administration task ends up here, and this is the only part o</w:t>
+      </w:r>
+      <w:r>
+        <w:t>f the system that reads and writes the database or talks to M-Pesa and the AI providers. This document explains how it is built, where each feature lives in the code, and what to change when the business needs something different.</w:t>
       </w:r>
     </w:p>
     <w:p>
       <w:pPr>
         <w:pStyle w:val="Heading2"/>
       </w:pPr>
-      <w:bookmarkStart w:id="3" w:name="_Toc243726511"/>
+      <w:bookmarkStart w:id="3" w:name="_Toc243836818"/>
       <w:r>
         <w:t>1.2  Related documents</w:t>
       </w:r>
@@ -6707,7 +6787,14 @@
           <w:b/>
           <w:bCs/>
         </w:rPr>
-        <w:t>Database</w:t>
+        <w:t>Da</w:t>
+      </w:r>
+      <w:r>
+        <w:rPr>
+          <w:b/>
+          <w:bCs/>
+        </w:rPr>
+        <w:t>tabase</w:t>
       </w:r>
       <w:r>
         <w:t xml:space="preserve"> (DWS-BE-02) - every table, column group, function and migration.</w:t>
@@ -6787,14 +6874,7 @@
           <w:b/>
           <w:bCs/>
         </w:rPr>
-        <w:t>R</w:t>
-      </w:r>
-      <w:r>
-        <w:rPr>
-          <w:b/>
-          <w:bCs/>
-        </w:rPr>
-        <w:t>unning and Operating the System</w:t>
+        <w:t>Running and Operating the System</w:t>
       </w:r>
       <w:r>
         <w:t xml:space="preserve"> (DWS-OPS-01) - starting, stopping and checking the servers.</w:t>
@@ -6814,7 +6894,7 @@
       <w:pPr>
         <w:pStyle w:val="Heading1"/>
       </w:pPr>
-      <w:bookmarkStart w:id="4" w:name="_Toc243726512"/>
+      <w:bookmarkStart w:id="4" w:name="_Toc243836819"/>
       <w:r>
         <w:lastRenderedPageBreak/>
         <w:t>2  Overview</w:t>
@@ -6825,7 +6905,7 @@
       <w:pPr>
         <w:pStyle w:val="Heading2"/>
       </w:pPr>
-      <w:bookmarkStart w:id="5" w:name="_Toc243726513"/>
+      <w:bookmarkStart w:id="5" w:name="_Toc243836820"/>
       <w:r>
         <w:t>2.1  Role in the system</w:t>
       </w:r>
@@ -6836,13 +6916,13 @@
         <w:spacing w:after="120" w:line="276" w:lineRule="auto"/>
       </w:pPr>
       <w:r>
-        <w:t>The backend is a single Java service on port 8080. It is never called directly by a customer's browser or a phone. Three smal</w:t>
-      </w:r>
-      <w:r>
-        <w:t>l Python servers sit in front of it, one per kind of client (the website server on 8000, the mobile server on 8001 and the admin server on 8002); they forward requests here. The only path that reaches the backend from the internet is the M-Pesa result call</w:t>
-      </w:r>
-      <w:r>
-        <w:t>back, which the Caddy router passes through.</w:t>
+        <w:t>The backend is a single Java s</w:t>
+      </w:r>
+      <w:r>
+        <w:t>ervice on port 8080. It is never called directly by a customer's browser or a phone. Three small Python servers sit in front of it, one per kind of client (the website server on 8000, the mobile server on 8001 and the admin server on 8002); they forward re</w:t>
+      </w:r>
+      <w:r>
+        <w:t>quests here. The only path that reaches the backend from the internet is the M-Pesa result callback, which the Caddy router passes through.</w:t>
       </w:r>
     </w:p>
     <w:p>
@@ -6915,7 +6995,7 @@
       <w:pPr>
         <w:pStyle w:val="Heading2"/>
       </w:pPr>
-      <w:bookmarkStart w:id="6" w:name="_Toc243726514"/>
+      <w:bookmarkStart w:id="6" w:name="_Toc243836821"/>
       <w:r>
         <w:lastRenderedPageBreak/>
         <w:t>2.2  Technology</w:t>
@@ -6938,7 +7018,7 @@
           <w:left w:w="10" w:type="dxa"/>
           <w:right w:w="10" w:type="dxa"/>
         </w:tblCellMar>
-        <w:tblLook w:val="04A0" w:firstRow="1" w:lastRow="0" w:firstColumn="1" w:lastColumn="0" w:noHBand="0" w:noVBand="1"/>
+        <w:tblLook w:val="0000" w:firstRow="0" w:lastRow="0" w:firstColumn="0" w:lastColumn="0" w:noHBand="0" w:noVBand="0"/>
       </w:tblPr>
       <w:tblGrid>
         <w:gridCol w:w="3066"/>
@@ -7510,7 +7590,7 @@
       <w:pPr>
         <w:pStyle w:val="Heading2"/>
       </w:pPr>
-      <w:bookmarkStart w:id="7" w:name="_Toc243726515"/>
+      <w:bookmarkStart w:id="7" w:name="_Toc243836822"/>
       <w:r>
         <w:t>2.3  Design conventions</w:t>
       </w:r>
@@ -7565,7 +7645,10 @@
         <w:t>Soft delete.</w:t>
       </w:r>
       <w:r>
-        <w:t xml:space="preserve"> Nothing is physically deleted. Rows carry </w:t>
+        <w:t xml:space="preserve"> Nothing is physically deleted. Rows c</w:t>
+      </w:r>
+      <w:r>
+        <w:t xml:space="preserve">arry </w:t>
       </w:r>
       <w:r>
         <w:rPr>
@@ -7601,10 +7684,7 @@
         <w:t>Deleted_At</w:t>
       </w:r>
       <w:r>
-        <w:t>; d</w:t>
-      </w:r>
-      <w:r>
-        <w:t>eleted products, campaigns and trees can be restored from a "bin".</w:t>
+        <w:t>; deleted products, campaigns and trees can be restored from a "bin".</w:t>
       </w:r>
     </w:p>
     <w:p>
@@ -7656,7 +7736,10 @@
         <w:t>Newest first.</w:t>
       </w:r>
       <w:r>
-        <w:t xml:space="preserve"> Lists are ordered by id descending. A </w:t>
+        <w:t xml:space="preserve"> Lists are ordered</w:t>
+      </w:r>
+      <w:r>
+        <w:t xml:space="preserve"> by id descending. A </w:t>
       </w:r>
       <w:r>
         <w:rPr>
@@ -7668,10 +7751,7 @@
         <w:t>limit</w:t>
       </w:r>
       <w:r>
-        <w:t xml:space="preserve"> parameter of null </w:t>
-      </w:r>
-      <w:r>
-        <w:t>means "all", used by the desktop app.</w:t>
+        <w:t xml:space="preserve"> parameter of null means "all", used by the desktop app.</w:t>
       </w:r>
     </w:p>
     <w:p>
@@ -7703,7 +7783,10 @@
         <w:t>ResponseStatusException</w:t>
       </w:r>
       <w:r>
-        <w:t xml:space="preserve"> with a readable message (for example "Not enough stock: ..."). The Python servers pass that message on to the user.</w:t>
+        <w:t xml:space="preserve"> with a readable message (for example "Not enough stock: ..."). The Python servers pass that message on to the us</w:t>
+      </w:r>
+      <w:r>
+        <w:t>er.</w:t>
       </w:r>
     </w:p>
     <w:p>
@@ -7723,10 +7806,7 @@
         <w:t>Money-safe external calls.</w:t>
       </w:r>
       <w:r>
-        <w:t xml:space="preserve"> Network retrie</w:t>
-      </w:r>
-      <w:r>
-        <w:t>s never resend a payment that may already have reached Safaricom (see External services and network resilience).</w:t>
+        <w:t xml:space="preserve"> Network retries never resend a payment that may already have reached Safaricom (see External services and network resilience).</w:t>
       </w:r>
     </w:p>
     <w:p>
@@ -7743,7 +7823,7 @@
       <w:pPr>
         <w:pStyle w:val="Heading1"/>
       </w:pPr>
-      <w:bookmarkStart w:id="8" w:name="_Toc243726516"/>
+      <w:bookmarkStart w:id="8" w:name="_Toc243836823"/>
       <w:r>
         <w:lastRenderedPageBreak/>
         <w:t>3  Source code layout</w:t>
@@ -7767,7 +7847,10 @@
         <w:t>backend/src/main/java/com/dateroem/backend/</w:t>
       </w:r>
       <w:r>
-        <w:t xml:space="preserve">. Configuration is in </w:t>
+        <w:t>. Confi</w:t>
+      </w:r>
+      <w:r>
+        <w:t xml:space="preserve">guration is in </w:t>
       </w:r>
       <w:r>
         <w:rPr>
@@ -7776,16 +7859,7 @@
           <w:sz w:val="19"/>
           <w:szCs w:val="19"/>
         </w:rPr>
-        <w:t>backend/src/main/resources/app</w:t>
-      </w:r>
-      <w:r>
-        <w:rPr>
-          <w:rFonts w:ascii="Consolas" w:eastAsia="Consolas" w:hAnsi="Consolas" w:cs="Consolas"/>
-          <w:color w:val="3B3F3D"/>
-          <w:sz w:val="19"/>
-          <w:szCs w:val="19"/>
-        </w:rPr>
-        <w:t>lication.properties</w:t>
+        <w:t>backend/src/main/resources/application.properties</w:t>
       </w:r>
       <w:r>
         <w:t>.</w:t>
@@ -7807,7 +7881,7 @@
           <w:left w:w="10" w:type="dxa"/>
           <w:right w:w="10" w:type="dxa"/>
         </w:tblCellMar>
-        <w:tblLook w:val="04A0" w:firstRow="1" w:lastRow="0" w:firstColumn="1" w:lastColumn="0" w:noHBand="0" w:noVBand="1"/>
+        <w:tblLook w:val="0000" w:firstRow="0" w:lastRow="0" w:firstColumn="0" w:lastColumn="0" w:noHBand="0" w:noVBand="0"/>
       </w:tblPr>
       <w:tblGrid>
         <w:gridCol w:w="2753"/>
@@ -8450,7 +8524,7 @@
       <w:pPr>
         <w:pStyle w:val="Heading1"/>
       </w:pPr>
-      <w:bookmarkStart w:id="9" w:name="_Toc243726517"/>
+      <w:bookmarkStart w:id="9" w:name="_Toc243836824"/>
       <w:r>
         <w:lastRenderedPageBreak/>
         <w:t>4  Security model</w:t>
@@ -8461,7 +8535,7 @@
       <w:pPr>
         <w:pStyle w:val="Heading2"/>
       </w:pPr>
-      <w:bookmarkStart w:id="10" w:name="_Toc243726518"/>
+      <w:bookmarkStart w:id="10" w:name="_Toc243836825"/>
       <w:r>
         <w:t>4.1  Accounts and roles</w:t>
       </w:r>
@@ -8518,7 +8592,7 @@
       <w:pPr>
         <w:pStyle w:val="Heading2"/>
       </w:pPr>
-      <w:bookmarkStart w:id="11" w:name="_Toc243726519"/>
+      <w:bookmarkStart w:id="11" w:name="_Toc243836826"/>
       <w:r>
         <w:t>4.2  Sign-in tokens</w:t>
       </w:r>
@@ -8677,7 +8751,7 @@
       <w:pPr>
         <w:pStyle w:val="Heading2"/>
       </w:pPr>
-      <w:bookmarkStart w:id="12" w:name="_Toc243726520"/>
+      <w:bookmarkStart w:id="12" w:name="_Toc243836827"/>
       <w:r>
         <w:t>4.3  Approved phones (mobile app)</w:t>
       </w:r>
@@ -8688,10 +8762,10 @@
         <w:spacing w:after="120" w:line="276" w:lineRule="auto"/>
       </w:pPr>
       <w:r>
-        <w:t xml:space="preserve">Since 3 October 2026 an account can use the mobile app on one approved phone at a time, in the way a streaming service knows your devices. Copying the app to a second phone, or giving a password to someone else, is no longer enough to use the account from </w:t>
-      </w:r>
-      <w:r>
-        <w:t>another phone: that phone waits until the SuperAdmin approves it.</w:t>
+        <w:t>Since 3 October 2026 an account can use the mobile app on one approved phone at a time, in the way a streaming service knows your devices. Copying the app to a second pho</w:t>
+      </w:r>
+      <w:r>
+        <w:t>ne, or giving a password to someone else, is no longer enough to use the account from another phone: that phone waits until the SuperAdmin approves it.</w:t>
       </w:r>
     </w:p>
     <w:p>
@@ -8711,10 +8785,10 @@
         <w:t>The phone's identity.</w:t>
       </w:r>
       <w:r>
-        <w:t xml:space="preserve"> On first sign-in the app creates a private key inside the phone's secure hardware (the Android Keystore, using the StrongBox chip when the phone has one). The key canno</w:t>
-      </w:r>
-      <w:r>
-        <w:t xml:space="preserve">t be copied out of the phone. The backend stores only the matching public key and its SHA-256 fingerprint in </w:t>
+        <w:t xml:space="preserve"> On first sign-in the app creates a private key inside the phone's secure hardware </w:t>
+      </w:r>
+      <w:r>
+        <w:t xml:space="preserve">(the Android Keystore, using the StrongBox chip when the phone has one). The key cannot be copied out of the phone. The backend stores only the matching public key and its SHA-256 fingerprint in </w:t>
       </w:r>
       <w:r>
         <w:rPr>
@@ -8746,7 +8820,10 @@
         <w:t>Proof at sign-in.</w:t>
       </w:r>
       <w:r>
-        <w:t xml:space="preserve"> The app first asks for a one-time value (</w:t>
+        <w:t xml:space="preserve"> The app first asks for a one-</w:t>
+      </w:r>
+      <w:r>
+        <w:t>time value (</w:t>
       </w:r>
       <w:r>
         <w:rPr>
@@ -8758,10 +8835,7 @@
         <w:t>GET /api/auth/device/challenge</w:t>
       </w:r>
       <w:r>
-        <w:t>, valid 2 minutes, usable once), signs it wi</w:t>
-      </w:r>
-      <w:r>
-        <w:t xml:space="preserve">th the key (ECDSA P-256 with SHA-256) and sends the signature with the username and password. </w:t>
+        <w:t xml:space="preserve">, valid 2 minutes, usable once), signs it with the key (ECDSA P-256 with SHA-256) and sends the signature with the username and password. </w:t>
       </w:r>
       <w:r>
         <w:rPr>
@@ -8793,10 +8867,10 @@
         <w:t>Who is approved.</w:t>
       </w:r>
       <w:r>
-        <w:t xml:space="preserve"> An account that has never had an approved phone gets its first phone approved automatica</w:t>
-      </w:r>
-      <w:r>
-        <w:t>lly, so nobody already using the app is locked out. Any later phone is saved as waiting (</w:t>
+        <w:t xml:space="preserve"> An</w:t>
+      </w:r>
+      <w:r>
+        <w:t xml:space="preserve"> account that has never had an approved phone gets its first phone approved automatically, so nobody already using the app is locked out. Any later phone is saved as waiting (</w:t>
       </w:r>
       <w:r>
         <w:rPr>
@@ -8820,14 +8894,14 @@
         <w:t>DEVICE_PENDING</w:t>
       </w:r>
       <w:r>
-        <w:t xml:space="preserve"> until the SuperAdmin approves it in the </w:t>
+        <w:t xml:space="preserve"> until the SuperAdmin appr</w:t>
+      </w:r>
+      <w:r>
+        <w:t xml:space="preserve">oves it in the </w:t>
       </w:r>
       <w:r>
         <w:lastRenderedPageBreak/>
-        <w:t>desktop app (Users &gt; Phones; any admin could until 5 October 2026). App</w:t>
-      </w:r>
-      <w:r>
-        <w:t>roving a second phone for the same account requires "replace", which blocks the old one in the same step.</w:t>
+        <w:t>desktop app (Users &gt; Phones; any admin could until 5 October 2026). Approving a second phone for the same account requires "replace", which blocks the old one in the same step.</w:t>
       </w:r>
     </w:p>
     <w:p>
@@ -8856,7 +8930,16 @@
           <w:sz w:val="19"/>
           <w:szCs w:val="19"/>
         </w:rPr>
-        <w:t>did</w:t>
+        <w:t>d</w:t>
+      </w:r>
+      <w:r>
+        <w:rPr>
+          <w:rFonts w:ascii="Consolas" w:eastAsia="Consolas" w:hAnsi="Consolas" w:cs="Consolas"/>
+          <w:color w:val="3B3F3D"/>
+          <w:sz w:val="19"/>
+          <w:szCs w:val="19"/>
+        </w:rPr>
+        <w:t>id</w:t>
       </w:r>
       <w:r>
         <w:t xml:space="preserve"> claim (the </w:t>
@@ -8871,10 +8954,7 @@
         <w:t>USER_DEVICES.Device_ID</w:t>
       </w:r>
       <w:r>
-        <w:t>). Website tokens have no such claim and are unaff</w:t>
-      </w:r>
-      <w:r>
-        <w:t>ected; desktop tokens name a computer instead (see Approved computers).</w:t>
+        <w:t>). Website tokens have no such claim and are unaffected; desktop tokens name a computer instead (see Approved computers).</w:t>
       </w:r>
     </w:p>
     <w:p>
@@ -8915,13 +8995,22 @@
           <w:sz w:val="19"/>
           <w:szCs w:val="19"/>
         </w:rPr>
-        <w:t>security/MobileDeviceFilter.java</w:t>
-      </w:r>
-      <w:r>
-        <w:t xml:space="preserve"> runs before any controller for those calls and refuses (40</w:t>
-      </w:r>
-      <w:r>
-        <w:t>1) a token that names no phone, a phone that is no longer approved, or a disabled account. Blocking a phone therefore cuts it off on its very next request, not when its token expires.</w:t>
+        <w:t>secur</w:t>
+      </w:r>
+      <w:r>
+        <w:rPr>
+          <w:rFonts w:ascii="Consolas" w:eastAsia="Consolas" w:hAnsi="Consolas" w:cs="Consolas"/>
+          <w:color w:val="3B3F3D"/>
+          <w:sz w:val="19"/>
+          <w:szCs w:val="19"/>
+        </w:rPr>
+        <w:t>ity/MobileDeviceFilter.java</w:t>
+      </w:r>
+      <w:r>
+        <w:t xml:space="preserve"> runs before any controller for those calls and refuses (401) a token that names no phone, a phone that is no longer approved, or a disabled account. Blocking a phone therefore cuts it off on its very next request, not when its t</w:t>
+      </w:r>
+      <w:r>
+        <w:t>oken expires.</w:t>
       </w:r>
     </w:p>
     <w:p>
@@ -8941,10 +9030,7 @@
         <w:t>The acting user comes from the token.</w:t>
       </w:r>
       <w:r>
-        <w:t xml:space="preserve"> For mobile calls the filter replac</w:t>
-      </w:r>
-      <w:r>
-        <w:t xml:space="preserve">es </w:t>
+        <w:t xml:space="preserve"> For mobile calls the filter replaces </w:t>
       </w:r>
       <w:r>
         <w:rPr>
@@ -9027,7 +9113,17 @@
           <w:sz w:val="18"/>
           <w:szCs w:val="18"/>
         </w:rPr>
-        <w:t>Figure 3: Signing in on a phone, including a phone that waits for approval</w:t>
+        <w:t xml:space="preserve">Figure 3: Signing in on a </w:t>
+      </w:r>
+      <w:r>
+        <w:rPr>
+          <w:i/>
+          <w:iCs/>
+          <w:color w:val="5F6B66"/>
+          <w:sz w:val="18"/>
+          <w:szCs w:val="18"/>
+        </w:rPr>
+        <w:t>phone, including a phone that waits for approval</w:t>
       </w:r>
     </w:p>
     <w:p>
@@ -9044,16 +9140,7 @@
           <w:sz w:val="19"/>
           <w:szCs w:val="19"/>
         </w:rPr>
-        <w:t>GE</w:t>
-      </w:r>
-      <w:r>
-        <w:rPr>
-          <w:rFonts w:ascii="Consolas" w:eastAsia="Consolas" w:hAnsi="Consolas" w:cs="Consolas"/>
-          <w:color w:val="3B3F3D"/>
-          <w:sz w:val="19"/>
-          <w:szCs w:val="19"/>
-        </w:rPr>
-        <w:t>T /api/devices</w:t>
+        <w:t>GET /api/devices</w:t>
       </w:r>
       <w:r>
         <w:t xml:space="preserve">, </w:t>
@@ -9080,7 +9167,10 @@
         <w:t>POST /api/devices/{deviceId}/revoke</w:t>
       </w:r>
       <w:r>
-        <w:t>: admins may list, and only the SuperAdmin may approve, reject or block (</w:t>
+        <w:t>: admins may list, and only the SuperAdmin may approve, reject or blo</w:t>
+      </w:r>
+      <w:r>
+        <w:t>ck (</w:t>
       </w:r>
       <w:r>
         <w:rPr>
@@ -9092,10 +9182,7 @@
         <w:t>AdminGuard.requireSuperAdmin</w:t>
       </w:r>
       <w:r>
-        <w:t>). Each approval, rejection, block and automatic first</w:t>
-      </w:r>
-      <w:r>
-        <w:t xml:space="preserve">-phone approval is written to </w:t>
+        <w:t xml:space="preserve">). Each approval, rejection, block and automatic first-phone approval is written to </w:t>
       </w:r>
       <w:r>
         <w:rPr>
@@ -9119,7 +9206,10 @@
         <w:t>USER_DEVICES</w:t>
       </w:r>
       <w:r>
-        <w:t>). The fingerprint lock that protects the app on the phone itself is described in the Mobile Application document (DWS-MOB-02).</w:t>
+        <w:t>). The fingerprint lock that protects the app on the phone itself is described in the Mobile Applicatio</w:t>
+      </w:r>
+      <w:r>
+        <w:t>n document (DWS-MOB-02).</w:t>
       </w:r>
     </w:p>
     <w:p>
@@ -9150,16 +9240,7 @@
           <w:sz w:val="19"/>
           <w:szCs w:val="19"/>
         </w:rPr>
-        <w:t>C</w:t>
-      </w:r>
-      <w:r>
-        <w:rPr>
-          <w:rFonts w:ascii="Consolas" w:eastAsia="Consolas" w:hAnsi="Consolas" w:cs="Consolas"/>
-          <w:color w:val="3B3F3D"/>
-          <w:sz w:val="19"/>
-          <w:szCs w:val="19"/>
-        </w:rPr>
-        <w:t>HALLENGE_TTL_MS</w:t>
+        <w:t>CHALLENGE_TTL_MS</w:t>
       </w:r>
       <w:r>
         <w:t xml:space="preserve"> in </w:t>
@@ -9229,7 +9310,7 @@
       <w:pPr>
         <w:pStyle w:val="Heading2"/>
       </w:pPr>
-      <w:bookmarkStart w:id="13" w:name="_Toc243726521"/>
+      <w:bookmarkStart w:id="13" w:name="_Toc243836828"/>
       <w:r>
         <w:t>4.4  Approved computers (desktop app)</w:t>
       </w:r>
@@ -9608,7 +9689,16 @@
           <w:sz w:val="19"/>
           <w:szCs w:val="19"/>
         </w:rPr>
-        <w:t>POST /api/computers/{computerId}/revoke</w:t>
+        <w:t>POST /api/computers</w:t>
+      </w:r>
+      <w:r>
+        <w:rPr>
+          <w:rFonts w:ascii="Consolas" w:eastAsia="Consolas" w:hAnsi="Consolas" w:cs="Consolas"/>
+          <w:color w:val="3B3F3D"/>
+          <w:sz w:val="19"/>
+          <w:szCs w:val="19"/>
+        </w:rPr>
+        <w:t>/{computerId}/revoke</w:t>
       </w:r>
       <w:r>
         <w:t xml:space="preserve">. They answer only requests that came through the desktop filter; admins may list, and only the SuperAdmin may approve, reject or block. Each step is written to </w:t>
@@ -9653,18 +9743,13 @@
           <w:bCs/>
           <w:color w:val="8A5A2B"/>
         </w:rPr>
-        <w:t>Where to adjus</w:t>
-      </w:r>
-      <w:r>
-        <w:rPr>
-          <w:b/>
-          <w:bCs/>
-          <w:color w:val="8A5A2B"/>
-        </w:rPr>
-        <w:t xml:space="preserve">t: </w:t>
-      </w:r>
-      <w:r>
-        <w:t xml:space="preserve">Desktop sign-in length: </w:t>
+        <w:t xml:space="preserve">Where to adjust: </w:t>
+      </w:r>
+      <w:r>
+        <w:t xml:space="preserve">Desktop sign-in </w:t>
+      </w:r>
+      <w:r>
+        <w:t xml:space="preserve">length: </w:t>
       </w:r>
       <w:r>
         <w:rPr>
@@ -9733,26 +9818,20 @@
           <w:sz w:val="19"/>
           <w:szCs w:val="19"/>
         </w:rPr>
-        <w:t>service/ComputerSe</w:t>
-      </w:r>
-      <w:r>
-        <w:rPr>
-          <w:rFonts w:ascii="Consolas" w:eastAsia="Consolas" w:hAnsi="Consolas" w:cs="Consolas"/>
-          <w:color w:val="3B3F3D"/>
-          <w:sz w:val="19"/>
-          <w:szCs w:val="19"/>
-        </w:rPr>
-        <w:t>rvice.java</w:t>
-      </w:r>
-      <w:r>
-        <w:t>. The wrong-password limit for desktop sign-in lives in the admin server (Admin Server document).</w:t>
+        <w:t>service/ComputerService.java</w:t>
+      </w:r>
+      <w:r>
+        <w:t>. The wro</w:t>
+      </w:r>
+      <w:r>
+        <w:t>ng-password limit for desktop sign-in lives in the admin server (Admin Server document).</w:t>
       </w:r>
     </w:p>
     <w:p>
       <w:pPr>
         <w:pStyle w:val="Heading2"/>
       </w:pPr>
-      <w:bookmarkStart w:id="14" w:name="_Toc243726522"/>
+      <w:bookmarkStart w:id="14" w:name="_Toc243836829"/>
       <w:r>
         <w:t>4.5  One SuperAdmin</w:t>
       </w:r>
@@ -9763,10 +9842,10 @@
         <w:spacing w:after="120" w:line="276" w:lineRule="auto"/>
       </w:pPr>
       <w:r>
-        <w:t>"there can only be one super admin ... the one who permits phones desktops is the superadmin" - since 5 October 2026 there is ex</w:t>
-      </w:r>
-      <w:r>
-        <w:t xml:space="preserve">actly one SuperAdmin, and Admins keep everything else they had. </w:t>
+        <w:t>"there can only be one super admin ... the one who permits phones desktops is the superadmin" - since 5 October 2026 there is exactly one SuperAdmi</w:t>
+      </w:r>
+      <w:r>
+        <w:t xml:space="preserve">n, and Admins keep everything else they had. </w:t>
       </w:r>
       <w:r>
         <w:rPr>
@@ -9805,10 +9884,10 @@
         <w:spacing w:after="60" w:line="264" w:lineRule="auto"/>
       </w:pPr>
       <w:r>
-        <w:t>Only the SuperAdmin can change the SuperAdmin account (403), and it can't be disabled (409) or given an</w:t>
-      </w:r>
-      <w:r>
-        <w:t>other role (409 - there must always be one).</w:t>
+        <w:t>Only the SuperAdmin can change the SuperAdmin account (403), and it can't be disabled (409) or given another role (409 - t</w:t>
+      </w:r>
+      <w:r>
+        <w:t>here must always be one).</w:t>
       </w:r>
     </w:p>
     <w:p>
@@ -9871,7 +9950,7 @@
       <w:pPr>
         <w:pStyle w:val="Heading2"/>
       </w:pPr>
-      <w:bookmarkStart w:id="15" w:name="_Toc243726523"/>
+      <w:bookmarkStart w:id="15" w:name="_Toc243836830"/>
       <w:r>
         <w:t>4.6  How a caller is identified</w:t>
       </w:r>
@@ -9946,14 +10025,7 @@
           <w:b/>
           <w:bCs/>
         </w:rPr>
-        <w:t>Approved-co</w:t>
-      </w:r>
-      <w:r>
-        <w:rPr>
-          <w:b/>
-          <w:bCs/>
-        </w:rPr>
-        <w:t>mputer token</w:t>
+        <w:t>Approved-computer token</w:t>
       </w:r>
       <w:r>
         <w:t xml:space="preserve"> - every request through the admin server (see Approved computers). The acting user is the user in the token, and the account must still be Admin or SuperAdmin.</w:t>
@@ -9988,10 +10060,10 @@
         <w:t>X-Actor-User-Id</w:t>
       </w:r>
       <w:r>
-        <w:t xml:space="preserve"> header. On mobile and</w:t>
-      </w:r>
-      <w:r>
-        <w:t xml:space="preserve"> desktop requests it is set from the verified token, whatever the app sent. The backend uses it for the audit trail and, where noted, for an admin role check.</w:t>
+        <w:t xml:space="preserve"> header. On</w:t>
+      </w:r>
+      <w:r>
+        <w:t xml:space="preserve"> mobile and desktop requests it is set from the verified token, whatever the app sent. The backend uses it for the audit trail and, where noted, for an admin role check.</w:t>
       </w:r>
     </w:p>
     <w:p>
@@ -10011,10 +10083,10 @@
         <w:t>Admin enforced in the backend</w:t>
       </w:r>
       <w:r>
-        <w:t xml:space="preserve"> - retiring and bringing back products (9 October 2026), user manage</w:t>
-      </w:r>
-      <w:r>
-        <w:t xml:space="preserve">ment, phone approval, the database browser, loans and capital changes, Pay Loan, Send Money and its confirmation, dropping orders, the refunds list, review moderation and deleting other people's expense entries. </w:t>
+        <w:t xml:space="preserve"> - retiring and bringing back products (9 October 2026), </w:t>
+      </w:r>
+      <w:r>
+        <w:t xml:space="preserve">user management, phone approval, the database browser, loans and capital changes, Pay Loan, Send Money and its confirmation, dropping orders, the refunds list, review moderation and deleting other people's expense entries. </w:t>
       </w:r>
       <w:r>
         <w:rPr>
@@ -10024,10 +10096,10 @@
         <w:t>Marketer or admin enforced:</w:t>
       </w:r>
       <w:r>
-        <w:t xml:space="preserve"> changing the Bul</w:t>
-      </w:r>
-      <w:r>
-        <w:t xml:space="preserve">k Orders pictures (9 October 2026, </w:t>
+        <w:t xml:space="preserve"> chang</w:t>
+      </w:r>
+      <w:r>
+        <w:t xml:space="preserve">ing the Bulk Orders pictures (9 October 2026, </w:t>
       </w:r>
       <w:r>
         <w:rPr>
@@ -10049,10 +10121,10 @@
         <w:t>SuperAdmin enforced:</w:t>
       </w:r>
       <w:r>
-        <w:t xml:space="preserve"> approving, rejecting and blocking phones and computers, and changing the SuperAdmin account or role. Other role limits are applied by the apps, which hide screens by</w:t>
-      </w:r>
-      <w:r>
-        <w:t xml:space="preserve"> role.</w:t>
+        <w:t xml:space="preserve"> approving, rejecting and blocking phones and computers, and changing the SuperAdmin account or role. Other role limits are applied by the apps, which hide</w:t>
+      </w:r>
+      <w:r>
+        <w:t xml:space="preserve"> screens by role.</w:t>
       </w:r>
     </w:p>
     <w:p>
@@ -10078,7 +10150,10 @@
         <w:t xml:space="preserve">Security: </w:t>
       </w:r>
       <w:r>
-        <w:t>Closed on 3 October 2026 for the mobile path: the acting user on a mobile request is taken from a verified token issued to an approved phone, so a person who knows an admin's user id can no longer act as that admin through the tunnel.</w:t>
+        <w:t xml:space="preserve">Closed on 3 October 2026 for the mobile path: the acting user on a mobile request is taken from a verified token issued to an approved phone, so a person who knows an admin's user id can no longer act as that admin through the </w:t>
+      </w:r>
+      <w:r>
+        <w:t>tunnel.</w:t>
       </w:r>
     </w:p>
     <w:p>
@@ -10091,10 +10166,10 @@
         <w:ind w:left="160" w:right="160"/>
       </w:pPr>
       <w:r>
-        <w:t>Closed on 5 October 2026 for the desktop path: every call through the admin server needs a token issued to an approved computer of an Admin or SuperAdmin, and the acting user is taken from it. This is what allows the admin server to be reachable from other</w:t>
-      </w:r>
-      <w:r>
-        <w:t xml:space="preserve"> computers once the servers move to a provider (see the Production Go-Live Checklist, DWS-CFG-02).</w:t>
+        <w:t>Closed on 5 October 2026 for the desktop path: every call through the admin server needs a token issued to an approved computer of an Admin or SuperAdmin, and the acting user is taken from it. This is what allows the admin server to be reachable fr</w:t>
+      </w:r>
+      <w:r>
+        <w:t>om other computers once the servers move to a provider (see the Production Go-Live Checklist, DWS-CFG-02).</w:t>
       </w:r>
     </w:p>
     <w:p>
@@ -10116,7 +10191,7 @@
           <w:sz w:val="19"/>
           <w:szCs w:val="19"/>
         </w:rPr>
-        <w:t>TransactionService.handleMpesaC</w:t>
+        <w:t>TransactionService.hand</w:t>
       </w:r>
       <w:r>
         <w:rPr>
@@ -10125,7 +10200,7 @@
           <w:sz w:val="19"/>
           <w:szCs w:val="19"/>
         </w:rPr>
-        <w:t>allback</w:t>
+        <w:t>leMpesaCallback</w:t>
       </w:r>
       <w:r>
         <w:t xml:space="preserve">); </w:t>
@@ -10152,17 +10227,17 @@
         <w:t>RoleService.isStaff</w:t>
       </w:r>
       <w:r>
-        <w:t>); payout amounts must be positive whole shillings up t</w:t>
-      </w:r>
-      <w:r>
-        <w:t>o KES 1,000,000 and Send Money or a loan payment to a number other than the one on file needs the SuperAdmin; a failure found by the status query cancels the order and returns its stock.</w:t>
+        <w:t>); payout amounts must be positive whole shilli</w:t>
+      </w:r>
+      <w:r>
+        <w:t>ngs up to KES 1,000,000 and Send Money or a loan payment to a number other than the one on file needs the SuperAdmin; a failure found by the status query cancels the order and returns its stock.</w:t>
       </w:r>
     </w:p>
     <w:p>
       <w:pPr>
         <w:pStyle w:val="Heading2"/>
       </w:pPr>
-      <w:bookmarkStart w:id="16" w:name="_Toc243726524"/>
+      <w:bookmarkStart w:id="16" w:name="_Toc243836831"/>
       <w:r>
         <w:t>4.7  What is public</w:t>
       </w:r>
@@ -10173,10 +10248,10 @@
         <w:spacing w:after="120" w:line="276" w:lineRule="auto"/>
       </w:pPr>
       <w:r>
-        <w:t>Port 8080 is never exposed directly. The Caddy ro</w:t>
-      </w:r>
-      <w:r>
-        <w:t xml:space="preserve">uter only forwards </w:t>
+        <w:t xml:space="preserve">Port 8080 is never exposed directly. The </w:t>
+      </w:r>
+      <w:r>
+        <w:t xml:space="preserve">Caddy router only forwards </w:t>
       </w:r>
       <w:r>
         <w:rPr>
@@ -10204,10 +10279,10 @@
       </w:r>
       <w:r>
         <w:lastRenderedPageBreak/>
-        <w:t>with "mpesa" in them) - to it, so Safaricom can deliver payment results. Everything else rea</w:t>
-      </w:r>
-      <w:r>
-        <w:t>ches the backend from the three Python servers running on the same computer. The admin server (8002) is not on the tunnel either; when it is given a public HTTPS address, the approved-computer check above is what protects it.</w:t>
+        <w:t xml:space="preserve">with "mpesa" in them) - to it, so Safaricom can deliver payment results. Everything </w:t>
+      </w:r>
+      <w:r>
+        <w:t>else reaches the backend from the three Python servers running on the same computer. The admin server (8002) is not on the tunnel either; when it is given a public HTTPS address, the approved-computer check above is what protects it.</w:t>
       </w:r>
     </w:p>
     <w:p>
@@ -10219,7 +10294,7 @@
       <w:pPr>
         <w:pStyle w:val="Heading1"/>
       </w:pPr>
-      <w:bookmarkStart w:id="17" w:name="_Toc243726525"/>
+      <w:bookmarkStart w:id="17" w:name="_Toc243836832"/>
       <w:r>
         <w:lastRenderedPageBreak/>
         <w:t>5  Feature modules</w:t>
@@ -10231,17 +10306,17 @@
         <w:spacing w:after="120" w:line="276" w:lineRule="auto"/>
       </w:pPr>
       <w:r>
-        <w:t>Each modu</w:t>
-      </w:r>
-      <w:r>
-        <w:t>le below lists its files, the tables it uses and the rules worth knowing before changing it. The full endpoint list is in Appendix A.</w:t>
+        <w:t>E</w:t>
+      </w:r>
+      <w:r>
+        <w:t>ach module below lists its files, the tables it uses and the rules worth knowing before changing it. The full endpoint list is in Appendix A.</w:t>
       </w:r>
     </w:p>
     <w:p>
       <w:pPr>
         <w:pStyle w:val="Heading2"/>
       </w:pPr>
-      <w:bookmarkStart w:id="18" w:name="_Toc243726526"/>
+      <w:bookmarkStart w:id="18" w:name="_Toc243836833"/>
       <w:r>
         <w:t>5.1  Accounts, sign-in and users</w:t>
       </w:r>
@@ -10263,7 +10338,7 @@
           <w:left w:w="10" w:type="dxa"/>
           <w:right w:w="10" w:type="dxa"/>
         </w:tblCellMar>
-        <w:tblLook w:val="04A0" w:firstRow="1" w:lastRow="0" w:firstColumn="1" w:lastColumn="0" w:noHBand="0" w:noVBand="1"/>
+        <w:tblLook w:val="0000" w:firstRow="0" w:lastRow="0" w:firstColumn="0" w:lastColumn="0" w:noHBand="0" w:noVBand="0"/>
       </w:tblPr>
       <w:tblGrid>
         <w:gridCol w:w="2677"/>
@@ -11780,7 +11855,7 @@
       <w:pPr>
         <w:pStyle w:val="Heading2"/>
       </w:pPr>
-      <w:bookmarkStart w:id="19" w:name="_Toc243726527"/>
+      <w:bookmarkStart w:id="19" w:name="_Toc243836834"/>
       <w:r>
         <w:t>5.2  Products</w:t>
       </w:r>
@@ -11802,7 +11877,7 @@
           <w:left w:w="10" w:type="dxa"/>
           <w:right w:w="10" w:type="dxa"/>
         </w:tblCellMar>
-        <w:tblLook w:val="04A0" w:firstRow="1" w:lastRow="0" w:firstColumn="1" w:lastColumn="0" w:noHBand="0" w:noVBand="1"/>
+        <w:tblLook w:val="0000" w:firstRow="0" w:lastRow="0" w:firstColumn="0" w:lastColumn="0" w:noHBand="0" w:noVBand="0"/>
       </w:tblPr>
       <w:tblGrid>
         <w:gridCol w:w="2677"/>
@@ -12106,10 +12181,7 @@
         <w:t>PRODUCTS.Image</w:t>
       </w:r>
       <w:r>
-        <w:t xml:space="preserve"> stores onl</w:t>
-      </w:r>
-      <w:r>
-        <w:t xml:space="preserve">y a relative key such as </w:t>
+        <w:t xml:space="preserve"> stores only a relative key such as </w:t>
       </w:r>
       <w:r>
         <w:rPr>
@@ -12183,10 +12255,10 @@
         <w:spacing w:after="60" w:line="264" w:lineRule="auto"/>
       </w:pPr>
       <w:r>
-        <w:t>Long descriptions (up to 10,00</w:t>
-      </w:r>
-      <w:r>
-        <w:t xml:space="preserve">0 characters) are kept exactly as typed. </w:t>
+        <w:t>Long descriptions (</w:t>
+      </w:r>
+      <w:r>
+        <w:t xml:space="preserve">up to 10,000 characters) are kept exactly as typed. </w:t>
       </w:r>
       <w:r>
         <w:rPr>
@@ -12210,7 +12282,25 @@
         <w:t>Description_Display</w:t>
       </w:r>
       <w:r>
-        <w:t>) in the background and throws it away unless every number and fact still matches. A sweep every 5 minutes catches anything missed.</w:t>
+        <w:t>) in the background and throws it away unless every number and fact still matches. A sweep every 5 minutes catches anything missed. S</w:t>
+      </w:r>
+      <w:r>
+        <w:t xml:space="preserve">ince 25 October 2026 the tidier copy is handed out only while it still matches the description (its saved fingerprint, </w:t>
+      </w:r>
+      <w:r>
+        <w:rPr>
+          <w:rFonts w:ascii="Consolas" w:eastAsia="Consolas" w:hAnsi="Consolas" w:cs="Consolas"/>
+          <w:color w:val="3B3F3D"/>
+          <w:sz w:val="19"/>
+          <w:szCs w:val="19"/>
+        </w:rPr>
+        <w:t>Description_Display_Source</w:t>
+      </w:r>
+      <w:r>
+        <w:t xml:space="preserve">, equals the description), so a description that was just edited shows at once in the layout the website gives </w:t>
+      </w:r>
+      <w:r>
+        <w:t>it, never the tidied copy of the old text.</w:t>
       </w:r>
     </w:p>
     <w:p>
@@ -12229,16 +12319,8 @@
           <w:sz w:val="19"/>
           <w:szCs w:val="19"/>
         </w:rPr>
-        <w:t>Marketer_Not</w:t>
-      </w:r>
-      <w:r>
-        <w:rPr>
-          <w:rFonts w:ascii="Consolas" w:eastAsia="Consolas" w:hAnsi="Consolas" w:cs="Consolas"/>
-          <w:color w:val="3B3F3D"/>
-          <w:sz w:val="19"/>
-          <w:szCs w:val="19"/>
-        </w:rPr>
-        <w:t>e</w:t>
+        <w:lastRenderedPageBreak/>
+        <w:t>Marketer_Note</w:t>
       </w:r>
       <w:r>
         <w:t xml:space="preserve"> is the short badge shown on the product card (for example "Most ordered - only 2 left").</w:t>
@@ -12278,10 +12360,10 @@
         <w:t>/unretire</w:t>
       </w:r>
       <w:r>
-        <w:t xml:space="preserve"> (Admin or SuperAdmin, checked here) take a product off the shop or bring</w:t>
-      </w:r>
-      <w:r>
-        <w:t xml:space="preserve"> it back, recorded in </w:t>
+        <w:t xml:space="preserve"> (Admin or SuperAd</w:t>
+      </w:r>
+      <w:r>
+        <w:t xml:space="preserve">min, checked here) take a product off the shop or bring it back, recorded in </w:t>
       </w:r>
       <w:r>
         <w:rPr>
@@ -12290,7 +12372,6 @@
           <w:sz w:val="19"/>
           <w:szCs w:val="19"/>
         </w:rPr>
-        <w:lastRenderedPageBreak/>
         <w:t>Is_Retired</w:t>
       </w:r>
       <w:r>
@@ -12327,10 +12408,7 @@
           <w:sz w:val="19"/>
           <w:szCs w:val="19"/>
         </w:rPr>
-        <w:t>includeRetired=true</w:t>
-      </w:r>
-      <w:r>
-        <w:t xml:space="preserve"> and see them marked. </w:t>
+        <w:t>includeRe</w:t>
       </w:r>
       <w:r>
         <w:rPr>
@@ -12339,7 +12417,10 @@
           <w:sz w:val="19"/>
           <w:szCs w:val="19"/>
         </w:rPr>
-        <w:t>GET /api/products/deple</w:t>
+        <w:t>tired=true</w:t>
+      </w:r>
+      <w:r>
+        <w:t xml:space="preserve"> and see them marked. </w:t>
       </w:r>
       <w:r>
         <w:rPr>
@@ -12348,7 +12429,7 @@
           <w:sz w:val="19"/>
           <w:szCs w:val="19"/>
         </w:rPr>
-        <w:t>ted</w:t>
+        <w:t>GET /api/products/depleted</w:t>
       </w:r>
       <w:r>
         <w:t xml:space="preserve"> lists products that have run out (stock 0 or less) and are not retired: the admins' "needs attention" list. Stock and existing orders are never touched.</w:t>
@@ -12363,7 +12444,7 @@
       <w:pPr>
         <w:pStyle w:val="Heading2"/>
       </w:pPr>
-      <w:bookmarkStart w:id="20" w:name="_Toc243726528"/>
+      <w:bookmarkStart w:id="20" w:name="_Toc243836835"/>
       <w:r>
         <w:t>5.3  Marketing campaigns</w:t>
       </w:r>
@@ -12385,7 +12466,7 @@
           <w:left w:w="10" w:type="dxa"/>
           <w:right w:w="10" w:type="dxa"/>
         </w:tblCellMar>
-        <w:tblLook w:val="04A0" w:firstRow="1" w:lastRow="0" w:firstColumn="1" w:lastColumn="0" w:noHBand="0" w:noVBand="1"/>
+        <w:tblLook w:val="0000" w:firstRow="0" w:lastRow="0" w:firstColumn="0" w:lastColumn="0" w:noHBand="0" w:noVBand="0"/>
       </w:tblPr>
       <w:tblGrid>
         <w:gridCol w:w="2677"/>
@@ -12630,10 +12711,7 @@
         <w:t>MarketingService</w:t>
       </w:r>
       <w:r>
-        <w:t xml:space="preserve"> always stores </w:t>
-      </w:r>
-      <w:r>
-        <w:t>the bare key (</w:t>
+        <w:t xml:space="preserve"> always stores the bare key (</w:t>
       </w:r>
       <w:r>
         <w:rPr>
@@ -12664,13 +12742,19 @@
           <w:sz w:val="19"/>
           <w:szCs w:val="19"/>
         </w:rPr>
-        <w:t>PUT /api/marketing/campaigns/{campaignId}/products</w:t>
-      </w:r>
-      <w:r>
-        <w:t xml:space="preserve"> replaces the whole set of linked products in on</w:t>
-      </w:r>
-      <w:r>
-        <w:t xml:space="preserve">e step (body </w:t>
+        <w:t>PUT /api/mark</w:t>
+      </w:r>
+      <w:r>
+        <w:rPr>
+          <w:rFonts w:ascii="Consolas" w:eastAsia="Consolas" w:hAnsi="Consolas" w:cs="Consolas"/>
+          <w:color w:val="3B3F3D"/>
+          <w:sz w:val="19"/>
+          <w:szCs w:val="19"/>
+        </w:rPr>
+        <w:t>eting/campaigns/{campaignId}/products</w:t>
+      </w:r>
+      <w:r>
+        <w:t xml:space="preserve"> replaces the whole set of linked products in one step (body </w:t>
       </w:r>
       <w:r>
         <w:rPr>
@@ -12682,10 +12766,10 @@
         <w:t>{"productIds": [...]}</w:t>
       </w:r>
       <w:r>
-        <w:t>; an empty list removes them all). The list may name only products that exist and are not in the bin (400 otherwise); links to products that are already in the bin are left as they are, so restoring such a product brings i</w:t>
-      </w:r>
-      <w:r>
-        <w:t xml:space="preserve">ts campaign back. An unknown or deleted campaign gives 404. Each change writes an </w:t>
+        <w:t>; an empty list removes them all). The list may name only products that exist and are not in the bin (400 otherwise); links to products t</w:t>
+      </w:r>
+      <w:r>
+        <w:t xml:space="preserve">hat are already in the bin are left as they are, so restoring such a product brings its campaign back. An unknown or deleted campaign gives 404. Each change writes an </w:t>
       </w:r>
       <w:r>
         <w:rPr>
@@ -12710,10 +12794,10 @@
         <w:spacing w:after="60" w:line="264" w:lineRule="auto"/>
       </w:pPr>
       <w:r>
-        <w:t xml:space="preserve">The website shows a campaign only while it is running: Active, today within its dates, and with at least one linked product not </w:t>
-      </w:r>
-      <w:r>
-        <w:t xml:space="preserve">in the bin. That rule lives in the website server (DWS-WEB-01) and, for the assistant, in </w:t>
+        <w:t xml:space="preserve">The website shows a campaign only while it </w:t>
+      </w:r>
+      <w:r>
+        <w:t xml:space="preserve">is running: Active, today within its dates, and with at least one linked product not in the bin. That rule lives in the website server (DWS-WEB-01) and, for the assistant, in </w:t>
       </w:r>
       <w:r>
         <w:rPr>
@@ -12737,7 +12821,7 @@
       <w:pPr>
         <w:pStyle w:val="Heading2"/>
       </w:pPr>
-      <w:bookmarkStart w:id="21" w:name="_Toc243726529"/>
+      <w:bookmarkStart w:id="21" w:name="_Toc243836836"/>
       <w:r>
         <w:t>5.4  Orders and checkout</w:t>
       </w:r>
@@ -12759,7 +12843,7 @@
           <w:left w:w="10" w:type="dxa"/>
           <w:right w:w="10" w:type="dxa"/>
         </w:tblCellMar>
-        <w:tblLook w:val="04A0" w:firstRow="1" w:lastRow="0" w:firstColumn="1" w:lastColumn="0" w:noHBand="0" w:noVBand="1"/>
+        <w:tblLook w:val="0000" w:firstRow="0" w:lastRow="0" w:firstColumn="0" w:lastColumn="0" w:noHBand="0" w:noVBand="0"/>
       </w:tblPr>
       <w:tblGrid>
         <w:gridCol w:w="2677"/>
@@ -13026,10 +13110,7 @@
         <w:t>SELECT ... FOR UPDATE</w:t>
       </w:r>
       <w:r>
-        <w:t>) and checked again</w:t>
-      </w:r>
-      <w:r>
-        <w:t>st stock. A shortfall rejects the whole order with a message naming the products.</w:t>
+        <w:t>) and checked against stock. A shortfall rejects the whole order with a message naming the products.</w:t>
       </w:r>
     </w:p>
     <w:p>
@@ -13042,10 +13123,10 @@
         <w:spacing w:after="60" w:line="264" w:lineRule="auto"/>
       </w:pPr>
       <w:r>
-        <w:t>The order, its items, a negative stock movement and a PENDING delivery record are written. The delivery estimate is 3 weeks, or 3 months if any item is larger than 500 body f</w:t>
-      </w:r>
-      <w:r>
-        <w:t>eet per piece.</w:t>
+        <w:t>The order, its items, a negative stock movement and a PENDING delivery record are written. Th</w:t>
+      </w:r>
+      <w:r>
+        <w:t>e delivery estimate is 3 weeks, or 3 months if any item is larger than 500 body feet per piece.</w:t>
       </w:r>
     </w:p>
     <w:p>
@@ -13071,10 +13152,10 @@
         <w:spacing w:after="60" w:line="264" w:lineRule="auto"/>
       </w:pPr>
       <w:r>
-        <w:t>The payment is settled by the Safaricom callback or by a status query when the order page polls (at most once every</w:t>
-      </w:r>
-      <w:r>
-        <w:t xml:space="preserve"> 8 seconds per payment). Success marks the order PAID; failure cancels it and returns the stock.</w:t>
+        <w:t>The payment is settled by the Safa</w:t>
+      </w:r>
+      <w:r>
+        <w:t>ricom callback or by a status query when the order page polls (at most once every 8 seconds per payment). Success marks the order PAID; failure cancels it and returns the stock.</w:t>
       </w:r>
     </w:p>
     <w:p>
@@ -13087,7 +13168,10 @@
         <w:spacing w:after="60" w:line="264" w:lineRule="auto"/>
       </w:pPr>
       <w:r>
-        <w:t xml:space="preserve">The receipt (since 17 October 2026, migration 035): a callback's M-Pesa receipt is stored in </w:t>
+        <w:t>The receipt (since 17 October 2026, migration 035): a callback's M-Pesa receip</w:t>
+      </w:r>
+      <w:r>
+        <w:t xml:space="preserve">t is stored in </w:t>
       </w:r>
       <w:r>
         <w:rPr>
@@ -13099,10 +13183,11 @@
         <w:t>PRODUCT_PAYMENTS.Mpesa_Receipt</w:t>
       </w:r>
       <w:r>
-        <w:t xml:space="preserve"> (and still appended to the descript</w:t>
-      </w:r>
-      <w:r>
-        <w:t xml:space="preserve">ion); a payment settled by the status query has none, because that query returns no receipt. </w:t>
+        <w:t xml:space="preserve"> (and still appended to the description); a payment settled by the </w:t>
+      </w:r>
+      <w:r>
+        <w:lastRenderedPageBreak/>
+        <w:t xml:space="preserve">status query has none, because that query returns no receipt. </w:t>
       </w:r>
       <w:r>
         <w:rPr>
@@ -13151,10 +13236,10 @@
         <w:t>Order_ID</w:t>
       </w:r>
       <w:r>
-        <w:t>; they see their own 1st, 2nd, 3rd order number. Admins can drop an order that is not yet on a trip: the stock is returned, the cancellation cost is kept and the refund is paid later thr</w:t>
-      </w:r>
-      <w:r>
-        <w:t>ough Send Money (category ORDER_REFUND).</w:t>
+        <w:t>; they see their own 1st, 2nd, 3rd order number. Admins can drop a</w:t>
+      </w:r>
+      <w:r>
+        <w:t>n order that is not yet on a trip: the stock is returned, the cancellation cost is kept and the refund is paid later through Send Money (category ORDER_REFUND).</w:t>
       </w:r>
     </w:p>
     <w:p>
@@ -13196,7 +13281,16 @@
           <w:sz w:val="19"/>
           <w:szCs w:val="19"/>
         </w:rPr>
-        <w:t>LARGE_ITEM_SLA_MONTHS</w:t>
+        <w:t>LARGE_ITEM_</w:t>
+      </w:r>
+      <w:r>
+        <w:rPr>
+          <w:rFonts w:ascii="Consolas" w:eastAsia="Consolas" w:hAnsi="Consolas" w:cs="Consolas"/>
+          <w:color w:val="3B3F3D"/>
+          <w:sz w:val="19"/>
+          <w:szCs w:val="19"/>
+        </w:rPr>
+        <w:t>SLA_MONTHS</w:t>
       </w:r>
       <w:r>
         <w:t xml:space="preserve"> and </w:t>
@@ -13255,7 +13349,7 @@
       <w:pPr>
         <w:pStyle w:val="Heading2"/>
       </w:pPr>
-      <w:bookmarkStart w:id="22" w:name="_Toc243726530"/>
+      <w:bookmarkStart w:id="22" w:name="_Toc243836837"/>
       <w:r>
         <w:t>5.5  Deliveries</w:t>
       </w:r>
@@ -13277,7 +13371,7 @@
           <w:left w:w="10" w:type="dxa"/>
           <w:right w:w="10" w:type="dxa"/>
         </w:tblCellMar>
-        <w:tblLook w:val="04A0" w:firstRow="1" w:lastRow="0" w:firstColumn="1" w:lastColumn="0" w:noHBand="0" w:noVBand="1"/>
+        <w:tblLook w:val="0000" w:firstRow="0" w:lastRow="0" w:firstColumn="0" w:lastColumn="0" w:noHBand="0" w:noVBand="0"/>
       </w:tblPr>
       <w:tblGrid>
         <w:gridCol w:w="2677"/>
@@ -13666,7 +13760,7 @@
       <w:pPr>
         <w:pStyle w:val="Heading2"/>
       </w:pPr>
-      <w:bookmarkStart w:id="23" w:name="_Toc243726531"/>
+      <w:bookmarkStart w:id="23" w:name="_Toc243836838"/>
       <w:r>
         <w:t>5.6  Trips</w:t>
       </w:r>
@@ -13688,7 +13782,7 @@
           <w:left w:w="10" w:type="dxa"/>
           <w:right w:w="10" w:type="dxa"/>
         </w:tblCellMar>
-        <w:tblLook w:val="04A0" w:firstRow="1" w:lastRow="0" w:firstColumn="1" w:lastColumn="0" w:noHBand="0" w:noVBand="1"/>
+        <w:tblLook w:val="0000" w:firstRow="0" w:lastRow="0" w:firstColumn="0" w:lastColumn="0" w:noHBand="0" w:noVBand="0"/>
       </w:tblPr>
       <w:tblGrid>
         <w:gridCol w:w="2677"/>
@@ -14050,7 +14144,7 @@
       <w:pPr>
         <w:pStyle w:val="Heading2"/>
       </w:pPr>
-      <w:bookmarkStart w:id="24" w:name="_Toc243726532"/>
+      <w:bookmarkStart w:id="24" w:name="_Toc243836839"/>
       <w:r>
         <w:lastRenderedPageBreak/>
         <w:t>5.7  Trees, farmers and farmer payments</w:t>
@@ -14073,7 +14167,7 @@
           <w:left w:w="10" w:type="dxa"/>
           <w:right w:w="10" w:type="dxa"/>
         </w:tblCellMar>
-        <w:tblLook w:val="04A0" w:firstRow="1" w:lastRow="0" w:firstColumn="1" w:lastColumn="0" w:noHBand="0" w:noVBand="1"/>
+        <w:tblLook w:val="0000" w:firstRow="0" w:lastRow="0" w:firstColumn="0" w:lastColumn="0" w:noHBand="0" w:noVBand="0"/>
       </w:tblPr>
       <w:tblGrid>
         <w:gridCol w:w="2677"/>
@@ -14400,7 +14494,7 @@
       <w:pPr>
         <w:pStyle w:val="Heading2"/>
       </w:pPr>
-      <w:bookmarkStart w:id="25" w:name="_Toc243726533"/>
+      <w:bookmarkStart w:id="25" w:name="_Toc243836840"/>
       <w:r>
         <w:t>5.8  Expenses</w:t>
       </w:r>
@@ -14422,7 +14516,7 @@
           <w:left w:w="10" w:type="dxa"/>
           <w:right w:w="10" w:type="dxa"/>
         </w:tblCellMar>
-        <w:tblLook w:val="04A0" w:firstRow="1" w:lastRow="0" w:firstColumn="1" w:lastColumn="0" w:noHBand="0" w:noVBand="1"/>
+        <w:tblLook w:val="0000" w:firstRow="0" w:lastRow="0" w:firstColumn="0" w:lastColumn="0" w:noHBand="0" w:noVBand="0"/>
       </w:tblPr>
       <w:tblGrid>
         <w:gridCol w:w="2677"/>
@@ -14732,7 +14826,7 @@
       <w:pPr>
         <w:pStyle w:val="Heading2"/>
       </w:pPr>
-      <w:bookmarkStart w:id="26" w:name="_Toc243726534"/>
+      <w:bookmarkStart w:id="26" w:name="_Toc243836841"/>
       <w:r>
         <w:t>5.9  Loans and capital</w:t>
       </w:r>
@@ -14754,7 +14848,7 @@
           <w:left w:w="10" w:type="dxa"/>
           <w:right w:w="10" w:type="dxa"/>
         </w:tblCellMar>
-        <w:tblLook w:val="04A0" w:firstRow="1" w:lastRow="0" w:firstColumn="1" w:lastColumn="0" w:noHBand="0" w:noVBand="1"/>
+        <w:tblLook w:val="0000" w:firstRow="0" w:lastRow="0" w:firstColumn="0" w:lastColumn="0" w:noHBand="0" w:noVBand="0"/>
       </w:tblPr>
       <w:tblGrid>
         <w:gridCol w:w="2677"/>
@@ -14985,7 +15079,7 @@
       <w:pPr>
         <w:pStyle w:val="Heading2"/>
       </w:pPr>
-      <w:bookmarkStart w:id="27" w:name="_Toc243726535"/>
+      <w:bookmarkStart w:id="27" w:name="_Toc243836842"/>
       <w:r>
         <w:t>5.10  Transactions and payments</w:t>
       </w:r>
@@ -15018,7 +15112,7 @@
           <w:left w:w="10" w:type="dxa"/>
           <w:right w:w="10" w:type="dxa"/>
         </w:tblCellMar>
-        <w:tblLook w:val="04A0" w:firstRow="1" w:lastRow="0" w:firstColumn="1" w:lastColumn="0" w:noHBand="0" w:noVBand="1"/>
+        <w:tblLook w:val="0000" w:firstRow="0" w:lastRow="0" w:firstColumn="0" w:lastColumn="0" w:noHBand="0" w:noVBand="0"/>
       </w:tblPr>
       <w:tblGrid>
         <w:gridCol w:w="2677"/>
@@ -15271,7 +15365,7 @@
       <w:pPr>
         <w:pStyle w:val="Heading2"/>
       </w:pPr>
-      <w:bookmarkStart w:id="28" w:name="_Toc243726536"/>
+      <w:bookmarkStart w:id="28" w:name="_Toc243836843"/>
       <w:r>
         <w:t>5.11  SMS queue (offline M-Pesa payments)</w:t>
       </w:r>
@@ -15293,7 +15387,7 @@
           <w:left w:w="10" w:type="dxa"/>
           <w:right w:w="10" w:type="dxa"/>
         </w:tblCellMar>
-        <w:tblLook w:val="04A0" w:firstRow="1" w:lastRow="0" w:firstColumn="1" w:lastColumn="0" w:noHBand="0" w:noVBand="1"/>
+        <w:tblLook w:val="0000" w:firstRow="0" w:lastRow="0" w:firstColumn="0" w:lastColumn="0" w:noHBand="0" w:noVBand="0"/>
       </w:tblPr>
       <w:tblGrid>
         <w:gridCol w:w="2677"/>
@@ -15603,7 +15697,7 @@
       <w:pPr>
         <w:pStyle w:val="Heading2"/>
       </w:pPr>
-      <w:bookmarkStart w:id="29" w:name="_Toc243726537"/>
+      <w:bookmarkStart w:id="29" w:name="_Toc243836844"/>
       <w:r>
         <w:lastRenderedPageBreak/>
         <w:t>5.12  Help page questions (FAQs)</w:t>
@@ -15626,7 +15720,7 @@
           <w:left w:w="10" w:type="dxa"/>
           <w:right w:w="10" w:type="dxa"/>
         </w:tblCellMar>
-        <w:tblLook w:val="04A0" w:firstRow="1" w:lastRow="0" w:firstColumn="1" w:lastColumn="0" w:noHBand="0" w:noVBand="1"/>
+        <w:tblLook w:val="0000" w:firstRow="0" w:lastRow="0" w:firstColumn="0" w:lastColumn="0" w:noHBand="0" w:noVBand="0"/>
       </w:tblPr>
       <w:tblGrid>
         <w:gridCol w:w="2677"/>
@@ -15948,10 +16042,7 @@
         <w:t>/api/faqs/manage</w:t>
       </w:r>
       <w:r>
-        <w:t>, create, edit, delete, restore) is admin only, and each change is written to AUDIT_LOGS (target ta</w:t>
-      </w:r>
-      <w:r>
-        <w:t>ble FAQS).</w:t>
+        <w:t>, create, edit, delete, restore) is admin only, and each change is written to AUDIT_LOGS (target table FAQS).</w:t>
       </w:r>
     </w:p>
     <w:p>
@@ -15964,10 +16055,10 @@
         <w:spacing w:after="60" w:line="264" w:lineRule="auto"/>
       </w:pPr>
       <w:r>
-        <w:t>Checks: a topic (up to 40 characters), a question (up to 250), an answer (up to 4,000) and, if given, a link that is a page on the website ("/shipping" - never an outside address). An unpublished question stays in the desktop list but not on the</w:t>
-      </w:r>
-      <w:r>
-        <w:t xml:space="preserve"> website; deleting is a soft delete.</w:t>
+        <w:t>Checks: a topic (up to 40 characters), a question (up to 250), an answer (up to 4,000) and, if given, a link that is a page on the website ("/ship</w:t>
+      </w:r>
+      <w:r>
+        <w:t>ping" - never an outside address). An unpublished question stays in the desktop list but not on the website; deleting is a soft delete.</w:t>
       </w:r>
     </w:p>
     <w:p>
@@ -15979,7 +16070,7 @@
       <w:pPr>
         <w:pStyle w:val="Heading2"/>
       </w:pPr>
-      <w:bookmarkStart w:id="30" w:name="_Toc243726538"/>
+      <w:bookmarkStart w:id="30" w:name="_Toc243836845"/>
       <w:r>
         <w:t>5.13  Bulk order pictures (showcase)</w:t>
       </w:r>
@@ -16001,7 +16092,7 @@
           <w:left w:w="10" w:type="dxa"/>
           <w:right w:w="10" w:type="dxa"/>
         </w:tblCellMar>
-        <w:tblLook w:val="04A0" w:firstRow="1" w:lastRow="0" w:firstColumn="1" w:lastColumn="0" w:noHBand="0" w:noVBand="1"/>
+        <w:tblLook w:val="0000" w:firstRow="0" w:lastRow="0" w:firstColumn="0" w:lastColumn="0" w:noHBand="0" w:noVBand="0"/>
       </w:tblPr>
       <w:tblGrid>
         <w:gridCol w:w="2677"/>
@@ -16347,7 +16438,10 @@
         <w:t>Sort_Order</w:t>
       </w:r>
       <w:r>
-        <w:t>, then id), each with its picture address and caption. Adding, changing a caption, reordering and removing need a Marketer, Admin or SuperAdmin, checked from the token (</w:t>
+        <w:t>, then id), ea</w:t>
+      </w:r>
+      <w:r>
+        <w:t>ch with its picture address and caption. Adding, changing a caption, reordering and removing need a Marketer, Admin or SuperAdmin, checked from the token (</w:t>
       </w:r>
       <w:r>
         <w:rPr>
@@ -16356,19 +16450,13 @@
           <w:sz w:val="19"/>
           <w:szCs w:val="19"/>
         </w:rPr>
-        <w:t>AdminGuard.requi</w:t>
-      </w:r>
-      <w:r>
-        <w:rPr>
-          <w:rFonts w:ascii="Consolas" w:eastAsia="Consolas" w:hAnsi="Consolas" w:cs="Consolas"/>
-          <w:color w:val="3B3F3D"/>
-          <w:sz w:val="19"/>
-          <w:szCs w:val="19"/>
-        </w:rPr>
-        <w:t>reShowcaseEditor</w:t>
-      </w:r>
-      <w:r>
-        <w:t>); each change is written to AUDIT_LOGS (target table SHOWCASE_IMAGES).</w:t>
+        <w:t>AdminGuard.requireShowcaseEditor</w:t>
+      </w:r>
+      <w:r>
+        <w:t>); each change is written to AUDIT_LOGS (target table SHOWCASE_IMAGES</w:t>
+      </w:r>
+      <w:r>
+        <w:t>).</w:t>
       </w:r>
     </w:p>
     <w:p>
@@ -16393,13 +16481,10 @@
         <w:t>showcase/&lt;name&gt;.jpg</w:t>
       </w:r>
       <w:r>
-        <w:t>, small letters, digits and hyphens - never another folder or an outside address); a captio</w:t>
-      </w:r>
-      <w:r>
-        <w:t xml:space="preserve">n is tidied (spaces) and kept to 120 characters; 12 pictures at most (409). A reorder must list every picture shown now, or it is refused (409 "The pictures changed meanwhile - refresh and try again"), so a stale screen cannot drop one. Removing is a soft </w:t>
-      </w:r>
-      <w:r>
-        <w:t>delete (</w:t>
+        <w:t>, small letters, digits and hyphens - never another folder or an outside address); a caption is tidied (spaces) and kept to 120 characters; 12 pictures at most (409). A reorder</w:t>
+      </w:r>
+      <w:r>
+        <w:t xml:space="preserve"> must list every picture shown now, or it is refused (409 "The pictures changed meanwhile - refresh and try again"), so a stale screen cannot drop one. Removing is a soft delete (</w:t>
       </w:r>
       <w:r>
         <w:rPr>
@@ -16436,7 +16521,10 @@
         <w:spacing w:after="60" w:line="264" w:lineRule="auto"/>
       </w:pPr>
       <w:r>
-        <w:t>The picture files are written by the phone app server (</w:t>
+        <w:t>The picture files are written by the phone app serve</w:t>
+      </w:r>
+      <w:r>
+        <w:t>r (</w:t>
       </w:r>
       <w:r>
         <w:rPr>
@@ -16472,7 +16560,7 @@
       <w:pPr>
         <w:pStyle w:val="Heading2"/>
       </w:pPr>
-      <w:bookmarkStart w:id="31" w:name="_Toc243726539"/>
+      <w:bookmarkStart w:id="31" w:name="_Toc243836846"/>
       <w:r>
         <w:t>5.14  Ratings and reviews</w:t>
       </w:r>
@@ -16494,7 +16582,7 @@
           <w:left w:w="10" w:type="dxa"/>
           <w:right w:w="10" w:type="dxa"/>
         </w:tblCellMar>
-        <w:tblLook w:val="04A0" w:firstRow="1" w:lastRow="0" w:firstColumn="1" w:lastColumn="0" w:noHBand="0" w:noVBand="1"/>
+        <w:tblLook w:val="0000" w:firstRow="0" w:lastRow="0" w:firstColumn="0" w:lastColumn="0" w:noHBand="0" w:noVBand="0"/>
       </w:tblPr>
       <w:tblGrid>
         <w:gridCol w:w="2677"/>
@@ -16622,16 +16710,7 @@
                 <w:sz w:val="17"/>
                 <w:szCs w:val="17"/>
               </w:rPr>
-              <w:t>ReviewCon</w:t>
-            </w:r>
-            <w:r>
-              <w:rPr>
-                <w:rFonts w:ascii="Consolas" w:eastAsia="Consolas" w:hAnsi="Consolas" w:cs="Consolas"/>
-                <w:color w:val="3B3F3D"/>
-                <w:sz w:val="17"/>
-                <w:szCs w:val="17"/>
-              </w:rPr>
-              <w:t>troller</w:t>
+              <w:t>ReviewController</w:t>
             </w:r>
             <w:r>
               <w:rPr>
@@ -16798,7 +16877,7 @@
       <w:pPr>
         <w:pStyle w:val="Heading2"/>
       </w:pPr>
-      <w:bookmarkStart w:id="32" w:name="_Toc243726540"/>
+      <w:bookmarkStart w:id="32" w:name="_Toc243836847"/>
       <w:r>
         <w:t>5.15  Delivery areas, machines and vehicles</w:t>
       </w:r>
@@ -16864,7 +16943,7 @@
       <w:pPr>
         <w:pStyle w:val="Heading2"/>
       </w:pPr>
-      <w:bookmarkStart w:id="33" w:name="_Toc243726541"/>
+      <w:bookmarkStart w:id="33" w:name="_Toc243836848"/>
       <w:r>
         <w:t>5.16  Insights, AI and da</w:t>
       </w:r>
@@ -17056,7 +17135,7 @@
       <w:pPr>
         <w:pStyle w:val="Heading1"/>
       </w:pPr>
-      <w:bookmarkStart w:id="34" w:name="_Toc243726542"/>
+      <w:bookmarkStart w:id="34" w:name="_Toc243836849"/>
       <w:r>
         <w:lastRenderedPageBreak/>
         <w:t>6  Scheduled jobs</w:t>
@@ -17079,7 +17158,7 @@
           <w:left w:w="10" w:type="dxa"/>
           <w:right w:w="10" w:type="dxa"/>
         </w:tblCellMar>
-        <w:tblLook w:val="04A0" w:firstRow="1" w:lastRow="0" w:firstColumn="1" w:lastColumn="0" w:noHBand="0" w:noVBand="1"/>
+        <w:tblLook w:val="0000" w:firstRow="0" w:lastRow="0" w:firstColumn="0" w:lastColumn="0" w:noHBand="0" w:noVBand="0"/>
       </w:tblPr>
       <w:tblGrid>
         <w:gridCol w:w="2753"/>
@@ -17453,7 +17532,7 @@
       <w:pPr>
         <w:pStyle w:val="Heading1"/>
       </w:pPr>
-      <w:bookmarkStart w:id="35" w:name="_Toc243726543"/>
+      <w:bookmarkStart w:id="35" w:name="_Toc243836850"/>
       <w:r>
         <w:lastRenderedPageBreak/>
         <w:t>7  External services and network resilience</w:t>
@@ -17655,7 +17734,7 @@
       <w:pPr>
         <w:pStyle w:val="Heading1"/>
       </w:pPr>
-      <w:bookmarkStart w:id="36" w:name="_Toc243726544"/>
+      <w:bookmarkStart w:id="36" w:name="_Toc243836851"/>
       <w:r>
         <w:lastRenderedPageBreak/>
         <w:t>8  Error answers</w:t>
@@ -17706,7 +17785,7 @@
       <w:pPr>
         <w:pStyle w:val="Heading1"/>
       </w:pPr>
-      <w:bookmarkStart w:id="37" w:name="_Toc243726545"/>
+      <w:bookmarkStart w:id="37" w:name="_Toc243836852"/>
       <w:r>
         <w:lastRenderedPageBreak/>
         <w:t>9  Configuration</w:t>
@@ -17752,7 +17831,7 @@
           <w:left w:w="10" w:type="dxa"/>
           <w:right w:w="10" w:type="dxa"/>
         </w:tblCellMar>
-        <w:tblLook w:val="04A0" w:firstRow="1" w:lastRow="0" w:firstColumn="1" w:lastColumn="0" w:noHBand="0" w:noVBand="1"/>
+        <w:tblLook w:val="0000" w:firstRow="0" w:lastRow="0" w:firstColumn="0" w:lastColumn="0" w:noHBand="0" w:noVBand="0"/>
       </w:tblPr>
       <w:tblGrid>
         <w:gridCol w:w="2017"/>
@@ -22241,7 +22320,7 @@
       <w:pPr>
         <w:pStyle w:val="Heading1"/>
       </w:pPr>
-      <w:bookmarkStart w:id="38" w:name="_Toc243726546"/>
+      <w:bookmarkStart w:id="38" w:name="_Toc243836853"/>
       <w:r>
         <w:lastRenderedPageBreak/>
         <w:t>10  Building and running</w:t>
@@ -22456,7 +22535,7 @@
       <w:pPr>
         <w:pStyle w:val="Heading1"/>
       </w:pPr>
-      <w:bookmarkStart w:id="39" w:name="_Toc243726547"/>
+      <w:bookmarkStart w:id="39" w:name="_Toc243836854"/>
       <w:r>
         <w:lastRenderedPageBreak/>
         <w:t>11  Known limitations and future work</w:t>
@@ -22548,7 +22627,7 @@
       <w:pPr>
         <w:pStyle w:val="Heading1"/>
       </w:pPr>
-      <w:bookmarkStart w:id="40" w:name="_Toc243726548"/>
+      <w:bookmarkStart w:id="40" w:name="_Toc243836855"/>
       <w:r>
         <w:lastRenderedPageBreak/>
         <w:t>12  Development history</w:t>
@@ -22571,7 +22650,7 @@
           <w:left w:w="10" w:type="dxa"/>
           <w:right w:w="10" w:type="dxa"/>
         </w:tblCellMar>
-        <w:tblLook w:val="04A0" w:firstRow="1" w:lastRow="0" w:firstColumn="1" w:lastColumn="0" w:noHBand="0" w:noVBand="1"/>
+        <w:tblLook w:val="0000" w:firstRow="0" w:lastRow="0" w:firstColumn="0" w:lastColumn="0" w:noHBand="0" w:noVBand="0"/>
       </w:tblPr>
       <w:tblGrid>
         <w:gridCol w:w="1452"/>
@@ -25371,7 +25450,7 @@
       <w:pPr>
         <w:pStyle w:val="Heading1"/>
       </w:pPr>
-      <w:bookmarkStart w:id="41" w:name="_Toc243726549"/>
+      <w:bookmarkStart w:id="41" w:name="_Toc243836856"/>
       <w:r>
         <w:lastRenderedPageBreak/>
         <w:t>13  Appendix A - Endpoint reference</w:t>
@@ -25393,7 +25472,7 @@
       <w:pPr>
         <w:pStyle w:val="Heading2"/>
       </w:pPr>
-      <w:bookmarkStart w:id="42" w:name="_Toc243726550"/>
+      <w:bookmarkStart w:id="42" w:name="_Toc243836857"/>
       <w:r>
         <w:t>13.1  Admin</w:t>
       </w:r>
@@ -25415,7 +25494,7 @@
           <w:left w:w="10" w:type="dxa"/>
           <w:right w:w="10" w:type="dxa"/>
         </w:tblCellMar>
-        <w:tblLook w:val="04A0" w:firstRow="1" w:lastRow="0" w:firstColumn="1" w:lastColumn="0" w:noHBand="0" w:noVBand="1"/>
+        <w:tblLook w:val="0000" w:firstRow="0" w:lastRow="0" w:firstColumn="0" w:lastColumn="0" w:noHBand="0" w:noVBand="0"/>
       </w:tblPr>
       <w:tblGrid>
         <w:gridCol w:w="896"/>
@@ -25763,7 +25842,7 @@
       <w:pPr>
         <w:pStyle w:val="Heading2"/>
       </w:pPr>
-      <w:bookmarkStart w:id="43" w:name="_Toc243726551"/>
+      <w:bookmarkStart w:id="43" w:name="_Toc243836858"/>
       <w:r>
         <w:t>13.2  AiChat</w:t>
       </w:r>
@@ -25785,7 +25864,7 @@
           <w:left w:w="10" w:type="dxa"/>
           <w:right w:w="10" w:type="dxa"/>
         </w:tblCellMar>
-        <w:tblLook w:val="04A0" w:firstRow="1" w:lastRow="0" w:firstColumn="1" w:lastColumn="0" w:noHBand="0" w:noVBand="1"/>
+        <w:tblLook w:val="0000" w:firstRow="0" w:lastRow="0" w:firstColumn="0" w:lastColumn="0" w:noHBand="0" w:noVBand="0"/>
       </w:tblPr>
       <w:tblGrid>
         <w:gridCol w:w="896"/>
@@ -26236,7 +26315,7 @@
       <w:pPr>
         <w:pStyle w:val="Heading2"/>
       </w:pPr>
-      <w:bookmarkStart w:id="44" w:name="_Toc243726552"/>
+      <w:bookmarkStart w:id="44" w:name="_Toc243836859"/>
       <w:r>
         <w:t>13.3  Auth</w:t>
       </w:r>
@@ -26258,7 +26337,7 @@
           <w:left w:w="10" w:type="dxa"/>
           <w:right w:w="10" w:type="dxa"/>
         </w:tblCellMar>
-        <w:tblLook w:val="04A0" w:firstRow="1" w:lastRow="0" w:firstColumn="1" w:lastColumn="0" w:noHBand="0" w:noVBand="1"/>
+        <w:tblLook w:val="0000" w:firstRow="0" w:lastRow="0" w:firstColumn="0" w:lastColumn="0" w:noHBand="0" w:noVBand="0"/>
       </w:tblPr>
       <w:tblGrid>
         <w:gridCol w:w="896"/>
@@ -27867,7 +27946,7 @@
       <w:pPr>
         <w:pStyle w:val="Heading2"/>
       </w:pPr>
-      <w:bookmarkStart w:id="45" w:name="_Toc243726553"/>
+      <w:bookmarkStart w:id="45" w:name="_Toc243836860"/>
       <w:r>
         <w:t>13.4  Computer</w:t>
       </w:r>
@@ -27889,7 +27968,7 @@
           <w:left w:w="10" w:type="dxa"/>
           <w:right w:w="10" w:type="dxa"/>
         </w:tblCellMar>
-        <w:tblLook w:val="04A0" w:firstRow="1" w:lastRow="0" w:firstColumn="1" w:lastColumn="0" w:noHBand="0" w:noVBand="1"/>
+        <w:tblLook w:val="0000" w:firstRow="0" w:lastRow="0" w:firstColumn="0" w:lastColumn="0" w:noHBand="0" w:noVBand="0"/>
       </w:tblPr>
       <w:tblGrid>
         <w:gridCol w:w="896"/>
@@ -28447,7 +28526,7 @@
       <w:pPr>
         <w:pStyle w:val="Heading2"/>
       </w:pPr>
-      <w:bookmarkStart w:id="46" w:name="_Toc243726554"/>
+      <w:bookmarkStart w:id="46" w:name="_Toc243836861"/>
       <w:r>
         <w:t>13.5  Delivery</w:t>
       </w:r>
@@ -28469,7 +28548,7 @@
           <w:left w:w="10" w:type="dxa"/>
           <w:right w:w="10" w:type="dxa"/>
         </w:tblCellMar>
-        <w:tblLook w:val="04A0" w:firstRow="1" w:lastRow="0" w:firstColumn="1" w:lastColumn="0" w:noHBand="0" w:noVBand="1"/>
+        <w:tblLook w:val="0000" w:firstRow="0" w:lastRow="0" w:firstColumn="0" w:lastColumn="0" w:noHBand="0" w:noVBand="0"/>
       </w:tblPr>
       <w:tblGrid>
         <w:gridCol w:w="896"/>
@@ -30811,7 +30890,7 @@
       <w:pPr>
         <w:pStyle w:val="Heading2"/>
       </w:pPr>
-      <w:bookmarkStart w:id="47" w:name="_Toc243726555"/>
+      <w:bookmarkStart w:id="47" w:name="_Toc243836862"/>
       <w:r>
         <w:t>13.6  Device</w:t>
       </w:r>
@@ -30833,7 +30912,7 @@
           <w:left w:w="10" w:type="dxa"/>
           <w:right w:w="10" w:type="dxa"/>
         </w:tblCellMar>
-        <w:tblLook w:val="04A0" w:firstRow="1" w:lastRow="0" w:firstColumn="1" w:lastColumn="0" w:noHBand="0" w:noVBand="1"/>
+        <w:tblLook w:val="0000" w:firstRow="0" w:lastRow="0" w:firstColumn="0" w:lastColumn="0" w:noHBand="0" w:noVBand="0"/>
       </w:tblPr>
       <w:tblGrid>
         <w:gridCol w:w="896"/>
@@ -31392,7 +31471,7 @@
       <w:pPr>
         <w:pStyle w:val="Heading2"/>
       </w:pPr>
-      <w:bookmarkStart w:id="48" w:name="_Toc243726556"/>
+      <w:bookmarkStart w:id="48" w:name="_Toc243836863"/>
       <w:r>
         <w:t>13.7  Expense</w:t>
       </w:r>
@@ -31414,7 +31493,7 @@
           <w:left w:w="10" w:type="dxa"/>
           <w:right w:w="10" w:type="dxa"/>
         </w:tblCellMar>
-        <w:tblLook w:val="04A0" w:firstRow="1" w:lastRow="0" w:firstColumn="1" w:lastColumn="0" w:noHBand="0" w:noVBand="1"/>
+        <w:tblLook w:val="0000" w:firstRow="0" w:lastRow="0" w:firstColumn="0" w:lastColumn="0" w:noHBand="0" w:noVBand="0"/>
       </w:tblPr>
       <w:tblGrid>
         <w:gridCol w:w="896"/>
@@ -31972,7 +32051,7 @@
       <w:pPr>
         <w:pStyle w:val="Heading2"/>
       </w:pPr>
-      <w:bookmarkStart w:id="49" w:name="_Toc243726557"/>
+      <w:bookmarkStart w:id="49" w:name="_Toc243836864"/>
       <w:r>
         <w:t>13.8  Faq</w:t>
       </w:r>
@@ -31994,7 +32073,7 @@
           <w:left w:w="10" w:type="dxa"/>
           <w:right w:w="10" w:type="dxa"/>
         </w:tblCellMar>
-        <w:tblLook w:val="04A0" w:firstRow="1" w:lastRow="0" w:firstColumn="1" w:lastColumn="0" w:noHBand="0" w:noVBand="1"/>
+        <w:tblLook w:val="0000" w:firstRow="0" w:lastRow="0" w:firstColumn="0" w:lastColumn="0" w:noHBand="0" w:noVBand="0"/>
       </w:tblPr>
       <w:tblGrid>
         <w:gridCol w:w="896"/>
@@ -32762,7 +32841,7 @@
       <w:pPr>
         <w:pStyle w:val="Heading2"/>
       </w:pPr>
-      <w:bookmarkStart w:id="50" w:name="_Toc243726558"/>
+      <w:bookmarkStart w:id="50" w:name="_Toc243836865"/>
       <w:r>
         <w:t>13.9  Farmer</w:t>
       </w:r>
@@ -32784,7 +32863,7 @@
           <w:left w:w="10" w:type="dxa"/>
           <w:right w:w="10" w:type="dxa"/>
         </w:tblCellMar>
-        <w:tblLook w:val="04A0" w:firstRow="1" w:lastRow="0" w:firstColumn="1" w:lastColumn="0" w:noHBand="0" w:noVBand="1"/>
+        <w:tblLook w:val="0000" w:firstRow="0" w:lastRow="0" w:firstColumn="0" w:lastColumn="0" w:noHBand="0" w:noVBand="0"/>
       </w:tblPr>
       <w:tblGrid>
         <w:gridCol w:w="896"/>
@@ -33445,7 +33524,7 @@
       <w:pPr>
         <w:pStyle w:val="Heading2"/>
       </w:pPr>
-      <w:bookmarkStart w:id="51" w:name="_Toc243726559"/>
+      <w:bookmarkStart w:id="51" w:name="_Toc243836866"/>
       <w:r>
         <w:lastRenderedPageBreak/>
         <w:t>13.10  FarmerPayment</w:t>
@@ -33468,7 +33547,7 @@
           <w:left w:w="10" w:type="dxa"/>
           <w:right w:w="10" w:type="dxa"/>
         </w:tblCellMar>
-        <w:tblLook w:val="04A0" w:firstRow="1" w:lastRow="0" w:firstColumn="1" w:lastColumn="0" w:noHBand="0" w:noVBand="1"/>
+        <w:tblLook w:val="0000" w:firstRow="0" w:lastRow="0" w:firstColumn="0" w:lastColumn="0" w:noHBand="0" w:noVBand="0"/>
       </w:tblPr>
       <w:tblGrid>
         <w:gridCol w:w="896"/>
@@ -33816,7 +33895,7 @@
       <w:pPr>
         <w:pStyle w:val="Heading2"/>
       </w:pPr>
-      <w:bookmarkStart w:id="52" w:name="_Toc243726560"/>
+      <w:bookmarkStart w:id="52" w:name="_Toc243836867"/>
       <w:r>
         <w:t>13.11  Health</w:t>
       </w:r>
@@ -33838,7 +33917,7 @@
           <w:left w:w="10" w:type="dxa"/>
           <w:right w:w="10" w:type="dxa"/>
         </w:tblCellMar>
-        <w:tblLook w:val="04A0" w:firstRow="1" w:lastRow="0" w:firstColumn="1" w:lastColumn="0" w:noHBand="0" w:noVBand="1"/>
+        <w:tblLook w:val="0000" w:firstRow="0" w:lastRow="0" w:firstColumn="0" w:lastColumn="0" w:noHBand="0" w:noVBand="0"/>
       </w:tblPr>
       <w:tblGrid>
         <w:gridCol w:w="896"/>
@@ -34079,7 +34158,7 @@
       <w:pPr>
         <w:pStyle w:val="Heading2"/>
       </w:pPr>
-      <w:bookmarkStart w:id="53" w:name="_Toc243726561"/>
+      <w:bookmarkStart w:id="53" w:name="_Toc243836868"/>
       <w:r>
         <w:t>13.12  Insights</w:t>
       </w:r>
@@ -34101,7 +34180,7 @@
           <w:left w:w="10" w:type="dxa"/>
           <w:right w:w="10" w:type="dxa"/>
         </w:tblCellMar>
-        <w:tblLook w:val="04A0" w:firstRow="1" w:lastRow="0" w:firstColumn="1" w:lastColumn="0" w:noHBand="0" w:noVBand="1"/>
+        <w:tblLook w:val="0000" w:firstRow="0" w:lastRow="0" w:firstColumn="0" w:lastColumn="0" w:noHBand="0" w:noVBand="0"/>
       </w:tblPr>
       <w:tblGrid>
         <w:gridCol w:w="896"/>
@@ -34449,7 +34528,7 @@
       <w:pPr>
         <w:pStyle w:val="Heading2"/>
       </w:pPr>
-      <w:bookmarkStart w:id="54" w:name="_Toc243726562"/>
+      <w:bookmarkStart w:id="54" w:name="_Toc243836869"/>
       <w:r>
         <w:t>13.13  LoanFinance</w:t>
       </w:r>
@@ -34471,7 +34550,7 @@
           <w:left w:w="10" w:type="dxa"/>
           <w:right w:w="10" w:type="dxa"/>
         </w:tblCellMar>
-        <w:tblLook w:val="04A0" w:firstRow="1" w:lastRow="0" w:firstColumn="1" w:lastColumn="0" w:noHBand="0" w:noVBand="1"/>
+        <w:tblLook w:val="0000" w:firstRow="0" w:lastRow="0" w:firstColumn="0" w:lastColumn="0" w:noHBand="0" w:noVBand="0"/>
       </w:tblPr>
       <w:tblGrid>
         <w:gridCol w:w="896"/>
@@ -35552,7 +35631,7 @@
       <w:pPr>
         <w:pStyle w:val="Heading2"/>
       </w:pPr>
-      <w:bookmarkStart w:id="55" w:name="_Toc243726563"/>
+      <w:bookmarkStart w:id="55" w:name="_Toc243836870"/>
       <w:r>
         <w:lastRenderedPageBreak/>
         <w:t>13.14  Machine</w:t>
@@ -35575,7 +35654,7 @@
           <w:left w:w="10" w:type="dxa"/>
           <w:right w:w="10" w:type="dxa"/>
         </w:tblCellMar>
-        <w:tblLook w:val="04A0" w:firstRow="1" w:lastRow="0" w:firstColumn="1" w:lastColumn="0" w:noHBand="0" w:noVBand="1"/>
+        <w:tblLook w:val="0000" w:firstRow="0" w:lastRow="0" w:firstColumn="0" w:lastColumn="0" w:noHBand="0" w:noVBand="0"/>
       </w:tblPr>
       <w:tblGrid>
         <w:gridCol w:w="896"/>
@@ -36133,7 +36212,7 @@
       <w:pPr>
         <w:pStyle w:val="Heading2"/>
       </w:pPr>
-      <w:bookmarkStart w:id="56" w:name="_Toc243726564"/>
+      <w:bookmarkStart w:id="56" w:name="_Toc243836871"/>
       <w:r>
         <w:t>13.15  Marketing</w:t>
       </w:r>
@@ -36155,7 +36234,7 @@
           <w:left w:w="10" w:type="dxa"/>
           <w:right w:w="10" w:type="dxa"/>
         </w:tblCellMar>
-        <w:tblLook w:val="04A0" w:firstRow="1" w:lastRow="0" w:firstColumn="1" w:lastColumn="0" w:noHBand="0" w:noVBand="1"/>
+        <w:tblLook w:val="0000" w:firstRow="0" w:lastRow="0" w:firstColumn="0" w:lastColumn="0" w:noHBand="0" w:noVBand="0"/>
       </w:tblPr>
       <w:tblGrid>
         <w:gridCol w:w="896"/>
@@ -37446,7 +37525,7 @@
       <w:pPr>
         <w:pStyle w:val="Heading2"/>
       </w:pPr>
-      <w:bookmarkStart w:id="57" w:name="_Toc243726565"/>
+      <w:bookmarkStart w:id="57" w:name="_Toc243836872"/>
       <w:r>
         <w:t>13.16  MpesaCallback</w:t>
       </w:r>
@@ -37468,7 +37547,7 @@
           <w:left w:w="10" w:type="dxa"/>
           <w:right w:w="10" w:type="dxa"/>
         </w:tblCellMar>
-        <w:tblLook w:val="04A0" w:firstRow="1" w:lastRow="0" w:firstColumn="1" w:lastColumn="0" w:noHBand="0" w:noVBand="1"/>
+        <w:tblLook w:val="0000" w:firstRow="0" w:lastRow="0" w:firstColumn="0" w:lastColumn="0" w:noHBand="0" w:noVBand="0"/>
       </w:tblPr>
       <w:tblGrid>
         <w:gridCol w:w="896"/>
@@ -37816,7 +37895,7 @@
       <w:pPr>
         <w:pStyle w:val="Heading2"/>
       </w:pPr>
-      <w:bookmarkStart w:id="58" w:name="_Toc243726566"/>
+      <w:bookmarkStart w:id="58" w:name="_Toc243836873"/>
       <w:r>
         <w:t>13.17  Order</w:t>
       </w:r>
@@ -37838,7 +37917,7 @@
           <w:left w:w="10" w:type="dxa"/>
           <w:right w:w="10" w:type="dxa"/>
         </w:tblCellMar>
-        <w:tblLook w:val="04A0" w:firstRow="1" w:lastRow="0" w:firstColumn="1" w:lastColumn="0" w:noHBand="0" w:noVBand="1"/>
+        <w:tblLook w:val="0000" w:firstRow="0" w:lastRow="0" w:firstColumn="0" w:lastColumn="0" w:noHBand="0" w:noVBand="0"/>
       </w:tblPr>
       <w:tblGrid>
         <w:gridCol w:w="896"/>
@@ -38710,7 +38789,7 @@
       <w:pPr>
         <w:pStyle w:val="Heading2"/>
       </w:pPr>
-      <w:bookmarkStart w:id="59" w:name="_Toc243726567"/>
+      <w:bookmarkStart w:id="59" w:name="_Toc243836874"/>
       <w:r>
         <w:t>13.18  Product</w:t>
       </w:r>
@@ -38732,7 +38811,7 @@
           <w:left w:w="10" w:type="dxa"/>
           <w:right w:w="10" w:type="dxa"/>
         </w:tblCellMar>
-        <w:tblLook w:val="04A0" w:firstRow="1" w:lastRow="0" w:firstColumn="1" w:lastColumn="0" w:noHBand="0" w:noVBand="1"/>
+        <w:tblLook w:val="0000" w:firstRow="0" w:lastRow="0" w:firstColumn="0" w:lastColumn="0" w:noHBand="0" w:noVBand="0"/>
       </w:tblPr>
       <w:tblGrid>
         <w:gridCol w:w="896"/>
@@ -40023,7 +40102,7 @@
       <w:pPr>
         <w:pStyle w:val="Heading2"/>
       </w:pPr>
-      <w:bookmarkStart w:id="60" w:name="_Toc243726568"/>
+      <w:bookmarkStart w:id="60" w:name="_Toc243836875"/>
       <w:r>
         <w:t>13.19  RemainderTree</w:t>
       </w:r>
@@ -40045,7 +40124,7 @@
           <w:left w:w="10" w:type="dxa"/>
           <w:right w:w="10" w:type="dxa"/>
         </w:tblCellMar>
-        <w:tblLook w:val="04A0" w:firstRow="1" w:lastRow="0" w:firstColumn="1" w:lastColumn="0" w:noHBand="0" w:noVBand="1"/>
+        <w:tblLook w:val="0000" w:firstRow="0" w:lastRow="0" w:firstColumn="0" w:lastColumn="0" w:noHBand="0" w:noVBand="0"/>
       </w:tblPr>
       <w:tblGrid>
         <w:gridCol w:w="896"/>
@@ -40603,7 +40682,7 @@
       <w:pPr>
         <w:pStyle w:val="Heading2"/>
       </w:pPr>
-      <w:bookmarkStart w:id="61" w:name="_Toc243726569"/>
+      <w:bookmarkStart w:id="61" w:name="_Toc243836876"/>
       <w:r>
         <w:t>13.20  Review</w:t>
       </w:r>
@@ -40625,7 +40704,7 @@
           <w:left w:w="10" w:type="dxa"/>
           <w:right w:w="10" w:type="dxa"/>
         </w:tblCellMar>
-        <w:tblLook w:val="04A0" w:firstRow="1" w:lastRow="0" w:firstColumn="1" w:lastColumn="0" w:noHBand="0" w:noVBand="1"/>
+        <w:tblLook w:val="0000" w:firstRow="0" w:lastRow="0" w:firstColumn="0" w:lastColumn="0" w:noHBand="0" w:noVBand="0"/>
       </w:tblPr>
       <w:tblGrid>
         <w:gridCol w:w="896"/>
@@ -41496,7 +41575,7 @@
       <w:pPr>
         <w:pStyle w:val="Heading2"/>
       </w:pPr>
-      <w:bookmarkStart w:id="62" w:name="_Toc243726570"/>
+      <w:bookmarkStart w:id="62" w:name="_Toc243836877"/>
       <w:r>
         <w:t>13.21  Role</w:t>
       </w:r>
@@ -41518,7 +41597,7 @@
           <w:left w:w="10" w:type="dxa"/>
           <w:right w:w="10" w:type="dxa"/>
         </w:tblCellMar>
-        <w:tblLook w:val="04A0" w:firstRow="1" w:lastRow="0" w:firstColumn="1" w:lastColumn="0" w:noHBand="0" w:noVBand="1"/>
+        <w:tblLook w:val="0000" w:firstRow="0" w:lastRow="0" w:firstColumn="0" w:lastColumn="0" w:noHBand="0" w:noVBand="0"/>
       </w:tblPr>
       <w:tblGrid>
         <w:gridCol w:w="896"/>
@@ -41759,7 +41838,7 @@
       <w:pPr>
         <w:pStyle w:val="Heading2"/>
       </w:pPr>
-      <w:bookmarkStart w:id="63" w:name="_Toc243726571"/>
+      <w:bookmarkStart w:id="63" w:name="_Toc243836878"/>
       <w:r>
         <w:t>13.22  Shipping</w:t>
       </w:r>
@@ -41781,7 +41860,7 @@
           <w:left w:w="10" w:type="dxa"/>
           <w:right w:w="10" w:type="dxa"/>
         </w:tblCellMar>
-        <w:tblLook w:val="04A0" w:firstRow="1" w:lastRow="0" w:firstColumn="1" w:lastColumn="0" w:noHBand="0" w:noVBand="1"/>
+        <w:tblLook w:val="0000" w:firstRow="0" w:lastRow="0" w:firstColumn="0" w:lastColumn="0" w:noHBand="0" w:noVBand="0"/>
       </w:tblPr>
       <w:tblGrid>
         <w:gridCol w:w="896"/>
@@ -42339,7 +42418,7 @@
       <w:pPr>
         <w:pStyle w:val="Heading2"/>
       </w:pPr>
-      <w:bookmarkStart w:id="64" w:name="_Toc243726572"/>
+      <w:bookmarkStart w:id="64" w:name="_Toc243836879"/>
       <w:r>
         <w:t>13.23  Showcase</w:t>
       </w:r>
@@ -42361,7 +42440,7 @@
           <w:left w:w="10" w:type="dxa"/>
           <w:right w:w="10" w:type="dxa"/>
         </w:tblCellMar>
-        <w:tblLook w:val="04A0" w:firstRow="1" w:lastRow="0" w:firstColumn="1" w:lastColumn="0" w:noHBand="0" w:noVBand="1"/>
+        <w:tblLook w:val="0000" w:firstRow="0" w:lastRow="0" w:firstColumn="0" w:lastColumn="0" w:noHBand="0" w:noVBand="0"/>
       </w:tblPr>
       <w:tblGrid>
         <w:gridCol w:w="896"/>
@@ -43023,7 +43102,7 @@
       <w:pPr>
         <w:pStyle w:val="Heading2"/>
       </w:pPr>
-      <w:bookmarkStart w:id="65" w:name="_Toc243726573"/>
+      <w:bookmarkStart w:id="65" w:name="_Toc243836880"/>
       <w:r>
         <w:t>13.24  SmsQueue</w:t>
       </w:r>
@@ -43045,7 +43124,7 @@
           <w:left w:w="10" w:type="dxa"/>
           <w:right w:w="10" w:type="dxa"/>
         </w:tblCellMar>
-        <w:tblLook w:val="04A0" w:firstRow="1" w:lastRow="0" w:firstColumn="1" w:lastColumn="0" w:noHBand="0" w:noVBand="1"/>
+        <w:tblLook w:val="0000" w:firstRow="0" w:lastRow="0" w:firstColumn="0" w:lastColumn="0" w:noHBand="0" w:noVBand="0"/>
       </w:tblPr>
       <w:tblGrid>
         <w:gridCol w:w="896"/>
@@ -43496,7 +43575,7 @@
       <w:pPr>
         <w:pStyle w:val="Heading2"/>
       </w:pPr>
-      <w:bookmarkStart w:id="66" w:name="_Toc243726574"/>
+      <w:bookmarkStart w:id="66" w:name="_Toc243836881"/>
       <w:r>
         <w:t>13.25  Transaction</w:t>
       </w:r>
@@ -43518,7 +43597,7 @@
           <w:left w:w="10" w:type="dxa"/>
           <w:right w:w="10" w:type="dxa"/>
         </w:tblCellMar>
-        <w:tblLook w:val="04A0" w:firstRow="1" w:lastRow="0" w:firstColumn="1" w:lastColumn="0" w:noHBand="0" w:noVBand="1"/>
+        <w:tblLook w:val="0000" w:firstRow="0" w:lastRow="0" w:firstColumn="0" w:lastColumn="0" w:noHBand="0" w:noVBand="0"/>
       </w:tblPr>
       <w:tblGrid>
         <w:gridCol w:w="896"/>
@@ -44916,7 +44995,7 @@
       <w:pPr>
         <w:pStyle w:val="Heading2"/>
       </w:pPr>
-      <w:bookmarkStart w:id="67" w:name="_Toc243726575"/>
+      <w:bookmarkStart w:id="67" w:name="_Toc243836882"/>
       <w:r>
         <w:t>13.26  Tree</w:t>
       </w:r>
@@ -44938,7 +45017,7 @@
           <w:left w:w="10" w:type="dxa"/>
           <w:right w:w="10" w:type="dxa"/>
         </w:tblCellMar>
-        <w:tblLook w:val="04A0" w:firstRow="1" w:lastRow="0" w:firstColumn="1" w:lastColumn="0" w:noHBand="0" w:noVBand="1"/>
+        <w:tblLook w:val="0000" w:firstRow="0" w:lastRow="0" w:firstColumn="0" w:lastColumn="0" w:noHBand="0" w:noVBand="0"/>
       </w:tblPr>
       <w:tblGrid>
         <w:gridCol w:w="896"/>
@@ -45810,7 +45889,7 @@
       <w:pPr>
         <w:pStyle w:val="Heading2"/>
       </w:pPr>
-      <w:bookmarkStart w:id="68" w:name="_Toc243726576"/>
+      <w:bookmarkStart w:id="68" w:name="_Toc243836883"/>
       <w:r>
         <w:t>13.27  Trip</w:t>
       </w:r>
@@ -45832,7 +45911,7 @@
           <w:left w:w="10" w:type="dxa"/>
           <w:right w:w="10" w:type="dxa"/>
         </w:tblCellMar>
-        <w:tblLook w:val="04A0" w:firstRow="1" w:lastRow="0" w:firstColumn="1" w:lastColumn="0" w:noHBand="0" w:noVBand="1"/>
+        <w:tblLook w:val="0000" w:firstRow="0" w:lastRow="0" w:firstColumn="0" w:lastColumn="0" w:noHBand="0" w:noVBand="0"/>
       </w:tblPr>
       <w:tblGrid>
         <w:gridCol w:w="896"/>
@@ -47123,7 +47202,7 @@
       <w:pPr>
         <w:pStyle w:val="Heading2"/>
       </w:pPr>
-      <w:bookmarkStart w:id="69" w:name="_Toc243726577"/>
+      <w:bookmarkStart w:id="69" w:name="_Toc243836884"/>
       <w:r>
         <w:t>13.28  User</w:t>
       </w:r>
@@ -47145,7 +47224,7 @@
           <w:left w:w="10" w:type="dxa"/>
           <w:right w:w="10" w:type="dxa"/>
         </w:tblCellMar>
-        <w:tblLook w:val="04A0" w:firstRow="1" w:lastRow="0" w:firstColumn="1" w:lastColumn="0" w:noHBand="0" w:noVBand="1"/>
+        <w:tblLook w:val="0000" w:firstRow="0" w:lastRow="0" w:firstColumn="0" w:lastColumn="0" w:noHBand="0" w:noVBand="0"/>
       </w:tblPr>
       <w:tblGrid>
         <w:gridCol w:w="896"/>
@@ -48123,7 +48202,7 @@
       <w:pPr>
         <w:pStyle w:val="Heading2"/>
       </w:pPr>
-      <w:bookmarkStart w:id="70" w:name="_Toc243726578"/>
+      <w:bookmarkStart w:id="70" w:name="_Toc243836885"/>
       <w:r>
         <w:t>13.29  Vehicle</w:t>
       </w:r>
@@ -48145,7 +48224,7 @@
           <w:left w:w="10" w:type="dxa"/>
           <w:right w:w="10" w:type="dxa"/>
         </w:tblCellMar>
-        <w:tblLook w:val="04A0" w:firstRow="1" w:lastRow="0" w:firstColumn="1" w:lastColumn="0" w:noHBand="0" w:noVBand="1"/>
+        <w:tblLook w:val="0000" w:firstRow="0" w:lastRow="0" w:firstColumn="0" w:lastColumn="0" w:noHBand="0" w:noVBand="0"/>
       </w:tblPr>
       <w:tblGrid>
         <w:gridCol w:w="896"/>
@@ -48703,7 +48782,7 @@
       <w:pPr>
         <w:pStyle w:val="Heading2"/>
       </w:pPr>
-      <w:bookmarkStart w:id="71" w:name="_Toc243726579"/>
+      <w:bookmarkStart w:id="71" w:name="_Toc243836886"/>
       <w:r>
         <w:t>13.30  Settings</w:t>
       </w:r>
@@ -48725,7 +48804,7 @@
           <w:left w:w="10" w:type="dxa"/>
           <w:right w:w="10" w:type="dxa"/>
         </w:tblCellMar>
-        <w:tblLook w:val="04A0" w:firstRow="1" w:lastRow="0" w:firstColumn="1" w:lastColumn="0" w:noHBand="0" w:noVBand="1"/>
+        <w:tblLook w:val="0000" w:firstRow="0" w:lastRow="0" w:firstColumn="0" w:lastColumn="0" w:noHBand="0" w:noVBand="0"/>
       </w:tblPr>
       <w:tblGrid>
         <w:gridCol w:w="896"/>
@@ -49283,7 +49362,7 @@
       <w:pPr>
         <w:pStyle w:val="Heading2"/>
       </w:pPr>
-      <w:bookmarkStart w:id="72" w:name="_Toc243726580"/>
+      <w:bookmarkStart w:id="72" w:name="_Toc243836887"/>
       <w:r>
         <w:t>13.31  Worker</w:t>
       </w:r>
@@ -49305,7 +49384,7 @@
           <w:left w:w="10" w:type="dxa"/>
           <w:right w:w="10" w:type="dxa"/>
         </w:tblCellMar>
-        <w:tblLook w:val="04A0" w:firstRow="1" w:lastRow="0" w:firstColumn="1" w:lastColumn="0" w:noHBand="0" w:noVBand="1"/>
+        <w:tblLook w:val="0000" w:firstRow="0" w:lastRow="0" w:firstColumn="0" w:lastColumn="0" w:noHBand="0" w:noVBand="0"/>
       </w:tblPr>
       <w:tblGrid>
         <w:gridCol w:w="896"/>
@@ -51135,10 +51214,72 @@
 <file path=word/numbering.xml><?xml version="1.0" encoding="utf-8"?>
 <w:numbering xmlns:wpc="http://schemas.microsoft.com/office/word/2010/wordprocessingCanvas" xmlns:cx="http://schemas.microsoft.com/office/drawing/2014/chartex" xmlns:cx1="http://schemas.microsoft.com/office/drawing/2015/9/8/chartex" xmlns:mc="http://schemas.openxmlformats.org/markup-compatibility/2006" xmlns:o="urn:schemas-microsoft-com:office:office" xmlns:r="http://schemas.openxmlformats.org/officeDocument/2006/relationships" xmlns:m="http://schemas.openxmlformats.org/officeDocument/2006/math" xmlns:v="urn:schemas-microsoft-com:vml" xmlns:wp14="http://schemas.microsoft.com/office/word/2010/wordprocessingDrawing" xmlns:wp="http://schemas.openxmlformats.org/drawingml/2006/wordprocessingDrawing" xmlns:w10="urn:schemas-microsoft-com:office:word" xmlns:w="http://schemas.openxmlformats.org/wordprocessingml/2006/main" xmlns:w14="http://schemas.microsoft.com/office/word/2010/wordml" xmlns:w15="http://schemas.microsoft.com/office/word/2012/wordml" xmlns:w16se="http://schemas.microsoft.com/office/word/2015/wordml/symex" xmlns:wpg="http://schemas.microsoft.com/office/word/2010/wordprocessingGroup" xmlns:wpi="http://schemas.microsoft.com/office/word/2010/wordprocessingInk" xmlns:wne="http://schemas.microsoft.com/office/word/2006/wordml" xmlns:wps="http://schemas.microsoft.com/office/word/2010/wordprocessingShape" mc:Ignorable="w14 w15 w16se wp14">
   <w:abstractNum w:abstractNumId="0" w15:restartNumberingAfterBreak="0">
-    <w:nsid w:val="250444EC"/>
+    <w:nsid w:val="1917364B"/>
     <w:multiLevelType w:val="hybridMultilevel"/>
-    <w:tmpl w:val="9758877C"/>
-    <w:lvl w:ilvl="0" w:tplc="02F0274E">
+    <w:tmpl w:val="1A7A1026"/>
+    <w:lvl w:ilvl="0" w:tplc="C1C4387A">
+      <w:start w:val="1"/>
+      <w:numFmt w:val="bullet"/>
+      <w:lvlText w:val="•"/>
+      <w:lvlJc w:val="left"/>
+      <w:pPr>
+        <w:ind w:left="540" w:hanging="300"/>
+      </w:pPr>
+    </w:lvl>
+    <w:lvl w:ilvl="1" w:tplc="2DC2DD62" w:tentative="1">
+      <w:start w:val="1"/>
+      <w:numFmt w:val="bullet"/>
+      <w:lvlText w:val="–"/>
+      <w:lvlJc w:val="left"/>
+      <w:pPr>
+        <w:ind w:left="940" w:hanging="300"/>
+      </w:pPr>
+    </w:lvl>
+    <w:lvl w:ilvl="2" w:tplc="71204838" w:tentative="1">
+      <w:start w:val="1"/>
+      <w:numFmt w:val="bullet"/>
+      <w:lvlText w:val="◦"/>
+      <w:lvlJc w:val="left"/>
+      <w:pPr>
+        <w:ind w:left="1340" w:hanging="300"/>
+      </w:pPr>
+    </w:lvl>
+    <w:lvl w:ilvl="3" w:tplc="1B40D714">
+      <w:numFmt w:val="decimal"/>
+      <w:lvlText w:val=""/>
+      <w:lvlJc w:val="left"/>
+    </w:lvl>
+    <w:lvl w:ilvl="4" w:tplc="B266A3F4">
+      <w:numFmt w:val="decimal"/>
+      <w:lvlText w:val=""/>
+      <w:lvlJc w:val="left"/>
+    </w:lvl>
+    <w:lvl w:ilvl="5" w:tplc="58CA8FE4">
+      <w:numFmt w:val="decimal"/>
+      <w:lvlText w:val=""/>
+      <w:lvlJc w:val="left"/>
+    </w:lvl>
+    <w:lvl w:ilvl="6" w:tplc="9516FD78">
+      <w:numFmt w:val="decimal"/>
+      <w:lvlText w:val=""/>
+      <w:lvlJc w:val="left"/>
+    </w:lvl>
+    <w:lvl w:ilvl="7" w:tplc="733652B0">
+      <w:numFmt w:val="decimal"/>
+      <w:lvlText w:val=""/>
+      <w:lvlJc w:val="left"/>
+    </w:lvl>
+    <w:lvl w:ilvl="8" w:tplc="9EBE9070">
+      <w:numFmt w:val="decimal"/>
+      <w:lvlText w:val=""/>
+      <w:lvlJc w:val="left"/>
+    </w:lvl>
+  </w:abstractNum>
+  <w:abstractNum w:abstractNumId="1" w15:restartNumberingAfterBreak="0">
+    <w:nsid w:val="3F625AA9"/>
+    <w:multiLevelType w:val="hybridMultilevel"/>
+    <w:tmpl w:val="BD9810EA"/>
+    <w:lvl w:ilvl="0" w:tplc="6408EF0C">
       <w:start w:val="1"/>
       <w:numFmt w:val="decimal"/>
       <w:lvlText w:val="%1."/>
@@ -51147,7 +51288,7 @@
         <w:ind w:left="540" w:hanging="300"/>
       </w:pPr>
     </w:lvl>
-    <w:lvl w:ilvl="1" w:tplc="4E2A15F8" w:tentative="1">
+    <w:lvl w:ilvl="1" w:tplc="327636EA" w:tentative="1">
       <w:start w:val="1"/>
       <w:numFmt w:val="lowerLetter"/>
       <w:lvlText w:val="%2."/>
@@ -51156,7 +51297,7 @@
         <w:ind w:left="940" w:hanging="300"/>
       </w:pPr>
     </w:lvl>
-    <w:lvl w:ilvl="2" w:tplc="2E48FC08" w:tentative="1">
+    <w:lvl w:ilvl="2" w:tplc="38D849CA" w:tentative="1">
       <w:start w:val="1"/>
       <w:numFmt w:val="lowerRoman"/>
       <w:lvlText w:val="%3."/>
@@ -51165,42 +51306,42 @@
         <w:ind w:left="1340" w:hanging="300"/>
       </w:pPr>
     </w:lvl>
-    <w:lvl w:ilvl="3" w:tplc="7292B00E">
+    <w:lvl w:ilvl="3" w:tplc="20F0F7FC">
       <w:numFmt w:val="decimal"/>
       <w:lvlText w:val=""/>
       <w:lvlJc w:val="left"/>
     </w:lvl>
-    <w:lvl w:ilvl="4" w:tplc="860CE39E">
+    <w:lvl w:ilvl="4" w:tplc="3A58C7EA">
       <w:numFmt w:val="decimal"/>
       <w:lvlText w:val=""/>
       <w:lvlJc w:val="left"/>
     </w:lvl>
-    <w:lvl w:ilvl="5" w:tplc="D222ED2A">
+    <w:lvl w:ilvl="5" w:tplc="03FC5414">
       <w:numFmt w:val="decimal"/>
       <w:lvlText w:val=""/>
       <w:lvlJc w:val="left"/>
     </w:lvl>
-    <w:lvl w:ilvl="6" w:tplc="F3D83276">
+    <w:lvl w:ilvl="6" w:tplc="0EC4EE84">
       <w:numFmt w:val="decimal"/>
       <w:lvlText w:val=""/>
       <w:lvlJc w:val="left"/>
     </w:lvl>
-    <w:lvl w:ilvl="7" w:tplc="20E09C70">
+    <w:lvl w:ilvl="7" w:tplc="D0F27638">
       <w:numFmt w:val="decimal"/>
       <w:lvlText w:val=""/>
       <w:lvlJc w:val="left"/>
     </w:lvl>
-    <w:lvl w:ilvl="8" w:tplc="F2E85E9C">
+    <w:lvl w:ilvl="8" w:tplc="B93E1EBA">
       <w:numFmt w:val="decimal"/>
       <w:lvlText w:val=""/>
       <w:lvlJc w:val="left"/>
     </w:lvl>
   </w:abstractNum>
-  <w:abstractNum w:abstractNumId="1" w15:restartNumberingAfterBreak="0">
-    <w:nsid w:val="396C10CA"/>
+  <w:abstractNum w:abstractNumId="2" w15:restartNumberingAfterBreak="0">
+    <w:nsid w:val="61D16C5A"/>
     <w:multiLevelType w:val="hybridMultilevel"/>
-    <w:tmpl w:val="96A821CA"/>
-    <w:lvl w:ilvl="0" w:tplc="9984D8AC" w:tentative="1">
+    <w:tmpl w:val="F760B04A"/>
+    <w:lvl w:ilvl="0" w:tplc="A54A837E" w:tentative="1">
       <w:start w:val="1"/>
       <w:numFmt w:val="bullet"/>
       <w:lvlText w:val="●"/>
@@ -51209,7 +51350,7 @@
         <w:ind w:left="720" w:hanging="360"/>
       </w:pPr>
     </w:lvl>
-    <w:lvl w:ilvl="1" w:tplc="C4407C34" w:tentative="1">
+    <w:lvl w:ilvl="1" w:tplc="EB26A316" w:tentative="1">
       <w:start w:val="1"/>
       <w:numFmt w:val="bullet"/>
       <w:lvlText w:val="○"/>
@@ -51218,7 +51359,7 @@
         <w:ind w:left="1440" w:hanging="360"/>
       </w:pPr>
     </w:lvl>
-    <w:lvl w:ilvl="2" w:tplc="635081F8" w:tentative="1">
+    <w:lvl w:ilvl="2" w:tplc="F1804DAC" w:tentative="1">
       <w:start w:val="1"/>
       <w:numFmt w:val="bullet"/>
       <w:lvlText w:val="■"/>
@@ -51227,7 +51368,7 @@
         <w:ind w:left="2160" w:hanging="360"/>
       </w:pPr>
     </w:lvl>
-    <w:lvl w:ilvl="3" w:tplc="AF86309A" w:tentative="1">
+    <w:lvl w:ilvl="3" w:tplc="37368E52" w:tentative="1">
       <w:start w:val="1"/>
       <w:numFmt w:val="bullet"/>
       <w:lvlText w:val="●"/>
@@ -51236,7 +51377,7 @@
         <w:ind w:left="2880" w:hanging="360"/>
       </w:pPr>
     </w:lvl>
-    <w:lvl w:ilvl="4" w:tplc="EC9E0EA6" w:tentative="1">
+    <w:lvl w:ilvl="4" w:tplc="70E8E79A" w:tentative="1">
       <w:start w:val="1"/>
       <w:numFmt w:val="bullet"/>
       <w:lvlText w:val="○"/>
@@ -51245,7 +51386,7 @@
         <w:ind w:left="3600" w:hanging="360"/>
       </w:pPr>
     </w:lvl>
-    <w:lvl w:ilvl="5" w:tplc="5BF413BE" w:tentative="1">
+    <w:lvl w:ilvl="5" w:tplc="B2E0AB9E" w:tentative="1">
       <w:start w:val="1"/>
       <w:numFmt w:val="bullet"/>
       <w:lvlText w:val="■"/>
@@ -51254,7 +51395,7 @@
         <w:ind w:left="4320" w:hanging="360"/>
       </w:pPr>
     </w:lvl>
-    <w:lvl w:ilvl="6" w:tplc="ADF4D5AA" w:tentative="1">
+    <w:lvl w:ilvl="6" w:tplc="6FCA0BA4" w:tentative="1">
       <w:start w:val="1"/>
       <w:numFmt w:val="bullet"/>
       <w:lvlText w:val="●"/>
@@ -51263,7 +51404,7 @@
         <w:ind w:left="5040" w:hanging="360"/>
       </w:pPr>
     </w:lvl>
-    <w:lvl w:ilvl="7" w:tplc="7980BE6A" w:tentative="1">
+    <w:lvl w:ilvl="7" w:tplc="E8686508" w:tentative="1">
       <w:start w:val="1"/>
       <w:numFmt w:val="bullet"/>
       <w:lvlText w:val="●"/>
@@ -51272,7 +51413,7 @@
         <w:ind w:left="5760" w:hanging="360"/>
       </w:pPr>
     </w:lvl>
-    <w:lvl w:ilvl="8" w:tplc="873EFFE0" w:tentative="1">
+    <w:lvl w:ilvl="8" w:tplc="3856BF66" w:tentative="1">
       <w:start w:val="1"/>
       <w:numFmt w:val="bullet"/>
       <w:lvlText w:val="●"/>
@@ -51282,82 +51423,20 @@
       </w:pPr>
     </w:lvl>
   </w:abstractNum>
-  <w:abstractNum w:abstractNumId="2" w15:restartNumberingAfterBreak="0">
-    <w:nsid w:val="7CDD0B88"/>
-    <w:multiLevelType w:val="hybridMultilevel"/>
-    <w:tmpl w:val="1BB43056"/>
-    <w:lvl w:ilvl="0" w:tplc="9ECA4D4A">
-      <w:start w:val="1"/>
-      <w:numFmt w:val="bullet"/>
-      <w:lvlText w:val="•"/>
-      <w:lvlJc w:val="left"/>
-      <w:pPr>
-        <w:ind w:left="540" w:hanging="300"/>
-      </w:pPr>
-    </w:lvl>
-    <w:lvl w:ilvl="1" w:tplc="7286D956" w:tentative="1">
-      <w:start w:val="1"/>
-      <w:numFmt w:val="bullet"/>
-      <w:lvlText w:val="–"/>
-      <w:lvlJc w:val="left"/>
-      <w:pPr>
-        <w:ind w:left="940" w:hanging="300"/>
-      </w:pPr>
-    </w:lvl>
-    <w:lvl w:ilvl="2" w:tplc="32B6E11C" w:tentative="1">
-      <w:start w:val="1"/>
-      <w:numFmt w:val="bullet"/>
-      <w:lvlText w:val="◦"/>
-      <w:lvlJc w:val="left"/>
-      <w:pPr>
-        <w:ind w:left="1340" w:hanging="300"/>
-      </w:pPr>
-    </w:lvl>
-    <w:lvl w:ilvl="3" w:tplc="B372A7D0">
-      <w:numFmt w:val="decimal"/>
-      <w:lvlText w:val=""/>
-      <w:lvlJc w:val="left"/>
-    </w:lvl>
-    <w:lvl w:ilvl="4" w:tplc="52306206">
-      <w:numFmt w:val="decimal"/>
-      <w:lvlText w:val=""/>
-      <w:lvlJc w:val="left"/>
-    </w:lvl>
-    <w:lvl w:ilvl="5" w:tplc="DDC673B6">
-      <w:numFmt w:val="decimal"/>
-      <w:lvlText w:val=""/>
-      <w:lvlJc w:val="left"/>
-    </w:lvl>
-    <w:lvl w:ilvl="6" w:tplc="B22E45E4">
-      <w:numFmt w:val="decimal"/>
-      <w:lvlText w:val=""/>
-      <w:lvlJc w:val="left"/>
-    </w:lvl>
-    <w:lvl w:ilvl="7" w:tplc="9070812E">
-      <w:numFmt w:val="decimal"/>
-      <w:lvlText w:val=""/>
-      <w:lvlJc w:val="left"/>
-    </w:lvl>
-    <w:lvl w:ilvl="8" w:tplc="55368C14">
-      <w:numFmt w:val="decimal"/>
-      <w:lvlText w:val=""/>
-      <w:lvlJc w:val="left"/>
-    </w:lvl>
-  </w:abstractNum>
   <w:num w:numId="1">
-    <w:abstractNumId w:val="1"/>
+    <w:abstractNumId w:val="2"/>
     <w:lvlOverride w:ilvl="0">
       <w:startOverride w:val="1"/>
     </w:lvlOverride>
   </w:num>
   <w:num w:numId="2">
-    <w:abstractNumId w:val="2"/>
+    <w:abstractNumId w:val="0"/>
     <w:lvlOverride w:ilvl="0">
       <w:startOverride w:val="1"/>
     </w:lvlOverride>
   </w:num>
   <w:num w:numId="3">
-    <w:abstractNumId w:val="0"/>
+    <w:abstractNumId w:val="1"/>
     <w:lvlOverride w:ilvl="0">
       <w:startOverride w:val="1"/>
     </w:lvlOverride>
@@ -51986,7 +52065,7 @@
     <w:autoRedefine/>
     <w:uiPriority w:val="39"/>
     <w:unhideWhenUsed/>
-    <w:rsid w:val="00CB18DE"/>
+    <w:rsid w:val="0087623D"/>
     <w:pPr>
       <w:spacing w:after="100"/>
     </w:pPr>
@@ -51998,7 +52077,7 @@
     <w:autoRedefine/>
     <w:uiPriority w:val="39"/>
     <w:unhideWhenUsed/>
-    <w:rsid w:val="00CB18DE"/>
+    <w:rsid w:val="0087623D"/>
     <w:pPr>
       <w:spacing w:after="100"/>
       <w:ind w:left="210"/>
